--- a/docs/RXPIP-Guide.docx
+++ b/docs/RXPIP-Guide.docx
@@ -73,7 +73,7 @@
           <w:sz w:val="19"/>
           <w:szCs w:val="19"/>
         </w:rPr>
-        <w:t xml:space="preserve">for Regina REXX 3.9 and the repository www.rexxpository.org</w:t>
+        <w:t xml:space="preserve">for Regina, ooRexx, NetRexx and cREXX and the repository www.rexxpository.org</w:t>
       </w:r>
     </w:p>
     <w:p>
@@ -119,7 +119,7 @@
           <w:sz w:val="21"/>
           <w:szCs w:val="21"/>
         </w:rPr>
-        <w:t xml:space="preserve">First Edition (October 2026)</w:t>
+        <w:t xml:space="preserve">Second Edition (October 2026)</w:t>
       </w:r>
     </w:p>
     <w:p>
@@ -132,7 +132,7 @@
           <w:sz w:val="19"/>
           <w:szCs w:val="19"/>
         </w:rPr>
-        <w:t xml:space="preserve">This edition applies to RXPIP Release 1 (client and server as of 12 October 2026) and to all subsequent releases until otherwise indicated in new editions.</w:t>
+        <w:t xml:space="preserve">This edition applies to RXPIP Release 1 (clients for Regina, ooRexx, NetRexx and cREXX, and the server, as of 12 October 2026) and to all subsequent releases until otherwise indicated in new editions.</w:t>
       </w:r>
     </w:p>
     <w:p>
@@ -387,7 +387,7 @@
           <w:sz w:val="18"/>
           <w:szCs w:val="18"/>
         </w:rPr>
-        <w:t xml:space="preserve">Pointing the client at a repository	4</w:t>
+        <w:t xml:space="preserve">The other clients	4</w:t>
       </w:r>
     </w:p>
     <w:p>
@@ -406,6 +406,25 @@
           <w:sz w:val="18"/>
           <w:szCs w:val="18"/>
         </w:rPr>
+        <w:t xml:space="preserve">Pointing the client at a repository	5</w:t>
+      </w:r>
+    </w:p>
+    <w:p>
+      <w:pPr>
+        <w:tabs>
+          <w:tab w:val="right" w:pos="9638" w:leader="dot"/>
+        </w:tabs>
+        <w:spacing w:after="20" w:before="0"/>
+        <w:ind w:left="280"/>
+      </w:pPr>
+      <w:r>
+        <w:rPr>
+          <w:rFonts w:ascii="Times New Roman" w:cs="Times New Roman" w:eastAsia="Times New Roman" w:hAnsi="Times New Roman"/>
+          <w:b w:val="false"/>
+          <w:bCs w:val="false"/>
+          <w:sz w:val="18"/>
+          <w:szCs w:val="18"/>
+        </w:rPr>
         <w:t xml:space="preserve">Files in the home directory	5</w:t>
       </w:r>
     </w:p>
@@ -653,7 +672,7 @@
           <w:sz w:val="18"/>
           <w:szCs w:val="18"/>
         </w:rPr>
-        <w:t xml:space="preserve">Trying a package before you publish it	9</w:t>
+        <w:t xml:space="preserve">Packages for NetRexx and cREXX	9</w:t>
       </w:r>
     </w:p>
     <w:p>
@@ -672,7 +691,26 @@
           <w:sz w:val="18"/>
           <w:szCs w:val="18"/>
         </w:rPr>
-        <w:t xml:space="preserve">Common errors	9</w:t>
+        <w:t xml:space="preserve">Trying a package before you publish it	10</w:t>
+      </w:r>
+    </w:p>
+    <w:p>
+      <w:pPr>
+        <w:tabs>
+          <w:tab w:val="right" w:pos="9638" w:leader="dot"/>
+        </w:tabs>
+        <w:spacing w:after="20" w:before="0"/>
+        <w:ind w:left="280"/>
+      </w:pPr>
+      <w:r>
+        <w:rPr>
+          <w:rFonts w:ascii="Times New Roman" w:cs="Times New Roman" w:eastAsia="Times New Roman" w:hAnsi="Times New Roman"/>
+          <w:b w:val="false"/>
+          <w:bCs w:val="false"/>
+          <w:sz w:val="18"/>
+          <w:szCs w:val="18"/>
+        </w:rPr>
+        <w:t xml:space="preserve">Common errors	10</w:t>
       </w:r>
     </w:p>
     <w:p>
@@ -824,6 +862,25 @@
           <w:sz w:val="18"/>
           <w:szCs w:val="18"/>
         </w:rPr>
+        <w:t xml:space="preserve">Requesting an account	13</w:t>
+      </w:r>
+    </w:p>
+    <w:p>
+      <w:pPr>
+        <w:tabs>
+          <w:tab w:val="right" w:pos="9638" w:leader="dot"/>
+        </w:tabs>
+        <w:spacing w:after="20" w:before="0"/>
+        <w:ind w:left="280"/>
+      </w:pPr>
+      <w:r>
+        <w:rPr>
+          <w:rFonts w:ascii="Times New Roman" w:cs="Times New Roman" w:eastAsia="Times New Roman" w:hAnsi="Times New Roman"/>
+          <w:b w:val="false"/>
+          <w:bCs w:val="false"/>
+          <w:sz w:val="18"/>
+          <w:szCs w:val="18"/>
+        </w:rPr>
         <w:t xml:space="preserve">Safety of the pages	13</w:t>
       </w:r>
     </w:p>
@@ -976,7 +1033,26 @@
           <w:sz w:val="18"/>
           <w:szCs w:val="18"/>
         </w:rPr>
-        <w:t xml:space="preserve">The first account	15</w:t>
+        <w:t xml:space="preserve">Sign-up mail (optional)	15</w:t>
+      </w:r>
+    </w:p>
+    <w:p>
+      <w:pPr>
+        <w:tabs>
+          <w:tab w:val="right" w:pos="9638" w:leader="dot"/>
+        </w:tabs>
+        <w:spacing w:after="20" w:before="0"/>
+        <w:ind w:left="280"/>
+      </w:pPr>
+      <w:r>
+        <w:rPr>
+          <w:rFonts w:ascii="Times New Roman" w:cs="Times New Roman" w:eastAsia="Times New Roman" w:hAnsi="Times New Roman"/>
+          <w:b w:val="false"/>
+          <w:bCs w:val="false"/>
+          <w:sz w:val="18"/>
+          <w:szCs w:val="18"/>
+        </w:rPr>
+        <w:t xml:space="preserve">The first account	16</w:t>
       </w:r>
     </w:p>
     <w:p>
@@ -1280,7 +1356,7 @@
           <w:sz w:val="18"/>
           <w:szCs w:val="18"/>
         </w:rPr>
-        <w:t xml:space="preserve">The web pages	21</w:t>
+        <w:t xml:space="preserve">Sign-up requests	21</w:t>
       </w:r>
     </w:p>
     <w:p>
@@ -1299,7 +1375,26 @@
           <w:sz w:val="18"/>
           <w:szCs w:val="18"/>
         </w:rPr>
-        <w:t xml:space="preserve">What RXPIP does not protect against	21</w:t>
+        <w:t xml:space="preserve">The web pages	21</w:t>
+      </w:r>
+    </w:p>
+    <w:p>
+      <w:pPr>
+        <w:tabs>
+          <w:tab w:val="right" w:pos="9638" w:leader="dot"/>
+        </w:tabs>
+        <w:spacing w:after="20" w:before="0"/>
+        <w:ind w:left="280"/>
+      </w:pPr>
+      <w:r>
+        <w:rPr>
+          <w:rFonts w:ascii="Times New Roman" w:cs="Times New Roman" w:eastAsia="Times New Roman" w:hAnsi="Times New Roman"/>
+          <w:b w:val="false"/>
+          <w:bCs w:val="false"/>
+          <w:sz w:val="18"/>
+          <w:szCs w:val="18"/>
+        </w:rPr>
+        <w:t xml:space="preserve">What RXPIP does not protect against	22</w:t>
       </w:r>
     </w:p>
     <w:p>
@@ -1318,7 +1413,7 @@
           <w:sz w:val="21"/>
           <w:szCs w:val="21"/>
         </w:rPr>
-        <w:t xml:space="preserve">Chapter 11. Restrictions and Known Problems	22</w:t>
+        <w:t xml:space="preserve">Chapter 11. Restrictions and Known Problems	23</w:t>
       </w:r>
     </w:p>
     <w:p>
@@ -1337,7 +1432,7 @@
           <w:sz w:val="18"/>
           <w:szCs w:val="18"/>
         </w:rPr>
-        <w:t xml:space="preserve">What has been tested	22</w:t>
+        <w:t xml:space="preserve">What has been tested	23</w:t>
       </w:r>
     </w:p>
     <w:p>
@@ -1356,7 +1451,7 @@
           <w:sz w:val="18"/>
           <w:szCs w:val="18"/>
         </w:rPr>
-        <w:t xml:space="preserve">What has not been tested	22</w:t>
+        <w:t xml:space="preserve">What has not been tested	23</w:t>
       </w:r>
     </w:p>
     <w:p>
@@ -1375,7 +1470,7 @@
           <w:sz w:val="18"/>
           <w:szCs w:val="18"/>
         </w:rPr>
-        <w:t xml:space="preserve">Known limitations	22</w:t>
+        <w:t xml:space="preserve">Known limitations	23</w:t>
       </w:r>
     </w:p>
     <w:p>
@@ -1394,7 +1489,7 @@
           <w:sz w:val="21"/>
           <w:szCs w:val="21"/>
         </w:rPr>
-        <w:t xml:space="preserve">Appendix A. Command Summary	23</w:t>
+        <w:t xml:space="preserve">Appendix A. Command Summary	24</w:t>
       </w:r>
     </w:p>
     <w:p>
@@ -1413,7 +1508,7 @@
           <w:sz w:val="18"/>
           <w:szCs w:val="18"/>
         </w:rPr>
-        <w:t xml:space="preserve">Client commands	23</w:t>
+        <w:t xml:space="preserve">Client commands	24</w:t>
       </w:r>
     </w:p>
     <w:p>
@@ -1432,7 +1527,7 @@
           <w:sz w:val="21"/>
           <w:szCs w:val="21"/>
         </w:rPr>
-        <w:t xml:space="preserve">Appendix B. Server Administration Commands	24</w:t>
+        <w:t xml:space="preserve">Appendix B. Server Administration Commands	25</w:t>
       </w:r>
     </w:p>
     <w:p>
@@ -1451,7 +1546,7 @@
           <w:sz w:val="21"/>
           <w:szCs w:val="21"/>
         </w:rPr>
-        <w:t xml:space="preserve">Appendix C. Environment Variables and Files	25</w:t>
+        <w:t xml:space="preserve">Appendix C. Environment Variables and Files	26</w:t>
       </w:r>
     </w:p>
     <w:p>
@@ -1470,7 +1565,7 @@
           <w:sz w:val="18"/>
           <w:szCs w:val="18"/>
         </w:rPr>
-        <w:t xml:space="preserve">Environment variables	25</w:t>
+        <w:t xml:space="preserve">Environment variables	26</w:t>
       </w:r>
     </w:p>
     <w:p>
@@ -1489,7 +1584,7 @@
           <w:sz w:val="18"/>
           <w:szCs w:val="18"/>
         </w:rPr>
-        <w:t xml:space="preserve">Files	25</w:t>
+        <w:t xml:space="preserve">Files	26</w:t>
       </w:r>
     </w:p>
     <w:p>
@@ -1508,7 +1603,7 @@
           <w:sz w:val="21"/>
           <w:szCs w:val="21"/>
         </w:rPr>
-        <w:t xml:space="preserve">Appendix D. Contents of the Kit	26</w:t>
+        <w:t xml:space="preserve">Appendix D. Contents of the Kit	27</w:t>
       </w:r>
     </w:p>
     <w:p>
@@ -2246,7 +2341,89 @@
           <w:sz w:val="21"/>
           <w:szCs w:val="21"/>
         </w:rPr>
-        <w:t xml:space="preserve">12 October 2026.</w:t>
+        <w:t xml:space="preserve">12 October 2026 (second edition).</w:t>
+      </w:r>
+      <w:r>
+        <w:rPr>
+          <w:rFonts w:ascii="Times New Roman" w:cs="Times New Roman" w:eastAsia="Times New Roman" w:hAnsi="Times New Roman"/>
+          <w:sz w:val="21"/>
+          <w:szCs w:val="21"/>
+        </w:rPr>
+        <w:t xml:space="preserve"> Clients for ooRexx, NetRexx and cREXX in addition to Regina (artifact platforms </w:t>
+      </w:r>
+      <w:r>
+        <w:rPr>
+          <w:rFonts w:ascii="Courier New" w:cs="Courier New" w:eastAsia="Courier New" w:hAnsi="Courier New"/>
+          <w:b w:val="false"/>
+          <w:bCs w:val="false"/>
+          <w:sz w:val="19"/>
+          <w:szCs w:val="19"/>
+        </w:rPr>
+        <w:t xml:space="preserve">any</w:t>
+      </w:r>
+      <w:r>
+        <w:rPr>
+          <w:rFonts w:ascii="Times New Roman" w:cs="Times New Roman" w:eastAsia="Times New Roman" w:hAnsi="Times New Roman"/>
+          <w:sz w:val="21"/>
+          <w:szCs w:val="21"/>
+        </w:rPr>
+        <w:t xml:space="preserve">, </w:t>
+      </w:r>
+      <w:r>
+        <w:rPr>
+          <w:rFonts w:ascii="Courier New" w:cs="Courier New" w:eastAsia="Courier New" w:hAnsi="Courier New"/>
+          <w:b w:val="false"/>
+          <w:bCs w:val="false"/>
+          <w:sz w:val="19"/>
+          <w:szCs w:val="19"/>
+        </w:rPr>
+        <w:t xml:space="preserve">netrexx</w:t>
+      </w:r>
+      <w:r>
+        <w:rPr>
+          <w:rFonts w:ascii="Times New Roman" w:cs="Times New Roman" w:eastAsia="Times New Roman" w:hAnsi="Times New Roman"/>
+          <w:sz w:val="21"/>
+          <w:szCs w:val="21"/>
+        </w:rPr>
+        <w:t xml:space="preserve">, </w:t>
+      </w:r>
+      <w:r>
+        <w:rPr>
+          <w:rFonts w:ascii="Courier New" w:cs="Courier New" w:eastAsia="Courier New" w:hAnsi="Courier New"/>
+          <w:b w:val="false"/>
+          <w:bCs w:val="false"/>
+          <w:sz w:val="19"/>
+          <w:szCs w:val="19"/>
+        </w:rPr>
+        <w:t xml:space="preserve">crexx</w:t>
+      </w:r>
+      <w:r>
+        <w:rPr>
+          <w:rFonts w:ascii="Times New Roman" w:cs="Times New Roman" w:eastAsia="Times New Roman" w:hAnsi="Times New Roman"/>
+          <w:sz w:val="21"/>
+          <w:szCs w:val="21"/>
+        </w:rPr>
+        <w:t xml:space="preserve">); moderated sign-up through the web interface, with an approval mail to the administrator; a test matrix that runs one scenario against every client.</w:t>
+      </w:r>
+    </w:p>
+    <w:p>
+      <w:pPr>
+        <w:pStyle w:val="ListParagraph"/>
+        <w:numPr>
+          <w:ilvl w:val="0"/>
+          <w:numId w:val="2"/>
+        </w:numPr>
+        <w:spacing w:after="60"/>
+      </w:pPr>
+      <w:r>
+        <w:rPr>
+          <w:rFonts w:ascii="Times New Roman" w:cs="Times New Roman" w:eastAsia="Times New Roman" w:hAnsi="Times New Roman"/>
+          <w:b/>
+          <w:bCs/>
+          <w:sz w:val="21"/>
+          <w:szCs w:val="21"/>
+        </w:rPr>
+        <w:t xml:space="preserve">12 October 2026 (first edition).</w:t>
       </w:r>
       <w:r>
         <w:rPr>
@@ -2542,7 +2719,7 @@
                 <w:sz w:val="18"/>
                 <w:szCs w:val="18"/>
               </w:rPr>
-              <w:t xml:space="preserve"> command: search, install, run, build, publish, log in</w:t>
+              <w:t xml:space="preserve"> command: search, install, run, build, publish, log in. One client per REXX family; all behave the same</w:t>
             </w:r>
           </w:p>
         </w:tc>
@@ -2563,7 +2740,7 @@
                 <w:sz w:val="18"/>
                 <w:szCs w:val="18"/>
               </w:rPr>
-              <w:t xml:space="preserve">Regina REXX</w:t>
+              <w:t xml:space="preserve">Regina REXX / ooRexx, NetRexx, cREXX</w:t>
             </w:r>
           </w:p>
         </w:tc>
@@ -2678,7 +2855,7 @@
                 <w:sz w:val="18"/>
                 <w:szCs w:val="18"/>
               </w:rPr>
-              <w:t xml:space="preserve">Read-only package index, search and package pages served by the same CGI program</w:t>
+              <w:t xml:space="preserve">Package index, search, package pages and the account-request form served by the same CGI program</w:t>
             </w:r>
           </w:p>
         </w:tc>
@@ -3449,7 +3626,7 @@
                 <w:sz w:val="18"/>
                 <w:szCs w:val="18"/>
               </w:rPr>
-              <w:t xml:space="preserve">Portable classic REXX source. The default, and what every client can use.</w:t>
+              <w:t xml:space="preserve">Classic REXX source. The default; installed by the Regina and ooRexx clients.</w:t>
             </w:r>
           </w:p>
         </w:tc>
@@ -3477,6 +3654,186 @@
                 <w:sz w:val="17"/>
                 <w:szCs w:val="17"/>
               </w:rPr>
+              <w:t xml:space="preserve">SOURCE</w:t>
+            </w:r>
+          </w:p>
+        </w:tc>
+        <w:tc>
+          <w:tcPr>
+            <w:tcW w:type="dxa" w:w="3200"/>
+            <w:tcMar>
+              <w:top w:type="dxa" w:w="60"/>
+              <w:left w:type="dxa" w:w="100"/>
+              <w:bottom w:type="dxa" w:w="60"/>
+              <w:right w:type="dxa" w:w="100"/>
+            </w:tcMar>
+          </w:tcPr>
+          <w:p>
+            <w:r>
+              <w:rPr>
+                <w:rFonts w:ascii="Courier New" w:cs="Courier New" w:eastAsia="Courier New" w:hAnsi="Courier New"/>
+                <w:b w:val="false"/>
+                <w:bCs w:val="false"/>
+                <w:sz w:val="17"/>
+                <w:szCs w:val="17"/>
+              </w:rPr>
+              <w:t xml:space="preserve">netrexx</w:t>
+            </w:r>
+          </w:p>
+        </w:tc>
+        <w:tc>
+          <w:tcPr>
+            <w:tcW w:type="dxa" w:w="4938"/>
+            <w:tcMar>
+              <w:top w:type="dxa" w:w="60"/>
+              <w:left w:type="dxa" w:w="100"/>
+              <w:bottom w:type="dxa" w:w="60"/>
+              <w:right w:type="dxa" w:w="100"/>
+            </w:tcMar>
+          </w:tcPr>
+          <w:p>
+            <w:r>
+              <w:rPr>
+                <w:rFonts w:ascii="Times New Roman" w:cs="Times New Roman" w:eastAsia="Times New Roman" w:hAnsi="Times New Roman"/>
+                <w:sz w:val="18"/>
+                <w:szCs w:val="18"/>
+              </w:rPr>
+              <w:t xml:space="preserve">NetRexx source (</w:t>
+            </w:r>
+            <w:r>
+              <w:rPr>
+                <w:rFonts w:ascii="Courier New" w:cs="Courier New" w:eastAsia="Courier New" w:hAnsi="Courier New"/>
+                <w:b w:val="false"/>
+                <w:bCs w:val="false"/>
+                <w:sz w:val="17"/>
+                <w:szCs w:val="17"/>
+              </w:rPr>
+              <w:t xml:space="preserve">.nrx</w:t>
+            </w:r>
+            <w:r>
+              <w:rPr>
+                <w:rFonts w:ascii="Times New Roman" w:cs="Times New Roman" w:eastAsia="Times New Roman" w:hAnsi="Times New Roman"/>
+                <w:sz w:val="18"/>
+                <w:szCs w:val="18"/>
+              </w:rPr>
+              <w:t xml:space="preserve">, one class per file); installed by the NetRexx client.</w:t>
+            </w:r>
+          </w:p>
+        </w:tc>
+      </w:tr>
+      <w:tr>
+        <w:trPr>
+          <w:cantSplit/>
+        </w:trPr>
+        <w:tc>
+          <w:tcPr>
+            <w:tcW w:type="dxa" w:w="1500"/>
+            <w:tcMar>
+              <w:top w:type="dxa" w:w="60"/>
+              <w:left w:type="dxa" w:w="100"/>
+              <w:bottom w:type="dxa" w:w="60"/>
+              <w:right w:type="dxa" w:w="100"/>
+            </w:tcMar>
+          </w:tcPr>
+          <w:p>
+            <w:r>
+              <w:rPr>
+                <w:rFonts w:ascii="Courier New" w:cs="Courier New" w:eastAsia="Courier New" w:hAnsi="Courier New"/>
+                <w:b w:val="false"/>
+                <w:bCs w:val="false"/>
+                <w:sz w:val="17"/>
+                <w:szCs w:val="17"/>
+              </w:rPr>
+              <w:t xml:space="preserve">SOURCE</w:t>
+            </w:r>
+          </w:p>
+        </w:tc>
+        <w:tc>
+          <w:tcPr>
+            <w:tcW w:type="dxa" w:w="3200"/>
+            <w:tcMar>
+              <w:top w:type="dxa" w:w="60"/>
+              <w:left w:type="dxa" w:w="100"/>
+              <w:bottom w:type="dxa" w:w="60"/>
+              <w:right w:type="dxa" w:w="100"/>
+            </w:tcMar>
+          </w:tcPr>
+          <w:p>
+            <w:r>
+              <w:rPr>
+                <w:rFonts w:ascii="Courier New" w:cs="Courier New" w:eastAsia="Courier New" w:hAnsi="Courier New"/>
+                <w:b w:val="false"/>
+                <w:bCs w:val="false"/>
+                <w:sz w:val="17"/>
+                <w:szCs w:val="17"/>
+              </w:rPr>
+              <w:t xml:space="preserve">crexx</w:t>
+            </w:r>
+          </w:p>
+        </w:tc>
+        <w:tc>
+          <w:tcPr>
+            <w:tcW w:type="dxa" w:w="4938"/>
+            <w:tcMar>
+              <w:top w:type="dxa" w:w="60"/>
+              <w:left w:type="dxa" w:w="100"/>
+              <w:bottom w:type="dxa" w:w="60"/>
+              <w:right w:type="dxa" w:w="100"/>
+            </w:tcMar>
+          </w:tcPr>
+          <w:p>
+            <w:r>
+              <w:rPr>
+                <w:rFonts w:ascii="Times New Roman" w:cs="Times New Roman" w:eastAsia="Times New Roman" w:hAnsi="Times New Roman"/>
+                <w:sz w:val="18"/>
+                <w:szCs w:val="18"/>
+              </w:rPr>
+              <w:t xml:space="preserve">cREXX Level B source (</w:t>
+            </w:r>
+            <w:r>
+              <w:rPr>
+                <w:rFonts w:ascii="Courier New" w:cs="Courier New" w:eastAsia="Courier New" w:hAnsi="Courier New"/>
+                <w:b w:val="false"/>
+                <w:bCs w:val="false"/>
+                <w:sz w:val="17"/>
+                <w:szCs w:val="17"/>
+              </w:rPr>
+              <w:t xml:space="preserve">.crexx</w:t>
+            </w:r>
+            <w:r>
+              <w:rPr>
+                <w:rFonts w:ascii="Times New Roman" w:cs="Times New Roman" w:eastAsia="Times New Roman" w:hAnsi="Times New Roman"/>
+                <w:sz w:val="18"/>
+                <w:szCs w:val="18"/>
+              </w:rPr>
+              <w:t xml:space="preserve"> modules); installed by the cREXX client.</w:t>
+            </w:r>
+          </w:p>
+        </w:tc>
+      </w:tr>
+      <w:tr>
+        <w:trPr>
+          <w:cantSplit/>
+        </w:trPr>
+        <w:tc>
+          <w:tcPr>
+            <w:tcW w:type="dxa" w:w="1500"/>
+            <w:tcMar>
+              <w:top w:type="dxa" w:w="60"/>
+              <w:left w:type="dxa" w:w="100"/>
+              <w:bottom w:type="dxa" w:w="60"/>
+              <w:right w:type="dxa" w:w="100"/>
+            </w:tcMar>
+          </w:tcPr>
+          <w:p>
+            <w:r>
+              <w:rPr>
+                <w:rFonts w:ascii="Courier New" w:cs="Courier New" w:eastAsia="Courier New" w:hAnsi="Courier New"/>
+                <w:b w:val="false"/>
+                <w:bCs w:val="false"/>
+                <w:sz w:val="17"/>
+                <w:szCs w:val="17"/>
+              </w:rPr>
               <w:t xml:space="preserve">BYTECODE</w:t>
             </w:r>
           </w:p>
@@ -3569,7 +3926,7 @@
           <w:sz w:val="21"/>
           <w:szCs w:val="21"/>
         </w:rPr>
-        <w:t xml:space="preserve">When installing, the client asks the server which artifacts exist for the version, takes an exact match for its own platform tag if there is one, and otherwise falls back to </w:t>
+        <w:t xml:space="preserve">When installing, the client asks the server which artifacts exist for the version, takes an exact match for its own platform tag if there is one, and otherwise falls back to the source artifact for its own language (</w:t>
       </w:r>
       <w:r>
         <w:rPr>
@@ -3579,15 +3936,15 @@
           <w:sz w:val="19"/>
           <w:szCs w:val="19"/>
         </w:rPr>
-        <w:t xml:space="preserve">SOURCE</w:t>
-      </w:r>
-      <w:r>
-        <w:rPr>
-          <w:rFonts w:ascii="Times New Roman" w:cs="Times New Roman" w:eastAsia="Times New Roman" w:hAnsi="Times New Roman"/>
-          <w:sz w:val="21"/>
-          <w:szCs w:val="21"/>
-        </w:rPr>
-        <w:t xml:space="preserve">/</w:t>
+        <w:t xml:space="preserve">any</w:t>
+      </w:r>
+      <w:r>
+        <w:rPr>
+          <w:rFonts w:ascii="Times New Roman" w:cs="Times New Roman" w:eastAsia="Times New Roman" w:hAnsi="Times New Roman"/>
+          <w:sz w:val="21"/>
+          <w:szCs w:val="21"/>
+        </w:rPr>
+        <w:t xml:space="preserve">, </w:t>
       </w:r>
       <w:r>
         <w:rPr>
@@ -3597,15 +3954,33 @@
           <w:sz w:val="19"/>
           <w:szCs w:val="19"/>
         </w:rPr>
-        <w:t xml:space="preserve">any</w:t>
-      </w:r>
-      <w:r>
-        <w:rPr>
-          <w:rFonts w:ascii="Times New Roman" w:cs="Times New Roman" w:eastAsia="Times New Roman" w:hAnsi="Times New Roman"/>
-          <w:sz w:val="21"/>
-          <w:szCs w:val="21"/>
-        </w:rPr>
-        <w:t xml:space="preserve">. In this release only source artifacts are in use; the bytecode kind is reserved for later (see Chapter 11).</w:t>
+        <w:t xml:space="preserve">netrexx</w:t>
+      </w:r>
+      <w:r>
+        <w:rPr>
+          <w:rFonts w:ascii="Times New Roman" w:cs="Times New Roman" w:eastAsia="Times New Roman" w:hAnsi="Times New Roman"/>
+          <w:sz w:val="21"/>
+          <w:szCs w:val="21"/>
+        </w:rPr>
+        <w:t xml:space="preserve"> or </w:t>
+      </w:r>
+      <w:r>
+        <w:rPr>
+          <w:rFonts w:ascii="Courier New" w:cs="Courier New" w:eastAsia="Courier New" w:hAnsi="Courier New"/>
+          <w:b w:val="false"/>
+          <w:bCs w:val="false"/>
+          <w:sz w:val="19"/>
+          <w:szCs w:val="19"/>
+        </w:rPr>
+        <w:t xml:space="preserve">crexx</w:t>
+      </w:r>
+      <w:r>
+        <w:rPr>
+          <w:rFonts w:ascii="Times New Roman" w:cs="Times New Roman" w:eastAsia="Times New Roman" w:hAnsi="Times New Roman"/>
+          <w:sz w:val="21"/>
+          <w:szCs w:val="21"/>
+        </w:rPr>
+        <w:t xml:space="preserve">). A client never installs another language’s artifact. In this release only source artifacts are in use; the bytecode kind is reserved for later (see Chapter 11).</w:t>
       </w:r>
     </w:p>
     <w:p>
@@ -3636,7 +4011,681 @@
           <w:sz w:val="21"/>
           <w:szCs w:val="21"/>
         </w:rPr>
-        <w:t xml:space="preserve">The client and server are written for Regina REXX 3.9 and run on it. Packages are classic REXX source and run wherever the merged program runs. cREXX in its current typed form, ooRexx and NetRexx are not supported by this release; the artifact model leaves room for them.</w:t>
+        <w:t xml:space="preserve">The server is written for Regina REXX 3.9 and serves every client. There is one client for each family of REXX:</w:t>
+      </w:r>
+    </w:p>
+    <w:tbl>
+      <w:tblPr>
+        <w:tblW w:type="dxa" w:w="9638"/>
+        <w:tblBorders>
+          <w:top w:val="single" w:color="808080" w:sz="4"/>
+          <w:left w:val="single" w:color="808080" w:sz="4"/>
+          <w:bottom w:val="single" w:color="808080" w:sz="4"/>
+          <w:right w:val="single" w:color="808080" w:sz="4"/>
+          <w:insideH w:val="single" w:color="808080" w:sz="4"/>
+          <w:insideV w:val="single" w:color="808080" w:sz="4"/>
+        </w:tblBorders>
+      </w:tblPr>
+      <w:tblGrid>
+        <w:gridCol w:w="1500"/>
+        <w:gridCol w:w="2700"/>
+        <w:gridCol w:w="2300"/>
+        <w:gridCol w:w="3138"/>
+      </w:tblGrid>
+      <w:tr>
+        <w:trPr>
+          <w:cantSplit/>
+          <w:tblHeader/>
+        </w:trPr>
+        <w:tc>
+          <w:tcPr>
+            <w:tcW w:type="dxa" w:w="1500"/>
+            <w:shd w:fill="D9D9D9" w:color="auto" w:val="clear"/>
+            <w:tcMar>
+              <w:top w:type="dxa" w:w="60"/>
+              <w:left w:type="dxa" w:w="100"/>
+              <w:bottom w:type="dxa" w:w="60"/>
+              <w:right w:type="dxa" w:w="100"/>
+            </w:tcMar>
+          </w:tcPr>
+          <w:p>
+            <w:r>
+              <w:rPr>
+                <w:rFonts w:ascii="Arial" w:cs="Arial" w:eastAsia="Arial" w:hAnsi="Arial"/>
+                <w:b/>
+                <w:bCs/>
+                <w:sz w:val="18"/>
+                <w:szCs w:val="18"/>
+              </w:rPr>
+              <w:t xml:space="preserve">Interpreter</w:t>
+            </w:r>
+          </w:p>
+        </w:tc>
+        <w:tc>
+          <w:tcPr>
+            <w:tcW w:type="dxa" w:w="2700"/>
+            <w:shd w:fill="D9D9D9" w:color="auto" w:val="clear"/>
+            <w:tcMar>
+              <w:top w:type="dxa" w:w="60"/>
+              <w:left w:type="dxa" w:w="100"/>
+              <w:bottom w:type="dxa" w:w="60"/>
+              <w:right w:type="dxa" w:w="100"/>
+            </w:tcMar>
+          </w:tcPr>
+          <w:p>
+            <w:r>
+              <w:rPr>
+                <w:rFonts w:ascii="Arial" w:cs="Arial" w:eastAsia="Arial" w:hAnsi="Arial"/>
+                <w:b/>
+                <w:bCs/>
+                <w:sz w:val="18"/>
+                <w:szCs w:val="18"/>
+              </w:rPr>
+              <w:t xml:space="preserve">Client</w:t>
+            </w:r>
+          </w:p>
+        </w:tc>
+        <w:tc>
+          <w:tcPr>
+            <w:tcW w:type="dxa" w:w="2300"/>
+            <w:shd w:fill="D9D9D9" w:color="auto" w:val="clear"/>
+            <w:tcMar>
+              <w:top w:type="dxa" w:w="60"/>
+              <w:left w:type="dxa" w:w="100"/>
+              <w:bottom w:type="dxa" w:w="60"/>
+              <w:right w:type="dxa" w:w="100"/>
+            </w:tcMar>
+          </w:tcPr>
+          <w:p>
+            <w:r>
+              <w:rPr>
+                <w:rFonts w:ascii="Arial" w:cs="Arial" w:eastAsia="Arial" w:hAnsi="Arial"/>
+                <w:b/>
+                <w:bCs/>
+                <w:sz w:val="18"/>
+                <w:szCs w:val="18"/>
+              </w:rPr>
+              <w:t xml:space="preserve">Installs</w:t>
+            </w:r>
+          </w:p>
+        </w:tc>
+        <w:tc>
+          <w:tcPr>
+            <w:tcW w:type="dxa" w:w="3138"/>
+            <w:shd w:fill="D9D9D9" w:color="auto" w:val="clear"/>
+            <w:tcMar>
+              <w:top w:type="dxa" w:w="60"/>
+              <w:left w:type="dxa" w:w="100"/>
+              <w:bottom w:type="dxa" w:w="60"/>
+              <w:right w:type="dxa" w:w="100"/>
+            </w:tcMar>
+          </w:tcPr>
+          <w:p>
+            <w:r>
+              <w:rPr>
+                <w:rFonts w:ascii="Arial" w:cs="Arial" w:eastAsia="Arial" w:hAnsi="Arial"/>
+                <w:b/>
+                <w:bCs/>
+                <w:sz w:val="18"/>
+                <w:szCs w:val="18"/>
+              </w:rPr>
+              <w:t xml:space="preserve">What `rxpip run` does</w:t>
+            </w:r>
+          </w:p>
+        </w:tc>
+      </w:tr>
+      <w:tr>
+        <w:trPr>
+          <w:cantSplit/>
+        </w:trPr>
+        <w:tc>
+          <w:tcPr>
+            <w:tcW w:type="dxa" w:w="1500"/>
+            <w:tcMar>
+              <w:top w:type="dxa" w:w="60"/>
+              <w:left w:type="dxa" w:w="100"/>
+              <w:bottom w:type="dxa" w:w="60"/>
+              <w:right w:type="dxa" w:w="100"/>
+            </w:tcMar>
+          </w:tcPr>
+          <w:p>
+            <w:r>
+              <w:rPr>
+                <w:rFonts w:ascii="Times New Roman" w:cs="Times New Roman" w:eastAsia="Times New Roman" w:hAnsi="Times New Roman"/>
+                <w:sz w:val="18"/>
+                <w:szCs w:val="18"/>
+              </w:rPr>
+              <w:t xml:space="preserve">Regina 3.9</w:t>
+            </w:r>
+          </w:p>
+        </w:tc>
+        <w:tc>
+          <w:tcPr>
+            <w:tcW w:type="dxa" w:w="2700"/>
+            <w:tcMar>
+              <w:top w:type="dxa" w:w="60"/>
+              <w:left w:type="dxa" w:w="100"/>
+              <w:bottom w:type="dxa" w:w="60"/>
+              <w:right w:type="dxa" w:w="100"/>
+            </w:tcMar>
+          </w:tcPr>
+          <w:p>
+            <w:r>
+              <w:rPr>
+                <w:rFonts w:ascii="Courier New" w:cs="Courier New" w:eastAsia="Courier New" w:hAnsi="Courier New"/>
+                <w:b w:val="false"/>
+                <w:bCs w:val="false"/>
+                <w:sz w:val="17"/>
+                <w:szCs w:val="17"/>
+              </w:rPr>
+              <w:t xml:space="preserve">client/rxpip.rexx</w:t>
+            </w:r>
+          </w:p>
+        </w:tc>
+        <w:tc>
+          <w:tcPr>
+            <w:tcW w:type="dxa" w:w="2300"/>
+            <w:tcMar>
+              <w:top w:type="dxa" w:w="60"/>
+              <w:left w:type="dxa" w:w="100"/>
+              <w:bottom w:type="dxa" w:w="60"/>
+              <w:right w:type="dxa" w:w="100"/>
+            </w:tcMar>
+          </w:tcPr>
+          <w:p>
+            <w:r>
+              <w:rPr>
+                <w:rFonts w:ascii="Courier New" w:cs="Courier New" w:eastAsia="Courier New" w:hAnsi="Courier New"/>
+                <w:b w:val="false"/>
+                <w:bCs w:val="false"/>
+                <w:sz w:val="17"/>
+                <w:szCs w:val="17"/>
+              </w:rPr>
+              <w:t xml:space="preserve">SOURCE</w:t>
+            </w:r>
+            <w:r>
+              <w:rPr>
+                <w:rFonts w:ascii="Times New Roman" w:cs="Times New Roman" w:eastAsia="Times New Roman" w:hAnsi="Times New Roman"/>
+                <w:sz w:val="18"/>
+                <w:szCs w:val="18"/>
+              </w:rPr>
+              <w:t xml:space="preserve">/</w:t>
+            </w:r>
+            <w:r>
+              <w:rPr>
+                <w:rFonts w:ascii="Courier New" w:cs="Courier New" w:eastAsia="Courier New" w:hAnsi="Courier New"/>
+                <w:b w:val="false"/>
+                <w:bCs w:val="false"/>
+                <w:sz w:val="17"/>
+                <w:szCs w:val="17"/>
+              </w:rPr>
+              <w:t xml:space="preserve">any</w:t>
+            </w:r>
+          </w:p>
+        </w:tc>
+        <w:tc>
+          <w:tcPr>
+            <w:tcW w:type="dxa" w:w="3138"/>
+            <w:tcMar>
+              <w:top w:type="dxa" w:w="60"/>
+              <w:left w:type="dxa" w:w="100"/>
+              <w:bottom w:type="dxa" w:w="60"/>
+              <w:right w:type="dxa" w:w="100"/>
+            </w:tcMar>
+          </w:tcPr>
+          <w:p>
+            <w:r>
+              <w:rPr>
+                <w:rFonts w:ascii="Times New Roman" w:cs="Times New Roman" w:eastAsia="Times New Roman" w:hAnsi="Times New Roman"/>
+                <w:sz w:val="18"/>
+                <w:szCs w:val="18"/>
+              </w:rPr>
+              <w:t xml:space="preserve">merges program and packages into one REXX file and runs it</w:t>
+            </w:r>
+          </w:p>
+        </w:tc>
+      </w:tr>
+      <w:tr>
+        <w:trPr>
+          <w:cantSplit/>
+        </w:trPr>
+        <w:tc>
+          <w:tcPr>
+            <w:tcW w:type="dxa" w:w="1500"/>
+            <w:tcMar>
+              <w:top w:type="dxa" w:w="60"/>
+              <w:left w:type="dxa" w:w="100"/>
+              <w:bottom w:type="dxa" w:w="60"/>
+              <w:right w:type="dxa" w:w="100"/>
+            </w:tcMar>
+          </w:tcPr>
+          <w:p>
+            <w:r>
+              <w:rPr>
+                <w:rFonts w:ascii="Times New Roman" w:cs="Times New Roman" w:eastAsia="Times New Roman" w:hAnsi="Times New Roman"/>
+                <w:sz w:val="18"/>
+                <w:szCs w:val="18"/>
+              </w:rPr>
+              <w:t xml:space="preserve">ooRexx 5.x</w:t>
+            </w:r>
+          </w:p>
+        </w:tc>
+        <w:tc>
+          <w:tcPr>
+            <w:tcW w:type="dxa" w:w="2700"/>
+            <w:tcMar>
+              <w:top w:type="dxa" w:w="60"/>
+              <w:left w:type="dxa" w:w="100"/>
+              <w:bottom w:type="dxa" w:w="60"/>
+              <w:right w:type="dxa" w:w="100"/>
+            </w:tcMar>
+          </w:tcPr>
+          <w:p>
+            <w:r>
+              <w:rPr>
+                <w:rFonts w:ascii="Courier New" w:cs="Courier New" w:eastAsia="Courier New" w:hAnsi="Courier New"/>
+                <w:b w:val="false"/>
+                <w:bCs w:val="false"/>
+                <w:sz w:val="17"/>
+                <w:szCs w:val="17"/>
+              </w:rPr>
+              <w:t xml:space="preserve">client/oorexx/rxpip-oorexx</w:t>
+            </w:r>
+          </w:p>
+        </w:tc>
+        <w:tc>
+          <w:tcPr>
+            <w:tcW w:type="dxa" w:w="2300"/>
+            <w:tcMar>
+              <w:top w:type="dxa" w:w="60"/>
+              <w:left w:type="dxa" w:w="100"/>
+              <w:bottom w:type="dxa" w:w="60"/>
+              <w:right w:type="dxa" w:w="100"/>
+            </w:tcMar>
+          </w:tcPr>
+          <w:p>
+            <w:r>
+              <w:rPr>
+                <w:rFonts w:ascii="Courier New" w:cs="Courier New" w:eastAsia="Courier New" w:hAnsi="Courier New"/>
+                <w:b w:val="false"/>
+                <w:bCs w:val="false"/>
+                <w:sz w:val="17"/>
+                <w:szCs w:val="17"/>
+              </w:rPr>
+              <w:t xml:space="preserve">SOURCE</w:t>
+            </w:r>
+            <w:r>
+              <w:rPr>
+                <w:rFonts w:ascii="Times New Roman" w:cs="Times New Roman" w:eastAsia="Times New Roman" w:hAnsi="Times New Roman"/>
+                <w:sz w:val="18"/>
+                <w:szCs w:val="18"/>
+              </w:rPr>
+              <w:t xml:space="preserve">/</w:t>
+            </w:r>
+            <w:r>
+              <w:rPr>
+                <w:rFonts w:ascii="Courier New" w:cs="Courier New" w:eastAsia="Courier New" w:hAnsi="Courier New"/>
+                <w:b w:val="false"/>
+                <w:bCs w:val="false"/>
+                <w:sz w:val="17"/>
+                <w:szCs w:val="17"/>
+              </w:rPr>
+              <w:t xml:space="preserve">any</w:t>
+            </w:r>
+            <w:r>
+              <w:rPr>
+                <w:rFonts w:ascii="Times New Roman" w:cs="Times New Roman" w:eastAsia="Times New Roman" w:hAnsi="Times New Roman"/>
+                <w:sz w:val="18"/>
+                <w:szCs w:val="18"/>
+              </w:rPr>
+              <w:t xml:space="preserve"> (same packages as Regina)</w:t>
+            </w:r>
+          </w:p>
+        </w:tc>
+        <w:tc>
+          <w:tcPr>
+            <w:tcW w:type="dxa" w:w="3138"/>
+            <w:tcMar>
+              <w:top w:type="dxa" w:w="60"/>
+              <w:left w:type="dxa" w:w="100"/>
+              <w:bottom w:type="dxa" w:w="60"/>
+              <w:right w:type="dxa" w:w="100"/>
+            </w:tcMar>
+          </w:tcPr>
+          <w:p>
+            <w:r>
+              <w:rPr>
+                <w:rFonts w:ascii="Times New Roman" w:cs="Times New Roman" w:eastAsia="Times New Roman" w:hAnsi="Times New Roman"/>
+                <w:sz w:val="18"/>
+                <w:szCs w:val="18"/>
+              </w:rPr>
+              <w:t xml:space="preserve">the same merge, started through a small runner</w:t>
+            </w:r>
+          </w:p>
+        </w:tc>
+      </w:tr>
+      <w:tr>
+        <w:trPr>
+          <w:cantSplit/>
+        </w:trPr>
+        <w:tc>
+          <w:tcPr>
+            <w:tcW w:type="dxa" w:w="1500"/>
+            <w:tcMar>
+              <w:top w:type="dxa" w:w="60"/>
+              <w:left w:type="dxa" w:w="100"/>
+              <w:bottom w:type="dxa" w:w="60"/>
+              <w:right w:type="dxa" w:w="100"/>
+            </w:tcMar>
+          </w:tcPr>
+          <w:p>
+            <w:r>
+              <w:rPr>
+                <w:rFonts w:ascii="Times New Roman" w:cs="Times New Roman" w:eastAsia="Times New Roman" w:hAnsi="Times New Roman"/>
+                <w:sz w:val="18"/>
+                <w:szCs w:val="18"/>
+              </w:rPr>
+              <w:t xml:space="preserve">NetRexx 4.x</w:t>
+            </w:r>
+          </w:p>
+        </w:tc>
+        <w:tc>
+          <w:tcPr>
+            <w:tcW w:type="dxa" w:w="2700"/>
+            <w:tcMar>
+              <w:top w:type="dxa" w:w="60"/>
+              <w:left w:type="dxa" w:w="100"/>
+              <w:bottom w:type="dxa" w:w="60"/>
+              <w:right w:type="dxa" w:w="100"/>
+            </w:tcMar>
+          </w:tcPr>
+          <w:p>
+            <w:r>
+              <w:rPr>
+                <w:rFonts w:ascii="Courier New" w:cs="Courier New" w:eastAsia="Courier New" w:hAnsi="Courier New"/>
+                <w:b w:val="false"/>
+                <w:bCs w:val="false"/>
+                <w:sz w:val="17"/>
+                <w:szCs w:val="17"/>
+              </w:rPr>
+              <w:t xml:space="preserve">client/netrexx/rxpip-netrexx</w:t>
+            </w:r>
+          </w:p>
+        </w:tc>
+        <w:tc>
+          <w:tcPr>
+            <w:tcW w:type="dxa" w:w="2300"/>
+            <w:tcMar>
+              <w:top w:type="dxa" w:w="60"/>
+              <w:left w:type="dxa" w:w="100"/>
+              <w:bottom w:type="dxa" w:w="60"/>
+              <w:right w:type="dxa" w:w="100"/>
+            </w:tcMar>
+          </w:tcPr>
+          <w:p>
+            <w:r>
+              <w:rPr>
+                <w:rFonts w:ascii="Courier New" w:cs="Courier New" w:eastAsia="Courier New" w:hAnsi="Courier New"/>
+                <w:b w:val="false"/>
+                <w:bCs w:val="false"/>
+                <w:sz w:val="17"/>
+                <w:szCs w:val="17"/>
+              </w:rPr>
+              <w:t xml:space="preserve">SOURCE</w:t>
+            </w:r>
+            <w:r>
+              <w:rPr>
+                <w:rFonts w:ascii="Times New Roman" w:cs="Times New Roman" w:eastAsia="Times New Roman" w:hAnsi="Times New Roman"/>
+                <w:sz w:val="18"/>
+                <w:szCs w:val="18"/>
+              </w:rPr>
+              <w:t xml:space="preserve">/</w:t>
+            </w:r>
+            <w:r>
+              <w:rPr>
+                <w:rFonts w:ascii="Courier New" w:cs="Courier New" w:eastAsia="Courier New" w:hAnsi="Courier New"/>
+                <w:b w:val="false"/>
+                <w:bCs w:val="false"/>
+                <w:sz w:val="17"/>
+                <w:szCs w:val="17"/>
+              </w:rPr>
+              <w:t xml:space="preserve">netrexx</w:t>
+            </w:r>
+          </w:p>
+        </w:tc>
+        <w:tc>
+          <w:tcPr>
+            <w:tcW w:type="dxa" w:w="3138"/>
+            <w:tcMar>
+              <w:top w:type="dxa" w:w="60"/>
+              <w:left w:type="dxa" w:w="100"/>
+              <w:bottom w:type="dxa" w:w="60"/>
+              <w:right w:type="dxa" w:w="100"/>
+            </w:tcMar>
+          </w:tcPr>
+          <w:p>
+            <w:r>
+              <w:rPr>
+                <w:rFonts w:ascii="Times New Roman" w:cs="Times New Roman" w:eastAsia="Times New Roman" w:hAnsi="Times New Roman"/>
+                <w:sz w:val="18"/>
+                <w:szCs w:val="18"/>
+              </w:rPr>
+              <w:t xml:space="preserve">compiles program and package classes with NetRexxC, runs the class</w:t>
+            </w:r>
+          </w:p>
+        </w:tc>
+      </w:tr>
+      <w:tr>
+        <w:trPr>
+          <w:cantSplit/>
+        </w:trPr>
+        <w:tc>
+          <w:tcPr>
+            <w:tcW w:type="dxa" w:w="1500"/>
+            <w:tcMar>
+              <w:top w:type="dxa" w:w="60"/>
+              <w:left w:type="dxa" w:w="100"/>
+              <w:bottom w:type="dxa" w:w="60"/>
+              <w:right w:type="dxa" w:w="100"/>
+            </w:tcMar>
+          </w:tcPr>
+          <w:p>
+            <w:r>
+              <w:rPr>
+                <w:rFonts w:ascii="Times New Roman" w:cs="Times New Roman" w:eastAsia="Times New Roman" w:hAnsi="Times New Roman"/>
+                <w:sz w:val="18"/>
+                <w:szCs w:val="18"/>
+              </w:rPr>
+              <w:t xml:space="preserve">cREXX 1.0 beta 3</w:t>
+            </w:r>
+          </w:p>
+        </w:tc>
+        <w:tc>
+          <w:tcPr>
+            <w:tcW w:type="dxa" w:w="2700"/>
+            <w:tcMar>
+              <w:top w:type="dxa" w:w="60"/>
+              <w:left w:type="dxa" w:w="100"/>
+              <w:bottom w:type="dxa" w:w="60"/>
+              <w:right w:type="dxa" w:w="100"/>
+            </w:tcMar>
+          </w:tcPr>
+          <w:p>
+            <w:r>
+              <w:rPr>
+                <w:rFonts w:ascii="Courier New" w:cs="Courier New" w:eastAsia="Courier New" w:hAnsi="Courier New"/>
+                <w:b w:val="false"/>
+                <w:bCs w:val="false"/>
+                <w:sz w:val="17"/>
+                <w:szCs w:val="17"/>
+              </w:rPr>
+              <w:t xml:space="preserve">client/crexx/rxpip-crexx</w:t>
+            </w:r>
+          </w:p>
+        </w:tc>
+        <w:tc>
+          <w:tcPr>
+            <w:tcW w:type="dxa" w:w="2300"/>
+            <w:tcMar>
+              <w:top w:type="dxa" w:w="60"/>
+              <w:left w:type="dxa" w:w="100"/>
+              <w:bottom w:type="dxa" w:w="60"/>
+              <w:right w:type="dxa" w:w="100"/>
+            </w:tcMar>
+          </w:tcPr>
+          <w:p>
+            <w:r>
+              <w:rPr>
+                <w:rFonts w:ascii="Courier New" w:cs="Courier New" w:eastAsia="Courier New" w:hAnsi="Courier New"/>
+                <w:b w:val="false"/>
+                <w:bCs w:val="false"/>
+                <w:sz w:val="17"/>
+                <w:szCs w:val="17"/>
+              </w:rPr>
+              <w:t xml:space="preserve">SOURCE</w:t>
+            </w:r>
+            <w:r>
+              <w:rPr>
+                <w:rFonts w:ascii="Times New Roman" w:cs="Times New Roman" w:eastAsia="Times New Roman" w:hAnsi="Times New Roman"/>
+                <w:sz w:val="18"/>
+                <w:szCs w:val="18"/>
+              </w:rPr>
+              <w:t xml:space="preserve">/</w:t>
+            </w:r>
+            <w:r>
+              <w:rPr>
+                <w:rFonts w:ascii="Courier New" w:cs="Courier New" w:eastAsia="Courier New" w:hAnsi="Courier New"/>
+                <w:b w:val="false"/>
+                <w:bCs w:val="false"/>
+                <w:sz w:val="17"/>
+                <w:szCs w:val="17"/>
+              </w:rPr>
+              <w:t xml:space="preserve">crexx</w:t>
+            </w:r>
+          </w:p>
+        </w:tc>
+        <w:tc>
+          <w:tcPr>
+            <w:tcW w:type="dxa" w:w="3138"/>
+            <w:tcMar>
+              <w:top w:type="dxa" w:w="60"/>
+              <w:left w:type="dxa" w:w="100"/>
+              <w:bottom w:type="dxa" w:w="60"/>
+              <w:right w:type="dxa" w:w="100"/>
+            </w:tcMar>
+          </w:tcPr>
+          <w:p>
+            <w:r>
+              <w:rPr>
+                <w:rFonts w:ascii="Times New Roman" w:cs="Times New Roman" w:eastAsia="Times New Roman" w:hAnsi="Times New Roman"/>
+                <w:sz w:val="18"/>
+                <w:szCs w:val="18"/>
+              </w:rPr>
+              <w:t xml:space="preserve">compiles with </w:t>
+            </w:r>
+            <w:r>
+              <w:rPr>
+                <w:rFonts w:ascii="Courier New" w:cs="Courier New" w:eastAsia="Courier New" w:hAnsi="Courier New"/>
+                <w:b w:val="false"/>
+                <w:bCs w:val="false"/>
+                <w:sz w:val="17"/>
+                <w:szCs w:val="17"/>
+              </w:rPr>
+              <w:t xml:space="preserve">rxc</w:t>
+            </w:r>
+            <w:r>
+              <w:rPr>
+                <w:rFonts w:ascii="Times New Roman" w:cs="Times New Roman" w:eastAsia="Times New Roman" w:hAnsi="Times New Roman"/>
+                <w:sz w:val="18"/>
+                <w:szCs w:val="18"/>
+              </w:rPr>
+              <w:t xml:space="preserve">, assembles with </w:t>
+            </w:r>
+            <w:r>
+              <w:rPr>
+                <w:rFonts w:ascii="Courier New" w:cs="Courier New" w:eastAsia="Courier New" w:hAnsi="Courier New"/>
+                <w:b w:val="false"/>
+                <w:bCs w:val="false"/>
+                <w:sz w:val="17"/>
+                <w:szCs w:val="17"/>
+              </w:rPr>
+              <w:t xml:space="preserve">rxas</w:t>
+            </w:r>
+            <w:r>
+              <w:rPr>
+                <w:rFonts w:ascii="Times New Roman" w:cs="Times New Roman" w:eastAsia="Times New Roman" w:hAnsi="Times New Roman"/>
+                <w:sz w:val="18"/>
+                <w:szCs w:val="18"/>
+              </w:rPr>
+              <w:t xml:space="preserve">, runs with </w:t>
+            </w:r>
+            <w:r>
+              <w:rPr>
+                <w:rFonts w:ascii="Courier New" w:cs="Courier New" w:eastAsia="Courier New" w:hAnsi="Courier New"/>
+                <w:b w:val="false"/>
+                <w:bCs w:val="false"/>
+                <w:sz w:val="17"/>
+                <w:szCs w:val="17"/>
+              </w:rPr>
+              <w:t xml:space="preserve">rxvm</w:t>
+            </w:r>
+          </w:p>
+        </w:tc>
+      </w:tr>
+    </w:tbl>
+    <w:p>
+      <w:pPr>
+        <w:keepLines/>
+        <w:spacing w:after="200" w:before="80"/>
+      </w:pPr>
+      <w:r>
+        <w:rPr>
+          <w:rFonts w:ascii="Arial" w:cs="Arial" w:eastAsia="Arial" w:hAnsi="Arial"/>
+          <w:b/>
+          <w:bCs/>
+          <w:sz w:val="18"/>
+          <w:szCs w:val="18"/>
+        </w:rPr>
+        <w:t xml:space="preserve">Figure 4. </w:t>
+      </w:r>
+      <w:r>
+        <w:rPr>
+          <w:rFonts w:ascii="Arial" w:cs="Arial" w:eastAsia="Arial" w:hAnsi="Arial"/>
+          <w:sz w:val="18"/>
+          <w:szCs w:val="18"/>
+        </w:rPr>
+        <w:t xml:space="preserve">The clients</w:t>
+      </w:r>
+    </w:p>
+    <w:p>
+      <w:pPr>
+        <w:spacing w:after="120"/>
+      </w:pPr>
+      <w:r>
+        <w:rPr>
+          <w:rFonts w:ascii="Times New Roman" w:cs="Times New Roman" w:eastAsia="Times New Roman" w:hAnsi="Times New Roman"/>
+          <w:sz w:val="21"/>
+          <w:szCs w:val="21"/>
+        </w:rPr>
+        <w:t xml:space="preserve">All clients use the same commands, print the same messages and share the settings and the login in the home directory. Where this manual shows </w:t>
+      </w:r>
+      <w:r>
+        <w:rPr>
+          <w:rFonts w:ascii="Courier New" w:cs="Courier New" w:eastAsia="Courier New" w:hAnsi="Courier New"/>
+          <w:b w:val="false"/>
+          <w:bCs w:val="false"/>
+          <w:sz w:val="19"/>
+          <w:szCs w:val="19"/>
+        </w:rPr>
+        <w:t xml:space="preserve">rxpip</w:t>
+      </w:r>
+      <w:r>
+        <w:rPr>
+          <w:rFonts w:ascii="Times New Roman" w:cs="Times New Roman" w:eastAsia="Times New Roman" w:hAnsi="Times New Roman"/>
+          <w:sz w:val="21"/>
+          <w:szCs w:val="21"/>
+        </w:rPr>
+        <w:t xml:space="preserve">, use the launcher for your interpreter.</w:t>
       </w:r>
     </w:p>
     <w:p>
@@ -4033,7 +5082,7 @@
           <w:sz w:val="18"/>
           <w:szCs w:val="18"/>
         </w:rPr>
-        <w:t xml:space="preserve">Figure 4. </w:t>
+        <w:t xml:space="preserve">Figure 5. </w:t>
       </w:r>
       <w:r>
         <w:rPr>
@@ -4424,7 +5473,7 @@
           <w:sz w:val="26"/>
           <w:szCs w:val="26"/>
         </w:rPr>
-        <w:t xml:space="preserve">Pointing the client at a repository</w:t>
+        <w:t xml:space="preserve">The other clients</w:t>
       </w:r>
     </w:p>
     <w:p>
@@ -4434,28 +5483,20 @@
       <w:r>
         <w:rPr>
           <w:rFonts w:ascii="Times New Roman" w:cs="Times New Roman" w:eastAsia="Times New Roman" w:hAnsi="Times New Roman"/>
-          <w:sz w:val="21"/>
-          <w:szCs w:val="21"/>
-        </w:rPr>
-        <w:t xml:space="preserve">The client keeps its settings and its installed packages in a directory called the </w:t>
-      </w:r>
-      <w:r>
-        <w:rPr>
-          <w:rFonts w:ascii="Times New Roman" w:cs="Times New Roman" w:eastAsia="Times New Roman" w:hAnsi="Times New Roman"/>
-          <w:i/>
-          <w:iCs/>
-          <w:sz w:val="21"/>
-          <w:szCs w:val="21"/>
-        </w:rPr>
-        <w:t xml:space="preserve">home</w:t>
-      </w:r>
-      <w:r>
-        <w:rPr>
-          <w:rFonts w:ascii="Times New Roman" w:cs="Times New Roman" w:eastAsia="Times New Roman" w:hAnsi="Times New Roman"/>
-          <w:sz w:val="21"/>
-          <w:szCs w:val="21"/>
-        </w:rPr>
-        <w:t xml:space="preserve">: </w:t>
+          <w:b/>
+          <w:bCs/>
+          <w:sz w:val="21"/>
+          <w:szCs w:val="21"/>
+        </w:rPr>
+        <w:t xml:space="preserve">ooRexx.</w:t>
+      </w:r>
+      <w:r>
+        <w:rPr>
+          <w:rFonts w:ascii="Times New Roman" w:cs="Times New Roman" w:eastAsia="Times New Roman" w:hAnsi="Times New Roman"/>
+          <w:sz w:val="21"/>
+          <w:szCs w:val="21"/>
+        </w:rPr>
+        <w:t xml:space="preserve"> Needs ooRexx 5 (</w:t>
       </w:r>
       <w:r>
         <w:rPr>
@@ -4465,15 +5506,15 @@
           <w:sz w:val="19"/>
           <w:szCs w:val="19"/>
         </w:rPr>
-        <w:t xml:space="preserve">~/.rxpip</w:t>
-      </w:r>
-      <w:r>
-        <w:rPr>
-          <w:rFonts w:ascii="Times New Roman" w:cs="Times New Roman" w:eastAsia="Times New Roman" w:hAnsi="Times New Roman"/>
-          <w:sz w:val="21"/>
-          <w:szCs w:val="21"/>
-        </w:rPr>
-        <w:t xml:space="preserve"> on Linux and macOS, </w:t>
+        <w:t xml:space="preserve">rexx</w:t>
+      </w:r>
+      <w:r>
+        <w:rPr>
+          <w:rFonts w:ascii="Times New Roman" w:cs="Times New Roman" w:eastAsia="Times New Roman" w:hAnsi="Times New Roman"/>
+          <w:sz w:val="21"/>
+          <w:szCs w:val="21"/>
+        </w:rPr>
+        <w:t xml:space="preserve">) and the same curl and tar. Use the launcher </w:t>
       </w:r>
       <w:r>
         <w:rPr>
@@ -4483,15 +5524,15 @@
           <w:sz w:val="19"/>
           <w:szCs w:val="19"/>
         </w:rPr>
-        <w:t xml:space="preserve">%USERPROFILE%\.rxpip</w:t>
-      </w:r>
-      <w:r>
-        <w:rPr>
-          <w:rFonts w:ascii="Times New Roman" w:cs="Times New Roman" w:eastAsia="Times New Roman" w:hAnsi="Times New Roman"/>
-          <w:sz w:val="21"/>
-          <w:szCs w:val="21"/>
-        </w:rPr>
-        <w:t xml:space="preserve"> on Windows, or the directory named by the environment variable </w:t>
+        <w:t xml:space="preserve">client/oorexx/rxpip-oorexx</w:t>
+      </w:r>
+      <w:r>
+        <w:rPr>
+          <w:rFonts w:ascii="Times New Roman" w:cs="Times New Roman" w:eastAsia="Times New Roman" w:hAnsi="Times New Roman"/>
+          <w:sz w:val="21"/>
+          <w:szCs w:val="21"/>
+        </w:rPr>
+        <w:t xml:space="preserve"> (Linux, macOS) or </w:t>
       </w:r>
       <w:r>
         <w:rPr>
@@ -4501,15 +5542,277 @@
           <w:sz w:val="19"/>
           <w:szCs w:val="19"/>
         </w:rPr>
-        <w:t xml:space="preserve">RXPIP_HOME</w:t>
-      </w:r>
-      <w:r>
-        <w:rPr>
-          <w:rFonts w:ascii="Times New Roman" w:cs="Times New Roman" w:eastAsia="Times New Roman" w:hAnsi="Times New Roman"/>
-          <w:sz w:val="21"/>
-          <w:szCs w:val="21"/>
-        </w:rPr>
-        <w:t xml:space="preserve">. The first run creates it with default settings:</w:t>
+        <w:t xml:space="preserve">rxpip-oorexx.bat</w:t>
+      </w:r>
+      <w:r>
+        <w:rPr>
+          <w:rFonts w:ascii="Times New Roman" w:cs="Times New Roman" w:eastAsia="Times New Roman" w:hAnsi="Times New Roman"/>
+          <w:sz w:val="21"/>
+          <w:szCs w:val="21"/>
+        </w:rPr>
+        <w:t xml:space="preserve"> (Windows); it passes the arguments in a form the shared client can split again, because ooRexx hands over the command line as one string. The classic packages you install are the same ones the Regina client uses.</w:t>
+      </w:r>
+    </w:p>
+    <w:p>
+      <w:pPr>
+        <w:spacing w:after="120"/>
+      </w:pPr>
+      <w:r>
+        <w:rPr>
+          <w:rFonts w:ascii="Times New Roman" w:cs="Times New Roman" w:eastAsia="Times New Roman" w:hAnsi="Times New Roman"/>
+          <w:b/>
+          <w:bCs/>
+          <w:sz w:val="21"/>
+          <w:szCs w:val="21"/>
+        </w:rPr>
+        <w:t xml:space="preserve">NetRexx.</w:t>
+      </w:r>
+      <w:r>
+        <w:rPr>
+          <w:rFonts w:ascii="Times New Roman" w:cs="Times New Roman" w:eastAsia="Times New Roman" w:hAnsi="Times New Roman"/>
+          <w:sz w:val="21"/>
+          <w:szCs w:val="21"/>
+        </w:rPr>
+        <w:t xml:space="preserve"> Needs Java 8 or later and </w:t>
+      </w:r>
+      <w:r>
+        <w:rPr>
+          <w:rFonts w:ascii="Courier New" w:cs="Courier New" w:eastAsia="Courier New" w:hAnsi="Courier New"/>
+          <w:b w:val="false"/>
+          <w:bCs w:val="false"/>
+          <w:sz w:val="19"/>
+          <w:szCs w:val="19"/>
+        </w:rPr>
+        <w:t xml:space="preserve">NetRexxC.jar</w:t>
+      </w:r>
+      <w:r>
+        <w:rPr>
+          <w:rFonts w:ascii="Times New Roman" w:cs="Times New Roman" w:eastAsia="Times New Roman" w:hAnsi="Times New Roman"/>
+          <w:sz w:val="21"/>
+          <w:szCs w:val="21"/>
+        </w:rPr>
+        <w:t xml:space="preserve"> from the NetRexx distribution. Set </w:t>
+      </w:r>
+      <w:r>
+        <w:rPr>
+          <w:rFonts w:ascii="Courier New" w:cs="Courier New" w:eastAsia="Courier New" w:hAnsi="Courier New"/>
+          <w:b w:val="false"/>
+          <w:bCs w:val="false"/>
+          <w:sz w:val="19"/>
+          <w:szCs w:val="19"/>
+        </w:rPr>
+        <w:t xml:space="preserve">NETREXX_JAR</w:t>
+      </w:r>
+      <w:r>
+        <w:rPr>
+          <w:rFonts w:ascii="Times New Roman" w:cs="Times New Roman" w:eastAsia="Times New Roman" w:hAnsi="Times New Roman"/>
+          <w:sz w:val="21"/>
+          <w:szCs w:val="21"/>
+        </w:rPr>
+        <w:t xml:space="preserve"> to its path (or put the jar next to the launcher) and run </w:t>
+      </w:r>
+      <w:r>
+        <w:rPr>
+          <w:rFonts w:ascii="Courier New" w:cs="Courier New" w:eastAsia="Courier New" w:hAnsi="Courier New"/>
+          <w:b w:val="false"/>
+          <w:bCs w:val="false"/>
+          <w:sz w:val="19"/>
+          <w:szCs w:val="19"/>
+        </w:rPr>
+        <w:t xml:space="preserve">client/netrexx/rxpip-netrexx</w:t>
+      </w:r>
+      <w:r>
+        <w:rPr>
+          <w:rFonts w:ascii="Times New Roman" w:cs="Times New Roman" w:eastAsia="Times New Roman" w:hAnsi="Times New Roman"/>
+          <w:sz w:val="21"/>
+          <w:szCs w:val="21"/>
+        </w:rPr>
+        <w:t xml:space="preserve"> or </w:t>
+      </w:r>
+      <w:r>
+        <w:rPr>
+          <w:rFonts w:ascii="Courier New" w:cs="Courier New" w:eastAsia="Courier New" w:hAnsi="Courier New"/>
+          <w:b w:val="false"/>
+          <w:bCs w:val="false"/>
+          <w:sz w:val="19"/>
+          <w:szCs w:val="19"/>
+        </w:rPr>
+        <w:t xml:space="preserve">rxpip-netrexx.bat</w:t>
+      </w:r>
+      <w:r>
+        <w:rPr>
+          <w:rFonts w:ascii="Times New Roman" w:cs="Times New Roman" w:eastAsia="Times New Roman" w:hAnsi="Times New Roman"/>
+          <w:sz w:val="21"/>
+          <w:szCs w:val="21"/>
+        </w:rPr>
+        <w:t xml:space="preserve">. The launcher compiles </w:t>
+      </w:r>
+      <w:r>
+        <w:rPr>
+          <w:rFonts w:ascii="Courier New" w:cs="Courier New" w:eastAsia="Courier New" w:hAnsi="Courier New"/>
+          <w:b w:val="false"/>
+          <w:bCs w:val="false"/>
+          <w:sz w:val="19"/>
+          <w:szCs w:val="19"/>
+        </w:rPr>
+        <w:t xml:space="preserve">Rxpip.nrx</w:t>
+      </w:r>
+      <w:r>
+        <w:rPr>
+          <w:rFonts w:ascii="Times New Roman" w:cs="Times New Roman" w:eastAsia="Times New Roman" w:hAnsi="Times New Roman"/>
+          <w:sz w:val="21"/>
+          <w:szCs w:val="21"/>
+        </w:rPr>
+        <w:t xml:space="preserve"> the first time it runs.</w:t>
+      </w:r>
+    </w:p>
+    <w:p>
+      <w:pPr>
+        <w:spacing w:after="120"/>
+      </w:pPr>
+      <w:r>
+        <w:rPr>
+          <w:rFonts w:ascii="Times New Roman" w:cs="Times New Roman" w:eastAsia="Times New Roman" w:hAnsi="Times New Roman"/>
+          <w:b/>
+          <w:bCs/>
+          <w:sz w:val="21"/>
+          <w:szCs w:val="21"/>
+        </w:rPr>
+        <w:t xml:space="preserve">cREXX.</w:t>
+      </w:r>
+      <w:r>
+        <w:rPr>
+          <w:rFonts w:ascii="Times New Roman" w:cs="Times New Roman" w:eastAsia="Times New Roman" w:hAnsi="Times New Roman"/>
+          <w:sz w:val="21"/>
+          <w:szCs w:val="21"/>
+        </w:rPr>
+        <w:t xml:space="preserve"> Needs cREXX 1.0 beta 3 or later: </w:t>
+      </w:r>
+      <w:r>
+        <w:rPr>
+          <w:rFonts w:ascii="Courier New" w:cs="Courier New" w:eastAsia="Courier New" w:hAnsi="Courier New"/>
+          <w:b w:val="false"/>
+          <w:bCs w:val="false"/>
+          <w:sz w:val="19"/>
+          <w:szCs w:val="19"/>
+        </w:rPr>
+        <w:t xml:space="preserve">rxc</w:t>
+      </w:r>
+      <w:r>
+        <w:rPr>
+          <w:rFonts w:ascii="Times New Roman" w:cs="Times New Roman" w:eastAsia="Times New Roman" w:hAnsi="Times New Roman"/>
+          <w:sz w:val="21"/>
+          <w:szCs w:val="21"/>
+        </w:rPr>
+        <w:t xml:space="preserve">, </w:t>
+      </w:r>
+      <w:r>
+        <w:rPr>
+          <w:rFonts w:ascii="Courier New" w:cs="Courier New" w:eastAsia="Courier New" w:hAnsi="Courier New"/>
+          <w:b w:val="false"/>
+          <w:bCs w:val="false"/>
+          <w:sz w:val="19"/>
+          <w:szCs w:val="19"/>
+        </w:rPr>
+        <w:t xml:space="preserve">rxas</w:t>
+      </w:r>
+      <w:r>
+        <w:rPr>
+          <w:rFonts w:ascii="Times New Roman" w:cs="Times New Roman" w:eastAsia="Times New Roman" w:hAnsi="Times New Roman"/>
+          <w:sz w:val="21"/>
+          <w:szCs w:val="21"/>
+        </w:rPr>
+        <w:t xml:space="preserve"> and </w:t>
+      </w:r>
+      <w:r>
+        <w:rPr>
+          <w:rFonts w:ascii="Courier New" w:cs="Courier New" w:eastAsia="Courier New" w:hAnsi="Courier New"/>
+          <w:b w:val="false"/>
+          <w:bCs w:val="false"/>
+          <w:sz w:val="19"/>
+          <w:szCs w:val="19"/>
+        </w:rPr>
+        <w:t xml:space="preserve">rxvm</w:t>
+      </w:r>
+      <w:r>
+        <w:rPr>
+          <w:rFonts w:ascii="Times New Roman" w:cs="Times New Roman" w:eastAsia="Times New Roman" w:hAnsi="Times New Roman"/>
+          <w:sz w:val="21"/>
+          <w:szCs w:val="21"/>
+        </w:rPr>
+        <w:t xml:space="preserve"> on the </w:t>
+      </w:r>
+      <w:r>
+        <w:rPr>
+          <w:rFonts w:ascii="Courier New" w:cs="Courier New" w:eastAsia="Courier New" w:hAnsi="Courier New"/>
+          <w:b w:val="false"/>
+          <w:bCs w:val="false"/>
+          <w:sz w:val="19"/>
+          <w:szCs w:val="19"/>
+        </w:rPr>
+        <w:t xml:space="preserve">PATH</w:t>
+      </w:r>
+      <w:r>
+        <w:rPr>
+          <w:rFonts w:ascii="Times New Roman" w:cs="Times New Roman" w:eastAsia="Times New Roman" w:hAnsi="Times New Roman"/>
+          <w:sz w:val="21"/>
+          <w:szCs w:val="21"/>
+        </w:rPr>
+        <w:t xml:space="preserve">, or </w:t>
+      </w:r>
+      <w:r>
+        <w:rPr>
+          <w:rFonts w:ascii="Courier New" w:cs="Courier New" w:eastAsia="Courier New" w:hAnsi="Courier New"/>
+          <w:b w:val="false"/>
+          <w:bCs w:val="false"/>
+          <w:sz w:val="19"/>
+          <w:szCs w:val="19"/>
+        </w:rPr>
+        <w:t xml:space="preserve">CREXX_HOME</w:t>
+      </w:r>
+      <w:r>
+        <w:rPr>
+          <w:rFonts w:ascii="Times New Roman" w:cs="Times New Roman" w:eastAsia="Times New Roman" w:hAnsi="Times New Roman"/>
+          <w:sz w:val="21"/>
+          <w:szCs w:val="21"/>
+        </w:rPr>
+        <w:t xml:space="preserve"> set to the installation. Run </w:t>
+      </w:r>
+      <w:r>
+        <w:rPr>
+          <w:rFonts w:ascii="Courier New" w:cs="Courier New" w:eastAsia="Courier New" w:hAnsi="Courier New"/>
+          <w:b w:val="false"/>
+          <w:bCs w:val="false"/>
+          <w:sz w:val="19"/>
+          <w:szCs w:val="19"/>
+        </w:rPr>
+        <w:t xml:space="preserve">client/crexx/rxpip-crexx</w:t>
+      </w:r>
+      <w:r>
+        <w:rPr>
+          <w:rFonts w:ascii="Times New Roman" w:cs="Times New Roman" w:eastAsia="Times New Roman" w:hAnsi="Times New Roman"/>
+          <w:sz w:val="21"/>
+          <w:szCs w:val="21"/>
+        </w:rPr>
+        <w:t xml:space="preserve"> or </w:t>
+      </w:r>
+      <w:r>
+        <w:rPr>
+          <w:rFonts w:ascii="Courier New" w:cs="Courier New" w:eastAsia="Courier New" w:hAnsi="Courier New"/>
+          <w:b w:val="false"/>
+          <w:bCs w:val="false"/>
+          <w:sz w:val="19"/>
+          <w:szCs w:val="19"/>
+        </w:rPr>
+        <w:t xml:space="preserve">rxpip-crexx.bat</w:t>
+      </w:r>
+      <w:r>
+        <w:rPr>
+          <w:rFonts w:ascii="Times New Roman" w:cs="Times New Roman" w:eastAsia="Times New Roman" w:hAnsi="Times New Roman"/>
+          <w:sz w:val="21"/>
+          <w:szCs w:val="21"/>
+        </w:rPr>
+        <w:t xml:space="preserve">; the client is compiled on first use.</w:t>
       </w:r>
     </w:p>
     <w:tbl>
@@ -4552,7 +5855,7 @@
                 <w:sz w:val="17"/>
                 <w:szCs w:val="17"/>
               </w:rPr>
-              <w:t xml:space="preserve">$ rxpip config</w:t>
+              <w:t xml:space="preserve">$ export NETREXX_JAR=$HOME/netrexx/lib/NetRexxC.jar</w:t>
             </w:r>
           </w:p>
           <w:p>
@@ -4565,7 +5868,7 @@
                 <w:sz w:val="17"/>
                 <w:szCs w:val="17"/>
               </w:rPr>
-              <w:t xml:space="preserve">REPO_URL: https://www.rexxpository.org/cgi-bin/rxpip_server.rexx</w:t>
+              <w:t xml:space="preserve">$ client/netrexx/rxpip-netrexx install nxutils</w:t>
             </w:r>
           </w:p>
           <w:p>
@@ -4578,7 +5881,7 @@
                 <w:sz w:val="17"/>
                 <w:szCs w:val="17"/>
               </w:rPr>
-              <w:t xml:space="preserve">LIB_DIR: /home/anna/.rxpip/lib</w:t>
+              <w:t xml:space="preserve">$ client/crexx/rxpip-crexx install cxutils</w:t>
             </w:r>
           </w:p>
           <w:p>
@@ -4591,7 +5894,7 @@
                 <w:sz w:val="17"/>
                 <w:szCs w:val="17"/>
               </w:rPr>
-              <w:t xml:space="preserve">INTERPRETER: regina</w:t>
+              <w:t xml:space="preserve">$ client/oorexx/rxpip-oorexx list</w:t>
             </w:r>
           </w:p>
         </w:tc>
@@ -4610,7 +5913,376 @@
           <w:sz w:val="18"/>
           <w:szCs w:val="18"/>
         </w:rPr>
-        <w:t xml:space="preserve">Figure 5. </w:t>
+        <w:t xml:space="preserve">Figure 6. </w:t>
+      </w:r>
+      <w:r>
+        <w:rPr>
+          <w:rFonts w:ascii="Arial" w:cs="Arial" w:eastAsia="Arial" w:hAnsi="Arial"/>
+          <w:sz w:val="18"/>
+          <w:szCs w:val="18"/>
+        </w:rPr>
+        <w:t xml:space="preserve">Using the other clients</w:t>
+      </w:r>
+    </w:p>
+    <w:p>
+      <w:pPr>
+        <w:spacing w:after="120"/>
+      </w:pPr>
+      <w:r>
+        <w:rPr>
+          <w:rFonts w:ascii="Times New Roman" w:cs="Times New Roman" w:eastAsia="Times New Roman" w:hAnsi="Times New Roman"/>
+          <w:sz w:val="21"/>
+          <w:szCs w:val="21"/>
+        </w:rPr>
+        <w:t xml:space="preserve">Each language keeps its installed packages apart: Regina and ooRexx use </w:t>
+      </w:r>
+      <w:r>
+        <w:rPr>
+          <w:rFonts w:ascii="Courier New" w:cs="Courier New" w:eastAsia="Courier New" w:hAnsi="Courier New"/>
+          <w:b w:val="false"/>
+          <w:bCs w:val="false"/>
+          <w:sz w:val="19"/>
+          <w:szCs w:val="19"/>
+        </w:rPr>
+        <w:t xml:space="preserve">lib/</w:t>
+      </w:r>
+      <w:r>
+        <w:rPr>
+          <w:rFonts w:ascii="Times New Roman" w:cs="Times New Roman" w:eastAsia="Times New Roman" w:hAnsi="Times New Roman"/>
+          <w:sz w:val="21"/>
+          <w:szCs w:val="21"/>
+        </w:rPr>
+        <w:t xml:space="preserve">, </w:t>
+      </w:r>
+      <w:r>
+        <w:rPr>
+          <w:rFonts w:ascii="Courier New" w:cs="Courier New" w:eastAsia="Courier New" w:hAnsi="Courier New"/>
+          <w:b w:val="false"/>
+          <w:bCs w:val="false"/>
+          <w:sz w:val="19"/>
+          <w:szCs w:val="19"/>
+        </w:rPr>
+        <w:t xml:space="preserve">pkgs/</w:t>
+      </w:r>
+      <w:r>
+        <w:rPr>
+          <w:rFonts w:ascii="Times New Roman" w:cs="Times New Roman" w:eastAsia="Times New Roman" w:hAnsi="Times New Roman"/>
+          <w:sz w:val="21"/>
+          <w:szCs w:val="21"/>
+        </w:rPr>
+        <w:t xml:space="preserve"> and </w:t>
+      </w:r>
+      <w:r>
+        <w:rPr>
+          <w:rFonts w:ascii="Courier New" w:cs="Courier New" w:eastAsia="Courier New" w:hAnsi="Courier New"/>
+          <w:b w:val="false"/>
+          <w:bCs w:val="false"/>
+          <w:sz w:val="19"/>
+          <w:szCs w:val="19"/>
+        </w:rPr>
+        <w:t xml:space="preserve">installed.txt</w:t>
+      </w:r>
+      <w:r>
+        <w:rPr>
+          <w:rFonts w:ascii="Times New Roman" w:cs="Times New Roman" w:eastAsia="Times New Roman" w:hAnsi="Times New Roman"/>
+          <w:sz w:val="21"/>
+          <w:szCs w:val="21"/>
+        </w:rPr>
+        <w:t xml:space="preserve"> in the home directory; NetRexx uses the </w:t>
+      </w:r>
+      <w:r>
+        <w:rPr>
+          <w:rFonts w:ascii="Courier New" w:cs="Courier New" w:eastAsia="Courier New" w:hAnsi="Courier New"/>
+          <w:b w:val="false"/>
+          <w:bCs w:val="false"/>
+          <w:sz w:val="19"/>
+          <w:szCs w:val="19"/>
+        </w:rPr>
+        <w:t xml:space="preserve">netrexx/</w:t>
+      </w:r>
+      <w:r>
+        <w:rPr>
+          <w:rFonts w:ascii="Times New Roman" w:cs="Times New Roman" w:eastAsia="Times New Roman" w:hAnsi="Times New Roman"/>
+          <w:sz w:val="21"/>
+          <w:szCs w:val="21"/>
+        </w:rPr>
+        <w:t xml:space="preserve"> subdirectory and cREXX the </w:t>
+      </w:r>
+      <w:r>
+        <w:rPr>
+          <w:rFonts w:ascii="Courier New" w:cs="Courier New" w:eastAsia="Courier New" w:hAnsi="Courier New"/>
+          <w:b w:val="false"/>
+          <w:bCs w:val="false"/>
+          <w:sz w:val="19"/>
+          <w:szCs w:val="19"/>
+        </w:rPr>
+        <w:t xml:space="preserve">crexx/</w:t>
+      </w:r>
+      <w:r>
+        <w:rPr>
+          <w:rFonts w:ascii="Times New Roman" w:cs="Times New Roman" w:eastAsia="Times New Roman" w:hAnsi="Times New Roman"/>
+          <w:sz w:val="21"/>
+          <w:szCs w:val="21"/>
+        </w:rPr>
+        <w:t xml:space="preserve"> subdirectory with the same layout. </w:t>
+      </w:r>
+      <w:r>
+        <w:rPr>
+          <w:rFonts w:ascii="Courier New" w:cs="Courier New" w:eastAsia="Courier New" w:hAnsi="Courier New"/>
+          <w:b w:val="false"/>
+          <w:bCs w:val="false"/>
+          <w:sz w:val="19"/>
+          <w:szCs w:val="19"/>
+        </w:rPr>
+        <w:t xml:space="preserve">config.txt</w:t>
+      </w:r>
+      <w:r>
+        <w:rPr>
+          <w:rFonts w:ascii="Times New Roman" w:cs="Times New Roman" w:eastAsia="Times New Roman" w:hAnsi="Times New Roman"/>
+          <w:sz w:val="21"/>
+          <w:szCs w:val="21"/>
+        </w:rPr>
+        <w:t xml:space="preserve">, </w:t>
+      </w:r>
+      <w:r>
+        <w:rPr>
+          <w:rFonts w:ascii="Courier New" w:cs="Courier New" w:eastAsia="Courier New" w:hAnsi="Courier New"/>
+          <w:b w:val="false"/>
+          <w:bCs w:val="false"/>
+          <w:sz w:val="19"/>
+          <w:szCs w:val="19"/>
+        </w:rPr>
+        <w:t xml:space="preserve">credentials.txt</w:t>
+      </w:r>
+      <w:r>
+        <w:rPr>
+          <w:rFonts w:ascii="Times New Roman" w:cs="Times New Roman" w:eastAsia="Times New Roman" w:hAnsi="Times New Roman"/>
+          <w:sz w:val="21"/>
+          <w:szCs w:val="21"/>
+        </w:rPr>
+        <w:t xml:space="preserve"> and </w:t>
+      </w:r>
+      <w:r>
+        <w:rPr>
+          <w:rFonts w:ascii="Courier New" w:cs="Courier New" w:eastAsia="Courier New" w:hAnsi="Courier New"/>
+          <w:b w:val="false"/>
+          <w:bCs w:val="false"/>
+          <w:sz w:val="19"/>
+          <w:szCs w:val="19"/>
+        </w:rPr>
+        <w:t xml:space="preserve">cache/</w:t>
+      </w:r>
+      <w:r>
+        <w:rPr>
+          <w:rFonts w:ascii="Times New Roman" w:cs="Times New Roman" w:eastAsia="Times New Roman" w:hAnsi="Times New Roman"/>
+          <w:sz w:val="21"/>
+          <w:szCs w:val="21"/>
+        </w:rPr>
+        <w:t xml:space="preserve"> are shared.</w:t>
+      </w:r>
+    </w:p>
+    <w:p>
+      <w:pPr>
+        <w:pStyle w:val="Heading2"/>
+        <w:keepNext/>
+        <w:spacing w:after="140" w:before="320"/>
+      </w:pPr>
+      <w:r>
+        <w:rPr>
+          <w:rFonts w:ascii="Arial" w:cs="Arial" w:eastAsia="Arial" w:hAnsi="Arial"/>
+          <w:b/>
+          <w:bCs/>
+          <w:color w:val="000000"/>
+          <w:sz w:val="26"/>
+          <w:szCs w:val="26"/>
+        </w:rPr>
+        <w:t xml:space="preserve">Pointing the client at a repository</w:t>
+      </w:r>
+    </w:p>
+    <w:p>
+      <w:pPr>
+        <w:spacing w:after="120"/>
+      </w:pPr>
+      <w:r>
+        <w:rPr>
+          <w:rFonts w:ascii="Times New Roman" w:cs="Times New Roman" w:eastAsia="Times New Roman" w:hAnsi="Times New Roman"/>
+          <w:sz w:val="21"/>
+          <w:szCs w:val="21"/>
+        </w:rPr>
+        <w:t xml:space="preserve">The client keeps its settings and its installed packages in a directory called the </w:t>
+      </w:r>
+      <w:r>
+        <w:rPr>
+          <w:rFonts w:ascii="Times New Roman" w:cs="Times New Roman" w:eastAsia="Times New Roman" w:hAnsi="Times New Roman"/>
+          <w:i/>
+          <w:iCs/>
+          <w:sz w:val="21"/>
+          <w:szCs w:val="21"/>
+        </w:rPr>
+        <w:t xml:space="preserve">home</w:t>
+      </w:r>
+      <w:r>
+        <w:rPr>
+          <w:rFonts w:ascii="Times New Roman" w:cs="Times New Roman" w:eastAsia="Times New Roman" w:hAnsi="Times New Roman"/>
+          <w:sz w:val="21"/>
+          <w:szCs w:val="21"/>
+        </w:rPr>
+        <w:t xml:space="preserve">: </w:t>
+      </w:r>
+      <w:r>
+        <w:rPr>
+          <w:rFonts w:ascii="Courier New" w:cs="Courier New" w:eastAsia="Courier New" w:hAnsi="Courier New"/>
+          <w:b w:val="false"/>
+          <w:bCs w:val="false"/>
+          <w:sz w:val="19"/>
+          <w:szCs w:val="19"/>
+        </w:rPr>
+        <w:t xml:space="preserve">~/.rxpip</w:t>
+      </w:r>
+      <w:r>
+        <w:rPr>
+          <w:rFonts w:ascii="Times New Roman" w:cs="Times New Roman" w:eastAsia="Times New Roman" w:hAnsi="Times New Roman"/>
+          <w:sz w:val="21"/>
+          <w:szCs w:val="21"/>
+        </w:rPr>
+        <w:t xml:space="preserve"> on Linux and macOS, </w:t>
+      </w:r>
+      <w:r>
+        <w:rPr>
+          <w:rFonts w:ascii="Courier New" w:cs="Courier New" w:eastAsia="Courier New" w:hAnsi="Courier New"/>
+          <w:b w:val="false"/>
+          <w:bCs w:val="false"/>
+          <w:sz w:val="19"/>
+          <w:szCs w:val="19"/>
+        </w:rPr>
+        <w:t xml:space="preserve">%USERPROFILE%\.rxpip</w:t>
+      </w:r>
+      <w:r>
+        <w:rPr>
+          <w:rFonts w:ascii="Times New Roman" w:cs="Times New Roman" w:eastAsia="Times New Roman" w:hAnsi="Times New Roman"/>
+          <w:sz w:val="21"/>
+          <w:szCs w:val="21"/>
+        </w:rPr>
+        <w:t xml:space="preserve"> on Windows, or the directory named by the environment variable </w:t>
+      </w:r>
+      <w:r>
+        <w:rPr>
+          <w:rFonts w:ascii="Courier New" w:cs="Courier New" w:eastAsia="Courier New" w:hAnsi="Courier New"/>
+          <w:b w:val="false"/>
+          <w:bCs w:val="false"/>
+          <w:sz w:val="19"/>
+          <w:szCs w:val="19"/>
+        </w:rPr>
+        <w:t xml:space="preserve">RXPIP_HOME</w:t>
+      </w:r>
+      <w:r>
+        <w:rPr>
+          <w:rFonts w:ascii="Times New Roman" w:cs="Times New Roman" w:eastAsia="Times New Roman" w:hAnsi="Times New Roman"/>
+          <w:sz w:val="21"/>
+          <w:szCs w:val="21"/>
+        </w:rPr>
+        <w:t xml:space="preserve">. The first run creates it with default settings:</w:t>
+      </w:r>
+    </w:p>
+    <w:tbl>
+      <w:tblPr>
+        <w:tblW w:type="dxa" w:w="9638"/>
+        <w:tblBorders>
+          <w:top w:val="single" w:color="auto" w:sz="4"/>
+          <w:left w:val="single" w:color="auto" w:sz="4"/>
+          <w:bottom w:val="single" w:color="auto" w:sz="4"/>
+          <w:right w:val="single" w:color="auto" w:sz="4"/>
+          <w:insideH w:val="single" w:color="auto" w:sz="4"/>
+          <w:insideV w:val="single" w:color="auto" w:sz="4"/>
+        </w:tblBorders>
+      </w:tblPr>
+      <w:tblGrid>
+        <w:gridCol w:w="9638"/>
+      </w:tblGrid>
+      <w:tr>
+        <w:trPr>
+          <w:cantSplit/>
+        </w:trPr>
+        <w:tc>
+          <w:tcPr>
+            <w:tcW w:type="dxa" w:w="9638"/>
+            <w:shd w:fill="F2F2F2" w:color="auto" w:val="clear"/>
+            <w:tcMar>
+              <w:top w:type="dxa" w:w="100"/>
+              <w:left w:type="dxa" w:w="140"/>
+              <w:bottom w:type="dxa" w:w="100"/>
+              <w:right w:type="dxa" w:w="140"/>
+            </w:tcMar>
+          </w:tcPr>
+          <w:p>
+            <w:pPr>
+              <w:spacing w:after="0" w:line="228"/>
+            </w:pPr>
+            <w:r>
+              <w:rPr>
+                <w:rFonts w:ascii="Courier New" w:cs="Courier New" w:eastAsia="Courier New" w:hAnsi="Courier New"/>
+                <w:sz w:val="17"/>
+                <w:szCs w:val="17"/>
+              </w:rPr>
+              <w:t xml:space="preserve">$ rxpip config</w:t>
+            </w:r>
+          </w:p>
+          <w:p>
+            <w:pPr>
+              <w:spacing w:after="0" w:line="228"/>
+            </w:pPr>
+            <w:r>
+              <w:rPr>
+                <w:rFonts w:ascii="Courier New" w:cs="Courier New" w:eastAsia="Courier New" w:hAnsi="Courier New"/>
+                <w:sz w:val="17"/>
+                <w:szCs w:val="17"/>
+              </w:rPr>
+              <w:t xml:space="preserve">REPO_URL: https://www.rexxpository.org/cgi-bin/rxpip_server.rexx</w:t>
+            </w:r>
+          </w:p>
+          <w:p>
+            <w:pPr>
+              <w:spacing w:after="0" w:line="228"/>
+            </w:pPr>
+            <w:r>
+              <w:rPr>
+                <w:rFonts w:ascii="Courier New" w:cs="Courier New" w:eastAsia="Courier New" w:hAnsi="Courier New"/>
+                <w:sz w:val="17"/>
+                <w:szCs w:val="17"/>
+              </w:rPr>
+              <w:t xml:space="preserve">LIB_DIR: /home/anna/.rxpip/lib</w:t>
+            </w:r>
+          </w:p>
+          <w:p>
+            <w:pPr>
+              <w:spacing w:after="0" w:line="228"/>
+            </w:pPr>
+            <w:r>
+              <w:rPr>
+                <w:rFonts w:ascii="Courier New" w:cs="Courier New" w:eastAsia="Courier New" w:hAnsi="Courier New"/>
+                <w:sz w:val="17"/>
+                <w:szCs w:val="17"/>
+              </w:rPr>
+              <w:t xml:space="preserve">INTERPRETER: regina</w:t>
+            </w:r>
+          </w:p>
+        </w:tc>
+      </w:tr>
+    </w:tbl>
+    <w:p>
+      <w:pPr>
+        <w:keepLines/>
+        <w:spacing w:after="200" w:before="80"/>
+      </w:pPr>
+      <w:r>
+        <w:rPr>
+          <w:rFonts w:ascii="Arial" w:cs="Arial" w:eastAsia="Arial" w:hAnsi="Arial"/>
+          <w:b/>
+          <w:bCs/>
+          <w:sz w:val="18"/>
+          <w:szCs w:val="18"/>
+        </w:rPr>
+        <w:t xml:space="preserve">Figure 7. </w:t>
       </w:r>
       <w:r>
         <w:rPr>
@@ -5294,7 +6966,7 @@
           <w:sz w:val="18"/>
           <w:szCs w:val="18"/>
         </w:rPr>
-        <w:t xml:space="preserve">Figure 6. </w:t>
+        <w:t xml:space="preserve">Figure 8. </w:t>
       </w:r>
       <w:r>
         <w:rPr>
@@ -5623,7 +7295,7 @@
           <w:sz w:val="18"/>
           <w:szCs w:val="18"/>
         </w:rPr>
-        <w:t xml:space="preserve">Figure 7. </w:t>
+        <w:t xml:space="preserve">Figure 9. </w:t>
       </w:r>
       <w:r>
         <w:rPr>
@@ -6076,7 +7748,7 @@
           <w:sz w:val="18"/>
           <w:szCs w:val="18"/>
         </w:rPr>
-        <w:t xml:space="preserve">Figure 8. </w:t>
+        <w:t xml:space="preserve">Figure 10. </w:t>
       </w:r>
       <w:r>
         <w:rPr>
@@ -6525,7 +8197,7 @@
           <w:sz w:val="18"/>
           <w:szCs w:val="18"/>
         </w:rPr>
-        <w:t xml:space="preserve">Figure 9. </w:t>
+        <w:t xml:space="preserve">Figure 11. </w:t>
       </w:r>
       <w:r>
         <w:rPr>
@@ -6830,7 +8502,7 @@
           <w:sz w:val="18"/>
           <w:szCs w:val="18"/>
         </w:rPr>
-        <w:t xml:space="preserve">Figure 10. </w:t>
+        <w:t xml:space="preserve">Figure 12. </w:t>
       </w:r>
       <w:r>
         <w:rPr>
@@ -7276,7 +8948,7 @@
           <w:sz w:val="18"/>
           <w:szCs w:val="18"/>
         </w:rPr>
-        <w:t xml:space="preserve">Figure 11. </w:t>
+        <w:t xml:space="preserve">Figure 13. </w:t>
       </w:r>
       <w:r>
         <w:rPr>
@@ -7606,7 +9278,7 @@
           <w:sz w:val="18"/>
           <w:szCs w:val="18"/>
         </w:rPr>
-        <w:t xml:space="preserve">Figure 12. </w:t>
+        <w:t xml:space="preserve">Figure 14. </w:t>
       </w:r>
       <w:r>
         <w:rPr>
@@ -7937,7 +9609,7 @@
           <w:sz w:val="18"/>
           <w:szCs w:val="18"/>
         </w:rPr>
-        <w:t xml:space="preserve">Figure 13. </w:t>
+        <w:t xml:space="preserve">Figure 15. </w:t>
       </w:r>
       <w:r>
         <w:rPr>
@@ -8640,7 +10312,7 @@
           <w:sz w:val="18"/>
           <w:szCs w:val="18"/>
         </w:rPr>
-        <w:t xml:space="preserve">Figure 14. </w:t>
+        <w:t xml:space="preserve">Figure 16. </w:t>
       </w:r>
       <w:r>
         <w:rPr>
@@ -8793,6 +10465,303 @@
       <w:pPr>
         <w:spacing w:after="60"/>
       </w:pPr>
+    </w:p>
+    <w:p>
+      <w:pPr>
+        <w:pStyle w:val="Heading2"/>
+        <w:keepNext/>
+        <w:spacing w:after="140" w:before="320"/>
+      </w:pPr>
+      <w:r>
+        <w:rPr>
+          <w:rFonts w:ascii="Arial" w:cs="Arial" w:eastAsia="Arial" w:hAnsi="Arial"/>
+          <w:b/>
+          <w:bCs/>
+          <w:color w:val="000000"/>
+          <w:sz w:val="26"/>
+          <w:szCs w:val="26"/>
+        </w:rPr>
+        <w:t xml:space="preserve">Packages for NetRexx and cREXX</w:t>
+      </w:r>
+    </w:p>
+    <w:p>
+      <w:pPr>
+        <w:spacing w:after="120"/>
+      </w:pPr>
+      <w:r>
+        <w:rPr>
+          <w:rFonts w:ascii="Times New Roman" w:cs="Times New Roman" w:eastAsia="Times New Roman" w:hAnsi="Times New Roman"/>
+          <w:sz w:val="21"/>
+          <w:szCs w:val="21"/>
+        </w:rPr>
+        <w:t xml:space="preserve">A NetRexx package is a tar of </w:t>
+      </w:r>
+      <w:r>
+        <w:rPr>
+          <w:rFonts w:ascii="Courier New" w:cs="Courier New" w:eastAsia="Courier New" w:hAnsi="Courier New"/>
+          <w:b w:val="false"/>
+          <w:bCs w:val="false"/>
+          <w:sz w:val="19"/>
+          <w:szCs w:val="19"/>
+        </w:rPr>
+        <w:t xml:space="preserve">.nrx</w:t>
+      </w:r>
+      <w:r>
+        <w:rPr>
+          <w:rFonts w:ascii="Times New Roman" w:cs="Times New Roman" w:eastAsia="Times New Roman" w:hAnsi="Times New Roman"/>
+          <w:sz w:val="21"/>
+          <w:szCs w:val="21"/>
+        </w:rPr>
+        <w:t xml:space="preserve"> files, each defining one class; a cREXX package is a tar of </w:t>
+      </w:r>
+      <w:r>
+        <w:rPr>
+          <w:rFonts w:ascii="Courier New" w:cs="Courier New" w:eastAsia="Courier New" w:hAnsi="Courier New"/>
+          <w:b w:val="false"/>
+          <w:bCs w:val="false"/>
+          <w:sz w:val="19"/>
+          <w:szCs w:val="19"/>
+        </w:rPr>
+        <w:t xml:space="preserve">.crexx</w:t>
+      </w:r>
+      <w:r>
+        <w:rPr>
+          <w:rFonts w:ascii="Times New Roman" w:cs="Times New Roman" w:eastAsia="Times New Roman" w:hAnsi="Times New Roman"/>
+          <w:sz w:val="21"/>
+          <w:szCs w:val="21"/>
+        </w:rPr>
+        <w:t xml:space="preserve"> files, each a module with a </w:t>
+      </w:r>
+      <w:r>
+        <w:rPr>
+          <w:rFonts w:ascii="Courier New" w:cs="Courier New" w:eastAsia="Courier New" w:hAnsi="Courier New"/>
+          <w:b w:val="false"/>
+          <w:bCs w:val="false"/>
+          <w:sz w:val="19"/>
+          <w:szCs w:val="19"/>
+        </w:rPr>
+        <w:t xml:space="preserve">namespace</w:t>
+      </w:r>
+      <w:r>
+        <w:rPr>
+          <w:rFonts w:ascii="Times New Roman" w:cs="Times New Roman" w:eastAsia="Times New Roman" w:hAnsi="Times New Roman"/>
+          <w:sz w:val="21"/>
+          <w:szCs w:val="21"/>
+        </w:rPr>
+        <w:t xml:space="preserve"> line. Publish them with the platform that names the language, so that only the matching client installs them:</w:t>
+      </w:r>
+    </w:p>
+    <w:tbl>
+      <w:tblPr>
+        <w:tblW w:type="dxa" w:w="9638"/>
+        <w:tblBorders>
+          <w:top w:val="single" w:color="auto" w:sz="4"/>
+          <w:left w:val="single" w:color="auto" w:sz="4"/>
+          <w:bottom w:val="single" w:color="auto" w:sz="4"/>
+          <w:right w:val="single" w:color="auto" w:sz="4"/>
+          <w:insideH w:val="single" w:color="auto" w:sz="4"/>
+          <w:insideV w:val="single" w:color="auto" w:sz="4"/>
+        </w:tblBorders>
+      </w:tblPr>
+      <w:tblGrid>
+        <w:gridCol w:w="9638"/>
+      </w:tblGrid>
+      <w:tr>
+        <w:trPr>
+          <w:cantSplit/>
+        </w:trPr>
+        <w:tc>
+          <w:tcPr>
+            <w:tcW w:type="dxa" w:w="9638"/>
+            <w:shd w:fill="F2F2F2" w:color="auto" w:val="clear"/>
+            <w:tcMar>
+              <w:top w:type="dxa" w:w="100"/>
+              <w:left w:type="dxa" w:w="140"/>
+              <w:bottom w:type="dxa" w:w="100"/>
+              <w:right w:type="dxa" w:w="140"/>
+            </w:tcMar>
+          </w:tcPr>
+          <w:p>
+            <w:pPr>
+              <w:spacing w:after="0" w:line="228"/>
+            </w:pPr>
+            <w:r>
+              <w:rPr>
+                <w:rFonts w:ascii="Courier New" w:cs="Courier New" w:eastAsia="Courier New" w:hAnsi="Courier New"/>
+                <w:sz w:val="17"/>
+                <w:szCs w:val="17"/>
+              </w:rPr>
+              <w:t xml:space="preserve">$ tar czf nxutils.rxpkg NxUtils.nrx</w:t>
+            </w:r>
+          </w:p>
+          <w:p>
+            <w:pPr>
+              <w:spacing w:after="0" w:line="228"/>
+            </w:pPr>
+            <w:r>
+              <w:rPr>
+                <w:rFonts w:ascii="Courier New" w:cs="Courier New" w:eastAsia="Courier New" w:hAnsi="Courier New"/>
+                <w:sz w:val="17"/>
+                <w:szCs w:val="17"/>
+              </w:rPr>
+              <w:t xml:space="preserve">$ rxpip-netrexx publish nxutils.rxpkg --name=nxutils --version=1.0.0 --platform=netrexx</w:t>
+            </w:r>
+          </w:p>
+          <w:p>
+            <w:pPr>
+              <w:spacing w:after="0" w:line="228"/>
+            </w:pPr>
+            <w:r>
+              <w:rPr>
+                <w:rFonts w:ascii="Courier New" w:cs="Courier New" w:eastAsia="Courier New" w:hAnsi="Courier New"/>
+                <w:sz w:val="17"/>
+                <w:szCs w:val="17"/>
+              </w:rPr>
+              <w:t xml:space="preserve">$ tar czf cxutils.rxpkg cxutils.crexx</w:t>
+            </w:r>
+          </w:p>
+          <w:p>
+            <w:pPr>
+              <w:spacing w:after="0" w:line="228"/>
+            </w:pPr>
+            <w:r>
+              <w:rPr>
+                <w:rFonts w:ascii="Courier New" w:cs="Courier New" w:eastAsia="Courier New" w:hAnsi="Courier New"/>
+                <w:sz w:val="17"/>
+                <w:szCs w:val="17"/>
+              </w:rPr>
+              <w:t xml:space="preserve">$ rxpip-crexx publish cxutils.rxpkg --name=cxutils --version=1.0.0 --platform=crexx</w:t>
+            </w:r>
+          </w:p>
+        </w:tc>
+      </w:tr>
+    </w:tbl>
+    <w:p>
+      <w:pPr>
+        <w:keepLines/>
+        <w:spacing w:after="200" w:before="80"/>
+      </w:pPr>
+      <w:r>
+        <w:rPr>
+          <w:rFonts w:ascii="Arial" w:cs="Arial" w:eastAsia="Arial" w:hAnsi="Arial"/>
+          <w:b/>
+          <w:bCs/>
+          <w:sz w:val="18"/>
+          <w:szCs w:val="18"/>
+        </w:rPr>
+        <w:t xml:space="preserve">Figure 17. </w:t>
+      </w:r>
+      <w:r>
+        <w:rPr>
+          <w:rFonts w:ascii="Arial" w:cs="Arial" w:eastAsia="Arial" w:hAnsi="Arial"/>
+          <w:sz w:val="18"/>
+          <w:szCs w:val="18"/>
+        </w:rPr>
+        <w:t xml:space="preserve">Publishing NetRexx and cREXX packages</w:t>
+      </w:r>
+    </w:p>
+    <w:p>
+      <w:pPr>
+        <w:spacing w:after="120"/>
+      </w:pPr>
+      <w:r>
+        <w:rPr>
+          <w:rFonts w:ascii="Times New Roman" w:cs="Times New Roman" w:eastAsia="Times New Roman" w:hAnsi="Times New Roman"/>
+          <w:sz w:val="21"/>
+          <w:szCs w:val="21"/>
+        </w:rPr>
+        <w:t xml:space="preserve">In a program, name the packages in a comment on a line of its own, as for classic REXX: </w:t>
+      </w:r>
+      <w:r>
+        <w:rPr>
+          <w:rFonts w:ascii="Courier New" w:cs="Courier New" w:eastAsia="Courier New" w:hAnsi="Courier New"/>
+          <w:b w:val="false"/>
+          <w:bCs w:val="false"/>
+          <w:sz w:val="19"/>
+          <w:szCs w:val="19"/>
+        </w:rPr>
+        <w:t xml:space="preserve">/* REQUIRE nxutils */</w:t>
+      </w:r>
+      <w:r>
+        <w:rPr>
+          <w:rFonts w:ascii="Times New Roman" w:cs="Times New Roman" w:eastAsia="Times New Roman" w:hAnsi="Times New Roman"/>
+          <w:sz w:val="21"/>
+          <w:szCs w:val="21"/>
+        </w:rPr>
+        <w:t xml:space="preserve"> (NetRexx) or </w:t>
+      </w:r>
+      <w:r>
+        <w:rPr>
+          <w:rFonts w:ascii="Courier New" w:cs="Courier New" w:eastAsia="Courier New" w:hAnsi="Courier New"/>
+          <w:b w:val="false"/>
+          <w:bCs w:val="false"/>
+          <w:sz w:val="19"/>
+          <w:szCs w:val="19"/>
+        </w:rPr>
+        <w:t xml:space="preserve">-- REQUIRE cxutils</w:t>
+      </w:r>
+      <w:r>
+        <w:rPr>
+          <w:rFonts w:ascii="Times New Roman" w:cs="Times New Roman" w:eastAsia="Times New Roman" w:hAnsi="Times New Roman"/>
+          <w:sz w:val="21"/>
+          <w:szCs w:val="21"/>
+        </w:rPr>
+        <w:t xml:space="preserve"> (cREXX; a </w:t>
+      </w:r>
+      <w:r>
+        <w:rPr>
+          <w:rFonts w:ascii="Courier New" w:cs="Courier New" w:eastAsia="Courier New" w:hAnsi="Courier New"/>
+          <w:b w:val="false"/>
+          <w:bCs w:val="false"/>
+          <w:sz w:val="19"/>
+          <w:szCs w:val="19"/>
+        </w:rPr>
+        <w:t xml:space="preserve">/* ... */</w:t>
+      </w:r>
+      <w:r>
+        <w:rPr>
+          <w:rFonts w:ascii="Times New Roman" w:cs="Times New Roman" w:eastAsia="Times New Roman" w:hAnsi="Times New Roman"/>
+          <w:sz w:val="21"/>
+          <w:szCs w:val="21"/>
+        </w:rPr>
+        <w:t xml:space="preserve"> comment works too). </w:t>
+      </w:r>
+      <w:r>
+        <w:rPr>
+          <w:rFonts w:ascii="Courier New" w:cs="Courier New" w:eastAsia="Courier New" w:hAnsi="Courier New"/>
+          <w:b w:val="false"/>
+          <w:bCs w:val="false"/>
+          <w:sz w:val="19"/>
+          <w:szCs w:val="19"/>
+        </w:rPr>
+        <w:t xml:space="preserve">rxpip run prog.nrx</w:t>
+      </w:r>
+      <w:r>
+        <w:rPr>
+          <w:rFonts w:ascii="Times New Roman" w:cs="Times New Roman" w:eastAsia="Times New Roman" w:hAnsi="Times New Roman"/>
+          <w:sz w:val="21"/>
+          <w:szCs w:val="21"/>
+        </w:rPr>
+        <w:t xml:space="preserve"> or </w:t>
+      </w:r>
+      <w:r>
+        <w:rPr>
+          <w:rFonts w:ascii="Courier New" w:cs="Courier New" w:eastAsia="Courier New" w:hAnsi="Courier New"/>
+          <w:b w:val="false"/>
+          <w:bCs w:val="false"/>
+          <w:sz w:val="19"/>
+          <w:szCs w:val="19"/>
+        </w:rPr>
+        <w:t xml:space="preserve">rxpip run prog.crexx</w:t>
+      </w:r>
+      <w:r>
+        <w:rPr>
+          <w:rFonts w:ascii="Times New Roman" w:cs="Times New Roman" w:eastAsia="Times New Roman" w:hAnsi="Times New Roman"/>
+          <w:sz w:val="21"/>
+          <w:szCs w:val="21"/>
+        </w:rPr>
+        <w:t xml:space="preserve"> then installs what is missing, compiles everything together and runs it. The package name may carry artifacts for several languages at once.</w:t>
+      </w:r>
     </w:p>
     <w:p>
       <w:pPr>
@@ -9419,7 +11388,7 @@
           <w:sz w:val="18"/>
           <w:szCs w:val="18"/>
         </w:rPr>
-        <w:t xml:space="preserve">Figure 15. </w:t>
+        <w:t xml:space="preserve">Figure 18. </w:t>
       </w:r>
       <w:r>
         <w:rPr>
@@ -9462,7 +11431,7 @@
           <w:sz w:val="21"/>
           <w:szCs w:val="21"/>
         </w:rPr>
-        <w:t xml:space="preserve">Anyone can search, show, install and download. Publishing, and changing who owns a package, requires an account. Accounts are available </w:t>
+        <w:t xml:space="preserve">Anyone can search, show, install and download. Publishing, and changing who owns a package, requires an account. Accounts are </w:t>
       </w:r>
       <w:r>
         <w:rPr>
@@ -9472,7 +11441,7 @@
           <w:sz w:val="21"/>
           <w:szCs w:val="21"/>
         </w:rPr>
-        <w:t xml:space="preserve">by invitation only</w:t>
+        <w:t xml:space="preserve">approved by the repository administrator</w:t>
       </w:r>
       <w:r>
         <w:rPr>
@@ -9511,7 +11480,61 @@
           <w:sz w:val="21"/>
           <w:szCs w:val="21"/>
         </w:rPr>
-        <w:t xml:space="preserve">The repository operator creates a single-use invitation code and gives it to you (Chapter 8). You redeem it once:</w:t>
+        <w:t xml:space="preserve">There are two ways to get one. </w:t>
+      </w:r>
+      <w:r>
+        <w:rPr>
+          <w:rFonts w:ascii="Times New Roman" w:cs="Times New Roman" w:eastAsia="Times New Roman" w:hAnsi="Times New Roman"/>
+          <w:b/>
+          <w:bCs/>
+          <w:sz w:val="21"/>
+          <w:szCs w:val="21"/>
+        </w:rPr>
+        <w:t xml:space="preserve">Ask on the web page:</w:t>
+      </w:r>
+      <w:r>
+        <w:rPr>
+          <w:rFonts w:ascii="Times New Roman" w:cs="Times New Roman" w:eastAsia="Times New Roman" w:hAnsi="Times New Roman"/>
+          <w:sz w:val="21"/>
+          <w:szCs w:val="21"/>
+        </w:rPr>
+        <w:t xml:space="preserve"> open </w:t>
+      </w:r>
+      <w:r>
+        <w:rPr>
+          <w:rFonts w:ascii="Courier New" w:cs="Courier New" w:eastAsia="Courier New" w:hAnsi="Courier New"/>
+          <w:b w:val="false"/>
+          <w:bCs w:val="false"/>
+          <w:sz w:val="19"/>
+          <w:szCs w:val="19"/>
+        </w:rPr>
+        <w:t xml:space="preserve">&lt;repository address&gt;?action=SIGNUP</w:t>
+      </w:r>
+      <w:r>
+        <w:rPr>
+          <w:rFonts w:ascii="Times New Roman" w:cs="Times New Roman" w:eastAsia="Times New Roman" w:hAnsi="Times New Roman"/>
+          <w:sz w:val="21"/>
+          <w:szCs w:val="21"/>
+        </w:rPr>
+        <w:t xml:space="preserve">, enter the name you want, your e-mail address and your location, and send the form. The administrator receives a mail, checks the request and approves or rejects it. On approval you receive a mail with a single-use invitation code at the address you gave. </w:t>
+      </w:r>
+      <w:r>
+        <w:rPr>
+          <w:rFonts w:ascii="Times New Roman" w:cs="Times New Roman" w:eastAsia="Times New Roman" w:hAnsi="Times New Roman"/>
+          <w:b/>
+          <w:bCs/>
+          <w:sz w:val="21"/>
+          <w:szCs w:val="21"/>
+        </w:rPr>
+        <w:t xml:space="preserve">Or</w:t>
+      </w:r>
+      <w:r>
+        <w:rPr>
+          <w:rFonts w:ascii="Times New Roman" w:cs="Times New Roman" w:eastAsia="Times New Roman" w:hAnsi="Times New Roman"/>
+          <w:sz w:val="21"/>
+          <w:szCs w:val="21"/>
+        </w:rPr>
+        <w:t xml:space="preserve"> the operator creates an invitation and gives it to you directly (Chapter 8). Either way you redeem the code once:</w:t>
       </w:r>
     </w:p>
     <w:tbl>
@@ -9638,7 +11661,7 @@
           <w:sz w:val="18"/>
           <w:szCs w:val="18"/>
         </w:rPr>
-        <w:t xml:space="preserve">Figure 16. </w:t>
+        <w:t xml:space="preserve">Figure 19. </w:t>
       </w:r>
       <w:r>
         <w:rPr>
@@ -10179,7 +12202,7 @@
           <w:sz w:val="18"/>
           <w:szCs w:val="18"/>
         </w:rPr>
-        <w:t xml:space="preserve">Figure 17. </w:t>
+        <w:t xml:space="preserve">Figure 20. </w:t>
       </w:r>
       <w:r>
         <w:rPr>
@@ -10486,7 +12509,7 @@
           <w:sz w:val="18"/>
           <w:szCs w:val="18"/>
         </w:rPr>
-        <w:t xml:space="preserve">Figure 18. </w:t>
+        <w:t xml:space="preserve">Figure 21. </w:t>
       </w:r>
       <w:r>
         <w:rPr>
@@ -10751,7 +12774,7 @@
           <w:sz w:val="18"/>
           <w:szCs w:val="18"/>
         </w:rPr>
-        <w:t xml:space="preserve">Figure 19. </w:t>
+        <w:t xml:space="preserve">Figure 22. </w:t>
       </w:r>
       <w:r>
         <w:rPr>
@@ -10807,7 +12830,7 @@
           <w:sz w:val="21"/>
           <w:szCs w:val="21"/>
         </w:rPr>
-        <w:t xml:space="preserve">The repository has a read-only web interface. Open the repository’s address, for example https://www.rexxpository.org/, in any web browser. It is plain HTML: it needs no JavaScript and sets no cookies.</w:t>
+        <w:t xml:space="preserve">The repository has a web interface for browsing and for requesting an account. Open the repository’s address, for example https://www.rexxpository.org/, in any web browser. It is plain HTML: it needs no JavaScript and sets no cookies.</w:t>
       </w:r>
     </w:p>
     <w:p>
@@ -11225,7 +13248,7 @@
           <w:sz w:val="18"/>
           <w:szCs w:val="18"/>
         </w:rPr>
-        <w:t xml:space="preserve">Figure 20. </w:t>
+        <w:t xml:space="preserve">Figure 23. </w:t>
       </w:r>
       <w:r>
         <w:rPr>
@@ -11511,7 +13534,7 @@
           <w:sz w:val="21"/>
           <w:szCs w:val="21"/>
         </w:rPr>
-        <w:t xml:space="preserve">There is no web form for registration, uploading or owner changes in this release; see Chapter 11. Each package page shows the exact </w:t>
+        <w:t xml:space="preserve">There is no web form for uploading or owner changes in this release; see Chapter 11. Each package page shows the exact </w:t>
       </w:r>
       <w:r>
         <w:rPr>
@@ -11530,6 +13553,91 @@
           <w:szCs w:val="21"/>
         </w:rPr>
         <w:t xml:space="preserve"> command to copy.</w:t>
+      </w:r>
+    </w:p>
+    <w:p>
+      <w:pPr>
+        <w:pStyle w:val="Heading2"/>
+        <w:keepNext/>
+        <w:spacing w:after="140" w:before="320"/>
+      </w:pPr>
+      <w:r>
+        <w:rPr>
+          <w:rFonts w:ascii="Arial" w:cs="Arial" w:eastAsia="Arial" w:hAnsi="Arial"/>
+          <w:b/>
+          <w:bCs/>
+          <w:color w:val="000000"/>
+          <w:sz w:val="26"/>
+          <w:szCs w:val="26"/>
+        </w:rPr>
+        <w:t xml:space="preserve">Requesting an account</w:t>
+      </w:r>
+    </w:p>
+    <w:p>
+      <w:pPr>
+        <w:spacing w:after="120"/>
+      </w:pPr>
+      <w:r>
+        <w:rPr>
+          <w:rFonts w:ascii="Times New Roman" w:cs="Times New Roman" w:eastAsia="Times New Roman" w:hAnsi="Times New Roman"/>
+          <w:sz w:val="21"/>
+          <w:szCs w:val="21"/>
+        </w:rPr>
+        <w:t xml:space="preserve">When the operator has enabled it (Chapter 7), the page </w:t>
+      </w:r>
+      <w:r>
+        <w:rPr>
+          <w:rFonts w:ascii="Courier New" w:cs="Courier New" w:eastAsia="Courier New" w:hAnsi="Courier New"/>
+          <w:b w:val="false"/>
+          <w:bCs w:val="false"/>
+          <w:sz w:val="19"/>
+          <w:szCs w:val="19"/>
+        </w:rPr>
+        <w:t xml:space="preserve">?action=SIGNUP</w:t>
+      </w:r>
+      <w:r>
+        <w:rPr>
+          <w:rFonts w:ascii="Times New Roman" w:cs="Times New Roman" w:eastAsia="Times New Roman" w:hAnsi="Times New Roman"/>
+          <w:sz w:val="21"/>
+          <w:szCs w:val="21"/>
+        </w:rPr>
+        <w:t xml:space="preserve"> shows a form with three fields: the name you want to log in with, your e-mail address and your location. Names follow the rules of Chapter 5. Sending the form stores a request and mails the administrator; you see a confirmation, nothing more happens until the administrator decides. The administrator opens the link in the mail, sees your data and presses </w:t>
+      </w:r>
+      <w:r>
+        <w:rPr>
+          <w:rFonts w:ascii="Times New Roman" w:cs="Times New Roman" w:eastAsia="Times New Roman" w:hAnsi="Times New Roman"/>
+          <w:b/>
+          <w:bCs/>
+          <w:sz w:val="21"/>
+          <w:szCs w:val="21"/>
+        </w:rPr>
+        <w:t xml:space="preserve">Approve</w:t>
+      </w:r>
+      <w:r>
+        <w:rPr>
+          <w:rFonts w:ascii="Times New Roman" w:cs="Times New Roman" w:eastAsia="Times New Roman" w:hAnsi="Times New Roman"/>
+          <w:sz w:val="21"/>
+          <w:szCs w:val="21"/>
+        </w:rPr>
+        <w:t xml:space="preserve"> or </w:t>
+      </w:r>
+      <w:r>
+        <w:rPr>
+          <w:rFonts w:ascii="Times New Roman" w:cs="Times New Roman" w:eastAsia="Times New Roman" w:hAnsi="Times New Roman"/>
+          <w:b/>
+          <w:bCs/>
+          <w:sz w:val="21"/>
+          <w:szCs w:val="21"/>
+        </w:rPr>
+        <w:t xml:space="preserve">Reject</w:t>
+      </w:r>
+      <w:r>
+        <w:rPr>
+          <w:rFonts w:ascii="Times New Roman" w:cs="Times New Roman" w:eastAsia="Times New Roman" w:hAnsi="Times New Roman"/>
+          <w:sz w:val="21"/>
+          <w:szCs w:val="21"/>
+        </w:rPr>
+        <w:t xml:space="preserve">. Opening the link alone changes nothing. On approval an invitation code is mailed to you. A request expires after 14 days; the server keeps at most 100 pending requests and 3 per network address.</w:t>
       </w:r>
     </w:p>
     <w:p>
@@ -11746,7 +13854,7 @@
           <w:sz w:val="18"/>
           <w:szCs w:val="18"/>
         </w:rPr>
-        <w:t xml:space="preserve">Figure 21. </w:t>
+        <w:t xml:space="preserve">Figure 24. </w:t>
       </w:r>
       <w:r>
         <w:rPr>
@@ -12133,7 +14241,7 @@
           <w:sz w:val="18"/>
           <w:szCs w:val="18"/>
         </w:rPr>
-        <w:t xml:space="preserve">Figure 22. </w:t>
+        <w:t xml:space="preserve">Figure 25. </w:t>
       </w:r>
       <w:r>
         <w:rPr>
@@ -12412,7 +14520,7 @@
           <w:sz w:val="18"/>
           <w:szCs w:val="18"/>
         </w:rPr>
-        <w:t xml:space="preserve">Figure 23. </w:t>
+        <w:t xml:space="preserve">Figure 26. </w:t>
       </w:r>
       <w:r>
         <w:rPr>
@@ -12803,7 +14911,7 @@
           <w:sz w:val="18"/>
           <w:szCs w:val="18"/>
         </w:rPr>
-        <w:t xml:space="preserve">Figure 24. </w:t>
+        <w:t xml:space="preserve">Figure 27. </w:t>
       </w:r>
       <w:r>
         <w:rPr>
@@ -12984,7 +15092,7 @@
           <w:sz w:val="18"/>
           <w:szCs w:val="18"/>
         </w:rPr>
-        <w:t xml:space="preserve">Figure 25. </w:t>
+        <w:t xml:space="preserve">Figure 28. </w:t>
       </w:r>
       <w:r>
         <w:rPr>
@@ -13206,7 +15314,7 @@
           <w:sz w:val="18"/>
           <w:szCs w:val="18"/>
         </w:rPr>
-        <w:t xml:space="preserve">Figure 26. </w:t>
+        <w:t xml:space="preserve">Figure 29. </w:t>
       </w:r>
       <w:r>
         <w:rPr>
@@ -13245,7 +15353,7 @@
           <w:sz w:val="26"/>
           <w:szCs w:val="26"/>
         </w:rPr>
-        <w:t xml:space="preserve">The first account</w:t>
+        <w:t xml:space="preserve">Sign-up mail (optional)</w:t>
       </w:r>
     </w:p>
     <w:p>
@@ -13258,7 +15366,79 @@
           <w:sz w:val="21"/>
           <w:szCs w:val="21"/>
         </w:rPr>
-        <w:t xml:space="preserve">Create your own account on the server (the command prints the token once, so copy it):</w:t>
+        <w:t xml:space="preserve">Web sign-up is off until you give the server an administrator address. Install a mail transfer agent that provides </w:t>
+      </w:r>
+      <w:r>
+        <w:rPr>
+          <w:rFonts w:ascii="Courier New" w:cs="Courier New" w:eastAsia="Courier New" w:hAnsi="Courier New"/>
+          <w:b w:val="false"/>
+          <w:bCs w:val="false"/>
+          <w:sz w:val="19"/>
+          <w:szCs w:val="19"/>
+        </w:rPr>
+        <w:t xml:space="preserve">/usr/sbin/sendmail</w:t>
+      </w:r>
+      <w:r>
+        <w:rPr>
+          <w:rFonts w:ascii="Times New Roman" w:cs="Times New Roman" w:eastAsia="Times New Roman" w:hAnsi="Times New Roman"/>
+          <w:sz w:val="21"/>
+          <w:szCs w:val="21"/>
+        </w:rPr>
+        <w:t xml:space="preserve"> (</w:t>
+      </w:r>
+      <w:r>
+        <w:rPr>
+          <w:rFonts w:ascii="Courier New" w:cs="Courier New" w:eastAsia="Courier New" w:hAnsi="Courier New"/>
+          <w:b w:val="false"/>
+          <w:bCs w:val="false"/>
+          <w:sz w:val="19"/>
+          <w:szCs w:val="19"/>
+        </w:rPr>
+        <w:t xml:space="preserve">dnf install postfix</w:t>
+      </w:r>
+      <w:r>
+        <w:rPr>
+          <w:rFonts w:ascii="Times New Roman" w:cs="Times New Roman" w:eastAsia="Times New Roman" w:hAnsi="Times New Roman"/>
+          <w:sz w:val="21"/>
+          <w:szCs w:val="21"/>
+        </w:rPr>
+        <w:t xml:space="preserve">, then </w:t>
+      </w:r>
+      <w:r>
+        <w:rPr>
+          <w:rFonts w:ascii="Courier New" w:cs="Courier New" w:eastAsia="Courier New" w:hAnsi="Courier New"/>
+          <w:b w:val="false"/>
+          <w:bCs w:val="false"/>
+          <w:sz w:val="19"/>
+          <w:szCs w:val="19"/>
+        </w:rPr>
+        <w:t xml:space="preserve">systemctl enable --now postfix</w:t>
+      </w:r>
+      <w:r>
+        <w:rPr>
+          <w:rFonts w:ascii="Times New Roman" w:cs="Times New Roman" w:eastAsia="Times New Roman" w:hAnsi="Times New Roman"/>
+          <w:sz w:val="21"/>
+          <w:szCs w:val="21"/>
+        </w:rPr>
+        <w:t xml:space="preserve">), allow Apache to send mail under SELinux (</w:t>
+      </w:r>
+      <w:r>
+        <w:rPr>
+          <w:rFonts w:ascii="Courier New" w:cs="Courier New" w:eastAsia="Courier New" w:hAnsi="Courier New"/>
+          <w:b w:val="false"/>
+          <w:bCs w:val="false"/>
+          <w:sz w:val="19"/>
+          <w:szCs w:val="19"/>
+        </w:rPr>
+        <w:t xml:space="preserve">setsebool -P httpd_can_sendmail 1</w:t>
+      </w:r>
+      <w:r>
+        <w:rPr>
+          <w:rFonts w:ascii="Times New Roman" w:cs="Times New Roman" w:eastAsia="Times New Roman" w:hAnsi="Times New Roman"/>
+          <w:sz w:val="21"/>
+          <w:szCs w:val="21"/>
+        </w:rPr>
+        <w:t xml:space="preserve">), and add three lines to the virtual host:</w:t>
       </w:r>
     </w:p>
     <w:tbl>
@@ -13301,7 +15481,7 @@
                 <w:sz w:val="17"/>
                 <w:szCs w:val="17"/>
               </w:rPr>
-              <w:t xml:space="preserve"># sudo -u apache env RXPIP_REPO_ROOT=/var/www/rexxpository/repo \</w:t>
+              <w:t xml:space="preserve">SetEnv RXPIP_ADMIN_EMAIL  you@example.org</w:t>
             </w:r>
           </w:p>
           <w:p>
@@ -13314,7 +15494,7 @@
                 <w:sz w:val="17"/>
                 <w:szCs w:val="17"/>
               </w:rPr>
-              <w:t xml:space="preserve">    regina -a /var/www/rexxpository/cgi-bin/rxpip_server.rexx admin adduser anna</w:t>
+              <w:t xml:space="preserve">SetEnv RXPIP_PUBLIC_URL   https://www.rexxpository.org/cgi-bin/rxpip_server.rexx</w:t>
             </w:r>
           </w:p>
           <w:p>
@@ -13327,7 +15507,7 @@
                 <w:sz w:val="17"/>
                 <w:szCs w:val="17"/>
               </w:rPr>
-              <w:t xml:space="preserve">user anna created. token (shown once): rxp_1a2b3c4d_...</w:t>
+              <w:t xml:space="preserve">SetEnv RXPIP_MAIL_FROM    rxpip@rexxpository.org</w:t>
             </w:r>
           </w:p>
         </w:tc>
@@ -13346,7 +15526,7 @@
           <w:sz w:val="18"/>
           <w:szCs w:val="18"/>
         </w:rPr>
-        <w:t xml:space="preserve">Figure 27. </w:t>
+        <w:t xml:space="preserve">Figure 30. </w:t>
       </w:r>
       <w:r>
         <w:rPr>
@@ -13354,21 +15534,13 @@
           <w:sz w:val="18"/>
           <w:szCs w:val="18"/>
         </w:rPr>
-        <w:t xml:space="preserve">Creating the first user</w:t>
+        <w:t xml:space="preserve">Enabling sign-up requests</w:t>
       </w:r>
     </w:p>
     <w:p>
       <w:pPr>
         <w:spacing w:after="120"/>
       </w:pPr>
-      <w:r>
-        <w:rPr>
-          <w:rFonts w:ascii="Times New Roman" w:cs="Times New Roman" w:eastAsia="Times New Roman" w:hAnsi="Times New Roman"/>
-          <w:sz w:val="21"/>
-          <w:szCs w:val="21"/>
-        </w:rPr>
-        <w:t xml:space="preserve">Then, from any computer with the client: </w:t>
-      </w:r>
       <w:r>
         <w:rPr>
           <w:rFonts w:ascii="Courier New" w:cs="Courier New" w:eastAsia="Courier New" w:hAnsi="Courier New"/>
@@ -13377,15 +15549,15 @@
           <w:sz w:val="19"/>
           <w:szCs w:val="19"/>
         </w:rPr>
-        <w:t xml:space="preserve">rxpip config set REPO_URL https://www.rexxpository.org/cgi-bin/rxpip_server.rexx</w:t>
-      </w:r>
-      <w:r>
-        <w:rPr>
-          <w:rFonts w:ascii="Times New Roman" w:cs="Times New Roman" w:eastAsia="Times New Roman" w:hAnsi="Times New Roman"/>
-          <w:sz w:val="21"/>
-          <w:szCs w:val="21"/>
-        </w:rPr>
-        <w:t xml:space="preserve">, and </w:t>
+        <w:t xml:space="preserve">RXPIP_ADMIN_EMAIL</w:t>
+      </w:r>
+      <w:r>
+        <w:rPr>
+          <w:rFonts w:ascii="Times New Roman" w:cs="Times New Roman" w:eastAsia="Times New Roman" w:hAnsi="Times New Roman"/>
+          <w:sz w:val="21"/>
+          <w:szCs w:val="21"/>
+        </w:rPr>
+        <w:t xml:space="preserve"> receives the review links. </w:t>
       </w:r>
       <w:r>
         <w:rPr>
@@ -13395,37 +15567,51 @@
           <w:sz w:val="19"/>
           <w:szCs w:val="19"/>
         </w:rPr>
-        <w:t xml:space="preserve">rxpip login --token=&lt;token&gt;</w:t>
-      </w:r>
-      <w:r>
-        <w:rPr>
-          <w:rFonts w:ascii="Times New Roman" w:cs="Times New Roman" w:eastAsia="Times New Roman" w:hAnsi="Times New Roman"/>
-          <w:sz w:val="21"/>
-          <w:szCs w:val="21"/>
-        </w:rPr>
-        <w:t xml:space="preserve">. Open the repository’s address in a browser; the empty package index should appear.</w:t>
-      </w:r>
-    </w:p>
-    <w:p>
-      <w:pPr>
-        <w:pStyle w:val="Heading1"/>
-        <w:pageBreakBefore/>
-        <w:pBdr>
-          <w:bottom w:val="single" w:color="000000" w:sz="18" w:space="6"/>
-        </w:pBdr>
-        <w:spacing w:after="360" w:before="0"/>
-        <w:outlineLvl w:val="0"/>
-      </w:pPr>
-      <w:r>
-        <w:rPr>
-          <w:rFonts w:ascii="Arial" w:cs="Arial" w:eastAsia="Arial" w:hAnsi="Arial"/>
-          <w:b/>
-          <w:bCs/>
-          <w:color w:val="000000"/>
-          <w:sz w:val="36"/>
-          <w:szCs w:val="36"/>
-        </w:rPr>
-        <w:t xml:space="preserve">Chapter 8. Operating the Server</w:t>
+        <w:t xml:space="preserve">RXPIP_PUBLIC_URL</w:t>
+      </w:r>
+      <w:r>
+        <w:rPr>
+          <w:rFonts w:ascii="Times New Roman" w:cs="Times New Roman" w:eastAsia="Times New Roman" w:hAnsi="Times New Roman"/>
+          <w:sz w:val="21"/>
+          <w:szCs w:val="21"/>
+        </w:rPr>
+        <w:t xml:space="preserve"> is the full address of the CGI program and is used to build those links, so that they never depend on a client-supplied host name. </w:t>
+      </w:r>
+      <w:r>
+        <w:rPr>
+          <w:rFonts w:ascii="Courier New" w:cs="Courier New" w:eastAsia="Courier New" w:hAnsi="Courier New"/>
+          <w:b w:val="false"/>
+          <w:bCs w:val="false"/>
+          <w:sz w:val="19"/>
+          <w:szCs w:val="19"/>
+        </w:rPr>
+        <w:t xml:space="preserve">RXPIP_MAIL_FROM</w:t>
+      </w:r>
+      <w:r>
+        <w:rPr>
+          <w:rFonts w:ascii="Times New Roman" w:cs="Times New Roman" w:eastAsia="Times New Roman" w:hAnsi="Times New Roman"/>
+          <w:sz w:val="21"/>
+          <w:szCs w:val="21"/>
+        </w:rPr>
+        <w:t xml:space="preserve"> is the sender. Set up SPF and DKIM for the sender domain, or the mails may be filed as spam. </w:t>
+      </w:r>
+      <w:r>
+        <w:rPr>
+          <w:rFonts w:ascii="Courier New" w:cs="Courier New" w:eastAsia="Courier New" w:hAnsi="Courier New"/>
+          <w:b w:val="false"/>
+          <w:bCs w:val="false"/>
+          <w:sz w:val="19"/>
+          <w:szCs w:val="19"/>
+        </w:rPr>
+        <w:t xml:space="preserve">RXPIP_SENDMAIL</w:t>
+      </w:r>
+      <w:r>
+        <w:rPr>
+          <w:rFonts w:ascii="Times New Roman" w:cs="Times New Roman" w:eastAsia="Times New Roman" w:hAnsi="Times New Roman"/>
+          <w:sz w:val="21"/>
+          <w:szCs w:val="21"/>
+        </w:rPr>
+        <w:t xml:space="preserve"> can name another command that reads a finished message on standard input.</w:t>
       </w:r>
     </w:p>
     <w:p>
@@ -13443,7 +15629,7 @@
           <w:sz w:val="26"/>
           <w:szCs w:val="26"/>
         </w:rPr>
-        <w:t xml:space="preserve">Administration commands</w:t>
+        <w:t xml:space="preserve">The first account</w:t>
       </w:r>
     </w:p>
     <w:p>
@@ -13456,25 +15642,7 @@
           <w:sz w:val="21"/>
           <w:szCs w:val="21"/>
         </w:rPr>
-        <w:t xml:space="preserve">Accounts are managed on the server by the operator, never over HTTP. Run the server program from the command line, as the web user so that file ownership stays correct. The program recognises command-line use because the CGI variable </w:t>
-      </w:r>
-      <w:r>
-        <w:rPr>
-          <w:rFonts w:ascii="Courier New" w:cs="Courier New" w:eastAsia="Courier New" w:hAnsi="Courier New"/>
-          <w:b w:val="false"/>
-          <w:bCs w:val="false"/>
-          <w:sz w:val="19"/>
-          <w:szCs w:val="19"/>
-        </w:rPr>
-        <w:t xml:space="preserve">GATEWAY_INTERFACE</w:t>
-      </w:r>
-      <w:r>
-        <w:rPr>
-          <w:rFonts w:ascii="Times New Roman" w:cs="Times New Roman" w:eastAsia="Times New Roman" w:hAnsi="Times New Roman"/>
-          <w:sz w:val="21"/>
-          <w:szCs w:val="21"/>
-        </w:rPr>
-        <w:t xml:space="preserve"> is not set; a request arriving through Apache can never enter this mode.</w:t>
+        <w:t xml:space="preserve">Create your own account on the server (the command prints the token once, so copy it):</w:t>
       </w:r>
     </w:p>
     <w:tbl>
@@ -13517,7 +15685,7 @@
                 <w:sz w:val="17"/>
                 <w:szCs w:val="17"/>
               </w:rPr>
-              <w:t xml:space="preserve"># ADMIN='sudo -u apache env RXPIP_REPO_ROOT=/var/www/rexxpository/repo regina -a \</w:t>
+              <w:t xml:space="preserve"># sudo -u apache env RXPIP_REPO_ROOT=/var/www/rexxpository/repo \</w:t>
             </w:r>
           </w:p>
           <w:p>
@@ -13530,7 +15698,7 @@
                 <w:sz w:val="17"/>
                 <w:szCs w:val="17"/>
               </w:rPr>
-              <w:t xml:space="preserve">         /var/www/rexxpository/cgi-bin/rxpip_server.rexx admin'</w:t>
+              <w:t xml:space="preserve">    regina -a /var/www/rexxpository/cgi-bin/rxpip_server.rexx admin adduser anna</w:t>
             </w:r>
           </w:p>
           <w:p>
@@ -13543,33 +15711,7 @@
                 <w:sz w:val="17"/>
                 <w:szCs w:val="17"/>
               </w:rPr>
-              <w:t xml:space="preserve"># $ADMIN invite "for Anna"</w:t>
-            </w:r>
-          </w:p>
-          <w:p>
-            <w:pPr>
-              <w:spacing w:after="0" w:line="228"/>
-            </w:pPr>
-            <w:r>
-              <w:rPr>
-                <w:rFonts w:ascii="Courier New" w:cs="Courier New" w:eastAsia="Courier New" w:hAnsi="Courier New"/>
-                <w:sz w:val="17"/>
-                <w:szCs w:val="17"/>
-              </w:rPr>
-              <w:t xml:space="preserve">invite code (single use, shown once): inv_1a2b3c4d_0123456789abcdef0123456789abcdef</w:t>
-            </w:r>
-          </w:p>
-          <w:p>
-            <w:pPr>
-              <w:spacing w:after="0" w:line="228"/>
-            </w:pPr>
-            <w:r>
-              <w:rPr>
-                <w:rFonts w:ascii="Courier New" w:cs="Courier New" w:eastAsia="Courier New" w:hAnsi="Courier New"/>
-                <w:sz w:val="17"/>
-                <w:szCs w:val="17"/>
-              </w:rPr>
-              <w:t xml:space="preserve">redeem with: rxpip register --user=&lt;name&gt; --invite=inv_1a2b3c4d_...</w:t>
+              <w:t xml:space="preserve">user anna created. token (shown once): rxp_1a2b3c4d_...</w:t>
             </w:r>
           </w:p>
         </w:tc>
@@ -13588,7 +15730,7 @@
           <w:sz w:val="18"/>
           <w:szCs w:val="18"/>
         </w:rPr>
-        <w:t xml:space="preserve">Figure 28. </w:t>
+        <w:t xml:space="preserve">Figure 31. </w:t>
       </w:r>
       <w:r>
         <w:rPr>
@@ -13596,7 +15738,7 @@
           <w:sz w:val="18"/>
           <w:szCs w:val="18"/>
         </w:rPr>
-        <w:t xml:space="preserve">Creating an invitation</w:t>
+        <w:t xml:space="preserve">Creating the first user</w:t>
       </w:r>
     </w:p>
     <w:p>
@@ -13609,7 +15751,7 @@
           <w:sz w:val="21"/>
           <w:szCs w:val="21"/>
         </w:rPr>
-        <w:t xml:space="preserve">Appendix B lists every administration command. In daily use you need </w:t>
+        <w:t xml:space="preserve">Then, from any computer with the client: </w:t>
       </w:r>
       <w:r>
         <w:rPr>
@@ -13619,15 +15761,15 @@
           <w:sz w:val="19"/>
           <w:szCs w:val="19"/>
         </w:rPr>
-        <w:t xml:space="preserve">invite</w:t>
-      </w:r>
-      <w:r>
-        <w:rPr>
-          <w:rFonts w:ascii="Times New Roman" w:cs="Times New Roman" w:eastAsia="Times New Roman" w:hAnsi="Times New Roman"/>
-          <w:sz w:val="21"/>
-          <w:szCs w:val="21"/>
-        </w:rPr>
-        <w:t xml:space="preserve"> to let someone in, </w:t>
+        <w:t xml:space="preserve">rxpip config set REPO_URL https://www.rexxpository.org/cgi-bin/rxpip_server.rexx</w:t>
+      </w:r>
+      <w:r>
+        <w:rPr>
+          <w:rFonts w:ascii="Times New Roman" w:cs="Times New Roman" w:eastAsia="Times New Roman" w:hAnsi="Times New Roman"/>
+          <w:sz w:val="21"/>
+          <w:szCs w:val="21"/>
+        </w:rPr>
+        <w:t xml:space="preserve">, and </w:t>
       </w:r>
       <w:r>
         <w:rPr>
@@ -13637,33 +15779,37 @@
           <w:sz w:val="19"/>
           <w:szCs w:val="19"/>
         </w:rPr>
-        <w:t xml:space="preserve">lock &lt;user&gt;</w:t>
-      </w:r>
-      <w:r>
-        <w:rPr>
-          <w:rFonts w:ascii="Times New Roman" w:cs="Times New Roman" w:eastAsia="Times New Roman" w:hAnsi="Times New Roman"/>
-          <w:sz w:val="21"/>
-          <w:szCs w:val="21"/>
-        </w:rPr>
-        <w:t xml:space="preserve"> to cut off a user at once, and </w:t>
-      </w:r>
-      <w:r>
-        <w:rPr>
-          <w:rFonts w:ascii="Courier New" w:cs="Courier New" w:eastAsia="Courier New" w:hAnsi="Courier New"/>
-          <w:b w:val="false"/>
-          <w:bCs w:val="false"/>
-          <w:sz w:val="19"/>
-          <w:szCs w:val="19"/>
-        </w:rPr>
-        <w:t xml:space="preserve">setowners</w:t>
-      </w:r>
-      <w:r>
-        <w:rPr>
-          <w:rFonts w:ascii="Times New Roman" w:cs="Times New Roman" w:eastAsia="Times New Roman" w:hAnsi="Times New Roman"/>
-          <w:sz w:val="21"/>
-          <w:szCs w:val="21"/>
-        </w:rPr>
-        <w:t xml:space="preserve"> to repair ownership when all owners have lost access.</w:t>
+        <w:t xml:space="preserve">rxpip login --token=&lt;token&gt;</w:t>
+      </w:r>
+      <w:r>
+        <w:rPr>
+          <w:rFonts w:ascii="Times New Roman" w:cs="Times New Roman" w:eastAsia="Times New Roman" w:hAnsi="Times New Roman"/>
+          <w:sz w:val="21"/>
+          <w:szCs w:val="21"/>
+        </w:rPr>
+        <w:t xml:space="preserve">. Open the repository’s address in a browser; the empty package index should appear.</w:t>
+      </w:r>
+    </w:p>
+    <w:p>
+      <w:pPr>
+        <w:pStyle w:val="Heading1"/>
+        <w:pageBreakBefore/>
+        <w:pBdr>
+          <w:bottom w:val="single" w:color="000000" w:sz="18" w:space="6"/>
+        </w:pBdr>
+        <w:spacing w:after="360" w:before="0"/>
+        <w:outlineLvl w:val="0"/>
+      </w:pPr>
+      <w:r>
+        <w:rPr>
+          <w:rFonts w:ascii="Arial" w:cs="Arial" w:eastAsia="Arial" w:hAnsi="Arial"/>
+          <w:b/>
+          <w:bCs/>
+          <w:color w:val="000000"/>
+          <w:sz w:val="36"/>
+          <w:szCs w:val="36"/>
+        </w:rPr>
+        <w:t xml:space="preserve">Chapter 8. Operating the Server</w:t>
       </w:r>
     </w:p>
     <w:p>
@@ -13681,7 +15827,38 @@
           <w:sz w:val="26"/>
           <w:szCs w:val="26"/>
         </w:rPr>
-        <w:t xml:space="preserve">Where things are stored</w:t>
+        <w:t xml:space="preserve">Administration commands</w:t>
+      </w:r>
+    </w:p>
+    <w:p>
+      <w:pPr>
+        <w:spacing w:after="120"/>
+      </w:pPr>
+      <w:r>
+        <w:rPr>
+          <w:rFonts w:ascii="Times New Roman" w:cs="Times New Roman" w:eastAsia="Times New Roman" w:hAnsi="Times New Roman"/>
+          <w:sz w:val="21"/>
+          <w:szCs w:val="21"/>
+        </w:rPr>
+        <w:t xml:space="preserve">Accounts are managed on the server by the operator, never over HTTP. Run the server program from the command line, as the web user so that file ownership stays correct. The program recognises command-line use because the CGI variable </w:t>
+      </w:r>
+      <w:r>
+        <w:rPr>
+          <w:rFonts w:ascii="Courier New" w:cs="Courier New" w:eastAsia="Courier New" w:hAnsi="Courier New"/>
+          <w:b w:val="false"/>
+          <w:bCs w:val="false"/>
+          <w:sz w:val="19"/>
+          <w:szCs w:val="19"/>
+        </w:rPr>
+        <w:t xml:space="preserve">GATEWAY_INTERFACE</w:t>
+      </w:r>
+      <w:r>
+        <w:rPr>
+          <w:rFonts w:ascii="Times New Roman" w:cs="Times New Roman" w:eastAsia="Times New Roman" w:hAnsi="Times New Roman"/>
+          <w:sz w:val="21"/>
+          <w:szCs w:val="21"/>
+        </w:rPr>
+        <w:t xml:space="preserve"> is not set; a request arriving through Apache can never enter this mode.</w:t>
       </w:r>
     </w:p>
     <w:tbl>
@@ -13724,7 +15901,7 @@
                 <w:sz w:val="17"/>
                 <w:szCs w:val="17"/>
               </w:rPr>
-              <w:t xml:space="preserve">repo/&lt;name&gt;/&lt;version&gt;/PACKAGE.META</w:t>
+              <w:t xml:space="preserve"># ADMIN='sudo -u apache env RXPIP_REPO_ROOT=/var/www/rexxpository/repo regina -a \</w:t>
             </w:r>
           </w:p>
           <w:p>
@@ -13737,7 +15914,7 @@
                 <w:sz w:val="17"/>
                 <w:szCs w:val="17"/>
               </w:rPr>
-              <w:t xml:space="preserve">repo/&lt;name&gt;/&lt;version&gt;/ARTIFACTS.META</w:t>
+              <w:t xml:space="preserve">         /var/www/rexxpository/cgi-bin/rxpip_server.rexx admin'</w:t>
             </w:r>
           </w:p>
           <w:p>
@@ -13750,7 +15927,7 @@
                 <w:sz w:val="17"/>
                 <w:szCs w:val="17"/>
               </w:rPr>
-              <w:t xml:space="preserve">repo/&lt;name&gt;/&lt;version&gt;/artifacts/&lt;KIND&gt;-&lt;PLATFORM&gt;.rxpkg</w:t>
+              <w:t xml:space="preserve"># $ADMIN invite "for Anna"</w:t>
             </w:r>
           </w:p>
           <w:p>
@@ -13763,7 +15940,7 @@
                 <w:sz w:val="17"/>
                 <w:szCs w:val="17"/>
               </w:rPr>
-              <w:t xml:space="preserve">repo/.auth/users/&lt;user&gt;.user</w:t>
+              <w:t xml:space="preserve">invite code (single use, shown once): inv_1a2b3c4d_0123456789abcdef0123456789abcdef</w:t>
             </w:r>
           </w:p>
           <w:p>
@@ -13776,46 +15953,7 @@
                 <w:sz w:val="17"/>
                 <w:szCs w:val="17"/>
               </w:rPr>
-              <w:t xml:space="preserve">repo/.auth/tokens/&lt;id&gt;.tok          (salted hashes, not tokens)</w:t>
-            </w:r>
-          </w:p>
-          <w:p>
-            <w:pPr>
-              <w:spacing w:after="0" w:line="228"/>
-            </w:pPr>
-            <w:r>
-              <w:rPr>
-                <w:rFonts w:ascii="Courier New" w:cs="Courier New" w:eastAsia="Courier New" w:hAnsi="Courier New"/>
-                <w:sz w:val="17"/>
-                <w:szCs w:val="17"/>
-              </w:rPr>
-              <w:t xml:space="preserve">repo/.auth/invites/&lt;id&gt;.inv[.used]</w:t>
-            </w:r>
-          </w:p>
-          <w:p>
-            <w:pPr>
-              <w:spacing w:after="0" w:line="228"/>
-            </w:pPr>
-            <w:r>
-              <w:rPr>
-                <w:rFonts w:ascii="Courier New" w:cs="Courier New" w:eastAsia="Courier New" w:hAnsi="Courier New"/>
-                <w:sz w:val="17"/>
-                <w:szCs w:val="17"/>
-              </w:rPr>
-              <w:t xml:space="preserve">repo/.auth/owners/&lt;package&gt;.owners</w:t>
-            </w:r>
-          </w:p>
-          <w:p>
-            <w:pPr>
-              <w:spacing w:after="0" w:line="228"/>
-            </w:pPr>
-            <w:r>
-              <w:rPr>
-                <w:rFonts w:ascii="Courier New" w:cs="Courier New" w:eastAsia="Courier New" w:hAnsi="Courier New"/>
-                <w:sz w:val="17"/>
-                <w:szCs w:val="17"/>
-              </w:rPr>
-              <w:t xml:space="preserve">repo/.staging/                      (uploads in progress)</w:t>
+              <w:t xml:space="preserve">redeem with: rxpip register --user=&lt;name&gt; --invite=inv_1a2b3c4d_...</w:t>
             </w:r>
           </w:p>
         </w:tc>
@@ -13834,7 +15972,7 @@
           <w:sz w:val="18"/>
           <w:szCs w:val="18"/>
         </w:rPr>
-        <w:t xml:space="preserve">Figure 29. </w:t>
+        <w:t xml:space="preserve">Figure 32. </w:t>
       </w:r>
       <w:r>
         <w:rPr>
@@ -13842,7 +15980,74 @@
           <w:sz w:val="18"/>
           <w:szCs w:val="18"/>
         </w:rPr>
-        <w:t xml:space="preserve">Layout of the repository directory</w:t>
+        <w:t xml:space="preserve">Creating an invitation</w:t>
+      </w:r>
+    </w:p>
+    <w:p>
+      <w:pPr>
+        <w:spacing w:after="120"/>
+      </w:pPr>
+      <w:r>
+        <w:rPr>
+          <w:rFonts w:ascii="Times New Roman" w:cs="Times New Roman" w:eastAsia="Times New Roman" w:hAnsi="Times New Roman"/>
+          <w:sz w:val="21"/>
+          <w:szCs w:val="21"/>
+        </w:rPr>
+        <w:t xml:space="preserve">Appendix B lists every administration command. In daily use you need </w:t>
+      </w:r>
+      <w:r>
+        <w:rPr>
+          <w:rFonts w:ascii="Courier New" w:cs="Courier New" w:eastAsia="Courier New" w:hAnsi="Courier New"/>
+          <w:b w:val="false"/>
+          <w:bCs w:val="false"/>
+          <w:sz w:val="19"/>
+          <w:szCs w:val="19"/>
+        </w:rPr>
+        <w:t xml:space="preserve">invite</w:t>
+      </w:r>
+      <w:r>
+        <w:rPr>
+          <w:rFonts w:ascii="Times New Roman" w:cs="Times New Roman" w:eastAsia="Times New Roman" w:hAnsi="Times New Roman"/>
+          <w:sz w:val="21"/>
+          <w:szCs w:val="21"/>
+        </w:rPr>
+        <w:t xml:space="preserve"> to let someone in, </w:t>
+      </w:r>
+      <w:r>
+        <w:rPr>
+          <w:rFonts w:ascii="Courier New" w:cs="Courier New" w:eastAsia="Courier New" w:hAnsi="Courier New"/>
+          <w:b w:val="false"/>
+          <w:bCs w:val="false"/>
+          <w:sz w:val="19"/>
+          <w:szCs w:val="19"/>
+        </w:rPr>
+        <w:t xml:space="preserve">lock &lt;user&gt;</w:t>
+      </w:r>
+      <w:r>
+        <w:rPr>
+          <w:rFonts w:ascii="Times New Roman" w:cs="Times New Roman" w:eastAsia="Times New Roman" w:hAnsi="Times New Roman"/>
+          <w:sz w:val="21"/>
+          <w:szCs w:val="21"/>
+        </w:rPr>
+        <w:t xml:space="preserve"> to cut off a user at once, and </w:t>
+      </w:r>
+      <w:r>
+        <w:rPr>
+          <w:rFonts w:ascii="Courier New" w:cs="Courier New" w:eastAsia="Courier New" w:hAnsi="Courier New"/>
+          <w:b w:val="false"/>
+          <w:bCs w:val="false"/>
+          <w:sz w:val="19"/>
+          <w:szCs w:val="19"/>
+        </w:rPr>
+        <w:t xml:space="preserve">setowners</w:t>
+      </w:r>
+      <w:r>
+        <w:rPr>
+          <w:rFonts w:ascii="Times New Roman" w:cs="Times New Roman" w:eastAsia="Times New Roman" w:hAnsi="Times New Roman"/>
+          <w:sz w:val="21"/>
+          <w:szCs w:val="21"/>
+        </w:rPr>
+        <w:t xml:space="preserve"> to repair ownership when all owners have lost access.</w:t>
       </w:r>
     </w:p>
     <w:p>
@@ -13860,38 +16065,7 @@
           <w:sz w:val="26"/>
           <w:szCs w:val="26"/>
         </w:rPr>
-        <w:t xml:space="preserve">Backup and restore</w:t>
-      </w:r>
-    </w:p>
-    <w:p>
-      <w:pPr>
-        <w:spacing w:after="120"/>
-      </w:pPr>
-      <w:r>
-        <w:rPr>
-          <w:rFonts w:ascii="Times New Roman" w:cs="Times New Roman" w:eastAsia="Times New Roman" w:hAnsi="Times New Roman"/>
-          <w:sz w:val="21"/>
-          <w:szCs w:val="21"/>
-        </w:rPr>
-        <w:t xml:space="preserve">Everything is in plain files, so a copy of </w:t>
-      </w:r>
-      <w:r>
-        <w:rPr>
-          <w:rFonts w:ascii="Courier New" w:cs="Courier New" w:eastAsia="Courier New" w:hAnsi="Courier New"/>
-          <w:b w:val="false"/>
-          <w:bCs w:val="false"/>
-          <w:sz w:val="19"/>
-          <w:szCs w:val="19"/>
-        </w:rPr>
-        <w:t xml:space="preserve">repo/</w:t>
-      </w:r>
-      <w:r>
-        <w:rPr>
-          <w:rFonts w:ascii="Times New Roman" w:cs="Times New Roman" w:eastAsia="Times New Roman" w:hAnsi="Times New Roman"/>
-          <w:sz w:val="21"/>
-          <w:szCs w:val="21"/>
-        </w:rPr>
-        <w:t xml:space="preserve"> is a complete backup; there is no database. Keep the backup readable by root only, because it contains the token hashes.</w:t>
+        <w:t xml:space="preserve">Where things are stored</w:t>
       </w:r>
     </w:p>
     <w:tbl>
@@ -13934,7 +16108,7 @@
                 <w:sz w:val="17"/>
                 <w:szCs w:val="17"/>
               </w:rPr>
-              <w:t xml:space="preserve"># tar czf /root/rexxpository-$(date +%F).tgz --exclude=repo/.staging \</w:t>
+              <w:t xml:space="preserve">repo/&lt;name&gt;/&lt;version&gt;/PACKAGE.META</w:t>
             </w:r>
           </w:p>
           <w:p>
@@ -13947,7 +16121,85 @@
                 <w:sz w:val="17"/>
                 <w:szCs w:val="17"/>
               </w:rPr>
-              <w:t xml:space="preserve">    -C /var/www/rexxpository repo</w:t>
+              <w:t xml:space="preserve">repo/&lt;name&gt;/&lt;version&gt;/ARTIFACTS.META</w:t>
+            </w:r>
+          </w:p>
+          <w:p>
+            <w:pPr>
+              <w:spacing w:after="0" w:line="228"/>
+            </w:pPr>
+            <w:r>
+              <w:rPr>
+                <w:rFonts w:ascii="Courier New" w:cs="Courier New" w:eastAsia="Courier New" w:hAnsi="Courier New"/>
+                <w:sz w:val="17"/>
+                <w:szCs w:val="17"/>
+              </w:rPr>
+              <w:t xml:space="preserve">repo/&lt;name&gt;/&lt;version&gt;/artifacts/&lt;KIND&gt;-&lt;PLATFORM&gt;.rxpkg</w:t>
+            </w:r>
+          </w:p>
+          <w:p>
+            <w:pPr>
+              <w:spacing w:after="0" w:line="228"/>
+            </w:pPr>
+            <w:r>
+              <w:rPr>
+                <w:rFonts w:ascii="Courier New" w:cs="Courier New" w:eastAsia="Courier New" w:hAnsi="Courier New"/>
+                <w:sz w:val="17"/>
+                <w:szCs w:val="17"/>
+              </w:rPr>
+              <w:t xml:space="preserve">repo/.auth/users/&lt;user&gt;.user</w:t>
+            </w:r>
+          </w:p>
+          <w:p>
+            <w:pPr>
+              <w:spacing w:after="0" w:line="228"/>
+            </w:pPr>
+            <w:r>
+              <w:rPr>
+                <w:rFonts w:ascii="Courier New" w:cs="Courier New" w:eastAsia="Courier New" w:hAnsi="Courier New"/>
+                <w:sz w:val="17"/>
+                <w:szCs w:val="17"/>
+              </w:rPr>
+              <w:t xml:space="preserve">repo/.auth/tokens/&lt;id&gt;.tok          (salted hashes, not tokens)</w:t>
+            </w:r>
+          </w:p>
+          <w:p>
+            <w:pPr>
+              <w:spacing w:after="0" w:line="228"/>
+            </w:pPr>
+            <w:r>
+              <w:rPr>
+                <w:rFonts w:ascii="Courier New" w:cs="Courier New" w:eastAsia="Courier New" w:hAnsi="Courier New"/>
+                <w:sz w:val="17"/>
+                <w:szCs w:val="17"/>
+              </w:rPr>
+              <w:t xml:space="preserve">repo/.auth/invites/&lt;id&gt;.inv[.used]</w:t>
+            </w:r>
+          </w:p>
+          <w:p>
+            <w:pPr>
+              <w:spacing w:after="0" w:line="228"/>
+            </w:pPr>
+            <w:r>
+              <w:rPr>
+                <w:rFonts w:ascii="Courier New" w:cs="Courier New" w:eastAsia="Courier New" w:hAnsi="Courier New"/>
+                <w:sz w:val="17"/>
+                <w:szCs w:val="17"/>
+              </w:rPr>
+              <w:t xml:space="preserve">repo/.auth/owners/&lt;package&gt;.owners</w:t>
+            </w:r>
+          </w:p>
+          <w:p>
+            <w:pPr>
+              <w:spacing w:after="0" w:line="228"/>
+            </w:pPr>
+            <w:r>
+              <w:rPr>
+                <w:rFonts w:ascii="Courier New" w:cs="Courier New" w:eastAsia="Courier New" w:hAnsi="Courier New"/>
+                <w:sz w:val="17"/>
+                <w:szCs w:val="17"/>
+              </w:rPr>
+              <w:t xml:space="preserve">repo/.staging/                      (uploads in progress)</w:t>
             </w:r>
           </w:p>
         </w:tc>
@@ -13966,7 +16218,139 @@
           <w:sz w:val="18"/>
           <w:szCs w:val="18"/>
         </w:rPr>
-        <w:t xml:space="preserve">Figure 30. </w:t>
+        <w:t xml:space="preserve">Figure 33. </w:t>
+      </w:r>
+      <w:r>
+        <w:rPr>
+          <w:rFonts w:ascii="Arial" w:cs="Arial" w:eastAsia="Arial" w:hAnsi="Arial"/>
+          <w:sz w:val="18"/>
+          <w:szCs w:val="18"/>
+        </w:rPr>
+        <w:t xml:space="preserve">Layout of the repository directory</w:t>
+      </w:r>
+    </w:p>
+    <w:p>
+      <w:pPr>
+        <w:pStyle w:val="Heading2"/>
+        <w:keepNext/>
+        <w:spacing w:after="140" w:before="320"/>
+      </w:pPr>
+      <w:r>
+        <w:rPr>
+          <w:rFonts w:ascii="Arial" w:cs="Arial" w:eastAsia="Arial" w:hAnsi="Arial"/>
+          <w:b/>
+          <w:bCs/>
+          <w:color w:val="000000"/>
+          <w:sz w:val="26"/>
+          <w:szCs w:val="26"/>
+        </w:rPr>
+        <w:t xml:space="preserve">Backup and restore</w:t>
+      </w:r>
+    </w:p>
+    <w:p>
+      <w:pPr>
+        <w:spacing w:after="120"/>
+      </w:pPr>
+      <w:r>
+        <w:rPr>
+          <w:rFonts w:ascii="Times New Roman" w:cs="Times New Roman" w:eastAsia="Times New Roman" w:hAnsi="Times New Roman"/>
+          <w:sz w:val="21"/>
+          <w:szCs w:val="21"/>
+        </w:rPr>
+        <w:t xml:space="preserve">Everything is in plain files, so a copy of </w:t>
+      </w:r>
+      <w:r>
+        <w:rPr>
+          <w:rFonts w:ascii="Courier New" w:cs="Courier New" w:eastAsia="Courier New" w:hAnsi="Courier New"/>
+          <w:b w:val="false"/>
+          <w:bCs w:val="false"/>
+          <w:sz w:val="19"/>
+          <w:szCs w:val="19"/>
+        </w:rPr>
+        <w:t xml:space="preserve">repo/</w:t>
+      </w:r>
+      <w:r>
+        <w:rPr>
+          <w:rFonts w:ascii="Times New Roman" w:cs="Times New Roman" w:eastAsia="Times New Roman" w:hAnsi="Times New Roman"/>
+          <w:sz w:val="21"/>
+          <w:szCs w:val="21"/>
+        </w:rPr>
+        <w:t xml:space="preserve"> is a complete backup; there is no database. Keep the backup readable by root only, because it contains the token hashes.</w:t>
+      </w:r>
+    </w:p>
+    <w:tbl>
+      <w:tblPr>
+        <w:tblW w:type="dxa" w:w="9638"/>
+        <w:tblBorders>
+          <w:top w:val="single" w:color="auto" w:sz="4"/>
+          <w:left w:val="single" w:color="auto" w:sz="4"/>
+          <w:bottom w:val="single" w:color="auto" w:sz="4"/>
+          <w:right w:val="single" w:color="auto" w:sz="4"/>
+          <w:insideH w:val="single" w:color="auto" w:sz="4"/>
+          <w:insideV w:val="single" w:color="auto" w:sz="4"/>
+        </w:tblBorders>
+      </w:tblPr>
+      <w:tblGrid>
+        <w:gridCol w:w="9638"/>
+      </w:tblGrid>
+      <w:tr>
+        <w:trPr>
+          <w:cantSplit/>
+        </w:trPr>
+        <w:tc>
+          <w:tcPr>
+            <w:tcW w:type="dxa" w:w="9638"/>
+            <w:shd w:fill="F2F2F2" w:color="auto" w:val="clear"/>
+            <w:tcMar>
+              <w:top w:type="dxa" w:w="100"/>
+              <w:left w:type="dxa" w:w="140"/>
+              <w:bottom w:type="dxa" w:w="100"/>
+              <w:right w:type="dxa" w:w="140"/>
+            </w:tcMar>
+          </w:tcPr>
+          <w:p>
+            <w:pPr>
+              <w:spacing w:after="0" w:line="228"/>
+            </w:pPr>
+            <w:r>
+              <w:rPr>
+                <w:rFonts w:ascii="Courier New" w:cs="Courier New" w:eastAsia="Courier New" w:hAnsi="Courier New"/>
+                <w:sz w:val="17"/>
+                <w:szCs w:val="17"/>
+              </w:rPr>
+              <w:t xml:space="preserve"># tar czf /root/rexxpository-$(date +%F).tgz --exclude=repo/.staging \</w:t>
+            </w:r>
+          </w:p>
+          <w:p>
+            <w:pPr>
+              <w:spacing w:after="0" w:line="228"/>
+            </w:pPr>
+            <w:r>
+              <w:rPr>
+                <w:rFonts w:ascii="Courier New" w:cs="Courier New" w:eastAsia="Courier New" w:hAnsi="Courier New"/>
+                <w:sz w:val="17"/>
+                <w:szCs w:val="17"/>
+              </w:rPr>
+              <w:t xml:space="preserve">    -C /var/www/rexxpository repo</w:t>
+            </w:r>
+          </w:p>
+        </w:tc>
+      </w:tr>
+    </w:tbl>
+    <w:p>
+      <w:pPr>
+        <w:keepLines/>
+        <w:spacing w:after="200" w:before="80"/>
+      </w:pPr>
+      <w:r>
+        <w:rPr>
+          <w:rFonts w:ascii="Arial" w:cs="Arial" w:eastAsia="Arial" w:hAnsi="Arial"/>
+          <w:b/>
+          <w:bCs/>
+          <w:sz w:val="18"/>
+          <w:szCs w:val="18"/>
+        </w:rPr>
+        <w:t xml:space="preserve">Figure 34. </w:t>
       </w:r>
       <w:r>
         <w:rPr>
@@ -14566,7 +16950,7 @@
           <w:sz w:val="18"/>
           <w:szCs w:val="18"/>
         </w:rPr>
-        <w:t xml:space="preserve">Figure 31. </w:t>
+        <w:t xml:space="preserve">Figure 35. </w:t>
       </w:r>
       <w:r>
         <w:rPr>
@@ -15254,7 +17638,7 @@
           <w:sz w:val="18"/>
           <w:szCs w:val="18"/>
         </w:rPr>
-        <w:t xml:space="preserve">Figure 32. </w:t>
+        <w:t xml:space="preserve">Figure 36. </w:t>
       </w:r>
       <w:r>
         <w:rPr>
@@ -15607,7 +17991,7 @@
           <w:sz w:val="18"/>
           <w:szCs w:val="18"/>
         </w:rPr>
-        <w:t xml:space="preserve">Figure 33. </w:t>
+        <w:t xml:space="preserve">Figure 37. </w:t>
       </w:r>
       <w:r>
         <w:rPr>
@@ -17016,7 +19400,7 @@
           <w:sz w:val="18"/>
           <w:szCs w:val="18"/>
         </w:rPr>
-        <w:t xml:space="preserve">Figure 34. </w:t>
+        <w:t xml:space="preserve">Figure 38. </w:t>
       </w:r>
       <w:r>
         <w:rPr>
@@ -17773,7 +20157,7 @@
           <w:sz w:val="18"/>
           <w:szCs w:val="18"/>
         </w:rPr>
-        <w:t xml:space="preserve">Figure 35. </w:t>
+        <w:t xml:space="preserve">Figure 39. </w:t>
       </w:r>
       <w:r>
         <w:rPr>
@@ -19036,7 +21420,7 @@
           <w:sz w:val="18"/>
           <w:szCs w:val="18"/>
         </w:rPr>
-        <w:t xml:space="preserve">Figure 36. </w:t>
+        <w:t xml:space="preserve">Figure 40. </w:t>
       </w:r>
       <w:r>
         <w:rPr>
@@ -19359,6 +21743,119 @@
           <w:sz w:val="26"/>
           <w:szCs w:val="26"/>
         </w:rPr>
+        <w:t xml:space="preserve">Sign-up requests</w:t>
+      </w:r>
+    </w:p>
+    <w:p>
+      <w:pPr>
+        <w:pStyle w:val="ListParagraph"/>
+        <w:numPr>
+          <w:ilvl w:val="0"/>
+          <w:numId w:val="2"/>
+        </w:numPr>
+        <w:spacing w:after="60"/>
+      </w:pPr>
+      <w:r>
+        <w:rPr>
+          <w:rFonts w:ascii="Times New Roman" w:cs="Times New Roman" w:eastAsia="Times New Roman" w:hAnsi="Times New Roman"/>
+          <w:sz w:val="21"/>
+          <w:szCs w:val="21"/>
+        </w:rPr>
+        <w:t xml:space="preserve">A request changes nothing except one pending file. An account exists only after the administrator approves it, and the invitation goes to the address the applicant gave, which also shows that the applicant can read mail there.</w:t>
+      </w:r>
+    </w:p>
+    <w:p>
+      <w:pPr>
+        <w:pStyle w:val="ListParagraph"/>
+        <w:numPr>
+          <w:ilvl w:val="0"/>
+          <w:numId w:val="2"/>
+        </w:numPr>
+        <w:spacing w:after="60"/>
+      </w:pPr>
+      <w:r>
+        <w:rPr>
+          <w:rFonts w:ascii="Times New Roman" w:cs="Times New Roman" w:eastAsia="Times New Roman" w:hAnsi="Times New Roman"/>
+          <w:sz w:val="21"/>
+          <w:szCs w:val="21"/>
+        </w:rPr>
+        <w:t xml:space="preserve">The review link carries a random 128-bit key; the server stores only its salted hash, the link expires after 14 days, and a request can be decided once. Opening the link (an HTTP GET) shows the request; approving or rejecting is a POST, so mail scanners and link previews cannot approve anything.</w:t>
+      </w:r>
+    </w:p>
+    <w:p>
+      <w:pPr>
+        <w:pStyle w:val="ListParagraph"/>
+        <w:numPr>
+          <w:ilvl w:val="0"/>
+          <w:numId w:val="2"/>
+        </w:numPr>
+        <w:spacing w:after="60"/>
+      </w:pPr>
+      <w:r>
+        <w:rPr>
+          <w:rFonts w:ascii="Times New Roman" w:cs="Times New Roman" w:eastAsia="Times New Roman" w:hAnsi="Times New Roman"/>
+          <w:sz w:val="21"/>
+          <w:szCs w:val="21"/>
+        </w:rPr>
+        <w:t xml:space="preserve">Every field is validated before it is stored or mailed (name rules, a plain address syntax, no control characters), so nothing can inject extra mail headers. Field values are escaped in the pages. A hidden honeypot field, a global limit of 100 and a limit of 3 pending requests per network address slow down abuse.</w:t>
+      </w:r>
+    </w:p>
+    <w:p>
+      <w:pPr>
+        <w:pStyle w:val="ListParagraph"/>
+        <w:numPr>
+          <w:ilvl w:val="0"/>
+          <w:numId w:val="2"/>
+        </w:numPr>
+        <w:spacing w:after="60"/>
+      </w:pPr>
+      <w:r>
+        <w:rPr>
+          <w:rFonts w:ascii="Times New Roman" w:cs="Times New Roman" w:eastAsia="Times New Roman" w:hAnsi="Times New Roman"/>
+          <w:sz w:val="21"/>
+          <w:szCs w:val="21"/>
+        </w:rPr>
+        <w:t xml:space="preserve">The links in the mail are built from </w:t>
+      </w:r>
+      <w:r>
+        <w:rPr>
+          <w:rFonts w:ascii="Courier New" w:cs="Courier New" w:eastAsia="Courier New" w:hAnsi="Courier New"/>
+          <w:b w:val="false"/>
+          <w:bCs w:val="false"/>
+          <w:sz w:val="19"/>
+          <w:szCs w:val="19"/>
+        </w:rPr>
+        <w:t xml:space="preserve">RXPIP_PUBLIC_URL</w:t>
+      </w:r>
+      <w:r>
+        <w:rPr>
+          <w:rFonts w:ascii="Times New Roman" w:cs="Times New Roman" w:eastAsia="Times New Roman" w:hAnsi="Times New Roman"/>
+          <w:sz w:val="21"/>
+          <w:szCs w:val="21"/>
+        </w:rPr>
+        <w:t xml:space="preserve">, never from the Host header the visitor sent.</w:t>
+      </w:r>
+    </w:p>
+    <w:p>
+      <w:pPr>
+        <w:spacing w:after="60"/>
+      </w:pPr>
+    </w:p>
+    <w:p>
+      <w:pPr>
+        <w:pStyle w:val="Heading2"/>
+        <w:keepNext/>
+        <w:spacing w:after="140" w:before="320"/>
+      </w:pPr>
+      <w:r>
+        <w:rPr>
+          <w:rFonts w:ascii="Arial" w:cs="Arial" w:eastAsia="Arial" w:hAnsi="Arial"/>
+          <w:b/>
+          <w:bCs/>
+          <w:color w:val="000000"/>
+          <w:sz w:val="26"/>
+          <w:szCs w:val="26"/>
+        </w:rPr>
         <w:t xml:space="preserve">The web pages</w:t>
       </w:r>
     </w:p>
@@ -19596,7 +22093,7 @@
           <w:sz w:val="21"/>
           <w:szCs w:val="21"/>
         </w:rPr>
-        <w:t xml:space="preserve">The server and the client, on Linux, are covered by an automated test suite of 156 checks that run against the real programs over HTTP, using a test harness that behaves like Apache (it forwards all request headers and runs the program as an ordinary user). The suite covers publishing, immutability, upload limits, archive attacks, invitations, tokens, owners, concurrent first publishes, the web pages, and the client commands.</w:t>
+        <w:t xml:space="preserve">The server and the Regina client, on Linux, are covered by an automated test suite of 180 checks, and a second suite runs one scenario of about 35 checks against each of the four clients (141 checks in all, with Regina, ooRexx, NetRexx and cREXX installed). All run against the real programs over HTTP, using a test harness that behaves like Apache (it forwards all request headers and runs the program as an ordinary user). The suite covers publishing, immutability, upload limits, archive attacks, invitations, tokens, owners, concurrent first publishes, the web pages, the client commands and the moderated sign-up (with a stand-in for sendmail that stores the mails).</w:t>
       </w:r>
     </w:p>
     <w:p>
@@ -19772,15 +22269,107 @@
           <w:sz w:val="21"/>
           <w:szCs w:val="21"/>
         </w:rPr>
-        <w:t xml:space="preserve">cREXX, ooRexx and NetRexx.</w:t>
-      </w:r>
-      <w:r>
-        <w:rPr>
-          <w:rFonts w:ascii="Times New Roman" w:cs="Times New Roman" w:eastAsia="Times New Roman" w:hAnsi="Times New Roman"/>
-          <w:sz w:val="21"/>
-          <w:szCs w:val="21"/>
-        </w:rPr>
-        <w:t xml:space="preserve"> Only Regina is supported.</w:t>
+        <w:t xml:space="preserve">The other clients on Windows and macOS.</w:t>
+      </w:r>
+      <w:r>
+        <w:rPr>
+          <w:rFonts w:ascii="Times New Roman" w:cs="Times New Roman" w:eastAsia="Times New Roman" w:hAnsi="Times New Roman"/>
+          <w:sz w:val="21"/>
+          <w:szCs w:val="21"/>
+        </w:rPr>
+        <w:t xml:space="preserve"> The ooRexx, NetRexx and cREXX clients and their </w:t>
+      </w:r>
+      <w:r>
+        <w:rPr>
+          <w:rFonts w:ascii="Courier New" w:cs="Courier New" w:eastAsia="Courier New" w:hAnsi="Courier New"/>
+          <w:b w:val="false"/>
+          <w:bCs w:val="false"/>
+          <w:sz w:val="19"/>
+          <w:szCs w:val="19"/>
+        </w:rPr>
+        <w:t xml:space="preserve">.bat</w:t>
+      </w:r>
+      <w:r>
+        <w:rPr>
+          <w:rFonts w:ascii="Times New Roman" w:cs="Times New Roman" w:eastAsia="Times New Roman" w:hAnsi="Times New Roman"/>
+          <w:sz w:val="21"/>
+          <w:szCs w:val="21"/>
+        </w:rPr>
+        <w:t xml:space="preserve"> launchers were run on Linux only, with ooRexx 5.3, NetRexx 4 and cREXX 1.0 beta 3.</w:t>
+      </w:r>
+    </w:p>
+    <w:p>
+      <w:pPr>
+        <w:pStyle w:val="ListParagraph"/>
+        <w:numPr>
+          <w:ilvl w:val="0"/>
+          <w:numId w:val="2"/>
+        </w:numPr>
+        <w:spacing w:after="60"/>
+      </w:pPr>
+      <w:r>
+        <w:rPr>
+          <w:rFonts w:ascii="Times New Roman" w:cs="Times New Roman" w:eastAsia="Times New Roman" w:hAnsi="Times New Roman"/>
+          <w:b/>
+          <w:bCs/>
+          <w:sz w:val="21"/>
+          <w:szCs w:val="21"/>
+        </w:rPr>
+        <w:t xml:space="preserve">Real mail delivery.</w:t>
+      </w:r>
+      <w:r>
+        <w:rPr>
+          <w:rFonts w:ascii="Times New Roman" w:cs="Times New Roman" w:eastAsia="Times New Roman" w:hAnsi="Times New Roman"/>
+          <w:sz w:val="21"/>
+          <w:szCs w:val="21"/>
+        </w:rPr>
+        <w:t xml:space="preserve"> The sign-up mails were tested with a stand-in for sendmail; delivery through Postfix, SPF/DKIM and spam filtering are for the operator to verify.</w:t>
+      </w:r>
+    </w:p>
+    <w:p>
+      <w:pPr>
+        <w:pStyle w:val="ListParagraph"/>
+        <w:numPr>
+          <w:ilvl w:val="0"/>
+          <w:numId w:val="2"/>
+        </w:numPr>
+        <w:spacing w:after="60"/>
+      </w:pPr>
+      <w:r>
+        <w:rPr>
+          <w:rFonts w:ascii="Times New Roman" w:cs="Times New Roman" w:eastAsia="Times New Roman" w:hAnsi="Times New Roman"/>
+          <w:b/>
+          <w:bCs/>
+          <w:sz w:val="21"/>
+          <w:szCs w:val="21"/>
+        </w:rPr>
+        <w:t xml:space="preserve">Bytecode.</w:t>
+      </w:r>
+      <w:r>
+        <w:rPr>
+          <w:rFonts w:ascii="Times New Roman" w:cs="Times New Roman" w:eastAsia="Times New Roman" w:hAnsi="Times New Roman"/>
+          <w:sz w:val="21"/>
+          <w:szCs w:val="21"/>
+        </w:rPr>
+        <w:t xml:space="preserve"> No client builds or installs bytecode artifacts yet (cREXX </w:t>
+      </w:r>
+      <w:r>
+        <w:rPr>
+          <w:rFonts w:ascii="Courier New" w:cs="Courier New" w:eastAsia="Courier New" w:hAnsi="Courier New"/>
+          <w:b w:val="false"/>
+          <w:bCs w:val="false"/>
+          <w:sz w:val="19"/>
+          <w:szCs w:val="19"/>
+        </w:rPr>
+        <w:t xml:space="preserve">.rxbin</w:t>
+      </w:r>
+      <w:r>
+        <w:rPr>
+          <w:rFonts w:ascii="Times New Roman" w:cs="Times New Roman" w:eastAsia="Times New Roman" w:hAnsi="Times New Roman"/>
+          <w:sz w:val="21"/>
+          <w:szCs w:val="21"/>
+        </w:rPr>
+        <w:t xml:space="preserve"> would be the first candidate).</w:t>
       </w:r>
     </w:p>
     <w:p>
@@ -19851,15 +22440,15 @@
           <w:sz w:val="21"/>
           <w:szCs w:val="21"/>
         </w:rPr>
-        <w:t xml:space="preserve">No web forms.</w:t>
-      </w:r>
-      <w:r>
-        <w:rPr>
-          <w:rFonts w:ascii="Times New Roman" w:cs="Times New Roman" w:eastAsia="Times New Roman" w:hAnsi="Times New Roman"/>
-          <w:sz w:val="21"/>
-          <w:szCs w:val="21"/>
-        </w:rPr>
-        <w:t xml:space="preserve"> Registration, publishing and owner management are available only through the client.</w:t>
+        <w:t xml:space="preserve">Few web forms.</w:t>
+      </w:r>
+      <w:r>
+        <w:rPr>
+          <w:rFonts w:ascii="Times New Roman" w:cs="Times New Roman" w:eastAsia="Times New Roman" w:hAnsi="Times New Roman"/>
+          <w:sz w:val="21"/>
+          <w:szCs w:val="21"/>
+        </w:rPr>
+        <w:t xml:space="preserve"> Requesting an account is possible in the browser; publishing, owner management and token handling are available only through the client.</w:t>
       </w:r>
     </w:p>
     <w:p>
@@ -21357,7 +23946,7 @@
           <w:sz w:val="18"/>
           <w:szCs w:val="18"/>
         </w:rPr>
-        <w:t xml:space="preserve">Figure 37. </w:t>
+        <w:t xml:space="preserve">Figure 41. </w:t>
       </w:r>
       <w:r>
         <w:rPr>
@@ -21946,7 +24535,7 @@
           <w:sz w:val="18"/>
           <w:szCs w:val="18"/>
         </w:rPr>
-        <w:t xml:space="preserve">Figure 38. </w:t>
+        <w:t xml:space="preserve">Figure 42. </w:t>
       </w:r>
       <w:r>
         <w:rPr>
@@ -22470,6 +25059,560 @@
           </w:p>
         </w:tc>
       </w:tr>
+      <w:tr>
+        <w:trPr>
+          <w:cantSplit/>
+        </w:trPr>
+        <w:tc>
+          <w:tcPr>
+            <w:tcW w:type="dxa" w:w="2700"/>
+            <w:tcMar>
+              <w:top w:type="dxa" w:w="60"/>
+              <w:left w:type="dxa" w:w="100"/>
+              <w:bottom w:type="dxa" w:w="60"/>
+              <w:right w:type="dxa" w:w="100"/>
+            </w:tcMar>
+          </w:tcPr>
+          <w:p>
+            <w:r>
+              <w:rPr>
+                <w:rFonts w:ascii="Courier New" w:cs="Courier New" w:eastAsia="Courier New" w:hAnsi="Courier New"/>
+                <w:b w:val="false"/>
+                <w:bCs w:val="false"/>
+                <w:sz w:val="17"/>
+                <w:szCs w:val="17"/>
+              </w:rPr>
+              <w:t xml:space="preserve">RXPIP_ADMIN_EMAIL</w:t>
+            </w:r>
+          </w:p>
+        </w:tc>
+        <w:tc>
+          <w:tcPr>
+            <w:tcW w:type="dxa" w:w="1300"/>
+            <w:tcMar>
+              <w:top w:type="dxa" w:w="60"/>
+              <w:left w:type="dxa" w:w="100"/>
+              <w:bottom w:type="dxa" w:w="60"/>
+              <w:right w:type="dxa" w:w="100"/>
+            </w:tcMar>
+          </w:tcPr>
+          <w:p>
+            <w:r>
+              <w:rPr>
+                <w:rFonts w:ascii="Times New Roman" w:cs="Times New Roman" w:eastAsia="Times New Roman" w:hAnsi="Times New Roman"/>
+                <w:sz w:val="18"/>
+                <w:szCs w:val="18"/>
+              </w:rPr>
+              <w:t xml:space="preserve">server</w:t>
+            </w:r>
+          </w:p>
+        </w:tc>
+        <w:tc>
+          <w:tcPr>
+            <w:tcW w:type="dxa" w:w="5638"/>
+            <w:tcMar>
+              <w:top w:type="dxa" w:w="60"/>
+              <w:left w:type="dxa" w:w="100"/>
+              <w:bottom w:type="dxa" w:w="60"/>
+              <w:right w:type="dxa" w:w="100"/>
+            </w:tcMar>
+          </w:tcPr>
+          <w:p>
+            <w:r>
+              <w:rPr>
+                <w:rFonts w:ascii="Times New Roman" w:cs="Times New Roman" w:eastAsia="Times New Roman" w:hAnsi="Times New Roman"/>
+                <w:sz w:val="18"/>
+                <w:szCs w:val="18"/>
+              </w:rPr>
+              <w:t xml:space="preserve">Where sign-up review mails go; sign-up is off while unset</w:t>
+            </w:r>
+          </w:p>
+        </w:tc>
+      </w:tr>
+      <w:tr>
+        <w:trPr>
+          <w:cantSplit/>
+        </w:trPr>
+        <w:tc>
+          <w:tcPr>
+            <w:tcW w:type="dxa" w:w="2700"/>
+            <w:tcMar>
+              <w:top w:type="dxa" w:w="60"/>
+              <w:left w:type="dxa" w:w="100"/>
+              <w:bottom w:type="dxa" w:w="60"/>
+              <w:right w:type="dxa" w:w="100"/>
+            </w:tcMar>
+          </w:tcPr>
+          <w:p>
+            <w:r>
+              <w:rPr>
+                <w:rFonts w:ascii="Courier New" w:cs="Courier New" w:eastAsia="Courier New" w:hAnsi="Courier New"/>
+                <w:b w:val="false"/>
+                <w:bCs w:val="false"/>
+                <w:sz w:val="17"/>
+                <w:szCs w:val="17"/>
+              </w:rPr>
+              <w:t xml:space="preserve">RXPIP_PUBLIC_URL</w:t>
+            </w:r>
+          </w:p>
+        </w:tc>
+        <w:tc>
+          <w:tcPr>
+            <w:tcW w:type="dxa" w:w="1300"/>
+            <w:tcMar>
+              <w:top w:type="dxa" w:w="60"/>
+              <w:left w:type="dxa" w:w="100"/>
+              <w:bottom w:type="dxa" w:w="60"/>
+              <w:right w:type="dxa" w:w="100"/>
+            </w:tcMar>
+          </w:tcPr>
+          <w:p>
+            <w:r>
+              <w:rPr>
+                <w:rFonts w:ascii="Times New Roman" w:cs="Times New Roman" w:eastAsia="Times New Roman" w:hAnsi="Times New Roman"/>
+                <w:sz w:val="18"/>
+                <w:szCs w:val="18"/>
+              </w:rPr>
+              <w:t xml:space="preserve">server</w:t>
+            </w:r>
+          </w:p>
+        </w:tc>
+        <w:tc>
+          <w:tcPr>
+            <w:tcW w:type="dxa" w:w="5638"/>
+            <w:tcMar>
+              <w:top w:type="dxa" w:w="60"/>
+              <w:left w:type="dxa" w:w="100"/>
+              <w:bottom w:type="dxa" w:w="60"/>
+              <w:right w:type="dxa" w:w="100"/>
+            </w:tcMar>
+          </w:tcPr>
+          <w:p>
+            <w:r>
+              <w:rPr>
+                <w:rFonts w:ascii="Times New Roman" w:cs="Times New Roman" w:eastAsia="Times New Roman" w:hAnsi="Times New Roman"/>
+                <w:sz w:val="18"/>
+                <w:szCs w:val="18"/>
+              </w:rPr>
+              <w:t xml:space="preserve">Full address of the CGI program, used in mailed links</w:t>
+            </w:r>
+          </w:p>
+        </w:tc>
+      </w:tr>
+      <w:tr>
+        <w:trPr>
+          <w:cantSplit/>
+        </w:trPr>
+        <w:tc>
+          <w:tcPr>
+            <w:tcW w:type="dxa" w:w="2700"/>
+            <w:tcMar>
+              <w:top w:type="dxa" w:w="60"/>
+              <w:left w:type="dxa" w:w="100"/>
+              <w:bottom w:type="dxa" w:w="60"/>
+              <w:right w:type="dxa" w:w="100"/>
+            </w:tcMar>
+          </w:tcPr>
+          <w:p>
+            <w:r>
+              <w:rPr>
+                <w:rFonts w:ascii="Courier New" w:cs="Courier New" w:eastAsia="Courier New" w:hAnsi="Courier New"/>
+                <w:b w:val="false"/>
+                <w:bCs w:val="false"/>
+                <w:sz w:val="17"/>
+                <w:szCs w:val="17"/>
+              </w:rPr>
+              <w:t xml:space="preserve">RXPIP_MAIL_FROM</w:t>
+            </w:r>
+          </w:p>
+        </w:tc>
+        <w:tc>
+          <w:tcPr>
+            <w:tcW w:type="dxa" w:w="1300"/>
+            <w:tcMar>
+              <w:top w:type="dxa" w:w="60"/>
+              <w:left w:type="dxa" w:w="100"/>
+              <w:bottom w:type="dxa" w:w="60"/>
+              <w:right w:type="dxa" w:w="100"/>
+            </w:tcMar>
+          </w:tcPr>
+          <w:p>
+            <w:r>
+              <w:rPr>
+                <w:rFonts w:ascii="Times New Roman" w:cs="Times New Roman" w:eastAsia="Times New Roman" w:hAnsi="Times New Roman"/>
+                <w:sz w:val="18"/>
+                <w:szCs w:val="18"/>
+              </w:rPr>
+              <w:t xml:space="preserve">server</w:t>
+            </w:r>
+          </w:p>
+        </w:tc>
+        <w:tc>
+          <w:tcPr>
+            <w:tcW w:type="dxa" w:w="5638"/>
+            <w:tcMar>
+              <w:top w:type="dxa" w:w="60"/>
+              <w:left w:type="dxa" w:w="100"/>
+              <w:bottom w:type="dxa" w:w="60"/>
+              <w:right w:type="dxa" w:w="100"/>
+            </w:tcMar>
+          </w:tcPr>
+          <w:p>
+            <w:r>
+              <w:rPr>
+                <w:rFonts w:ascii="Times New Roman" w:cs="Times New Roman" w:eastAsia="Times New Roman" w:hAnsi="Times New Roman"/>
+                <w:sz w:val="18"/>
+                <w:szCs w:val="18"/>
+              </w:rPr>
+              <w:t xml:space="preserve">Sender address of the mails (default rxpip@&lt;server name&gt;)</w:t>
+            </w:r>
+          </w:p>
+        </w:tc>
+      </w:tr>
+      <w:tr>
+        <w:trPr>
+          <w:cantSplit/>
+        </w:trPr>
+        <w:tc>
+          <w:tcPr>
+            <w:tcW w:type="dxa" w:w="2700"/>
+            <w:tcMar>
+              <w:top w:type="dxa" w:w="60"/>
+              <w:left w:type="dxa" w:w="100"/>
+              <w:bottom w:type="dxa" w:w="60"/>
+              <w:right w:type="dxa" w:w="100"/>
+            </w:tcMar>
+          </w:tcPr>
+          <w:p>
+            <w:r>
+              <w:rPr>
+                <w:rFonts w:ascii="Courier New" w:cs="Courier New" w:eastAsia="Courier New" w:hAnsi="Courier New"/>
+                <w:b w:val="false"/>
+                <w:bCs w:val="false"/>
+                <w:sz w:val="17"/>
+                <w:szCs w:val="17"/>
+              </w:rPr>
+              <w:t xml:space="preserve">RXPIP_SENDMAIL</w:t>
+            </w:r>
+          </w:p>
+        </w:tc>
+        <w:tc>
+          <w:tcPr>
+            <w:tcW w:type="dxa" w:w="1300"/>
+            <w:tcMar>
+              <w:top w:type="dxa" w:w="60"/>
+              <w:left w:type="dxa" w:w="100"/>
+              <w:bottom w:type="dxa" w:w="60"/>
+              <w:right w:type="dxa" w:w="100"/>
+            </w:tcMar>
+          </w:tcPr>
+          <w:p>
+            <w:r>
+              <w:rPr>
+                <w:rFonts w:ascii="Times New Roman" w:cs="Times New Roman" w:eastAsia="Times New Roman" w:hAnsi="Times New Roman"/>
+                <w:sz w:val="18"/>
+                <w:szCs w:val="18"/>
+              </w:rPr>
+              <w:t xml:space="preserve">server</w:t>
+            </w:r>
+          </w:p>
+        </w:tc>
+        <w:tc>
+          <w:tcPr>
+            <w:tcW w:type="dxa" w:w="5638"/>
+            <w:tcMar>
+              <w:top w:type="dxa" w:w="60"/>
+              <w:left w:type="dxa" w:w="100"/>
+              <w:bottom w:type="dxa" w:w="60"/>
+              <w:right w:type="dxa" w:w="100"/>
+            </w:tcMar>
+          </w:tcPr>
+          <w:p>
+            <w:r>
+              <w:rPr>
+                <w:rFonts w:ascii="Times New Roman" w:cs="Times New Roman" w:eastAsia="Times New Roman" w:hAnsi="Times New Roman"/>
+                <w:sz w:val="18"/>
+                <w:szCs w:val="18"/>
+              </w:rPr>
+              <w:t xml:space="preserve">Mail command (default </w:t>
+            </w:r>
+            <w:r>
+              <w:rPr>
+                <w:rFonts w:ascii="Courier New" w:cs="Courier New" w:eastAsia="Courier New" w:hAnsi="Courier New"/>
+                <w:b w:val="false"/>
+                <w:bCs w:val="false"/>
+                <w:sz w:val="17"/>
+                <w:szCs w:val="17"/>
+              </w:rPr>
+              <w:t xml:space="preserve">/usr/sbin/sendmail -t -i</w:t>
+            </w:r>
+            <w:r>
+              <w:rPr>
+                <w:rFonts w:ascii="Times New Roman" w:cs="Times New Roman" w:eastAsia="Times New Roman" w:hAnsi="Times New Roman"/>
+                <w:sz w:val="18"/>
+                <w:szCs w:val="18"/>
+              </w:rPr>
+              <w:t xml:space="preserve">)</w:t>
+            </w:r>
+          </w:p>
+        </w:tc>
+      </w:tr>
+      <w:tr>
+        <w:trPr>
+          <w:cantSplit/>
+        </w:trPr>
+        <w:tc>
+          <w:tcPr>
+            <w:tcW w:type="dxa" w:w="2700"/>
+            <w:tcMar>
+              <w:top w:type="dxa" w:w="60"/>
+              <w:left w:type="dxa" w:w="100"/>
+              <w:bottom w:type="dxa" w:w="60"/>
+              <w:right w:type="dxa" w:w="100"/>
+            </w:tcMar>
+          </w:tcPr>
+          <w:p>
+            <w:r>
+              <w:rPr>
+                <w:rFonts w:ascii="Courier New" w:cs="Courier New" w:eastAsia="Courier New" w:hAnsi="Courier New"/>
+                <w:b w:val="false"/>
+                <w:bCs w:val="false"/>
+                <w:sz w:val="17"/>
+                <w:szCs w:val="17"/>
+              </w:rPr>
+              <w:t xml:space="preserve">NETREXX_JAR</w:t>
+            </w:r>
+          </w:p>
+        </w:tc>
+        <w:tc>
+          <w:tcPr>
+            <w:tcW w:type="dxa" w:w="1300"/>
+            <w:tcMar>
+              <w:top w:type="dxa" w:w="60"/>
+              <w:left w:type="dxa" w:w="100"/>
+              <w:bottom w:type="dxa" w:w="60"/>
+              <w:right w:type="dxa" w:w="100"/>
+            </w:tcMar>
+          </w:tcPr>
+          <w:p>
+            <w:r>
+              <w:rPr>
+                <w:rFonts w:ascii="Times New Roman" w:cs="Times New Roman" w:eastAsia="Times New Roman" w:hAnsi="Times New Roman"/>
+                <w:sz w:val="18"/>
+                <w:szCs w:val="18"/>
+              </w:rPr>
+              <w:t xml:space="preserve">NetRexx client</w:t>
+            </w:r>
+          </w:p>
+        </w:tc>
+        <w:tc>
+          <w:tcPr>
+            <w:tcW w:type="dxa" w:w="5638"/>
+            <w:tcMar>
+              <w:top w:type="dxa" w:w="60"/>
+              <w:left w:type="dxa" w:w="100"/>
+              <w:bottom w:type="dxa" w:w="60"/>
+              <w:right w:type="dxa" w:w="100"/>
+            </w:tcMar>
+          </w:tcPr>
+          <w:p>
+            <w:r>
+              <w:rPr>
+                <w:rFonts w:ascii="Times New Roman" w:cs="Times New Roman" w:eastAsia="Times New Roman" w:hAnsi="Times New Roman"/>
+                <w:sz w:val="18"/>
+                <w:szCs w:val="18"/>
+              </w:rPr>
+              <w:t xml:space="preserve">Path of </w:t>
+            </w:r>
+            <w:r>
+              <w:rPr>
+                <w:rFonts w:ascii="Courier New" w:cs="Courier New" w:eastAsia="Courier New" w:hAnsi="Courier New"/>
+                <w:b w:val="false"/>
+                <w:bCs w:val="false"/>
+                <w:sz w:val="17"/>
+                <w:szCs w:val="17"/>
+              </w:rPr>
+              <w:t xml:space="preserve">NetRexxC.jar</w:t>
+            </w:r>
+          </w:p>
+        </w:tc>
+      </w:tr>
+      <w:tr>
+        <w:trPr>
+          <w:cantSplit/>
+        </w:trPr>
+        <w:tc>
+          <w:tcPr>
+            <w:tcW w:type="dxa" w:w="2700"/>
+            <w:tcMar>
+              <w:top w:type="dxa" w:w="60"/>
+              <w:left w:type="dxa" w:w="100"/>
+              <w:bottom w:type="dxa" w:w="60"/>
+              <w:right w:type="dxa" w:w="100"/>
+            </w:tcMar>
+          </w:tcPr>
+          <w:p>
+            <w:r>
+              <w:rPr>
+                <w:rFonts w:ascii="Courier New" w:cs="Courier New" w:eastAsia="Courier New" w:hAnsi="Courier New"/>
+                <w:b w:val="false"/>
+                <w:bCs w:val="false"/>
+                <w:sz w:val="17"/>
+                <w:szCs w:val="17"/>
+              </w:rPr>
+              <w:t xml:space="preserve">CREXX_HOME</w:t>
+            </w:r>
+          </w:p>
+        </w:tc>
+        <w:tc>
+          <w:tcPr>
+            <w:tcW w:type="dxa" w:w="1300"/>
+            <w:tcMar>
+              <w:top w:type="dxa" w:w="60"/>
+              <w:left w:type="dxa" w:w="100"/>
+              <w:bottom w:type="dxa" w:w="60"/>
+              <w:right w:type="dxa" w:w="100"/>
+            </w:tcMar>
+          </w:tcPr>
+          <w:p>
+            <w:r>
+              <w:rPr>
+                <w:rFonts w:ascii="Times New Roman" w:cs="Times New Roman" w:eastAsia="Times New Roman" w:hAnsi="Times New Roman"/>
+                <w:sz w:val="18"/>
+                <w:szCs w:val="18"/>
+              </w:rPr>
+              <w:t xml:space="preserve">cREXX client</w:t>
+            </w:r>
+          </w:p>
+        </w:tc>
+        <w:tc>
+          <w:tcPr>
+            <w:tcW w:type="dxa" w:w="5638"/>
+            <w:tcMar>
+              <w:top w:type="dxa" w:w="60"/>
+              <w:left w:type="dxa" w:w="100"/>
+              <w:bottom w:type="dxa" w:w="60"/>
+              <w:right w:type="dxa" w:w="100"/>
+            </w:tcMar>
+          </w:tcPr>
+          <w:p>
+            <w:r>
+              <w:rPr>
+                <w:rFonts w:ascii="Times New Roman" w:cs="Times New Roman" w:eastAsia="Times New Roman" w:hAnsi="Times New Roman"/>
+                <w:sz w:val="18"/>
+                <w:szCs w:val="18"/>
+              </w:rPr>
+              <w:t xml:space="preserve">cREXX installation directory (its </w:t>
+            </w:r>
+            <w:r>
+              <w:rPr>
+                <w:rFonts w:ascii="Courier New" w:cs="Courier New" w:eastAsia="Courier New" w:hAnsi="Courier New"/>
+                <w:b w:val="false"/>
+                <w:bCs w:val="false"/>
+                <w:sz w:val="17"/>
+                <w:szCs w:val="17"/>
+              </w:rPr>
+              <w:t xml:space="preserve">bin</w:t>
+            </w:r>
+            <w:r>
+              <w:rPr>
+                <w:rFonts w:ascii="Times New Roman" w:cs="Times New Roman" w:eastAsia="Times New Roman" w:hAnsi="Times New Roman"/>
+                <w:sz w:val="18"/>
+                <w:szCs w:val="18"/>
+              </w:rPr>
+              <w:t xml:space="preserve"> holds rxc, rxas, rxvm)</w:t>
+            </w:r>
+          </w:p>
+        </w:tc>
+      </w:tr>
+      <w:tr>
+        <w:trPr>
+          <w:cantSplit/>
+        </w:trPr>
+        <w:tc>
+          <w:tcPr>
+            <w:tcW w:type="dxa" w:w="2700"/>
+            <w:tcMar>
+              <w:top w:type="dxa" w:w="60"/>
+              <w:left w:type="dxa" w:w="100"/>
+              <w:bottom w:type="dxa" w:w="60"/>
+              <w:right w:type="dxa" w:w="100"/>
+            </w:tcMar>
+          </w:tcPr>
+          <w:p>
+            <w:r>
+              <w:rPr>
+                <w:rFonts w:ascii="Courier New" w:cs="Courier New" w:eastAsia="Courier New" w:hAnsi="Courier New"/>
+                <w:b w:val="false"/>
+                <w:bCs w:val="false"/>
+                <w:sz w:val="17"/>
+                <w:szCs w:val="17"/>
+              </w:rPr>
+              <w:t xml:space="preserve">RXPIP_INTERPRETER</w:t>
+            </w:r>
+          </w:p>
+        </w:tc>
+        <w:tc>
+          <w:tcPr>
+            <w:tcW w:type="dxa" w:w="1300"/>
+            <w:tcMar>
+              <w:top w:type="dxa" w:w="60"/>
+              <w:left w:type="dxa" w:w="100"/>
+              <w:bottom w:type="dxa" w:w="60"/>
+              <w:right w:type="dxa" w:w="100"/>
+            </w:tcMar>
+          </w:tcPr>
+          <w:p>
+            <w:r>
+              <w:rPr>
+                <w:rFonts w:ascii="Times New Roman" w:cs="Times New Roman" w:eastAsia="Times New Roman" w:hAnsi="Times New Roman"/>
+                <w:sz w:val="18"/>
+                <w:szCs w:val="18"/>
+              </w:rPr>
+              <w:t xml:space="preserve">client</w:t>
+            </w:r>
+          </w:p>
+        </w:tc>
+        <w:tc>
+          <w:tcPr>
+            <w:tcW w:type="dxa" w:w="5638"/>
+            <w:tcMar>
+              <w:top w:type="dxa" w:w="60"/>
+              <w:left w:type="dxa" w:w="100"/>
+              <w:bottom w:type="dxa" w:w="60"/>
+              <w:right w:type="dxa" w:w="100"/>
+            </w:tcMar>
+          </w:tcPr>
+          <w:p>
+            <w:r>
+              <w:rPr>
+                <w:rFonts w:ascii="Times New Roman" w:cs="Times New Roman" w:eastAsia="Times New Roman" w:hAnsi="Times New Roman"/>
+                <w:sz w:val="18"/>
+                <w:szCs w:val="18"/>
+              </w:rPr>
+              <w:t xml:space="preserve">Interpreter started by </w:t>
+            </w:r>
+            <w:r>
+              <w:rPr>
+                <w:rFonts w:ascii="Courier New" w:cs="Courier New" w:eastAsia="Courier New" w:hAnsi="Courier New"/>
+                <w:b w:val="false"/>
+                <w:bCs w:val="false"/>
+                <w:sz w:val="17"/>
+                <w:szCs w:val="17"/>
+              </w:rPr>
+              <w:t xml:space="preserve">run</w:t>
+            </w:r>
+            <w:r>
+              <w:rPr>
+                <w:rFonts w:ascii="Times New Roman" w:cs="Times New Roman" w:eastAsia="Times New Roman" w:hAnsi="Times New Roman"/>
+                <w:sz w:val="18"/>
+                <w:szCs w:val="18"/>
+              </w:rPr>
+              <w:t xml:space="preserve">; set by the ooRexx launcher</w:t>
+            </w:r>
+          </w:p>
+        </w:tc>
+      </w:tr>
     </w:tbl>
     <w:p>
       <w:pPr>
@@ -22484,7 +25627,7 @@
           <w:sz w:val="18"/>
           <w:szCs w:val="18"/>
         </w:rPr>
-        <w:t xml:space="preserve">Figure 39. </w:t>
+        <w:t xml:space="preserve">Figure 43. </w:t>
       </w:r>
       <w:r>
         <w:rPr>
@@ -23093,7 +26236,25 @@
                 <w:sz w:val="18"/>
                 <w:szCs w:val="18"/>
               </w:rPr>
-              <w:t xml:space="preserve">Users, token hashes, invitations, owner lists</w:t>
+              <w:t xml:space="preserve">Users, token hashes, invitations, owner lists, pending sign-up requests (</w:t>
+            </w:r>
+            <w:r>
+              <w:rPr>
+                <w:rFonts w:ascii="Courier New" w:cs="Courier New" w:eastAsia="Courier New" w:hAnsi="Courier New"/>
+                <w:b w:val="false"/>
+                <w:bCs w:val="false"/>
+                <w:sz w:val="17"/>
+                <w:szCs w:val="17"/>
+              </w:rPr>
+              <w:t xml:space="preserve">requests/</w:t>
+            </w:r>
+            <w:r>
+              <w:rPr>
+                <w:rFonts w:ascii="Times New Roman" w:cs="Times New Roman" w:eastAsia="Times New Roman" w:hAnsi="Times New Roman"/>
+                <w:sz w:val="18"/>
+                <w:szCs w:val="18"/>
+              </w:rPr>
+              <w:t xml:space="preserve">)</w:t>
             </w:r>
           </w:p>
         </w:tc>
@@ -23112,7 +26273,7 @@
           <w:sz w:val="18"/>
           <w:szCs w:val="18"/>
         </w:rPr>
-        <w:t xml:space="preserve">Figure 40. </w:t>
+        <w:t xml:space="preserve">Figure 44. </w:t>
       </w:r>
       <w:r>
         <w:rPr>
@@ -23336,7 +26497,7 @@
                 <w:sz w:val="17"/>
                 <w:szCs w:val="17"/>
               </w:rPr>
-              <w:t xml:space="preserve">server/rxpip_server.rexx</w:t>
+              <w:t xml:space="preserve">client/oorexx/</w:t>
             </w:r>
           </w:p>
         </w:tc>
@@ -23357,7 +26518,43 @@
                 <w:sz w:val="18"/>
                 <w:szCs w:val="18"/>
               </w:rPr>
-              <w:t xml:space="preserve">The server, the web interface and the administration program</w:t>
+              <w:t xml:space="preserve">ooRexx launchers (</w:t>
+            </w:r>
+            <w:r>
+              <w:rPr>
+                <w:rFonts w:ascii="Courier New" w:cs="Courier New" w:eastAsia="Courier New" w:hAnsi="Courier New"/>
+                <w:b w:val="false"/>
+                <w:bCs w:val="false"/>
+                <w:sz w:val="17"/>
+                <w:szCs w:val="17"/>
+              </w:rPr>
+              <w:t xml:space="preserve">rxpip-oorexx</w:t>
+            </w:r>
+            <w:r>
+              <w:rPr>
+                <w:rFonts w:ascii="Times New Roman" w:cs="Times New Roman" w:eastAsia="Times New Roman" w:hAnsi="Times New Roman"/>
+                <w:sz w:val="18"/>
+                <w:szCs w:val="18"/>
+              </w:rPr>
+              <w:t xml:space="preserve">, </w:t>
+            </w:r>
+            <w:r>
+              <w:rPr>
+                <w:rFonts w:ascii="Courier New" w:cs="Courier New" w:eastAsia="Courier New" w:hAnsi="Courier New"/>
+                <w:b w:val="false"/>
+                <w:bCs w:val="false"/>
+                <w:sz w:val="17"/>
+                <w:szCs w:val="17"/>
+              </w:rPr>
+              <w:t xml:space="preserve">.bat</w:t>
+            </w:r>
+            <w:r>
+              <w:rPr>
+                <w:rFonts w:ascii="Times New Roman" w:cs="Times New Roman" w:eastAsia="Times New Roman" w:hAnsi="Times New Roman"/>
+                <w:sz w:val="18"/>
+                <w:szCs w:val="18"/>
+              </w:rPr>
+              <w:t xml:space="preserve">)</w:t>
             </w:r>
           </w:p>
         </w:tc>
@@ -23385,7 +26582,7 @@
                 <w:sz w:val="17"/>
                 <w:szCs w:val="17"/>
               </w:rPr>
-              <w:t xml:space="preserve">examples/</w:t>
+              <w:t xml:space="preserve">client/netrexx/</w:t>
             </w:r>
           </w:p>
         </w:tc>
@@ -23406,7 +26603,7 @@
                 <w:sz w:val="18"/>
                 <w:szCs w:val="18"/>
               </w:rPr>
-              <w:t xml:space="preserve">Sample packages (</w:t>
+              <w:t xml:space="preserve">NetRexx client </w:t>
             </w:r>
             <w:r>
               <w:rPr>
@@ -23416,87 +26613,15 @@
                 <w:sz w:val="17"/>
                 <w:szCs w:val="17"/>
               </w:rPr>
-              <w:t xml:space="preserve">mathutils</w:t>
-            </w:r>
-            <w:r>
-              <w:rPr>
-                <w:rFonts w:ascii="Times New Roman" w:cs="Times New Roman" w:eastAsia="Times New Roman" w:hAnsi="Times New Roman"/>
-                <w:sz w:val="18"/>
-                <w:szCs w:val="18"/>
-              </w:rPr>
-              <w:t xml:space="preserve">, </w:t>
-            </w:r>
-            <w:r>
-              <w:rPr>
-                <w:rFonts w:ascii="Courier New" w:cs="Courier New" w:eastAsia="Courier New" w:hAnsi="Courier New"/>
-                <w:b w:val="false"/>
-                <w:bCs w:val="false"/>
-                <w:sz w:val="17"/>
-                <w:szCs w:val="17"/>
-              </w:rPr>
-              <w:t xml:space="preserve">strutils</w:t>
-            </w:r>
-            <w:r>
-              <w:rPr>
-                <w:rFonts w:ascii="Times New Roman" w:cs="Times New Roman" w:eastAsia="Times New Roman" w:hAnsi="Times New Roman"/>
-                <w:sz w:val="18"/>
-                <w:szCs w:val="18"/>
-              </w:rPr>
-              <w:t xml:space="preserve">, </w:t>
-            </w:r>
-            <w:r>
-              <w:rPr>
-                <w:rFonts w:ascii="Courier New" w:cs="Courier New" w:eastAsia="Courier New" w:hAnsi="Courier New"/>
-                <w:b w:val="false"/>
-                <w:bCs w:val="false"/>
-                <w:sz w:val="17"/>
-                <w:szCs w:val="17"/>
-              </w:rPr>
-              <w:t xml:space="preserve">greetutils</w:t>
-            </w:r>
-            <w:r>
-              <w:rPr>
-                <w:rFonts w:ascii="Times New Roman" w:cs="Times New Roman" w:eastAsia="Times New Roman" w:hAnsi="Times New Roman"/>
-                <w:sz w:val="18"/>
-                <w:szCs w:val="18"/>
-              </w:rPr>
-              <w:t xml:space="preserve">) and sample programs (</w:t>
-            </w:r>
-            <w:r>
-              <w:rPr>
-                <w:rFonts w:ascii="Courier New" w:cs="Courier New" w:eastAsia="Courier New" w:hAnsi="Courier New"/>
-                <w:b w:val="false"/>
-                <w:bCs w:val="false"/>
-                <w:sz w:val="17"/>
-                <w:szCs w:val="17"/>
-              </w:rPr>
-              <w:t xml:space="preserve">demo.rexx</w:t>
-            </w:r>
-            <w:r>
-              <w:rPr>
-                <w:rFonts w:ascii="Times New Roman" w:cs="Times New Roman" w:eastAsia="Times New Roman" w:hAnsi="Times New Roman"/>
-                <w:sz w:val="18"/>
-                <w:szCs w:val="18"/>
-              </w:rPr>
-              <w:t xml:space="preserve">, </w:t>
-            </w:r>
-            <w:r>
-              <w:rPr>
-                <w:rFonts w:ascii="Courier New" w:cs="Courier New" w:eastAsia="Courier New" w:hAnsi="Courier New"/>
-                <w:b w:val="false"/>
-                <w:bCs w:val="false"/>
-                <w:sz w:val="17"/>
-                <w:szCs w:val="17"/>
-              </w:rPr>
-              <w:t xml:space="preserve">echoargs.rexx</w:t>
-            </w:r>
-            <w:r>
-              <w:rPr>
-                <w:rFonts w:ascii="Times New Roman" w:cs="Times New Roman" w:eastAsia="Times New Roman" w:hAnsi="Times New Roman"/>
-                <w:sz w:val="18"/>
-                <w:szCs w:val="18"/>
-              </w:rPr>
-              <w:t xml:space="preserve">)</w:t>
+              <w:t xml:space="preserve">Rxpip.nrx</w:t>
+            </w:r>
+            <w:r>
+              <w:rPr>
+                <w:rFonts w:ascii="Times New Roman" w:cs="Times New Roman" w:eastAsia="Times New Roman" w:hAnsi="Times New Roman"/>
+                <w:sz w:val="18"/>
+                <w:szCs w:val="18"/>
+              </w:rPr>
+              <w:t xml:space="preserve"> and launchers</w:t>
             </w:r>
           </w:p>
         </w:tc>
@@ -23524,7 +26649,7 @@
                 <w:sz w:val="17"/>
                 <w:szCs w:val="17"/>
               </w:rPr>
-              <w:t xml:space="preserve">tests/run_tests.sh</w:t>
+              <w:t xml:space="preserve">client/crexx/</w:t>
             </w:r>
           </w:p>
         </w:tc>
@@ -23545,7 +26670,25 @@
                 <w:sz w:val="18"/>
                 <w:szCs w:val="18"/>
               </w:rPr>
-              <w:t xml:space="preserve">The automated test suite</w:t>
+              <w:t xml:space="preserve">cREXX client </w:t>
+            </w:r>
+            <w:r>
+              <w:rPr>
+                <w:rFonts w:ascii="Courier New" w:cs="Courier New" w:eastAsia="Courier New" w:hAnsi="Courier New"/>
+                <w:b w:val="false"/>
+                <w:bCs w:val="false"/>
+                <w:sz w:val="17"/>
+                <w:szCs w:val="17"/>
+              </w:rPr>
+              <w:t xml:space="preserve">rxpip.crexx</w:t>
+            </w:r>
+            <w:r>
+              <w:rPr>
+                <w:rFonts w:ascii="Times New Roman" w:cs="Times New Roman" w:eastAsia="Times New Roman" w:hAnsi="Times New Roman"/>
+                <w:sz w:val="18"/>
+                <w:szCs w:val="18"/>
+              </w:rPr>
+              <w:t xml:space="preserve"> and launchers</w:t>
             </w:r>
           </w:p>
         </w:tc>
@@ -23573,7 +26716,7 @@
                 <w:sz w:val="17"/>
                 <w:szCs w:val="17"/>
               </w:rPr>
-              <w:t xml:space="preserve">tests/cgi_harness.py</w:t>
+              <w:t xml:space="preserve">server/rxpip_server.rexx</w:t>
             </w:r>
           </w:p>
         </w:tc>
@@ -23594,7 +26737,7 @@
                 <w:sz w:val="18"/>
                 <w:szCs w:val="18"/>
               </w:rPr>
-              <w:t xml:space="preserve">Test harness that behaves like Apache CGI</w:t>
+              <w:t xml:space="preserve">The server, the web interface and the administration program</w:t>
             </w:r>
           </w:p>
         </w:tc>
@@ -23622,15 +26765,28 @@
                 <w:sz w:val="17"/>
                 <w:szCs w:val="17"/>
               </w:rPr>
-              <w:t xml:space="preserve">README.md</w:t>
-            </w:r>
-            <w:r>
-              <w:rPr>
-                <w:rFonts w:ascii="Times New Roman" w:cs="Times New Roman" w:eastAsia="Times New Roman" w:hAnsi="Times New Roman"/>
-                <w:sz w:val="18"/>
-                <w:szCs w:val="18"/>
-              </w:rPr>
-              <w:t xml:space="preserve">, </w:t>
+              <w:t xml:space="preserve">examples/</w:t>
+            </w:r>
+          </w:p>
+        </w:tc>
+        <w:tc>
+          <w:tcPr>
+            <w:tcW w:type="dxa" w:w="5838"/>
+            <w:tcMar>
+              <w:top w:type="dxa" w:w="60"/>
+              <w:left w:type="dxa" w:w="100"/>
+              <w:bottom w:type="dxa" w:w="60"/>
+              <w:right w:type="dxa" w:w="100"/>
+            </w:tcMar>
+          </w:tcPr>
+          <w:p>
+            <w:r>
+              <w:rPr>
+                <w:rFonts w:ascii="Times New Roman" w:cs="Times New Roman" w:eastAsia="Times New Roman" w:hAnsi="Times New Roman"/>
+                <w:sz w:val="18"/>
+                <w:szCs w:val="18"/>
+              </w:rPr>
+              <w:t xml:space="preserve">Sample packages (</w:t>
             </w:r>
             <w:r>
               <w:rPr>
@@ -23640,7 +26796,7 @@
                 <w:sz w:val="17"/>
                 <w:szCs w:val="17"/>
               </w:rPr>
-              <w:t xml:space="preserve">ARCHITECTURE.md</w:t>
+              <w:t xml:space="preserve">mathutils</w:t>
             </w:r>
             <w:r>
               <w:rPr>
@@ -23658,28 +26814,141 @@
                 <w:sz w:val="17"/>
                 <w:szCs w:val="17"/>
               </w:rPr>
-              <w:t xml:space="preserve">DEPLOY.md</w:t>
-            </w:r>
-          </w:p>
-        </w:tc>
-        <w:tc>
-          <w:tcPr>
-            <w:tcW w:type="dxa" w:w="5838"/>
-            <w:tcMar>
-              <w:top w:type="dxa" w:w="60"/>
-              <w:left w:type="dxa" w:w="100"/>
-              <w:bottom w:type="dxa" w:w="60"/>
-              <w:right w:type="dxa" w:w="100"/>
-            </w:tcMar>
-          </w:tcPr>
-          <w:p>
-            <w:r>
-              <w:rPr>
-                <w:rFonts w:ascii="Times New Roman" w:cs="Times New Roman" w:eastAsia="Times New Roman" w:hAnsi="Times New Roman"/>
-                <w:sz w:val="18"/>
-                <w:szCs w:val="18"/>
-              </w:rPr>
-              <w:t xml:space="preserve">Overview, design notes, deployment notes</w:t>
+              <w:t xml:space="preserve">strutils</w:t>
+            </w:r>
+            <w:r>
+              <w:rPr>
+                <w:rFonts w:ascii="Times New Roman" w:cs="Times New Roman" w:eastAsia="Times New Roman" w:hAnsi="Times New Roman"/>
+                <w:sz w:val="18"/>
+                <w:szCs w:val="18"/>
+              </w:rPr>
+              <w:t xml:space="preserve">, </w:t>
+            </w:r>
+            <w:r>
+              <w:rPr>
+                <w:rFonts w:ascii="Courier New" w:cs="Courier New" w:eastAsia="Courier New" w:hAnsi="Courier New"/>
+                <w:b w:val="false"/>
+                <w:bCs w:val="false"/>
+                <w:sz w:val="17"/>
+                <w:szCs w:val="17"/>
+              </w:rPr>
+              <w:t xml:space="preserve">greetutils</w:t>
+            </w:r>
+            <w:r>
+              <w:rPr>
+                <w:rFonts w:ascii="Times New Roman" w:cs="Times New Roman" w:eastAsia="Times New Roman" w:hAnsi="Times New Roman"/>
+                <w:sz w:val="18"/>
+                <w:szCs w:val="18"/>
+              </w:rPr>
+              <w:t xml:space="preserve">, </w:t>
+            </w:r>
+            <w:r>
+              <w:rPr>
+                <w:rFonts w:ascii="Courier New" w:cs="Courier New" w:eastAsia="Courier New" w:hAnsi="Courier New"/>
+                <w:b w:val="false"/>
+                <w:bCs w:val="false"/>
+                <w:sz w:val="17"/>
+                <w:szCs w:val="17"/>
+              </w:rPr>
+              <w:t xml:space="preserve">nxutils</w:t>
+            </w:r>
+            <w:r>
+              <w:rPr>
+                <w:rFonts w:ascii="Times New Roman" w:cs="Times New Roman" w:eastAsia="Times New Roman" w:hAnsi="Times New Roman"/>
+                <w:sz w:val="18"/>
+                <w:szCs w:val="18"/>
+              </w:rPr>
+              <w:t xml:space="preserve">, </w:t>
+            </w:r>
+            <w:r>
+              <w:rPr>
+                <w:rFonts w:ascii="Courier New" w:cs="Courier New" w:eastAsia="Courier New" w:hAnsi="Courier New"/>
+                <w:b w:val="false"/>
+                <w:bCs w:val="false"/>
+                <w:sz w:val="17"/>
+                <w:szCs w:val="17"/>
+              </w:rPr>
+              <w:t xml:space="preserve">cxutils</w:t>
+            </w:r>
+            <w:r>
+              <w:rPr>
+                <w:rFonts w:ascii="Times New Roman" w:cs="Times New Roman" w:eastAsia="Times New Roman" w:hAnsi="Times New Roman"/>
+                <w:sz w:val="18"/>
+                <w:szCs w:val="18"/>
+              </w:rPr>
+              <w:t xml:space="preserve">) and sample programs (</w:t>
+            </w:r>
+            <w:r>
+              <w:rPr>
+                <w:rFonts w:ascii="Courier New" w:cs="Courier New" w:eastAsia="Courier New" w:hAnsi="Courier New"/>
+                <w:b w:val="false"/>
+                <w:bCs w:val="false"/>
+                <w:sz w:val="17"/>
+                <w:szCs w:val="17"/>
+              </w:rPr>
+              <w:t xml:space="preserve">demo.rexx</w:t>
+            </w:r>
+            <w:r>
+              <w:rPr>
+                <w:rFonts w:ascii="Times New Roman" w:cs="Times New Roman" w:eastAsia="Times New Roman" w:hAnsi="Times New Roman"/>
+                <w:sz w:val="18"/>
+                <w:szCs w:val="18"/>
+              </w:rPr>
+              <w:t xml:space="preserve">, </w:t>
+            </w:r>
+            <w:r>
+              <w:rPr>
+                <w:rFonts w:ascii="Courier New" w:cs="Courier New" w:eastAsia="Courier New" w:hAnsi="Courier New"/>
+                <w:b w:val="false"/>
+                <w:bCs w:val="false"/>
+                <w:sz w:val="17"/>
+                <w:szCs w:val="17"/>
+              </w:rPr>
+              <w:t xml:space="preserve">echoargs.rexx</w:t>
+            </w:r>
+            <w:r>
+              <w:rPr>
+                <w:rFonts w:ascii="Times New Roman" w:cs="Times New Roman" w:eastAsia="Times New Roman" w:hAnsi="Times New Roman"/>
+                <w:sz w:val="18"/>
+                <w:szCs w:val="18"/>
+              </w:rPr>
+              <w:t xml:space="preserve">, </w:t>
+            </w:r>
+            <w:r>
+              <w:rPr>
+                <w:rFonts w:ascii="Courier New" w:cs="Courier New" w:eastAsia="Courier New" w:hAnsi="Courier New"/>
+                <w:b w:val="false"/>
+                <w:bCs w:val="false"/>
+                <w:sz w:val="17"/>
+                <w:szCs w:val="17"/>
+              </w:rPr>
+              <w:t xml:space="preserve">hello.nrx</w:t>
+            </w:r>
+            <w:r>
+              <w:rPr>
+                <w:rFonts w:ascii="Times New Roman" w:cs="Times New Roman" w:eastAsia="Times New Roman" w:hAnsi="Times New Roman"/>
+                <w:sz w:val="18"/>
+                <w:szCs w:val="18"/>
+              </w:rPr>
+              <w:t xml:space="preserve">, </w:t>
+            </w:r>
+            <w:r>
+              <w:rPr>
+                <w:rFonts w:ascii="Courier New" w:cs="Courier New" w:eastAsia="Courier New" w:hAnsi="Courier New"/>
+                <w:b w:val="false"/>
+                <w:bCs w:val="false"/>
+                <w:sz w:val="17"/>
+                <w:szCs w:val="17"/>
+              </w:rPr>
+              <w:t xml:space="preserve">hello.crexx</w:t>
+            </w:r>
+            <w:r>
+              <w:rPr>
+                <w:rFonts w:ascii="Times New Roman" w:cs="Times New Roman" w:eastAsia="Times New Roman" w:hAnsi="Times New Roman"/>
+                <w:sz w:val="18"/>
+                <w:szCs w:val="18"/>
+              </w:rPr>
+              <w:t xml:space="preserve">)</w:t>
             </w:r>
           </w:p>
         </w:tc>
@@ -23707,6 +26976,238 @@
                 <w:sz w:val="17"/>
                 <w:szCs w:val="17"/>
               </w:rPr>
+              <w:t xml:space="preserve">tests/run_tests.sh</w:t>
+            </w:r>
+          </w:p>
+        </w:tc>
+        <w:tc>
+          <w:tcPr>
+            <w:tcW w:type="dxa" w:w="5838"/>
+            <w:tcMar>
+              <w:top w:type="dxa" w:w="60"/>
+              <w:left w:type="dxa" w:w="100"/>
+              <w:bottom w:type="dxa" w:w="60"/>
+              <w:right w:type="dxa" w:w="100"/>
+            </w:tcMar>
+          </w:tcPr>
+          <w:p>
+            <w:r>
+              <w:rPr>
+                <w:rFonts w:ascii="Times New Roman" w:cs="Times New Roman" w:eastAsia="Times New Roman" w:hAnsi="Times New Roman"/>
+                <w:sz w:val="18"/>
+                <w:szCs w:val="18"/>
+              </w:rPr>
+              <w:t xml:space="preserve">The automated test suite (server and Regina client)</w:t>
+            </w:r>
+          </w:p>
+        </w:tc>
+      </w:tr>
+      <w:tr>
+        <w:trPr>
+          <w:cantSplit/>
+        </w:trPr>
+        <w:tc>
+          <w:tcPr>
+            <w:tcW w:type="dxa" w:w="3800"/>
+            <w:tcMar>
+              <w:top w:type="dxa" w:w="60"/>
+              <w:left w:type="dxa" w:w="100"/>
+              <w:bottom w:type="dxa" w:w="60"/>
+              <w:right w:type="dxa" w:w="100"/>
+            </w:tcMar>
+          </w:tcPr>
+          <w:p>
+            <w:r>
+              <w:rPr>
+                <w:rFonts w:ascii="Courier New" w:cs="Courier New" w:eastAsia="Courier New" w:hAnsi="Courier New"/>
+                <w:b w:val="false"/>
+                <w:bCs w:val="false"/>
+                <w:sz w:val="17"/>
+                <w:szCs w:val="17"/>
+              </w:rPr>
+              <w:t xml:space="preserve">tests/run_client_matrix.sh</w:t>
+            </w:r>
+          </w:p>
+        </w:tc>
+        <w:tc>
+          <w:tcPr>
+            <w:tcW w:type="dxa" w:w="5838"/>
+            <w:tcMar>
+              <w:top w:type="dxa" w:w="60"/>
+              <w:left w:type="dxa" w:w="100"/>
+              <w:bottom w:type="dxa" w:w="60"/>
+              <w:right w:type="dxa" w:w="100"/>
+            </w:tcMar>
+          </w:tcPr>
+          <w:p>
+            <w:r>
+              <w:rPr>
+                <w:rFonts w:ascii="Times New Roman" w:cs="Times New Roman" w:eastAsia="Times New Roman" w:hAnsi="Times New Roman"/>
+                <w:sz w:val="18"/>
+                <w:szCs w:val="18"/>
+              </w:rPr>
+              <w:t xml:space="preserve">The same scenario run against every client installed on the machine</w:t>
+            </w:r>
+          </w:p>
+        </w:tc>
+      </w:tr>
+      <w:tr>
+        <w:trPr>
+          <w:cantSplit/>
+        </w:trPr>
+        <w:tc>
+          <w:tcPr>
+            <w:tcW w:type="dxa" w:w="3800"/>
+            <w:tcMar>
+              <w:top w:type="dxa" w:w="60"/>
+              <w:left w:type="dxa" w:w="100"/>
+              <w:bottom w:type="dxa" w:w="60"/>
+              <w:right w:type="dxa" w:w="100"/>
+            </w:tcMar>
+          </w:tcPr>
+          <w:p>
+            <w:r>
+              <w:rPr>
+                <w:rFonts w:ascii="Courier New" w:cs="Courier New" w:eastAsia="Courier New" w:hAnsi="Courier New"/>
+                <w:b w:val="false"/>
+                <w:bCs w:val="false"/>
+                <w:sz w:val="17"/>
+                <w:szCs w:val="17"/>
+              </w:rPr>
+              <w:t xml:space="preserve">tests/cgi_harness.py</w:t>
+            </w:r>
+          </w:p>
+        </w:tc>
+        <w:tc>
+          <w:tcPr>
+            <w:tcW w:type="dxa" w:w="5838"/>
+            <w:tcMar>
+              <w:top w:type="dxa" w:w="60"/>
+              <w:left w:type="dxa" w:w="100"/>
+              <w:bottom w:type="dxa" w:w="60"/>
+              <w:right w:type="dxa" w:w="100"/>
+            </w:tcMar>
+          </w:tcPr>
+          <w:p>
+            <w:r>
+              <w:rPr>
+                <w:rFonts w:ascii="Times New Roman" w:cs="Times New Roman" w:eastAsia="Times New Roman" w:hAnsi="Times New Roman"/>
+                <w:sz w:val="18"/>
+                <w:szCs w:val="18"/>
+              </w:rPr>
+              <w:t xml:space="preserve">Test harness that behaves like Apache CGI</w:t>
+            </w:r>
+          </w:p>
+        </w:tc>
+      </w:tr>
+      <w:tr>
+        <w:trPr>
+          <w:cantSplit/>
+        </w:trPr>
+        <w:tc>
+          <w:tcPr>
+            <w:tcW w:type="dxa" w:w="3800"/>
+            <w:tcMar>
+              <w:top w:type="dxa" w:w="60"/>
+              <w:left w:type="dxa" w:w="100"/>
+              <w:bottom w:type="dxa" w:w="60"/>
+              <w:right w:type="dxa" w:w="100"/>
+            </w:tcMar>
+          </w:tcPr>
+          <w:p>
+            <w:r>
+              <w:rPr>
+                <w:rFonts w:ascii="Courier New" w:cs="Courier New" w:eastAsia="Courier New" w:hAnsi="Courier New"/>
+                <w:b w:val="false"/>
+                <w:bCs w:val="false"/>
+                <w:sz w:val="17"/>
+                <w:szCs w:val="17"/>
+              </w:rPr>
+              <w:t xml:space="preserve">README.md</w:t>
+            </w:r>
+            <w:r>
+              <w:rPr>
+                <w:rFonts w:ascii="Times New Roman" w:cs="Times New Roman" w:eastAsia="Times New Roman" w:hAnsi="Times New Roman"/>
+                <w:sz w:val="18"/>
+                <w:szCs w:val="18"/>
+              </w:rPr>
+              <w:t xml:space="preserve">, </w:t>
+            </w:r>
+            <w:r>
+              <w:rPr>
+                <w:rFonts w:ascii="Courier New" w:cs="Courier New" w:eastAsia="Courier New" w:hAnsi="Courier New"/>
+                <w:b w:val="false"/>
+                <w:bCs w:val="false"/>
+                <w:sz w:val="17"/>
+                <w:szCs w:val="17"/>
+              </w:rPr>
+              <w:t xml:space="preserve">ARCHITECTURE.md</w:t>
+            </w:r>
+            <w:r>
+              <w:rPr>
+                <w:rFonts w:ascii="Times New Roman" w:cs="Times New Roman" w:eastAsia="Times New Roman" w:hAnsi="Times New Roman"/>
+                <w:sz w:val="18"/>
+                <w:szCs w:val="18"/>
+              </w:rPr>
+              <w:t xml:space="preserve">, </w:t>
+            </w:r>
+            <w:r>
+              <w:rPr>
+                <w:rFonts w:ascii="Courier New" w:cs="Courier New" w:eastAsia="Courier New" w:hAnsi="Courier New"/>
+                <w:b w:val="false"/>
+                <w:bCs w:val="false"/>
+                <w:sz w:val="17"/>
+                <w:szCs w:val="17"/>
+              </w:rPr>
+              <w:t xml:space="preserve">DEPLOY.md</w:t>
+            </w:r>
+          </w:p>
+        </w:tc>
+        <w:tc>
+          <w:tcPr>
+            <w:tcW w:type="dxa" w:w="5838"/>
+            <w:tcMar>
+              <w:top w:type="dxa" w:w="60"/>
+              <w:left w:type="dxa" w:w="100"/>
+              <w:bottom w:type="dxa" w:w="60"/>
+              <w:right w:type="dxa" w:w="100"/>
+            </w:tcMar>
+          </w:tcPr>
+          <w:p>
+            <w:r>
+              <w:rPr>
+                <w:rFonts w:ascii="Times New Roman" w:cs="Times New Roman" w:eastAsia="Times New Roman" w:hAnsi="Times New Roman"/>
+                <w:sz w:val="18"/>
+                <w:szCs w:val="18"/>
+              </w:rPr>
+              <w:t xml:space="preserve">Overview, design notes, deployment notes</w:t>
+            </w:r>
+          </w:p>
+        </w:tc>
+      </w:tr>
+      <w:tr>
+        <w:trPr>
+          <w:cantSplit/>
+        </w:trPr>
+        <w:tc>
+          <w:tcPr>
+            <w:tcW w:type="dxa" w:w="3800"/>
+            <w:tcMar>
+              <w:top w:type="dxa" w:w="60"/>
+              <w:left w:type="dxa" w:w="100"/>
+              <w:bottom w:type="dxa" w:w="60"/>
+              <w:right w:type="dxa" w:w="100"/>
+            </w:tcMar>
+          </w:tcPr>
+          <w:p>
+            <w:r>
+              <w:rPr>
+                <w:rFonts w:ascii="Courier New" w:cs="Courier New" w:eastAsia="Courier New" w:hAnsi="Courier New"/>
+                <w:b w:val="false"/>
+                <w:bCs w:val="false"/>
+                <w:sz w:val="17"/>
+                <w:szCs w:val="17"/>
+              </w:rPr>
               <w:t xml:space="preserve">docs/</w:t>
             </w:r>
           </w:p>
@@ -23747,7 +27248,7 @@
           <w:sz w:val="18"/>
           <w:szCs w:val="18"/>
         </w:rPr>
-        <w:t xml:space="preserve">Figure 41. </w:t>
+        <w:t xml:space="preserve">Figure 45. </w:t>
       </w:r>
       <w:r>
         <w:rPr>

--- a/docs/RXPIP-Guide.docx
+++ b/docs/RXPIP-Guide.docx
@@ -5456,6 +5456,176 @@
           <w:szCs w:val="21"/>
         </w:rPr>
         <w:t xml:space="preserve">, which finds the REXX file next to itself.</w:t>
+      </w:r>
+    </w:p>
+    <w:p>
+      <w:pPr>
+        <w:spacing w:after="120"/>
+      </w:pPr>
+      <w:r>
+        <w:rPr>
+          <w:rFonts w:ascii="Times New Roman" w:cs="Times New Roman" w:eastAsia="Times New Roman" w:hAnsi="Times New Roman"/>
+          <w:sz w:val="21"/>
+          <w:szCs w:val="21"/>
+        </w:rPr>
+        <w:t xml:space="preserve">To run </w:t>
+      </w:r>
+      <w:r>
+        <w:rPr>
+          <w:rFonts w:ascii="Courier New" w:cs="Courier New" w:eastAsia="Courier New" w:hAnsi="Courier New"/>
+          <w:b w:val="false"/>
+          <w:bCs w:val="false"/>
+          <w:sz w:val="19"/>
+          <w:szCs w:val="19"/>
+        </w:rPr>
+        <w:t xml:space="preserve">rxpip</w:t>
+      </w:r>
+      <w:r>
+        <w:rPr>
+          <w:rFonts w:ascii="Times New Roman" w:cs="Times New Roman" w:eastAsia="Times New Roman" w:hAnsi="Times New Roman"/>
+          <w:sz w:val="21"/>
+          <w:szCs w:val="21"/>
+        </w:rPr>
+        <w:t xml:space="preserve"> from any folder, add its folder to the </w:t>
+      </w:r>
+      <w:r>
+        <w:rPr>
+          <w:rFonts w:ascii="Courier New" w:cs="Courier New" w:eastAsia="Courier New" w:hAnsi="Courier New"/>
+          <w:b w:val="false"/>
+          <w:bCs w:val="false"/>
+          <w:sz w:val="19"/>
+          <w:szCs w:val="19"/>
+        </w:rPr>
+        <w:t xml:space="preserve">PATH</w:t>
+      </w:r>
+      <w:r>
+        <w:rPr>
+          <w:rFonts w:ascii="Times New Roman" w:cs="Times New Roman" w:eastAsia="Times New Roman" w:hAnsi="Times New Roman"/>
+          <w:sz w:val="21"/>
+          <w:szCs w:val="21"/>
+        </w:rPr>
+        <w:t xml:space="preserve"> permanently: </w:t>
+      </w:r>
+      <w:r>
+        <w:rPr>
+          <w:rFonts w:ascii="Courier New" w:cs="Courier New" w:eastAsia="Courier New" w:hAnsi="Courier New"/>
+          <w:b w:val="false"/>
+          <w:bCs w:val="false"/>
+          <w:sz w:val="19"/>
+          <w:szCs w:val="19"/>
+        </w:rPr>
+        <w:t xml:space="preserve">setx PATH "%PATH%;C:\rxpip"</w:t>
+      </w:r>
+      <w:r>
+        <w:rPr>
+          <w:rFonts w:ascii="Times New Roman" w:cs="Times New Roman" w:eastAsia="Times New Roman" w:hAnsi="Times New Roman"/>
+          <w:sz w:val="21"/>
+          <w:szCs w:val="21"/>
+        </w:rPr>
+        <w:t xml:space="preserve"> (then open a new command prompt). Until then, call it by its full path, for example </w:t>
+      </w:r>
+      <w:r>
+        <w:rPr>
+          <w:rFonts w:ascii="Courier New" w:cs="Courier New" w:eastAsia="Courier New" w:hAnsi="Courier New"/>
+          <w:b w:val="false"/>
+          <w:bCs w:val="false"/>
+          <w:sz w:val="19"/>
+          <w:szCs w:val="19"/>
+        </w:rPr>
+        <w:t xml:space="preserve">C:\rxpip\rxpip publish my.rxpkg ...</w:t>
+      </w:r>
+      <w:r>
+        <w:rPr>
+          <w:rFonts w:ascii="Times New Roman" w:cs="Times New Roman" w:eastAsia="Times New Roman" w:hAnsi="Times New Roman"/>
+          <w:sz w:val="21"/>
+          <w:szCs w:val="21"/>
+        </w:rPr>
+        <w:t xml:space="preserve">; package files may live anywhere.</w:t>
+      </w:r>
+    </w:p>
+    <w:p>
+      <w:pPr>
+        <w:spacing w:after="120"/>
+      </w:pPr>
+      <w:r>
+        <w:rPr>
+          <w:rFonts w:ascii="Times New Roman" w:cs="Times New Roman" w:eastAsia="Times New Roman" w:hAnsi="Times New Roman"/>
+          <w:sz w:val="21"/>
+          <w:szCs w:val="21"/>
+        </w:rPr>
+        <w:t xml:space="preserve">Package files may have any extension: </w:t>
+      </w:r>
+      <w:r>
+        <w:rPr>
+          <w:rFonts w:ascii="Courier New" w:cs="Courier New" w:eastAsia="Courier New" w:hAnsi="Courier New"/>
+          <w:b w:val="false"/>
+          <w:bCs w:val="false"/>
+          <w:sz w:val="19"/>
+          <w:szCs w:val="19"/>
+        </w:rPr>
+        <w:t xml:space="preserve">.rexx</w:t>
+      </w:r>
+      <w:r>
+        <w:rPr>
+          <w:rFonts w:ascii="Times New Roman" w:cs="Times New Roman" w:eastAsia="Times New Roman" w:hAnsi="Times New Roman"/>
+          <w:sz w:val="21"/>
+          <w:szCs w:val="21"/>
+        </w:rPr>
+        <w:t xml:space="preserve">, </w:t>
+      </w:r>
+      <w:r>
+        <w:rPr>
+          <w:rFonts w:ascii="Courier New" w:cs="Courier New" w:eastAsia="Courier New" w:hAnsi="Courier New"/>
+          <w:b w:val="false"/>
+          <w:bCs w:val="false"/>
+          <w:sz w:val="19"/>
+          <w:szCs w:val="19"/>
+        </w:rPr>
+        <w:t xml:space="preserve">.rex</w:t>
+      </w:r>
+      <w:r>
+        <w:rPr>
+          <w:rFonts w:ascii="Times New Roman" w:cs="Times New Roman" w:eastAsia="Times New Roman" w:hAnsi="Times New Roman"/>
+          <w:sz w:val="21"/>
+          <w:szCs w:val="21"/>
+        </w:rPr>
+        <w:t xml:space="preserve"> or others. </w:t>
+      </w:r>
+      <w:r>
+        <w:rPr>
+          <w:rFonts w:ascii="Courier New" w:cs="Courier New" w:eastAsia="Courier New" w:hAnsi="Courier New"/>
+          <w:b w:val="false"/>
+          <w:bCs w:val="false"/>
+          <w:sz w:val="19"/>
+          <w:szCs w:val="19"/>
+        </w:rPr>
+        <w:t xml:space="preserve">rxpip run</w:t>
+      </w:r>
+      <w:r>
+        <w:rPr>
+          <w:rFonts w:ascii="Times New Roman" w:cs="Times New Roman" w:eastAsia="Times New Roman" w:hAnsi="Times New Roman"/>
+          <w:sz w:val="21"/>
+          <w:szCs w:val="21"/>
+        </w:rPr>
+        <w:t xml:space="preserve"> and </w:t>
+      </w:r>
+      <w:r>
+        <w:rPr>
+          <w:rFonts w:ascii="Courier New" w:cs="Courier New" w:eastAsia="Courier New" w:hAnsi="Courier New"/>
+          <w:b w:val="false"/>
+          <w:bCs w:val="false"/>
+          <w:sz w:val="19"/>
+          <w:szCs w:val="19"/>
+        </w:rPr>
+        <w:t xml:space="preserve">build</w:t>
+      </w:r>
+      <w:r>
+        <w:rPr>
+          <w:rFonts w:ascii="Times New Roman" w:cs="Times New Roman" w:eastAsia="Times New Roman" w:hAnsi="Times New Roman"/>
+          <w:sz w:val="21"/>
+          <w:szCs w:val="21"/>
+        </w:rPr>
+        <w:t xml:space="preserve"> merge every file of the installed packages, whatever it is called.</w:t>
       </w:r>
     </w:p>
     <w:p>

--- a/docs/RXPIP-Guide.docx
+++ b/docs/RXPIP-Guide.docx
@@ -501,7 +501,7 @@
           <w:sz w:val="18"/>
           <w:szCs w:val="18"/>
         </w:rPr>
-        <w:t xml:space="preserve">Version requirements	6</w:t>
+        <w:t xml:space="preserve">Version requirements	7</w:t>
       </w:r>
     </w:p>
     <w:p>
@@ -558,7 +558,7 @@
           <w:sz w:val="18"/>
           <w:szCs w:val="18"/>
         </w:rPr>
-        <w:t xml:space="preserve">How the merge works	7</w:t>
+        <w:t xml:space="preserve">How the merge works	8</w:t>
       </w:r>
     </w:p>
     <w:p>
@@ -577,7 +577,7 @@
           <w:sz w:val="21"/>
           <w:szCs w:val="21"/>
         </w:rPr>
-        <w:t xml:space="preserve">Chapter 4. Creating and Publishing a Package	8</w:t>
+        <w:t xml:space="preserve">Chapter 4. Creating and Publishing a Package	9</w:t>
       </w:r>
     </w:p>
     <w:p>
@@ -596,7 +596,7 @@
           <w:sz w:val="18"/>
           <w:szCs w:val="18"/>
         </w:rPr>
-        <w:t xml:space="preserve">What a package is	8</w:t>
+        <w:t xml:space="preserve">What a package is	9</w:t>
       </w:r>
     </w:p>
     <w:p>
@@ -615,7 +615,7 @@
           <w:sz w:val="18"/>
           <w:szCs w:val="18"/>
         </w:rPr>
-        <w:t xml:space="preserve">Writing the routines	8</w:t>
+        <w:t xml:space="preserve">Writing the routines	9</w:t>
       </w:r>
     </w:p>
     <w:p>
@@ -634,7 +634,7 @@
           <w:sz w:val="18"/>
           <w:szCs w:val="18"/>
         </w:rPr>
-        <w:t xml:space="preserve">Building the archive	8</w:t>
+        <w:t xml:space="preserve">Building the archive	9</w:t>
       </w:r>
     </w:p>
     <w:p>
@@ -653,7 +653,7 @@
           <w:sz w:val="18"/>
           <w:szCs w:val="18"/>
         </w:rPr>
-        <w:t xml:space="preserve">Publishing	9</w:t>
+        <w:t xml:space="preserve">Publishing	10</w:t>
       </w:r>
     </w:p>
     <w:p>
@@ -672,7 +672,7 @@
           <w:sz w:val="18"/>
           <w:szCs w:val="18"/>
         </w:rPr>
-        <w:t xml:space="preserve">Packages for NetRexx and cREXX	9</w:t>
+        <w:t xml:space="preserve">Packages for NetRexx and cREXX	10</w:t>
       </w:r>
     </w:p>
     <w:p>
@@ -691,7 +691,7 @@
           <w:sz w:val="18"/>
           <w:szCs w:val="18"/>
         </w:rPr>
-        <w:t xml:space="preserve">Trying a package before you publish it	10</w:t>
+        <w:t xml:space="preserve">Trying a package before you publish it	11</w:t>
       </w:r>
     </w:p>
     <w:p>
@@ -710,7 +710,7 @@
           <w:sz w:val="18"/>
           <w:szCs w:val="18"/>
         </w:rPr>
-        <w:t xml:space="preserve">Common errors	10</w:t>
+        <w:t xml:space="preserve">Common errors	11</w:t>
       </w:r>
     </w:p>
     <w:p>
@@ -729,7 +729,7 @@
           <w:sz w:val="21"/>
           <w:szCs w:val="21"/>
         </w:rPr>
-        <w:t xml:space="preserve">Chapter 5. Accounts, Tokens and Owners	11</w:t>
+        <w:t xml:space="preserve">Chapter 5. Accounts, Tokens and Owners	12</w:t>
       </w:r>
     </w:p>
     <w:p>
@@ -748,7 +748,7 @@
           <w:sz w:val="18"/>
           <w:szCs w:val="18"/>
         </w:rPr>
-        <w:t xml:space="preserve">Getting an account	11</w:t>
+        <w:t xml:space="preserve">Getting an account	12</w:t>
       </w:r>
     </w:p>
     <w:p>
@@ -767,7 +767,7 @@
           <w:sz w:val="18"/>
           <w:szCs w:val="18"/>
         </w:rPr>
-        <w:t xml:space="preserve">Tokens	11</w:t>
+        <w:t xml:space="preserve">Tokens	12</w:t>
       </w:r>
     </w:p>
     <w:p>
@@ -786,7 +786,7 @@
           <w:sz w:val="18"/>
           <w:szCs w:val="18"/>
         </w:rPr>
-        <w:t xml:space="preserve">Owners	11</w:t>
+        <w:t xml:space="preserve">Owners	12</w:t>
       </w:r>
     </w:p>
     <w:p>
@@ -805,7 +805,7 @@
           <w:sz w:val="21"/>
           <w:szCs w:val="21"/>
         </w:rPr>
-        <w:t xml:space="preserve">Chapter 6. The Web Interface	13</w:t>
+        <w:t xml:space="preserve">Chapter 6. The Web Interface	14</w:t>
       </w:r>
     </w:p>
     <w:p>
@@ -824,7 +824,7 @@
           <w:sz w:val="18"/>
           <w:szCs w:val="18"/>
         </w:rPr>
-        <w:t xml:space="preserve">What you can do in a browser	13</w:t>
+        <w:t xml:space="preserve">What you can do in a browser	14</w:t>
       </w:r>
     </w:p>
     <w:p>
@@ -843,7 +843,7 @@
           <w:sz w:val="18"/>
           <w:szCs w:val="18"/>
         </w:rPr>
-        <w:t xml:space="preserve">What needs the client	13</w:t>
+        <w:t xml:space="preserve">What needs the client	14</w:t>
       </w:r>
     </w:p>
     <w:p>
@@ -862,7 +862,7 @@
           <w:sz w:val="18"/>
           <w:szCs w:val="18"/>
         </w:rPr>
-        <w:t xml:space="preserve">Requesting an account	13</w:t>
+        <w:t xml:space="preserve">Requesting an account	14</w:t>
       </w:r>
     </w:p>
     <w:p>
@@ -881,7 +881,7 @@
           <w:sz w:val="18"/>
           <w:szCs w:val="18"/>
         </w:rPr>
-        <w:t xml:space="preserve">Safety of the pages	13</w:t>
+        <w:t xml:space="preserve">Safety of the pages	14</w:t>
       </w:r>
     </w:p>
     <w:p>
@@ -900,7 +900,7 @@
           <w:sz w:val="21"/>
           <w:szCs w:val="21"/>
         </w:rPr>
-        <w:t xml:space="preserve">Chapter 7. Installing the Server	14</w:t>
+        <w:t xml:space="preserve">Chapter 7. Installing the Server	15</w:t>
       </w:r>
     </w:p>
     <w:p>
@@ -919,7 +919,7 @@
           <w:sz w:val="18"/>
           <w:szCs w:val="18"/>
         </w:rPr>
-        <w:t xml:space="preserve">Packages	14</w:t>
+        <w:t xml:space="preserve">Packages	15</w:t>
       </w:r>
     </w:p>
     <w:p>
@@ -938,7 +938,7 @@
           <w:sz w:val="18"/>
           <w:szCs w:val="18"/>
         </w:rPr>
-        <w:t xml:space="preserve">Directories	14</w:t>
+        <w:t xml:space="preserve">Directories	15</w:t>
       </w:r>
     </w:p>
     <w:p>
@@ -957,7 +957,7 @@
           <w:sz w:val="18"/>
           <w:szCs w:val="18"/>
         </w:rPr>
-        <w:t xml:space="preserve">SELinux	14</w:t>
+        <w:t xml:space="preserve">SELinux	15</w:t>
       </w:r>
     </w:p>
     <w:p>
@@ -976,7 +976,7 @@
           <w:sz w:val="18"/>
           <w:szCs w:val="18"/>
         </w:rPr>
-        <w:t xml:space="preserve">Apache	14</w:t>
+        <w:t xml:space="preserve">Apache	15</w:t>
       </w:r>
     </w:p>
     <w:p>
@@ -995,7 +995,7 @@
           <w:sz w:val="18"/>
           <w:szCs w:val="18"/>
         </w:rPr>
-        <w:t xml:space="preserve">Firewall	15</w:t>
+        <w:t xml:space="preserve">Firewall	16</w:t>
       </w:r>
     </w:p>
     <w:p>
@@ -1014,7 +1014,7 @@
           <w:sz w:val="18"/>
           <w:szCs w:val="18"/>
         </w:rPr>
-        <w:t xml:space="preserve">HTTPS	15</w:t>
+        <w:t xml:space="preserve">HTTPS	16</w:t>
       </w:r>
     </w:p>
     <w:p>
@@ -1033,7 +1033,7 @@
           <w:sz w:val="18"/>
           <w:szCs w:val="18"/>
         </w:rPr>
-        <w:t xml:space="preserve">Sign-up mail (optional)	15</w:t>
+        <w:t xml:space="preserve">Sign-up mail (optional)	16</w:t>
       </w:r>
     </w:p>
     <w:p>
@@ -1052,7 +1052,7 @@
           <w:sz w:val="18"/>
           <w:szCs w:val="18"/>
         </w:rPr>
-        <w:t xml:space="preserve">The first account	16</w:t>
+        <w:t xml:space="preserve">The first account	17</w:t>
       </w:r>
     </w:p>
     <w:p>
@@ -1071,7 +1071,7 @@
           <w:sz w:val="21"/>
           <w:szCs w:val="21"/>
         </w:rPr>
-        <w:t xml:space="preserve">Chapter 8. Operating the Server	17</w:t>
+        <w:t xml:space="preserve">Chapter 8. Operating the Server	18</w:t>
       </w:r>
     </w:p>
     <w:p>
@@ -1090,7 +1090,7 @@
           <w:sz w:val="18"/>
           <w:szCs w:val="18"/>
         </w:rPr>
-        <w:t xml:space="preserve">Administration commands	17</w:t>
+        <w:t xml:space="preserve">Administration commands	18</w:t>
       </w:r>
     </w:p>
     <w:p>
@@ -1109,7 +1109,7 @@
           <w:sz w:val="18"/>
           <w:szCs w:val="18"/>
         </w:rPr>
-        <w:t xml:space="preserve">Where things are stored	17</w:t>
+        <w:t xml:space="preserve">Where things are stored	18</w:t>
       </w:r>
     </w:p>
     <w:p>
@@ -1128,7 +1128,7 @@
           <w:sz w:val="18"/>
           <w:szCs w:val="18"/>
         </w:rPr>
-        <w:t xml:space="preserve">Backup and restore	17</w:t>
+        <w:t xml:space="preserve">Backup and restore	18</w:t>
       </w:r>
     </w:p>
     <w:p>
@@ -1147,7 +1147,7 @@
           <w:sz w:val="18"/>
           <w:szCs w:val="18"/>
         </w:rPr>
-        <w:t xml:space="preserve">Upgrading	17</w:t>
+        <w:t xml:space="preserve">Upgrading	18</w:t>
       </w:r>
     </w:p>
     <w:p>
@@ -1166,7 +1166,7 @@
           <w:sz w:val="18"/>
           <w:szCs w:val="18"/>
         </w:rPr>
-        <w:t xml:space="preserve">Limits	17</w:t>
+        <w:t xml:space="preserve">Limits	18</w:t>
       </w:r>
     </w:p>
     <w:p>
@@ -1185,7 +1185,7 @@
           <w:sz w:val="18"/>
           <w:szCs w:val="18"/>
         </w:rPr>
-        <w:t xml:space="preserve">Troubleshooting	18</w:t>
+        <w:t xml:space="preserve">Troubleshooting	19</w:t>
       </w:r>
     </w:p>
     <w:p>
@@ -1204,7 +1204,7 @@
           <w:sz w:val="21"/>
           <w:szCs w:val="21"/>
         </w:rPr>
-        <w:t xml:space="preserve">Chapter 9. Protocol Reference	19</w:t>
+        <w:t xml:space="preserve">Chapter 9. Protocol Reference	20</w:t>
       </w:r>
     </w:p>
     <w:p>
@@ -1223,7 +1223,7 @@
           <w:sz w:val="18"/>
           <w:szCs w:val="18"/>
         </w:rPr>
-        <w:t xml:space="preserve">Response format	19</w:t>
+        <w:t xml:space="preserve">Response format	20</w:t>
       </w:r>
     </w:p>
     <w:p>
@@ -1242,7 +1242,7 @@
           <w:sz w:val="18"/>
           <w:szCs w:val="18"/>
         </w:rPr>
-        <w:t xml:space="preserve">Actions without a login	19</w:t>
+        <w:t xml:space="preserve">Actions without a login	20</w:t>
       </w:r>
     </w:p>
     <w:p>
@@ -1261,7 +1261,7 @@
           <w:sz w:val="18"/>
           <w:szCs w:val="18"/>
         </w:rPr>
-        <w:t xml:space="preserve">Actions that need a token	19</w:t>
+        <w:t xml:space="preserve">Actions that need a token	20</w:t>
       </w:r>
     </w:p>
     <w:p>
@@ -1280,7 +1280,7 @@
           <w:sz w:val="18"/>
           <w:szCs w:val="18"/>
         </w:rPr>
-        <w:t xml:space="preserve">Error codes	20</w:t>
+        <w:t xml:space="preserve">Error codes	21</w:t>
       </w:r>
     </w:p>
     <w:p>
@@ -1299,7 +1299,7 @@
           <w:sz w:val="21"/>
           <w:szCs w:val="21"/>
         </w:rPr>
-        <w:t xml:space="preserve">Chapter 10. Security	21</w:t>
+        <w:t xml:space="preserve">Chapter 10. Security	22</w:t>
       </w:r>
     </w:p>
     <w:p>
@@ -1318,7 +1318,7 @@
           <w:sz w:val="18"/>
           <w:szCs w:val="18"/>
         </w:rPr>
-        <w:t xml:space="preserve">Tokens and invitations	21</w:t>
+        <w:t xml:space="preserve">Tokens and invitations	22</w:t>
       </w:r>
     </w:p>
     <w:p>
@@ -1337,7 +1337,7 @@
           <w:sz w:val="18"/>
           <w:szCs w:val="18"/>
         </w:rPr>
-        <w:t xml:space="preserve">Publishing	21</w:t>
+        <w:t xml:space="preserve">Publishing	22</w:t>
       </w:r>
     </w:p>
     <w:p>
@@ -1356,7 +1356,7 @@
           <w:sz w:val="18"/>
           <w:szCs w:val="18"/>
         </w:rPr>
-        <w:t xml:space="preserve">Sign-up requests	21</w:t>
+        <w:t xml:space="preserve">Sign-up requests	22</w:t>
       </w:r>
     </w:p>
     <w:p>
@@ -1375,7 +1375,7 @@
           <w:sz w:val="18"/>
           <w:szCs w:val="18"/>
         </w:rPr>
-        <w:t xml:space="preserve">The web pages	21</w:t>
+        <w:t xml:space="preserve">The web pages	22</w:t>
       </w:r>
     </w:p>
     <w:p>
@@ -1394,7 +1394,7 @@
           <w:sz w:val="18"/>
           <w:szCs w:val="18"/>
         </w:rPr>
-        <w:t xml:space="preserve">What RXPIP does not protect against	22</w:t>
+        <w:t xml:space="preserve">What RXPIP does not protect against	23</w:t>
       </w:r>
     </w:p>
     <w:p>
@@ -1413,7 +1413,7 @@
           <w:sz w:val="21"/>
           <w:szCs w:val="21"/>
         </w:rPr>
-        <w:t xml:space="preserve">Chapter 11. Restrictions and Known Problems	23</w:t>
+        <w:t xml:space="preserve">Chapter 11. Restrictions and Known Problems	24</w:t>
       </w:r>
     </w:p>
     <w:p>
@@ -1432,7 +1432,7 @@
           <w:sz w:val="18"/>
           <w:szCs w:val="18"/>
         </w:rPr>
-        <w:t xml:space="preserve">What has been tested	23</w:t>
+        <w:t xml:space="preserve">What has been tested	24</w:t>
       </w:r>
     </w:p>
     <w:p>
@@ -1451,7 +1451,7 @@
           <w:sz w:val="18"/>
           <w:szCs w:val="18"/>
         </w:rPr>
-        <w:t xml:space="preserve">What has not been tested	23</w:t>
+        <w:t xml:space="preserve">What has not been tested	24</w:t>
       </w:r>
     </w:p>
     <w:p>
@@ -1470,7 +1470,7 @@
           <w:sz w:val="18"/>
           <w:szCs w:val="18"/>
         </w:rPr>
-        <w:t xml:space="preserve">Known limitations	23</w:t>
+        <w:t xml:space="preserve">Known limitations	24</w:t>
       </w:r>
     </w:p>
     <w:p>
@@ -1489,7 +1489,7 @@
           <w:sz w:val="21"/>
           <w:szCs w:val="21"/>
         </w:rPr>
-        <w:t xml:space="preserve">Appendix A. Command Summary	24</w:t>
+        <w:t xml:space="preserve">Appendix A. Command Summary	25</w:t>
       </w:r>
     </w:p>
     <w:p>
@@ -1508,7 +1508,7 @@
           <w:sz w:val="18"/>
           <w:szCs w:val="18"/>
         </w:rPr>
-        <w:t xml:space="preserve">Client commands	24</w:t>
+        <w:t xml:space="preserve">Client commands	25</w:t>
       </w:r>
     </w:p>
     <w:p>
@@ -1527,7 +1527,7 @@
           <w:sz w:val="21"/>
           <w:szCs w:val="21"/>
         </w:rPr>
-        <w:t xml:space="preserve">Appendix B. Server Administration Commands	25</w:t>
+        <w:t xml:space="preserve">Appendix B. Server Administration Commands	26</w:t>
       </w:r>
     </w:p>
     <w:p>
@@ -1546,7 +1546,7 @@
           <w:sz w:val="21"/>
           <w:szCs w:val="21"/>
         </w:rPr>
-        <w:t xml:space="preserve">Appendix C. Environment Variables and Files	26</w:t>
+        <w:t xml:space="preserve">Appendix C. Environment Variables and Files	27</w:t>
       </w:r>
     </w:p>
     <w:p>
@@ -1565,7 +1565,7 @@
           <w:sz w:val="18"/>
           <w:szCs w:val="18"/>
         </w:rPr>
-        <w:t xml:space="preserve">Environment variables	26</w:t>
+        <w:t xml:space="preserve">Environment variables	27</w:t>
       </w:r>
     </w:p>
     <w:p>
@@ -1584,7 +1584,7 @@
           <w:sz w:val="18"/>
           <w:szCs w:val="18"/>
         </w:rPr>
-        <w:t xml:space="preserve">Files	26</w:t>
+        <w:t xml:space="preserve">Files	27</w:t>
       </w:r>
     </w:p>
     <w:p>
@@ -1603,7 +1603,7 @@
           <w:sz w:val="21"/>
           <w:szCs w:val="21"/>
         </w:rPr>
-        <w:t xml:space="preserve">Appendix D. Contents of the Kit	27</w:t>
+        <w:t xml:space="preserve">Appendix D. Contents of the Kit	28</w:t>
       </w:r>
     </w:p>
     <w:p>
@@ -3268,7 +3268,7 @@
           <w:sz w:val="21"/>
           <w:szCs w:val="21"/>
         </w:rPr>
-        <w:t xml:space="preserve">Classic REXX interpreters, Regina included, do not look in the current directory for a file named after an external routine. A file called </w:t>
+        <w:t xml:space="preserve">Regina and ooRexx find an external routine by file name: a call to </w:t>
       </w:r>
       <w:r>
         <w:rPr>
@@ -3278,15 +3278,15 @@
           <w:sz w:val="19"/>
           <w:szCs w:val="19"/>
         </w:rPr>
-        <w:t xml:space="preserve">Square.rexx</w:t>
-      </w:r>
-      <w:r>
-        <w:rPr>
-          <w:rFonts w:ascii="Times New Roman" w:cs="Times New Roman" w:eastAsia="Times New Roman" w:hAnsi="Times New Roman"/>
-          <w:sz w:val="21"/>
-          <w:szCs w:val="21"/>
-        </w:rPr>
-        <w:t xml:space="preserve"> is not found when your program calls </w:t>
+        <w:t xml:space="preserve">Square(7)</w:t>
+      </w:r>
+      <w:r>
+        <w:rPr>
+          <w:rFonts w:ascii="Times New Roman" w:cs="Times New Roman" w:eastAsia="Times New Roman" w:hAnsi="Times New Roman"/>
+          <w:sz w:val="21"/>
+          <w:szCs w:val="21"/>
+        </w:rPr>
+        <w:t xml:space="preserve"> runs the file </w:t>
       </w:r>
       <w:r>
         <w:rPr>
@@ -3296,15 +3296,15 @@
           <w:sz w:val="19"/>
           <w:szCs w:val="19"/>
         </w:rPr>
-        <w:t xml:space="preserve">Square(7)</w:t>
-      </w:r>
-      <w:r>
-        <w:rPr>
-          <w:rFonts w:ascii="Times New Roman" w:cs="Times New Roman" w:eastAsia="Times New Roman" w:hAnsi="Times New Roman"/>
-          <w:sz w:val="21"/>
-          <w:szCs w:val="21"/>
-        </w:rPr>
-        <w:t xml:space="preserve">. RXPIP therefore uses the one method that works identically everywhere: it joins your program, a safety </w:t>
+        <w:t xml:space="preserve">Square.rexx</w:t>
+      </w:r>
+      <w:r>
+        <w:rPr>
+          <w:rFonts w:ascii="Times New Roman" w:cs="Times New Roman" w:eastAsia="Times New Roman" w:hAnsi="Times New Roman"/>
+          <w:sz w:val="21"/>
+          <w:szCs w:val="21"/>
+        </w:rPr>
+        <w:t xml:space="preserve"> (or </w:t>
       </w:r>
       <w:r>
         <w:rPr>
@@ -3314,15 +3314,15 @@
           <w:sz w:val="19"/>
           <w:szCs w:val="19"/>
         </w:rPr>
-        <w:t xml:space="preserve">exit</w:t>
-      </w:r>
-      <w:r>
-        <w:rPr>
-          <w:rFonts w:ascii="Times New Roman" w:cs="Times New Roman" w:eastAsia="Times New Roman" w:hAnsi="Times New Roman"/>
-          <w:sz w:val="21"/>
-          <w:szCs w:val="21"/>
-        </w:rPr>
-        <w:t xml:space="preserve">, and the source of every installed package into one ordinary REXX program, in which every required routine is simply another label. </w:t>
+        <w:t xml:space="preserve">.rex</w:t>
+      </w:r>
+      <w:r>
+        <w:rPr>
+          <w:rFonts w:ascii="Times New Roman" w:cs="Times New Roman" w:eastAsia="Times New Roman" w:hAnsi="Times New Roman"/>
+          <w:sz w:val="21"/>
+          <w:szCs w:val="21"/>
+        </w:rPr>
+        <w:t xml:space="preserve">) in the current directory or on the </w:t>
       </w:r>
       <w:r>
         <w:rPr>
@@ -3332,15 +3332,15 @@
           <w:sz w:val="19"/>
           <w:szCs w:val="19"/>
         </w:rPr>
-        <w:t xml:space="preserve">rxpip install</w:t>
-      </w:r>
-      <w:r>
-        <w:rPr>
-          <w:rFonts w:ascii="Times New Roman" w:cs="Times New Roman" w:eastAsia="Times New Roman" w:hAnsi="Times New Roman"/>
-          <w:sz w:val="21"/>
-          <w:szCs w:val="21"/>
-        </w:rPr>
-        <w:t xml:space="preserve"> on its own only fetches the files; </w:t>
+        <w:t xml:space="preserve">PATH</w:t>
+      </w:r>
+      <w:r>
+        <w:rPr>
+          <w:rFonts w:ascii="Times New Roman" w:cs="Times New Roman" w:eastAsia="Times New Roman" w:hAnsi="Times New Roman"/>
+          <w:sz w:val="21"/>
+          <w:szCs w:val="21"/>
+        </w:rPr>
+        <w:t xml:space="preserve">. That works for a package whose files each hold one routine and are named after it, and you can use such a package straight from the directory it was installed in. It does not work when one file holds several routines, or when a routine in one file needs a label in another. For those cases RXPIP uses a method that works identically everywhere: it joins your program, a safety </w:t>
       </w:r>
       <w:r>
         <w:rPr>
@@ -3350,15 +3350,15 @@
           <w:sz w:val="19"/>
           <w:szCs w:val="19"/>
         </w:rPr>
-        <w:t xml:space="preserve">run</w:t>
-      </w:r>
-      <w:r>
-        <w:rPr>
-          <w:rFonts w:ascii="Times New Roman" w:cs="Times New Roman" w:eastAsia="Times New Roman" w:hAnsi="Times New Roman"/>
-          <w:sz w:val="21"/>
-          <w:szCs w:val="21"/>
-        </w:rPr>
-        <w:t xml:space="preserve"> and </w:t>
+        <w:t xml:space="preserve">exit</w:t>
+      </w:r>
+      <w:r>
+        <w:rPr>
+          <w:rFonts w:ascii="Times New Roman" w:cs="Times New Roman" w:eastAsia="Times New Roman" w:hAnsi="Times New Roman"/>
+          <w:sz w:val="21"/>
+          <w:szCs w:val="21"/>
+        </w:rPr>
+        <w:t xml:space="preserve">, and the source of every installed package of the shared store into one ordinary REXX program, in which every required routine is simply another label. </w:t>
       </w:r>
       <w:r>
         <w:rPr>
@@ -3368,6 +3368,24 @@
           <w:sz w:val="19"/>
           <w:szCs w:val="19"/>
         </w:rPr>
+        <w:t xml:space="preserve">run</w:t>
+      </w:r>
+      <w:r>
+        <w:rPr>
+          <w:rFonts w:ascii="Times New Roman" w:cs="Times New Roman" w:eastAsia="Times New Roman" w:hAnsi="Times New Roman"/>
+          <w:sz w:val="21"/>
+          <w:szCs w:val="21"/>
+        </w:rPr>
+        <w:t xml:space="preserve"> and </w:t>
+      </w:r>
+      <w:r>
+        <w:rPr>
+          <w:rFonts w:ascii="Courier New" w:cs="Courier New" w:eastAsia="Courier New" w:hAnsi="Courier New"/>
+          <w:b w:val="false"/>
+          <w:bCs w:val="false"/>
+          <w:sz w:val="19"/>
+          <w:szCs w:val="19"/>
+        </w:rPr>
         <w:t xml:space="preserve">build</w:t>
       </w:r>
       <w:r>
@@ -3376,7 +3394,7 @@
           <w:sz w:val="21"/>
           <w:szCs w:val="21"/>
         </w:rPr>
-        <w:t xml:space="preserve"> make them callable.</w:t>
+        <w:t xml:space="preserve"> do this.</w:t>
       </w:r>
     </w:p>
     <w:p>
@@ -7744,28 +7762,15 @@
                 <w:sz w:val="17"/>
                 <w:szCs w:val="17"/>
               </w:rPr>
-              <w:t xml:space="preserve">rxpip uninstall &lt;name&gt;</w:t>
-            </w:r>
-          </w:p>
-        </w:tc>
-        <w:tc>
-          <w:tcPr>
-            <w:tcW w:type="dxa" w:w="6138"/>
-            <w:tcMar>
-              <w:top w:type="dxa" w:w="60"/>
-              <w:left w:type="dxa" w:w="100"/>
-              <w:bottom w:type="dxa" w:w="60"/>
-              <w:right w:type="dxa" w:w="100"/>
-            </w:tcMar>
-          </w:tcPr>
-          <w:p>
-            <w:r>
-              <w:rPr>
-                <w:rFonts w:ascii="Times New Roman" w:cs="Times New Roman" w:eastAsia="Times New Roman" w:hAnsi="Times New Roman"/>
-                <w:sz w:val="18"/>
-                <w:szCs w:val="18"/>
-              </w:rPr>
-              <w:t xml:space="preserve">Remove a package from </w:t>
+              <w:t xml:space="preserve">rxpip install --upgrade &lt;name&gt;</w:t>
+            </w:r>
+            <w:r>
+              <w:rPr>
+                <w:rFonts w:ascii="Times New Roman" w:cs="Times New Roman" w:eastAsia="Times New Roman" w:hAnsi="Times New Roman"/>
+                <w:sz w:val="18"/>
+                <w:szCs w:val="18"/>
+              </w:rPr>
+              <w:t xml:space="preserve"> (or </w:t>
             </w:r>
             <w:r>
               <w:rPr>
@@ -7775,15 +7780,36 @@
                 <w:sz w:val="17"/>
                 <w:szCs w:val="17"/>
               </w:rPr>
-              <w:t xml:space="preserve">lib/</w:t>
-            </w:r>
-            <w:r>
-              <w:rPr>
-                <w:rFonts w:ascii="Times New Roman" w:cs="Times New Roman" w:eastAsia="Times New Roman" w:hAnsi="Times New Roman"/>
-                <w:sz w:val="18"/>
-                <w:szCs w:val="18"/>
-              </w:rPr>
-              <w:t xml:space="preserve"> and from the installed list. Packages it required are left in place.</w:t>
+              <w:t xml:space="preserve">-U</w:t>
+            </w:r>
+            <w:r>
+              <w:rPr>
+                <w:rFonts w:ascii="Times New Roman" w:cs="Times New Roman" w:eastAsia="Times New Roman" w:hAnsi="Times New Roman"/>
+                <w:sz w:val="18"/>
+                <w:szCs w:val="18"/>
+              </w:rPr>
+              <w:t xml:space="preserve">)</w:t>
+            </w:r>
+          </w:p>
+        </w:tc>
+        <w:tc>
+          <w:tcPr>
+            <w:tcW w:type="dxa" w:w="6138"/>
+            <w:tcMar>
+              <w:top w:type="dxa" w:w="60"/>
+              <w:left w:type="dxa" w:w="100"/>
+              <w:bottom w:type="dxa" w:w="60"/>
+              <w:right w:type="dxa" w:w="100"/>
+            </w:tcMar>
+          </w:tcPr>
+          <w:p>
+            <w:r>
+              <w:rPr>
+                <w:rFonts w:ascii="Times New Roman" w:cs="Times New Roman" w:eastAsia="Times New Roman" w:hAnsi="Times New Roman"/>
+                <w:sz w:val="18"/>
+                <w:szCs w:val="18"/>
+              </w:rPr>
+              <w:t xml:space="preserve">Replace an installed package by the newest version</w:t>
             </w:r>
           </w:p>
         </w:tc>
@@ -7811,7 +7837,7 @@
                 <w:sz w:val="17"/>
                 <w:szCs w:val="17"/>
               </w:rPr>
-              <w:t xml:space="preserve">rxpip list</w:t>
+              <w:t xml:space="preserve">rxpip uninstall &lt;name&gt;</w:t>
             </w:r>
           </w:p>
         </w:tc>
@@ -7832,7 +7858,7 @@
                 <w:sz w:val="18"/>
                 <w:szCs w:val="18"/>
               </w:rPr>
-              <w:t xml:space="preserve">List installed packages with their versions and summaries</w:t>
+              <w:t xml:space="preserve">Remove a package’s files and its record. Packages it required are left in place.</w:t>
             </w:r>
           </w:p>
         </w:tc>
@@ -7860,7 +7886,7 @@
                 <w:sz w:val="17"/>
                 <w:szCs w:val="17"/>
               </w:rPr>
-              <w:t xml:space="preserve">rxpip freeze</w:t>
+              <w:t xml:space="preserve">rxpip list</w:t>
             </w:r>
           </w:p>
         </w:tc>
@@ -7881,8 +7907,26 @@
                 <w:sz w:val="18"/>
                 <w:szCs w:val="18"/>
               </w:rPr>
-              <w:t xml:space="preserve">Print </w:t>
-            </w:r>
+              <w:t xml:space="preserve">List installed packages with their versions and summaries</w:t>
+            </w:r>
+          </w:p>
+        </w:tc>
+      </w:tr>
+      <w:tr>
+        <w:trPr>
+          <w:cantSplit/>
+        </w:trPr>
+        <w:tc>
+          <w:tcPr>
+            <w:tcW w:type="dxa" w:w="3500"/>
+            <w:tcMar>
+              <w:top w:type="dxa" w:w="60"/>
+              <w:left w:type="dxa" w:w="100"/>
+              <w:bottom w:type="dxa" w:w="60"/>
+              <w:right w:type="dxa" w:w="100"/>
+            </w:tcMar>
+          </w:tcPr>
+          <w:p>
             <w:r>
               <w:rPr>
                 <w:rFonts w:ascii="Courier New" w:cs="Courier New" w:eastAsia="Courier New" w:hAnsi="Courier New"/>
@@ -7891,6 +7935,37 @@
                 <w:sz w:val="17"/>
                 <w:szCs w:val="17"/>
               </w:rPr>
+              <w:t xml:space="preserve">rxpip freeze</w:t>
+            </w:r>
+          </w:p>
+        </w:tc>
+        <w:tc>
+          <w:tcPr>
+            <w:tcW w:type="dxa" w:w="6138"/>
+            <w:tcMar>
+              <w:top w:type="dxa" w:w="60"/>
+              <w:left w:type="dxa" w:w="100"/>
+              <w:bottom w:type="dxa" w:w="60"/>
+              <w:right w:type="dxa" w:w="100"/>
+            </w:tcMar>
+          </w:tcPr>
+          <w:p>
+            <w:r>
+              <w:rPr>
+                <w:rFonts w:ascii="Times New Roman" w:cs="Times New Roman" w:eastAsia="Times New Roman" w:hAnsi="Times New Roman"/>
+                <w:sz w:val="18"/>
+                <w:szCs w:val="18"/>
+              </w:rPr>
+              <w:t xml:space="preserve">Print </w:t>
+            </w:r>
+            <w:r>
+              <w:rPr>
+                <w:rFonts w:ascii="Courier New" w:cs="Courier New" w:eastAsia="Courier New" w:hAnsi="Courier New"/>
+                <w:b w:val="false"/>
+                <w:bCs w:val="false"/>
+                <w:sz w:val="17"/>
+                <w:szCs w:val="17"/>
+              </w:rPr>
               <w:t xml:space="preserve">name==version</w:t>
             </w:r>
             <w:r>
@@ -7900,6 +7975,73 @@
                 <w:szCs w:val="18"/>
               </w:rPr>
               <w:t xml:space="preserve"> for every installed package, one per line, suitable for a requirements file</w:t>
+            </w:r>
+          </w:p>
+        </w:tc>
+      </w:tr>
+      <w:tr>
+        <w:trPr>
+          <w:cantSplit/>
+        </w:trPr>
+        <w:tc>
+          <w:tcPr>
+            <w:tcW w:type="dxa" w:w="3500"/>
+            <w:tcMar>
+              <w:top w:type="dxa" w:w="60"/>
+              <w:left w:type="dxa" w:w="100"/>
+              <w:bottom w:type="dxa" w:w="60"/>
+              <w:right w:type="dxa" w:w="100"/>
+            </w:tcMar>
+          </w:tcPr>
+          <w:p>
+            <w:r>
+              <w:rPr>
+                <w:rFonts w:ascii="Courier New" w:cs="Courier New" w:eastAsia="Courier New" w:hAnsi="Courier New"/>
+                <w:b w:val="false"/>
+                <w:bCs w:val="false"/>
+                <w:sz w:val="17"/>
+                <w:szCs w:val="17"/>
+              </w:rPr>
+              <w:t xml:space="preserve">rxpip find [dir...] [--sync]</w:t>
+            </w:r>
+          </w:p>
+        </w:tc>
+        <w:tc>
+          <w:tcPr>
+            <w:tcW w:type="dxa" w:w="6138"/>
+            <w:tcMar>
+              <w:top w:type="dxa" w:w="60"/>
+              <w:left w:type="dxa" w:w="100"/>
+              <w:bottom w:type="dxa" w:w="60"/>
+              <w:right w:type="dxa" w:w="100"/>
+            </w:tcMar>
+          </w:tcPr>
+          <w:p>
+            <w:r>
+              <w:rPr>
+                <w:rFonts w:ascii="Times New Roman" w:cs="Times New Roman" w:eastAsia="Times New Roman" w:hAnsi="Times New Roman"/>
+                <w:sz w:val="18"/>
+                <w:szCs w:val="18"/>
+              </w:rPr>
+              <w:t xml:space="preserve">Find every RXPIP install below the given directories (default: the current one) and the shared store; show duplicates and older copies. </w:t>
+            </w:r>
+            <w:r>
+              <w:rPr>
+                <w:rFonts w:ascii="Courier New" w:cs="Courier New" w:eastAsia="Courier New" w:hAnsi="Courier New"/>
+                <w:b w:val="false"/>
+                <w:bCs w:val="false"/>
+                <w:sz w:val="17"/>
+                <w:szCs w:val="17"/>
+              </w:rPr>
+              <w:t xml:space="preserve">--sync</w:t>
+            </w:r>
+            <w:r>
+              <w:rPr>
+                <w:rFonts w:ascii="Times New Roman" w:cs="Times New Roman" w:eastAsia="Times New Roman" w:hAnsi="Times New Roman"/>
+                <w:sz w:val="18"/>
+                <w:szCs w:val="18"/>
+              </w:rPr>
+              <w:t xml:space="preserve"> brings the older copies up to the newest version found.</w:t>
             </w:r>
           </w:p>
         </w:tc>
@@ -7957,7 +8099,7 @@
           <w:sz w:val="21"/>
           <w:szCs w:val="21"/>
         </w:rPr>
-        <w:t xml:space="preserve">, unpacks it into </w:t>
+        <w:t xml:space="preserve"> and unpacks it into </w:t>
       </w:r>
       <w:r>
         <w:rPr>
@@ -7975,7 +8117,38 @@
           <w:sz w:val="21"/>
           <w:szCs w:val="21"/>
         </w:rPr>
-        <w:t xml:space="preserve"> and copies its </w:t>
+        <w:t xml:space="preserve"> in the RXPIP home directory.</w:t>
+      </w:r>
+    </w:p>
+    <w:p>
+      <w:pPr>
+        <w:pStyle w:val="Heading3"/>
+        <w:keepNext/>
+        <w:spacing w:after="100" w:before="220"/>
+      </w:pPr>
+      <w:r>
+        <w:rPr>
+          <w:rFonts w:ascii="Arial" w:cs="Arial" w:eastAsia="Arial" w:hAnsi="Arial"/>
+          <w:b/>
+          <w:bCs/>
+          <w:color w:val="000000"/>
+          <w:sz w:val="22"/>
+          <w:szCs w:val="22"/>
+        </w:rPr>
+        <w:t xml:space="preserve">Where packages are installed</w:t>
+      </w:r>
+    </w:p>
+    <w:p>
+      <w:pPr>
+        <w:spacing w:after="120"/>
+      </w:pPr>
+      <w:r>
+        <w:rPr>
+          <w:rFonts w:ascii="Times New Roman" w:cs="Times New Roman" w:eastAsia="Times New Roman" w:hAnsi="Times New Roman"/>
+          <w:sz w:val="21"/>
+          <w:szCs w:val="21"/>
+        </w:rPr>
+        <w:t xml:space="preserve">By default </w:t>
       </w:r>
       <w:r>
         <w:rPr>
@@ -7985,15 +8158,15 @@
           <w:sz w:val="19"/>
           <w:szCs w:val="19"/>
         </w:rPr>
-        <w:t xml:space="preserve">.rexx</w:t>
-      </w:r>
-      <w:r>
-        <w:rPr>
-          <w:rFonts w:ascii="Times New Roman" w:cs="Times New Roman" w:eastAsia="Times New Roman" w:hAnsi="Times New Roman"/>
-          <w:sz w:val="21"/>
-          <w:szCs w:val="21"/>
-        </w:rPr>
-        <w:t xml:space="preserve"> files into </w:t>
+        <w:t xml:space="preserve">install</w:t>
+      </w:r>
+      <w:r>
+        <w:rPr>
+          <w:rFonts w:ascii="Times New Roman" w:cs="Times New Roman" w:eastAsia="Times New Roman" w:hAnsi="Times New Roman"/>
+          <w:sz w:val="21"/>
+          <w:szCs w:val="21"/>
+        </w:rPr>
+        <w:t xml:space="preserve">, </w:t>
       </w:r>
       <w:r>
         <w:rPr>
@@ -8003,15 +8176,496 @@
           <w:sz w:val="19"/>
           <w:szCs w:val="19"/>
         </w:rPr>
-        <w:t xml:space="preserve">lib/</w:t>
-      </w:r>
-      <w:r>
-        <w:rPr>
-          <w:rFonts w:ascii="Times New Roman" w:cs="Times New Roman" w:eastAsia="Times New Roman" w:hAnsi="Times New Roman"/>
-          <w:sz w:val="21"/>
-          <w:szCs w:val="21"/>
-        </w:rPr>
-        <w:t xml:space="preserve">.</w:t>
+        <w:t xml:space="preserve">uninstall</w:t>
+      </w:r>
+      <w:r>
+        <w:rPr>
+          <w:rFonts w:ascii="Times New Roman" w:cs="Times New Roman" w:eastAsia="Times New Roman" w:hAnsi="Times New Roman"/>
+          <w:sz w:val="21"/>
+          <w:szCs w:val="21"/>
+        </w:rPr>
+        <w:t xml:space="preserve">, </w:t>
+      </w:r>
+      <w:r>
+        <w:rPr>
+          <w:rFonts w:ascii="Courier New" w:cs="Courier New" w:eastAsia="Courier New" w:hAnsi="Courier New"/>
+          <w:b w:val="false"/>
+          <w:bCs w:val="false"/>
+          <w:sz w:val="19"/>
+          <w:szCs w:val="19"/>
+        </w:rPr>
+        <w:t xml:space="preserve">list</w:t>
+      </w:r>
+      <w:r>
+        <w:rPr>
+          <w:rFonts w:ascii="Times New Roman" w:cs="Times New Roman" w:eastAsia="Times New Roman" w:hAnsi="Times New Roman"/>
+          <w:sz w:val="21"/>
+          <w:szCs w:val="21"/>
+        </w:rPr>
+        <w:t xml:space="preserve">, </w:t>
+      </w:r>
+      <w:r>
+        <w:rPr>
+          <w:rFonts w:ascii="Courier New" w:cs="Courier New" w:eastAsia="Courier New" w:hAnsi="Courier New"/>
+          <w:b w:val="false"/>
+          <w:bCs w:val="false"/>
+          <w:sz w:val="19"/>
+          <w:szCs w:val="19"/>
+        </w:rPr>
+        <w:t xml:space="preserve">freeze</w:t>
+      </w:r>
+      <w:r>
+        <w:rPr>
+          <w:rFonts w:ascii="Times New Roman" w:cs="Times New Roman" w:eastAsia="Times New Roman" w:hAnsi="Times New Roman"/>
+          <w:sz w:val="21"/>
+          <w:szCs w:val="21"/>
+        </w:rPr>
+        <w:t xml:space="preserve"> and </w:t>
+      </w:r>
+      <w:r>
+        <w:rPr>
+          <w:rFonts w:ascii="Courier New" w:cs="Courier New" w:eastAsia="Courier New" w:hAnsi="Courier New"/>
+          <w:b w:val="false"/>
+          <w:bCs w:val="false"/>
+          <w:sz w:val="19"/>
+          <w:szCs w:val="19"/>
+        </w:rPr>
+        <w:t xml:space="preserve">scan</w:t>
+      </w:r>
+      <w:r>
+        <w:rPr>
+          <w:rFonts w:ascii="Times New Roman" w:cs="Times New Roman" w:eastAsia="Times New Roman" w:hAnsi="Times New Roman"/>
+          <w:sz w:val="21"/>
+          <w:szCs w:val="21"/>
+        </w:rPr>
+        <w:t xml:space="preserve"> work on the </w:t>
+      </w:r>
+      <w:r>
+        <w:rPr>
+          <w:rFonts w:ascii="Times New Roman" w:cs="Times New Roman" w:eastAsia="Times New Roman" w:hAnsi="Times New Roman"/>
+          <w:b/>
+          <w:bCs/>
+          <w:sz w:val="21"/>
+          <w:szCs w:val="21"/>
+        </w:rPr>
+        <w:t xml:space="preserve">current directory</w:t>
+      </w:r>
+      <w:r>
+        <w:rPr>
+          <w:rFonts w:ascii="Times New Roman" w:cs="Times New Roman" w:eastAsia="Times New Roman" w:hAnsi="Times New Roman"/>
+          <w:sz w:val="21"/>
+          <w:szCs w:val="21"/>
+        </w:rPr>
+        <w:t xml:space="preserve">. The package files are copied into it as ordinary files, and RXPIP keeps a small record of what it installed in the subdirectory </w:t>
+      </w:r>
+      <w:r>
+        <w:rPr>
+          <w:rFonts w:ascii="Courier New" w:cs="Courier New" w:eastAsia="Courier New" w:hAnsi="Courier New"/>
+          <w:b w:val="false"/>
+          <w:bCs w:val="false"/>
+          <w:sz w:val="19"/>
+          <w:szCs w:val="19"/>
+        </w:rPr>
+        <w:t xml:space="preserve">.rxpip</w:t>
+      </w:r>
+      <w:r>
+        <w:rPr>
+          <w:rFonts w:ascii="Times New Roman" w:cs="Times New Roman" w:eastAsia="Times New Roman" w:hAnsi="Times New Roman"/>
+          <w:sz w:val="21"/>
+          <w:szCs w:val="21"/>
+        </w:rPr>
+        <w:t xml:space="preserve">. Two projects can therefore hold different versions of the same package. A program in that directory can use the files like any other file in the directory, without RXPIP at run time.</w:t>
+      </w:r>
+    </w:p>
+    <w:tbl>
+      <w:tblPr>
+        <w:tblW w:type="dxa" w:w="9638"/>
+        <w:tblBorders>
+          <w:top w:val="single" w:color="808080" w:sz="4"/>
+          <w:left w:val="single" w:color="808080" w:sz="4"/>
+          <w:bottom w:val="single" w:color="808080" w:sz="4"/>
+          <w:right w:val="single" w:color="808080" w:sz="4"/>
+          <w:insideH w:val="single" w:color="808080" w:sz="4"/>
+          <w:insideV w:val="single" w:color="808080" w:sz="4"/>
+        </w:tblBorders>
+      </w:tblPr>
+      <w:tblGrid>
+        <w:gridCol w:w="3500"/>
+        <w:gridCol w:w="6138"/>
+      </w:tblGrid>
+      <w:tr>
+        <w:trPr>
+          <w:cantSplit/>
+          <w:tblHeader/>
+        </w:trPr>
+        <w:tc>
+          <w:tcPr>
+            <w:tcW w:type="dxa" w:w="3500"/>
+            <w:shd w:fill="D9D9D9" w:color="auto" w:val="clear"/>
+            <w:tcMar>
+              <w:top w:type="dxa" w:w="60"/>
+              <w:left w:type="dxa" w:w="100"/>
+              <w:bottom w:type="dxa" w:w="60"/>
+              <w:right w:type="dxa" w:w="100"/>
+            </w:tcMar>
+          </w:tcPr>
+          <w:p>
+            <w:r>
+              <w:rPr>
+                <w:rFonts w:ascii="Arial" w:cs="Arial" w:eastAsia="Arial" w:hAnsi="Arial"/>
+                <w:b/>
+                <w:bCs/>
+                <w:sz w:val="18"/>
+                <w:szCs w:val="18"/>
+              </w:rPr>
+              <w:t xml:space="preserve">Option</w:t>
+            </w:r>
+          </w:p>
+        </w:tc>
+        <w:tc>
+          <w:tcPr>
+            <w:tcW w:type="dxa" w:w="6138"/>
+            <w:shd w:fill="D9D9D9" w:color="auto" w:val="clear"/>
+            <w:tcMar>
+              <w:top w:type="dxa" w:w="60"/>
+              <w:left w:type="dxa" w:w="100"/>
+              <w:bottom w:type="dxa" w:w="60"/>
+              <w:right w:type="dxa" w:w="100"/>
+            </w:tcMar>
+          </w:tcPr>
+          <w:p>
+            <w:r>
+              <w:rPr>
+                <w:rFonts w:ascii="Arial" w:cs="Arial" w:eastAsia="Arial" w:hAnsi="Arial"/>
+                <w:b/>
+                <w:bCs/>
+                <w:sz w:val="18"/>
+                <w:szCs w:val="18"/>
+              </w:rPr>
+              <w:t xml:space="preserve">Effect</w:t>
+            </w:r>
+          </w:p>
+        </w:tc>
+      </w:tr>
+      <w:tr>
+        <w:trPr>
+          <w:cantSplit/>
+        </w:trPr>
+        <w:tc>
+          <w:tcPr>
+            <w:tcW w:type="dxa" w:w="3500"/>
+            <w:tcMar>
+              <w:top w:type="dxa" w:w="60"/>
+              <w:left w:type="dxa" w:w="100"/>
+              <w:bottom w:type="dxa" w:w="60"/>
+              <w:right w:type="dxa" w:w="100"/>
+            </w:tcMar>
+          </w:tcPr>
+          <w:p>
+            <w:r>
+              <w:rPr>
+                <w:rFonts w:ascii="Courier New" w:cs="Courier New" w:eastAsia="Courier New" w:hAnsi="Courier New"/>
+                <w:b w:val="false"/>
+                <w:bCs w:val="false"/>
+                <w:sz w:val="17"/>
+                <w:szCs w:val="17"/>
+              </w:rPr>
+              <w:t xml:space="preserve">--global</w:t>
+            </w:r>
+            <w:r>
+              <w:rPr>
+                <w:rFonts w:ascii="Times New Roman" w:cs="Times New Roman" w:eastAsia="Times New Roman" w:hAnsi="Times New Roman"/>
+                <w:sz w:val="18"/>
+                <w:szCs w:val="18"/>
+              </w:rPr>
+              <w:t xml:space="preserve">, </w:t>
+            </w:r>
+            <w:r>
+              <w:rPr>
+                <w:rFonts w:ascii="Courier New" w:cs="Courier New" w:eastAsia="Courier New" w:hAnsi="Courier New"/>
+                <w:b w:val="false"/>
+                <w:bCs w:val="false"/>
+                <w:sz w:val="17"/>
+                <w:szCs w:val="17"/>
+              </w:rPr>
+              <w:t xml:space="preserve">-g</w:t>
+            </w:r>
+          </w:p>
+        </w:tc>
+        <w:tc>
+          <w:tcPr>
+            <w:tcW w:type="dxa" w:w="6138"/>
+            <w:tcMar>
+              <w:top w:type="dxa" w:w="60"/>
+              <w:left w:type="dxa" w:w="100"/>
+              <w:bottom w:type="dxa" w:w="60"/>
+              <w:right w:type="dxa" w:w="100"/>
+            </w:tcMar>
+          </w:tcPr>
+          <w:p>
+            <w:r>
+              <w:rPr>
+                <w:rFonts w:ascii="Times New Roman" w:cs="Times New Roman" w:eastAsia="Times New Roman" w:hAnsi="Times New Roman"/>
+                <w:sz w:val="18"/>
+                <w:szCs w:val="18"/>
+              </w:rPr>
+              <w:t xml:space="preserve">Use the shared store in the RXPIP home directory (</w:t>
+            </w:r>
+            <w:r>
+              <w:rPr>
+                <w:rFonts w:ascii="Courier New" w:cs="Courier New" w:eastAsia="Courier New" w:hAnsi="Courier New"/>
+                <w:b w:val="false"/>
+                <w:bCs w:val="false"/>
+                <w:sz w:val="17"/>
+                <w:szCs w:val="17"/>
+              </w:rPr>
+              <w:t xml:space="preserve">lib/</w:t>
+            </w:r>
+            <w:r>
+              <w:rPr>
+                <w:rFonts w:ascii="Times New Roman" w:cs="Times New Roman" w:eastAsia="Times New Roman" w:hAnsi="Times New Roman"/>
+                <w:sz w:val="18"/>
+                <w:szCs w:val="18"/>
+              </w:rPr>
+              <w:t xml:space="preserve">, </w:t>
+            </w:r>
+            <w:r>
+              <w:rPr>
+                <w:rFonts w:ascii="Courier New" w:cs="Courier New" w:eastAsia="Courier New" w:hAnsi="Courier New"/>
+                <w:b w:val="false"/>
+                <w:bCs w:val="false"/>
+                <w:sz w:val="17"/>
+                <w:szCs w:val="17"/>
+              </w:rPr>
+              <w:t xml:space="preserve">installed.txt</w:t>
+            </w:r>
+            <w:r>
+              <w:rPr>
+                <w:rFonts w:ascii="Times New Roman" w:cs="Times New Roman" w:eastAsia="Times New Roman" w:hAnsi="Times New Roman"/>
+                <w:sz w:val="18"/>
+                <w:szCs w:val="18"/>
+              </w:rPr>
+              <w:t xml:space="preserve">) instead of the current directory. </w:t>
+            </w:r>
+            <w:r>
+              <w:rPr>
+                <w:rFonts w:ascii="Courier New" w:cs="Courier New" w:eastAsia="Courier New" w:hAnsi="Courier New"/>
+                <w:b w:val="false"/>
+                <w:bCs w:val="false"/>
+                <w:sz w:val="17"/>
+                <w:szCs w:val="17"/>
+              </w:rPr>
+              <w:t xml:space="preserve">run</w:t>
+            </w:r>
+            <w:r>
+              <w:rPr>
+                <w:rFonts w:ascii="Times New Roman" w:cs="Times New Roman" w:eastAsia="Times New Roman" w:hAnsi="Times New Roman"/>
+                <w:sz w:val="18"/>
+                <w:szCs w:val="18"/>
+              </w:rPr>
+              <w:t xml:space="preserve"> and </w:t>
+            </w:r>
+            <w:r>
+              <w:rPr>
+                <w:rFonts w:ascii="Courier New" w:cs="Courier New" w:eastAsia="Courier New" w:hAnsi="Courier New"/>
+                <w:b w:val="false"/>
+                <w:bCs w:val="false"/>
+                <w:sz w:val="17"/>
+                <w:szCs w:val="17"/>
+              </w:rPr>
+              <w:t xml:space="preserve">build</w:t>
+            </w:r>
+            <w:r>
+              <w:rPr>
+                <w:rFonts w:ascii="Times New Roman" w:cs="Times New Roman" w:eastAsia="Times New Roman" w:hAnsi="Times New Roman"/>
+                <w:sz w:val="18"/>
+                <w:szCs w:val="18"/>
+              </w:rPr>
+              <w:t xml:space="preserve"> always use the shared store.</w:t>
+            </w:r>
+          </w:p>
+        </w:tc>
+      </w:tr>
+      <w:tr>
+        <w:trPr>
+          <w:cantSplit/>
+        </w:trPr>
+        <w:tc>
+          <w:tcPr>
+            <w:tcW w:type="dxa" w:w="3500"/>
+            <w:tcMar>
+              <w:top w:type="dxa" w:w="60"/>
+              <w:left w:type="dxa" w:w="100"/>
+              <w:bottom w:type="dxa" w:w="60"/>
+              <w:right w:type="dxa" w:w="100"/>
+            </w:tcMar>
+          </w:tcPr>
+          <w:p>
+            <w:r>
+              <w:rPr>
+                <w:rFonts w:ascii="Courier New" w:cs="Courier New" w:eastAsia="Courier New" w:hAnsi="Courier New"/>
+                <w:b w:val="false"/>
+                <w:bCs w:val="false"/>
+                <w:sz w:val="17"/>
+                <w:szCs w:val="17"/>
+              </w:rPr>
+              <w:t xml:space="preserve">--target=DIR</w:t>
+            </w:r>
+            <w:r>
+              <w:rPr>
+                <w:rFonts w:ascii="Times New Roman" w:cs="Times New Roman" w:eastAsia="Times New Roman" w:hAnsi="Times New Roman"/>
+                <w:sz w:val="18"/>
+                <w:szCs w:val="18"/>
+              </w:rPr>
+              <w:t xml:space="preserve">, </w:t>
+            </w:r>
+            <w:r>
+              <w:rPr>
+                <w:rFonts w:ascii="Courier New" w:cs="Courier New" w:eastAsia="Courier New" w:hAnsi="Courier New"/>
+                <w:b w:val="false"/>
+                <w:bCs w:val="false"/>
+                <w:sz w:val="17"/>
+                <w:szCs w:val="17"/>
+              </w:rPr>
+              <w:t xml:space="preserve">-t DIR</w:t>
+            </w:r>
+          </w:p>
+        </w:tc>
+        <w:tc>
+          <w:tcPr>
+            <w:tcW w:type="dxa" w:w="6138"/>
+            <w:tcMar>
+              <w:top w:type="dxa" w:w="60"/>
+              <w:left w:type="dxa" w:w="100"/>
+              <w:bottom w:type="dxa" w:w="60"/>
+              <w:right w:type="dxa" w:w="100"/>
+            </w:tcMar>
+          </w:tcPr>
+          <w:p>
+            <w:r>
+              <w:rPr>
+                <w:rFonts w:ascii="Times New Roman" w:cs="Times New Roman" w:eastAsia="Times New Roman" w:hAnsi="Times New Roman"/>
+                <w:sz w:val="18"/>
+                <w:szCs w:val="18"/>
+              </w:rPr>
+              <w:t xml:space="preserve">Use the directory DIR instead of the current directory</w:t>
+            </w:r>
+          </w:p>
+        </w:tc>
+      </w:tr>
+      <w:tr>
+        <w:trPr>
+          <w:cantSplit/>
+        </w:trPr>
+        <w:tc>
+          <w:tcPr>
+            <w:tcW w:type="dxa" w:w="3500"/>
+            <w:tcMar>
+              <w:top w:type="dxa" w:w="60"/>
+              <w:left w:type="dxa" w:w="100"/>
+              <w:bottom w:type="dxa" w:w="60"/>
+              <w:right w:type="dxa" w:w="100"/>
+            </w:tcMar>
+          </w:tcPr>
+          <w:p>
+            <w:r>
+              <w:rPr>
+                <w:rFonts w:ascii="Courier New" w:cs="Courier New" w:eastAsia="Courier New" w:hAnsi="Courier New"/>
+                <w:b w:val="false"/>
+                <w:bCs w:val="false"/>
+                <w:sz w:val="17"/>
+                <w:szCs w:val="17"/>
+              </w:rPr>
+              <w:t xml:space="preserve">--force</w:t>
+            </w:r>
+          </w:p>
+        </w:tc>
+        <w:tc>
+          <w:tcPr>
+            <w:tcW w:type="dxa" w:w="6138"/>
+            <w:tcMar>
+              <w:top w:type="dxa" w:w="60"/>
+              <w:left w:type="dxa" w:w="100"/>
+              <w:bottom w:type="dxa" w:w="60"/>
+              <w:right w:type="dxa" w:w="100"/>
+            </w:tcMar>
+          </w:tcPr>
+          <w:p>
+            <w:r>
+              <w:rPr>
+                <w:rFonts w:ascii="Times New Roman" w:cs="Times New Roman" w:eastAsia="Times New Roman" w:hAnsi="Times New Roman"/>
+                <w:sz w:val="18"/>
+                <w:szCs w:val="18"/>
+              </w:rPr>
+              <w:t xml:space="preserve">Overwrite a file that RXPIP did not put there. Without it RXPIP refuses, so a file of your own with the same name is never replaced.</w:t>
+            </w:r>
+          </w:p>
+        </w:tc>
+      </w:tr>
+    </w:tbl>
+    <w:p>
+      <w:pPr>
+        <w:keepLines/>
+        <w:spacing w:after="200" w:before="80"/>
+      </w:pPr>
+      <w:r>
+        <w:rPr>
+          <w:rFonts w:ascii="Arial" w:cs="Arial" w:eastAsia="Arial" w:hAnsi="Arial"/>
+          <w:b/>
+          <w:bCs/>
+          <w:sz w:val="18"/>
+          <w:szCs w:val="18"/>
+        </w:rPr>
+        <w:t xml:space="preserve">Figure 11. </w:t>
+      </w:r>
+      <w:r>
+        <w:rPr>
+          <w:rFonts w:ascii="Arial" w:cs="Arial" w:eastAsia="Arial" w:hAnsi="Arial"/>
+          <w:sz w:val="18"/>
+          <w:szCs w:val="18"/>
+        </w:rPr>
+        <w:t xml:space="preserve">Scope options</w:t>
+      </w:r>
+    </w:p>
+    <w:p>
+      <w:pPr>
+        <w:spacing w:after="120"/>
+      </w:pPr>
+      <w:r>
+        <w:rPr>
+          <w:rFonts w:ascii="Courier New" w:cs="Courier New" w:eastAsia="Courier New" w:hAnsi="Courier New"/>
+          <w:b w:val="false"/>
+          <w:bCs w:val="false"/>
+          <w:sz w:val="19"/>
+          <w:szCs w:val="19"/>
+        </w:rPr>
+        <w:t xml:space="preserve">rxpip find</w:t>
+      </w:r>
+      <w:r>
+        <w:rPr>
+          <w:rFonts w:ascii="Times New Roman" w:cs="Times New Roman" w:eastAsia="Times New Roman" w:hAnsi="Times New Roman"/>
+          <w:sz w:val="21"/>
+          <w:szCs w:val="21"/>
+        </w:rPr>
+        <w:t xml:space="preserve"> helps when installs have spread over several directories. It lists every install it finds, marks a package that exists in more than one place and marks the copies that are older than the newest version found. </w:t>
+      </w:r>
+      <w:r>
+        <w:rPr>
+          <w:rFonts w:ascii="Courier New" w:cs="Courier New" w:eastAsia="Courier New" w:hAnsi="Courier New"/>
+          <w:b w:val="false"/>
+          <w:bCs w:val="false"/>
+          <w:sz w:val="19"/>
+          <w:szCs w:val="19"/>
+        </w:rPr>
+        <w:t xml:space="preserve">rxpip find --sync</w:t>
+      </w:r>
+      <w:r>
+        <w:rPr>
+          <w:rFonts w:ascii="Times New Roman" w:cs="Times New Roman" w:eastAsia="Times New Roman" w:hAnsi="Times New Roman"/>
+          <w:sz w:val="21"/>
+          <w:szCs w:val="21"/>
+        </w:rPr>
+        <w:t xml:space="preserve"> then updates those copies in place.</w:t>
       </w:r>
     </w:p>
     <w:p>
@@ -8367,7 +9021,7 @@
           <w:sz w:val="18"/>
           <w:szCs w:val="18"/>
         </w:rPr>
-        <w:t xml:space="preserve">Figure 11. </w:t>
+        <w:t xml:space="preserve">Figure 12. </w:t>
       </w:r>
       <w:r>
         <w:rPr>
@@ -8672,7 +9326,7 @@
           <w:sz w:val="18"/>
           <w:szCs w:val="18"/>
         </w:rPr>
-        <w:t xml:space="preserve">Figure 12. </w:t>
+        <w:t xml:space="preserve">Figure 13. </w:t>
       </w:r>
       <w:r>
         <w:rPr>
@@ -9118,7 +9772,7 @@
           <w:sz w:val="18"/>
           <w:szCs w:val="18"/>
         </w:rPr>
-        <w:t xml:space="preserve">Figure 13. </w:t>
+        <w:t xml:space="preserve">Figure 14. </w:t>
       </w:r>
       <w:r>
         <w:rPr>
@@ -9448,7 +10102,7 @@
           <w:sz w:val="18"/>
           <w:szCs w:val="18"/>
         </w:rPr>
-        <w:t xml:space="preserve">Figure 14. </w:t>
+        <w:t xml:space="preserve">Figure 15. </w:t>
       </w:r>
       <w:r>
         <w:rPr>
@@ -9779,7 +10433,7 @@
           <w:sz w:val="18"/>
           <w:szCs w:val="18"/>
         </w:rPr>
-        <w:t xml:space="preserve">Figure 15. </w:t>
+        <w:t xml:space="preserve">Figure 16. </w:t>
       </w:r>
       <w:r>
         <w:rPr>
@@ -10482,7 +11136,7 @@
           <w:sz w:val="18"/>
           <w:szCs w:val="18"/>
         </w:rPr>
-        <w:t xml:space="preserve">Figure 16. </w:t>
+        <w:t xml:space="preserve">Figure 17. </w:t>
       </w:r>
       <w:r>
         <w:rPr>
@@ -10819,7 +11473,7 @@
           <w:sz w:val="18"/>
           <w:szCs w:val="18"/>
         </w:rPr>
-        <w:t xml:space="preserve">Figure 17. </w:t>
+        <w:t xml:space="preserve">Figure 18. </w:t>
       </w:r>
       <w:r>
         <w:rPr>
@@ -11558,7 +12212,7 @@
           <w:sz w:val="18"/>
           <w:szCs w:val="18"/>
         </w:rPr>
-        <w:t xml:space="preserve">Figure 18. </w:t>
+        <w:t xml:space="preserve">Figure 19. </w:t>
       </w:r>
       <w:r>
         <w:rPr>
@@ -11831,7 +12485,7 @@
           <w:sz w:val="18"/>
           <w:szCs w:val="18"/>
         </w:rPr>
-        <w:t xml:space="preserve">Figure 19. </w:t>
+        <w:t xml:space="preserve">Figure 20. </w:t>
       </w:r>
       <w:r>
         <w:rPr>
@@ -12372,7 +13026,7 @@
           <w:sz w:val="18"/>
           <w:szCs w:val="18"/>
         </w:rPr>
-        <w:t xml:space="preserve">Figure 20. </w:t>
+        <w:t xml:space="preserve">Figure 21. </w:t>
       </w:r>
       <w:r>
         <w:rPr>
@@ -12679,7 +13333,7 @@
           <w:sz w:val="18"/>
           <w:szCs w:val="18"/>
         </w:rPr>
-        <w:t xml:space="preserve">Figure 21. </w:t>
+        <w:t xml:space="preserve">Figure 22. </w:t>
       </w:r>
       <w:r>
         <w:rPr>
@@ -12944,7 +13598,7 @@
           <w:sz w:val="18"/>
           <w:szCs w:val="18"/>
         </w:rPr>
-        <w:t xml:space="preserve">Figure 22. </w:t>
+        <w:t xml:space="preserve">Figure 23. </w:t>
       </w:r>
       <w:r>
         <w:rPr>
@@ -13418,7 +14072,7 @@
           <w:sz w:val="18"/>
           <w:szCs w:val="18"/>
         </w:rPr>
-        <w:t xml:space="preserve">Figure 23. </w:t>
+        <w:t xml:space="preserve">Figure 24. </w:t>
       </w:r>
       <w:r>
         <w:rPr>
@@ -14024,7 +14678,7 @@
           <w:sz w:val="18"/>
           <w:szCs w:val="18"/>
         </w:rPr>
-        <w:t xml:space="preserve">Figure 24. </w:t>
+        <w:t xml:space="preserve">Figure 25. </w:t>
       </w:r>
       <w:r>
         <w:rPr>
@@ -14411,7 +15065,7 @@
           <w:sz w:val="18"/>
           <w:szCs w:val="18"/>
         </w:rPr>
-        <w:t xml:space="preserve">Figure 25. </w:t>
+        <w:t xml:space="preserve">Figure 26. </w:t>
       </w:r>
       <w:r>
         <w:rPr>
@@ -14690,7 +15344,7 @@
           <w:sz w:val="18"/>
           <w:szCs w:val="18"/>
         </w:rPr>
-        <w:t xml:space="preserve">Figure 26. </w:t>
+        <w:t xml:space="preserve">Figure 27. </w:t>
       </w:r>
       <w:r>
         <w:rPr>
@@ -15081,7 +15735,7 @@
           <w:sz w:val="18"/>
           <w:szCs w:val="18"/>
         </w:rPr>
-        <w:t xml:space="preserve">Figure 27. </w:t>
+        <w:t xml:space="preserve">Figure 28. </w:t>
       </w:r>
       <w:r>
         <w:rPr>
@@ -15262,7 +15916,7 @@
           <w:sz w:val="18"/>
           <w:szCs w:val="18"/>
         </w:rPr>
-        <w:t xml:space="preserve">Figure 28. </w:t>
+        <w:t xml:space="preserve">Figure 29. </w:t>
       </w:r>
       <w:r>
         <w:rPr>
@@ -15484,7 +16138,7 @@
           <w:sz w:val="18"/>
           <w:szCs w:val="18"/>
         </w:rPr>
-        <w:t xml:space="preserve">Figure 29. </w:t>
+        <w:t xml:space="preserve">Figure 30. </w:t>
       </w:r>
       <w:r>
         <w:rPr>
@@ -15696,7 +16350,7 @@
           <w:sz w:val="18"/>
           <w:szCs w:val="18"/>
         </w:rPr>
-        <w:t xml:space="preserve">Figure 30. </w:t>
+        <w:t xml:space="preserve">Figure 31. </w:t>
       </w:r>
       <w:r>
         <w:rPr>
@@ -15900,7 +16554,7 @@
           <w:sz w:val="18"/>
           <w:szCs w:val="18"/>
         </w:rPr>
-        <w:t xml:space="preserve">Figure 31. </w:t>
+        <w:t xml:space="preserve">Figure 32. </w:t>
       </w:r>
       <w:r>
         <w:rPr>
@@ -16142,7 +16796,7 @@
           <w:sz w:val="18"/>
           <w:szCs w:val="18"/>
         </w:rPr>
-        <w:t xml:space="preserve">Figure 32. </w:t>
+        <w:t xml:space="preserve">Figure 33. </w:t>
       </w:r>
       <w:r>
         <w:rPr>
@@ -16388,7 +17042,7 @@
           <w:sz w:val="18"/>
           <w:szCs w:val="18"/>
         </w:rPr>
-        <w:t xml:space="preserve">Figure 33. </w:t>
+        <w:t xml:space="preserve">Figure 34. </w:t>
       </w:r>
       <w:r>
         <w:rPr>
@@ -16520,7 +17174,7 @@
           <w:sz w:val="18"/>
           <w:szCs w:val="18"/>
         </w:rPr>
-        <w:t xml:space="preserve">Figure 34. </w:t>
+        <w:t xml:space="preserve">Figure 35. </w:t>
       </w:r>
       <w:r>
         <w:rPr>
@@ -17120,7 +17774,7 @@
           <w:sz w:val="18"/>
           <w:szCs w:val="18"/>
         </w:rPr>
-        <w:t xml:space="preserve">Figure 35. </w:t>
+        <w:t xml:space="preserve">Figure 36. </w:t>
       </w:r>
       <w:r>
         <w:rPr>
@@ -17808,7 +18462,7 @@
           <w:sz w:val="18"/>
           <w:szCs w:val="18"/>
         </w:rPr>
-        <w:t xml:space="preserve">Figure 36. </w:t>
+        <w:t xml:space="preserve">Figure 37. </w:t>
       </w:r>
       <w:r>
         <w:rPr>
@@ -18161,7 +18815,7 @@
           <w:sz w:val="18"/>
           <w:szCs w:val="18"/>
         </w:rPr>
-        <w:t xml:space="preserve">Figure 37. </w:t>
+        <w:t xml:space="preserve">Figure 38. </w:t>
       </w:r>
       <w:r>
         <w:rPr>
@@ -19570,7 +20224,7 @@
           <w:sz w:val="18"/>
           <w:szCs w:val="18"/>
         </w:rPr>
-        <w:t xml:space="preserve">Figure 38. </w:t>
+        <w:t xml:space="preserve">Figure 39. </w:t>
       </w:r>
       <w:r>
         <w:rPr>
@@ -20327,7 +20981,7 @@
           <w:sz w:val="18"/>
           <w:szCs w:val="18"/>
         </w:rPr>
-        <w:t xml:space="preserve">Figure 39. </w:t>
+        <w:t xml:space="preserve">Figure 40. </w:t>
       </w:r>
       <w:r>
         <w:rPr>
@@ -21590,7 +22244,7 @@
           <w:sz w:val="18"/>
           <w:szCs w:val="18"/>
         </w:rPr>
-        <w:t xml:space="preserve">Figure 40. </w:t>
+        <w:t xml:space="preserve">Figure 41. </w:t>
       </w:r>
       <w:r>
         <w:rPr>
@@ -24116,7 +24770,7 @@
           <w:sz w:val="18"/>
           <w:szCs w:val="18"/>
         </w:rPr>
-        <w:t xml:space="preserve">Figure 41. </w:t>
+        <w:t xml:space="preserve">Figure 42. </w:t>
       </w:r>
       <w:r>
         <w:rPr>
@@ -24705,7 +25359,7 @@
           <w:sz w:val="18"/>
           <w:szCs w:val="18"/>
         </w:rPr>
-        <w:t xml:space="preserve">Figure 42. </w:t>
+        <w:t xml:space="preserve">Figure 43. </w:t>
       </w:r>
       <w:r>
         <w:rPr>
@@ -25797,7 +26451,7 @@
           <w:sz w:val="18"/>
           <w:szCs w:val="18"/>
         </w:rPr>
-        <w:t xml:space="preserve">Figure 43. </w:t>
+        <w:t xml:space="preserve">Figure 44. </w:t>
       </w:r>
       <w:r>
         <w:rPr>
@@ -26443,7 +27097,7 @@
           <w:sz w:val="18"/>
           <w:szCs w:val="18"/>
         </w:rPr>
-        <w:t xml:space="preserve">Figure 44. </w:t>
+        <w:t xml:space="preserve">Figure 45. </w:t>
       </w:r>
       <w:r>
         <w:rPr>
@@ -27418,7 +28072,7 @@
           <w:sz w:val="18"/>
           <w:szCs w:val="18"/>
         </w:rPr>
-        <w:t xml:space="preserve">Figure 45. </w:t>
+        <w:t xml:space="preserve">Figure 46. </w:t>
       </w:r>
       <w:r>
         <w:rPr>

--- a/docs/RXPIP-Guide.docx
+++ b/docs/RXPIP-Guide.docx
@@ -787,6 +787,25 @@
           <w:szCs w:val="18"/>
         </w:rPr>
         <w:t xml:space="preserve">Owners	12</w:t>
+      </w:r>
+    </w:p>
+    <w:p>
+      <w:pPr>
+        <w:tabs>
+          <w:tab w:val="right" w:pos="9638" w:leader="dot"/>
+        </w:tabs>
+        <w:spacing w:after="20" w:before="0"/>
+        <w:ind w:left="280"/>
+      </w:pPr>
+      <w:r>
+        <w:rPr>
+          <w:rFonts w:ascii="Times New Roman" w:cs="Times New Roman" w:eastAsia="Times New Roman" w:hAnsi="Times New Roman"/>
+          <w:b w:val="false"/>
+          <w:bCs w:val="false"/>
+          <w:sz w:val="18"/>
+          <w:szCs w:val="18"/>
+        </w:rPr>
+        <w:t xml:space="preserve">Private packages	13</w:t>
       </w:r>
     </w:p>
     <w:p>
@@ -13344,6 +13363,207 @@
         <w:t xml:space="preserve">Managing owners</w:t>
       </w:r>
     </w:p>
+    <w:p>
+      <w:pPr>
+        <w:pStyle w:val="Heading2"/>
+        <w:keepNext/>
+        <w:spacing w:after="140" w:before="320"/>
+      </w:pPr>
+      <w:r>
+        <w:rPr>
+          <w:rFonts w:ascii="Arial" w:cs="Arial" w:eastAsia="Arial" w:hAnsi="Arial"/>
+          <w:b/>
+          <w:bCs/>
+          <w:color w:val="000000"/>
+          <w:sz w:val="26"/>
+          <w:szCs w:val="26"/>
+        </w:rPr>
+        <w:t xml:space="preserve">Private packages</w:t>
+      </w:r>
+    </w:p>
+    <w:p>
+      <w:pPr>
+        <w:spacing w:after="120"/>
+      </w:pPr>
+      <w:r>
+        <w:rPr>
+          <w:rFonts w:ascii="Times New Roman" w:cs="Times New Roman" w:eastAsia="Times New Roman" w:hAnsi="Times New Roman"/>
+          <w:sz w:val="21"/>
+          <w:szCs w:val="21"/>
+        </w:rPr>
+        <w:t xml:space="preserve">A package can be hidden from the public. Publish it with </w:t>
+      </w:r>
+      <w:r>
+        <w:rPr>
+          <w:rFonts w:ascii="Courier New" w:cs="Courier New" w:eastAsia="Courier New" w:hAnsi="Courier New"/>
+          <w:b w:val="false"/>
+          <w:bCs w:val="false"/>
+          <w:sz w:val="19"/>
+          <w:szCs w:val="19"/>
+        </w:rPr>
+        <w:t xml:space="preserve">--private</w:t>
+      </w:r>
+      <w:r>
+        <w:rPr>
+          <w:rFonts w:ascii="Times New Roman" w:cs="Times New Roman" w:eastAsia="Times New Roman" w:hAnsi="Times New Roman"/>
+          <w:sz w:val="21"/>
+          <w:szCs w:val="21"/>
+        </w:rPr>
+        <w:t xml:space="preserve">, or change it later with </w:t>
+      </w:r>
+      <w:r>
+        <w:rPr>
+          <w:rFonts w:ascii="Courier New" w:cs="Courier New" w:eastAsia="Courier New" w:hAnsi="Courier New"/>
+          <w:b w:val="false"/>
+          <w:bCs w:val="false"/>
+          <w:sz w:val="19"/>
+          <w:szCs w:val="19"/>
+        </w:rPr>
+        <w:t xml:space="preserve">rxpip visibility &lt;pkg&gt; private</w:t>
+      </w:r>
+      <w:r>
+        <w:rPr>
+          <w:rFonts w:ascii="Times New Roman" w:cs="Times New Roman" w:eastAsia="Times New Roman" w:hAnsi="Times New Roman"/>
+          <w:sz w:val="21"/>
+          <w:szCs w:val="21"/>
+        </w:rPr>
+        <w:t xml:space="preserve">. A private package does not appear in lists, searches, the web pages or downloads for anyone except its owners and the users you add as readers (</w:t>
+      </w:r>
+      <w:r>
+        <w:rPr>
+          <w:rFonts w:ascii="Courier New" w:cs="Courier New" w:eastAsia="Courier New" w:hAnsi="Courier New"/>
+          <w:b w:val="false"/>
+          <w:bCs w:val="false"/>
+          <w:sz w:val="19"/>
+          <w:szCs w:val="19"/>
+        </w:rPr>
+        <w:t xml:space="preserve">rxpip reader add &lt;pkg&gt; &lt;user&gt;</w:t>
+      </w:r>
+      <w:r>
+        <w:rPr>
+          <w:rFonts w:ascii="Times New Roman" w:cs="Times New Roman" w:eastAsia="Times New Roman" w:hAnsi="Times New Roman"/>
+          <w:sz w:val="21"/>
+          <w:szCs w:val="21"/>
+        </w:rPr>
+        <w:t xml:space="preserve">). To everybody else the server answers exactly as for a package that does not exist, so the name cannot be found out by trying. The clients send your saved token with every request, so </w:t>
+      </w:r>
+      <w:r>
+        <w:rPr>
+          <w:rFonts w:ascii="Courier New" w:cs="Courier New" w:eastAsia="Courier New" w:hAnsi="Courier New"/>
+          <w:b w:val="false"/>
+          <w:bCs w:val="false"/>
+          <w:sz w:val="19"/>
+          <w:szCs w:val="19"/>
+        </w:rPr>
+        <w:t xml:space="preserve">rxpip install</w:t>
+      </w:r>
+      <w:r>
+        <w:rPr>
+          <w:rFonts w:ascii="Times New Roman" w:cs="Times New Roman" w:eastAsia="Times New Roman" w:hAnsi="Times New Roman"/>
+          <w:sz w:val="21"/>
+          <w:szCs w:val="21"/>
+        </w:rPr>
+        <w:t xml:space="preserve"> and </w:t>
+      </w:r>
+      <w:r>
+        <w:rPr>
+          <w:rFonts w:ascii="Courier New" w:cs="Courier New" w:eastAsia="Courier New" w:hAnsi="Courier New"/>
+          <w:b w:val="false"/>
+          <w:bCs w:val="false"/>
+          <w:sz w:val="19"/>
+          <w:szCs w:val="19"/>
+        </w:rPr>
+        <w:t xml:space="preserve">rxpip search</w:t>
+      </w:r>
+      <w:r>
+        <w:rPr>
+          <w:rFonts w:ascii="Times New Roman" w:cs="Times New Roman" w:eastAsia="Times New Roman" w:hAnsi="Times New Roman"/>
+          <w:sz w:val="21"/>
+          <w:szCs w:val="21"/>
+        </w:rPr>
+        <w:t xml:space="preserve"> work for you as they do for a public package.</w:t>
+      </w:r>
+    </w:p>
+    <w:p>
+      <w:pPr>
+        <w:spacing w:after="120"/>
+      </w:pPr>
+      <w:r>
+        <w:rPr>
+          <w:rFonts w:ascii="Times New Roman" w:cs="Times New Roman" w:eastAsia="Times New Roman" w:hAnsi="Times New Roman"/>
+          <w:sz w:val="21"/>
+          <w:szCs w:val="21"/>
+        </w:rPr>
+        <w:t xml:space="preserve">A public package cannot require a private one, because anonymous users could not install it; publishing is refused with </w:t>
+      </w:r>
+      <w:r>
+        <w:rPr>
+          <w:rFonts w:ascii="Courier New" w:cs="Courier New" w:eastAsia="Courier New" w:hAnsi="Courier New"/>
+          <w:b w:val="false"/>
+          <w:bCs w:val="false"/>
+          <w:sz w:val="19"/>
+          <w:szCs w:val="19"/>
+        </w:rPr>
+        <w:t xml:space="preserve">PRIVATE_DEPENDENCY</w:t>
+      </w:r>
+      <w:r>
+        <w:rPr>
+          <w:rFonts w:ascii="Times New Roman" w:cs="Times New Roman" w:eastAsia="Times New Roman" w:hAnsi="Times New Roman"/>
+          <w:sz w:val="21"/>
+          <w:szCs w:val="21"/>
+        </w:rPr>
+        <w:t xml:space="preserve">. A private package can require both kinds.</w:t>
+      </w:r>
+    </w:p>
+    <w:p>
+      <w:pPr>
+        <w:spacing w:after="120"/>
+      </w:pPr>
+      <w:r>
+        <w:rPr>
+          <w:rFonts w:ascii="Times New Roman" w:cs="Times New Roman" w:eastAsia="Times New Roman" w:hAnsi="Times New Roman"/>
+          <w:sz w:val="21"/>
+          <w:szCs w:val="21"/>
+        </w:rPr>
+        <w:t xml:space="preserve">An administrator can also make the </w:t>
+      </w:r>
+      <w:r>
+        <w:rPr>
+          <w:rFonts w:ascii="Times New Roman" w:cs="Times New Roman" w:eastAsia="Times New Roman" w:hAnsi="Times New Roman"/>
+          <w:b/>
+          <w:bCs/>
+          <w:sz w:val="21"/>
+          <w:szCs w:val="21"/>
+        </w:rPr>
+        <w:t xml:space="preserve">whole repository</w:t>
+      </w:r>
+      <w:r>
+        <w:rPr>
+          <w:rFonts w:ascii="Times New Roman" w:cs="Times New Roman" w:eastAsia="Times New Roman" w:hAnsi="Times New Roman"/>
+          <w:sz w:val="21"/>
+          <w:szCs w:val="21"/>
+        </w:rPr>
+        <w:t xml:space="preserve"> private (the setting </w:t>
+      </w:r>
+      <w:r>
+        <w:rPr>
+          <w:rFonts w:ascii="Courier New" w:cs="Courier New" w:eastAsia="Courier New" w:hAnsi="Courier New"/>
+          <w:b w:val="false"/>
+          <w:bCs w:val="false"/>
+          <w:sz w:val="19"/>
+          <w:szCs w:val="19"/>
+        </w:rPr>
+        <w:t xml:space="preserve">RXPIP_CLOSED</w:t>
+      </w:r>
+      <w:r>
+        <w:rPr>
+          <w:rFonts w:ascii="Times New Roman" w:cs="Times New Roman" w:eastAsia="Times New Roman" w:hAnsi="Times New Roman"/>
+          <w:sz w:val="21"/>
+          <w:szCs w:val="21"/>
+        </w:rPr>
+        <w:t xml:space="preserve">, described in the chapter on running the server). Then every read needs a valid token and the web pages show only a notice. The browser views do not send a token, so they list public packages only.</w:t>
+      </w:r>
+    </w:p>
     <w:tbl>
       <w:tblPr>
         <w:tblW w:type="dxa" w:w="9638"/>
@@ -16436,6 +16656,163 @@
           <w:szCs w:val="21"/>
         </w:rPr>
         <w:t xml:space="preserve"> can name another command that reads a finished message on standard input.</w:t>
+      </w:r>
+    </w:p>
+    <w:p>
+      <w:pPr>
+        <w:pStyle w:val="Heading3"/>
+        <w:keepNext/>
+        <w:spacing w:after="100" w:before="220"/>
+      </w:pPr>
+      <w:r>
+        <w:rPr>
+          <w:rFonts w:ascii="Arial" w:cs="Arial" w:eastAsia="Arial" w:hAnsi="Arial"/>
+          <w:b/>
+          <w:bCs/>
+          <w:color w:val="000000"/>
+          <w:sz w:val="22"/>
+          <w:szCs w:val="22"/>
+        </w:rPr>
+        <w:t xml:space="preserve">Private packages and a closed repository</w:t>
+      </w:r>
+    </w:p>
+    <w:p>
+      <w:pPr>
+        <w:spacing w:after="120"/>
+      </w:pPr>
+      <w:r>
+        <w:rPr>
+          <w:rFonts w:ascii="Times New Roman" w:cs="Times New Roman" w:eastAsia="Times New Roman" w:hAnsi="Times New Roman"/>
+          <w:sz w:val="21"/>
+          <w:szCs w:val="21"/>
+        </w:rPr>
+        <w:t xml:space="preserve">Visibility is kept in </w:t>
+      </w:r>
+      <w:r>
+        <w:rPr>
+          <w:rFonts w:ascii="Courier New" w:cs="Courier New" w:eastAsia="Courier New" w:hAnsi="Courier New"/>
+          <w:b w:val="false"/>
+          <w:bCs w:val="false"/>
+          <w:sz w:val="19"/>
+          <w:szCs w:val="19"/>
+        </w:rPr>
+        <w:t xml:space="preserve">repo/.auth/visibility/</w:t>
+      </w:r>
+      <w:r>
+        <w:rPr>
+          <w:rFonts w:ascii="Times New Roman" w:cs="Times New Roman" w:eastAsia="Times New Roman" w:hAnsi="Times New Roman"/>
+          <w:sz w:val="21"/>
+          <w:szCs w:val="21"/>
+        </w:rPr>
+        <w:t xml:space="preserve"> and </w:t>
+      </w:r>
+      <w:r>
+        <w:rPr>
+          <w:rFonts w:ascii="Courier New" w:cs="Courier New" w:eastAsia="Courier New" w:hAnsi="Courier New"/>
+          <w:b w:val="false"/>
+          <w:bCs w:val="false"/>
+          <w:sz w:val="19"/>
+          <w:szCs w:val="19"/>
+        </w:rPr>
+        <w:t xml:space="preserve">repo/.auth/readers/</w:t>
+      </w:r>
+      <w:r>
+        <w:rPr>
+          <w:rFonts w:ascii="Times New Roman" w:cs="Times New Roman" w:eastAsia="Times New Roman" w:hAnsi="Times New Roman"/>
+          <w:sz w:val="21"/>
+          <w:szCs w:val="21"/>
+        </w:rPr>
+        <w:t xml:space="preserve">; back them up with the rest of </w:t>
+      </w:r>
+      <w:r>
+        <w:rPr>
+          <w:rFonts w:ascii="Courier New" w:cs="Courier New" w:eastAsia="Courier New" w:hAnsi="Courier New"/>
+          <w:b w:val="false"/>
+          <w:bCs w:val="false"/>
+          <w:sz w:val="19"/>
+          <w:szCs w:val="19"/>
+        </w:rPr>
+        <w:t xml:space="preserve">.auth/</w:t>
+      </w:r>
+      <w:r>
+        <w:rPr>
+          <w:rFonts w:ascii="Times New Roman" w:cs="Times New Roman" w:eastAsia="Times New Roman" w:hAnsi="Times New Roman"/>
+          <w:sz w:val="21"/>
+          <w:szCs w:val="21"/>
+        </w:rPr>
+        <w:t xml:space="preserve">. To make the whole repository private, add </w:t>
+      </w:r>
+      <w:r>
+        <w:rPr>
+          <w:rFonts w:ascii="Courier New" w:cs="Courier New" w:eastAsia="Courier New" w:hAnsi="Courier New"/>
+          <w:b w:val="false"/>
+          <w:bCs w:val="false"/>
+          <w:sz w:val="19"/>
+          <w:szCs w:val="19"/>
+        </w:rPr>
+        <w:t xml:space="preserve">SetEnv RXPIP_CLOSED 1</w:t>
+      </w:r>
+      <w:r>
+        <w:rPr>
+          <w:rFonts w:ascii="Times New Roman" w:cs="Times New Roman" w:eastAsia="Times New Roman" w:hAnsi="Times New Roman"/>
+          <w:sz w:val="21"/>
+          <w:szCs w:val="21"/>
+        </w:rPr>
+        <w:t xml:space="preserve"> to both virtual-host files. Every read then needs a valid token (HTTP 401 otherwise); only </w:t>
+      </w:r>
+      <w:r>
+        <w:rPr>
+          <w:rFonts w:ascii="Courier New" w:cs="Courier New" w:eastAsia="Courier New" w:hAnsi="Courier New"/>
+          <w:b w:val="false"/>
+          <w:bCs w:val="false"/>
+          <w:sz w:val="19"/>
+          <w:szCs w:val="19"/>
+        </w:rPr>
+        <w:t xml:space="preserve">PING</w:t>
+      </w:r>
+      <w:r>
+        <w:rPr>
+          <w:rFonts w:ascii="Times New Roman" w:cs="Times New Roman" w:eastAsia="Times New Roman" w:hAnsi="Times New Roman"/>
+          <w:sz w:val="21"/>
+          <w:szCs w:val="21"/>
+        </w:rPr>
+        <w:t xml:space="preserve">, the sign-up form and </w:t>
+      </w:r>
+      <w:r>
+        <w:rPr>
+          <w:rFonts w:ascii="Courier New" w:cs="Courier New" w:eastAsia="Courier New" w:hAnsi="Courier New"/>
+          <w:b w:val="false"/>
+          <w:bCs w:val="false"/>
+          <w:sz w:val="19"/>
+          <w:szCs w:val="19"/>
+        </w:rPr>
+        <w:t xml:space="preserve">REGISTER</w:t>
+      </w:r>
+      <w:r>
+        <w:rPr>
+          <w:rFonts w:ascii="Times New Roman" w:cs="Times New Roman" w:eastAsia="Times New Roman" w:hAnsi="Times New Roman"/>
+          <w:sz w:val="21"/>
+          <w:szCs w:val="21"/>
+        </w:rPr>
+        <w:t xml:space="preserve"> stay open. On the server, </w:t>
+      </w:r>
+      <w:r>
+        <w:rPr>
+          <w:rFonts w:ascii="Courier New" w:cs="Courier New" w:eastAsia="Courier New" w:hAnsi="Courier New"/>
+          <w:b w:val="false"/>
+          <w:bCs w:val="false"/>
+          <w:sz w:val="19"/>
+          <w:szCs w:val="19"/>
+        </w:rPr>
+        <w:t xml:space="preserve">admin visibility &lt;pkg&gt; [public|private]</w:t>
+      </w:r>
+      <w:r>
+        <w:rPr>
+          <w:rFonts w:ascii="Times New Roman" w:cs="Times New Roman" w:eastAsia="Times New Roman" w:hAnsi="Times New Roman"/>
+          <w:sz w:val="21"/>
+          <w:szCs w:val="21"/>
+        </w:rPr>
+        <w:t xml:space="preserve"> shows or changes a package’s visibility.</w:t>
       </w:r>
     </w:p>
     <w:p>
@@ -20802,6 +21179,266 @@
                 <w:sz w:val="17"/>
                 <w:szCs w:val="17"/>
               </w:rPr>
+              <w:t xml:space="preserve">VISIBILITY</w:t>
+            </w:r>
+          </w:p>
+        </w:tc>
+        <w:tc>
+          <w:tcPr>
+            <w:tcW w:type="dxa" w:w="4400"/>
+            <w:tcMar>
+              <w:top w:type="dxa" w:w="60"/>
+              <w:left w:type="dxa" w:w="100"/>
+              <w:bottom w:type="dxa" w:w="60"/>
+              <w:right w:type="dxa" w:w="100"/>
+            </w:tcMar>
+          </w:tcPr>
+          <w:p>
+            <w:r>
+              <w:rPr>
+                <w:rFonts w:ascii="Courier New" w:cs="Courier New" w:eastAsia="Courier New" w:hAnsi="Courier New"/>
+                <w:b w:val="false"/>
+                <w:bCs w:val="false"/>
+                <w:sz w:val="17"/>
+                <w:szCs w:val="17"/>
+              </w:rPr>
+              <w:t xml:space="preserve">X-Rxpip-Name</w:t>
+            </w:r>
+            <w:r>
+              <w:rPr>
+                <w:rFonts w:ascii="Times New Roman" w:cs="Times New Roman" w:eastAsia="Times New Roman" w:hAnsi="Times New Roman"/>
+                <w:sz w:val="18"/>
+                <w:szCs w:val="18"/>
+              </w:rPr>
+              <w:t xml:space="preserve">, </w:t>
+            </w:r>
+            <w:r>
+              <w:rPr>
+                <w:rFonts w:ascii="Courier New" w:cs="Courier New" w:eastAsia="Courier New" w:hAnsi="Courier New"/>
+                <w:b w:val="false"/>
+                <w:bCs w:val="false"/>
+                <w:sz w:val="17"/>
+                <w:szCs w:val="17"/>
+              </w:rPr>
+              <w:t xml:space="preserve">X-Rxpip-Value</w:t>
+            </w:r>
+            <w:r>
+              <w:rPr>
+                <w:rFonts w:ascii="Times New Roman" w:cs="Times New Roman" w:eastAsia="Times New Roman" w:hAnsi="Times New Roman"/>
+                <w:sz w:val="18"/>
+                <w:szCs w:val="18"/>
+              </w:rPr>
+              <w:t xml:space="preserve"> (</w:t>
+            </w:r>
+            <w:r>
+              <w:rPr>
+                <w:rFonts w:ascii="Courier New" w:cs="Courier New" w:eastAsia="Courier New" w:hAnsi="Courier New"/>
+                <w:b w:val="false"/>
+                <w:bCs w:val="false"/>
+                <w:sz w:val="17"/>
+                <w:szCs w:val="17"/>
+              </w:rPr>
+              <w:t xml:space="preserve">public</w:t>
+            </w:r>
+            <w:r>
+              <w:rPr>
+                <w:rFonts w:ascii="Times New Roman" w:cs="Times New Roman" w:eastAsia="Times New Roman" w:hAnsi="Times New Roman"/>
+                <w:sz w:val="18"/>
+                <w:szCs w:val="18"/>
+              </w:rPr>
+              <w:t xml:space="preserve"> or </w:t>
+            </w:r>
+            <w:r>
+              <w:rPr>
+                <w:rFonts w:ascii="Courier New" w:cs="Courier New" w:eastAsia="Courier New" w:hAnsi="Courier New"/>
+                <w:b w:val="false"/>
+                <w:bCs w:val="false"/>
+                <w:sz w:val="17"/>
+                <w:szCs w:val="17"/>
+              </w:rPr>
+              <w:t xml:space="preserve">private</w:t>
+            </w:r>
+            <w:r>
+              <w:rPr>
+                <w:rFonts w:ascii="Times New Roman" w:cs="Times New Roman" w:eastAsia="Times New Roman" w:hAnsi="Times New Roman"/>
+                <w:sz w:val="18"/>
+                <w:szCs w:val="18"/>
+              </w:rPr>
+              <w:t xml:space="preserve">)</w:t>
+            </w:r>
+          </w:p>
+        </w:tc>
+        <w:tc>
+          <w:tcPr>
+            <w:tcW w:type="dxa" w:w="2838"/>
+            <w:tcMar>
+              <w:top w:type="dxa" w:w="60"/>
+              <w:left w:type="dxa" w:w="100"/>
+              <w:bottom w:type="dxa" w:w="60"/>
+              <w:right w:type="dxa" w:w="100"/>
+            </w:tcMar>
+          </w:tcPr>
+          <w:p>
+            <w:r>
+              <w:rPr>
+                <w:rFonts w:ascii="Times New Roman" w:cs="Times New Roman" w:eastAsia="Times New Roman" w:hAnsi="Times New Roman"/>
+                <w:sz w:val="18"/>
+                <w:szCs w:val="18"/>
+              </w:rPr>
+              <w:t xml:space="preserve">Sets the visibility (owners only)</w:t>
+            </w:r>
+          </w:p>
+        </w:tc>
+      </w:tr>
+      <w:tr>
+        <w:trPr>
+          <w:cantSplit/>
+        </w:trPr>
+        <w:tc>
+          <w:tcPr>
+            <w:tcW w:type="dxa" w:w="2400"/>
+            <w:tcMar>
+              <w:top w:type="dxa" w:w="60"/>
+              <w:left w:type="dxa" w:w="100"/>
+              <w:bottom w:type="dxa" w:w="60"/>
+              <w:right w:type="dxa" w:w="100"/>
+            </w:tcMar>
+          </w:tcPr>
+          <w:p>
+            <w:r>
+              <w:rPr>
+                <w:rFonts w:ascii="Courier New" w:cs="Courier New" w:eastAsia="Courier New" w:hAnsi="Courier New"/>
+                <w:b w:val="false"/>
+                <w:bCs w:val="false"/>
+                <w:sz w:val="17"/>
+                <w:szCs w:val="17"/>
+              </w:rPr>
+              <w:t xml:space="preserve">READERS</w:t>
+            </w:r>
+            <w:r>
+              <w:rPr>
+                <w:rFonts w:ascii="Times New Roman" w:cs="Times New Roman" w:eastAsia="Times New Roman" w:hAnsi="Times New Roman"/>
+                <w:sz w:val="18"/>
+                <w:szCs w:val="18"/>
+              </w:rPr>
+              <w:t xml:space="preserve">, </w:t>
+            </w:r>
+            <w:r>
+              <w:rPr>
+                <w:rFonts w:ascii="Courier New" w:cs="Courier New" w:eastAsia="Courier New" w:hAnsi="Courier New"/>
+                <w:b w:val="false"/>
+                <w:bCs w:val="false"/>
+                <w:sz w:val="17"/>
+                <w:szCs w:val="17"/>
+              </w:rPr>
+              <w:t xml:space="preserve">ADDREADER</w:t>
+            </w:r>
+            <w:r>
+              <w:rPr>
+                <w:rFonts w:ascii="Times New Roman" w:cs="Times New Roman" w:eastAsia="Times New Roman" w:hAnsi="Times New Roman"/>
+                <w:sz w:val="18"/>
+                <w:szCs w:val="18"/>
+              </w:rPr>
+              <w:t xml:space="preserve">, </w:t>
+            </w:r>
+            <w:r>
+              <w:rPr>
+                <w:rFonts w:ascii="Courier New" w:cs="Courier New" w:eastAsia="Courier New" w:hAnsi="Courier New"/>
+                <w:b w:val="false"/>
+                <w:bCs w:val="false"/>
+                <w:sz w:val="17"/>
+                <w:szCs w:val="17"/>
+              </w:rPr>
+              <w:t xml:space="preserve">REMOVEREADER</w:t>
+            </w:r>
+          </w:p>
+        </w:tc>
+        <w:tc>
+          <w:tcPr>
+            <w:tcW w:type="dxa" w:w="4400"/>
+            <w:tcMar>
+              <w:top w:type="dxa" w:w="60"/>
+              <w:left w:type="dxa" w:w="100"/>
+              <w:bottom w:type="dxa" w:w="60"/>
+              <w:right w:type="dxa" w:w="100"/>
+            </w:tcMar>
+          </w:tcPr>
+          <w:p>
+            <w:r>
+              <w:rPr>
+                <w:rFonts w:ascii="Courier New" w:cs="Courier New" w:eastAsia="Courier New" w:hAnsi="Courier New"/>
+                <w:b w:val="false"/>
+                <w:bCs w:val="false"/>
+                <w:sz w:val="17"/>
+                <w:szCs w:val="17"/>
+              </w:rPr>
+              <w:t xml:space="preserve">X-Rxpip-Name</w:t>
+            </w:r>
+            <w:r>
+              <w:rPr>
+                <w:rFonts w:ascii="Times New Roman" w:cs="Times New Roman" w:eastAsia="Times New Roman" w:hAnsi="Times New Roman"/>
+                <w:sz w:val="18"/>
+                <w:szCs w:val="18"/>
+              </w:rPr>
+              <w:t xml:space="preserve">, </w:t>
+            </w:r>
+            <w:r>
+              <w:rPr>
+                <w:rFonts w:ascii="Courier New" w:cs="Courier New" w:eastAsia="Courier New" w:hAnsi="Courier New"/>
+                <w:b w:val="false"/>
+                <w:bCs w:val="false"/>
+                <w:sz w:val="17"/>
+                <w:szCs w:val="17"/>
+              </w:rPr>
+              <w:t xml:space="preserve">X-Rxpip-User</w:t>
+            </w:r>
+          </w:p>
+        </w:tc>
+        <w:tc>
+          <w:tcPr>
+            <w:tcW w:type="dxa" w:w="2838"/>
+            <w:tcMar>
+              <w:top w:type="dxa" w:w="60"/>
+              <w:left w:type="dxa" w:w="100"/>
+              <w:bottom w:type="dxa" w:w="60"/>
+              <w:right w:type="dxa" w:w="100"/>
+            </w:tcMar>
+          </w:tcPr>
+          <w:p>
+            <w:r>
+              <w:rPr>
+                <w:rFonts w:ascii="Times New Roman" w:cs="Times New Roman" w:eastAsia="Times New Roman" w:hAnsi="Times New Roman"/>
+                <w:sz w:val="18"/>
+                <w:szCs w:val="18"/>
+              </w:rPr>
+              <w:t xml:space="preserve">The visibility and reader list (owners only)</w:t>
+            </w:r>
+          </w:p>
+        </w:tc>
+      </w:tr>
+      <w:tr>
+        <w:trPr>
+          <w:cantSplit/>
+        </w:trPr>
+        <w:tc>
+          <w:tcPr>
+            <w:tcW w:type="dxa" w:w="2400"/>
+            <w:tcMar>
+              <w:top w:type="dxa" w:w="60"/>
+              <w:left w:type="dxa" w:w="100"/>
+              <w:bottom w:type="dxa" w:w="60"/>
+              <w:right w:type="dxa" w:w="100"/>
+            </w:tcMar>
+          </w:tcPr>
+          <w:p>
+            <w:r>
+              <w:rPr>
+                <w:rFonts w:ascii="Courier New" w:cs="Courier New" w:eastAsia="Courier New" w:hAnsi="Courier New"/>
+                <w:b w:val="false"/>
+                <w:bCs w:val="false"/>
+                <w:sz w:val="17"/>
+                <w:szCs w:val="17"/>
+              </w:rPr>
               <w:t xml:space="preserve">PUBLISH</w:t>
             </w:r>
           </w:p>
@@ -24730,6 +25367,153 @@
                 <w:sz w:val="17"/>
                 <w:szCs w:val="17"/>
               </w:rPr>
+              <w:t xml:space="preserve">rxpip publish &lt;file&gt; ... --private</w:t>
+            </w:r>
+          </w:p>
+        </w:tc>
+        <w:tc>
+          <w:tcPr>
+            <w:tcW w:type="dxa" w:w="5038"/>
+            <w:tcMar>
+              <w:top w:type="dxa" w:w="60"/>
+              <w:left w:type="dxa" w:w="100"/>
+              <w:bottom w:type="dxa" w:w="60"/>
+              <w:right w:type="dxa" w:w="100"/>
+            </w:tcMar>
+          </w:tcPr>
+          <w:p>
+            <w:r>
+              <w:rPr>
+                <w:rFonts w:ascii="Times New Roman" w:cs="Times New Roman" w:eastAsia="Times New Roman" w:hAnsi="Times New Roman"/>
+                <w:sz w:val="18"/>
+                <w:szCs w:val="18"/>
+              </w:rPr>
+              <w:t xml:space="preserve">Publish a package that only its owners and readers can see</w:t>
+            </w:r>
+          </w:p>
+        </w:tc>
+      </w:tr>
+      <w:tr>
+        <w:trPr>
+          <w:cantSplit/>
+        </w:trPr>
+        <w:tc>
+          <w:tcPr>
+            <w:tcW w:type="dxa" w:w="4600"/>
+            <w:tcMar>
+              <w:top w:type="dxa" w:w="60"/>
+              <w:left w:type="dxa" w:w="100"/>
+              <w:bottom w:type="dxa" w:w="60"/>
+              <w:right w:type="dxa" w:w="100"/>
+            </w:tcMar>
+          </w:tcPr>
+          <w:p>
+            <w:r>
+              <w:rPr>
+                <w:rFonts w:ascii="Courier New" w:cs="Courier New" w:eastAsia="Courier New" w:hAnsi="Courier New"/>
+                <w:b w:val="false"/>
+                <w:bCs w:val="false"/>
+                <w:sz w:val="17"/>
+                <w:szCs w:val="17"/>
+              </w:rPr>
+              <w:t xml:space="preserve">rxpip visibility &lt;pkg&gt; [public|private]</w:t>
+            </w:r>
+          </w:p>
+        </w:tc>
+        <w:tc>
+          <w:tcPr>
+            <w:tcW w:type="dxa" w:w="5038"/>
+            <w:tcMar>
+              <w:top w:type="dxa" w:w="60"/>
+              <w:left w:type="dxa" w:w="100"/>
+              <w:bottom w:type="dxa" w:w="60"/>
+              <w:right w:type="dxa" w:w="100"/>
+            </w:tcMar>
+          </w:tcPr>
+          <w:p>
+            <w:r>
+              <w:rPr>
+                <w:rFonts w:ascii="Times New Roman" w:cs="Times New Roman" w:eastAsia="Times New Roman" w:hAnsi="Times New Roman"/>
+                <w:sz w:val="18"/>
+                <w:szCs w:val="18"/>
+              </w:rPr>
+              <w:t xml:space="preserve">Show or change a package’s visibility (owners)</w:t>
+            </w:r>
+          </w:p>
+        </w:tc>
+      </w:tr>
+      <w:tr>
+        <w:trPr>
+          <w:cantSplit/>
+        </w:trPr>
+        <w:tc>
+          <w:tcPr>
+            <w:tcW w:type="dxa" w:w="4600"/>
+            <w:tcMar>
+              <w:top w:type="dxa" w:w="60"/>
+              <w:left w:type="dxa" w:w="100"/>
+              <w:bottom w:type="dxa" w:w="60"/>
+              <w:right w:type="dxa" w:w="100"/>
+            </w:tcMar>
+          </w:tcPr>
+          <w:p>
+            <w:r>
+              <w:rPr>
+                <w:rFonts w:ascii="Courier New" w:cs="Courier New" w:eastAsia="Courier New" w:hAnsi="Courier New"/>
+                <w:b w:val="false"/>
+                <w:bCs w:val="false"/>
+                <w:sz w:val="17"/>
+                <w:szCs w:val="17"/>
+              </w:rPr>
+              <w:t xml:space="preserve">rxpip reader list|add|remove &lt;pkg&gt; [&lt;user&gt;]</w:t>
+            </w:r>
+          </w:p>
+        </w:tc>
+        <w:tc>
+          <w:tcPr>
+            <w:tcW w:type="dxa" w:w="5038"/>
+            <w:tcMar>
+              <w:top w:type="dxa" w:w="60"/>
+              <w:left w:type="dxa" w:w="100"/>
+              <w:bottom w:type="dxa" w:w="60"/>
+              <w:right w:type="dxa" w:w="100"/>
+            </w:tcMar>
+          </w:tcPr>
+          <w:p>
+            <w:r>
+              <w:rPr>
+                <w:rFonts w:ascii="Times New Roman" w:cs="Times New Roman" w:eastAsia="Times New Roman" w:hAnsi="Times New Roman"/>
+                <w:sz w:val="18"/>
+                <w:szCs w:val="18"/>
+              </w:rPr>
+              <w:t xml:space="preserve">Who else may read a private package</w:t>
+            </w:r>
+          </w:p>
+        </w:tc>
+      </w:tr>
+      <w:tr>
+        <w:trPr>
+          <w:cantSplit/>
+        </w:trPr>
+        <w:tc>
+          <w:tcPr>
+            <w:tcW w:type="dxa" w:w="4600"/>
+            <w:tcMar>
+              <w:top w:type="dxa" w:w="60"/>
+              <w:left w:type="dxa" w:w="100"/>
+              <w:bottom w:type="dxa" w:w="60"/>
+              <w:right w:type="dxa" w:w="100"/>
+            </w:tcMar>
+          </w:tcPr>
+          <w:p>
+            <w:r>
+              <w:rPr>
+                <w:rFonts w:ascii="Courier New" w:cs="Courier New" w:eastAsia="Courier New" w:hAnsi="Courier New"/>
+                <w:b w:val="false"/>
+                <w:bCs w:val="false"/>
+                <w:sz w:val="17"/>
+                <w:szCs w:val="17"/>
+              </w:rPr>
               <w:t xml:space="preserve">rxpip config [get &lt;key&gt; | set &lt;key&gt; &lt;value&gt;]</w:t>
             </w:r>
           </w:p>
@@ -25949,6 +26733,86 @@
                 <w:szCs w:val="18"/>
               </w:rPr>
               <w:t xml:space="preserve">Where sign-up review mails go; sign-up is off while unset</w:t>
+            </w:r>
+          </w:p>
+        </w:tc>
+      </w:tr>
+      <w:tr>
+        <w:trPr>
+          <w:cantSplit/>
+        </w:trPr>
+        <w:tc>
+          <w:tcPr>
+            <w:tcW w:type="dxa" w:w="2700"/>
+            <w:tcMar>
+              <w:top w:type="dxa" w:w="60"/>
+              <w:left w:type="dxa" w:w="100"/>
+              <w:bottom w:type="dxa" w:w="60"/>
+              <w:right w:type="dxa" w:w="100"/>
+            </w:tcMar>
+          </w:tcPr>
+          <w:p>
+            <w:r>
+              <w:rPr>
+                <w:rFonts w:ascii="Courier New" w:cs="Courier New" w:eastAsia="Courier New" w:hAnsi="Courier New"/>
+                <w:b w:val="false"/>
+                <w:bCs w:val="false"/>
+                <w:sz w:val="17"/>
+                <w:szCs w:val="17"/>
+              </w:rPr>
+              <w:t xml:space="preserve">RXPIP_CLOSED</w:t>
+            </w:r>
+          </w:p>
+        </w:tc>
+        <w:tc>
+          <w:tcPr>
+            <w:tcW w:type="dxa" w:w="1300"/>
+            <w:tcMar>
+              <w:top w:type="dxa" w:w="60"/>
+              <w:left w:type="dxa" w:w="100"/>
+              <w:bottom w:type="dxa" w:w="60"/>
+              <w:right w:type="dxa" w:w="100"/>
+            </w:tcMar>
+          </w:tcPr>
+          <w:p>
+            <w:r>
+              <w:rPr>
+                <w:rFonts w:ascii="Times New Roman" w:cs="Times New Roman" w:eastAsia="Times New Roman" w:hAnsi="Times New Roman"/>
+                <w:sz w:val="18"/>
+                <w:szCs w:val="18"/>
+              </w:rPr>
+              <w:t xml:space="preserve">server</w:t>
+            </w:r>
+          </w:p>
+        </w:tc>
+        <w:tc>
+          <w:tcPr>
+            <w:tcW w:type="dxa" w:w="5638"/>
+            <w:tcMar>
+              <w:top w:type="dxa" w:w="60"/>
+              <w:left w:type="dxa" w:w="100"/>
+              <w:bottom w:type="dxa" w:w="60"/>
+              <w:right w:type="dxa" w:w="100"/>
+            </w:tcMar>
+          </w:tcPr>
+          <w:p>
+            <w:r>
+              <w:rPr>
+                <w:rFonts w:ascii="Courier New" w:cs="Courier New" w:eastAsia="Courier New" w:hAnsi="Courier New"/>
+                <w:b w:val="false"/>
+                <w:bCs w:val="false"/>
+                <w:sz w:val="17"/>
+                <w:szCs w:val="17"/>
+              </w:rPr>
+              <w:t xml:space="preserve">1</w:t>
+            </w:r>
+            <w:r>
+              <w:rPr>
+                <w:rFonts w:ascii="Times New Roman" w:cs="Times New Roman" w:eastAsia="Times New Roman" w:hAnsi="Times New Roman"/>
+                <w:sz w:val="18"/>
+                <w:szCs w:val="18"/>
+              </w:rPr>
+              <w:t xml:space="preserve"> makes the whole repository private: every read needs a token</w:t>
             </w:r>
           </w:p>
         </w:tc>

--- a/docs/RXPIP-Guide.docx
+++ b/docs/RXPIP-Guide.docx
@@ -216,7 +216,7 @@
           <w:sz w:val="21"/>
           <w:szCs w:val="21"/>
         </w:rPr>
-        <w:t xml:space="preserve">Chapter 1. Introduction	2</w:t>
+        <w:t xml:space="preserve">Chapter 1. Introduction	3</w:t>
       </w:r>
     </w:p>
     <w:p>
@@ -235,7 +235,7 @@
           <w:sz w:val="18"/>
           <w:szCs w:val="18"/>
         </w:rPr>
-        <w:t xml:space="preserve">The parts of RXPIP	2</w:t>
+        <w:t xml:space="preserve">The parts of RXPIP	3</w:t>
       </w:r>
     </w:p>
     <w:p>
@@ -254,7 +254,7 @@
           <w:sz w:val="18"/>
           <w:szCs w:val="18"/>
         </w:rPr>
-        <w:t xml:space="preserve">How a program uses a package	2</w:t>
+        <w:t xml:space="preserve">How a program uses a package	3</w:t>
       </w:r>
     </w:p>
     <w:p>
@@ -273,7 +273,7 @@
           <w:sz w:val="18"/>
           <w:szCs w:val="18"/>
         </w:rPr>
-        <w:t xml:space="preserve">Artifacts: source and bytecode	2</w:t>
+        <w:t xml:space="preserve">Artifacts: source and bytecode	3</w:t>
       </w:r>
     </w:p>
     <w:p>
@@ -292,7 +292,7 @@
           <w:sz w:val="18"/>
           <w:szCs w:val="18"/>
         </w:rPr>
-        <w:t xml:space="preserve">Supported REXX interpreters	3</w:t>
+        <w:t xml:space="preserve">Supported REXX interpreters	4</w:t>
       </w:r>
     </w:p>
     <w:p>
@@ -311,7 +311,7 @@
           <w:sz w:val="21"/>
           <w:szCs w:val="21"/>
         </w:rPr>
-        <w:t xml:space="preserve">Chapter 2. Installing the Client	4</w:t>
+        <w:t xml:space="preserve">Chapter 2. Installing the Client	5</w:t>
       </w:r>
     </w:p>
     <w:p>
@@ -330,7 +330,7 @@
           <w:sz w:val="18"/>
           <w:szCs w:val="18"/>
         </w:rPr>
-        <w:t xml:space="preserve">What you need	4</w:t>
+        <w:t xml:space="preserve">What you need	5</w:t>
       </w:r>
     </w:p>
     <w:p>
@@ -349,7 +349,7 @@
           <w:sz w:val="18"/>
           <w:szCs w:val="18"/>
         </w:rPr>
-        <w:t xml:space="preserve">Linux and macOS	4</w:t>
+        <w:t xml:space="preserve">Linux and macOS	5</w:t>
       </w:r>
     </w:p>
     <w:p>
@@ -368,7 +368,7 @@
           <w:sz w:val="18"/>
           <w:szCs w:val="18"/>
         </w:rPr>
-        <w:t xml:space="preserve">Windows	4</w:t>
+        <w:t xml:space="preserve">Windows	5</w:t>
       </w:r>
     </w:p>
     <w:p>
@@ -387,7 +387,7 @@
           <w:sz w:val="18"/>
           <w:szCs w:val="18"/>
         </w:rPr>
-        <w:t xml:space="preserve">The other clients	4</w:t>
+        <w:t xml:space="preserve">The other clients	5</w:t>
       </w:r>
     </w:p>
     <w:p>
@@ -406,7 +406,7 @@
           <w:sz w:val="18"/>
           <w:szCs w:val="18"/>
         </w:rPr>
-        <w:t xml:space="preserve">Pointing the client at a repository	5</w:t>
+        <w:t xml:space="preserve">Pointing the client at a repository	6</w:t>
       </w:r>
     </w:p>
     <w:p>
@@ -425,7 +425,26 @@
           <w:sz w:val="18"/>
           <w:szCs w:val="18"/>
         </w:rPr>
-        <w:t xml:space="preserve">Files in the home directory	5</w:t>
+        <w:t xml:space="preserve">Files in the home directory	6</w:t>
+      </w:r>
+    </w:p>
+    <w:p>
+      <w:pPr>
+        <w:tabs>
+          <w:tab w:val="right" w:pos="9638" w:leader="dot"/>
+        </w:tabs>
+        <w:spacing w:after="20" w:before="0"/>
+        <w:ind w:left="280"/>
+      </w:pPr>
+      <w:r>
+        <w:rPr>
+          <w:rFonts w:ascii="Times New Roman" w:cs="Times New Roman" w:eastAsia="Times New Roman" w:hAnsi="Times New Roman"/>
+          <w:b w:val="false"/>
+          <w:bCs w:val="false"/>
+          <w:sz w:val="18"/>
+          <w:szCs w:val="18"/>
+        </w:rPr>
+        <w:t xml:space="preserve">Keeping the client up to date	6</w:t>
       </w:r>
     </w:p>
     <w:p>
@@ -444,7 +463,7 @@
           <w:sz w:val="21"/>
           <w:szCs w:val="21"/>
         </w:rPr>
-        <w:t xml:space="preserve">Chapter 3. Using Packages	6</w:t>
+        <w:t xml:space="preserve">Chapter 3. Using Packages	8</w:t>
       </w:r>
     </w:p>
     <w:p>
@@ -463,7 +482,7 @@
           <w:sz w:val="18"/>
           <w:szCs w:val="18"/>
         </w:rPr>
-        <w:t xml:space="preserve">Finding packages	6</w:t>
+        <w:t xml:space="preserve">Finding packages	8</w:t>
       </w:r>
     </w:p>
     <w:p>
@@ -482,7 +501,7 @@
           <w:sz w:val="18"/>
           <w:szCs w:val="18"/>
         </w:rPr>
-        <w:t xml:space="preserve">Installing and removing	6</w:t>
+        <w:t xml:space="preserve">Installing and removing	8</w:t>
       </w:r>
     </w:p>
     <w:p>
@@ -501,7 +520,7 @@
           <w:sz w:val="18"/>
           <w:szCs w:val="18"/>
         </w:rPr>
-        <w:t xml:space="preserve">Version requirements	7</w:t>
+        <w:t xml:space="preserve">Version requirements	9</w:t>
       </w:r>
     </w:p>
     <w:p>
@@ -520,7 +539,7 @@
           <w:sz w:val="18"/>
           <w:szCs w:val="18"/>
         </w:rPr>
-        <w:t xml:space="preserve">Running a program	7</w:t>
+        <w:t xml:space="preserve">Running a program	9</w:t>
       </w:r>
     </w:p>
     <w:p>
@@ -539,7 +558,7 @@
           <w:sz w:val="18"/>
           <w:szCs w:val="18"/>
         </w:rPr>
-        <w:t xml:space="preserve">Building a stand-alone program	7</w:t>
+        <w:t xml:space="preserve">Building a stand-alone program	9</w:t>
       </w:r>
     </w:p>
     <w:p>
@@ -558,7 +577,7 @@
           <w:sz w:val="18"/>
           <w:szCs w:val="18"/>
         </w:rPr>
-        <w:t xml:space="preserve">How the merge works	8</w:t>
+        <w:t xml:space="preserve">How the merge works	10</w:t>
       </w:r>
     </w:p>
     <w:p>
@@ -577,7 +596,7 @@
           <w:sz w:val="21"/>
           <w:szCs w:val="21"/>
         </w:rPr>
-        <w:t xml:space="preserve">Chapter 4. Creating and Publishing a Package	9</w:t>
+        <w:t xml:space="preserve">Chapter 4. Creating and Publishing a Package	11</w:t>
       </w:r>
     </w:p>
     <w:p>
@@ -596,7 +615,7 @@
           <w:sz w:val="18"/>
           <w:szCs w:val="18"/>
         </w:rPr>
-        <w:t xml:space="preserve">What a package is	9</w:t>
+        <w:t xml:space="preserve">What a package is	11</w:t>
       </w:r>
     </w:p>
     <w:p>
@@ -615,7 +634,7 @@
           <w:sz w:val="18"/>
           <w:szCs w:val="18"/>
         </w:rPr>
-        <w:t xml:space="preserve">Writing the routines	9</w:t>
+        <w:t xml:space="preserve">Writing the routines	11</w:t>
       </w:r>
     </w:p>
     <w:p>
@@ -634,7 +653,7 @@
           <w:sz w:val="18"/>
           <w:szCs w:val="18"/>
         </w:rPr>
-        <w:t xml:space="preserve">Building the archive	9</w:t>
+        <w:t xml:space="preserve">Building the archive	11</w:t>
       </w:r>
     </w:p>
     <w:p>
@@ -653,7 +672,7 @@
           <w:sz w:val="18"/>
           <w:szCs w:val="18"/>
         </w:rPr>
-        <w:t xml:space="preserve">Publishing	10</w:t>
+        <w:t xml:space="preserve">Publishing	12</w:t>
       </w:r>
     </w:p>
     <w:p>
@@ -672,7 +691,7 @@
           <w:sz w:val="18"/>
           <w:szCs w:val="18"/>
         </w:rPr>
-        <w:t xml:space="preserve">Packages for NetRexx and cREXX	10</w:t>
+        <w:t xml:space="preserve">Packages for NetRexx and cREXX	12</w:t>
       </w:r>
     </w:p>
     <w:p>
@@ -691,7 +710,7 @@
           <w:sz w:val="18"/>
           <w:szCs w:val="18"/>
         </w:rPr>
-        <w:t xml:space="preserve">Trying a package before you publish it	11</w:t>
+        <w:t xml:space="preserve">Trying a package before you publish it	13</w:t>
       </w:r>
     </w:p>
     <w:p>
@@ -710,7 +729,7 @@
           <w:sz w:val="18"/>
           <w:szCs w:val="18"/>
         </w:rPr>
-        <w:t xml:space="preserve">Common errors	11</w:t>
+        <w:t xml:space="preserve">Common errors	13</w:t>
       </w:r>
     </w:p>
     <w:p>
@@ -729,7 +748,7 @@
           <w:sz w:val="21"/>
           <w:szCs w:val="21"/>
         </w:rPr>
-        <w:t xml:space="preserve">Chapter 5. Accounts, Tokens and Owners	12</w:t>
+        <w:t xml:space="preserve">Chapter 5. Accounts, Tokens and Owners	14</w:t>
       </w:r>
     </w:p>
     <w:p>
@@ -748,7 +767,7 @@
           <w:sz w:val="18"/>
           <w:szCs w:val="18"/>
         </w:rPr>
-        <w:t xml:space="preserve">Getting an account	12</w:t>
+        <w:t xml:space="preserve">Getting an account	14</w:t>
       </w:r>
     </w:p>
     <w:p>
@@ -767,7 +786,7 @@
           <w:sz w:val="18"/>
           <w:szCs w:val="18"/>
         </w:rPr>
-        <w:t xml:space="preserve">Tokens	12</w:t>
+        <w:t xml:space="preserve">Tokens	14</w:t>
       </w:r>
     </w:p>
     <w:p>
@@ -786,7 +805,7 @@
           <w:sz w:val="18"/>
           <w:szCs w:val="18"/>
         </w:rPr>
-        <w:t xml:space="preserve">Owners	12</w:t>
+        <w:t xml:space="preserve">Owners	14</w:t>
       </w:r>
     </w:p>
     <w:p>
@@ -805,7 +824,7 @@
           <w:sz w:val="18"/>
           <w:szCs w:val="18"/>
         </w:rPr>
-        <w:t xml:space="preserve">Private packages	13</w:t>
+        <w:t xml:space="preserve">Private packages	15</w:t>
       </w:r>
     </w:p>
     <w:p>
@@ -824,7 +843,7 @@
           <w:sz w:val="21"/>
           <w:szCs w:val="21"/>
         </w:rPr>
-        <w:t xml:space="preserve">Chapter 6. The Web Interface	14</w:t>
+        <w:t xml:space="preserve">Chapter 6. The Web Interface	16</w:t>
       </w:r>
     </w:p>
     <w:p>
@@ -843,7 +862,7 @@
           <w:sz w:val="18"/>
           <w:szCs w:val="18"/>
         </w:rPr>
-        <w:t xml:space="preserve">What you can do in a browser	14</w:t>
+        <w:t xml:space="preserve">What you can do in a browser	16</w:t>
       </w:r>
     </w:p>
     <w:p>
@@ -862,7 +881,7 @@
           <w:sz w:val="18"/>
           <w:szCs w:val="18"/>
         </w:rPr>
-        <w:t xml:space="preserve">What needs the client	14</w:t>
+        <w:t xml:space="preserve">What needs the client	16</w:t>
       </w:r>
     </w:p>
     <w:p>
@@ -881,7 +900,7 @@
           <w:sz w:val="18"/>
           <w:szCs w:val="18"/>
         </w:rPr>
-        <w:t xml:space="preserve">Requesting an account	14</w:t>
+        <w:t xml:space="preserve">Requesting an account	16</w:t>
       </w:r>
     </w:p>
     <w:p>
@@ -900,7 +919,7 @@
           <w:sz w:val="18"/>
           <w:szCs w:val="18"/>
         </w:rPr>
-        <w:t xml:space="preserve">Safety of the pages	14</w:t>
+        <w:t xml:space="preserve">Safety of the pages	16</w:t>
       </w:r>
     </w:p>
     <w:p>
@@ -919,7 +938,7 @@
           <w:sz w:val="21"/>
           <w:szCs w:val="21"/>
         </w:rPr>
-        <w:t xml:space="preserve">Chapter 7. Installing the Server	15</w:t>
+        <w:t xml:space="preserve">Chapter 7. Installing the Server	17</w:t>
       </w:r>
     </w:p>
     <w:p>
@@ -938,7 +957,7 @@
           <w:sz w:val="18"/>
           <w:szCs w:val="18"/>
         </w:rPr>
-        <w:t xml:space="preserve">Packages	15</w:t>
+        <w:t xml:space="preserve">Packages	17</w:t>
       </w:r>
     </w:p>
     <w:p>
@@ -957,7 +976,7 @@
           <w:sz w:val="18"/>
           <w:szCs w:val="18"/>
         </w:rPr>
-        <w:t xml:space="preserve">Directories	15</w:t>
+        <w:t xml:space="preserve">Directories	17</w:t>
       </w:r>
     </w:p>
     <w:p>
@@ -976,7 +995,7 @@
           <w:sz w:val="18"/>
           <w:szCs w:val="18"/>
         </w:rPr>
-        <w:t xml:space="preserve">SELinux	15</w:t>
+        <w:t xml:space="preserve">SELinux	17</w:t>
       </w:r>
     </w:p>
     <w:p>
@@ -995,7 +1014,7 @@
           <w:sz w:val="18"/>
           <w:szCs w:val="18"/>
         </w:rPr>
-        <w:t xml:space="preserve">Apache	15</w:t>
+        <w:t xml:space="preserve">Apache	17</w:t>
       </w:r>
     </w:p>
     <w:p>
@@ -1014,7 +1033,7 @@
           <w:sz w:val="18"/>
           <w:szCs w:val="18"/>
         </w:rPr>
-        <w:t xml:space="preserve">Firewall	16</w:t>
+        <w:t xml:space="preserve">Firewall	18</w:t>
       </w:r>
     </w:p>
     <w:p>
@@ -1033,7 +1052,7 @@
           <w:sz w:val="18"/>
           <w:szCs w:val="18"/>
         </w:rPr>
-        <w:t xml:space="preserve">HTTPS	16</w:t>
+        <w:t xml:space="preserve">HTTPS	18</w:t>
       </w:r>
     </w:p>
     <w:p>
@@ -1052,7 +1071,7 @@
           <w:sz w:val="18"/>
           <w:szCs w:val="18"/>
         </w:rPr>
-        <w:t xml:space="preserve">Sign-up mail (optional)	16</w:t>
+        <w:t xml:space="preserve">Sign-up mail (optional)	18</w:t>
       </w:r>
     </w:p>
     <w:p>
@@ -1071,7 +1090,7 @@
           <w:sz w:val="18"/>
           <w:szCs w:val="18"/>
         </w:rPr>
-        <w:t xml:space="preserve">The first account	17</w:t>
+        <w:t xml:space="preserve">The first account	19</w:t>
       </w:r>
     </w:p>
     <w:p>
@@ -1090,7 +1109,7 @@
           <w:sz w:val="21"/>
           <w:szCs w:val="21"/>
         </w:rPr>
-        <w:t xml:space="preserve">Chapter 8. Operating the Server	18</w:t>
+        <w:t xml:space="preserve">Chapter 8. Operating the Server	20</w:t>
       </w:r>
     </w:p>
     <w:p>
@@ -1109,7 +1128,7 @@
           <w:sz w:val="18"/>
           <w:szCs w:val="18"/>
         </w:rPr>
-        <w:t xml:space="preserve">Administration commands	18</w:t>
+        <w:t xml:space="preserve">Administration commands	20</w:t>
       </w:r>
     </w:p>
     <w:p>
@@ -1128,7 +1147,7 @@
           <w:sz w:val="18"/>
           <w:szCs w:val="18"/>
         </w:rPr>
-        <w:t xml:space="preserve">Where things are stored	18</w:t>
+        <w:t xml:space="preserve">Where things are stored	20</w:t>
       </w:r>
     </w:p>
     <w:p>
@@ -1147,7 +1166,7 @@
           <w:sz w:val="18"/>
           <w:szCs w:val="18"/>
         </w:rPr>
-        <w:t xml:space="preserve">Backup and restore	18</w:t>
+        <w:t xml:space="preserve">Backup and restore	20</w:t>
       </w:r>
     </w:p>
     <w:p>
@@ -1166,7 +1185,7 @@
           <w:sz w:val="18"/>
           <w:szCs w:val="18"/>
         </w:rPr>
-        <w:t xml:space="preserve">Upgrading	18</w:t>
+        <w:t xml:space="preserve">Upgrading	20</w:t>
       </w:r>
     </w:p>
     <w:p>
@@ -1185,7 +1204,7 @@
           <w:sz w:val="18"/>
           <w:szCs w:val="18"/>
         </w:rPr>
-        <w:t xml:space="preserve">Limits	18</w:t>
+        <w:t xml:space="preserve">Limits	20</w:t>
       </w:r>
     </w:p>
     <w:p>
@@ -1204,7 +1223,26 @@
           <w:sz w:val="18"/>
           <w:szCs w:val="18"/>
         </w:rPr>
-        <w:t xml:space="preserve">Troubleshooting	19</w:t>
+        <w:t xml:space="preserve">Troubleshooting	21</w:t>
+      </w:r>
+    </w:p>
+    <w:p>
+      <w:pPr>
+        <w:tabs>
+          <w:tab w:val="right" w:pos="9638" w:leader="dot"/>
+        </w:tabs>
+        <w:spacing w:after="20" w:before="0"/>
+        <w:ind w:left="280"/>
+      </w:pPr>
+      <w:r>
+        <w:rPr>
+          <w:rFonts w:ascii="Times New Roman" w:cs="Times New Roman" w:eastAsia="Times New Roman" w:hAnsi="Times New Roman"/>
+          <w:b w:val="false"/>
+          <w:bCs w:val="false"/>
+          <w:sz w:val="18"/>
+          <w:szCs w:val="18"/>
+        </w:rPr>
+        <w:t xml:space="preserve">Administrators and the statistics	21</w:t>
       </w:r>
     </w:p>
     <w:p>
@@ -1223,7 +1261,7 @@
           <w:sz w:val="21"/>
           <w:szCs w:val="21"/>
         </w:rPr>
-        <w:t xml:space="preserve">Chapter 9. Protocol Reference	20</w:t>
+        <w:t xml:space="preserve">Chapter 9. Protocol Reference	23</w:t>
       </w:r>
     </w:p>
     <w:p>
@@ -1242,7 +1280,7 @@
           <w:sz w:val="18"/>
           <w:szCs w:val="18"/>
         </w:rPr>
-        <w:t xml:space="preserve">Response format	20</w:t>
+        <w:t xml:space="preserve">Response format	23</w:t>
       </w:r>
     </w:p>
     <w:p>
@@ -1261,7 +1299,7 @@
           <w:sz w:val="18"/>
           <w:szCs w:val="18"/>
         </w:rPr>
-        <w:t xml:space="preserve">Actions without a login	20</w:t>
+        <w:t xml:space="preserve">Actions without a login	23</w:t>
       </w:r>
     </w:p>
     <w:p>
@@ -1280,7 +1318,7 @@
           <w:sz w:val="18"/>
           <w:szCs w:val="18"/>
         </w:rPr>
-        <w:t xml:space="preserve">Actions that need a token	20</w:t>
+        <w:t xml:space="preserve">Actions that need a token	23</w:t>
       </w:r>
     </w:p>
     <w:p>
@@ -1299,7 +1337,26 @@
           <w:sz w:val="18"/>
           <w:szCs w:val="18"/>
         </w:rPr>
-        <w:t xml:space="preserve">Error codes	21</w:t>
+        <w:t xml:space="preserve">Administrator actions	24</w:t>
+      </w:r>
+    </w:p>
+    <w:p>
+      <w:pPr>
+        <w:tabs>
+          <w:tab w:val="right" w:pos="9638" w:leader="dot"/>
+        </w:tabs>
+        <w:spacing w:after="20" w:before="0"/>
+        <w:ind w:left="280"/>
+      </w:pPr>
+      <w:r>
+        <w:rPr>
+          <w:rFonts w:ascii="Times New Roman" w:cs="Times New Roman" w:eastAsia="Times New Roman" w:hAnsi="Times New Roman"/>
+          <w:b w:val="false"/>
+          <w:bCs w:val="false"/>
+          <w:sz w:val="18"/>
+          <w:szCs w:val="18"/>
+        </w:rPr>
+        <w:t xml:space="preserve">Error codes	24</w:t>
       </w:r>
     </w:p>
     <w:p>
@@ -1318,7 +1375,7 @@
           <w:sz w:val="21"/>
           <w:szCs w:val="21"/>
         </w:rPr>
-        <w:t xml:space="preserve">Chapter 10. Security	22</w:t>
+        <w:t xml:space="preserve">Chapter 10. Security	26</w:t>
       </w:r>
     </w:p>
     <w:p>
@@ -1337,7 +1394,7 @@
           <w:sz w:val="18"/>
           <w:szCs w:val="18"/>
         </w:rPr>
-        <w:t xml:space="preserve">Tokens and invitations	22</w:t>
+        <w:t xml:space="preserve">Tokens and invitations	26</w:t>
       </w:r>
     </w:p>
     <w:p>
@@ -1356,7 +1413,7 @@
           <w:sz w:val="18"/>
           <w:szCs w:val="18"/>
         </w:rPr>
-        <w:t xml:space="preserve">Publishing	22</w:t>
+        <w:t xml:space="preserve">Publishing	26</w:t>
       </w:r>
     </w:p>
     <w:p>
@@ -1375,7 +1432,7 @@
           <w:sz w:val="18"/>
           <w:szCs w:val="18"/>
         </w:rPr>
-        <w:t xml:space="preserve">Sign-up requests	22</w:t>
+        <w:t xml:space="preserve">Sign-up requests	26</w:t>
       </w:r>
     </w:p>
     <w:p>
@@ -1394,7 +1451,7 @@
           <w:sz w:val="18"/>
           <w:szCs w:val="18"/>
         </w:rPr>
-        <w:t xml:space="preserve">The web pages	22</w:t>
+        <w:t xml:space="preserve">The web pages	26</w:t>
       </w:r>
     </w:p>
     <w:p>
@@ -1413,7 +1470,26 @@
           <w:sz w:val="18"/>
           <w:szCs w:val="18"/>
         </w:rPr>
-        <w:t xml:space="preserve">What RXPIP does not protect against	23</w:t>
+        <w:t xml:space="preserve">Usage statistics and privacy	27</w:t>
+      </w:r>
+    </w:p>
+    <w:p>
+      <w:pPr>
+        <w:tabs>
+          <w:tab w:val="right" w:pos="9638" w:leader="dot"/>
+        </w:tabs>
+        <w:spacing w:after="20" w:before="0"/>
+        <w:ind w:left="280"/>
+      </w:pPr>
+      <w:r>
+        <w:rPr>
+          <w:rFonts w:ascii="Times New Roman" w:cs="Times New Roman" w:eastAsia="Times New Roman" w:hAnsi="Times New Roman"/>
+          <w:b w:val="false"/>
+          <w:bCs w:val="false"/>
+          <w:sz w:val="18"/>
+          <w:szCs w:val="18"/>
+        </w:rPr>
+        <w:t xml:space="preserve">What RXPIP does not protect against	27</w:t>
       </w:r>
     </w:p>
     <w:p>
@@ -1432,7 +1508,7 @@
           <w:sz w:val="21"/>
           <w:szCs w:val="21"/>
         </w:rPr>
-        <w:t xml:space="preserve">Chapter 11. Restrictions and Known Problems	24</w:t>
+        <w:t xml:space="preserve">Chapter 11. Restrictions and Known Problems	28</w:t>
       </w:r>
     </w:p>
     <w:p>
@@ -1451,7 +1527,7 @@
           <w:sz w:val="18"/>
           <w:szCs w:val="18"/>
         </w:rPr>
-        <w:t xml:space="preserve">What has been tested	24</w:t>
+        <w:t xml:space="preserve">What has been tested	28</w:t>
       </w:r>
     </w:p>
     <w:p>
@@ -1470,7 +1546,7 @@
           <w:sz w:val="18"/>
           <w:szCs w:val="18"/>
         </w:rPr>
-        <w:t xml:space="preserve">What has not been tested	24</w:t>
+        <w:t xml:space="preserve">What has not been tested	28</w:t>
       </w:r>
     </w:p>
     <w:p>
@@ -1489,7 +1565,7 @@
           <w:sz w:val="18"/>
           <w:szCs w:val="18"/>
         </w:rPr>
-        <w:t xml:space="preserve">Known limitations	24</w:t>
+        <w:t xml:space="preserve">Known limitations	28</w:t>
       </w:r>
     </w:p>
     <w:p>
@@ -1508,7 +1584,7 @@
           <w:sz w:val="21"/>
           <w:szCs w:val="21"/>
         </w:rPr>
-        <w:t xml:space="preserve">Appendix A. Command Summary	25</w:t>
+        <w:t xml:space="preserve">Appendix A. Command Summary	29</w:t>
       </w:r>
     </w:p>
     <w:p>
@@ -1527,7 +1603,7 @@
           <w:sz w:val="18"/>
           <w:szCs w:val="18"/>
         </w:rPr>
-        <w:t xml:space="preserve">Client commands	25</w:t>
+        <w:t xml:space="preserve">Client commands	29</w:t>
       </w:r>
     </w:p>
     <w:p>
@@ -1546,7 +1622,7 @@
           <w:sz w:val="21"/>
           <w:szCs w:val="21"/>
         </w:rPr>
-        <w:t xml:space="preserve">Appendix B. Server Administration Commands	26</w:t>
+        <w:t xml:space="preserve">Appendix B. Server Administration Commands	30</w:t>
       </w:r>
     </w:p>
     <w:p>
@@ -1565,7 +1641,7 @@
           <w:sz w:val="21"/>
           <w:szCs w:val="21"/>
         </w:rPr>
-        <w:t xml:space="preserve">Appendix C. Environment Variables and Files	27</w:t>
+        <w:t xml:space="preserve">Appendix C. Environment Variables and Files	31</w:t>
       </w:r>
     </w:p>
     <w:p>
@@ -1584,7 +1660,7 @@
           <w:sz w:val="18"/>
           <w:szCs w:val="18"/>
         </w:rPr>
-        <w:t xml:space="preserve">Environment variables	27</w:t>
+        <w:t xml:space="preserve">Environment variables	31</w:t>
       </w:r>
     </w:p>
     <w:p>
@@ -1603,7 +1679,7 @@
           <w:sz w:val="18"/>
           <w:szCs w:val="18"/>
         </w:rPr>
-        <w:t xml:space="preserve">Files	27</w:t>
+        <w:t xml:space="preserve">Files	31</w:t>
       </w:r>
     </w:p>
     <w:p>
@@ -1622,7 +1698,7 @@
           <w:sz w:val="21"/>
           <w:szCs w:val="21"/>
         </w:rPr>
-        <w:t xml:space="preserve">Appendix D. Contents of the Kit	28</w:t>
+        <w:t xml:space="preserve">Appendix D. Contents of the Kit	32</w:t>
       </w:r>
     </w:p>
     <w:p>
@@ -2341,6 +2417,124 @@
           <w:szCs w:val="21"/>
         </w:rPr>
         <w:t xml:space="preserve">This edition is kept up to date as RXPIP grows; each change is listed here, newest first.</w:t>
+      </w:r>
+    </w:p>
+    <w:p>
+      <w:pPr>
+        <w:pStyle w:val="ListParagraph"/>
+        <w:numPr>
+          <w:ilvl w:val="0"/>
+          <w:numId w:val="2"/>
+        </w:numPr>
+        <w:spacing w:after="60"/>
+      </w:pPr>
+      <w:r>
+        <w:rPr>
+          <w:rFonts w:ascii="Times New Roman" w:cs="Times New Roman" w:eastAsia="Times New Roman" w:hAnsi="Times New Roman"/>
+          <w:b/>
+          <w:bCs/>
+          <w:sz w:val="21"/>
+          <w:szCs w:val="21"/>
+        </w:rPr>
+        <w:t xml:space="preserve">13 October 2026 (third edition).</w:t>
+      </w:r>
+      <w:r>
+        <w:rPr>
+          <w:rFonts w:ascii="Times New Roman" w:cs="Times New Roman" w:eastAsia="Times New Roman" w:hAnsi="Times New Roman"/>
+          <w:sz w:val="21"/>
+          <w:szCs w:val="21"/>
+        </w:rPr>
+        <w:t xml:space="preserve"> Per-package private visibility and a closed-repository mode; install into the current directory with per-directory records, </w:t>
+      </w:r>
+      <w:r>
+        <w:rPr>
+          <w:rFonts w:ascii="Courier New" w:cs="Courier New" w:eastAsia="Courier New" w:hAnsi="Courier New"/>
+          <w:b w:val="false"/>
+          <w:bCs w:val="false"/>
+          <w:sz w:val="19"/>
+          <w:szCs w:val="19"/>
+        </w:rPr>
+        <w:t xml:space="preserve">rxpip find</w:t>
+      </w:r>
+      <w:r>
+        <w:rPr>
+          <w:rFonts w:ascii="Times New Roman" w:cs="Times New Roman" w:eastAsia="Times New Roman" w:hAnsi="Times New Roman"/>
+          <w:sz w:val="21"/>
+          <w:szCs w:val="21"/>
+        </w:rPr>
+        <w:t xml:space="preserve">, </w:t>
+      </w:r>
+      <w:r>
+        <w:rPr>
+          <w:rFonts w:ascii="Courier New" w:cs="Courier New" w:eastAsia="Courier New" w:hAnsi="Courier New"/>
+          <w:b w:val="false"/>
+          <w:bCs w:val="false"/>
+          <w:sz w:val="19"/>
+          <w:szCs w:val="19"/>
+        </w:rPr>
+        <w:t xml:space="preserve">--global</w:t>
+      </w:r>
+      <w:r>
+        <w:rPr>
+          <w:rFonts w:ascii="Times New Roman" w:cs="Times New Roman" w:eastAsia="Times New Roman" w:hAnsi="Times New Roman"/>
+          <w:sz w:val="21"/>
+          <w:szCs w:val="21"/>
+        </w:rPr>
+        <w:t xml:space="preserve"> and </w:t>
+      </w:r>
+      <w:r>
+        <w:rPr>
+          <w:rFonts w:ascii="Courier New" w:cs="Courier New" w:eastAsia="Courier New" w:hAnsi="Courier New"/>
+          <w:b w:val="false"/>
+          <w:bCs w:val="false"/>
+          <w:sz w:val="19"/>
+          <w:szCs w:val="19"/>
+        </w:rPr>
+        <w:t xml:space="preserve">--target</w:t>
+      </w:r>
+      <w:r>
+        <w:rPr>
+          <w:rFonts w:ascii="Times New Roman" w:cs="Times New Roman" w:eastAsia="Times New Roman" w:hAnsi="Times New Roman"/>
+          <w:sz w:val="21"/>
+          <w:szCs w:val="21"/>
+        </w:rPr>
+        <w:t xml:space="preserve">; client version checking and self-update (</w:t>
+      </w:r>
+      <w:r>
+        <w:rPr>
+          <w:rFonts w:ascii="Courier New" w:cs="Courier New" w:eastAsia="Courier New" w:hAnsi="Courier New"/>
+          <w:b w:val="false"/>
+          <w:bCs w:val="false"/>
+          <w:sz w:val="19"/>
+          <w:szCs w:val="19"/>
+        </w:rPr>
+        <w:t xml:space="preserve">rxpip update</w:t>
+      </w:r>
+      <w:r>
+        <w:rPr>
+          <w:rFonts w:ascii="Times New Roman" w:cs="Times New Roman" w:eastAsia="Times New Roman" w:hAnsi="Times New Roman"/>
+          <w:sz w:val="21"/>
+          <w:szCs w:val="21"/>
+        </w:rPr>
+        <w:t xml:space="preserve">); usage statistics and an administrator role (</w:t>
+      </w:r>
+      <w:r>
+        <w:rPr>
+          <w:rFonts w:ascii="Courier New" w:cs="Courier New" w:eastAsia="Courier New" w:hAnsi="Courier New"/>
+          <w:b w:val="false"/>
+          <w:bCs w:val="false"/>
+          <w:sz w:val="19"/>
+          <w:szCs w:val="19"/>
+        </w:rPr>
+        <w:t xml:space="preserve">rxpip admin ...</w:t>
+      </w:r>
+      <w:r>
+        <w:rPr>
+          <w:rFonts w:ascii="Times New Roman" w:cs="Times New Roman" w:eastAsia="Times New Roman" w:hAnsi="Times New Roman"/>
+          <w:sz w:val="21"/>
+          <w:szCs w:val="21"/>
+        </w:rPr>
+        <w:t xml:space="preserve">).</w:t>
       </w:r>
     </w:p>
     <w:p>
@@ -7223,6 +7417,298 @@
     </w:p>
     <w:p>
       <w:pPr>
+        <w:pStyle w:val="Heading2"/>
+        <w:keepNext/>
+        <w:spacing w:after="140" w:before="320"/>
+      </w:pPr>
+      <w:r>
+        <w:rPr>
+          <w:rFonts w:ascii="Arial" w:cs="Arial" w:eastAsia="Arial" w:hAnsi="Arial"/>
+          <w:b/>
+          <w:bCs/>
+          <w:color w:val="000000"/>
+          <w:sz w:val="26"/>
+          <w:szCs w:val="26"/>
+        </w:rPr>
+        <w:t xml:space="preserve">Keeping the client up to date</w:t>
+      </w:r>
+    </w:p>
+    <w:p>
+      <w:pPr>
+        <w:spacing w:after="120"/>
+      </w:pPr>
+      <w:r>
+        <w:rPr>
+          <w:rFonts w:ascii="Times New Roman" w:cs="Times New Roman" w:eastAsia="Times New Roman" w:hAnsi="Times New Roman"/>
+          <w:sz w:val="21"/>
+          <w:szCs w:val="21"/>
+        </w:rPr>
+        <w:t xml:space="preserve">Every request carries a short note of which client is asking, for example </w:t>
+      </w:r>
+      <w:r>
+        <w:rPr>
+          <w:rFonts w:ascii="Courier New" w:cs="Courier New" w:eastAsia="Courier New" w:hAnsi="Courier New"/>
+          <w:b w:val="false"/>
+          <w:bCs w:val="false"/>
+          <w:sz w:val="19"/>
+          <w:szCs w:val="19"/>
+        </w:rPr>
+        <w:t xml:space="preserve">regina/1.2.0 (linux)</w:t>
+      </w:r>
+      <w:r>
+        <w:rPr>
+          <w:rFonts w:ascii="Times New Roman" w:cs="Times New Roman" w:eastAsia="Times New Roman" w:hAnsi="Times New Roman"/>
+          <w:sz w:val="21"/>
+          <w:szCs w:val="21"/>
+        </w:rPr>
+        <w:t xml:space="preserve">: the kind of client, its version and the operating system. Nothing else about your computer is sent. The server compares nothing and refuses nothing; it only records the note (see the section on usage statistics in Chapter 10).</w:t>
+      </w:r>
+    </w:p>
+    <w:p>
+      <w:pPr>
+        <w:spacing w:after="120"/>
+      </w:pPr>
+      <w:r>
+        <w:rPr>
+          <w:rFonts w:ascii="Courier New" w:cs="Courier New" w:eastAsia="Courier New" w:hAnsi="Courier New"/>
+          <w:b w:val="false"/>
+          <w:bCs w:val="false"/>
+          <w:sz w:val="19"/>
+          <w:szCs w:val="19"/>
+        </w:rPr>
+        <w:t xml:space="preserve">rxpip update --check</w:t>
+      </w:r>
+      <w:r>
+        <w:rPr>
+          <w:rFonts w:ascii="Times New Roman" w:cs="Times New Roman" w:eastAsia="Times New Roman" w:hAnsi="Times New Roman"/>
+          <w:sz w:val="21"/>
+          <w:szCs w:val="21"/>
+        </w:rPr>
+        <w:t xml:space="preserve"> asks the repository for the newest release of your kind of client and says whether you are behind. </w:t>
+      </w:r>
+      <w:r>
+        <w:rPr>
+          <w:rFonts w:ascii="Courier New" w:cs="Courier New" w:eastAsia="Courier New" w:hAnsi="Courier New"/>
+          <w:b w:val="false"/>
+          <w:bCs w:val="false"/>
+          <w:sz w:val="19"/>
+          <w:szCs w:val="19"/>
+        </w:rPr>
+        <w:t xml:space="preserve">rxpip update</w:t>
+      </w:r>
+      <w:r>
+        <w:rPr>
+          <w:rFonts w:ascii="Times New Roman" w:cs="Times New Roman" w:eastAsia="Times New Roman" w:hAnsi="Times New Roman"/>
+          <w:sz w:val="21"/>
+          <w:szCs w:val="21"/>
+        </w:rPr>
+        <w:t xml:space="preserve"> downloads the release and replaces the client files in the folder from which the client runs (for the NetRexx and cREXX clients, the launcher compiles the new source the next time you start it). The files are downloaded under a temporary name first, so a failed download leaves the old client working. If the folder is not writable for you, the update stops with a message; repeat it as the owner of the folder.</w:t>
+      </w:r>
+    </w:p>
+    <w:p>
+      <w:pPr>
+        <w:spacing w:after="120"/>
+      </w:pPr>
+      <w:r>
+        <w:rPr>
+          <w:rFonts w:ascii="Times New Roman" w:cs="Times New Roman" w:eastAsia="Times New Roman" w:hAnsi="Times New Roman"/>
+          <w:sz w:val="21"/>
+          <w:szCs w:val="21"/>
+        </w:rPr>
+        <w:t xml:space="preserve">Once a day, when you use </w:t>
+      </w:r>
+      <w:r>
+        <w:rPr>
+          <w:rFonts w:ascii="Courier New" w:cs="Courier New" w:eastAsia="Courier New" w:hAnsi="Courier New"/>
+          <w:b w:val="false"/>
+          <w:bCs w:val="false"/>
+          <w:sz w:val="19"/>
+          <w:szCs w:val="19"/>
+        </w:rPr>
+        <w:t xml:space="preserve">install</w:t>
+      </w:r>
+      <w:r>
+        <w:rPr>
+          <w:rFonts w:ascii="Times New Roman" w:cs="Times New Roman" w:eastAsia="Times New Roman" w:hAnsi="Times New Roman"/>
+          <w:sz w:val="21"/>
+          <w:szCs w:val="21"/>
+        </w:rPr>
+        <w:t xml:space="preserve">, </w:t>
+      </w:r>
+      <w:r>
+        <w:rPr>
+          <w:rFonts w:ascii="Courier New" w:cs="Courier New" w:eastAsia="Courier New" w:hAnsi="Courier New"/>
+          <w:b w:val="false"/>
+          <w:bCs w:val="false"/>
+          <w:sz w:val="19"/>
+          <w:szCs w:val="19"/>
+        </w:rPr>
+        <w:t xml:space="preserve">search</w:t>
+      </w:r>
+      <w:r>
+        <w:rPr>
+          <w:rFonts w:ascii="Times New Roman" w:cs="Times New Roman" w:eastAsia="Times New Roman" w:hAnsi="Times New Roman"/>
+          <w:sz w:val="21"/>
+          <w:szCs w:val="21"/>
+        </w:rPr>
+        <w:t xml:space="preserve">, </w:t>
+      </w:r>
+      <w:r>
+        <w:rPr>
+          <w:rFonts w:ascii="Courier New" w:cs="Courier New" w:eastAsia="Courier New" w:hAnsi="Courier New"/>
+          <w:b w:val="false"/>
+          <w:bCs w:val="false"/>
+          <w:sz w:val="19"/>
+          <w:szCs w:val="19"/>
+        </w:rPr>
+        <w:t xml:space="preserve">show</w:t>
+      </w:r>
+      <w:r>
+        <w:rPr>
+          <w:rFonts w:ascii="Times New Roman" w:cs="Times New Roman" w:eastAsia="Times New Roman" w:hAnsi="Times New Roman"/>
+          <w:sz w:val="21"/>
+          <w:szCs w:val="21"/>
+        </w:rPr>
+        <w:t xml:space="preserve"> or </w:t>
+      </w:r>
+      <w:r>
+        <w:rPr>
+          <w:rFonts w:ascii="Courier New" w:cs="Courier New" w:eastAsia="Courier New" w:hAnsi="Courier New"/>
+          <w:b w:val="false"/>
+          <w:bCs w:val="false"/>
+          <w:sz w:val="19"/>
+          <w:szCs w:val="19"/>
+        </w:rPr>
+        <w:t xml:space="preserve">run</w:t>
+      </w:r>
+      <w:r>
+        <w:rPr>
+          <w:rFonts w:ascii="Times New Roman" w:cs="Times New Roman" w:eastAsia="Times New Roman" w:hAnsi="Times New Roman"/>
+          <w:sz w:val="21"/>
+          <w:szCs w:val="21"/>
+        </w:rPr>
+        <w:t xml:space="preserve">, the client also looks for a newer release and prints one line on the error output if there is one: </w:t>
+      </w:r>
+      <w:r>
+        <w:rPr>
+          <w:rFonts w:ascii="Courier New" w:cs="Courier New" w:eastAsia="Courier New" w:hAnsi="Courier New"/>
+          <w:b w:val="false"/>
+          <w:bCs w:val="false"/>
+          <w:sz w:val="19"/>
+          <w:szCs w:val="19"/>
+        </w:rPr>
+        <w:t xml:space="preserve">rxpip: version 1.3.0 is available (you have 1.2.0). Run: rxpip update</w:t>
+      </w:r>
+      <w:r>
+        <w:rPr>
+          <w:rFonts w:ascii="Times New Roman" w:cs="Times New Roman" w:eastAsia="Times New Roman" w:hAnsi="Times New Roman"/>
+          <w:sz w:val="21"/>
+          <w:szCs w:val="21"/>
+        </w:rPr>
+        <w:t xml:space="preserve">. (The cREXX client prints it on the normal output and not before </w:t>
+      </w:r>
+      <w:r>
+        <w:rPr>
+          <w:rFonts w:ascii="Courier New" w:cs="Courier New" w:eastAsia="Courier New" w:hAnsi="Courier New"/>
+          <w:b w:val="false"/>
+          <w:bCs w:val="false"/>
+          <w:sz w:val="19"/>
+          <w:szCs w:val="19"/>
+        </w:rPr>
+        <w:t xml:space="preserve">run</w:t>
+      </w:r>
+      <w:r>
+        <w:rPr>
+          <w:rFonts w:ascii="Times New Roman" w:cs="Times New Roman" w:eastAsia="Times New Roman" w:hAnsi="Times New Roman"/>
+          <w:sz w:val="21"/>
+          <w:szCs w:val="21"/>
+        </w:rPr>
+        <w:t xml:space="preserve">.) If the repository has declared a minimum version and yours is older, the message says that your client is too old. Two settings control this: </w:t>
+      </w:r>
+      <w:r>
+        <w:rPr>
+          <w:rFonts w:ascii="Courier New" w:cs="Courier New" w:eastAsia="Courier New" w:hAnsi="Courier New"/>
+          <w:b w:val="false"/>
+          <w:bCs w:val="false"/>
+          <w:sz w:val="19"/>
+          <w:szCs w:val="19"/>
+        </w:rPr>
+        <w:t xml:space="preserve">rxpip config set CLIENT_CHECK off</w:t>
+      </w:r>
+      <w:r>
+        <w:rPr>
+          <w:rFonts w:ascii="Times New Roman" w:cs="Times New Roman" w:eastAsia="Times New Roman" w:hAnsi="Times New Roman"/>
+          <w:sz w:val="21"/>
+          <w:szCs w:val="21"/>
+        </w:rPr>
+        <w:t xml:space="preserve"> switches the daily look off (the environment variable </w:t>
+      </w:r>
+      <w:r>
+        <w:rPr>
+          <w:rFonts w:ascii="Courier New" w:cs="Courier New" w:eastAsia="Courier New" w:hAnsi="Courier New"/>
+          <w:b w:val="false"/>
+          <w:bCs w:val="false"/>
+          <w:sz w:val="19"/>
+          <w:szCs w:val="19"/>
+        </w:rPr>
+        <w:t xml:space="preserve">RXPIP_NO_UPDATE_CHECK=1</w:t>
+      </w:r>
+      <w:r>
+        <w:rPr>
+          <w:rFonts w:ascii="Times New Roman" w:cs="Times New Roman" w:eastAsia="Times New Roman" w:hAnsi="Times New Roman"/>
+          <w:sz w:val="21"/>
+          <w:szCs w:val="21"/>
+        </w:rPr>
+        <w:t xml:space="preserve"> does so for one run), and </w:t>
+      </w:r>
+      <w:r>
+        <w:rPr>
+          <w:rFonts w:ascii="Courier New" w:cs="Courier New" w:eastAsia="Courier New" w:hAnsi="Courier New"/>
+          <w:b w:val="false"/>
+          <w:bCs w:val="false"/>
+          <w:sz w:val="19"/>
+          <w:szCs w:val="19"/>
+        </w:rPr>
+        <w:t xml:space="preserve">rxpip config set AUTOUPDATE 1</w:t>
+      </w:r>
+      <w:r>
+        <w:rPr>
+          <w:rFonts w:ascii="Times New Roman" w:cs="Times New Roman" w:eastAsia="Times New Roman" w:hAnsi="Times New Roman"/>
+          <w:sz w:val="21"/>
+          <w:szCs w:val="21"/>
+        </w:rPr>
+        <w:t xml:space="preserve"> installs a newer release at once instead of only announcing it.</w:t>
+      </w:r>
+    </w:p>
+    <w:p>
+      <w:pPr>
+        <w:pBdr>
+          <w:left w:val="single" w:color="808080" w:sz="18" w:space="8"/>
+        </w:pBdr>
+        <w:spacing w:after="160" w:before="60"/>
+        <w:ind w:left="360"/>
+      </w:pPr>
+      <w:r>
+        <w:rPr>
+          <w:rFonts w:ascii="Arial" w:cs="Arial" w:eastAsia="Arial" w:hAnsi="Arial"/>
+          <w:b/>
+          <w:bCs/>
+          <w:sz w:val="19"/>
+          <w:szCs w:val="19"/>
+        </w:rPr>
+        <w:t xml:space="preserve">Note: </w:t>
+      </w:r>
+      <w:r>
+        <w:rPr>
+          <w:rFonts w:ascii="Times New Roman" w:cs="Times New Roman" w:eastAsia="Times New Roman" w:hAnsi="Times New Roman"/>
+          <w:sz w:val="20"/>
+          <w:szCs w:val="20"/>
+        </w:rPr>
+        <w:t xml:space="preserve">Self-update replaces program files, so it is carried out only over HTTPS (or against a server on the same computer). A repository that you reach over plain HTTP is never used to update the client.</w:t>
+      </w:r>
+    </w:p>
+    <w:p>
+      <w:pPr>
         <w:pStyle w:val="Heading1"/>
         <w:pageBreakBefore/>
         <w:pBdr>
@@ -18852,59 +19338,6 @@
     </w:p>
     <w:p>
       <w:pPr>
-        <w:pStyle w:val="Heading1"/>
-        <w:pageBreakBefore/>
-        <w:pBdr>
-          <w:bottom w:val="single" w:color="000000" w:sz="18" w:space="6"/>
-        </w:pBdr>
-        <w:spacing w:after="360" w:before="0"/>
-        <w:outlineLvl w:val="0"/>
-      </w:pPr>
-      <w:r>
-        <w:rPr>
-          <w:rFonts w:ascii="Arial" w:cs="Arial" w:eastAsia="Arial" w:hAnsi="Arial"/>
-          <w:b/>
-          <w:bCs/>
-          <w:color w:val="000000"/>
-          <w:sz w:val="36"/>
-          <w:szCs w:val="36"/>
-        </w:rPr>
-        <w:t xml:space="preserve">Chapter 9. Protocol Reference</w:t>
-      </w:r>
-    </w:p>
-    <w:p>
-      <w:pPr>
-        <w:spacing w:after="120"/>
-      </w:pPr>
-      <w:r>
-        <w:rPr>
-          <w:rFonts w:ascii="Times New Roman" w:cs="Times New Roman" w:eastAsia="Times New Roman" w:hAnsi="Times New Roman"/>
-          <w:sz w:val="21"/>
-          <w:szCs w:val="21"/>
-        </w:rPr>
-        <w:t xml:space="preserve">The client and the web interface use one HTTP interface, so other clients can be written in any language. Every request is addressed to the CGI program, with the action in the query string: </w:t>
-      </w:r>
-      <w:r>
-        <w:rPr>
-          <w:rFonts w:ascii="Courier New" w:cs="Courier New" w:eastAsia="Courier New" w:hAnsi="Courier New"/>
-          <w:b w:val="false"/>
-          <w:bCs w:val="false"/>
-          <w:sz w:val="19"/>
-          <w:szCs w:val="19"/>
-        </w:rPr>
-        <w:t xml:space="preserve">https://host/cgi-bin/rxpip_server.rexx?action=&lt;ACTION&gt;&amp;...</w:t>
-      </w:r>
-      <w:r>
-        <w:rPr>
-          <w:rFonts w:ascii="Times New Roman" w:cs="Times New Roman" w:eastAsia="Times New Roman" w:hAnsi="Times New Roman"/>
-          <w:sz w:val="21"/>
-          <w:szCs w:val="21"/>
-        </w:rPr>
-        <w:t xml:space="preserve">.</w:t>
-      </w:r>
-    </w:p>
-    <w:p>
-      <w:pPr>
         <w:pStyle w:val="Heading2"/>
         <w:keepNext/>
         <w:spacing w:after="140" w:before="320"/>
@@ -18918,7 +19351,7 @@
           <w:sz w:val="26"/>
           <w:szCs w:val="26"/>
         </w:rPr>
-        <w:t xml:space="preserve">Response format</w:t>
+        <w:t xml:space="preserve">Administrators and the statistics</w:t>
       </w:r>
     </w:p>
     <w:p>
@@ -18931,7 +19364,25 @@
           <w:sz w:val="21"/>
           <w:szCs w:val="21"/>
         </w:rPr>
-        <w:t xml:space="preserve">Responses are plain text in lines of </w:t>
+        <w:t xml:space="preserve">Most administration is done on the server itself. Some of it can also be done from your own computer, by users that have been made </w:t>
+      </w:r>
+      <w:r>
+        <w:rPr>
+          <w:rFonts w:ascii="Times New Roman" w:cs="Times New Roman" w:eastAsia="Times New Roman" w:hAnsi="Times New Roman"/>
+          <w:b/>
+          <w:bCs/>
+          <w:sz w:val="21"/>
+          <w:szCs w:val="21"/>
+        </w:rPr>
+        <w:t xml:space="preserve">administrators</w:t>
+      </w:r>
+      <w:r>
+        <w:rPr>
+          <w:rFonts w:ascii="Times New Roman" w:cs="Times New Roman" w:eastAsia="Times New Roman" w:hAnsi="Times New Roman"/>
+          <w:sz w:val="21"/>
+          <w:szCs w:val="21"/>
+        </w:rPr>
+        <w:t xml:space="preserve">: </w:t>
       </w:r>
       <w:r>
         <w:rPr>
@@ -18941,15 +19392,15 @@
           <w:sz w:val="19"/>
           <w:szCs w:val="19"/>
         </w:rPr>
-        <w:t xml:space="preserve">KEY: value</w:t>
-      </w:r>
-      <w:r>
-        <w:rPr>
-          <w:rFonts w:ascii="Times New Roman" w:cs="Times New Roman" w:eastAsia="Times New Roman" w:hAnsi="Times New Roman"/>
-          <w:sz w:val="21"/>
-          <w:szCs w:val="21"/>
-        </w:rPr>
-        <w:t xml:space="preserve">. A response begins with </w:t>
+        <w:t xml:space="preserve">admin addadmin &lt;user&gt;</w:t>
+      </w:r>
+      <w:r>
+        <w:rPr>
+          <w:rFonts w:ascii="Times New Roman" w:cs="Times New Roman" w:eastAsia="Times New Roman" w:hAnsi="Times New Roman"/>
+          <w:sz w:val="21"/>
+          <w:szCs w:val="21"/>
+        </w:rPr>
+        <w:t xml:space="preserve"> on the server marks a user, </w:t>
       </w:r>
       <w:r>
         <w:rPr>
@@ -18959,15 +19410,15 @@
           <w:sz w:val="19"/>
           <w:szCs w:val="19"/>
         </w:rPr>
-        <w:t xml:space="preserve">STATUS: OK</w:t>
-      </w:r>
-      <w:r>
-        <w:rPr>
-          <w:rFonts w:ascii="Times New Roman" w:cs="Times New Roman" w:eastAsia="Times New Roman" w:hAnsi="Times New Roman"/>
-          <w:sz w:val="21"/>
-          <w:szCs w:val="21"/>
-        </w:rPr>
-        <w:t xml:space="preserve"> or </w:t>
+        <w:t xml:space="preserve">admin rmadmin &lt;user&gt;</w:t>
+      </w:r>
+      <w:r>
+        <w:rPr>
+          <w:rFonts w:ascii="Times New Roman" w:cs="Times New Roman" w:eastAsia="Times New Roman" w:hAnsi="Times New Roman"/>
+          <w:sz w:val="21"/>
+          <w:szCs w:val="21"/>
+        </w:rPr>
+        <w:t xml:space="preserve"> removes the right again, and </w:t>
       </w:r>
       <w:r>
         <w:rPr>
@@ -18977,15 +19428,15 @@
           <w:sz w:val="19"/>
           <w:szCs w:val="19"/>
         </w:rPr>
-        <w:t xml:space="preserve">STATUS: ERROR</w:t>
-      </w:r>
-      <w:r>
-        <w:rPr>
-          <w:rFonts w:ascii="Times New Roman" w:cs="Times New Roman" w:eastAsia="Times New Roman" w:hAnsi="Times New Roman"/>
-          <w:sz w:val="21"/>
-          <w:szCs w:val="21"/>
-        </w:rPr>
-        <w:t xml:space="preserve">; an error adds </w:t>
+        <w:t xml:space="preserve">admin admins</w:t>
+      </w:r>
+      <w:r>
+        <w:rPr>
+          <w:rFonts w:ascii="Times New Roman" w:cs="Times New Roman" w:eastAsia="Times New Roman" w:hAnsi="Times New Roman"/>
+          <w:sz w:val="21"/>
+          <w:szCs w:val="21"/>
+        </w:rPr>
+        <w:t xml:space="preserve"> lists them. An administrator’s ordinary token then works for the </w:t>
       </w:r>
       <w:r>
         <w:rPr>
@@ -18995,15 +19446,15 @@
           <w:sz w:val="19"/>
           <w:szCs w:val="19"/>
         </w:rPr>
-        <w:t xml:space="preserve">CODE:</w:t>
-      </w:r>
-      <w:r>
-        <w:rPr>
-          <w:rFonts w:ascii="Times New Roman" w:cs="Times New Roman" w:eastAsia="Times New Roman" w:hAnsi="Times New Roman"/>
-          <w:sz w:val="21"/>
-          <w:szCs w:val="21"/>
-        </w:rPr>
-        <w:t xml:space="preserve"> and </w:t>
+        <w:t xml:space="preserve">rxpip admin</w:t>
+      </w:r>
+      <w:r>
+        <w:rPr>
+          <w:rFonts w:ascii="Times New Roman" w:cs="Times New Roman" w:eastAsia="Times New Roman" w:hAnsi="Times New Roman"/>
+          <w:sz w:val="21"/>
+          <w:szCs w:val="21"/>
+        </w:rPr>
+        <w:t xml:space="preserve"> commands; nobody else can use them, and nothing in this section is reachable without such a token. The list of administrators is the file </w:t>
       </w:r>
       <w:r>
         <w:rPr>
@@ -19013,15 +19464,319 @@
           <w:sz w:val="19"/>
           <w:szCs w:val="19"/>
         </w:rPr>
-        <w:t xml:space="preserve">MESSAGE:</w:t>
-      </w:r>
-      <w:r>
-        <w:rPr>
-          <w:rFonts w:ascii="Times New Roman" w:cs="Times New Roman" w:eastAsia="Times New Roman" w:hAnsi="Times New Roman"/>
-          <w:sz w:val="21"/>
-          <w:szCs w:val="21"/>
-        </w:rPr>
-        <w:t xml:space="preserve">. Lists have a </w:t>
+        <w:t xml:space="preserve">.auth/admins</w:t>
+      </w:r>
+      <w:r>
+        <w:rPr>
+          <w:rFonts w:ascii="Times New Roman" w:cs="Times New Roman" w:eastAsia="Times New Roman" w:hAnsi="Times New Roman"/>
+          <w:sz w:val="21"/>
+          <w:szCs w:val="21"/>
+        </w:rPr>
+        <w:t xml:space="preserve">.</w:t>
+      </w:r>
+    </w:p>
+    <w:tbl>
+      <w:tblPr>
+        <w:tblW w:type="dxa" w:w="9638"/>
+        <w:tblBorders>
+          <w:top w:val="single" w:color="808080" w:sz="4"/>
+          <w:left w:val="single" w:color="808080" w:sz="4"/>
+          <w:bottom w:val="single" w:color="808080" w:sz="4"/>
+          <w:right w:val="single" w:color="808080" w:sz="4"/>
+          <w:insideH w:val="single" w:color="808080" w:sz="4"/>
+          <w:insideV w:val="single" w:color="808080" w:sz="4"/>
+        </w:tblBorders>
+      </w:tblPr>
+      <w:tblGrid>
+        <w:gridCol w:w="4200"/>
+        <w:gridCol w:w="5438"/>
+      </w:tblGrid>
+      <w:tr>
+        <w:trPr>
+          <w:cantSplit/>
+          <w:tblHeader/>
+        </w:trPr>
+        <w:tc>
+          <w:tcPr>
+            <w:tcW w:type="dxa" w:w="4200"/>
+            <w:shd w:fill="D9D9D9" w:color="auto" w:val="clear"/>
+            <w:tcMar>
+              <w:top w:type="dxa" w:w="60"/>
+              <w:left w:type="dxa" w:w="100"/>
+              <w:bottom w:type="dxa" w:w="60"/>
+              <w:right w:type="dxa" w:w="100"/>
+            </w:tcMar>
+          </w:tcPr>
+          <w:p>
+            <w:r>
+              <w:rPr>
+                <w:rFonts w:ascii="Arial" w:cs="Arial" w:eastAsia="Arial" w:hAnsi="Arial"/>
+                <w:b/>
+                <w:bCs/>
+                <w:sz w:val="18"/>
+                <w:szCs w:val="18"/>
+              </w:rPr>
+              <w:t xml:space="preserve">Client command</w:t>
+            </w:r>
+          </w:p>
+        </w:tc>
+        <w:tc>
+          <w:tcPr>
+            <w:tcW w:type="dxa" w:w="5438"/>
+            <w:shd w:fill="D9D9D9" w:color="auto" w:val="clear"/>
+            <w:tcMar>
+              <w:top w:type="dxa" w:w="60"/>
+              <w:left w:type="dxa" w:w="100"/>
+              <w:bottom w:type="dxa" w:w="60"/>
+              <w:right w:type="dxa" w:w="100"/>
+            </w:tcMar>
+          </w:tcPr>
+          <w:p>
+            <w:r>
+              <w:rPr>
+                <w:rFonts w:ascii="Arial" w:cs="Arial" w:eastAsia="Arial" w:hAnsi="Arial"/>
+                <w:b/>
+                <w:bCs/>
+                <w:sz w:val="18"/>
+                <w:szCs w:val="18"/>
+              </w:rPr>
+              <w:t xml:space="preserve">What it does</w:t>
+            </w:r>
+          </w:p>
+        </w:tc>
+      </w:tr>
+      <w:tr>
+        <w:trPr>
+          <w:cantSplit/>
+        </w:trPr>
+        <w:tc>
+          <w:tcPr>
+            <w:tcW w:type="dxa" w:w="4200"/>
+            <w:tcMar>
+              <w:top w:type="dxa" w:w="60"/>
+              <w:left w:type="dxa" w:w="100"/>
+              <w:bottom w:type="dxa" w:w="60"/>
+              <w:right w:type="dxa" w:w="100"/>
+            </w:tcMar>
+          </w:tcPr>
+          <w:p>
+            <w:r>
+              <w:rPr>
+                <w:rFonts w:ascii="Courier New" w:cs="Courier New" w:eastAsia="Courier New" w:hAnsi="Courier New"/>
+                <w:b w:val="false"/>
+                <w:bCs w:val="false"/>
+                <w:sz w:val="17"/>
+                <w:szCs w:val="17"/>
+              </w:rPr>
+              <w:t xml:space="preserve">rxpip admin stats [--days=N]</w:t>
+            </w:r>
+          </w:p>
+        </w:tc>
+        <w:tc>
+          <w:tcPr>
+            <w:tcW w:type="dxa" w:w="5438"/>
+            <w:tcMar>
+              <w:top w:type="dxa" w:w="60"/>
+              <w:left w:type="dxa" w:w="100"/>
+              <w:bottom w:type="dxa" w:w="60"/>
+              <w:right w:type="dxa" w:w="100"/>
+            </w:tcMar>
+          </w:tcPr>
+          <w:p>
+            <w:r>
+              <w:rPr>
+                <w:rFonts w:ascii="Times New Roman" w:cs="Times New Roman" w:eastAsia="Times New Roman" w:hAnsi="Times New Roman"/>
+                <w:sz w:val="18"/>
+                <w:szCs w:val="18"/>
+              </w:rPr>
+              <w:t xml:space="preserve">Show the usage statistics for the last N days (default 30, at most 400)</w:t>
+            </w:r>
+          </w:p>
+        </w:tc>
+      </w:tr>
+      <w:tr>
+        <w:trPr>
+          <w:cantSplit/>
+        </w:trPr>
+        <w:tc>
+          <w:tcPr>
+            <w:tcW w:type="dxa" w:w="4200"/>
+            <w:tcMar>
+              <w:top w:type="dxa" w:w="60"/>
+              <w:left w:type="dxa" w:w="100"/>
+              <w:bottom w:type="dxa" w:w="60"/>
+              <w:right w:type="dxa" w:w="100"/>
+            </w:tcMar>
+          </w:tcPr>
+          <w:p>
+            <w:r>
+              <w:rPr>
+                <w:rFonts w:ascii="Courier New" w:cs="Courier New" w:eastAsia="Courier New" w:hAnsi="Courier New"/>
+                <w:b w:val="false"/>
+                <w:bCs w:val="false"/>
+                <w:sz w:val="17"/>
+                <w:szCs w:val="17"/>
+              </w:rPr>
+              <w:t xml:space="preserve">rxpip admin users</w:t>
+            </w:r>
+          </w:p>
+        </w:tc>
+        <w:tc>
+          <w:tcPr>
+            <w:tcW w:type="dxa" w:w="5438"/>
+            <w:tcMar>
+              <w:top w:type="dxa" w:w="60"/>
+              <w:left w:type="dxa" w:w="100"/>
+              <w:bottom w:type="dxa" w:w="60"/>
+              <w:right w:type="dxa" w:w="100"/>
+            </w:tcMar>
+          </w:tcPr>
+          <w:p>
+            <w:r>
+              <w:rPr>
+                <w:rFonts w:ascii="Times New Roman" w:cs="Times New Roman" w:eastAsia="Times New Roman" w:hAnsi="Times New Roman"/>
+                <w:sz w:val="18"/>
+                <w:szCs w:val="18"/>
+              </w:rPr>
+              <w:t xml:space="preserve">List the users, the number of tokens each has, and who is an administrator</w:t>
+            </w:r>
+          </w:p>
+        </w:tc>
+      </w:tr>
+      <w:tr>
+        <w:trPr>
+          <w:cantSplit/>
+        </w:trPr>
+        <w:tc>
+          <w:tcPr>
+            <w:tcW w:type="dxa" w:w="4200"/>
+            <w:tcMar>
+              <w:top w:type="dxa" w:w="60"/>
+              <w:left w:type="dxa" w:w="100"/>
+              <w:bottom w:type="dxa" w:w="60"/>
+              <w:right w:type="dxa" w:w="100"/>
+            </w:tcMar>
+          </w:tcPr>
+          <w:p>
+            <w:r>
+              <w:rPr>
+                <w:rFonts w:ascii="Courier New" w:cs="Courier New" w:eastAsia="Courier New" w:hAnsi="Courier New"/>
+                <w:b w:val="false"/>
+                <w:bCs w:val="false"/>
+                <w:sz w:val="17"/>
+                <w:szCs w:val="17"/>
+              </w:rPr>
+              <w:t xml:space="preserve">rxpip admin lock &lt;user&gt;</w:t>
+            </w:r>
+          </w:p>
+        </w:tc>
+        <w:tc>
+          <w:tcPr>
+            <w:tcW w:type="dxa" w:w="5438"/>
+            <w:tcMar>
+              <w:top w:type="dxa" w:w="60"/>
+              <w:left w:type="dxa" w:w="100"/>
+              <w:bottom w:type="dxa" w:w="60"/>
+              <w:right w:type="dxa" w:w="100"/>
+            </w:tcMar>
+          </w:tcPr>
+          <w:p>
+            <w:r>
+              <w:rPr>
+                <w:rFonts w:ascii="Times New Roman" w:cs="Times New Roman" w:eastAsia="Times New Roman" w:hAnsi="Times New Roman"/>
+                <w:sz w:val="18"/>
+                <w:szCs w:val="18"/>
+              </w:rPr>
+              <w:t xml:space="preserve">Revoke every token of a user at once</w:t>
+            </w:r>
+          </w:p>
+        </w:tc>
+      </w:tr>
+      <w:tr>
+        <w:trPr>
+          <w:cantSplit/>
+        </w:trPr>
+        <w:tc>
+          <w:tcPr>
+            <w:tcW w:type="dxa" w:w="4200"/>
+            <w:tcMar>
+              <w:top w:type="dxa" w:w="60"/>
+              <w:left w:type="dxa" w:w="100"/>
+              <w:bottom w:type="dxa" w:w="60"/>
+              <w:right w:type="dxa" w:w="100"/>
+            </w:tcMar>
+          </w:tcPr>
+          <w:p>
+            <w:r>
+              <w:rPr>
+                <w:rFonts w:ascii="Courier New" w:cs="Courier New" w:eastAsia="Courier New" w:hAnsi="Courier New"/>
+                <w:b w:val="false"/>
+                <w:bCs w:val="false"/>
+                <w:sz w:val="17"/>
+                <w:szCs w:val="17"/>
+              </w:rPr>
+              <w:t xml:space="preserve">rxpip admin client-publish &lt;kind&gt; --version=V [--min=V] &lt;file&gt;...</w:t>
+            </w:r>
+          </w:p>
+        </w:tc>
+        <w:tc>
+          <w:tcPr>
+            <w:tcW w:type="dxa" w:w="5438"/>
+            <w:tcMar>
+              <w:top w:type="dxa" w:w="60"/>
+              <w:left w:type="dxa" w:w="100"/>
+              <w:bottom w:type="dxa" w:w="60"/>
+              <w:right w:type="dxa" w:w="100"/>
+            </w:tcMar>
+          </w:tcPr>
+          <w:p>
+            <w:r>
+              <w:rPr>
+                <w:rFonts w:ascii="Times New Roman" w:cs="Times New Roman" w:eastAsia="Times New Roman" w:hAnsi="Times New Roman"/>
+                <w:sz w:val="18"/>
+                <w:szCs w:val="18"/>
+              </w:rPr>
+              <w:t xml:space="preserve">Publish a new release of a client</w:t>
+            </w:r>
+          </w:p>
+        </w:tc>
+      </w:tr>
+    </w:tbl>
+    <w:p>
+      <w:pPr>
+        <w:keepLines/>
+        <w:spacing w:after="200" w:before="80"/>
+      </w:pPr>
+      <w:r>
+        <w:rPr>
+          <w:rFonts w:ascii="Arial" w:cs="Arial" w:eastAsia="Arial" w:hAnsi="Arial"/>
+          <w:b/>
+          <w:bCs/>
+          <w:sz w:val="18"/>
+          <w:szCs w:val="18"/>
+        </w:rPr>
+        <w:t xml:space="preserve">Figure 38. </w:t>
+      </w:r>
+      <w:r>
+        <w:rPr>
+          <w:rFonts w:ascii="Arial" w:cs="Arial" w:eastAsia="Arial" w:hAnsi="Arial"/>
+          <w:sz w:val="18"/>
+          <w:szCs w:val="18"/>
+        </w:rPr>
+        <w:t xml:space="preserve">Remote administration</w:t>
+      </w:r>
+    </w:p>
+    <w:p>
+      <w:pPr>
+        <w:spacing w:after="120"/>
+      </w:pPr>
+      <w:r>
+        <w:rPr>
+          <w:rFonts w:ascii="Times New Roman" w:cs="Times New Roman" w:eastAsia="Times New Roman" w:hAnsi="Times New Roman"/>
+          <w:sz w:val="21"/>
+          <w:szCs w:val="21"/>
+        </w:rPr>
+        <w:t xml:space="preserve">The same report is available on the server as </w:t>
       </w:r>
       <w:r>
         <w:rPr>
@@ -19031,15 +19786,316 @@
           <w:sz w:val="19"/>
           <w:szCs w:val="19"/>
         </w:rPr>
-        <w:t xml:space="preserve">COUNT:</w:t>
-      </w:r>
-      <w:r>
-        <w:rPr>
-          <w:rFonts w:ascii="Times New Roman" w:cs="Times New Roman" w:eastAsia="Times New Roman" w:hAnsi="Times New Roman"/>
-          <w:sz w:val="21"/>
-          <w:szCs w:val="21"/>
-        </w:rPr>
-        <w:t xml:space="preserve"> line, then records separated by blank lines.</w:t>
+        <w:t xml:space="preserve">admin stats [days]</w:t>
+      </w:r>
+      <w:r>
+        <w:rPr>
+          <w:rFonts w:ascii="Times New Roman" w:cs="Times New Roman" w:eastAsia="Times New Roman" w:hAnsi="Times New Roman"/>
+          <w:sz w:val="21"/>
+          <w:szCs w:val="21"/>
+        </w:rPr>
+        <w:t xml:space="preserve">.</w:t>
+      </w:r>
+    </w:p>
+    <w:p>
+      <w:pPr>
+        <w:pStyle w:val="Heading3"/>
+        <w:keepNext/>
+        <w:spacing w:after="100" w:before="220"/>
+      </w:pPr>
+      <w:r>
+        <w:rPr>
+          <w:rFonts w:ascii="Arial" w:cs="Arial" w:eastAsia="Arial" w:hAnsi="Arial"/>
+          <w:b/>
+          <w:bCs/>
+          <w:color w:val="000000"/>
+          <w:sz w:val="22"/>
+          <w:szCs w:val="22"/>
+        </w:rPr>
+        <w:t xml:space="preserve">What the statistics show</w:t>
+      </w:r>
+    </w:p>
+    <w:p>
+      <w:pPr>
+        <w:pStyle w:val="ListParagraph"/>
+        <w:numPr>
+          <w:ilvl w:val="0"/>
+          <w:numId w:val="2"/>
+        </w:numPr>
+        <w:spacing w:after="60"/>
+      </w:pPr>
+      <w:r>
+        <w:rPr>
+          <w:rFonts w:ascii="Times New Roman" w:cs="Times New Roman" w:eastAsia="Times New Roman" w:hAnsi="Times New Roman"/>
+          <w:sz w:val="21"/>
+          <w:szCs w:val="21"/>
+        </w:rPr>
+        <w:t xml:space="preserve">the number of requests, downloads and publishes in the period, and the requests and distinct clients per day;</w:t>
+      </w:r>
+    </w:p>
+    <w:p>
+      <w:pPr>
+        <w:pStyle w:val="ListParagraph"/>
+        <w:numPr>
+          <w:ilvl w:val="0"/>
+          <w:numId w:val="2"/>
+        </w:numPr>
+        <w:spacing w:after="60"/>
+      </w:pPr>
+      <w:r>
+        <w:rPr>
+          <w:rFonts w:ascii="Times New Roman" w:cs="Times New Roman" w:eastAsia="Times New Roman" w:hAnsi="Times New Roman"/>
+          <w:sz w:val="21"/>
+          <w:szCs w:val="21"/>
+        </w:rPr>
+        <w:t xml:space="preserve">the clients in use, by kind, version and operating system, counted in </w:t>
+      </w:r>
+      <w:r>
+        <w:rPr>
+          <w:rFonts w:ascii="Times New Roman" w:cs="Times New Roman" w:eastAsia="Times New Roman" w:hAnsi="Times New Roman"/>
+          <w:i/>
+          <w:iCs/>
+          <w:sz w:val="21"/>
+          <w:szCs w:val="21"/>
+        </w:rPr>
+        <w:t xml:space="preserve">client-days</w:t>
+      </w:r>
+      <w:r>
+        <w:rPr>
+          <w:rFonts w:ascii="Times New Roman" w:cs="Times New Roman" w:eastAsia="Times New Roman" w:hAnsi="Times New Roman"/>
+          <w:sz w:val="21"/>
+          <w:szCs w:val="21"/>
+        </w:rPr>
+        <w:t xml:space="preserve"> (one client seen on one day counts once); a star marks every kind and version that is older than the newest release;</w:t>
+      </w:r>
+    </w:p>
+    <w:p>
+      <w:pPr>
+        <w:pStyle w:val="ListParagraph"/>
+        <w:numPr>
+          <w:ilvl w:val="0"/>
+          <w:numId w:val="2"/>
+        </w:numPr>
+        <w:spacing w:after="60"/>
+      </w:pPr>
+      <w:r>
+        <w:rPr>
+          <w:rFonts w:ascii="Times New Roman" w:cs="Times New Roman" w:eastAsia="Times New Roman" w:hAnsi="Times New Roman"/>
+          <w:sz w:val="21"/>
+          <w:szCs w:val="21"/>
+        </w:rPr>
+        <w:t xml:space="preserve">the most downloaded packages, with the number of downloads and of distinct client-days.</w:t>
+      </w:r>
+    </w:p>
+    <w:p>
+      <w:pPr>
+        <w:spacing w:after="60"/>
+      </w:pPr>
+    </w:p>
+    <w:p>
+      <w:pPr>
+        <w:spacing w:after="120"/>
+      </w:pPr>
+      <w:r>
+        <w:rPr>
+          <w:rFonts w:ascii="Times New Roman" w:cs="Times New Roman" w:eastAsia="Times New Roman" w:hAnsi="Times New Roman"/>
+          <w:sz w:val="21"/>
+          <w:szCs w:val="21"/>
+        </w:rPr>
+        <w:t xml:space="preserve">The raw data is one text file per day, </w:t>
+      </w:r>
+      <w:r>
+        <w:rPr>
+          <w:rFonts w:ascii="Courier New" w:cs="Courier New" w:eastAsia="Courier New" w:hAnsi="Courier New"/>
+          <w:b w:val="false"/>
+          <w:bCs w:val="false"/>
+          <w:sz w:val="19"/>
+          <w:szCs w:val="19"/>
+        </w:rPr>
+        <w:t xml:space="preserve">repo/.stats/&lt;yyyymmdd&gt;.log</w:t>
+      </w:r>
+      <w:r>
+        <w:rPr>
+          <w:rFonts w:ascii="Times New Roman" w:cs="Times New Roman" w:eastAsia="Times New Roman" w:hAnsi="Times New Roman"/>
+          <w:sz w:val="21"/>
+          <w:szCs w:val="21"/>
+        </w:rPr>
+        <w:t xml:space="preserve">. Files older than 400 days are deleted automatically. Setting </w:t>
+      </w:r>
+      <w:r>
+        <w:rPr>
+          <w:rFonts w:ascii="Courier New" w:cs="Courier New" w:eastAsia="Courier New" w:hAnsi="Courier New"/>
+          <w:b w:val="false"/>
+          <w:bCs w:val="false"/>
+          <w:sz w:val="19"/>
+          <w:szCs w:val="19"/>
+        </w:rPr>
+        <w:t xml:space="preserve">RXPIP_NOSTATS</w:t>
+      </w:r>
+      <w:r>
+        <w:rPr>
+          <w:rFonts w:ascii="Times New Roman" w:cs="Times New Roman" w:eastAsia="Times New Roman" w:hAnsi="Times New Roman"/>
+          <w:sz w:val="21"/>
+          <w:szCs w:val="21"/>
+        </w:rPr>
+        <w:t xml:space="preserve"> to </w:t>
+      </w:r>
+      <w:r>
+        <w:rPr>
+          <w:rFonts w:ascii="Courier New" w:cs="Courier New" w:eastAsia="Courier New" w:hAnsi="Courier New"/>
+          <w:b w:val="false"/>
+          <w:bCs w:val="false"/>
+          <w:sz w:val="19"/>
+          <w:szCs w:val="19"/>
+        </w:rPr>
+        <w:t xml:space="preserve">1</w:t>
+      </w:r>
+      <w:r>
+        <w:rPr>
+          <w:rFonts w:ascii="Times New Roman" w:cs="Times New Roman" w:eastAsia="Times New Roman" w:hAnsi="Times New Roman"/>
+          <w:sz w:val="21"/>
+          <w:szCs w:val="21"/>
+        </w:rPr>
+        <w:t xml:space="preserve"> in the virtual host switches the recording off. The directory is not served to the public (names beginning with a dot are never listed) and the statistics can be read only by an administrator.</w:t>
+      </w:r>
+    </w:p>
+    <w:p>
+      <w:pPr>
+        <w:pStyle w:val="Heading3"/>
+        <w:keepNext/>
+        <w:spacing w:after="100" w:before="220"/>
+      </w:pPr>
+      <w:r>
+        <w:rPr>
+          <w:rFonts w:ascii="Arial" w:cs="Arial" w:eastAsia="Arial" w:hAnsi="Arial"/>
+          <w:b/>
+          <w:bCs/>
+          <w:color w:val="000000"/>
+          <w:sz w:val="22"/>
+          <w:szCs w:val="22"/>
+        </w:rPr>
+        <w:t xml:space="preserve">Releasing a new client version</w:t>
+      </w:r>
+    </w:p>
+    <w:p>
+      <w:pPr>
+        <w:spacing w:after="120"/>
+      </w:pPr>
+      <w:r>
+        <w:rPr>
+          <w:rFonts w:ascii="Times New Roman" w:cs="Times New Roman" w:eastAsia="Times New Roman" w:hAnsi="Times New Roman"/>
+          <w:sz w:val="21"/>
+          <w:szCs w:val="21"/>
+        </w:rPr>
+        <w:t xml:space="preserve">A client release is a small set of files, tagged with a kind (</w:t>
+      </w:r>
+      <w:r>
+        <w:rPr>
+          <w:rFonts w:ascii="Courier New" w:cs="Courier New" w:eastAsia="Courier New" w:hAnsi="Courier New"/>
+          <w:b w:val="false"/>
+          <w:bCs w:val="false"/>
+          <w:sz w:val="19"/>
+          <w:szCs w:val="19"/>
+        </w:rPr>
+        <w:t xml:space="preserve">regina</w:t>
+      </w:r>
+      <w:r>
+        <w:rPr>
+          <w:rFonts w:ascii="Times New Roman" w:cs="Times New Roman" w:eastAsia="Times New Roman" w:hAnsi="Times New Roman"/>
+          <w:sz w:val="21"/>
+          <w:szCs w:val="21"/>
+        </w:rPr>
+        <w:t xml:space="preserve">, </w:t>
+      </w:r>
+      <w:r>
+        <w:rPr>
+          <w:rFonts w:ascii="Courier New" w:cs="Courier New" w:eastAsia="Courier New" w:hAnsi="Courier New"/>
+          <w:b w:val="false"/>
+          <w:bCs w:val="false"/>
+          <w:sz w:val="19"/>
+          <w:szCs w:val="19"/>
+        </w:rPr>
+        <w:t xml:space="preserve">oorexx</w:t>
+      </w:r>
+      <w:r>
+        <w:rPr>
+          <w:rFonts w:ascii="Times New Roman" w:cs="Times New Roman" w:eastAsia="Times New Roman" w:hAnsi="Times New Roman"/>
+          <w:sz w:val="21"/>
+          <w:szCs w:val="21"/>
+        </w:rPr>
+        <w:t xml:space="preserve">, </w:t>
+      </w:r>
+      <w:r>
+        <w:rPr>
+          <w:rFonts w:ascii="Courier New" w:cs="Courier New" w:eastAsia="Courier New" w:hAnsi="Courier New"/>
+          <w:b w:val="false"/>
+          <w:bCs w:val="false"/>
+          <w:sz w:val="19"/>
+          <w:szCs w:val="19"/>
+        </w:rPr>
+        <w:t xml:space="preserve">netrexx</w:t>
+      </w:r>
+      <w:r>
+        <w:rPr>
+          <w:rFonts w:ascii="Times New Roman" w:cs="Times New Roman" w:eastAsia="Times New Roman" w:hAnsi="Times New Roman"/>
+          <w:sz w:val="21"/>
+          <w:szCs w:val="21"/>
+        </w:rPr>
+        <w:t xml:space="preserve"> or </w:t>
+      </w:r>
+      <w:r>
+        <w:rPr>
+          <w:rFonts w:ascii="Courier New" w:cs="Courier New" w:eastAsia="Courier New" w:hAnsi="Courier New"/>
+          <w:b w:val="false"/>
+          <w:bCs w:val="false"/>
+          <w:sz w:val="19"/>
+          <w:szCs w:val="19"/>
+        </w:rPr>
+        <w:t xml:space="preserve">crexx</w:t>
+      </w:r>
+      <w:r>
+        <w:rPr>
+          <w:rFonts w:ascii="Times New Roman" w:cs="Times New Roman" w:eastAsia="Times New Roman" w:hAnsi="Times New Roman"/>
+          <w:sz w:val="21"/>
+          <w:szCs w:val="21"/>
+        </w:rPr>
+        <w:t xml:space="preserve">) and a version. To release version 1.3.0 of the Regina client, change the version number in the client (</w:t>
+      </w:r>
+      <w:r>
+        <w:rPr>
+          <w:rFonts w:ascii="Courier New" w:cs="Courier New" w:eastAsia="Courier New" w:hAnsi="Courier New"/>
+          <w:b w:val="false"/>
+          <w:bCs w:val="false"/>
+          <w:sz w:val="19"/>
+          <w:szCs w:val="19"/>
+        </w:rPr>
+        <w:t xml:space="preserve">ClientVersion</w:t>
+      </w:r>
+      <w:r>
+        <w:rPr>
+          <w:rFonts w:ascii="Times New Roman" w:cs="Times New Roman" w:eastAsia="Times New Roman" w:hAnsi="Times New Roman"/>
+          <w:sz w:val="21"/>
+          <w:szCs w:val="21"/>
+        </w:rPr>
+        <w:t xml:space="preserve"> in </w:t>
+      </w:r>
+      <w:r>
+        <w:rPr>
+          <w:rFonts w:ascii="Courier New" w:cs="Courier New" w:eastAsia="Courier New" w:hAnsi="Courier New"/>
+          <w:b w:val="false"/>
+          <w:bCs w:val="false"/>
+          <w:sz w:val="19"/>
+          <w:szCs w:val="19"/>
+        </w:rPr>
+        <w:t xml:space="preserve">rxpip.rexx</w:t>
+      </w:r>
+      <w:r>
+        <w:rPr>
+          <w:rFonts w:ascii="Times New Roman" w:cs="Times New Roman" w:eastAsia="Times New Roman" w:hAnsi="Times New Roman"/>
+          <w:sz w:val="21"/>
+          <w:szCs w:val="21"/>
+        </w:rPr>
+        <w:t xml:space="preserve">), commit it, and publish it from your checkout:</w:t>
       </w:r>
     </w:p>
     <w:tbl>
@@ -19082,98 +20138,7 @@
                 <w:sz w:val="17"/>
                 <w:szCs w:val="17"/>
               </w:rPr>
-              <w:t xml:space="preserve">STATUS: OK</w:t>
-            </w:r>
-          </w:p>
-          <w:p>
-            <w:pPr>
-              <w:spacing w:after="0" w:line="228"/>
-            </w:pPr>
-            <w:r>
-              <w:rPr>
-                <w:rFonts w:ascii="Courier New" w:cs="Courier New" w:eastAsia="Courier New" w:hAnsi="Courier New"/>
-                <w:sz w:val="17"/>
-                <w:szCs w:val="17"/>
-              </w:rPr>
-              <w:t xml:space="preserve">COUNT: 1</w:t>
-            </w:r>
-          </w:p>
-          <w:p>
-            <w:pPr>
-              <w:spacing w:after="0" w:line="228"/>
-            </w:pPr>
-            <w:r>
-              <w:rPr>
-                <w:rFonts w:ascii="Courier New" w:cs="Courier New" w:eastAsia="Courier New" w:hAnsi="Courier New"/>
-                <w:sz w:val="17"/>
-                <w:szCs w:val="17"/>
-              </w:rPr>
-              <w:t xml:space="preserve"> </w:t>
-            </w:r>
-          </w:p>
-          <w:p>
-            <w:pPr>
-              <w:spacing w:after="0" w:line="228"/>
-            </w:pPr>
-            <w:r>
-              <w:rPr>
-                <w:rFonts w:ascii="Courier New" w:cs="Courier New" w:eastAsia="Courier New" w:hAnsi="Courier New"/>
-                <w:sz w:val="17"/>
-                <w:szCs w:val="17"/>
-              </w:rPr>
-              <w:t xml:space="preserve">NAME: mathutils</w:t>
-            </w:r>
-          </w:p>
-          <w:p>
-            <w:pPr>
-              <w:spacing w:after="0" w:line="228"/>
-            </w:pPr>
-            <w:r>
-              <w:rPr>
-                <w:rFonts w:ascii="Courier New" w:cs="Courier New" w:eastAsia="Courier New" w:hAnsi="Courier New"/>
-                <w:sz w:val="17"/>
-                <w:szCs w:val="17"/>
-              </w:rPr>
-              <w:t xml:space="preserve">VERSION: 1.0.0</w:t>
-            </w:r>
-          </w:p>
-          <w:p>
-            <w:pPr>
-              <w:spacing w:after="0" w:line="228"/>
-            </w:pPr>
-            <w:r>
-              <w:rPr>
-                <w:rFonts w:ascii="Courier New" w:cs="Courier New" w:eastAsia="Courier New" w:hAnsi="Courier New"/>
-                <w:sz w:val="17"/>
-                <w:szCs w:val="17"/>
-              </w:rPr>
-              <w:t xml:space="preserve">AUTHOR: Anna Example</w:t>
-            </w:r>
-          </w:p>
-          <w:p>
-            <w:pPr>
-              <w:spacing w:after="0" w:line="228"/>
-            </w:pPr>
-            <w:r>
-              <w:rPr>
-                <w:rFonts w:ascii="Courier New" w:cs="Courier New" w:eastAsia="Courier New" w:hAnsi="Courier New"/>
-                <w:sz w:val="17"/>
-                <w:szCs w:val="17"/>
-              </w:rPr>
-              <w:t xml:space="preserve">SUMMARY: Square, cube and primality helpers</w:t>
-            </w:r>
-          </w:p>
-          <w:p>
-            <w:pPr>
-              <w:spacing w:after="0" w:line="228"/>
-            </w:pPr>
-            <w:r>
-              <w:rPr>
-                <w:rFonts w:ascii="Courier New" w:cs="Courier New" w:eastAsia="Courier New" w:hAnsi="Courier New"/>
-                <w:sz w:val="17"/>
-                <w:szCs w:val="17"/>
-              </w:rPr>
-              <w:t xml:space="preserve">REQUIRES:</w:t>
+              <w:t xml:space="preserve">$ rxpip admin client-publish regina --version=1.3.0 --min=1.0.0 client/rxpip.rexx</w:t>
             </w:r>
           </w:p>
         </w:tc>
@@ -19192,7 +20157,7 @@
           <w:sz w:val="18"/>
           <w:szCs w:val="18"/>
         </w:rPr>
-        <w:t xml:space="preserve">Figure 38. </w:t>
+        <w:t xml:space="preserve">Figure 39. </w:t>
       </w:r>
       <w:r>
         <w:rPr>
@@ -19200,7 +20165,7 @@
           <w:sz w:val="18"/>
           <w:szCs w:val="18"/>
         </w:rPr>
-        <w:t xml:space="preserve">A list response</w:t>
+        <w:t xml:space="preserve">Publishing a client release</w:t>
       </w:r>
     </w:p>
     <w:p>
@@ -19213,7 +20178,7 @@
           <w:sz w:val="21"/>
           <w:szCs w:val="21"/>
         </w:rPr>
-        <w:t xml:space="preserve">Errors of the actions that change something also carry a real HTTP status code (see the error table at the end of this chapter). </w:t>
+        <w:t xml:space="preserve">The ooRexx client uses the same file as the Regina client but is a separate kind, so publish it a second time with </w:t>
       </w:r>
       <w:r>
         <w:rPr>
@@ -19223,15 +20188,15 @@
           <w:sz w:val="19"/>
           <w:szCs w:val="19"/>
         </w:rPr>
-        <w:t xml:space="preserve">DOWNLOAD</w:t>
-      </w:r>
-      <w:r>
-        <w:rPr>
-          <w:rFonts w:ascii="Times New Roman" w:cs="Times New Roman" w:eastAsia="Times New Roman" w:hAnsi="Times New Roman"/>
-          <w:sz w:val="21"/>
-          <w:szCs w:val="21"/>
-        </w:rPr>
-        <w:t xml:space="preserve"> returns the raw archive with </w:t>
+        <w:t xml:space="preserve">oorexx</w:t>
+      </w:r>
+      <w:r>
+        <w:rPr>
+          <w:rFonts w:ascii="Times New Roman" w:cs="Times New Roman" w:eastAsia="Times New Roman" w:hAnsi="Times New Roman"/>
+          <w:sz w:val="21"/>
+          <w:szCs w:val="21"/>
+        </w:rPr>
+        <w:t xml:space="preserve"> as the kind. For NetRexx publish </w:t>
       </w:r>
       <w:r>
         <w:rPr>
@@ -19241,6 +20206,480 @@
           <w:sz w:val="19"/>
           <w:szCs w:val="19"/>
         </w:rPr>
+        <w:t xml:space="preserve">client/netrexx/Rxpip.nrx</w:t>
+      </w:r>
+      <w:r>
+        <w:rPr>
+          <w:rFonts w:ascii="Times New Roman" w:cs="Times New Roman" w:eastAsia="Times New Roman" w:hAnsi="Times New Roman"/>
+          <w:sz w:val="21"/>
+          <w:szCs w:val="21"/>
+        </w:rPr>
+        <w:t xml:space="preserve">, for cREXX </w:t>
+      </w:r>
+      <w:r>
+        <w:rPr>
+          <w:rFonts w:ascii="Courier New" w:cs="Courier New" w:eastAsia="Courier New" w:hAnsi="Courier New"/>
+          <w:b w:val="false"/>
+          <w:bCs w:val="false"/>
+          <w:sz w:val="19"/>
+          <w:szCs w:val="19"/>
+        </w:rPr>
+        <w:t xml:space="preserve">client/crexx/rxpip.crexx</w:t>
+      </w:r>
+      <w:r>
+        <w:rPr>
+          <w:rFonts w:ascii="Times New Roman" w:cs="Times New Roman" w:eastAsia="Times New Roman" w:hAnsi="Times New Roman"/>
+          <w:sz w:val="21"/>
+          <w:szCs w:val="21"/>
+        </w:rPr>
+        <w:t xml:space="preserve">. </w:t>
+      </w:r>
+      <w:r>
+        <w:rPr>
+          <w:rFonts w:ascii="Courier New" w:cs="Courier New" w:eastAsia="Courier New" w:hAnsi="Courier New"/>
+          <w:b w:val="false"/>
+          <w:bCs w:val="false"/>
+          <w:sz w:val="19"/>
+          <w:szCs w:val="19"/>
+        </w:rPr>
+        <w:t xml:space="preserve">--min</w:t>
+      </w:r>
+      <w:r>
+        <w:rPr>
+          <w:rFonts w:ascii="Times New Roman" w:cs="Times New Roman" w:eastAsia="Times New Roman" w:hAnsi="Times New Roman"/>
+          <w:sz w:val="21"/>
+          <w:szCs w:val="21"/>
+        </w:rPr>
+        <w:t xml:space="preserve"> names the oldest client that still works; older clients are told that they are too old. A release can never be overwritten, and the "latest" pointer only moves forward. Releases are kept in </w:t>
+      </w:r>
+      <w:r>
+        <w:rPr>
+          <w:rFonts w:ascii="Courier New" w:cs="Courier New" w:eastAsia="Courier New" w:hAnsi="Courier New"/>
+          <w:b w:val="false"/>
+          <w:bCs w:val="false"/>
+          <w:sz w:val="19"/>
+          <w:szCs w:val="19"/>
+        </w:rPr>
+        <w:t xml:space="preserve">repo/.clients/&lt;kind&gt;/&lt;version&gt;/</w:t>
+      </w:r>
+      <w:r>
+        <w:rPr>
+          <w:rFonts w:ascii="Times New Roman" w:cs="Times New Roman" w:eastAsia="Times New Roman" w:hAnsi="Times New Roman"/>
+          <w:sz w:val="21"/>
+          <w:szCs w:val="21"/>
+        </w:rPr>
+        <w:t xml:space="preserve">; back that directory up with the rest of the repository. Clients fetch them with the public action </w:t>
+      </w:r>
+      <w:r>
+        <w:rPr>
+          <w:rFonts w:ascii="Courier New" w:cs="Courier New" w:eastAsia="Courier New" w:hAnsi="Courier New"/>
+          <w:b w:val="false"/>
+          <w:bCs w:val="false"/>
+          <w:sz w:val="19"/>
+          <w:szCs w:val="19"/>
+        </w:rPr>
+        <w:t xml:space="preserve">CLIENT</w:t>
+      </w:r>
+      <w:r>
+        <w:rPr>
+          <w:rFonts w:ascii="Times New Roman" w:cs="Times New Roman" w:eastAsia="Times New Roman" w:hAnsi="Times New Roman"/>
+          <w:sz w:val="21"/>
+          <w:szCs w:val="21"/>
+        </w:rPr>
+        <w:t xml:space="preserve">, which stays open even when the repository is closed, because a client must always be able to update itself.</w:t>
+      </w:r>
+    </w:p>
+    <w:p>
+      <w:pPr>
+        <w:pStyle w:val="Heading1"/>
+        <w:pageBreakBefore/>
+        <w:pBdr>
+          <w:bottom w:val="single" w:color="000000" w:sz="18" w:space="6"/>
+        </w:pBdr>
+        <w:spacing w:after="360" w:before="0"/>
+        <w:outlineLvl w:val="0"/>
+      </w:pPr>
+      <w:r>
+        <w:rPr>
+          <w:rFonts w:ascii="Arial" w:cs="Arial" w:eastAsia="Arial" w:hAnsi="Arial"/>
+          <w:b/>
+          <w:bCs/>
+          <w:color w:val="000000"/>
+          <w:sz w:val="36"/>
+          <w:szCs w:val="36"/>
+        </w:rPr>
+        <w:t xml:space="preserve">Chapter 9. Protocol Reference</w:t>
+      </w:r>
+    </w:p>
+    <w:p>
+      <w:pPr>
+        <w:spacing w:after="120"/>
+      </w:pPr>
+      <w:r>
+        <w:rPr>
+          <w:rFonts w:ascii="Times New Roman" w:cs="Times New Roman" w:eastAsia="Times New Roman" w:hAnsi="Times New Roman"/>
+          <w:sz w:val="21"/>
+          <w:szCs w:val="21"/>
+        </w:rPr>
+        <w:t xml:space="preserve">The client and the web interface use one HTTP interface, so other clients can be written in any language. Every request is addressed to the CGI program, with the action in the query string: </w:t>
+      </w:r>
+      <w:r>
+        <w:rPr>
+          <w:rFonts w:ascii="Courier New" w:cs="Courier New" w:eastAsia="Courier New" w:hAnsi="Courier New"/>
+          <w:b w:val="false"/>
+          <w:bCs w:val="false"/>
+          <w:sz w:val="19"/>
+          <w:szCs w:val="19"/>
+        </w:rPr>
+        <w:t xml:space="preserve">https://host/cgi-bin/rxpip_server.rexx?action=&lt;ACTION&gt;&amp;...</w:t>
+      </w:r>
+      <w:r>
+        <w:rPr>
+          <w:rFonts w:ascii="Times New Roman" w:cs="Times New Roman" w:eastAsia="Times New Roman" w:hAnsi="Times New Roman"/>
+          <w:sz w:val="21"/>
+          <w:szCs w:val="21"/>
+        </w:rPr>
+        <w:t xml:space="preserve">.</w:t>
+      </w:r>
+    </w:p>
+    <w:p>
+      <w:pPr>
+        <w:pStyle w:val="Heading2"/>
+        <w:keepNext/>
+        <w:spacing w:after="140" w:before="320"/>
+      </w:pPr>
+      <w:r>
+        <w:rPr>
+          <w:rFonts w:ascii="Arial" w:cs="Arial" w:eastAsia="Arial" w:hAnsi="Arial"/>
+          <w:b/>
+          <w:bCs/>
+          <w:color w:val="000000"/>
+          <w:sz w:val="26"/>
+          <w:szCs w:val="26"/>
+        </w:rPr>
+        <w:t xml:space="preserve">Response format</w:t>
+      </w:r>
+    </w:p>
+    <w:p>
+      <w:pPr>
+        <w:spacing w:after="120"/>
+      </w:pPr>
+      <w:r>
+        <w:rPr>
+          <w:rFonts w:ascii="Times New Roman" w:cs="Times New Roman" w:eastAsia="Times New Roman" w:hAnsi="Times New Roman"/>
+          <w:sz w:val="21"/>
+          <w:szCs w:val="21"/>
+        </w:rPr>
+        <w:t xml:space="preserve">Responses are plain text in lines of </w:t>
+      </w:r>
+      <w:r>
+        <w:rPr>
+          <w:rFonts w:ascii="Courier New" w:cs="Courier New" w:eastAsia="Courier New" w:hAnsi="Courier New"/>
+          <w:b w:val="false"/>
+          <w:bCs w:val="false"/>
+          <w:sz w:val="19"/>
+          <w:szCs w:val="19"/>
+        </w:rPr>
+        <w:t xml:space="preserve">KEY: value</w:t>
+      </w:r>
+      <w:r>
+        <w:rPr>
+          <w:rFonts w:ascii="Times New Roman" w:cs="Times New Roman" w:eastAsia="Times New Roman" w:hAnsi="Times New Roman"/>
+          <w:sz w:val="21"/>
+          <w:szCs w:val="21"/>
+        </w:rPr>
+        <w:t xml:space="preserve">. A response begins with </w:t>
+      </w:r>
+      <w:r>
+        <w:rPr>
+          <w:rFonts w:ascii="Courier New" w:cs="Courier New" w:eastAsia="Courier New" w:hAnsi="Courier New"/>
+          <w:b w:val="false"/>
+          <w:bCs w:val="false"/>
+          <w:sz w:val="19"/>
+          <w:szCs w:val="19"/>
+        </w:rPr>
+        <w:t xml:space="preserve">STATUS: OK</w:t>
+      </w:r>
+      <w:r>
+        <w:rPr>
+          <w:rFonts w:ascii="Times New Roman" w:cs="Times New Roman" w:eastAsia="Times New Roman" w:hAnsi="Times New Roman"/>
+          <w:sz w:val="21"/>
+          <w:szCs w:val="21"/>
+        </w:rPr>
+        <w:t xml:space="preserve"> or </w:t>
+      </w:r>
+      <w:r>
+        <w:rPr>
+          <w:rFonts w:ascii="Courier New" w:cs="Courier New" w:eastAsia="Courier New" w:hAnsi="Courier New"/>
+          <w:b w:val="false"/>
+          <w:bCs w:val="false"/>
+          <w:sz w:val="19"/>
+          <w:szCs w:val="19"/>
+        </w:rPr>
+        <w:t xml:space="preserve">STATUS: ERROR</w:t>
+      </w:r>
+      <w:r>
+        <w:rPr>
+          <w:rFonts w:ascii="Times New Roman" w:cs="Times New Roman" w:eastAsia="Times New Roman" w:hAnsi="Times New Roman"/>
+          <w:sz w:val="21"/>
+          <w:szCs w:val="21"/>
+        </w:rPr>
+        <w:t xml:space="preserve">; an error adds </w:t>
+      </w:r>
+      <w:r>
+        <w:rPr>
+          <w:rFonts w:ascii="Courier New" w:cs="Courier New" w:eastAsia="Courier New" w:hAnsi="Courier New"/>
+          <w:b w:val="false"/>
+          <w:bCs w:val="false"/>
+          <w:sz w:val="19"/>
+          <w:szCs w:val="19"/>
+        </w:rPr>
+        <w:t xml:space="preserve">CODE:</w:t>
+      </w:r>
+      <w:r>
+        <w:rPr>
+          <w:rFonts w:ascii="Times New Roman" w:cs="Times New Roman" w:eastAsia="Times New Roman" w:hAnsi="Times New Roman"/>
+          <w:sz w:val="21"/>
+          <w:szCs w:val="21"/>
+        </w:rPr>
+        <w:t xml:space="preserve"> and </w:t>
+      </w:r>
+      <w:r>
+        <w:rPr>
+          <w:rFonts w:ascii="Courier New" w:cs="Courier New" w:eastAsia="Courier New" w:hAnsi="Courier New"/>
+          <w:b w:val="false"/>
+          <w:bCs w:val="false"/>
+          <w:sz w:val="19"/>
+          <w:szCs w:val="19"/>
+        </w:rPr>
+        <w:t xml:space="preserve">MESSAGE:</w:t>
+      </w:r>
+      <w:r>
+        <w:rPr>
+          <w:rFonts w:ascii="Times New Roman" w:cs="Times New Roman" w:eastAsia="Times New Roman" w:hAnsi="Times New Roman"/>
+          <w:sz w:val="21"/>
+          <w:szCs w:val="21"/>
+        </w:rPr>
+        <w:t xml:space="preserve">. Lists have a </w:t>
+      </w:r>
+      <w:r>
+        <w:rPr>
+          <w:rFonts w:ascii="Courier New" w:cs="Courier New" w:eastAsia="Courier New" w:hAnsi="Courier New"/>
+          <w:b w:val="false"/>
+          <w:bCs w:val="false"/>
+          <w:sz w:val="19"/>
+          <w:szCs w:val="19"/>
+        </w:rPr>
+        <w:t xml:space="preserve">COUNT:</w:t>
+      </w:r>
+      <w:r>
+        <w:rPr>
+          <w:rFonts w:ascii="Times New Roman" w:cs="Times New Roman" w:eastAsia="Times New Roman" w:hAnsi="Times New Roman"/>
+          <w:sz w:val="21"/>
+          <w:szCs w:val="21"/>
+        </w:rPr>
+        <w:t xml:space="preserve"> line, then records separated by blank lines.</w:t>
+      </w:r>
+    </w:p>
+    <w:tbl>
+      <w:tblPr>
+        <w:tblW w:type="dxa" w:w="9638"/>
+        <w:tblBorders>
+          <w:top w:val="single" w:color="auto" w:sz="4"/>
+          <w:left w:val="single" w:color="auto" w:sz="4"/>
+          <w:bottom w:val="single" w:color="auto" w:sz="4"/>
+          <w:right w:val="single" w:color="auto" w:sz="4"/>
+          <w:insideH w:val="single" w:color="auto" w:sz="4"/>
+          <w:insideV w:val="single" w:color="auto" w:sz="4"/>
+        </w:tblBorders>
+      </w:tblPr>
+      <w:tblGrid>
+        <w:gridCol w:w="9638"/>
+      </w:tblGrid>
+      <w:tr>
+        <w:trPr>
+          <w:cantSplit/>
+        </w:trPr>
+        <w:tc>
+          <w:tcPr>
+            <w:tcW w:type="dxa" w:w="9638"/>
+            <w:shd w:fill="F2F2F2" w:color="auto" w:val="clear"/>
+            <w:tcMar>
+              <w:top w:type="dxa" w:w="100"/>
+              <w:left w:type="dxa" w:w="140"/>
+              <w:bottom w:type="dxa" w:w="100"/>
+              <w:right w:type="dxa" w:w="140"/>
+            </w:tcMar>
+          </w:tcPr>
+          <w:p>
+            <w:pPr>
+              <w:spacing w:after="0" w:line="228"/>
+            </w:pPr>
+            <w:r>
+              <w:rPr>
+                <w:rFonts w:ascii="Courier New" w:cs="Courier New" w:eastAsia="Courier New" w:hAnsi="Courier New"/>
+                <w:sz w:val="17"/>
+                <w:szCs w:val="17"/>
+              </w:rPr>
+              <w:t xml:space="preserve">STATUS: OK</w:t>
+            </w:r>
+          </w:p>
+          <w:p>
+            <w:pPr>
+              <w:spacing w:after="0" w:line="228"/>
+            </w:pPr>
+            <w:r>
+              <w:rPr>
+                <w:rFonts w:ascii="Courier New" w:cs="Courier New" w:eastAsia="Courier New" w:hAnsi="Courier New"/>
+                <w:sz w:val="17"/>
+                <w:szCs w:val="17"/>
+              </w:rPr>
+              <w:t xml:space="preserve">COUNT: 1</w:t>
+            </w:r>
+          </w:p>
+          <w:p>
+            <w:pPr>
+              <w:spacing w:after="0" w:line="228"/>
+            </w:pPr>
+            <w:r>
+              <w:rPr>
+                <w:rFonts w:ascii="Courier New" w:cs="Courier New" w:eastAsia="Courier New" w:hAnsi="Courier New"/>
+                <w:sz w:val="17"/>
+                <w:szCs w:val="17"/>
+              </w:rPr>
+              <w:t xml:space="preserve"> </w:t>
+            </w:r>
+          </w:p>
+          <w:p>
+            <w:pPr>
+              <w:spacing w:after="0" w:line="228"/>
+            </w:pPr>
+            <w:r>
+              <w:rPr>
+                <w:rFonts w:ascii="Courier New" w:cs="Courier New" w:eastAsia="Courier New" w:hAnsi="Courier New"/>
+                <w:sz w:val="17"/>
+                <w:szCs w:val="17"/>
+              </w:rPr>
+              <w:t xml:space="preserve">NAME: mathutils</w:t>
+            </w:r>
+          </w:p>
+          <w:p>
+            <w:pPr>
+              <w:spacing w:after="0" w:line="228"/>
+            </w:pPr>
+            <w:r>
+              <w:rPr>
+                <w:rFonts w:ascii="Courier New" w:cs="Courier New" w:eastAsia="Courier New" w:hAnsi="Courier New"/>
+                <w:sz w:val="17"/>
+                <w:szCs w:val="17"/>
+              </w:rPr>
+              <w:t xml:space="preserve">VERSION: 1.0.0</w:t>
+            </w:r>
+          </w:p>
+          <w:p>
+            <w:pPr>
+              <w:spacing w:after="0" w:line="228"/>
+            </w:pPr>
+            <w:r>
+              <w:rPr>
+                <w:rFonts w:ascii="Courier New" w:cs="Courier New" w:eastAsia="Courier New" w:hAnsi="Courier New"/>
+                <w:sz w:val="17"/>
+                <w:szCs w:val="17"/>
+              </w:rPr>
+              <w:t xml:space="preserve">AUTHOR: Anna Example</w:t>
+            </w:r>
+          </w:p>
+          <w:p>
+            <w:pPr>
+              <w:spacing w:after="0" w:line="228"/>
+            </w:pPr>
+            <w:r>
+              <w:rPr>
+                <w:rFonts w:ascii="Courier New" w:cs="Courier New" w:eastAsia="Courier New" w:hAnsi="Courier New"/>
+                <w:sz w:val="17"/>
+                <w:szCs w:val="17"/>
+              </w:rPr>
+              <w:t xml:space="preserve">SUMMARY: Square, cube and primality helpers</w:t>
+            </w:r>
+          </w:p>
+          <w:p>
+            <w:pPr>
+              <w:spacing w:after="0" w:line="228"/>
+            </w:pPr>
+            <w:r>
+              <w:rPr>
+                <w:rFonts w:ascii="Courier New" w:cs="Courier New" w:eastAsia="Courier New" w:hAnsi="Courier New"/>
+                <w:sz w:val="17"/>
+                <w:szCs w:val="17"/>
+              </w:rPr>
+              <w:t xml:space="preserve">REQUIRES:</w:t>
+            </w:r>
+          </w:p>
+        </w:tc>
+      </w:tr>
+    </w:tbl>
+    <w:p>
+      <w:pPr>
+        <w:keepLines/>
+        <w:spacing w:after="200" w:before="80"/>
+      </w:pPr>
+      <w:r>
+        <w:rPr>
+          <w:rFonts w:ascii="Arial" w:cs="Arial" w:eastAsia="Arial" w:hAnsi="Arial"/>
+          <w:b/>
+          <w:bCs/>
+          <w:sz w:val="18"/>
+          <w:szCs w:val="18"/>
+        </w:rPr>
+        <w:t xml:space="preserve">Figure 40. </w:t>
+      </w:r>
+      <w:r>
+        <w:rPr>
+          <w:rFonts w:ascii="Arial" w:cs="Arial" w:eastAsia="Arial" w:hAnsi="Arial"/>
+          <w:sz w:val="18"/>
+          <w:szCs w:val="18"/>
+        </w:rPr>
+        <w:t xml:space="preserve">A list response</w:t>
+      </w:r>
+    </w:p>
+    <w:p>
+      <w:pPr>
+        <w:spacing w:after="120"/>
+      </w:pPr>
+      <w:r>
+        <w:rPr>
+          <w:rFonts w:ascii="Times New Roman" w:cs="Times New Roman" w:eastAsia="Times New Roman" w:hAnsi="Times New Roman"/>
+          <w:sz w:val="21"/>
+          <w:szCs w:val="21"/>
+        </w:rPr>
+        <w:t xml:space="preserve">Errors of the actions that change something also carry a real HTTP status code (see the error table at the end of this chapter). </w:t>
+      </w:r>
+      <w:r>
+        <w:rPr>
+          <w:rFonts w:ascii="Courier New" w:cs="Courier New" w:eastAsia="Courier New" w:hAnsi="Courier New"/>
+          <w:b w:val="false"/>
+          <w:bCs w:val="false"/>
+          <w:sz w:val="19"/>
+          <w:szCs w:val="19"/>
+        </w:rPr>
+        <w:t xml:space="preserve">DOWNLOAD</w:t>
+      </w:r>
+      <w:r>
+        <w:rPr>
+          <w:rFonts w:ascii="Times New Roman" w:cs="Times New Roman" w:eastAsia="Times New Roman" w:hAnsi="Times New Roman"/>
+          <w:sz w:val="21"/>
+          <w:szCs w:val="21"/>
+        </w:rPr>
+        <w:t xml:space="preserve"> returns the raw archive with </w:t>
+      </w:r>
+      <w:r>
+        <w:rPr>
+          <w:rFonts w:ascii="Courier New" w:cs="Courier New" w:eastAsia="Courier New" w:hAnsi="Courier New"/>
+          <w:b w:val="false"/>
+          <w:bCs w:val="false"/>
+          <w:sz w:val="19"/>
+          <w:szCs w:val="19"/>
+        </w:rPr>
         <w:t xml:space="preserve">Content-Type: application/octet-stream</w:t>
       </w:r>
       <w:r>
@@ -19250,6 +20689,37 @@
           <w:szCs w:val="21"/>
         </w:rPr>
         <w:t xml:space="preserve">.</w:t>
+      </w:r>
+    </w:p>
+    <w:p>
+      <w:pPr>
+        <w:spacing w:after="120"/>
+      </w:pPr>
+      <w:r>
+        <w:rPr>
+          <w:rFonts w:ascii="Times New Roman" w:cs="Times New Roman" w:eastAsia="Times New Roman" w:hAnsi="Times New Roman"/>
+          <w:sz w:val="21"/>
+          <w:szCs w:val="21"/>
+        </w:rPr>
+        <w:t xml:space="preserve">Clients add the header </w:t>
+      </w:r>
+      <w:r>
+        <w:rPr>
+          <w:rFonts w:ascii="Courier New" w:cs="Courier New" w:eastAsia="Courier New" w:hAnsi="Courier New"/>
+          <w:b w:val="false"/>
+          <w:bCs w:val="false"/>
+          <w:sz w:val="19"/>
+          <w:szCs w:val="19"/>
+        </w:rPr>
+        <w:t xml:space="preserve">X-Rxpip-Client: &lt;kind&gt;/&lt;version&gt; (&lt;os&gt;)</w:t>
+      </w:r>
+      <w:r>
+        <w:rPr>
+          <w:rFonts w:ascii="Times New Roman" w:cs="Times New Roman" w:eastAsia="Times New Roman" w:hAnsi="Times New Roman"/>
+          <w:sz w:val="21"/>
+          <w:szCs w:val="21"/>
+        </w:rPr>
+        <w:t xml:space="preserve"> to every request. It is optional and used only for the statistics.</w:t>
       </w:r>
     </w:p>
     <w:p>
@@ -20587,6 +22057,243 @@
           </w:p>
         </w:tc>
       </w:tr>
+      <w:tr>
+        <w:trPr>
+          <w:cantSplit/>
+        </w:trPr>
+        <w:tc>
+          <w:tcPr>
+            <w:tcW w:type="dxa" w:w="1500"/>
+            <w:tcMar>
+              <w:top w:type="dxa" w:w="60"/>
+              <w:left w:type="dxa" w:w="100"/>
+              <w:bottom w:type="dxa" w:w="60"/>
+              <w:right w:type="dxa" w:w="100"/>
+            </w:tcMar>
+          </w:tcPr>
+          <w:p>
+            <w:r>
+              <w:rPr>
+                <w:rFonts w:ascii="Courier New" w:cs="Courier New" w:eastAsia="Courier New" w:hAnsi="Courier New"/>
+                <w:b w:val="false"/>
+                <w:bCs w:val="false"/>
+                <w:sz w:val="17"/>
+                <w:szCs w:val="17"/>
+              </w:rPr>
+              <w:t xml:space="preserve">CLIENT</w:t>
+            </w:r>
+          </w:p>
+        </w:tc>
+        <w:tc>
+          <w:tcPr>
+            <w:tcW w:type="dxa" w:w="900"/>
+            <w:tcMar>
+              <w:top w:type="dxa" w:w="60"/>
+              <w:left w:type="dxa" w:w="100"/>
+              <w:bottom w:type="dxa" w:w="60"/>
+              <w:right w:type="dxa" w:w="100"/>
+            </w:tcMar>
+          </w:tcPr>
+          <w:p>
+            <w:r>
+              <w:rPr>
+                <w:rFonts w:ascii="Times New Roman" w:cs="Times New Roman" w:eastAsia="Times New Roman" w:hAnsi="Times New Roman"/>
+                <w:sz w:val="18"/>
+                <w:szCs w:val="18"/>
+              </w:rPr>
+              <w:t xml:space="preserve">GET</w:t>
+            </w:r>
+          </w:p>
+        </w:tc>
+        <w:tc>
+          <w:tcPr>
+            <w:tcW w:type="dxa" w:w="3400"/>
+            <w:tcMar>
+              <w:top w:type="dxa" w:w="60"/>
+              <w:left w:type="dxa" w:w="100"/>
+              <w:bottom w:type="dxa" w:w="60"/>
+              <w:right w:type="dxa" w:w="100"/>
+            </w:tcMar>
+          </w:tcPr>
+          <w:p>
+            <w:r>
+              <w:rPr>
+                <w:rFonts w:ascii="Courier New" w:cs="Courier New" w:eastAsia="Courier New" w:hAnsi="Courier New"/>
+                <w:b w:val="false"/>
+                <w:bCs w:val="false"/>
+                <w:sz w:val="17"/>
+                <w:szCs w:val="17"/>
+              </w:rPr>
+              <w:t xml:space="preserve">kind</w:t>
+            </w:r>
+            <w:r>
+              <w:rPr>
+                <w:rFonts w:ascii="Times New Roman" w:cs="Times New Roman" w:eastAsia="Times New Roman" w:hAnsi="Times New Roman"/>
+                <w:sz w:val="18"/>
+                <w:szCs w:val="18"/>
+              </w:rPr>
+              <w:t xml:space="preserve">, </w:t>
+            </w:r>
+            <w:r>
+              <w:rPr>
+                <w:rFonts w:ascii="Courier New" w:cs="Courier New" w:eastAsia="Courier New" w:hAnsi="Courier New"/>
+                <w:b w:val="false"/>
+                <w:bCs w:val="false"/>
+                <w:sz w:val="17"/>
+                <w:szCs w:val="17"/>
+              </w:rPr>
+              <w:t xml:space="preserve">version</w:t>
+            </w:r>
+            <w:r>
+              <w:rPr>
+                <w:rFonts w:ascii="Times New Roman" w:cs="Times New Roman" w:eastAsia="Times New Roman" w:hAnsi="Times New Roman"/>
+                <w:sz w:val="18"/>
+                <w:szCs w:val="18"/>
+              </w:rPr>
+              <w:t xml:space="preserve">, </w:t>
+            </w:r>
+            <w:r>
+              <w:rPr>
+                <w:rFonts w:ascii="Courier New" w:cs="Courier New" w:eastAsia="Courier New" w:hAnsi="Courier New"/>
+                <w:b w:val="false"/>
+                <w:bCs w:val="false"/>
+                <w:sz w:val="17"/>
+                <w:szCs w:val="17"/>
+              </w:rPr>
+              <w:t xml:space="preserve">file</w:t>
+            </w:r>
+          </w:p>
+        </w:tc>
+        <w:tc>
+          <w:tcPr>
+            <w:tcW w:type="dxa" w:w="3838"/>
+            <w:tcMar>
+              <w:top w:type="dxa" w:w="60"/>
+              <w:left w:type="dxa" w:w="100"/>
+              <w:bottom w:type="dxa" w:w="60"/>
+              <w:right w:type="dxa" w:w="100"/>
+            </w:tcMar>
+          </w:tcPr>
+          <w:p>
+            <w:r>
+              <w:rPr>
+                <w:rFonts w:ascii="Times New Roman" w:cs="Times New Roman" w:eastAsia="Times New Roman" w:hAnsi="Times New Roman"/>
+                <w:sz w:val="18"/>
+                <w:szCs w:val="18"/>
+              </w:rPr>
+              <w:t xml:space="preserve">Without </w:t>
+            </w:r>
+            <w:r>
+              <w:rPr>
+                <w:rFonts w:ascii="Courier New" w:cs="Courier New" w:eastAsia="Courier New" w:hAnsi="Courier New"/>
+                <w:b w:val="false"/>
+                <w:bCs w:val="false"/>
+                <w:sz w:val="17"/>
+                <w:szCs w:val="17"/>
+              </w:rPr>
+              <w:t xml:space="preserve">file</w:t>
+            </w:r>
+            <w:r>
+              <w:rPr>
+                <w:rFonts w:ascii="Times New Roman" w:cs="Times New Roman" w:eastAsia="Times New Roman" w:hAnsi="Times New Roman"/>
+                <w:sz w:val="18"/>
+                <w:szCs w:val="18"/>
+              </w:rPr>
+              <w:t xml:space="preserve">: the manifest of a client release (</w:t>
+            </w:r>
+            <w:r>
+              <w:rPr>
+                <w:rFonts w:ascii="Courier New" w:cs="Courier New" w:eastAsia="Courier New" w:hAnsi="Courier New"/>
+                <w:b w:val="false"/>
+                <w:bCs w:val="false"/>
+                <w:sz w:val="17"/>
+                <w:szCs w:val="17"/>
+              </w:rPr>
+              <w:t xml:space="preserve">VERSION</w:t>
+            </w:r>
+            <w:r>
+              <w:rPr>
+                <w:rFonts w:ascii="Times New Roman" w:cs="Times New Roman" w:eastAsia="Times New Roman" w:hAnsi="Times New Roman"/>
+                <w:sz w:val="18"/>
+                <w:szCs w:val="18"/>
+              </w:rPr>
+              <w:t xml:space="preserve">, </w:t>
+            </w:r>
+            <w:r>
+              <w:rPr>
+                <w:rFonts w:ascii="Courier New" w:cs="Courier New" w:eastAsia="Courier New" w:hAnsi="Courier New"/>
+                <w:b w:val="false"/>
+                <w:bCs w:val="false"/>
+                <w:sz w:val="17"/>
+                <w:szCs w:val="17"/>
+              </w:rPr>
+              <w:t xml:space="preserve">LATEST</w:t>
+            </w:r>
+            <w:r>
+              <w:rPr>
+                <w:rFonts w:ascii="Times New Roman" w:cs="Times New Roman" w:eastAsia="Times New Roman" w:hAnsi="Times New Roman"/>
+                <w:sz w:val="18"/>
+                <w:szCs w:val="18"/>
+              </w:rPr>
+              <w:t xml:space="preserve">, </w:t>
+            </w:r>
+            <w:r>
+              <w:rPr>
+                <w:rFonts w:ascii="Courier New" w:cs="Courier New" w:eastAsia="Courier New" w:hAnsi="Courier New"/>
+                <w:b w:val="false"/>
+                <w:bCs w:val="false"/>
+                <w:sz w:val="17"/>
+                <w:szCs w:val="17"/>
+              </w:rPr>
+              <w:t xml:space="preserve">MIN</w:t>
+            </w:r>
+            <w:r>
+              <w:rPr>
+                <w:rFonts w:ascii="Times New Roman" w:cs="Times New Roman" w:eastAsia="Times New Roman" w:hAnsi="Times New Roman"/>
+                <w:sz w:val="18"/>
+                <w:szCs w:val="18"/>
+              </w:rPr>
+              <w:t xml:space="preserve">, </w:t>
+            </w:r>
+            <w:r>
+              <w:rPr>
+                <w:rFonts w:ascii="Courier New" w:cs="Courier New" w:eastAsia="Courier New" w:hAnsi="Courier New"/>
+                <w:b w:val="false"/>
+                <w:bCs w:val="false"/>
+                <w:sz w:val="17"/>
+                <w:szCs w:val="17"/>
+              </w:rPr>
+              <w:t xml:space="preserve">FILES</w:t>
+            </w:r>
+            <w:r>
+              <w:rPr>
+                <w:rFonts w:ascii="Times New Roman" w:cs="Times New Roman" w:eastAsia="Times New Roman" w:hAnsi="Times New Roman"/>
+                <w:sz w:val="18"/>
+                <w:szCs w:val="18"/>
+              </w:rPr>
+              <w:t xml:space="preserve">); with </w:t>
+            </w:r>
+            <w:r>
+              <w:rPr>
+                <w:rFonts w:ascii="Courier New" w:cs="Courier New" w:eastAsia="Courier New" w:hAnsi="Courier New"/>
+                <w:b w:val="false"/>
+                <w:bCs w:val="false"/>
+                <w:sz w:val="17"/>
+                <w:szCs w:val="17"/>
+              </w:rPr>
+              <w:t xml:space="preserve">file</w:t>
+            </w:r>
+            <w:r>
+              <w:rPr>
+                <w:rFonts w:ascii="Times New Roman" w:cs="Times New Roman" w:eastAsia="Times New Roman" w:hAnsi="Times New Roman"/>
+                <w:sz w:val="18"/>
+                <w:szCs w:val="18"/>
+              </w:rPr>
+              <w:t xml:space="preserve">: that file. Also open in a closed repository</w:t>
+            </w:r>
+          </w:p>
+        </w:tc>
+      </w:tr>
     </w:tbl>
     <w:p>
       <w:pPr>
@@ -20601,7 +22308,7 @@
           <w:sz w:val="18"/>
           <w:szCs w:val="18"/>
         </w:rPr>
-        <w:t xml:space="preserve">Figure 39. </w:t>
+        <w:t xml:space="preserve">Figure 41. </w:t>
       </w:r>
       <w:r>
         <w:rPr>
@@ -21618,7 +23325,7 @@
           <w:sz w:val="18"/>
           <w:szCs w:val="18"/>
         </w:rPr>
-        <w:t xml:space="preserve">Figure 40. </w:t>
+        <w:t xml:space="preserve">Figure 42. </w:t>
       </w:r>
       <w:r>
         <w:rPr>
@@ -21627,6 +23334,513 @@
           <w:szCs w:val="18"/>
         </w:rPr>
         <w:t xml:space="preserve">Actions that need a token</w:t>
+      </w:r>
+    </w:p>
+    <w:p>
+      <w:pPr>
+        <w:pStyle w:val="Heading2"/>
+        <w:keepNext/>
+        <w:spacing w:after="140" w:before="320"/>
+      </w:pPr>
+      <w:r>
+        <w:rPr>
+          <w:rFonts w:ascii="Arial" w:cs="Arial" w:eastAsia="Arial" w:hAnsi="Arial"/>
+          <w:b/>
+          <w:bCs/>
+          <w:color w:val="000000"/>
+          <w:sz w:val="26"/>
+          <w:szCs w:val="26"/>
+        </w:rPr>
+        <w:t xml:space="preserve">Administrator actions</w:t>
+      </w:r>
+    </w:p>
+    <w:p>
+      <w:pPr>
+        <w:spacing w:after="120"/>
+      </w:pPr>
+      <w:r>
+        <w:rPr>
+          <w:rFonts w:ascii="Times New Roman" w:cs="Times New Roman" w:eastAsia="Times New Roman" w:hAnsi="Times New Roman"/>
+          <w:sz w:val="21"/>
+          <w:szCs w:val="21"/>
+        </w:rPr>
+        <w:t xml:space="preserve">These are POST requests with the token of an administrator; anyone else receives </w:t>
+      </w:r>
+      <w:r>
+        <w:rPr>
+          <w:rFonts w:ascii="Courier New" w:cs="Courier New" w:eastAsia="Courier New" w:hAnsi="Courier New"/>
+          <w:b w:val="false"/>
+          <w:bCs w:val="false"/>
+          <w:sz w:val="19"/>
+          <w:szCs w:val="19"/>
+        </w:rPr>
+        <w:t xml:space="preserve">FORBIDDEN</w:t>
+      </w:r>
+      <w:r>
+        <w:rPr>
+          <w:rFonts w:ascii="Times New Roman" w:cs="Times New Roman" w:eastAsia="Times New Roman" w:hAnsi="Times New Roman"/>
+          <w:sz w:val="21"/>
+          <w:szCs w:val="21"/>
+        </w:rPr>
+        <w:t xml:space="preserve"> (HTTP 403).</w:t>
+      </w:r>
+    </w:p>
+    <w:tbl>
+      <w:tblPr>
+        <w:tblW w:type="dxa" w:w="9638"/>
+        <w:tblBorders>
+          <w:top w:val="single" w:color="808080" w:sz="4"/>
+          <w:left w:val="single" w:color="808080" w:sz="4"/>
+          <w:bottom w:val="single" w:color="808080" w:sz="4"/>
+          <w:right w:val="single" w:color="808080" w:sz="4"/>
+          <w:insideH w:val="single" w:color="808080" w:sz="4"/>
+          <w:insideV w:val="single" w:color="808080" w:sz="4"/>
+        </w:tblBorders>
+      </w:tblPr>
+      <w:tblGrid>
+        <w:gridCol w:w="2400"/>
+        <w:gridCol w:w="4400"/>
+        <w:gridCol w:w="2838"/>
+      </w:tblGrid>
+      <w:tr>
+        <w:trPr>
+          <w:cantSplit/>
+          <w:tblHeader/>
+        </w:trPr>
+        <w:tc>
+          <w:tcPr>
+            <w:tcW w:type="dxa" w:w="2400"/>
+            <w:shd w:fill="D9D9D9" w:color="auto" w:val="clear"/>
+            <w:tcMar>
+              <w:top w:type="dxa" w:w="60"/>
+              <w:left w:type="dxa" w:w="100"/>
+              <w:bottom w:type="dxa" w:w="60"/>
+              <w:right w:type="dxa" w:w="100"/>
+            </w:tcMar>
+          </w:tcPr>
+          <w:p>
+            <w:r>
+              <w:rPr>
+                <w:rFonts w:ascii="Arial" w:cs="Arial" w:eastAsia="Arial" w:hAnsi="Arial"/>
+                <w:b/>
+                <w:bCs/>
+                <w:sz w:val="18"/>
+                <w:szCs w:val="18"/>
+              </w:rPr>
+              <w:t xml:space="preserve">Action</w:t>
+            </w:r>
+          </w:p>
+        </w:tc>
+        <w:tc>
+          <w:tcPr>
+            <w:tcW w:type="dxa" w:w="4400"/>
+            <w:shd w:fill="D9D9D9" w:color="auto" w:val="clear"/>
+            <w:tcMar>
+              <w:top w:type="dxa" w:w="60"/>
+              <w:left w:type="dxa" w:w="100"/>
+              <w:bottom w:type="dxa" w:w="60"/>
+              <w:right w:type="dxa" w:w="100"/>
+            </w:tcMar>
+          </w:tcPr>
+          <w:p>
+            <w:r>
+              <w:rPr>
+                <w:rFonts w:ascii="Arial" w:cs="Arial" w:eastAsia="Arial" w:hAnsi="Arial"/>
+                <w:b/>
+                <w:bCs/>
+                <w:sz w:val="18"/>
+                <w:szCs w:val="18"/>
+              </w:rPr>
+              <w:t xml:space="preserve">Headers</w:t>
+            </w:r>
+          </w:p>
+        </w:tc>
+        <w:tc>
+          <w:tcPr>
+            <w:tcW w:type="dxa" w:w="2838"/>
+            <w:shd w:fill="D9D9D9" w:color="auto" w:val="clear"/>
+            <w:tcMar>
+              <w:top w:type="dxa" w:w="60"/>
+              <w:left w:type="dxa" w:w="100"/>
+              <w:bottom w:type="dxa" w:w="60"/>
+              <w:right w:type="dxa" w:w="100"/>
+            </w:tcMar>
+          </w:tcPr>
+          <w:p>
+            <w:r>
+              <w:rPr>
+                <w:rFonts w:ascii="Arial" w:cs="Arial" w:eastAsia="Arial" w:hAnsi="Arial"/>
+                <w:b/>
+                <w:bCs/>
+                <w:sz w:val="18"/>
+                <w:szCs w:val="18"/>
+              </w:rPr>
+              <w:t xml:space="preserve">Result</w:t>
+            </w:r>
+          </w:p>
+        </w:tc>
+      </w:tr>
+      <w:tr>
+        <w:trPr>
+          <w:cantSplit/>
+        </w:trPr>
+        <w:tc>
+          <w:tcPr>
+            <w:tcW w:type="dxa" w:w="2400"/>
+            <w:tcMar>
+              <w:top w:type="dxa" w:w="60"/>
+              <w:left w:type="dxa" w:w="100"/>
+              <w:bottom w:type="dxa" w:w="60"/>
+              <w:right w:type="dxa" w:w="100"/>
+            </w:tcMar>
+          </w:tcPr>
+          <w:p>
+            <w:r>
+              <w:rPr>
+                <w:rFonts w:ascii="Courier New" w:cs="Courier New" w:eastAsia="Courier New" w:hAnsi="Courier New"/>
+                <w:b w:val="false"/>
+                <w:bCs w:val="false"/>
+                <w:sz w:val="17"/>
+                <w:szCs w:val="17"/>
+              </w:rPr>
+              <w:t xml:space="preserve">ADMINSTATS</w:t>
+            </w:r>
+          </w:p>
+        </w:tc>
+        <w:tc>
+          <w:tcPr>
+            <w:tcW w:type="dxa" w:w="4400"/>
+            <w:tcMar>
+              <w:top w:type="dxa" w:w="60"/>
+              <w:left w:type="dxa" w:w="100"/>
+              <w:bottom w:type="dxa" w:w="60"/>
+              <w:right w:type="dxa" w:w="100"/>
+            </w:tcMar>
+          </w:tcPr>
+          <w:p>
+            <w:r>
+              <w:rPr>
+                <w:rFonts w:ascii="Courier New" w:cs="Courier New" w:eastAsia="Courier New" w:hAnsi="Courier New"/>
+                <w:b w:val="false"/>
+                <w:bCs w:val="false"/>
+                <w:sz w:val="17"/>
+                <w:szCs w:val="17"/>
+              </w:rPr>
+              <w:t xml:space="preserve">X-Rxpip-Days</w:t>
+            </w:r>
+            <w:r>
+              <w:rPr>
+                <w:rFonts w:ascii="Times New Roman" w:cs="Times New Roman" w:eastAsia="Times New Roman" w:hAnsi="Times New Roman"/>
+                <w:sz w:val="18"/>
+                <w:szCs w:val="18"/>
+              </w:rPr>
+              <w:t xml:space="preserve"> (optional)</w:t>
+            </w:r>
+          </w:p>
+        </w:tc>
+        <w:tc>
+          <w:tcPr>
+            <w:tcW w:type="dxa" w:w="2838"/>
+            <w:tcMar>
+              <w:top w:type="dxa" w:w="60"/>
+              <w:left w:type="dxa" w:w="100"/>
+              <w:bottom w:type="dxa" w:w="60"/>
+              <w:right w:type="dxa" w:w="100"/>
+            </w:tcMar>
+          </w:tcPr>
+          <w:p>
+            <w:r>
+              <w:rPr>
+                <w:rFonts w:ascii="Times New Roman" w:cs="Times New Roman" w:eastAsia="Times New Roman" w:hAnsi="Times New Roman"/>
+                <w:sz w:val="18"/>
+                <w:szCs w:val="18"/>
+              </w:rPr>
+              <w:t xml:space="preserve">The statistics report</w:t>
+            </w:r>
+          </w:p>
+        </w:tc>
+      </w:tr>
+      <w:tr>
+        <w:trPr>
+          <w:cantSplit/>
+        </w:trPr>
+        <w:tc>
+          <w:tcPr>
+            <w:tcW w:type="dxa" w:w="2400"/>
+            <w:tcMar>
+              <w:top w:type="dxa" w:w="60"/>
+              <w:left w:type="dxa" w:w="100"/>
+              <w:bottom w:type="dxa" w:w="60"/>
+              <w:right w:type="dxa" w:w="100"/>
+            </w:tcMar>
+          </w:tcPr>
+          <w:p>
+            <w:r>
+              <w:rPr>
+                <w:rFonts w:ascii="Courier New" w:cs="Courier New" w:eastAsia="Courier New" w:hAnsi="Courier New"/>
+                <w:b w:val="false"/>
+                <w:bCs w:val="false"/>
+                <w:sz w:val="17"/>
+                <w:szCs w:val="17"/>
+              </w:rPr>
+              <w:t xml:space="preserve">ADMINUSERS</w:t>
+            </w:r>
+          </w:p>
+        </w:tc>
+        <w:tc>
+          <w:tcPr>
+            <w:tcW w:type="dxa" w:w="4400"/>
+            <w:tcMar>
+              <w:top w:type="dxa" w:w="60"/>
+              <w:left w:type="dxa" w:w="100"/>
+              <w:bottom w:type="dxa" w:w="60"/>
+              <w:right w:type="dxa" w:w="100"/>
+            </w:tcMar>
+          </w:tcPr>
+          <w:p>
+            <w:r>
+              <w:rPr>
+                <w:rFonts w:ascii="Times New Roman" w:cs="Times New Roman" w:eastAsia="Times New Roman" w:hAnsi="Times New Roman"/>
+                <w:sz w:val="18"/>
+                <w:szCs w:val="18"/>
+              </w:rPr>
+              <w:t xml:space="preserve">—</w:t>
+            </w:r>
+          </w:p>
+        </w:tc>
+        <w:tc>
+          <w:tcPr>
+            <w:tcW w:type="dxa" w:w="2838"/>
+            <w:tcMar>
+              <w:top w:type="dxa" w:w="60"/>
+              <w:left w:type="dxa" w:w="100"/>
+              <w:bottom w:type="dxa" w:w="60"/>
+              <w:right w:type="dxa" w:w="100"/>
+            </w:tcMar>
+          </w:tcPr>
+          <w:p>
+            <w:r>
+              <w:rPr>
+                <w:rFonts w:ascii="Times New Roman" w:cs="Times New Roman" w:eastAsia="Times New Roman" w:hAnsi="Times New Roman"/>
+                <w:sz w:val="18"/>
+                <w:szCs w:val="18"/>
+              </w:rPr>
+              <w:t xml:space="preserve">Users, token counts, administrators</w:t>
+            </w:r>
+          </w:p>
+        </w:tc>
+      </w:tr>
+      <w:tr>
+        <w:trPr>
+          <w:cantSplit/>
+        </w:trPr>
+        <w:tc>
+          <w:tcPr>
+            <w:tcW w:type="dxa" w:w="2400"/>
+            <w:tcMar>
+              <w:top w:type="dxa" w:w="60"/>
+              <w:left w:type="dxa" w:w="100"/>
+              <w:bottom w:type="dxa" w:w="60"/>
+              <w:right w:type="dxa" w:w="100"/>
+            </w:tcMar>
+          </w:tcPr>
+          <w:p>
+            <w:r>
+              <w:rPr>
+                <w:rFonts w:ascii="Courier New" w:cs="Courier New" w:eastAsia="Courier New" w:hAnsi="Courier New"/>
+                <w:b w:val="false"/>
+                <w:bCs w:val="false"/>
+                <w:sz w:val="17"/>
+                <w:szCs w:val="17"/>
+              </w:rPr>
+              <w:t xml:space="preserve">ADMINLOCK</w:t>
+            </w:r>
+          </w:p>
+        </w:tc>
+        <w:tc>
+          <w:tcPr>
+            <w:tcW w:type="dxa" w:w="4400"/>
+            <w:tcMar>
+              <w:top w:type="dxa" w:w="60"/>
+              <w:left w:type="dxa" w:w="100"/>
+              <w:bottom w:type="dxa" w:w="60"/>
+              <w:right w:type="dxa" w:w="100"/>
+            </w:tcMar>
+          </w:tcPr>
+          <w:p>
+            <w:r>
+              <w:rPr>
+                <w:rFonts w:ascii="Courier New" w:cs="Courier New" w:eastAsia="Courier New" w:hAnsi="Courier New"/>
+                <w:b w:val="false"/>
+                <w:bCs w:val="false"/>
+                <w:sz w:val="17"/>
+                <w:szCs w:val="17"/>
+              </w:rPr>
+              <w:t xml:space="preserve">X-Rxpip-User</w:t>
+            </w:r>
+          </w:p>
+        </w:tc>
+        <w:tc>
+          <w:tcPr>
+            <w:tcW w:type="dxa" w:w="2838"/>
+            <w:tcMar>
+              <w:top w:type="dxa" w:w="60"/>
+              <w:left w:type="dxa" w:w="100"/>
+              <w:bottom w:type="dxa" w:w="60"/>
+              <w:right w:type="dxa" w:w="100"/>
+            </w:tcMar>
+          </w:tcPr>
+          <w:p>
+            <w:r>
+              <w:rPr>
+                <w:rFonts w:ascii="Times New Roman" w:cs="Times New Roman" w:eastAsia="Times New Roman" w:hAnsi="Times New Roman"/>
+                <w:sz w:val="18"/>
+                <w:szCs w:val="18"/>
+              </w:rPr>
+              <w:t xml:space="preserve">Revokes all tokens of the user</w:t>
+            </w:r>
+          </w:p>
+        </w:tc>
+      </w:tr>
+      <w:tr>
+        <w:trPr>
+          <w:cantSplit/>
+        </w:trPr>
+        <w:tc>
+          <w:tcPr>
+            <w:tcW w:type="dxa" w:w="2400"/>
+            <w:tcMar>
+              <w:top w:type="dxa" w:w="60"/>
+              <w:left w:type="dxa" w:w="100"/>
+              <w:bottom w:type="dxa" w:w="60"/>
+              <w:right w:type="dxa" w:w="100"/>
+            </w:tcMar>
+          </w:tcPr>
+          <w:p>
+            <w:r>
+              <w:rPr>
+                <w:rFonts w:ascii="Courier New" w:cs="Courier New" w:eastAsia="Courier New" w:hAnsi="Courier New"/>
+                <w:b w:val="false"/>
+                <w:bCs w:val="false"/>
+                <w:sz w:val="17"/>
+                <w:szCs w:val="17"/>
+              </w:rPr>
+              <w:t xml:space="preserve">ADMINCLIENT</w:t>
+            </w:r>
+          </w:p>
+        </w:tc>
+        <w:tc>
+          <w:tcPr>
+            <w:tcW w:type="dxa" w:w="4400"/>
+            <w:tcMar>
+              <w:top w:type="dxa" w:w="60"/>
+              <w:left w:type="dxa" w:w="100"/>
+              <w:bottom w:type="dxa" w:w="60"/>
+              <w:right w:type="dxa" w:w="100"/>
+            </w:tcMar>
+          </w:tcPr>
+          <w:p>
+            <w:r>
+              <w:rPr>
+                <w:rFonts w:ascii="Courier New" w:cs="Courier New" w:eastAsia="Courier New" w:hAnsi="Courier New"/>
+                <w:b w:val="false"/>
+                <w:bCs w:val="false"/>
+                <w:sz w:val="17"/>
+                <w:szCs w:val="17"/>
+              </w:rPr>
+              <w:t xml:space="preserve">X-Rxpip-Kind</w:t>
+            </w:r>
+            <w:r>
+              <w:rPr>
+                <w:rFonts w:ascii="Times New Roman" w:cs="Times New Roman" w:eastAsia="Times New Roman" w:hAnsi="Times New Roman"/>
+                <w:sz w:val="18"/>
+                <w:szCs w:val="18"/>
+              </w:rPr>
+              <w:t xml:space="preserve">, </w:t>
+            </w:r>
+            <w:r>
+              <w:rPr>
+                <w:rFonts w:ascii="Courier New" w:cs="Courier New" w:eastAsia="Courier New" w:hAnsi="Courier New"/>
+                <w:b w:val="false"/>
+                <w:bCs w:val="false"/>
+                <w:sz w:val="17"/>
+                <w:szCs w:val="17"/>
+              </w:rPr>
+              <w:t xml:space="preserve">-Version</w:t>
+            </w:r>
+            <w:r>
+              <w:rPr>
+                <w:rFonts w:ascii="Times New Roman" w:cs="Times New Roman" w:eastAsia="Times New Roman" w:hAnsi="Times New Roman"/>
+                <w:sz w:val="18"/>
+                <w:szCs w:val="18"/>
+              </w:rPr>
+              <w:t xml:space="preserve">, </w:t>
+            </w:r>
+            <w:r>
+              <w:rPr>
+                <w:rFonts w:ascii="Courier New" w:cs="Courier New" w:eastAsia="Courier New" w:hAnsi="Courier New"/>
+                <w:b w:val="false"/>
+                <w:bCs w:val="false"/>
+                <w:sz w:val="17"/>
+                <w:szCs w:val="17"/>
+              </w:rPr>
+              <w:t xml:space="preserve">-Min</w:t>
+            </w:r>
+            <w:r>
+              <w:rPr>
+                <w:rFonts w:ascii="Times New Roman" w:cs="Times New Roman" w:eastAsia="Times New Roman" w:hAnsi="Times New Roman"/>
+                <w:sz w:val="18"/>
+                <w:szCs w:val="18"/>
+              </w:rPr>
+              <w:t xml:space="preserve"> (optional); body: a gzip tar of the release files</w:t>
+            </w:r>
+          </w:p>
+        </w:tc>
+        <w:tc>
+          <w:tcPr>
+            <w:tcW w:type="dxa" w:w="2838"/>
+            <w:tcMar>
+              <w:top w:type="dxa" w:w="60"/>
+              <w:left w:type="dxa" w:w="100"/>
+              <w:bottom w:type="dxa" w:w="60"/>
+              <w:right w:type="dxa" w:w="100"/>
+            </w:tcMar>
+          </w:tcPr>
+          <w:p>
+            <w:r>
+              <w:rPr>
+                <w:rFonts w:ascii="Times New Roman" w:cs="Times New Roman" w:eastAsia="Times New Roman" w:hAnsi="Times New Roman"/>
+                <w:sz w:val="18"/>
+                <w:szCs w:val="18"/>
+              </w:rPr>
+              <w:t xml:space="preserve">Stores a client release; releases are immutable</w:t>
+            </w:r>
+          </w:p>
+        </w:tc>
+      </w:tr>
+    </w:tbl>
+    <w:p>
+      <w:pPr>
+        <w:keepLines/>
+        <w:spacing w:after="200" w:before="80"/>
+      </w:pPr>
+      <w:r>
+        <w:rPr>
+          <w:rFonts w:ascii="Arial" w:cs="Arial" w:eastAsia="Arial" w:hAnsi="Arial"/>
+          <w:b/>
+          <w:bCs/>
+          <w:sz w:val="18"/>
+          <w:szCs w:val="18"/>
+        </w:rPr>
+        <w:t xml:space="preserve">Figure 43. </w:t>
+      </w:r>
+      <w:r>
+        <w:rPr>
+          <w:rFonts w:ascii="Arial" w:cs="Arial" w:eastAsia="Arial" w:hAnsi="Arial"/>
+          <w:sz w:val="18"/>
+          <w:szCs w:val="18"/>
+        </w:rPr>
+        <w:t xml:space="preserve">Administrator actions</w:t>
       </w:r>
     </w:p>
     <w:p>
@@ -22881,7 +25095,7 @@
           <w:sz w:val="18"/>
           <w:szCs w:val="18"/>
         </w:rPr>
-        <w:t xml:space="preserve">Figure 41. </w:t>
+        <w:t xml:space="preserve">Figure 44. </w:t>
       </w:r>
       <w:r>
         <w:rPr>
@@ -23348,6 +25562,191 @@
           <w:sz w:val="26"/>
           <w:szCs w:val="26"/>
         </w:rPr>
+        <w:t xml:space="preserve">Usage statistics and privacy</w:t>
+      </w:r>
+    </w:p>
+    <w:p>
+      <w:pPr>
+        <w:pStyle w:val="ListParagraph"/>
+        <w:numPr>
+          <w:ilvl w:val="0"/>
+          <w:numId w:val="2"/>
+        </w:numPr>
+        <w:spacing w:after="60"/>
+      </w:pPr>
+      <w:r>
+        <w:rPr>
+          <w:rFonts w:ascii="Times New Roman" w:cs="Times New Roman" w:eastAsia="Times New Roman" w:hAnsi="Times New Roman"/>
+          <w:sz w:val="21"/>
+          <w:szCs w:val="21"/>
+        </w:rPr>
+        <w:t xml:space="preserve">The client announces its kind, version and operating system in a request header. The server records, for each request, the time, the action, that note and a </w:t>
+      </w:r>
+      <w:r>
+        <w:rPr>
+          <w:rFonts w:ascii="Times New Roman" w:cs="Times New Roman" w:eastAsia="Times New Roman" w:hAnsi="Times New Roman"/>
+          <w:i/>
+          <w:iCs/>
+          <w:sz w:val="21"/>
+          <w:szCs w:val="21"/>
+        </w:rPr>
+        <w:t xml:space="preserve">daily client id</w:t>
+      </w:r>
+      <w:r>
+        <w:rPr>
+          <w:rFonts w:ascii="Times New Roman" w:cs="Times New Roman" w:eastAsia="Times New Roman" w:hAnsi="Times New Roman"/>
+          <w:sz w:val="21"/>
+          <w:szCs w:val="21"/>
+        </w:rPr>
+        <w:t xml:space="preserve">; for each download or publish also the package, version and artifact.</w:t>
+      </w:r>
+    </w:p>
+    <w:p>
+      <w:pPr>
+        <w:pStyle w:val="ListParagraph"/>
+        <w:numPr>
+          <w:ilvl w:val="0"/>
+          <w:numId w:val="2"/>
+        </w:numPr>
+        <w:spacing w:after="60"/>
+      </w:pPr>
+      <w:r>
+        <w:rPr>
+          <w:rFonts w:ascii="Times New Roman" w:cs="Times New Roman" w:eastAsia="Times New Roman" w:hAnsi="Times New Roman"/>
+          <w:sz w:val="21"/>
+          <w:szCs w:val="21"/>
+        </w:rPr>
+        <w:t xml:space="preserve">The daily client id is the first 12 characters of a SHA-256 hash of the network address, the date and a secret salt kept on the server. It lets the report count distinct clients, but it contains no address, cannot be turned back into one without the salt, and is different on every day, so a client cannot be followed from one day to the next.</w:t>
+      </w:r>
+    </w:p>
+    <w:p>
+      <w:pPr>
+        <w:pStyle w:val="ListParagraph"/>
+        <w:numPr>
+          <w:ilvl w:val="0"/>
+          <w:numId w:val="2"/>
+        </w:numPr>
+        <w:spacing w:after="60"/>
+      </w:pPr>
+      <w:r>
+        <w:rPr>
+          <w:rFonts w:ascii="Times New Roman" w:cs="Times New Roman" w:eastAsia="Times New Roman" w:hAnsi="Times New Roman"/>
+          <w:sz w:val="21"/>
+          <w:szCs w:val="21"/>
+        </w:rPr>
+        <w:t xml:space="preserve">Tokens, user names and search words are never recorded. </w:t>
+      </w:r>
+      <w:r>
+        <w:rPr>
+          <w:rFonts w:ascii="Courier New" w:cs="Courier New" w:eastAsia="Courier New" w:hAnsi="Courier New"/>
+          <w:b w:val="false"/>
+          <w:bCs w:val="false"/>
+          <w:sz w:val="19"/>
+          <w:szCs w:val="19"/>
+        </w:rPr>
+        <w:t xml:space="preserve">PING</w:t>
+      </w:r>
+      <w:r>
+        <w:rPr>
+          <w:rFonts w:ascii="Times New Roman" w:cs="Times New Roman" w:eastAsia="Times New Roman" w:hAnsi="Times New Roman"/>
+          <w:sz w:val="21"/>
+          <w:szCs w:val="21"/>
+        </w:rPr>
+        <w:t xml:space="preserve"> and the web pages are not recorded.</w:t>
+      </w:r>
+    </w:p>
+    <w:p>
+      <w:pPr>
+        <w:pStyle w:val="ListParagraph"/>
+        <w:numPr>
+          <w:ilvl w:val="0"/>
+          <w:numId w:val="2"/>
+        </w:numPr>
+        <w:spacing w:after="60"/>
+      </w:pPr>
+      <w:r>
+        <w:rPr>
+          <w:rFonts w:ascii="Times New Roman" w:cs="Times New Roman" w:eastAsia="Times New Roman" w:hAnsi="Times New Roman"/>
+          <w:sz w:val="21"/>
+          <w:szCs w:val="21"/>
+        </w:rPr>
+        <w:t xml:space="preserve">The data is readable only by administrators, and deleted after 400 days. The operator can switch it off with </w:t>
+      </w:r>
+      <w:r>
+        <w:rPr>
+          <w:rFonts w:ascii="Courier New" w:cs="Courier New" w:eastAsia="Courier New" w:hAnsi="Courier New"/>
+          <w:b w:val="false"/>
+          <w:bCs w:val="false"/>
+          <w:sz w:val="19"/>
+          <w:szCs w:val="19"/>
+        </w:rPr>
+        <w:t xml:space="preserve">RXPIP_NOSTATS=1</w:t>
+      </w:r>
+      <w:r>
+        <w:rPr>
+          <w:rFonts w:ascii="Times New Roman" w:cs="Times New Roman" w:eastAsia="Times New Roman" w:hAnsi="Times New Roman"/>
+          <w:sz w:val="21"/>
+          <w:szCs w:val="21"/>
+        </w:rPr>
+        <w:t xml:space="preserve">. The web server’s own access log, which Apache keeps anyway, contains the network address and the request line; the retention of that log is a separate decision of the operator.</w:t>
+      </w:r>
+    </w:p>
+    <w:p>
+      <w:pPr>
+        <w:pStyle w:val="ListParagraph"/>
+        <w:numPr>
+          <w:ilvl w:val="0"/>
+          <w:numId w:val="2"/>
+        </w:numPr>
+        <w:spacing w:after="60"/>
+      </w:pPr>
+      <w:r>
+        <w:rPr>
+          <w:rFonts w:ascii="Times New Roman" w:cs="Times New Roman" w:eastAsia="Times New Roman" w:hAnsi="Times New Roman"/>
+          <w:sz w:val="21"/>
+          <w:szCs w:val="21"/>
+        </w:rPr>
+        <w:t xml:space="preserve">Administrators are trusted accounts: an administrator can read the statistics, lock users and publish client releases that other people’s clients will install when they run </w:t>
+      </w:r>
+      <w:r>
+        <w:rPr>
+          <w:rFonts w:ascii="Courier New" w:cs="Courier New" w:eastAsia="Courier New" w:hAnsi="Courier New"/>
+          <w:b w:val="false"/>
+          <w:bCs w:val="false"/>
+          <w:sz w:val="19"/>
+          <w:szCs w:val="19"/>
+        </w:rPr>
+        <w:t xml:space="preserve">rxpip update</w:t>
+      </w:r>
+      <w:r>
+        <w:rPr>
+          <w:rFonts w:ascii="Times New Roman" w:cs="Times New Roman" w:eastAsia="Times New Roman" w:hAnsi="Times New Roman"/>
+          <w:sz w:val="21"/>
+          <w:szCs w:val="21"/>
+        </w:rPr>
+        <w:t xml:space="preserve">. Give the right only to people who already control the server, protect their tokens like the server’s own keys, and use HTTPS only.</w:t>
+      </w:r>
+    </w:p>
+    <w:p>
+      <w:pPr>
+        <w:spacing w:after="60"/>
+      </w:pPr>
+    </w:p>
+    <w:p>
+      <w:pPr>
+        <w:pStyle w:val="Heading2"/>
+        <w:keepNext/>
+        <w:spacing w:after="140" w:before="320"/>
+      </w:pPr>
+      <w:r>
+        <w:rPr>
+          <w:rFonts w:ascii="Arial" w:cs="Arial" w:eastAsia="Arial" w:hAnsi="Arial"/>
+          <w:b/>
+          <w:bCs/>
+          <w:color w:val="000000"/>
+          <w:sz w:val="26"/>
+          <w:szCs w:val="26"/>
+        </w:rPr>
         <w:t xml:space="preserve">What RXPIP does not protect against</w:t>
       </w:r>
     </w:p>
@@ -23554,7 +25953,7 @@
           <w:sz w:val="21"/>
           <w:szCs w:val="21"/>
         </w:rPr>
-        <w:t xml:space="preserve">The server and the Regina client, on Linux, are covered by an automated test suite of 180 checks, and a second suite runs one scenario of about 35 checks against each of the four clients (141 checks in all, with Regina, ooRexx, NetRexx and cREXX installed). All run against the real programs over HTTP, using a test harness that behaves like Apache (it forwards all request headers and runs the program as an ordinary user). The suite covers publishing, immutability, upload limits, archive attacks, invitations, tokens, owners, concurrent first publishes, the web pages, the client commands and the moderated sign-up (with a stand-in for sendmail that stores the mails).</w:t>
+        <w:t xml:space="preserve">The server and the Regina client, on Linux, are covered by an automated test suite of 260 checks, and a second suite runs one scenario of about 85 checks against each of the four clients (357 checks in all, with Regina, ooRexx, NetRexx and cREXX installed). All run against the real programs over HTTP, using a test harness that behaves like Apache (it forwards all request headers and runs the program as an ordinary user). The suite covers publishing, immutability, upload limits, archive attacks, invitations, tokens, owners, concurrent first publishes, the web pages, the client commands and the moderated sign-up (with a stand-in for sendmail that stores the mails).</w:t>
       </w:r>
     </w:p>
     <w:p>
@@ -25514,6 +27913,269 @@
                 <w:sz w:val="17"/>
                 <w:szCs w:val="17"/>
               </w:rPr>
+              <w:t xml:space="preserve">rxpip update [--check]</w:t>
+            </w:r>
+          </w:p>
+        </w:tc>
+        <w:tc>
+          <w:tcPr>
+            <w:tcW w:type="dxa" w:w="5038"/>
+            <w:tcMar>
+              <w:top w:type="dxa" w:w="60"/>
+              <w:left w:type="dxa" w:w="100"/>
+              <w:bottom w:type="dxa" w:w="60"/>
+              <w:right w:type="dxa" w:w="100"/>
+            </w:tcMar>
+          </w:tcPr>
+          <w:p>
+            <w:r>
+              <w:rPr>
+                <w:rFonts w:ascii="Times New Roman" w:cs="Times New Roman" w:eastAsia="Times New Roman" w:hAnsi="Times New Roman"/>
+                <w:sz w:val="18"/>
+                <w:szCs w:val="18"/>
+              </w:rPr>
+              <w:t xml:space="preserve">Look for a newer client release and install it (with </w:t>
+            </w:r>
+            <w:r>
+              <w:rPr>
+                <w:rFonts w:ascii="Courier New" w:cs="Courier New" w:eastAsia="Courier New" w:hAnsi="Courier New"/>
+                <w:b w:val="false"/>
+                <w:bCs w:val="false"/>
+                <w:sz w:val="17"/>
+                <w:szCs w:val="17"/>
+              </w:rPr>
+              <w:t xml:space="preserve">--check</w:t>
+            </w:r>
+            <w:r>
+              <w:rPr>
+                <w:rFonts w:ascii="Times New Roman" w:cs="Times New Roman" w:eastAsia="Times New Roman" w:hAnsi="Times New Roman"/>
+                <w:sz w:val="18"/>
+                <w:szCs w:val="18"/>
+              </w:rPr>
+              <w:t xml:space="preserve">, only report)</w:t>
+            </w:r>
+          </w:p>
+        </w:tc>
+      </w:tr>
+      <w:tr>
+        <w:trPr>
+          <w:cantSplit/>
+        </w:trPr>
+        <w:tc>
+          <w:tcPr>
+            <w:tcW w:type="dxa" w:w="4600"/>
+            <w:tcMar>
+              <w:top w:type="dxa" w:w="60"/>
+              <w:left w:type="dxa" w:w="100"/>
+              <w:bottom w:type="dxa" w:w="60"/>
+              <w:right w:type="dxa" w:w="100"/>
+            </w:tcMar>
+          </w:tcPr>
+          <w:p>
+            <w:r>
+              <w:rPr>
+                <w:rFonts w:ascii="Courier New" w:cs="Courier New" w:eastAsia="Courier New" w:hAnsi="Courier New"/>
+                <w:b w:val="false"/>
+                <w:bCs w:val="false"/>
+                <w:sz w:val="17"/>
+                <w:szCs w:val="17"/>
+              </w:rPr>
+              <w:t xml:space="preserve">rxpip admin stats [--days=N]</w:t>
+            </w:r>
+          </w:p>
+        </w:tc>
+        <w:tc>
+          <w:tcPr>
+            <w:tcW w:type="dxa" w:w="5038"/>
+            <w:tcMar>
+              <w:top w:type="dxa" w:w="60"/>
+              <w:left w:type="dxa" w:w="100"/>
+              <w:bottom w:type="dxa" w:w="60"/>
+              <w:right w:type="dxa" w:w="100"/>
+            </w:tcMar>
+          </w:tcPr>
+          <w:p>
+            <w:r>
+              <w:rPr>
+                <w:rFonts w:ascii="Times New Roman" w:cs="Times New Roman" w:eastAsia="Times New Roman" w:hAnsi="Times New Roman"/>
+                <w:sz w:val="18"/>
+                <w:szCs w:val="18"/>
+              </w:rPr>
+              <w:t xml:space="preserve">Usage statistics (administrators)</w:t>
+            </w:r>
+          </w:p>
+        </w:tc>
+      </w:tr>
+      <w:tr>
+        <w:trPr>
+          <w:cantSplit/>
+        </w:trPr>
+        <w:tc>
+          <w:tcPr>
+            <w:tcW w:type="dxa" w:w="4600"/>
+            <w:tcMar>
+              <w:top w:type="dxa" w:w="60"/>
+              <w:left w:type="dxa" w:w="100"/>
+              <w:bottom w:type="dxa" w:w="60"/>
+              <w:right w:type="dxa" w:w="100"/>
+            </w:tcMar>
+          </w:tcPr>
+          <w:p>
+            <w:r>
+              <w:rPr>
+                <w:rFonts w:ascii="Courier New" w:cs="Courier New" w:eastAsia="Courier New" w:hAnsi="Courier New"/>
+                <w:b w:val="false"/>
+                <w:bCs w:val="false"/>
+                <w:sz w:val="17"/>
+                <w:szCs w:val="17"/>
+              </w:rPr>
+              <w:t xml:space="preserve">rxpip admin users</w:t>
+            </w:r>
+          </w:p>
+        </w:tc>
+        <w:tc>
+          <w:tcPr>
+            <w:tcW w:type="dxa" w:w="5038"/>
+            <w:tcMar>
+              <w:top w:type="dxa" w:w="60"/>
+              <w:left w:type="dxa" w:w="100"/>
+              <w:bottom w:type="dxa" w:w="60"/>
+              <w:right w:type="dxa" w:w="100"/>
+            </w:tcMar>
+          </w:tcPr>
+          <w:p>
+            <w:r>
+              <w:rPr>
+                <w:rFonts w:ascii="Times New Roman" w:cs="Times New Roman" w:eastAsia="Times New Roman" w:hAnsi="Times New Roman"/>
+                <w:sz w:val="18"/>
+                <w:szCs w:val="18"/>
+              </w:rPr>
+              <w:t xml:space="preserve">List users (administrators)</w:t>
+            </w:r>
+          </w:p>
+        </w:tc>
+      </w:tr>
+      <w:tr>
+        <w:trPr>
+          <w:cantSplit/>
+        </w:trPr>
+        <w:tc>
+          <w:tcPr>
+            <w:tcW w:type="dxa" w:w="4600"/>
+            <w:tcMar>
+              <w:top w:type="dxa" w:w="60"/>
+              <w:left w:type="dxa" w:w="100"/>
+              <w:bottom w:type="dxa" w:w="60"/>
+              <w:right w:type="dxa" w:w="100"/>
+            </w:tcMar>
+          </w:tcPr>
+          <w:p>
+            <w:r>
+              <w:rPr>
+                <w:rFonts w:ascii="Courier New" w:cs="Courier New" w:eastAsia="Courier New" w:hAnsi="Courier New"/>
+                <w:b w:val="false"/>
+                <w:bCs w:val="false"/>
+                <w:sz w:val="17"/>
+                <w:szCs w:val="17"/>
+              </w:rPr>
+              <w:t xml:space="preserve">rxpip admin lock &lt;user&gt;</w:t>
+            </w:r>
+          </w:p>
+        </w:tc>
+        <w:tc>
+          <w:tcPr>
+            <w:tcW w:type="dxa" w:w="5038"/>
+            <w:tcMar>
+              <w:top w:type="dxa" w:w="60"/>
+              <w:left w:type="dxa" w:w="100"/>
+              <w:bottom w:type="dxa" w:w="60"/>
+              <w:right w:type="dxa" w:w="100"/>
+            </w:tcMar>
+          </w:tcPr>
+          <w:p>
+            <w:r>
+              <w:rPr>
+                <w:rFonts w:ascii="Times New Roman" w:cs="Times New Roman" w:eastAsia="Times New Roman" w:hAnsi="Times New Roman"/>
+                <w:sz w:val="18"/>
+                <w:szCs w:val="18"/>
+              </w:rPr>
+              <w:t xml:space="preserve">Revoke every token of a user (administrators)</w:t>
+            </w:r>
+          </w:p>
+        </w:tc>
+      </w:tr>
+      <w:tr>
+        <w:trPr>
+          <w:cantSplit/>
+        </w:trPr>
+        <w:tc>
+          <w:tcPr>
+            <w:tcW w:type="dxa" w:w="4600"/>
+            <w:tcMar>
+              <w:top w:type="dxa" w:w="60"/>
+              <w:left w:type="dxa" w:w="100"/>
+              <w:bottom w:type="dxa" w:w="60"/>
+              <w:right w:type="dxa" w:w="100"/>
+            </w:tcMar>
+          </w:tcPr>
+          <w:p>
+            <w:r>
+              <w:rPr>
+                <w:rFonts w:ascii="Courier New" w:cs="Courier New" w:eastAsia="Courier New" w:hAnsi="Courier New"/>
+                <w:b w:val="false"/>
+                <w:bCs w:val="false"/>
+                <w:sz w:val="17"/>
+                <w:szCs w:val="17"/>
+              </w:rPr>
+              <w:t xml:space="preserve">rxpip admin client-publish &lt;kind&gt; --version=V [--min=V] &lt;file&gt;...</w:t>
+            </w:r>
+          </w:p>
+        </w:tc>
+        <w:tc>
+          <w:tcPr>
+            <w:tcW w:type="dxa" w:w="5038"/>
+            <w:tcMar>
+              <w:top w:type="dxa" w:w="60"/>
+              <w:left w:type="dxa" w:w="100"/>
+              <w:bottom w:type="dxa" w:w="60"/>
+              <w:right w:type="dxa" w:w="100"/>
+            </w:tcMar>
+          </w:tcPr>
+          <w:p>
+            <w:r>
+              <w:rPr>
+                <w:rFonts w:ascii="Times New Roman" w:cs="Times New Roman" w:eastAsia="Times New Roman" w:hAnsi="Times New Roman"/>
+                <w:sz w:val="18"/>
+                <w:szCs w:val="18"/>
+              </w:rPr>
+              <w:t xml:space="preserve">Publish a client release (administrators)</w:t>
+            </w:r>
+          </w:p>
+        </w:tc>
+      </w:tr>
+      <w:tr>
+        <w:trPr>
+          <w:cantSplit/>
+        </w:trPr>
+        <w:tc>
+          <w:tcPr>
+            <w:tcW w:type="dxa" w:w="4600"/>
+            <w:tcMar>
+              <w:top w:type="dxa" w:w="60"/>
+              <w:left w:type="dxa" w:w="100"/>
+              <w:bottom w:type="dxa" w:w="60"/>
+              <w:right w:type="dxa" w:w="100"/>
+            </w:tcMar>
+          </w:tcPr>
+          <w:p>
+            <w:r>
+              <w:rPr>
+                <w:rFonts w:ascii="Courier New" w:cs="Courier New" w:eastAsia="Courier New" w:hAnsi="Courier New"/>
+                <w:b w:val="false"/>
+                <w:bCs w:val="false"/>
+                <w:sz w:val="17"/>
+                <w:szCs w:val="17"/>
+              </w:rPr>
               <w:t xml:space="preserve">rxpip config [get &lt;key&gt; | set &lt;key&gt; &lt;value&gt;]</w:t>
             </w:r>
           </w:p>
@@ -25535,7 +28197,43 @@
                 <w:sz w:val="18"/>
                 <w:szCs w:val="18"/>
               </w:rPr>
-              <w:t xml:space="preserve">Show or change settings</w:t>
+              <w:t xml:space="preserve">Show or change settings (also </w:t>
+            </w:r>
+            <w:r>
+              <w:rPr>
+                <w:rFonts w:ascii="Courier New" w:cs="Courier New" w:eastAsia="Courier New" w:hAnsi="Courier New"/>
+                <w:b w:val="false"/>
+                <w:bCs w:val="false"/>
+                <w:sz w:val="17"/>
+                <w:szCs w:val="17"/>
+              </w:rPr>
+              <w:t xml:space="preserve">CLIENT_CHECK</w:t>
+            </w:r>
+            <w:r>
+              <w:rPr>
+                <w:rFonts w:ascii="Times New Roman" w:cs="Times New Roman" w:eastAsia="Times New Roman" w:hAnsi="Times New Roman"/>
+                <w:sz w:val="18"/>
+                <w:szCs w:val="18"/>
+              </w:rPr>
+              <w:t xml:space="preserve">, </w:t>
+            </w:r>
+            <w:r>
+              <w:rPr>
+                <w:rFonts w:ascii="Courier New" w:cs="Courier New" w:eastAsia="Courier New" w:hAnsi="Courier New"/>
+                <w:b w:val="false"/>
+                <w:bCs w:val="false"/>
+                <w:sz w:val="17"/>
+                <w:szCs w:val="17"/>
+              </w:rPr>
+              <w:t xml:space="preserve">AUTOUPDATE</w:t>
+            </w:r>
+            <w:r>
+              <w:rPr>
+                <w:rFonts w:ascii="Times New Roman" w:cs="Times New Roman" w:eastAsia="Times New Roman" w:hAnsi="Times New Roman"/>
+                <w:sz w:val="18"/>
+                <w:szCs w:val="18"/>
+              </w:rPr>
+              <w:t xml:space="preserve">)</w:t>
             </w:r>
           </w:p>
         </w:tc>
@@ -25554,7 +28252,7 @@
           <w:sz w:val="18"/>
           <w:szCs w:val="18"/>
         </w:rPr>
-        <w:t xml:space="preserve">Figure 42. </w:t>
+        <w:t xml:space="preserve">Figure 45. </w:t>
       </w:r>
       <w:r>
         <w:rPr>
@@ -26129,6 +28827,251 @@
           </w:p>
         </w:tc>
       </w:tr>
+      <w:tr>
+        <w:trPr>
+          <w:cantSplit/>
+        </w:trPr>
+        <w:tc>
+          <w:tcPr>
+            <w:tcW w:type="dxa" w:w="4000"/>
+            <w:tcMar>
+              <w:top w:type="dxa" w:w="60"/>
+              <w:left w:type="dxa" w:w="100"/>
+              <w:bottom w:type="dxa" w:w="60"/>
+              <w:right w:type="dxa" w:w="100"/>
+            </w:tcMar>
+          </w:tcPr>
+          <w:p>
+            <w:r>
+              <w:rPr>
+                <w:rFonts w:ascii="Courier New" w:cs="Courier New" w:eastAsia="Courier New" w:hAnsi="Courier New"/>
+                <w:b w:val="false"/>
+                <w:bCs w:val="false"/>
+                <w:sz w:val="17"/>
+                <w:szCs w:val="17"/>
+              </w:rPr>
+              <w:t xml:space="preserve">visibility &lt;package&gt; [public|private]</w:t>
+            </w:r>
+          </w:p>
+        </w:tc>
+        <w:tc>
+          <w:tcPr>
+            <w:tcW w:type="dxa" w:w="5638"/>
+            <w:tcMar>
+              <w:top w:type="dxa" w:w="60"/>
+              <w:left w:type="dxa" w:w="100"/>
+              <w:bottom w:type="dxa" w:w="60"/>
+              <w:right w:type="dxa" w:w="100"/>
+            </w:tcMar>
+          </w:tcPr>
+          <w:p>
+            <w:r>
+              <w:rPr>
+                <w:rFonts w:ascii="Times New Roman" w:cs="Times New Roman" w:eastAsia="Times New Roman" w:hAnsi="Times New Roman"/>
+                <w:sz w:val="18"/>
+                <w:szCs w:val="18"/>
+              </w:rPr>
+              <w:t xml:space="preserve">Show or set the visibility of a package</w:t>
+            </w:r>
+          </w:p>
+        </w:tc>
+      </w:tr>
+      <w:tr>
+        <w:trPr>
+          <w:cantSplit/>
+        </w:trPr>
+        <w:tc>
+          <w:tcPr>
+            <w:tcW w:type="dxa" w:w="4000"/>
+            <w:tcMar>
+              <w:top w:type="dxa" w:w="60"/>
+              <w:left w:type="dxa" w:w="100"/>
+              <w:bottom w:type="dxa" w:w="60"/>
+              <w:right w:type="dxa" w:w="100"/>
+            </w:tcMar>
+          </w:tcPr>
+          <w:p>
+            <w:r>
+              <w:rPr>
+                <w:rFonts w:ascii="Courier New" w:cs="Courier New" w:eastAsia="Courier New" w:hAnsi="Courier New"/>
+                <w:b w:val="false"/>
+                <w:bCs w:val="false"/>
+                <w:sz w:val="17"/>
+                <w:szCs w:val="17"/>
+              </w:rPr>
+              <w:t xml:space="preserve">addadmin &lt;user&gt;</w:t>
+            </w:r>
+          </w:p>
+        </w:tc>
+        <w:tc>
+          <w:tcPr>
+            <w:tcW w:type="dxa" w:w="5638"/>
+            <w:tcMar>
+              <w:top w:type="dxa" w:w="60"/>
+              <w:left w:type="dxa" w:w="100"/>
+              <w:bottom w:type="dxa" w:w="60"/>
+              <w:right w:type="dxa" w:w="100"/>
+            </w:tcMar>
+          </w:tcPr>
+          <w:p>
+            <w:r>
+              <w:rPr>
+                <w:rFonts w:ascii="Times New Roman" w:cs="Times New Roman" w:eastAsia="Times New Roman" w:hAnsi="Times New Roman"/>
+                <w:sz w:val="18"/>
+                <w:szCs w:val="18"/>
+              </w:rPr>
+              <w:t xml:space="preserve">Make a user an administrator (remote administration, statistics)</w:t>
+            </w:r>
+          </w:p>
+        </w:tc>
+      </w:tr>
+      <w:tr>
+        <w:trPr>
+          <w:cantSplit/>
+        </w:trPr>
+        <w:tc>
+          <w:tcPr>
+            <w:tcW w:type="dxa" w:w="4000"/>
+            <w:tcMar>
+              <w:top w:type="dxa" w:w="60"/>
+              <w:left w:type="dxa" w:w="100"/>
+              <w:bottom w:type="dxa" w:w="60"/>
+              <w:right w:type="dxa" w:w="100"/>
+            </w:tcMar>
+          </w:tcPr>
+          <w:p>
+            <w:r>
+              <w:rPr>
+                <w:rFonts w:ascii="Courier New" w:cs="Courier New" w:eastAsia="Courier New" w:hAnsi="Courier New"/>
+                <w:b w:val="false"/>
+                <w:bCs w:val="false"/>
+                <w:sz w:val="17"/>
+                <w:szCs w:val="17"/>
+              </w:rPr>
+              <w:t xml:space="preserve">rmadmin &lt;user&gt;</w:t>
+            </w:r>
+          </w:p>
+        </w:tc>
+        <w:tc>
+          <w:tcPr>
+            <w:tcW w:type="dxa" w:w="5638"/>
+            <w:tcMar>
+              <w:top w:type="dxa" w:w="60"/>
+              <w:left w:type="dxa" w:w="100"/>
+              <w:bottom w:type="dxa" w:w="60"/>
+              <w:right w:type="dxa" w:w="100"/>
+            </w:tcMar>
+          </w:tcPr>
+          <w:p>
+            <w:r>
+              <w:rPr>
+                <w:rFonts w:ascii="Times New Roman" w:cs="Times New Roman" w:eastAsia="Times New Roman" w:hAnsi="Times New Roman"/>
+                <w:sz w:val="18"/>
+                <w:szCs w:val="18"/>
+              </w:rPr>
+              <w:t xml:space="preserve">Remove the administrator right</w:t>
+            </w:r>
+          </w:p>
+        </w:tc>
+      </w:tr>
+      <w:tr>
+        <w:trPr>
+          <w:cantSplit/>
+        </w:trPr>
+        <w:tc>
+          <w:tcPr>
+            <w:tcW w:type="dxa" w:w="4000"/>
+            <w:tcMar>
+              <w:top w:type="dxa" w:w="60"/>
+              <w:left w:type="dxa" w:w="100"/>
+              <w:bottom w:type="dxa" w:w="60"/>
+              <w:right w:type="dxa" w:w="100"/>
+            </w:tcMar>
+          </w:tcPr>
+          <w:p>
+            <w:r>
+              <w:rPr>
+                <w:rFonts w:ascii="Courier New" w:cs="Courier New" w:eastAsia="Courier New" w:hAnsi="Courier New"/>
+                <w:b w:val="false"/>
+                <w:bCs w:val="false"/>
+                <w:sz w:val="17"/>
+                <w:szCs w:val="17"/>
+              </w:rPr>
+              <w:t xml:space="preserve">admins</w:t>
+            </w:r>
+          </w:p>
+        </w:tc>
+        <w:tc>
+          <w:tcPr>
+            <w:tcW w:type="dxa" w:w="5638"/>
+            <w:tcMar>
+              <w:top w:type="dxa" w:w="60"/>
+              <w:left w:type="dxa" w:w="100"/>
+              <w:bottom w:type="dxa" w:w="60"/>
+              <w:right w:type="dxa" w:w="100"/>
+            </w:tcMar>
+          </w:tcPr>
+          <w:p>
+            <w:r>
+              <w:rPr>
+                <w:rFonts w:ascii="Times New Roman" w:cs="Times New Roman" w:eastAsia="Times New Roman" w:hAnsi="Times New Roman"/>
+                <w:sz w:val="18"/>
+                <w:szCs w:val="18"/>
+              </w:rPr>
+              <w:t xml:space="preserve">List the administrators</w:t>
+            </w:r>
+          </w:p>
+        </w:tc>
+      </w:tr>
+      <w:tr>
+        <w:trPr>
+          <w:cantSplit/>
+        </w:trPr>
+        <w:tc>
+          <w:tcPr>
+            <w:tcW w:type="dxa" w:w="4000"/>
+            <w:tcMar>
+              <w:top w:type="dxa" w:w="60"/>
+              <w:left w:type="dxa" w:w="100"/>
+              <w:bottom w:type="dxa" w:w="60"/>
+              <w:right w:type="dxa" w:w="100"/>
+            </w:tcMar>
+          </w:tcPr>
+          <w:p>
+            <w:r>
+              <w:rPr>
+                <w:rFonts w:ascii="Courier New" w:cs="Courier New" w:eastAsia="Courier New" w:hAnsi="Courier New"/>
+                <w:b w:val="false"/>
+                <w:bCs w:val="false"/>
+                <w:sz w:val="17"/>
+                <w:szCs w:val="17"/>
+              </w:rPr>
+              <w:t xml:space="preserve">stats [days]</w:t>
+            </w:r>
+          </w:p>
+        </w:tc>
+        <w:tc>
+          <w:tcPr>
+            <w:tcW w:type="dxa" w:w="5638"/>
+            <w:tcMar>
+              <w:top w:type="dxa" w:w="60"/>
+              <w:left w:type="dxa" w:w="100"/>
+              <w:bottom w:type="dxa" w:w="60"/>
+              <w:right w:type="dxa" w:w="100"/>
+            </w:tcMar>
+          </w:tcPr>
+          <w:p>
+            <w:r>
+              <w:rPr>
+                <w:rFonts w:ascii="Times New Roman" w:cs="Times New Roman" w:eastAsia="Times New Roman" w:hAnsi="Times New Roman"/>
+                <w:sz w:val="18"/>
+                <w:szCs w:val="18"/>
+              </w:rPr>
+              <w:t xml:space="preserve">Print the usage statistics</w:t>
+            </w:r>
+          </w:p>
+        </w:tc>
+      </w:tr>
     </w:tbl>
     <w:p>
       <w:pPr>
@@ -26143,7 +29086,7 @@
           <w:sz w:val="18"/>
           <w:szCs w:val="18"/>
         </w:rPr>
-        <w:t xml:space="preserve">Figure 43. </w:t>
+        <w:t xml:space="preserve">Figure 46. </w:t>
       </w:r>
       <w:r>
         <w:rPr>
@@ -26760,7 +29703,7 @@
                 <w:sz w:val="17"/>
                 <w:szCs w:val="17"/>
               </w:rPr>
-              <w:t xml:space="preserve">RXPIP_CLOSED</w:t>
+              <w:t xml:space="preserve">RXPIP_NOSTATS</w:t>
             </w:r>
           </w:p>
         </w:tc>
@@ -26812,7 +29755,7 @@
                 <w:sz w:val="18"/>
                 <w:szCs w:val="18"/>
               </w:rPr>
-              <w:t xml:space="preserve"> makes the whole repository private: every read needs a token</w:t>
+              <w:t xml:space="preserve"> switches the usage statistics off</w:t>
             </w:r>
           </w:p>
         </w:tc>
@@ -26840,7 +29783,7 @@
                 <w:sz w:val="17"/>
                 <w:szCs w:val="17"/>
               </w:rPr>
-              <w:t xml:space="preserve">RXPIP_PUBLIC_URL</w:t>
+              <w:t xml:space="preserve">RXPIP_NO_UPDATE_CHECK</w:t>
             </w:r>
           </w:p>
         </w:tc>
@@ -26861,7 +29804,7 @@
                 <w:sz w:val="18"/>
                 <w:szCs w:val="18"/>
               </w:rPr>
-              <w:t xml:space="preserve">server</w:t>
+              <w:t xml:space="preserve">client</w:t>
             </w:r>
           </w:p>
         </w:tc>
@@ -26882,7 +29825,7 @@
                 <w:sz w:val="18"/>
                 <w:szCs w:val="18"/>
               </w:rPr>
-              <w:t xml:space="preserve">Full address of the CGI program, used in mailed links</w:t>
+              <w:t xml:space="preserve">Any value skips the daily look for a newer client</w:t>
             </w:r>
           </w:p>
         </w:tc>
@@ -26910,7 +29853,7 @@
                 <w:sz w:val="17"/>
                 <w:szCs w:val="17"/>
               </w:rPr>
-              <w:t xml:space="preserve">RXPIP_MAIL_FROM</w:t>
+              <w:t xml:space="preserve">RXPIP_CLIENT_DIR</w:t>
             </w:r>
           </w:p>
         </w:tc>
@@ -26931,7 +29874,7 @@
                 <w:sz w:val="18"/>
                 <w:szCs w:val="18"/>
               </w:rPr>
-              <w:t xml:space="preserve">server</w:t>
+              <w:t xml:space="preserve">client</w:t>
             </w:r>
           </w:p>
         </w:tc>
@@ -26952,7 +29895,25 @@
                 <w:sz w:val="18"/>
                 <w:szCs w:val="18"/>
               </w:rPr>
-              <w:t xml:space="preserve">Sender address of the mails (default rxpip@&lt;server name&gt;)</w:t>
+              <w:t xml:space="preserve">Folder with the client files, set by the launchers; </w:t>
+            </w:r>
+            <w:r>
+              <w:rPr>
+                <w:rFonts w:ascii="Courier New" w:cs="Courier New" w:eastAsia="Courier New" w:hAnsi="Courier New"/>
+                <w:b w:val="false"/>
+                <w:bCs w:val="false"/>
+                <w:sz w:val="17"/>
+                <w:szCs w:val="17"/>
+              </w:rPr>
+              <w:t xml:space="preserve">rxpip update</w:t>
+            </w:r>
+            <w:r>
+              <w:rPr>
+                <w:rFonts w:ascii="Times New Roman" w:cs="Times New Roman" w:eastAsia="Times New Roman" w:hAnsi="Times New Roman"/>
+                <w:sz w:val="18"/>
+                <w:szCs w:val="18"/>
+              </w:rPr>
+              <w:t xml:space="preserve"> writes there</w:t>
             </w:r>
           </w:p>
         </w:tc>
@@ -26980,7 +29941,7 @@
                 <w:sz w:val="17"/>
                 <w:szCs w:val="17"/>
               </w:rPr>
-              <w:t xml:space="preserve">RXPIP_SENDMAIL</w:t>
+              <w:t xml:space="preserve">RXPIP_CLOSED</w:t>
             </w:r>
           </w:p>
         </w:tc>
@@ -27018,29 +29979,21 @@
           <w:p>
             <w:r>
               <w:rPr>
-                <w:rFonts w:ascii="Times New Roman" w:cs="Times New Roman" w:eastAsia="Times New Roman" w:hAnsi="Times New Roman"/>
-                <w:sz w:val="18"/>
-                <w:szCs w:val="18"/>
-              </w:rPr>
-              <w:t xml:space="preserve">Mail command (default </w:t>
-            </w:r>
-            <w:r>
-              <w:rPr>
-                <w:rFonts w:ascii="Courier New" w:cs="Courier New" w:eastAsia="Courier New" w:hAnsi="Courier New"/>
-                <w:b w:val="false"/>
-                <w:bCs w:val="false"/>
-                <w:sz w:val="17"/>
-                <w:szCs w:val="17"/>
-              </w:rPr>
-              <w:t xml:space="preserve">/usr/sbin/sendmail -t -i</w:t>
-            </w:r>
-            <w:r>
-              <w:rPr>
-                <w:rFonts w:ascii="Times New Roman" w:cs="Times New Roman" w:eastAsia="Times New Roman" w:hAnsi="Times New Roman"/>
-                <w:sz w:val="18"/>
-                <w:szCs w:val="18"/>
-              </w:rPr>
-              <w:t xml:space="preserve">)</w:t>
+                <w:rFonts w:ascii="Courier New" w:cs="Courier New" w:eastAsia="Courier New" w:hAnsi="Courier New"/>
+                <w:b w:val="false"/>
+                <w:bCs w:val="false"/>
+                <w:sz w:val="17"/>
+                <w:szCs w:val="17"/>
+              </w:rPr>
+              <w:t xml:space="preserve">1</w:t>
+            </w:r>
+            <w:r>
+              <w:rPr>
+                <w:rFonts w:ascii="Times New Roman" w:cs="Times New Roman" w:eastAsia="Times New Roman" w:hAnsi="Times New Roman"/>
+                <w:sz w:val="18"/>
+                <w:szCs w:val="18"/>
+              </w:rPr>
+              <w:t xml:space="preserve"> makes the whole repository private: every read needs a token</w:t>
             </w:r>
           </w:p>
         </w:tc>
@@ -27068,7 +30021,7 @@
                 <w:sz w:val="17"/>
                 <w:szCs w:val="17"/>
               </w:rPr>
-              <w:t xml:space="preserve">NETREXX_JAR</w:t>
+              <w:t xml:space="preserve">RXPIP_PUBLIC_URL</w:t>
             </w:r>
           </w:p>
         </w:tc>
@@ -27089,7 +30042,7 @@
                 <w:sz w:val="18"/>
                 <w:szCs w:val="18"/>
               </w:rPr>
-              <w:t xml:space="preserve">NetRexx client</w:t>
+              <w:t xml:space="preserve">server</w:t>
             </w:r>
           </w:p>
         </w:tc>
@@ -27110,17 +30063,7 @@
                 <w:sz w:val="18"/>
                 <w:szCs w:val="18"/>
               </w:rPr>
-              <w:t xml:space="preserve">Path of </w:t>
-            </w:r>
-            <w:r>
-              <w:rPr>
-                <w:rFonts w:ascii="Courier New" w:cs="Courier New" w:eastAsia="Courier New" w:hAnsi="Courier New"/>
-                <w:b w:val="false"/>
-                <w:bCs w:val="false"/>
-                <w:sz w:val="17"/>
-                <w:szCs w:val="17"/>
-              </w:rPr>
-              <w:t xml:space="preserve">NetRexxC.jar</w:t>
+              <w:t xml:space="preserve">Full address of the CGI program, used in mailed links</w:t>
             </w:r>
           </w:p>
         </w:tc>
@@ -27148,7 +30091,7 @@
                 <w:sz w:val="17"/>
                 <w:szCs w:val="17"/>
               </w:rPr>
-              <w:t xml:space="preserve">CREXX_HOME</w:t>
+              <w:t xml:space="preserve">RXPIP_MAIL_FROM</w:t>
             </w:r>
           </w:p>
         </w:tc>
@@ -27169,7 +30112,7 @@
                 <w:sz w:val="18"/>
                 <w:szCs w:val="18"/>
               </w:rPr>
-              <w:t xml:space="preserve">cREXX client</w:t>
+              <w:t xml:space="preserve">server</w:t>
             </w:r>
           </w:p>
         </w:tc>
@@ -27190,25 +30133,7 @@
                 <w:sz w:val="18"/>
                 <w:szCs w:val="18"/>
               </w:rPr>
-              <w:t xml:space="preserve">cREXX installation directory (its </w:t>
-            </w:r>
-            <w:r>
-              <w:rPr>
-                <w:rFonts w:ascii="Courier New" w:cs="Courier New" w:eastAsia="Courier New" w:hAnsi="Courier New"/>
-                <w:b w:val="false"/>
-                <w:bCs w:val="false"/>
-                <w:sz w:val="17"/>
-                <w:szCs w:val="17"/>
-              </w:rPr>
-              <w:t xml:space="preserve">bin</w:t>
-            </w:r>
-            <w:r>
-              <w:rPr>
-                <w:rFonts w:ascii="Times New Roman" w:cs="Times New Roman" w:eastAsia="Times New Roman" w:hAnsi="Times New Roman"/>
-                <w:sz w:val="18"/>
-                <w:szCs w:val="18"/>
-              </w:rPr>
-              <w:t xml:space="preserve"> holds rxc, rxas, rxvm)</w:t>
+              <w:t xml:space="preserve">Sender address of the mails (default rxpip@&lt;server name&gt;)</w:t>
             </w:r>
           </w:p>
         </w:tc>
@@ -27236,6 +30161,262 @@
                 <w:sz w:val="17"/>
                 <w:szCs w:val="17"/>
               </w:rPr>
+              <w:t xml:space="preserve">RXPIP_SENDMAIL</w:t>
+            </w:r>
+          </w:p>
+        </w:tc>
+        <w:tc>
+          <w:tcPr>
+            <w:tcW w:type="dxa" w:w="1300"/>
+            <w:tcMar>
+              <w:top w:type="dxa" w:w="60"/>
+              <w:left w:type="dxa" w:w="100"/>
+              <w:bottom w:type="dxa" w:w="60"/>
+              <w:right w:type="dxa" w:w="100"/>
+            </w:tcMar>
+          </w:tcPr>
+          <w:p>
+            <w:r>
+              <w:rPr>
+                <w:rFonts w:ascii="Times New Roman" w:cs="Times New Roman" w:eastAsia="Times New Roman" w:hAnsi="Times New Roman"/>
+                <w:sz w:val="18"/>
+                <w:szCs w:val="18"/>
+              </w:rPr>
+              <w:t xml:space="preserve">server</w:t>
+            </w:r>
+          </w:p>
+        </w:tc>
+        <w:tc>
+          <w:tcPr>
+            <w:tcW w:type="dxa" w:w="5638"/>
+            <w:tcMar>
+              <w:top w:type="dxa" w:w="60"/>
+              <w:left w:type="dxa" w:w="100"/>
+              <w:bottom w:type="dxa" w:w="60"/>
+              <w:right w:type="dxa" w:w="100"/>
+            </w:tcMar>
+          </w:tcPr>
+          <w:p>
+            <w:r>
+              <w:rPr>
+                <w:rFonts w:ascii="Times New Roman" w:cs="Times New Roman" w:eastAsia="Times New Roman" w:hAnsi="Times New Roman"/>
+                <w:sz w:val="18"/>
+                <w:szCs w:val="18"/>
+              </w:rPr>
+              <w:t xml:space="preserve">Mail command (default </w:t>
+            </w:r>
+            <w:r>
+              <w:rPr>
+                <w:rFonts w:ascii="Courier New" w:cs="Courier New" w:eastAsia="Courier New" w:hAnsi="Courier New"/>
+                <w:b w:val="false"/>
+                <w:bCs w:val="false"/>
+                <w:sz w:val="17"/>
+                <w:szCs w:val="17"/>
+              </w:rPr>
+              <w:t xml:space="preserve">/usr/sbin/sendmail -t -i</w:t>
+            </w:r>
+            <w:r>
+              <w:rPr>
+                <w:rFonts w:ascii="Times New Roman" w:cs="Times New Roman" w:eastAsia="Times New Roman" w:hAnsi="Times New Roman"/>
+                <w:sz w:val="18"/>
+                <w:szCs w:val="18"/>
+              </w:rPr>
+              <w:t xml:space="preserve">)</w:t>
+            </w:r>
+          </w:p>
+        </w:tc>
+      </w:tr>
+      <w:tr>
+        <w:trPr>
+          <w:cantSplit/>
+        </w:trPr>
+        <w:tc>
+          <w:tcPr>
+            <w:tcW w:type="dxa" w:w="2700"/>
+            <w:tcMar>
+              <w:top w:type="dxa" w:w="60"/>
+              <w:left w:type="dxa" w:w="100"/>
+              <w:bottom w:type="dxa" w:w="60"/>
+              <w:right w:type="dxa" w:w="100"/>
+            </w:tcMar>
+          </w:tcPr>
+          <w:p>
+            <w:r>
+              <w:rPr>
+                <w:rFonts w:ascii="Courier New" w:cs="Courier New" w:eastAsia="Courier New" w:hAnsi="Courier New"/>
+                <w:b w:val="false"/>
+                <w:bCs w:val="false"/>
+                <w:sz w:val="17"/>
+                <w:szCs w:val="17"/>
+              </w:rPr>
+              <w:t xml:space="preserve">NETREXX_JAR</w:t>
+            </w:r>
+          </w:p>
+        </w:tc>
+        <w:tc>
+          <w:tcPr>
+            <w:tcW w:type="dxa" w:w="1300"/>
+            <w:tcMar>
+              <w:top w:type="dxa" w:w="60"/>
+              <w:left w:type="dxa" w:w="100"/>
+              <w:bottom w:type="dxa" w:w="60"/>
+              <w:right w:type="dxa" w:w="100"/>
+            </w:tcMar>
+          </w:tcPr>
+          <w:p>
+            <w:r>
+              <w:rPr>
+                <w:rFonts w:ascii="Times New Roman" w:cs="Times New Roman" w:eastAsia="Times New Roman" w:hAnsi="Times New Roman"/>
+                <w:sz w:val="18"/>
+                <w:szCs w:val="18"/>
+              </w:rPr>
+              <w:t xml:space="preserve">NetRexx client</w:t>
+            </w:r>
+          </w:p>
+        </w:tc>
+        <w:tc>
+          <w:tcPr>
+            <w:tcW w:type="dxa" w:w="5638"/>
+            <w:tcMar>
+              <w:top w:type="dxa" w:w="60"/>
+              <w:left w:type="dxa" w:w="100"/>
+              <w:bottom w:type="dxa" w:w="60"/>
+              <w:right w:type="dxa" w:w="100"/>
+            </w:tcMar>
+          </w:tcPr>
+          <w:p>
+            <w:r>
+              <w:rPr>
+                <w:rFonts w:ascii="Times New Roman" w:cs="Times New Roman" w:eastAsia="Times New Roman" w:hAnsi="Times New Roman"/>
+                <w:sz w:val="18"/>
+                <w:szCs w:val="18"/>
+              </w:rPr>
+              <w:t xml:space="preserve">Path of </w:t>
+            </w:r>
+            <w:r>
+              <w:rPr>
+                <w:rFonts w:ascii="Courier New" w:cs="Courier New" w:eastAsia="Courier New" w:hAnsi="Courier New"/>
+                <w:b w:val="false"/>
+                <w:bCs w:val="false"/>
+                <w:sz w:val="17"/>
+                <w:szCs w:val="17"/>
+              </w:rPr>
+              <w:t xml:space="preserve">NetRexxC.jar</w:t>
+            </w:r>
+          </w:p>
+        </w:tc>
+      </w:tr>
+      <w:tr>
+        <w:trPr>
+          <w:cantSplit/>
+        </w:trPr>
+        <w:tc>
+          <w:tcPr>
+            <w:tcW w:type="dxa" w:w="2700"/>
+            <w:tcMar>
+              <w:top w:type="dxa" w:w="60"/>
+              <w:left w:type="dxa" w:w="100"/>
+              <w:bottom w:type="dxa" w:w="60"/>
+              <w:right w:type="dxa" w:w="100"/>
+            </w:tcMar>
+          </w:tcPr>
+          <w:p>
+            <w:r>
+              <w:rPr>
+                <w:rFonts w:ascii="Courier New" w:cs="Courier New" w:eastAsia="Courier New" w:hAnsi="Courier New"/>
+                <w:b w:val="false"/>
+                <w:bCs w:val="false"/>
+                <w:sz w:val="17"/>
+                <w:szCs w:val="17"/>
+              </w:rPr>
+              <w:t xml:space="preserve">CREXX_HOME</w:t>
+            </w:r>
+          </w:p>
+        </w:tc>
+        <w:tc>
+          <w:tcPr>
+            <w:tcW w:type="dxa" w:w="1300"/>
+            <w:tcMar>
+              <w:top w:type="dxa" w:w="60"/>
+              <w:left w:type="dxa" w:w="100"/>
+              <w:bottom w:type="dxa" w:w="60"/>
+              <w:right w:type="dxa" w:w="100"/>
+            </w:tcMar>
+          </w:tcPr>
+          <w:p>
+            <w:r>
+              <w:rPr>
+                <w:rFonts w:ascii="Times New Roman" w:cs="Times New Roman" w:eastAsia="Times New Roman" w:hAnsi="Times New Roman"/>
+                <w:sz w:val="18"/>
+                <w:szCs w:val="18"/>
+              </w:rPr>
+              <w:t xml:space="preserve">cREXX client</w:t>
+            </w:r>
+          </w:p>
+        </w:tc>
+        <w:tc>
+          <w:tcPr>
+            <w:tcW w:type="dxa" w:w="5638"/>
+            <w:tcMar>
+              <w:top w:type="dxa" w:w="60"/>
+              <w:left w:type="dxa" w:w="100"/>
+              <w:bottom w:type="dxa" w:w="60"/>
+              <w:right w:type="dxa" w:w="100"/>
+            </w:tcMar>
+          </w:tcPr>
+          <w:p>
+            <w:r>
+              <w:rPr>
+                <w:rFonts w:ascii="Times New Roman" w:cs="Times New Roman" w:eastAsia="Times New Roman" w:hAnsi="Times New Roman"/>
+                <w:sz w:val="18"/>
+                <w:szCs w:val="18"/>
+              </w:rPr>
+              <w:t xml:space="preserve">cREXX installation directory (its </w:t>
+            </w:r>
+            <w:r>
+              <w:rPr>
+                <w:rFonts w:ascii="Courier New" w:cs="Courier New" w:eastAsia="Courier New" w:hAnsi="Courier New"/>
+                <w:b w:val="false"/>
+                <w:bCs w:val="false"/>
+                <w:sz w:val="17"/>
+                <w:szCs w:val="17"/>
+              </w:rPr>
+              <w:t xml:space="preserve">bin</w:t>
+            </w:r>
+            <w:r>
+              <w:rPr>
+                <w:rFonts w:ascii="Times New Roman" w:cs="Times New Roman" w:eastAsia="Times New Roman" w:hAnsi="Times New Roman"/>
+                <w:sz w:val="18"/>
+                <w:szCs w:val="18"/>
+              </w:rPr>
+              <w:t xml:space="preserve"> holds rxc, rxas, rxvm)</w:t>
+            </w:r>
+          </w:p>
+        </w:tc>
+      </w:tr>
+      <w:tr>
+        <w:trPr>
+          <w:cantSplit/>
+        </w:trPr>
+        <w:tc>
+          <w:tcPr>
+            <w:tcW w:type="dxa" w:w="2700"/>
+            <w:tcMar>
+              <w:top w:type="dxa" w:w="60"/>
+              <w:left w:type="dxa" w:w="100"/>
+              <w:bottom w:type="dxa" w:w="60"/>
+              <w:right w:type="dxa" w:w="100"/>
+            </w:tcMar>
+          </w:tcPr>
+          <w:p>
+            <w:r>
+              <w:rPr>
+                <w:rFonts w:ascii="Courier New" w:cs="Courier New" w:eastAsia="Courier New" w:hAnsi="Courier New"/>
+                <w:b w:val="false"/>
+                <w:bCs w:val="false"/>
+                <w:sz w:val="17"/>
+                <w:szCs w:val="17"/>
+              </w:rPr>
               <w:t xml:space="preserve">RXPIP_INTERPRETER</w:t>
             </w:r>
           </w:p>
@@ -27315,7 +30496,7 @@
           <w:sz w:val="18"/>
           <w:szCs w:val="18"/>
         </w:rPr>
-        <w:t xml:space="preserve">Figure 44. </w:t>
+        <w:t xml:space="preserve">Figure 47. </w:t>
       </w:r>
       <w:r>
         <w:rPr>
@@ -27924,7 +31105,25 @@
                 <w:sz w:val="18"/>
                 <w:szCs w:val="18"/>
               </w:rPr>
-              <w:t xml:space="preserve">Users, token hashes, invitations, owner lists, pending sign-up requests (</w:t>
+              <w:t xml:space="preserve">Users, token hashes, invitations, owner lists, visibility, readers, administrators (</w:t>
+            </w:r>
+            <w:r>
+              <w:rPr>
+                <w:rFonts w:ascii="Courier New" w:cs="Courier New" w:eastAsia="Courier New" w:hAnsi="Courier New"/>
+                <w:b w:val="false"/>
+                <w:bCs w:val="false"/>
+                <w:sz w:val="17"/>
+                <w:szCs w:val="17"/>
+              </w:rPr>
+              <w:t xml:space="preserve">admins</w:t>
+            </w:r>
+            <w:r>
+              <w:rPr>
+                <w:rFonts w:ascii="Times New Roman" w:cs="Times New Roman" w:eastAsia="Times New Roman" w:hAnsi="Times New Roman"/>
+                <w:sz w:val="18"/>
+                <w:szCs w:val="18"/>
+              </w:rPr>
+              <w:t xml:space="preserve">), pending sign-up requests (</w:t>
             </w:r>
             <w:r>
               <w:rPr>
@@ -27943,6 +31142,252 @@
                 <w:szCs w:val="18"/>
               </w:rPr>
               <w:t xml:space="preserve">)</w:t>
+            </w:r>
+          </w:p>
+        </w:tc>
+      </w:tr>
+      <w:tr>
+        <w:trPr>
+          <w:cantSplit/>
+        </w:trPr>
+        <w:tc>
+          <w:tcPr>
+            <w:tcW w:type="dxa" w:w="3000"/>
+            <w:tcMar>
+              <w:top w:type="dxa" w:w="60"/>
+              <w:left w:type="dxa" w:w="100"/>
+              <w:bottom w:type="dxa" w:w="60"/>
+              <w:right w:type="dxa" w:w="100"/>
+            </w:tcMar>
+          </w:tcPr>
+          <w:p>
+            <w:r>
+              <w:rPr>
+                <w:rFonts w:ascii="Courier New" w:cs="Courier New" w:eastAsia="Courier New" w:hAnsi="Courier New"/>
+                <w:b w:val="false"/>
+                <w:bCs w:val="false"/>
+                <w:sz w:val="17"/>
+                <w:szCs w:val="17"/>
+              </w:rPr>
+              <w:t xml:space="preserve">.stats/</w:t>
+            </w:r>
+          </w:p>
+        </w:tc>
+        <w:tc>
+          <w:tcPr>
+            <w:tcW w:type="dxa" w:w="3000"/>
+            <w:tcMar>
+              <w:top w:type="dxa" w:w="60"/>
+              <w:left w:type="dxa" w:w="100"/>
+              <w:bottom w:type="dxa" w:w="60"/>
+              <w:right w:type="dxa" w:w="100"/>
+            </w:tcMar>
+          </w:tcPr>
+          <w:p>
+            <w:r>
+              <w:rPr>
+                <w:rFonts w:ascii="Times New Roman" w:cs="Times New Roman" w:eastAsia="Times New Roman" w:hAnsi="Times New Roman"/>
+                <w:sz w:val="18"/>
+                <w:szCs w:val="18"/>
+              </w:rPr>
+              <w:t xml:space="preserve">repo/</w:t>
+            </w:r>
+          </w:p>
+        </w:tc>
+        <w:tc>
+          <w:tcPr>
+            <w:tcW w:type="dxa" w:w="3638"/>
+            <w:tcMar>
+              <w:top w:type="dxa" w:w="60"/>
+              <w:left w:type="dxa" w:w="100"/>
+              <w:bottom w:type="dxa" w:w="60"/>
+              <w:right w:type="dxa" w:w="100"/>
+            </w:tcMar>
+          </w:tcPr>
+          <w:p>
+            <w:r>
+              <w:rPr>
+                <w:rFonts w:ascii="Times New Roman" w:cs="Times New Roman" w:eastAsia="Times New Roman" w:hAnsi="Times New Roman"/>
+                <w:sz w:val="18"/>
+                <w:szCs w:val="18"/>
+              </w:rPr>
+              <w:t xml:space="preserve">Daily usage logs and the salt for the client ids (administrators only)</w:t>
+            </w:r>
+          </w:p>
+        </w:tc>
+      </w:tr>
+      <w:tr>
+        <w:trPr>
+          <w:cantSplit/>
+        </w:trPr>
+        <w:tc>
+          <w:tcPr>
+            <w:tcW w:type="dxa" w:w="3000"/>
+            <w:tcMar>
+              <w:top w:type="dxa" w:w="60"/>
+              <w:left w:type="dxa" w:w="100"/>
+              <w:bottom w:type="dxa" w:w="60"/>
+              <w:right w:type="dxa" w:w="100"/>
+            </w:tcMar>
+          </w:tcPr>
+          <w:p>
+            <w:r>
+              <w:rPr>
+                <w:rFonts w:ascii="Courier New" w:cs="Courier New" w:eastAsia="Courier New" w:hAnsi="Courier New"/>
+                <w:b w:val="false"/>
+                <w:bCs w:val="false"/>
+                <w:sz w:val="17"/>
+                <w:szCs w:val="17"/>
+              </w:rPr>
+              <w:t xml:space="preserve">.clients/&lt;kind&gt;/&lt;version&gt;/</w:t>
+            </w:r>
+          </w:p>
+        </w:tc>
+        <w:tc>
+          <w:tcPr>
+            <w:tcW w:type="dxa" w:w="3000"/>
+            <w:tcMar>
+              <w:top w:type="dxa" w:w="60"/>
+              <w:left w:type="dxa" w:w="100"/>
+              <w:bottom w:type="dxa" w:w="60"/>
+              <w:right w:type="dxa" w:w="100"/>
+            </w:tcMar>
+          </w:tcPr>
+          <w:p>
+            <w:r>
+              <w:rPr>
+                <w:rFonts w:ascii="Times New Roman" w:cs="Times New Roman" w:eastAsia="Times New Roman" w:hAnsi="Times New Roman"/>
+                <w:sz w:val="18"/>
+                <w:szCs w:val="18"/>
+              </w:rPr>
+              <w:t xml:space="preserve">repo/</w:t>
+            </w:r>
+          </w:p>
+        </w:tc>
+        <w:tc>
+          <w:tcPr>
+            <w:tcW w:type="dxa" w:w="3638"/>
+            <w:tcMar>
+              <w:top w:type="dxa" w:w="60"/>
+              <w:left w:type="dxa" w:w="100"/>
+              <w:bottom w:type="dxa" w:w="60"/>
+              <w:right w:type="dxa" w:w="100"/>
+            </w:tcMar>
+          </w:tcPr>
+          <w:p>
+            <w:r>
+              <w:rPr>
+                <w:rFonts w:ascii="Times New Roman" w:cs="Times New Roman" w:eastAsia="Times New Roman" w:hAnsi="Times New Roman"/>
+                <w:sz w:val="18"/>
+                <w:szCs w:val="18"/>
+              </w:rPr>
+              <w:t xml:space="preserve">Published client releases, with a </w:t>
+            </w:r>
+            <w:r>
+              <w:rPr>
+                <w:rFonts w:ascii="Courier New" w:cs="Courier New" w:eastAsia="Courier New" w:hAnsi="Courier New"/>
+                <w:b w:val="false"/>
+                <w:bCs w:val="false"/>
+                <w:sz w:val="17"/>
+                <w:szCs w:val="17"/>
+              </w:rPr>
+              <w:t xml:space="preserve">MANIFEST</w:t>
+            </w:r>
+            <w:r>
+              <w:rPr>
+                <w:rFonts w:ascii="Times New Roman" w:cs="Times New Roman" w:eastAsia="Times New Roman" w:hAnsi="Times New Roman"/>
+                <w:sz w:val="18"/>
+                <w:szCs w:val="18"/>
+              </w:rPr>
+              <w:t xml:space="preserve"> and a </w:t>
+            </w:r>
+            <w:r>
+              <w:rPr>
+                <w:rFonts w:ascii="Courier New" w:cs="Courier New" w:eastAsia="Courier New" w:hAnsi="Courier New"/>
+                <w:b w:val="false"/>
+                <w:bCs w:val="false"/>
+                <w:sz w:val="17"/>
+                <w:szCs w:val="17"/>
+              </w:rPr>
+              <w:t xml:space="preserve">LATEST</w:t>
+            </w:r>
+            <w:r>
+              <w:rPr>
+                <w:rFonts w:ascii="Times New Roman" w:cs="Times New Roman" w:eastAsia="Times New Roman" w:hAnsi="Times New Roman"/>
+                <w:sz w:val="18"/>
+                <w:szCs w:val="18"/>
+              </w:rPr>
+              <w:t xml:space="preserve"> pointer per kind</w:t>
+            </w:r>
+          </w:p>
+        </w:tc>
+      </w:tr>
+      <w:tr>
+        <w:trPr>
+          <w:cantSplit/>
+        </w:trPr>
+        <w:tc>
+          <w:tcPr>
+            <w:tcW w:type="dxa" w:w="3000"/>
+            <w:tcMar>
+              <w:top w:type="dxa" w:w="60"/>
+              <w:left w:type="dxa" w:w="100"/>
+              <w:bottom w:type="dxa" w:w="60"/>
+              <w:right w:type="dxa" w:w="100"/>
+            </w:tcMar>
+          </w:tcPr>
+          <w:p>
+            <w:r>
+              <w:rPr>
+                <w:rFonts w:ascii="Courier New" w:cs="Courier New" w:eastAsia="Courier New" w:hAnsi="Courier New"/>
+                <w:b w:val="false"/>
+                <w:bCs w:val="false"/>
+                <w:sz w:val="17"/>
+                <w:szCs w:val="17"/>
+              </w:rPr>
+              <w:t xml:space="preserve">clientcheck.txt</w:t>
+            </w:r>
+          </w:p>
+        </w:tc>
+        <w:tc>
+          <w:tcPr>
+            <w:tcW w:type="dxa" w:w="3000"/>
+            <w:tcMar>
+              <w:top w:type="dxa" w:w="60"/>
+              <w:left w:type="dxa" w:w="100"/>
+              <w:bottom w:type="dxa" w:w="60"/>
+              <w:right w:type="dxa" w:w="100"/>
+            </w:tcMar>
+          </w:tcPr>
+          <w:p>
+            <w:r>
+              <w:rPr>
+                <w:rFonts w:ascii="Times New Roman" w:cs="Times New Roman" w:eastAsia="Times New Roman" w:hAnsi="Times New Roman"/>
+                <w:sz w:val="18"/>
+                <w:szCs w:val="18"/>
+              </w:rPr>
+              <w:t xml:space="preserve">client home</w:t>
+            </w:r>
+          </w:p>
+        </w:tc>
+        <w:tc>
+          <w:tcPr>
+            <w:tcW w:type="dxa" w:w="3638"/>
+            <w:tcMar>
+              <w:top w:type="dxa" w:w="60"/>
+              <w:left w:type="dxa" w:w="100"/>
+              <w:bottom w:type="dxa" w:w="60"/>
+              <w:right w:type="dxa" w:w="100"/>
+            </w:tcMar>
+          </w:tcPr>
+          <w:p>
+            <w:r>
+              <w:rPr>
+                <w:rFonts w:ascii="Times New Roman" w:cs="Times New Roman" w:eastAsia="Times New Roman" w:hAnsi="Times New Roman"/>
+                <w:sz w:val="18"/>
+                <w:szCs w:val="18"/>
+              </w:rPr>
+              <w:t xml:space="preserve">Date and result of the last look for a newer client</w:t>
             </w:r>
           </w:p>
         </w:tc>
@@ -27961,7 +31406,7 @@
           <w:sz w:val="18"/>
           <w:szCs w:val="18"/>
         </w:rPr>
-        <w:t xml:space="preserve">Figure 45. </w:t>
+        <w:t xml:space="preserve">Figure 48. </w:t>
       </w:r>
       <w:r>
         <w:rPr>
@@ -28936,7 +32381,7 @@
           <w:sz w:val="18"/>
           <w:szCs w:val="18"/>
         </w:rPr>
-        <w:t xml:space="preserve">Figure 46. </w:t>
+        <w:t xml:space="preserve">Figure 49. </w:t>
       </w:r>
       <w:r>
         <w:rPr>

--- a/docs/RXPIP-Guide.docx
+++ b/docs/RXPIP-Guide.docx
@@ -445,6 +445,25 @@
           <w:szCs w:val="18"/>
         </w:rPr>
         <w:t xml:space="preserve">Keeping the client up to date	6</w:t>
+      </w:r>
+    </w:p>
+    <w:p>
+      <w:pPr>
+        <w:tabs>
+          <w:tab w:val="right" w:pos="9638" w:leader="dot"/>
+        </w:tabs>
+        <w:spacing w:after="20" w:before="0"/>
+        <w:ind w:left="280"/>
+      </w:pPr>
+      <w:r>
+        <w:rPr>
+          <w:rFonts w:ascii="Times New Roman" w:cs="Times New Roman" w:eastAsia="Times New Roman" w:hAnsi="Times New Roman"/>
+          <w:b w:val="false"/>
+          <w:bCs w:val="false"/>
+          <w:sz w:val="18"/>
+          <w:szCs w:val="18"/>
+        </w:rPr>
+        <w:t xml:space="preserve">RXPIP on VM/370plus (CMS)	7</w:t>
       </w:r>
     </w:p>
     <w:p>
@@ -7709,6 +7728,327 @@
     </w:p>
     <w:p>
       <w:pPr>
+        <w:pStyle w:val="Heading2"/>
+        <w:keepNext/>
+        <w:spacing w:after="140" w:before="320"/>
+      </w:pPr>
+      <w:r>
+        <w:rPr>
+          <w:rFonts w:ascii="Arial" w:cs="Arial" w:eastAsia="Arial" w:hAnsi="Arial"/>
+          <w:b/>
+          <w:bCs/>
+          <w:color w:val="000000"/>
+          <w:sz w:val="26"/>
+          <w:szCs w:val="26"/>
+        </w:rPr>
+        <w:t xml:space="preserve">RXPIP on VM/370plus (CMS)</w:t>
+      </w:r>
+    </w:p>
+    <w:p>
+      <w:pPr>
+        <w:spacing w:after="120"/>
+      </w:pPr>
+      <w:r>
+        <w:rPr>
+          <w:rFonts w:ascii="Times New Roman" w:cs="Times New Roman" w:eastAsia="Times New Roman" w:hAnsi="Times New Roman"/>
+          <w:sz w:val="21"/>
+          <w:szCs w:val="21"/>
+        </w:rPr>
+        <w:t xml:space="preserve">VM/370plus has no directories, file names of at most 8+8 characters, and keeps settings with GLOBALV instead of in files. RXPIP covers this system in two ways.</w:t>
+      </w:r>
+    </w:p>
+    <w:p>
+      <w:pPr>
+        <w:pStyle w:val="ListParagraph"/>
+        <w:numPr>
+          <w:ilvl w:val="0"/>
+          <w:numId w:val="2"/>
+        </w:numPr>
+        <w:spacing w:after="60"/>
+      </w:pPr>
+      <w:r>
+        <w:rPr>
+          <w:rFonts w:ascii="Times New Roman" w:cs="Times New Roman" w:eastAsia="Times New Roman" w:hAnsi="Times New Roman"/>
+          <w:b/>
+          <w:bCs/>
+          <w:sz w:val="21"/>
+          <w:szCs w:val="21"/>
+        </w:rPr>
+        <w:t xml:space="preserve">Through a bridge (works today).</w:t>
+      </w:r>
+      <w:r>
+        <w:rPr>
+          <w:rFonts w:ascii="Times New Roman" w:cs="Times New Roman" w:eastAsia="Times New Roman" w:hAnsi="Times New Roman"/>
+          <w:sz w:val="21"/>
+          <w:szCs w:val="21"/>
+        </w:rPr>
+        <w:t xml:space="preserve"> The VM/370plus kit contains </w:t>
+      </w:r>
+      <w:r>
+        <w:rPr>
+          <w:rFonts w:ascii="Courier New" w:cs="Courier New" w:eastAsia="Courier New" w:hAnsi="Courier New"/>
+          <w:b w:val="false"/>
+          <w:bCs w:val="false"/>
+          <w:sz w:val="19"/>
+          <w:szCs w:val="19"/>
+        </w:rPr>
+        <w:t xml:space="preserve">RXPIP EXEC</w:t>
+      </w:r>
+      <w:r>
+        <w:rPr>
+          <w:rFonts w:ascii="Times New Roman" w:cs="Times New Roman" w:eastAsia="Times New Roman" w:hAnsi="Times New Roman"/>
+          <w:sz w:val="21"/>
+          <w:szCs w:val="21"/>
+        </w:rPr>
+        <w:t xml:space="preserve">, which sends requests as spool files to a Linux guest. There the Regina client runs against the repository and sends the answer back. From CMS you use </w:t>
+      </w:r>
+      <w:r>
+        <w:rPr>
+          <w:rFonts w:ascii="Courier New" w:cs="Courier New" w:eastAsia="Courier New" w:hAnsi="Courier New"/>
+          <w:b w:val="false"/>
+          <w:bCs w:val="false"/>
+          <w:sz w:val="19"/>
+          <w:szCs w:val="19"/>
+        </w:rPr>
+        <w:t xml:space="preserve">RXPIP SEARCH</w:t>
+      </w:r>
+      <w:r>
+        <w:rPr>
+          <w:rFonts w:ascii="Times New Roman" w:cs="Times New Roman" w:eastAsia="Times New Roman" w:hAnsi="Times New Roman"/>
+          <w:sz w:val="21"/>
+          <w:szCs w:val="21"/>
+        </w:rPr>
+        <w:t xml:space="preserve">, </w:t>
+      </w:r>
+      <w:r>
+        <w:rPr>
+          <w:rFonts w:ascii="Courier New" w:cs="Courier New" w:eastAsia="Courier New" w:hAnsi="Courier New"/>
+          <w:b w:val="false"/>
+          <w:bCs w:val="false"/>
+          <w:sz w:val="19"/>
+          <w:szCs w:val="19"/>
+        </w:rPr>
+        <w:t xml:space="preserve">SHOW</w:t>
+      </w:r>
+      <w:r>
+        <w:rPr>
+          <w:rFonts w:ascii="Times New Roman" w:cs="Times New Roman" w:eastAsia="Times New Roman" w:hAnsi="Times New Roman"/>
+          <w:sz w:val="21"/>
+          <w:szCs w:val="21"/>
+        </w:rPr>
+        <w:t xml:space="preserve">, </w:t>
+      </w:r>
+      <w:r>
+        <w:rPr>
+          <w:rFonts w:ascii="Courier New" w:cs="Courier New" w:eastAsia="Courier New" w:hAnsi="Courier New"/>
+          <w:b w:val="false"/>
+          <w:bCs w:val="false"/>
+          <w:sz w:val="19"/>
+          <w:szCs w:val="19"/>
+        </w:rPr>
+        <w:t xml:space="preserve">AVAIL</w:t>
+      </w:r>
+      <w:r>
+        <w:rPr>
+          <w:rFonts w:ascii="Times New Roman" w:cs="Times New Roman" w:eastAsia="Times New Roman" w:hAnsi="Times New Roman"/>
+          <w:sz w:val="21"/>
+          <w:szCs w:val="21"/>
+        </w:rPr>
+        <w:t xml:space="preserve">, </w:t>
+      </w:r>
+      <w:r>
+        <w:rPr>
+          <w:rFonts w:ascii="Courier New" w:cs="Courier New" w:eastAsia="Courier New" w:hAnsi="Courier New"/>
+          <w:b w:val="false"/>
+          <w:bCs w:val="false"/>
+          <w:sz w:val="19"/>
+          <w:szCs w:val="19"/>
+        </w:rPr>
+        <w:t xml:space="preserve">BUILD</w:t>
+      </w:r>
+      <w:r>
+        <w:rPr>
+          <w:rFonts w:ascii="Times New Roman" w:cs="Times New Roman" w:eastAsia="Times New Roman" w:hAnsi="Times New Roman"/>
+          <w:sz w:val="21"/>
+          <w:szCs w:val="21"/>
+        </w:rPr>
+        <w:t xml:space="preserve"> and </w:t>
+      </w:r>
+      <w:r>
+        <w:rPr>
+          <w:rFonts w:ascii="Courier New" w:cs="Courier New" w:eastAsia="Courier New" w:hAnsi="Courier New"/>
+          <w:b w:val="false"/>
+          <w:bCs w:val="false"/>
+          <w:sz w:val="19"/>
+          <w:szCs w:val="19"/>
+        </w:rPr>
+        <w:t xml:space="preserve">GET</w:t>
+      </w:r>
+      <w:r>
+        <w:rPr>
+          <w:rFonts w:ascii="Times New Roman" w:cs="Times New Roman" w:eastAsia="Times New Roman" w:hAnsi="Times New Roman"/>
+          <w:sz w:val="21"/>
+          <w:szCs w:val="21"/>
+        </w:rPr>
+        <w:t xml:space="preserve">. </w:t>
+      </w:r>
+      <w:r>
+        <w:rPr>
+          <w:rFonts w:ascii="Courier New" w:cs="Courier New" w:eastAsia="Courier New" w:hAnsi="Courier New"/>
+          <w:b w:val="false"/>
+          <w:bCs w:val="false"/>
+          <w:sz w:val="19"/>
+          <w:szCs w:val="19"/>
+        </w:rPr>
+        <w:t xml:space="preserve">GET</w:t>
+      </w:r>
+      <w:r>
+        <w:rPr>
+          <w:rFonts w:ascii="Times New Roman" w:cs="Times New Roman" w:eastAsia="Times New Roman" w:hAnsi="Times New Roman"/>
+          <w:sz w:val="21"/>
+          <w:szCs w:val="21"/>
+        </w:rPr>
+        <w:t xml:space="preserve"> installs into the shared store on the Linux side and returns the source files; </w:t>
+      </w:r>
+      <w:r>
+        <w:rPr>
+          <w:rFonts w:ascii="Courier New" w:cs="Courier New" w:eastAsia="Courier New" w:hAnsi="Courier New"/>
+          <w:b w:val="false"/>
+          <w:bCs w:val="false"/>
+          <w:sz w:val="19"/>
+          <w:szCs w:val="19"/>
+        </w:rPr>
+        <w:t xml:space="preserve">BUILD</w:t>
+      </w:r>
+      <w:r>
+        <w:rPr>
+          <w:rFonts w:ascii="Times New Roman" w:cs="Times New Roman" w:eastAsia="Times New Roman" w:hAnsi="Times New Roman"/>
+          <w:sz w:val="21"/>
+          <w:szCs w:val="21"/>
+        </w:rPr>
+        <w:t xml:space="preserve"> returns a program that has all its </w:t>
+      </w:r>
+      <w:r>
+        <w:rPr>
+          <w:rFonts w:ascii="Courier New" w:cs="Courier New" w:eastAsia="Courier New" w:hAnsi="Courier New"/>
+          <w:b w:val="false"/>
+          <w:bCs w:val="false"/>
+          <w:sz w:val="19"/>
+          <w:szCs w:val="19"/>
+        </w:rPr>
+        <w:t xml:space="preserve">/* REQUIRE */</w:t>
+      </w:r>
+      <w:r>
+        <w:rPr>
+          <w:rFonts w:ascii="Times New Roman" w:cs="Times New Roman" w:eastAsia="Times New Roman" w:hAnsi="Times New Roman"/>
+          <w:sz w:val="21"/>
+          <w:szCs w:val="21"/>
+        </w:rPr>
+        <w:t xml:space="preserve"> packages merged in, ready to run under BREXX or cREXX on CMS. The bridge belongs to the VM/370plus project, not to this kit. Its client is updated like any other (</w:t>
+      </w:r>
+      <w:r>
+        <w:rPr>
+          <w:rFonts w:ascii="Courier New" w:cs="Courier New" w:eastAsia="Courier New" w:hAnsi="Courier New"/>
+          <w:b w:val="false"/>
+          <w:bCs w:val="false"/>
+          <w:sz w:val="19"/>
+          <w:szCs w:val="19"/>
+        </w:rPr>
+        <w:t xml:space="preserve">rxpip update</w:t>
+      </w:r>
+      <w:r>
+        <w:rPr>
+          <w:rFonts w:ascii="Times New Roman" w:cs="Times New Roman" w:eastAsia="Times New Roman" w:hAnsi="Times New Roman"/>
+          <w:sz w:val="21"/>
+          <w:szCs w:val="21"/>
+        </w:rPr>
+        <w:t xml:space="preserve"> on the Linux guest, or </w:t>
+      </w:r>
+      <w:r>
+        <w:rPr>
+          <w:rFonts w:ascii="Courier New" w:cs="Courier New" w:eastAsia="Courier New" w:hAnsi="Courier New"/>
+          <w:b w:val="false"/>
+          <w:bCs w:val="false"/>
+          <w:sz w:val="19"/>
+          <w:szCs w:val="19"/>
+        </w:rPr>
+        <w:t xml:space="preserve">git pull</w:t>
+      </w:r>
+      <w:r>
+        <w:rPr>
+          <w:rFonts w:ascii="Times New Roman" w:cs="Times New Roman" w:eastAsia="Times New Roman" w:hAnsi="Times New Roman"/>
+          <w:sz w:val="21"/>
+          <w:szCs w:val="21"/>
+        </w:rPr>
+        <w:t xml:space="preserve">), and it should have </w:t>
+      </w:r>
+      <w:r>
+        <w:rPr>
+          <w:rFonts w:ascii="Courier New" w:cs="Courier New" w:eastAsia="Courier New" w:hAnsi="Courier New"/>
+          <w:b w:val="false"/>
+          <w:bCs w:val="false"/>
+          <w:sz w:val="19"/>
+          <w:szCs w:val="19"/>
+        </w:rPr>
+        <w:t xml:space="preserve">RXPIP_NO_UPDATE_CHECK=1</w:t>
+      </w:r>
+      <w:r>
+        <w:rPr>
+          <w:rFonts w:ascii="Times New Roman" w:cs="Times New Roman" w:eastAsia="Times New Roman" w:hAnsi="Times New Roman"/>
+          <w:sz w:val="21"/>
+          <w:szCs w:val="21"/>
+        </w:rPr>
+        <w:t xml:space="preserve"> set so that the daily hint does not appear in CMS output.</w:t>
+      </w:r>
+    </w:p>
+    <w:p>
+      <w:pPr>
+        <w:pStyle w:val="ListParagraph"/>
+        <w:numPr>
+          <w:ilvl w:val="0"/>
+          <w:numId w:val="2"/>
+        </w:numPr>
+        <w:spacing w:after="60"/>
+      </w:pPr>
+      <w:r>
+        <w:rPr>
+          <w:rFonts w:ascii="Times New Roman" w:cs="Times New Roman" w:eastAsia="Times New Roman" w:hAnsi="Times New Roman"/>
+          <w:b/>
+          <w:bCs/>
+          <w:sz w:val="21"/>
+          <w:szCs w:val="21"/>
+        </w:rPr>
+        <w:t xml:space="preserve">Natively on CMS (prepared, not working yet).</w:t>
+      </w:r>
+      <w:r>
+        <w:rPr>
+          <w:rFonts w:ascii="Times New Roman" w:cs="Times New Roman" w:eastAsia="Times New Roman" w:hAnsi="Times New Roman"/>
+          <w:sz w:val="21"/>
+          <w:szCs w:val="21"/>
+        </w:rPr>
+        <w:t xml:space="preserve"> The Regina client is written so that all access to installed packages goes through a few storage routines. A CMS variant of these routines keeps the installed-package records in GLOBALV and copies files between minidisks instead of directories; the client uses it when it runs on CMS. Only a skeleton exists, and it has never been run on a real system. It needs a TCP/IP client on CMS, or a service machine that speaks the RXPIP protocol, to reach the repository.</w:t>
+      </w:r>
+    </w:p>
+    <w:p>
+      <w:pPr>
+        <w:spacing w:after="60"/>
+      </w:pPr>
+    </w:p>
+    <w:p>
+      <w:pPr>
+        <w:spacing w:after="120"/>
+      </w:pPr>
+      <w:r>
+        <w:rPr>
+          <w:rFonts w:ascii="Times New Roman" w:cs="Times New Roman" w:eastAsia="Times New Roman" w:hAnsi="Times New Roman"/>
+          <w:sz w:val="21"/>
+          <w:szCs w:val="21"/>
+        </w:rPr>
+        <w:t xml:space="preserve">Packages meant for CMS must keep to the 8-character name limit for their files. Private packages work through the bridge when the bridge has a token (a dedicated user that is a reader of those packages).</w:t>
+      </w:r>
+    </w:p>
+    <w:p>
+      <w:pPr>
         <w:pStyle w:val="Heading1"/>
         <w:pageBreakBefore/>
         <w:pBdr>
@@ -26253,6 +26593,34 @@
           <w:szCs w:val="26"/>
         </w:rPr>
         <w:t xml:space="preserve">Known limitations</w:t>
+      </w:r>
+    </w:p>
+    <w:p>
+      <w:pPr>
+        <w:pStyle w:val="ListParagraph"/>
+        <w:numPr>
+          <w:ilvl w:val="0"/>
+          <w:numId w:val="2"/>
+        </w:numPr>
+        <w:spacing w:after="60"/>
+      </w:pPr>
+      <w:r>
+        <w:rPr>
+          <w:rFonts w:ascii="Times New Roman" w:cs="Times New Roman" w:eastAsia="Times New Roman" w:hAnsi="Times New Roman"/>
+          <w:b/>
+          <w:bCs/>
+          <w:sz w:val="21"/>
+          <w:szCs w:val="21"/>
+        </w:rPr>
+        <w:t xml:space="preserve">CMS.</w:t>
+      </w:r>
+      <w:r>
+        <w:rPr>
+          <w:rFonts w:ascii="Times New Roman" w:cs="Times New Roman" w:eastAsia="Times New Roman" w:hAnsi="Times New Roman"/>
+          <w:sz w:val="21"/>
+          <w:szCs w:val="21"/>
+        </w:rPr>
+        <w:t xml:space="preserve"> The native CMS storage backend (GLOBALV records, minidisk copies) is only a skeleton and untested; use the bridge in the VM/370plus kit.</w:t>
       </w:r>
     </w:p>
     <w:p>

--- a/docs/RXPIP-Guide.docx
+++ b/docs/RXPIP-Guide.docx
@@ -330,7 +330,7 @@
           <w:sz w:val="18"/>
           <w:szCs w:val="18"/>
         </w:rPr>
-        <w:t xml:space="preserve">What you need	5</w:t>
+        <w:t xml:space="preserve">Downloading the client	5</w:t>
       </w:r>
     </w:p>
     <w:p>
@@ -349,7 +349,7 @@
           <w:sz w:val="18"/>
           <w:szCs w:val="18"/>
         </w:rPr>
-        <w:t xml:space="preserve">Linux and macOS	5</w:t>
+        <w:t xml:space="preserve">What you need	5</w:t>
       </w:r>
     </w:p>
     <w:p>
@@ -368,7 +368,7 @@
           <w:sz w:val="18"/>
           <w:szCs w:val="18"/>
         </w:rPr>
-        <w:t xml:space="preserve">Windows	5</w:t>
+        <w:t xml:space="preserve">Linux and macOS	5</w:t>
       </w:r>
     </w:p>
     <w:p>
@@ -387,7 +387,7 @@
           <w:sz w:val="18"/>
           <w:szCs w:val="18"/>
         </w:rPr>
-        <w:t xml:space="preserve">The other clients	5</w:t>
+        <w:t xml:space="preserve">Windows	5</w:t>
       </w:r>
     </w:p>
     <w:p>
@@ -406,7 +406,7 @@
           <w:sz w:val="18"/>
           <w:szCs w:val="18"/>
         </w:rPr>
-        <w:t xml:space="preserve">Pointing the client at a repository	6</w:t>
+        <w:t xml:space="preserve">The other clients	6</w:t>
       </w:r>
     </w:p>
     <w:p>
@@ -425,7 +425,7 @@
           <w:sz w:val="18"/>
           <w:szCs w:val="18"/>
         </w:rPr>
-        <w:t xml:space="preserve">Files in the home directory	6</w:t>
+        <w:t xml:space="preserve">Pointing the client at a repository	6</w:t>
       </w:r>
     </w:p>
     <w:p>
@@ -444,7 +444,26 @@
           <w:sz w:val="18"/>
           <w:szCs w:val="18"/>
         </w:rPr>
-        <w:t xml:space="preserve">Keeping the client up to date	6</w:t>
+        <w:t xml:space="preserve">Files in the home directory	6</w:t>
+      </w:r>
+    </w:p>
+    <w:p>
+      <w:pPr>
+        <w:tabs>
+          <w:tab w:val="right" w:pos="9638" w:leader="dot"/>
+        </w:tabs>
+        <w:spacing w:after="20" w:before="0"/>
+        <w:ind w:left="280"/>
+      </w:pPr>
+      <w:r>
+        <w:rPr>
+          <w:rFonts w:ascii="Times New Roman" w:cs="Times New Roman" w:eastAsia="Times New Roman" w:hAnsi="Times New Roman"/>
+          <w:b w:val="false"/>
+          <w:bCs w:val="false"/>
+          <w:sz w:val="18"/>
+          <w:szCs w:val="18"/>
+        </w:rPr>
+        <w:t xml:space="preserve">Keeping the client up to date	7</w:t>
       </w:r>
     </w:p>
     <w:p>
@@ -2436,6 +2455,70 @@
           <w:szCs w:val="21"/>
         </w:rPr>
         <w:t xml:space="preserve">This edition is kept up to date as RXPIP grows; each change is listed here, newest first.</w:t>
+      </w:r>
+    </w:p>
+    <w:p>
+      <w:pPr>
+        <w:pStyle w:val="ListParagraph"/>
+        <w:numPr>
+          <w:ilvl w:val="0"/>
+          <w:numId w:val="2"/>
+        </w:numPr>
+        <w:spacing w:after="60"/>
+      </w:pPr>
+      <w:r>
+        <w:rPr>
+          <w:rFonts w:ascii="Times New Roman" w:cs="Times New Roman" w:eastAsia="Times New Roman" w:hAnsi="Times New Roman"/>
+          <w:b/>
+          <w:bCs/>
+          <w:sz w:val="21"/>
+          <w:szCs w:val="21"/>
+        </w:rPr>
+        <w:t xml:space="preserve">20 October 2026.</w:t>
+      </w:r>
+      <w:r>
+        <w:rPr>
+          <w:rFonts w:ascii="Times New Roman" w:cs="Times New Roman" w:eastAsia="Times New Roman" w:hAnsi="Times New Roman"/>
+          <w:sz w:val="21"/>
+          <w:szCs w:val="21"/>
+        </w:rPr>
+        <w:t xml:space="preserve"> A download page for the clients on the website (</w:t>
+      </w:r>
+      <w:r>
+        <w:rPr>
+          <w:rFonts w:ascii="Courier New" w:cs="Courier New" w:eastAsia="Courier New" w:hAnsi="Courier New"/>
+          <w:b w:val="false"/>
+          <w:bCs w:val="false"/>
+          <w:sz w:val="19"/>
+          <w:szCs w:val="19"/>
+        </w:rPr>
+        <w:t xml:space="preserve">?action=DOWNLOADS</w:t>
+      </w:r>
+      <w:r>
+        <w:rPr>
+          <w:rFonts w:ascii="Times New Roman" w:cs="Times New Roman" w:eastAsia="Times New Roman" w:hAnsi="Times New Roman"/>
+          <w:sz w:val="21"/>
+          <w:szCs w:val="21"/>
+        </w:rPr>
+        <w:t xml:space="preserve">); client releases include the launchers; </w:t>
+      </w:r>
+      <w:r>
+        <w:rPr>
+          <w:rFonts w:ascii="Courier New" w:cs="Courier New" w:eastAsia="Courier New" w:hAnsi="Courier New"/>
+          <w:b w:val="false"/>
+          <w:bCs w:val="false"/>
+          <w:sz w:val="19"/>
+          <w:szCs w:val="19"/>
+        </w:rPr>
+        <w:t xml:space="preserve">tools/publish-clients.sh</w:t>
+      </w:r>
+      <w:r>
+        <w:rPr>
+          <w:rFonts w:ascii="Times New Roman" w:cs="Times New Roman" w:eastAsia="Times New Roman" w:hAnsi="Times New Roman"/>
+          <w:sz w:val="21"/>
+          <w:szCs w:val="21"/>
+        </w:rPr>
+        <w:t xml:space="preserve"> publishes all four kinds; updated launchers stay executable.</w:t>
       </w:r>
     </w:p>
     <w:p>
@@ -4975,6 +5058,109 @@
           <w:sz w:val="26"/>
           <w:szCs w:val="26"/>
         </w:rPr>
+        <w:t xml:space="preserve">Downloading the client</w:t>
+      </w:r>
+    </w:p>
+    <w:p>
+      <w:pPr>
+        <w:spacing w:after="120"/>
+      </w:pPr>
+      <w:r>
+        <w:rPr>
+          <w:rFonts w:ascii="Times New Roman" w:cs="Times New Roman" w:eastAsia="Times New Roman" w:hAnsi="Times New Roman"/>
+          <w:sz w:val="21"/>
+          <w:szCs w:val="21"/>
+        </w:rPr>
+        <w:t xml:space="preserve">The repository’s web page has a </w:t>
+      </w:r>
+      <w:r>
+        <w:rPr>
+          <w:rFonts w:ascii="Times New Roman" w:cs="Times New Roman" w:eastAsia="Times New Roman" w:hAnsi="Times New Roman"/>
+          <w:b/>
+          <w:bCs/>
+          <w:sz w:val="21"/>
+          <w:szCs w:val="21"/>
+        </w:rPr>
+        <w:t xml:space="preserve">Get the rxpip client</w:t>
+      </w:r>
+      <w:r>
+        <w:rPr>
+          <w:rFonts w:ascii="Times New Roman" w:cs="Times New Roman" w:eastAsia="Times New Roman" w:hAnsi="Times New Roman"/>
+          <w:sz w:val="21"/>
+          <w:szCs w:val="21"/>
+        </w:rPr>
+        <w:t xml:space="preserve"> page (the link “get the client” at the top of every page, or </w:t>
+      </w:r>
+      <w:r>
+        <w:rPr>
+          <w:rFonts w:ascii="Courier New" w:cs="Courier New" w:eastAsia="Courier New" w:hAnsi="Courier New"/>
+          <w:b w:val="false"/>
+          <w:bCs w:val="false"/>
+          <w:sz w:val="19"/>
+          <w:szCs w:val="19"/>
+        </w:rPr>
+        <w:t xml:space="preserve">?action=DOWNLOADS</w:t>
+      </w:r>
+      <w:r>
+        <w:rPr>
+          <w:rFonts w:ascii="Times New Roman" w:cs="Times New Roman" w:eastAsia="Times New Roman" w:hAnsi="Times New Roman"/>
+          <w:sz w:val="21"/>
+          <w:szCs w:val="21"/>
+        </w:rPr>
+        <w:t xml:space="preserve">). It lists the newest release of each client, Regina, ooRexx, NetRexx and cREXX, with the files to download: the client itself and its launchers for Linux/macOS and Windows. Save all files of one client into one folder, make the launcher executable on Linux and macOS (</w:t>
+      </w:r>
+      <w:r>
+        <w:rPr>
+          <w:rFonts w:ascii="Courier New" w:cs="Courier New" w:eastAsia="Courier New" w:hAnsi="Courier New"/>
+          <w:b w:val="false"/>
+          <w:bCs w:val="false"/>
+          <w:sz w:val="19"/>
+          <w:szCs w:val="19"/>
+        </w:rPr>
+        <w:t xml:space="preserve">chmod +x</w:t>
+      </w:r>
+      <w:r>
+        <w:rPr>
+          <w:rFonts w:ascii="Times New Roman" w:cs="Times New Roman" w:eastAsia="Times New Roman" w:hAnsi="Times New Roman"/>
+          <w:sz w:val="21"/>
+          <w:szCs w:val="21"/>
+        </w:rPr>
+        <w:t xml:space="preserve">), and run it. The page is public, even when the repository is closed. Afterwards </w:t>
+      </w:r>
+      <w:r>
+        <w:rPr>
+          <w:rFonts w:ascii="Courier New" w:cs="Courier New" w:eastAsia="Courier New" w:hAnsi="Courier New"/>
+          <w:b w:val="false"/>
+          <w:bCs w:val="false"/>
+          <w:sz w:val="19"/>
+          <w:szCs w:val="19"/>
+        </w:rPr>
+        <w:t xml:space="preserve">rxpip update</w:t>
+      </w:r>
+      <w:r>
+        <w:rPr>
+          <w:rFonts w:ascii="Times New Roman" w:cs="Times New Roman" w:eastAsia="Times New Roman" w:hAnsi="Times New Roman"/>
+          <w:sz w:val="21"/>
+          <w:szCs w:val="21"/>
+        </w:rPr>
+        <w:t xml:space="preserve"> keeps the client current. If you have the source kit instead, the sections below describe the same installation from the kit.</w:t>
+      </w:r>
+    </w:p>
+    <w:p>
+      <w:pPr>
+        <w:pStyle w:val="Heading2"/>
+        <w:keepNext/>
+        <w:spacing w:after="140" w:before="320"/>
+      </w:pPr>
+      <w:r>
+        <w:rPr>
+          <w:rFonts w:ascii="Arial" w:cs="Arial" w:eastAsia="Arial" w:hAnsi="Arial"/>
+          <w:b/>
+          <w:bCs/>
+          <w:color w:val="000000"/>
+          <w:sz w:val="26"/>
+          <w:szCs w:val="26"/>
+        </w:rPr>
         <w:t xml:space="preserve">What you need</w:t>
       </w:r>
     </w:p>
@@ -20518,7 +20704,151 @@
           <w:sz w:val="21"/>
           <w:szCs w:val="21"/>
         </w:rPr>
-        <w:t xml:space="preserve">The ooRexx client uses the same file as the Regina client but is a separate kind, so publish it a second time with </w:t>
+        <w:t xml:space="preserve">For a full release, run </w:t>
+      </w:r>
+      <w:r>
+        <w:rPr>
+          <w:rFonts w:ascii="Courier New" w:cs="Courier New" w:eastAsia="Courier New" w:hAnsi="Courier New"/>
+          <w:b w:val="false"/>
+          <w:bCs w:val="false"/>
+          <w:sz w:val="19"/>
+          <w:szCs w:val="19"/>
+        </w:rPr>
+        <w:t xml:space="preserve">tools/publish-clients.sh</w:t>
+      </w:r>
+      <w:r>
+        <w:rPr>
+          <w:rFonts w:ascii="Times New Roman" w:cs="Times New Roman" w:eastAsia="Times New Roman" w:hAnsi="Times New Roman"/>
+          <w:sz w:val="21"/>
+          <w:szCs w:val="21"/>
+        </w:rPr>
+        <w:t xml:space="preserve"> from your checkout while logged in as an administrator. It reads each client’s version from its source, stages the right files (the client and its launchers: </w:t>
+      </w:r>
+      <w:r>
+        <w:rPr>
+          <w:rFonts w:ascii="Courier New" w:cs="Courier New" w:eastAsia="Courier New" w:hAnsi="Courier New"/>
+          <w:b w:val="false"/>
+          <w:bCs w:val="false"/>
+          <w:sz w:val="19"/>
+          <w:szCs w:val="19"/>
+        </w:rPr>
+        <w:t xml:space="preserve">rxpip.rexx</w:t>
+      </w:r>
+      <w:r>
+        <w:rPr>
+          <w:rFonts w:ascii="Times New Roman" w:cs="Times New Roman" w:eastAsia="Times New Roman" w:hAnsi="Times New Roman"/>
+          <w:sz w:val="21"/>
+          <w:szCs w:val="21"/>
+        </w:rPr>
+        <w:t xml:space="preserve"> and </w:t>
+      </w:r>
+      <w:r>
+        <w:rPr>
+          <w:rFonts w:ascii="Courier New" w:cs="Courier New" w:eastAsia="Courier New" w:hAnsi="Courier New"/>
+          <w:b w:val="false"/>
+          <w:bCs w:val="false"/>
+          <w:sz w:val="19"/>
+          <w:szCs w:val="19"/>
+        </w:rPr>
+        <w:t xml:space="preserve">rxpip.bat</w:t>
+      </w:r>
+      <w:r>
+        <w:rPr>
+          <w:rFonts w:ascii="Times New Roman" w:cs="Times New Roman" w:eastAsia="Times New Roman" w:hAnsi="Times New Roman"/>
+          <w:sz w:val="21"/>
+          <w:szCs w:val="21"/>
+        </w:rPr>
+        <w:t xml:space="preserve"> for Regina, </w:t>
+      </w:r>
+      <w:r>
+        <w:rPr>
+          <w:rFonts w:ascii="Courier New" w:cs="Courier New" w:eastAsia="Courier New" w:hAnsi="Courier New"/>
+          <w:b w:val="false"/>
+          <w:bCs w:val="false"/>
+          <w:sz w:val="19"/>
+          <w:szCs w:val="19"/>
+        </w:rPr>
+        <w:t xml:space="preserve">rxpip.rexx</w:t>
+      </w:r>
+      <w:r>
+        <w:rPr>
+          <w:rFonts w:ascii="Times New Roman" w:cs="Times New Roman" w:eastAsia="Times New Roman" w:hAnsi="Times New Roman"/>
+          <w:sz w:val="21"/>
+          <w:szCs w:val="21"/>
+        </w:rPr>
+        <w:t xml:space="preserve"> with the two ooRexx launchers for ooRexx, </w:t>
+      </w:r>
+      <w:r>
+        <w:rPr>
+          <w:rFonts w:ascii="Courier New" w:cs="Courier New" w:eastAsia="Courier New" w:hAnsi="Courier New"/>
+          <w:b w:val="false"/>
+          <w:bCs w:val="false"/>
+          <w:sz w:val="19"/>
+          <w:szCs w:val="19"/>
+        </w:rPr>
+        <w:t xml:space="preserve">Rxpip.nrx</w:t>
+      </w:r>
+      <w:r>
+        <w:rPr>
+          <w:rFonts w:ascii="Times New Roman" w:cs="Times New Roman" w:eastAsia="Times New Roman" w:hAnsi="Times New Roman"/>
+          <w:sz w:val="21"/>
+          <w:szCs w:val="21"/>
+        </w:rPr>
+        <w:t xml:space="preserve"> with its launchers for NetRexx, </w:t>
+      </w:r>
+      <w:r>
+        <w:rPr>
+          <w:rFonts w:ascii="Courier New" w:cs="Courier New" w:eastAsia="Courier New" w:hAnsi="Courier New"/>
+          <w:b w:val="false"/>
+          <w:bCs w:val="false"/>
+          <w:sz w:val="19"/>
+          <w:szCs w:val="19"/>
+        </w:rPr>
+        <w:t xml:space="preserve">rxpip.crexx</w:t>
+      </w:r>
+      <w:r>
+        <w:rPr>
+          <w:rFonts w:ascii="Times New Roman" w:cs="Times New Roman" w:eastAsia="Times New Roman" w:hAnsi="Times New Roman"/>
+          <w:sz w:val="21"/>
+          <w:szCs w:val="21"/>
+        </w:rPr>
+        <w:t xml:space="preserve"> with its launchers for cREXX) and publishes the four kinds; </w:t>
+      </w:r>
+      <w:r>
+        <w:rPr>
+          <w:rFonts w:ascii="Courier New" w:cs="Courier New" w:eastAsia="Courier New" w:hAnsi="Courier New"/>
+          <w:b w:val="false"/>
+          <w:bCs w:val="false"/>
+          <w:sz w:val="19"/>
+          <w:szCs w:val="19"/>
+        </w:rPr>
+        <w:t xml:space="preserve">--min=&lt;version&gt;</w:t>
+      </w:r>
+      <w:r>
+        <w:rPr>
+          <w:rFonts w:ascii="Times New Roman" w:cs="Times New Roman" w:eastAsia="Times New Roman" w:hAnsi="Times New Roman"/>
+          <w:sz w:val="21"/>
+          <w:szCs w:val="21"/>
+        </w:rPr>
+        <w:t xml:space="preserve"> sets the oldest working client, and kind names after it limit the run. The new releases appear on the download page at once. By hand: the ooRexx client uses the same </w:t>
+      </w:r>
+      <w:r>
+        <w:rPr>
+          <w:rFonts w:ascii="Courier New" w:cs="Courier New" w:eastAsia="Courier New" w:hAnsi="Courier New"/>
+          <w:b w:val="false"/>
+          <w:bCs w:val="false"/>
+          <w:sz w:val="19"/>
+          <w:szCs w:val="19"/>
+        </w:rPr>
+        <w:t xml:space="preserve">rxpip.rexx</w:t>
+      </w:r>
+      <w:r>
+        <w:rPr>
+          <w:rFonts w:ascii="Times New Roman" w:cs="Times New Roman" w:eastAsia="Times New Roman" w:hAnsi="Times New Roman"/>
+          <w:sz w:val="21"/>
+          <w:szCs w:val="21"/>
+        </w:rPr>
+        <w:t xml:space="preserve"> as the Regina client but is a separate kind, so publish it a second time with </w:t>
       </w:r>
       <w:r>
         <w:rPr>
@@ -22393,6 +22723,97 @@
                 <w:szCs w:val="18"/>
               </w:rPr>
               <w:t xml:space="preserve">New user and first token</w:t>
+            </w:r>
+          </w:p>
+        </w:tc>
+      </w:tr>
+      <w:tr>
+        <w:trPr>
+          <w:cantSplit/>
+        </w:trPr>
+        <w:tc>
+          <w:tcPr>
+            <w:tcW w:type="dxa" w:w="1500"/>
+            <w:tcMar>
+              <w:top w:type="dxa" w:w="60"/>
+              <w:left w:type="dxa" w:w="100"/>
+              <w:bottom w:type="dxa" w:w="60"/>
+              <w:right w:type="dxa" w:w="100"/>
+            </w:tcMar>
+          </w:tcPr>
+          <w:p>
+            <w:r>
+              <w:rPr>
+                <w:rFonts w:ascii="Courier New" w:cs="Courier New" w:eastAsia="Courier New" w:hAnsi="Courier New"/>
+                <w:b w:val="false"/>
+                <w:bCs w:val="false"/>
+                <w:sz w:val="17"/>
+                <w:szCs w:val="17"/>
+              </w:rPr>
+              <w:t xml:space="preserve">DOWNLOADS</w:t>
+            </w:r>
+          </w:p>
+        </w:tc>
+        <w:tc>
+          <w:tcPr>
+            <w:tcW w:type="dxa" w:w="900"/>
+            <w:tcMar>
+              <w:top w:type="dxa" w:w="60"/>
+              <w:left w:type="dxa" w:w="100"/>
+              <w:bottom w:type="dxa" w:w="60"/>
+              <w:right w:type="dxa" w:w="100"/>
+            </w:tcMar>
+          </w:tcPr>
+          <w:p>
+            <w:r>
+              <w:rPr>
+                <w:rFonts w:ascii="Times New Roman" w:cs="Times New Roman" w:eastAsia="Times New Roman" w:hAnsi="Times New Roman"/>
+                <w:sz w:val="18"/>
+                <w:szCs w:val="18"/>
+              </w:rPr>
+              <w:t xml:space="preserve">GET</w:t>
+            </w:r>
+          </w:p>
+        </w:tc>
+        <w:tc>
+          <w:tcPr>
+            <w:tcW w:type="dxa" w:w="3400"/>
+            <w:tcMar>
+              <w:top w:type="dxa" w:w="60"/>
+              <w:left w:type="dxa" w:w="100"/>
+              <w:bottom w:type="dxa" w:w="60"/>
+              <w:right w:type="dxa" w:w="100"/>
+            </w:tcMar>
+          </w:tcPr>
+          <w:p>
+            <w:r>
+              <w:rPr>
+                <w:rFonts w:ascii="Times New Roman" w:cs="Times New Roman" w:eastAsia="Times New Roman" w:hAnsi="Times New Roman"/>
+                <w:sz w:val="18"/>
+                <w:szCs w:val="18"/>
+              </w:rPr>
+              <w:t xml:space="preserve">—</w:t>
+            </w:r>
+          </w:p>
+        </w:tc>
+        <w:tc>
+          <w:tcPr>
+            <w:tcW w:type="dxa" w:w="3838"/>
+            <w:tcMar>
+              <w:top w:type="dxa" w:w="60"/>
+              <w:left w:type="dxa" w:w="100"/>
+              <w:bottom w:type="dxa" w:w="60"/>
+              <w:right w:type="dxa" w:w="100"/>
+            </w:tcMar>
+          </w:tcPr>
+          <w:p>
+            <w:r>
+              <w:rPr>
+                <w:rFonts w:ascii="Times New Roman" w:cs="Times New Roman" w:eastAsia="Times New Roman" w:hAnsi="Times New Roman"/>
+                <w:sz w:val="18"/>
+                <w:szCs w:val="18"/>
+              </w:rPr>
+              <w:t xml:space="preserve">HTML page listing the newest release of each client with download links</w:t>
             </w:r>
           </w:p>
         </w:tc>

--- a/docs/RXPIP-Guide.docx
+++ b/docs/RXPIP-Guide.docx
@@ -444,7 +444,7 @@
           <w:sz w:val="18"/>
           <w:szCs w:val="18"/>
         </w:rPr>
-        <w:t xml:space="preserve">Files in the home directory	6</w:t>
+        <w:t xml:space="preserve">Files in the home directory	7</w:t>
       </w:r>
     </w:p>
     <w:p>
@@ -501,7 +501,7 @@
           <w:sz w:val="21"/>
           <w:szCs w:val="21"/>
         </w:rPr>
-        <w:t xml:space="preserve">Chapter 3. Using Packages	8</w:t>
+        <w:t xml:space="preserve">Chapter 3. Using Packages	9</w:t>
       </w:r>
     </w:p>
     <w:p>
@@ -520,7 +520,7 @@
           <w:sz w:val="18"/>
           <w:szCs w:val="18"/>
         </w:rPr>
-        <w:t xml:space="preserve">Finding packages	8</w:t>
+        <w:t xml:space="preserve">Finding packages	9</w:t>
       </w:r>
     </w:p>
     <w:p>
@@ -539,7 +539,7 @@
           <w:sz w:val="18"/>
           <w:szCs w:val="18"/>
         </w:rPr>
-        <w:t xml:space="preserve">Installing and removing	8</w:t>
+        <w:t xml:space="preserve">Installing and removing	9</w:t>
       </w:r>
     </w:p>
     <w:p>
@@ -558,7 +558,7 @@
           <w:sz w:val="18"/>
           <w:szCs w:val="18"/>
         </w:rPr>
-        <w:t xml:space="preserve">Version requirements	9</w:t>
+        <w:t xml:space="preserve">Version requirements	10</w:t>
       </w:r>
     </w:p>
     <w:p>
@@ -577,7 +577,7 @@
           <w:sz w:val="18"/>
           <w:szCs w:val="18"/>
         </w:rPr>
-        <w:t xml:space="preserve">Running a program	9</w:t>
+        <w:t xml:space="preserve">Running a program	10</w:t>
       </w:r>
     </w:p>
     <w:p>
@@ -596,7 +596,7 @@
           <w:sz w:val="18"/>
           <w:szCs w:val="18"/>
         </w:rPr>
-        <w:t xml:space="preserve">Building a stand-alone program	9</w:t>
+        <w:t xml:space="preserve">Building a stand-alone program	10</w:t>
       </w:r>
     </w:p>
     <w:p>
@@ -615,7 +615,7 @@
           <w:sz w:val="18"/>
           <w:szCs w:val="18"/>
         </w:rPr>
-        <w:t xml:space="preserve">How the merge works	10</w:t>
+        <w:t xml:space="preserve">How the merge works	11</w:t>
       </w:r>
     </w:p>
     <w:p>
@@ -634,7 +634,7 @@
           <w:sz w:val="21"/>
           <w:szCs w:val="21"/>
         </w:rPr>
-        <w:t xml:space="preserve">Chapter 4. Creating and Publishing a Package	11</w:t>
+        <w:t xml:space="preserve">Chapter 4. Creating and Publishing a Package	12</w:t>
       </w:r>
     </w:p>
     <w:p>
@@ -653,7 +653,7 @@
           <w:sz w:val="18"/>
           <w:szCs w:val="18"/>
         </w:rPr>
-        <w:t xml:space="preserve">What a package is	11</w:t>
+        <w:t xml:space="preserve">What a package is	12</w:t>
       </w:r>
     </w:p>
     <w:p>
@@ -672,7 +672,7 @@
           <w:sz w:val="18"/>
           <w:szCs w:val="18"/>
         </w:rPr>
-        <w:t xml:space="preserve">Writing the routines	11</w:t>
+        <w:t xml:space="preserve">Writing the routines	12</w:t>
       </w:r>
     </w:p>
     <w:p>
@@ -691,7 +691,7 @@
           <w:sz w:val="18"/>
           <w:szCs w:val="18"/>
         </w:rPr>
-        <w:t xml:space="preserve">Building the archive	11</w:t>
+        <w:t xml:space="preserve">Building the archive	12</w:t>
       </w:r>
     </w:p>
     <w:p>
@@ -710,7 +710,7 @@
           <w:sz w:val="18"/>
           <w:szCs w:val="18"/>
         </w:rPr>
-        <w:t xml:space="preserve">Publishing	12</w:t>
+        <w:t xml:space="preserve">Publishing	13</w:t>
       </w:r>
     </w:p>
     <w:p>
@@ -729,7 +729,7 @@
           <w:sz w:val="18"/>
           <w:szCs w:val="18"/>
         </w:rPr>
-        <w:t xml:space="preserve">Packages for NetRexx and cREXX	12</w:t>
+        <w:t xml:space="preserve">Packages for NetRexx and cREXX	13</w:t>
       </w:r>
     </w:p>
     <w:p>
@@ -748,7 +748,7 @@
           <w:sz w:val="18"/>
           <w:szCs w:val="18"/>
         </w:rPr>
-        <w:t xml:space="preserve">Trying a package before you publish it	13</w:t>
+        <w:t xml:space="preserve">Trying a package before you publish it	14</w:t>
       </w:r>
     </w:p>
     <w:p>
@@ -767,7 +767,7 @@
           <w:sz w:val="18"/>
           <w:szCs w:val="18"/>
         </w:rPr>
-        <w:t xml:space="preserve">Common errors	13</w:t>
+        <w:t xml:space="preserve">Common errors	14</w:t>
       </w:r>
     </w:p>
     <w:p>
@@ -786,7 +786,7 @@
           <w:sz w:val="21"/>
           <w:szCs w:val="21"/>
         </w:rPr>
-        <w:t xml:space="preserve">Chapter 5. Accounts, Tokens and Owners	14</w:t>
+        <w:t xml:space="preserve">Chapter 5. Accounts, Tokens and Owners	15</w:t>
       </w:r>
     </w:p>
     <w:p>
@@ -805,7 +805,7 @@
           <w:sz w:val="18"/>
           <w:szCs w:val="18"/>
         </w:rPr>
-        <w:t xml:space="preserve">Getting an account	14</w:t>
+        <w:t xml:space="preserve">Getting an account	15</w:t>
       </w:r>
     </w:p>
     <w:p>
@@ -824,7 +824,7 @@
           <w:sz w:val="18"/>
           <w:szCs w:val="18"/>
         </w:rPr>
-        <w:t xml:space="preserve">Tokens	14</w:t>
+        <w:t xml:space="preserve">Tokens	15</w:t>
       </w:r>
     </w:p>
     <w:p>
@@ -843,7 +843,7 @@
           <w:sz w:val="18"/>
           <w:szCs w:val="18"/>
         </w:rPr>
-        <w:t xml:space="preserve">Owners	14</w:t>
+        <w:t xml:space="preserve">Owners	15</w:t>
       </w:r>
     </w:p>
     <w:p>
@@ -862,7 +862,7 @@
           <w:sz w:val="18"/>
           <w:szCs w:val="18"/>
         </w:rPr>
-        <w:t xml:space="preserve">Private packages	15</w:t>
+        <w:t xml:space="preserve">Private packages	16</w:t>
       </w:r>
     </w:p>
     <w:p>
@@ -881,7 +881,7 @@
           <w:sz w:val="21"/>
           <w:szCs w:val="21"/>
         </w:rPr>
-        <w:t xml:space="preserve">Chapter 6. The Web Interface	16</w:t>
+        <w:t xml:space="preserve">Chapter 6. The Web Interface	17</w:t>
       </w:r>
     </w:p>
     <w:p>
@@ -900,7 +900,7 @@
           <w:sz w:val="18"/>
           <w:szCs w:val="18"/>
         </w:rPr>
-        <w:t xml:space="preserve">What you can do in a browser	16</w:t>
+        <w:t xml:space="preserve">What you can do in a browser	17</w:t>
       </w:r>
     </w:p>
     <w:p>
@@ -919,7 +919,7 @@
           <w:sz w:val="18"/>
           <w:szCs w:val="18"/>
         </w:rPr>
-        <w:t xml:space="preserve">What needs the client	16</w:t>
+        <w:t xml:space="preserve">What needs the client	17</w:t>
       </w:r>
     </w:p>
     <w:p>
@@ -938,7 +938,7 @@
           <w:sz w:val="18"/>
           <w:szCs w:val="18"/>
         </w:rPr>
-        <w:t xml:space="preserve">Requesting an account	16</w:t>
+        <w:t xml:space="preserve">Requesting an account	17</w:t>
       </w:r>
     </w:p>
     <w:p>
@@ -957,7 +957,7 @@
           <w:sz w:val="18"/>
           <w:szCs w:val="18"/>
         </w:rPr>
-        <w:t xml:space="preserve">Safety of the pages	16</w:t>
+        <w:t xml:space="preserve">Safety of the pages	17</w:t>
       </w:r>
     </w:p>
     <w:p>
@@ -976,7 +976,7 @@
           <w:sz w:val="21"/>
           <w:szCs w:val="21"/>
         </w:rPr>
-        <w:t xml:space="preserve">Chapter 7. Installing the Server	17</w:t>
+        <w:t xml:space="preserve">Chapter 7. Installing the Server	18</w:t>
       </w:r>
     </w:p>
     <w:p>
@@ -995,7 +995,7 @@
           <w:sz w:val="18"/>
           <w:szCs w:val="18"/>
         </w:rPr>
-        <w:t xml:space="preserve">Packages	17</w:t>
+        <w:t xml:space="preserve">Packages	18</w:t>
       </w:r>
     </w:p>
     <w:p>
@@ -1014,7 +1014,7 @@
           <w:sz w:val="18"/>
           <w:szCs w:val="18"/>
         </w:rPr>
-        <w:t xml:space="preserve">Directories	17</w:t>
+        <w:t xml:space="preserve">Directories	18</w:t>
       </w:r>
     </w:p>
     <w:p>
@@ -1033,7 +1033,7 @@
           <w:sz w:val="18"/>
           <w:szCs w:val="18"/>
         </w:rPr>
-        <w:t xml:space="preserve">SELinux	17</w:t>
+        <w:t xml:space="preserve">SELinux	18</w:t>
       </w:r>
     </w:p>
     <w:p>
@@ -1052,7 +1052,7 @@
           <w:sz w:val="18"/>
           <w:szCs w:val="18"/>
         </w:rPr>
-        <w:t xml:space="preserve">Apache	17</w:t>
+        <w:t xml:space="preserve">Apache	18</w:t>
       </w:r>
     </w:p>
     <w:p>
@@ -1071,7 +1071,7 @@
           <w:sz w:val="18"/>
           <w:szCs w:val="18"/>
         </w:rPr>
-        <w:t xml:space="preserve">Firewall	18</w:t>
+        <w:t xml:space="preserve">Firewall	19</w:t>
       </w:r>
     </w:p>
     <w:p>
@@ -1090,7 +1090,7 @@
           <w:sz w:val="18"/>
           <w:szCs w:val="18"/>
         </w:rPr>
-        <w:t xml:space="preserve">HTTPS	18</w:t>
+        <w:t xml:space="preserve">HTTPS	19</w:t>
       </w:r>
     </w:p>
     <w:p>
@@ -1109,7 +1109,7 @@
           <w:sz w:val="18"/>
           <w:szCs w:val="18"/>
         </w:rPr>
-        <w:t xml:space="preserve">Sign-up mail (optional)	18</w:t>
+        <w:t xml:space="preserve">Sign-up mail (optional)	19</w:t>
       </w:r>
     </w:p>
     <w:p>
@@ -1128,7 +1128,7 @@
           <w:sz w:val="18"/>
           <w:szCs w:val="18"/>
         </w:rPr>
-        <w:t xml:space="preserve">The first account	19</w:t>
+        <w:t xml:space="preserve">The first account	20</w:t>
       </w:r>
     </w:p>
     <w:p>
@@ -1147,7 +1147,7 @@
           <w:sz w:val="21"/>
           <w:szCs w:val="21"/>
         </w:rPr>
-        <w:t xml:space="preserve">Chapter 8. Operating the Server	20</w:t>
+        <w:t xml:space="preserve">Chapter 8. Operating the Server	21</w:t>
       </w:r>
     </w:p>
     <w:p>
@@ -1166,7 +1166,7 @@
           <w:sz w:val="18"/>
           <w:szCs w:val="18"/>
         </w:rPr>
-        <w:t xml:space="preserve">Administration commands	20</w:t>
+        <w:t xml:space="preserve">Administration commands	21</w:t>
       </w:r>
     </w:p>
     <w:p>
@@ -1185,7 +1185,7 @@
           <w:sz w:val="18"/>
           <w:szCs w:val="18"/>
         </w:rPr>
-        <w:t xml:space="preserve">Where things are stored	20</w:t>
+        <w:t xml:space="preserve">Where things are stored	21</w:t>
       </w:r>
     </w:p>
     <w:p>
@@ -1204,7 +1204,7 @@
           <w:sz w:val="18"/>
           <w:szCs w:val="18"/>
         </w:rPr>
-        <w:t xml:space="preserve">Backup and restore	20</w:t>
+        <w:t xml:space="preserve">Backup and restore	21</w:t>
       </w:r>
     </w:p>
     <w:p>
@@ -1223,7 +1223,7 @@
           <w:sz w:val="18"/>
           <w:szCs w:val="18"/>
         </w:rPr>
-        <w:t xml:space="preserve">Upgrading	20</w:t>
+        <w:t xml:space="preserve">Upgrading	21</w:t>
       </w:r>
     </w:p>
     <w:p>
@@ -1242,7 +1242,7 @@
           <w:sz w:val="18"/>
           <w:szCs w:val="18"/>
         </w:rPr>
-        <w:t xml:space="preserve">Limits	20</w:t>
+        <w:t xml:space="preserve">Limits	21</w:t>
       </w:r>
     </w:p>
     <w:p>
@@ -1261,7 +1261,7 @@
           <w:sz w:val="18"/>
           <w:szCs w:val="18"/>
         </w:rPr>
-        <w:t xml:space="preserve">Troubleshooting	21</w:t>
+        <w:t xml:space="preserve">Troubleshooting	22</w:t>
       </w:r>
     </w:p>
     <w:p>
@@ -1280,7 +1280,7 @@
           <w:sz w:val="18"/>
           <w:szCs w:val="18"/>
         </w:rPr>
-        <w:t xml:space="preserve">Administrators and the statistics	21</w:t>
+        <w:t xml:space="preserve">Administrators and the statistics	22</w:t>
       </w:r>
     </w:p>
     <w:p>
@@ -1299,7 +1299,7 @@
           <w:sz w:val="21"/>
           <w:szCs w:val="21"/>
         </w:rPr>
-        <w:t xml:space="preserve">Chapter 9. Protocol Reference	23</w:t>
+        <w:t xml:space="preserve">Chapter 9. Protocol Reference	24</w:t>
       </w:r>
     </w:p>
     <w:p>
@@ -1318,7 +1318,7 @@
           <w:sz w:val="18"/>
           <w:szCs w:val="18"/>
         </w:rPr>
-        <w:t xml:space="preserve">Response format	23</w:t>
+        <w:t xml:space="preserve">Response format	24</w:t>
       </w:r>
     </w:p>
     <w:p>
@@ -1337,7 +1337,7 @@
           <w:sz w:val="18"/>
           <w:szCs w:val="18"/>
         </w:rPr>
-        <w:t xml:space="preserve">Actions without a login	23</w:t>
+        <w:t xml:space="preserve">Actions without a login	24</w:t>
       </w:r>
     </w:p>
     <w:p>
@@ -1356,7 +1356,7 @@
           <w:sz w:val="18"/>
           <w:szCs w:val="18"/>
         </w:rPr>
-        <w:t xml:space="preserve">Actions that need a token	23</w:t>
+        <w:t xml:space="preserve">Actions that need a token	24</w:t>
       </w:r>
     </w:p>
     <w:p>
@@ -1375,7 +1375,7 @@
           <w:sz w:val="18"/>
           <w:szCs w:val="18"/>
         </w:rPr>
-        <w:t xml:space="preserve">Administrator actions	24</w:t>
+        <w:t xml:space="preserve">Administrator actions	25</w:t>
       </w:r>
     </w:p>
     <w:p>
@@ -1394,7 +1394,7 @@
           <w:sz w:val="18"/>
           <w:szCs w:val="18"/>
         </w:rPr>
-        <w:t xml:space="preserve">Error codes	24</w:t>
+        <w:t xml:space="preserve">Error codes	25</w:t>
       </w:r>
     </w:p>
     <w:p>
@@ -1413,7 +1413,7 @@
           <w:sz w:val="21"/>
           <w:szCs w:val="21"/>
         </w:rPr>
-        <w:t xml:space="preserve">Chapter 10. Security	26</w:t>
+        <w:t xml:space="preserve">Chapter 10. Security	27</w:t>
       </w:r>
     </w:p>
     <w:p>
@@ -1432,7 +1432,7 @@
           <w:sz w:val="18"/>
           <w:szCs w:val="18"/>
         </w:rPr>
-        <w:t xml:space="preserve">Tokens and invitations	26</w:t>
+        <w:t xml:space="preserve">Tokens and invitations	27</w:t>
       </w:r>
     </w:p>
     <w:p>
@@ -1451,7 +1451,7 @@
           <w:sz w:val="18"/>
           <w:szCs w:val="18"/>
         </w:rPr>
-        <w:t xml:space="preserve">Publishing	26</w:t>
+        <w:t xml:space="preserve">Publishing	27</w:t>
       </w:r>
     </w:p>
     <w:p>
@@ -1470,7 +1470,7 @@
           <w:sz w:val="18"/>
           <w:szCs w:val="18"/>
         </w:rPr>
-        <w:t xml:space="preserve">Sign-up requests	26</w:t>
+        <w:t xml:space="preserve">Sign-up requests	27</w:t>
       </w:r>
     </w:p>
     <w:p>
@@ -1489,7 +1489,7 @@
           <w:sz w:val="18"/>
           <w:szCs w:val="18"/>
         </w:rPr>
-        <w:t xml:space="preserve">The web pages	26</w:t>
+        <w:t xml:space="preserve">The web pages	27</w:t>
       </w:r>
     </w:p>
     <w:p>
@@ -1508,7 +1508,7 @@
           <w:sz w:val="18"/>
           <w:szCs w:val="18"/>
         </w:rPr>
-        <w:t xml:space="preserve">Usage statistics and privacy	27</w:t>
+        <w:t xml:space="preserve">Usage statistics and privacy	28</w:t>
       </w:r>
     </w:p>
     <w:p>
@@ -1527,7 +1527,7 @@
           <w:sz w:val="18"/>
           <w:szCs w:val="18"/>
         </w:rPr>
-        <w:t xml:space="preserve">What RXPIP does not protect against	27</w:t>
+        <w:t xml:space="preserve">What RXPIP does not protect against	28</w:t>
       </w:r>
     </w:p>
     <w:p>
@@ -1546,7 +1546,7 @@
           <w:sz w:val="21"/>
           <w:szCs w:val="21"/>
         </w:rPr>
-        <w:t xml:space="preserve">Chapter 11. Restrictions and Known Problems	28</w:t>
+        <w:t xml:space="preserve">Chapter 11. Restrictions and Known Problems	29</w:t>
       </w:r>
     </w:p>
     <w:p>
@@ -1565,7 +1565,7 @@
           <w:sz w:val="18"/>
           <w:szCs w:val="18"/>
         </w:rPr>
-        <w:t xml:space="preserve">What has been tested	28</w:t>
+        <w:t xml:space="preserve">What has been tested	29</w:t>
       </w:r>
     </w:p>
     <w:p>
@@ -1584,7 +1584,7 @@
           <w:sz w:val="18"/>
           <w:szCs w:val="18"/>
         </w:rPr>
-        <w:t xml:space="preserve">What has not been tested	28</w:t>
+        <w:t xml:space="preserve">What has not been tested	29</w:t>
       </w:r>
     </w:p>
     <w:p>
@@ -1603,7 +1603,7 @@
           <w:sz w:val="18"/>
           <w:szCs w:val="18"/>
         </w:rPr>
-        <w:t xml:space="preserve">Known limitations	28</w:t>
+        <w:t xml:space="preserve">Known limitations	29</w:t>
       </w:r>
     </w:p>
     <w:p>
@@ -1622,7 +1622,7 @@
           <w:sz w:val="21"/>
           <w:szCs w:val="21"/>
         </w:rPr>
-        <w:t xml:space="preserve">Appendix A. Command Summary	29</w:t>
+        <w:t xml:space="preserve">Appendix A. Command Summary	30</w:t>
       </w:r>
     </w:p>
     <w:p>
@@ -1641,7 +1641,7 @@
           <w:sz w:val="18"/>
           <w:szCs w:val="18"/>
         </w:rPr>
-        <w:t xml:space="preserve">Client commands	29</w:t>
+        <w:t xml:space="preserve">Client commands	30</w:t>
       </w:r>
     </w:p>
     <w:p>
@@ -1660,7 +1660,7 @@
           <w:sz w:val="21"/>
           <w:szCs w:val="21"/>
         </w:rPr>
-        <w:t xml:space="preserve">Appendix B. Server Administration Commands	30</w:t>
+        <w:t xml:space="preserve">Appendix B. Server Administration Commands	31</w:t>
       </w:r>
     </w:p>
     <w:p>
@@ -1679,7 +1679,7 @@
           <w:sz w:val="21"/>
           <w:szCs w:val="21"/>
         </w:rPr>
-        <w:t xml:space="preserve">Appendix C. Environment Variables and Files	31</w:t>
+        <w:t xml:space="preserve">Appendix C. Environment Variables and Files	32</w:t>
       </w:r>
     </w:p>
     <w:p>
@@ -1698,7 +1698,7 @@
           <w:sz w:val="18"/>
           <w:szCs w:val="18"/>
         </w:rPr>
-        <w:t xml:space="preserve">Environment variables	31</w:t>
+        <w:t xml:space="preserve">Environment variables	32</w:t>
       </w:r>
     </w:p>
     <w:p>
@@ -1717,7 +1717,7 @@
           <w:sz w:val="18"/>
           <w:szCs w:val="18"/>
         </w:rPr>
-        <w:t xml:space="preserve">Files	31</w:t>
+        <w:t xml:space="preserve">Files	32</w:t>
       </w:r>
     </w:p>
     <w:p>
@@ -1736,7 +1736,7 @@
           <w:sz w:val="21"/>
           <w:szCs w:val="21"/>
         </w:rPr>
-        <w:t xml:space="preserve">Appendix D. Contents of the Kit	32</w:t>
+        <w:t xml:space="preserve">Appendix D. Contents of the Kit	33</w:t>
       </w:r>
     </w:p>
     <w:p>
@@ -2482,7 +2482,7 @@
           <w:sz w:val="21"/>
           <w:szCs w:val="21"/>
         </w:rPr>
-        <w:t xml:space="preserve"> A download page for the clients on the website (</w:t>
+        <w:t xml:space="preserve"> Download page with sections for Windows, Linux and macOS, SHA-256 checksums and instructions for blocked downloads; a download page for the clients on the website (</w:t>
       </w:r>
       <w:r>
         <w:rPr>
@@ -5145,6 +5145,352 @@
         </w:rPr>
         <w:t xml:space="preserve"> keeps the client current. If you have the source kit instead, the sections below describe the same installation from the kit.</w:t>
       </w:r>
+    </w:p>
+    <w:p>
+      <w:pPr>
+        <w:pStyle w:val="Heading3"/>
+        <w:keepNext/>
+        <w:spacing w:after="100" w:before="220"/>
+      </w:pPr>
+      <w:r>
+        <w:rPr>
+          <w:rFonts w:ascii="Arial" w:cs="Arial" w:eastAsia="Arial" w:hAnsi="Arial"/>
+          <w:b/>
+          <w:bCs/>
+          <w:color w:val="000000"/>
+          <w:sz w:val="22"/>
+          <w:szCs w:val="22"/>
+        </w:rPr>
+        <w:t xml:space="preserve">If the system blocks the download</w:t>
+      </w:r>
+    </w:p>
+    <w:p>
+      <w:pPr>
+        <w:spacing w:after="120"/>
+      </w:pPr>
+      <w:r>
+        <w:rPr>
+          <w:rFonts w:ascii="Times New Roman" w:cs="Times New Roman" w:eastAsia="Times New Roman" w:hAnsi="Times New Roman"/>
+          <w:sz w:val="21"/>
+          <w:szCs w:val="21"/>
+        </w:rPr>
+        <w:t xml:space="preserve">The clients are plain-text scripts and are not code-signed. Microsoft and Apple sell signing only for their own formats, and neither can sign a REXX script or a batch file. Files fetched with </w:t>
+      </w:r>
+      <w:r>
+        <w:rPr>
+          <w:rFonts w:ascii="Courier New" w:cs="Courier New" w:eastAsia="Courier New" w:hAnsi="Courier New"/>
+          <w:b w:val="false"/>
+          <w:bCs w:val="false"/>
+          <w:sz w:val="19"/>
+          <w:szCs w:val="19"/>
+        </w:rPr>
+        <w:t xml:space="preserve">curl</w:t>
+      </w:r>
+      <w:r>
+        <w:rPr>
+          <w:rFonts w:ascii="Times New Roman" w:cs="Times New Roman" w:eastAsia="Times New Roman" w:hAnsi="Times New Roman"/>
+          <w:sz w:val="21"/>
+          <w:szCs w:val="21"/>
+        </w:rPr>
+        <w:t xml:space="preserve"> (the commands on the download page) are not marked as coming from the Internet and run without trouble. A file saved with a web browser carries that mark, and the system may refuse it:</w:t>
+      </w:r>
+    </w:p>
+    <w:p>
+      <w:pPr>
+        <w:pStyle w:val="ListParagraph"/>
+        <w:numPr>
+          <w:ilvl w:val="0"/>
+          <w:numId w:val="2"/>
+        </w:numPr>
+        <w:spacing w:after="60"/>
+      </w:pPr>
+      <w:r>
+        <w:rPr>
+          <w:rFonts w:ascii="Times New Roman" w:cs="Times New Roman" w:eastAsia="Times New Roman" w:hAnsi="Times New Roman"/>
+          <w:b/>
+          <w:bCs/>
+          <w:sz w:val="21"/>
+          <w:szCs w:val="21"/>
+        </w:rPr>
+        <w:t xml:space="preserve">Windows:</w:t>
+      </w:r>
+      <w:r>
+        <w:rPr>
+          <w:rFonts w:ascii="Times New Roman" w:cs="Times New Roman" w:eastAsia="Times New Roman" w:hAnsi="Times New Roman"/>
+          <w:sz w:val="21"/>
+          <w:szCs w:val="21"/>
+        </w:rPr>
+        <w:t xml:space="preserve"> right-click the file, choose Properties, tick Unblock and click Apply; or run </w:t>
+      </w:r>
+      <w:r>
+        <w:rPr>
+          <w:rFonts w:ascii="Courier New" w:cs="Courier New" w:eastAsia="Courier New" w:hAnsi="Courier New"/>
+          <w:b w:val="false"/>
+          <w:bCs w:val="false"/>
+          <w:sz w:val="19"/>
+          <w:szCs w:val="19"/>
+        </w:rPr>
+        <w:t xml:space="preserve">powershell Unblock-File rxpip.rexx</w:t>
+      </w:r>
+      <w:r>
+        <w:rPr>
+          <w:rFonts w:ascii="Times New Roman" w:cs="Times New Roman" w:eastAsia="Times New Roman" w:hAnsi="Times New Roman"/>
+          <w:sz w:val="21"/>
+          <w:szCs w:val="21"/>
+        </w:rPr>
+        <w:t xml:space="preserve"> (and the same for </w:t>
+      </w:r>
+      <w:r>
+        <w:rPr>
+          <w:rFonts w:ascii="Courier New" w:cs="Courier New" w:eastAsia="Courier New" w:hAnsi="Courier New"/>
+          <w:b w:val="false"/>
+          <w:bCs w:val="false"/>
+          <w:sz w:val="19"/>
+          <w:szCs w:val="19"/>
+        </w:rPr>
+        <w:t xml:space="preserve">rxpip.bat</w:t>
+      </w:r>
+      <w:r>
+        <w:rPr>
+          <w:rFonts w:ascii="Times New Roman" w:cs="Times New Roman" w:eastAsia="Times New Roman" w:hAnsi="Times New Roman"/>
+          <w:sz w:val="21"/>
+          <w:szCs w:val="21"/>
+        </w:rPr>
+        <w:t xml:space="preserve">; </w:t>
+      </w:r>
+      <w:r>
+        <w:rPr>
+          <w:rFonts w:ascii="Courier New" w:cs="Courier New" w:eastAsia="Courier New" w:hAnsi="Courier New"/>
+          <w:b w:val="false"/>
+          <w:bCs w:val="false"/>
+          <w:sz w:val="19"/>
+          <w:szCs w:val="19"/>
+        </w:rPr>
+        <w:t xml:space="preserve">powershell Unblock-File *</w:t>
+      </w:r>
+      <w:r>
+        <w:rPr>
+          <w:rFonts w:ascii="Times New Roman" w:cs="Times New Roman" w:eastAsia="Times New Roman" w:hAnsi="Times New Roman"/>
+          <w:sz w:val="21"/>
+          <w:szCs w:val="21"/>
+        </w:rPr>
+        <w:t xml:space="preserve"> unblocks everything in the folder). Do this before unpacking a zip archive, not after.</w:t>
+      </w:r>
+    </w:p>
+    <w:p>
+      <w:pPr>
+        <w:pStyle w:val="ListParagraph"/>
+        <w:numPr>
+          <w:ilvl w:val="0"/>
+          <w:numId w:val="2"/>
+        </w:numPr>
+        <w:spacing w:after="60"/>
+      </w:pPr>
+      <w:r>
+        <w:rPr>
+          <w:rFonts w:ascii="Times New Roman" w:cs="Times New Roman" w:eastAsia="Times New Roman" w:hAnsi="Times New Roman"/>
+          <w:b/>
+          <w:bCs/>
+          <w:sz w:val="21"/>
+          <w:szCs w:val="21"/>
+        </w:rPr>
+        <w:t xml:space="preserve">macOS:</w:t>
+      </w:r>
+      <w:r>
+        <w:rPr>
+          <w:rFonts w:ascii="Times New Roman" w:cs="Times New Roman" w:eastAsia="Times New Roman" w:hAnsi="Times New Roman"/>
+          <w:sz w:val="21"/>
+          <w:szCs w:val="21"/>
+        </w:rPr>
+        <w:t xml:space="preserve"> run </w:t>
+      </w:r>
+      <w:r>
+        <w:rPr>
+          <w:rFonts w:ascii="Courier New" w:cs="Courier New" w:eastAsia="Courier New" w:hAnsi="Courier New"/>
+          <w:b w:val="false"/>
+          <w:bCs w:val="false"/>
+          <w:sz w:val="19"/>
+          <w:szCs w:val="19"/>
+        </w:rPr>
+        <w:t xml:space="preserve">xattr -d com.apple.quarantine rxpip.rexx</w:t>
+      </w:r>
+      <w:r>
+        <w:rPr>
+          <w:rFonts w:ascii="Times New Roman" w:cs="Times New Roman" w:eastAsia="Times New Roman" w:hAnsi="Times New Roman"/>
+          <w:sz w:val="21"/>
+          <w:szCs w:val="21"/>
+        </w:rPr>
+        <w:t xml:space="preserve"> in Terminal (</w:t>
+      </w:r>
+      <w:r>
+        <w:rPr>
+          <w:rFonts w:ascii="Courier New" w:cs="Courier New" w:eastAsia="Courier New" w:hAnsi="Courier New"/>
+          <w:b w:val="false"/>
+          <w:bCs w:val="false"/>
+          <w:sz w:val="19"/>
+          <w:szCs w:val="19"/>
+        </w:rPr>
+        <w:t xml:space="preserve">xattr rxpip.rexx</w:t>
+      </w:r>
+      <w:r>
+        <w:rPr>
+          <w:rFonts w:ascii="Times New Roman" w:cs="Times New Roman" w:eastAsia="Times New Roman" w:hAnsi="Times New Roman"/>
+          <w:sz w:val="21"/>
+          <w:szCs w:val="21"/>
+        </w:rPr>
+        <w:t xml:space="preserve"> shows the attributes), then </w:t>
+      </w:r>
+      <w:r>
+        <w:rPr>
+          <w:rFonts w:ascii="Courier New" w:cs="Courier New" w:eastAsia="Courier New" w:hAnsi="Courier New"/>
+          <w:b w:val="false"/>
+          <w:bCs w:val="false"/>
+          <w:sz w:val="19"/>
+          <w:szCs w:val="19"/>
+        </w:rPr>
+        <w:t xml:space="preserve">chmod +x rxpip.rexx</w:t>
+      </w:r>
+      <w:r>
+        <w:rPr>
+          <w:rFonts w:ascii="Times New Roman" w:cs="Times New Roman" w:eastAsia="Times New Roman" w:hAnsi="Times New Roman"/>
+          <w:sz w:val="21"/>
+          <w:szCs w:val="21"/>
+        </w:rPr>
+        <w:t xml:space="preserve">.</w:t>
+      </w:r>
+    </w:p>
+    <w:p>
+      <w:pPr>
+        <w:pStyle w:val="ListParagraph"/>
+        <w:numPr>
+          <w:ilvl w:val="0"/>
+          <w:numId w:val="2"/>
+        </w:numPr>
+        <w:spacing w:after="60"/>
+      </w:pPr>
+      <w:r>
+        <w:rPr>
+          <w:rFonts w:ascii="Times New Roman" w:cs="Times New Roman" w:eastAsia="Times New Roman" w:hAnsi="Times New Roman"/>
+          <w:b/>
+          <w:bCs/>
+          <w:sz w:val="21"/>
+          <w:szCs w:val="21"/>
+        </w:rPr>
+        <w:t xml:space="preserve">Linux and macOS:</w:t>
+      </w:r>
+      <w:r>
+        <w:rPr>
+          <w:rFonts w:ascii="Times New Roman" w:cs="Times New Roman" w:eastAsia="Times New Roman" w:hAnsi="Times New Roman"/>
+          <w:sz w:val="21"/>
+          <w:szCs w:val="21"/>
+        </w:rPr>
+        <w:t xml:space="preserve"> if a launcher lost its execute permission, run </w:t>
+      </w:r>
+      <w:r>
+        <w:rPr>
+          <w:rFonts w:ascii="Courier New" w:cs="Courier New" w:eastAsia="Courier New" w:hAnsi="Courier New"/>
+          <w:b w:val="false"/>
+          <w:bCs w:val="false"/>
+          <w:sz w:val="19"/>
+          <w:szCs w:val="19"/>
+        </w:rPr>
+        <w:t xml:space="preserve">chmod +x</w:t>
+      </w:r>
+      <w:r>
+        <w:rPr>
+          <w:rFonts w:ascii="Times New Roman" w:cs="Times New Roman" w:eastAsia="Times New Roman" w:hAnsi="Times New Roman"/>
+          <w:sz w:val="21"/>
+          <w:szCs w:val="21"/>
+        </w:rPr>
+        <w:t xml:space="preserve"> on it.</w:t>
+      </w:r>
+    </w:p>
+    <w:p>
+      <w:pPr>
+        <w:pStyle w:val="ListParagraph"/>
+        <w:numPr>
+          <w:ilvl w:val="0"/>
+          <w:numId w:val="2"/>
+        </w:numPr>
+        <w:spacing w:after="60"/>
+      </w:pPr>
+      <w:r>
+        <w:rPr>
+          <w:rFonts w:ascii="Times New Roman" w:cs="Times New Roman" w:eastAsia="Times New Roman" w:hAnsi="Times New Roman"/>
+          <w:b/>
+          <w:bCs/>
+          <w:sz w:val="21"/>
+          <w:szCs w:val="21"/>
+        </w:rPr>
+        <w:t xml:space="preserve">Check the file:</w:t>
+      </w:r>
+      <w:r>
+        <w:rPr>
+          <w:rFonts w:ascii="Times New Roman" w:cs="Times New Roman" w:eastAsia="Times New Roman" w:hAnsi="Times New Roman"/>
+          <w:sz w:val="21"/>
+          <w:szCs w:val="21"/>
+        </w:rPr>
+        <w:t xml:space="preserve"> the download page shows the SHA-256 of every file. Compare with </w:t>
+      </w:r>
+      <w:r>
+        <w:rPr>
+          <w:rFonts w:ascii="Courier New" w:cs="Courier New" w:eastAsia="Courier New" w:hAnsi="Courier New"/>
+          <w:b w:val="false"/>
+          <w:bCs w:val="false"/>
+          <w:sz w:val="19"/>
+          <w:szCs w:val="19"/>
+        </w:rPr>
+        <w:t xml:space="preserve">certutil -hashfile &lt;file&gt; SHA256</w:t>
+      </w:r>
+      <w:r>
+        <w:rPr>
+          <w:rFonts w:ascii="Times New Roman" w:cs="Times New Roman" w:eastAsia="Times New Roman" w:hAnsi="Times New Roman"/>
+          <w:sz w:val="21"/>
+          <w:szCs w:val="21"/>
+        </w:rPr>
+        <w:t xml:space="preserve"> (Windows), </w:t>
+      </w:r>
+      <w:r>
+        <w:rPr>
+          <w:rFonts w:ascii="Courier New" w:cs="Courier New" w:eastAsia="Courier New" w:hAnsi="Courier New"/>
+          <w:b w:val="false"/>
+          <w:bCs w:val="false"/>
+          <w:sz w:val="19"/>
+          <w:szCs w:val="19"/>
+        </w:rPr>
+        <w:t xml:space="preserve">shasum -a 256 &lt;file&gt;</w:t>
+      </w:r>
+      <w:r>
+        <w:rPr>
+          <w:rFonts w:ascii="Times New Roman" w:cs="Times New Roman" w:eastAsia="Times New Roman" w:hAnsi="Times New Roman"/>
+          <w:sz w:val="21"/>
+          <w:szCs w:val="21"/>
+        </w:rPr>
+        <w:t xml:space="preserve"> (macOS) or </w:t>
+      </w:r>
+      <w:r>
+        <w:rPr>
+          <w:rFonts w:ascii="Courier New" w:cs="Courier New" w:eastAsia="Courier New" w:hAnsi="Courier New"/>
+          <w:b w:val="false"/>
+          <w:bCs w:val="false"/>
+          <w:sz w:val="19"/>
+          <w:szCs w:val="19"/>
+        </w:rPr>
+        <w:t xml:space="preserve">sha256sum &lt;file&gt;</w:t>
+      </w:r>
+      <w:r>
+        <w:rPr>
+          <w:rFonts w:ascii="Times New Roman" w:cs="Times New Roman" w:eastAsia="Times New Roman" w:hAnsi="Times New Roman"/>
+          <w:sz w:val="21"/>
+          <w:szCs w:val="21"/>
+        </w:rPr>
+        <w:t xml:space="preserve"> (Linux).</w:t>
+      </w:r>
+    </w:p>
+    <w:p>
+      <w:pPr>
+        <w:spacing w:after="60"/>
+      </w:pPr>
     </w:p>
     <w:p>
       <w:pPr>

--- a/docs/RXPIP-Guide.docx
+++ b/docs/RXPIP-Guide.docx
@@ -387,7 +387,7 @@
           <w:sz w:val="18"/>
           <w:szCs w:val="18"/>
         </w:rPr>
-        <w:t xml:space="preserve">Windows	5</w:t>
+        <w:t xml:space="preserve">Windows	6</w:t>
       </w:r>
     </w:p>
     <w:p>
@@ -5422,6 +5422,160 @@
           <w:sz w:val="21"/>
           <w:szCs w:val="21"/>
         </w:rPr>
+        <w:t xml:space="preserve">Check who published it:</w:t>
+      </w:r>
+      <w:r>
+        <w:rPr>
+          <w:rFonts w:ascii="Times New Roman" w:cs="Times New Roman" w:eastAsia="Times New Roman" w:hAnsi="Times New Roman"/>
+          <w:sz w:val="21"/>
+          <w:szCs w:val="21"/>
+        </w:rPr>
+        <w:t xml:space="preserve"> every release file has a signature (</w:t>
+      </w:r>
+      <w:r>
+        <w:rPr>
+          <w:rFonts w:ascii="Courier New" w:cs="Courier New" w:eastAsia="Courier New" w:hAnsi="Courier New"/>
+          <w:b w:val="false"/>
+          <w:bCs w:val="false"/>
+          <w:sz w:val="19"/>
+          <w:szCs w:val="19"/>
+        </w:rPr>
+        <w:t xml:space="preserve">.minisig</w:t>
+      </w:r>
+      <w:r>
+        <w:rPr>
+          <w:rFonts w:ascii="Times New Roman" w:cs="Times New Roman" w:eastAsia="Times New Roman" w:hAnsi="Times New Roman"/>
+          <w:sz w:val="21"/>
+          <w:szCs w:val="21"/>
+        </w:rPr>
+        <w:t xml:space="preserve">) made with minisign. The public key is on the download page and in the repository (</w:t>
+      </w:r>
+      <w:r>
+        <w:rPr>
+          <w:rFonts w:ascii="Courier New" w:cs="Courier New" w:eastAsia="Courier New" w:hAnsi="Courier New"/>
+          <w:b w:val="false"/>
+          <w:bCs w:val="false"/>
+          <w:sz w:val="19"/>
+          <w:szCs w:val="19"/>
+        </w:rPr>
+        <w:t xml:space="preserve">client/minisign.pub</w:t>
+      </w:r>
+      <w:r>
+        <w:rPr>
+          <w:rFonts w:ascii="Times New Roman" w:cs="Times New Roman" w:eastAsia="Times New Roman" w:hAnsi="Times New Roman"/>
+          <w:sz w:val="21"/>
+          <w:szCs w:val="21"/>
+        </w:rPr>
+        <w:t xml:space="preserve">): </w:t>
+      </w:r>
+      <w:r>
+        <w:rPr>
+          <w:rFonts w:ascii="Courier New" w:cs="Courier New" w:eastAsia="Courier New" w:hAnsi="Courier New"/>
+          <w:b w:val="false"/>
+          <w:bCs w:val="false"/>
+          <w:sz w:val="19"/>
+          <w:szCs w:val="19"/>
+        </w:rPr>
+        <w:t xml:space="preserve">RWTwuk9ZuGM56RANzR4KRqK6p6VEGsdcFyB6+vTeRmrlWFWZouyOjcYY</w:t>
+      </w:r>
+      <w:r>
+        <w:rPr>
+          <w:rFonts w:ascii="Times New Roman" w:cs="Times New Roman" w:eastAsia="Times New Roman" w:hAnsi="Times New Roman"/>
+          <w:sz w:val="21"/>
+          <w:szCs w:val="21"/>
+        </w:rPr>
+        <w:t xml:space="preserve">. Verify a downloaded file with </w:t>
+      </w:r>
+      <w:r>
+        <w:rPr>
+          <w:rFonts w:ascii="Courier New" w:cs="Courier New" w:eastAsia="Courier New" w:hAnsi="Courier New"/>
+          <w:b w:val="false"/>
+          <w:bCs w:val="false"/>
+          <w:sz w:val="19"/>
+          <w:szCs w:val="19"/>
+        </w:rPr>
+        <w:t xml:space="preserve">minisign -V -P &lt;key&gt; -m rxpip.rexx</w:t>
+      </w:r>
+      <w:r>
+        <w:rPr>
+          <w:rFonts w:ascii="Times New Roman" w:cs="Times New Roman" w:eastAsia="Times New Roman" w:hAnsi="Times New Roman"/>
+          <w:sz w:val="21"/>
+          <w:szCs w:val="21"/>
+        </w:rPr>
+        <w:t xml:space="preserve"> (the signature file must be next to it). </w:t>
+      </w:r>
+      <w:r>
+        <w:rPr>
+          <w:rFonts w:ascii="Courier New" w:cs="Courier New" w:eastAsia="Courier New" w:hAnsi="Courier New"/>
+          <w:b w:val="false"/>
+          <w:bCs w:val="false"/>
+          <w:sz w:val="19"/>
+          <w:szCs w:val="19"/>
+        </w:rPr>
+        <w:t xml:space="preserve">rxpip update</w:t>
+      </w:r>
+      <w:r>
+        <w:rPr>
+          <w:rFonts w:ascii="Times New Roman" w:cs="Times New Roman" w:eastAsia="Times New Roman" w:hAnsi="Times New Roman"/>
+          <w:sz w:val="21"/>
+          <w:szCs w:val="21"/>
+        </w:rPr>
+        <w:t xml:space="preserve"> does this itself when </w:t>
+      </w:r>
+      <w:r>
+        <w:rPr>
+          <w:rFonts w:ascii="Courier New" w:cs="Courier New" w:eastAsia="Courier New" w:hAnsi="Courier New"/>
+          <w:b w:val="false"/>
+          <w:bCs w:val="false"/>
+          <w:sz w:val="19"/>
+          <w:szCs w:val="19"/>
+        </w:rPr>
+        <w:t xml:space="preserve">minisign</w:t>
+      </w:r>
+      <w:r>
+        <w:rPr>
+          <w:rFonts w:ascii="Times New Roman" w:cs="Times New Roman" w:eastAsia="Times New Roman" w:hAnsi="Times New Roman"/>
+          <w:sz w:val="21"/>
+          <w:szCs w:val="21"/>
+        </w:rPr>
+        <w:t xml:space="preserve"> is installed, and refuses an update whose signature is wrong; </w:t>
+      </w:r>
+      <w:r>
+        <w:rPr>
+          <w:rFonts w:ascii="Courier New" w:cs="Courier New" w:eastAsia="Courier New" w:hAnsi="Courier New"/>
+          <w:b w:val="false"/>
+          <w:bCs w:val="false"/>
+          <w:sz w:val="19"/>
+          <w:szCs w:val="19"/>
+        </w:rPr>
+        <w:t xml:space="preserve">rxpip config set REQUIRE_SIGNATURE 1</w:t>
+      </w:r>
+      <w:r>
+        <w:rPr>
+          <w:rFonts w:ascii="Times New Roman" w:cs="Times New Roman" w:eastAsia="Times New Roman" w:hAnsi="Times New Roman"/>
+          <w:sz w:val="21"/>
+          <w:szCs w:val="21"/>
+        </w:rPr>
+        <w:t xml:space="preserve"> makes it refuse unsigned releases as well. minisign is at https://jedisct1.github.io/minisign/ (Windows, macOS and Linux downloads).</w:t>
+      </w:r>
+    </w:p>
+    <w:p>
+      <w:pPr>
+        <w:pStyle w:val="ListParagraph"/>
+        <w:numPr>
+          <w:ilvl w:val="0"/>
+          <w:numId w:val="2"/>
+        </w:numPr>
+        <w:spacing w:after="60"/>
+      </w:pPr>
+      <w:r>
+        <w:rPr>
+          <w:rFonts w:ascii="Times New Roman" w:cs="Times New Roman" w:eastAsia="Times New Roman" w:hAnsi="Times New Roman"/>
+          <w:b/>
+          <w:bCs/>
+          <w:sz w:val="21"/>
+          <w:szCs w:val="21"/>
+        </w:rPr>
         <w:t xml:space="preserve">Check the file:</w:t>
       </w:r>
       <w:r>
@@ -21303,6 +21457,302 @@
           <w:szCs w:val="21"/>
         </w:rPr>
         <w:t xml:space="preserve">, which stays open even when the repository is closed, because a client must always be able to update itself.</w:t>
+      </w:r>
+    </w:p>
+    <w:p>
+      <w:pPr>
+        <w:pStyle w:val="Heading3"/>
+        <w:keepNext/>
+        <w:spacing w:after="100" w:before="220"/>
+      </w:pPr>
+      <w:r>
+        <w:rPr>
+          <w:rFonts w:ascii="Arial" w:cs="Arial" w:eastAsia="Arial" w:hAnsi="Arial"/>
+          <w:b/>
+          <w:bCs/>
+          <w:color w:val="000000"/>
+          <w:sz w:val="22"/>
+          <w:szCs w:val="22"/>
+        </w:rPr>
+        <w:t xml:space="preserve">Signing client releases</w:t>
+      </w:r>
+    </w:p>
+    <w:p>
+      <w:pPr>
+        <w:spacing w:after="120"/>
+      </w:pPr>
+      <w:r>
+        <w:rPr>
+          <w:rFonts w:ascii="Times New Roman" w:cs="Times New Roman" w:eastAsia="Times New Roman" w:hAnsi="Times New Roman"/>
+          <w:sz w:val="21"/>
+          <w:szCs w:val="21"/>
+        </w:rPr>
+        <w:t xml:space="preserve">Client releases are signed with minisign so that users can check who published them, even if the server were compromised. Generate a key pair once on your own computer with </w:t>
+      </w:r>
+      <w:r>
+        <w:rPr>
+          <w:rFonts w:ascii="Courier New" w:cs="Courier New" w:eastAsia="Courier New" w:hAnsi="Courier New"/>
+          <w:b w:val="false"/>
+          <w:bCs w:val="false"/>
+          <w:sz w:val="19"/>
+          <w:szCs w:val="19"/>
+        </w:rPr>
+        <w:t xml:space="preserve">minisign -G</w:t>
+      </w:r>
+      <w:r>
+        <w:rPr>
+          <w:rFonts w:ascii="Times New Roman" w:cs="Times New Roman" w:eastAsia="Times New Roman" w:hAnsi="Times New Roman"/>
+          <w:sz w:val="21"/>
+          <w:szCs w:val="21"/>
+        </w:rPr>
+        <w:t xml:space="preserve"> and keep the private key (</w:t>
+      </w:r>
+      <w:r>
+        <w:rPr>
+          <w:rFonts w:ascii="Courier New" w:cs="Courier New" w:eastAsia="Courier New" w:hAnsi="Courier New"/>
+          <w:b w:val="false"/>
+          <w:bCs w:val="false"/>
+          <w:sz w:val="19"/>
+          <w:szCs w:val="19"/>
+        </w:rPr>
+        <w:t xml:space="preserve">~/.minisign/minisign.key</w:t>
+      </w:r>
+      <w:r>
+        <w:rPr>
+          <w:rFonts w:ascii="Times New Roman" w:cs="Times New Roman" w:eastAsia="Times New Roman" w:hAnsi="Times New Roman"/>
+          <w:sz w:val="21"/>
+          <w:szCs w:val="21"/>
+        </w:rPr>
+        <w:t xml:space="preserve">, protected by a password) off the server, with a backup. The public key belongs on the download page (the server shows the project key by default; </w:t>
+      </w:r>
+      <w:r>
+        <w:rPr>
+          <w:rFonts w:ascii="Courier New" w:cs="Courier New" w:eastAsia="Courier New" w:hAnsi="Courier New"/>
+          <w:b w:val="false"/>
+          <w:bCs w:val="false"/>
+          <w:sz w:val="19"/>
+          <w:szCs w:val="19"/>
+        </w:rPr>
+        <w:t xml:space="preserve">RXPIP_MINISIGN_KEY</w:t>
+      </w:r>
+      <w:r>
+        <w:rPr>
+          <w:rFonts w:ascii="Times New Roman" w:cs="Times New Roman" w:eastAsia="Times New Roman" w:hAnsi="Times New Roman"/>
+          <w:sz w:val="21"/>
+          <w:szCs w:val="21"/>
+        </w:rPr>
+        <w:t xml:space="preserve"> overrides it), in </w:t>
+      </w:r>
+      <w:r>
+        <w:rPr>
+          <w:rFonts w:ascii="Courier New" w:cs="Courier New" w:eastAsia="Courier New" w:hAnsi="Courier New"/>
+          <w:b w:val="false"/>
+          <w:bCs w:val="false"/>
+          <w:sz w:val="19"/>
+          <w:szCs w:val="19"/>
+        </w:rPr>
+        <w:t xml:space="preserve">client/minisign.pub</w:t>
+      </w:r>
+      <w:r>
+        <w:rPr>
+          <w:rFonts w:ascii="Times New Roman" w:cs="Times New Roman" w:eastAsia="Times New Roman" w:hAnsi="Times New Roman"/>
+          <w:sz w:val="21"/>
+          <w:szCs w:val="21"/>
+        </w:rPr>
+        <w:t xml:space="preserve"> and in the clients (the constant in </w:t>
+      </w:r>
+      <w:r>
+        <w:rPr>
+          <w:rFonts w:ascii="Courier New" w:cs="Courier New" w:eastAsia="Courier New" w:hAnsi="Courier New"/>
+          <w:b w:val="false"/>
+          <w:bCs w:val="false"/>
+          <w:sz w:val="19"/>
+          <w:szCs w:val="19"/>
+        </w:rPr>
+        <w:t xml:space="preserve">SignKey</w:t>
+      </w:r>
+      <w:r>
+        <w:rPr>
+          <w:rFonts w:ascii="Times New Roman" w:cs="Times New Roman" w:eastAsia="Times New Roman" w:hAnsi="Times New Roman"/>
+          <w:sz w:val="21"/>
+          <w:szCs w:val="21"/>
+        </w:rPr>
+        <w:t xml:space="preserve">).</w:t>
+      </w:r>
+    </w:p>
+    <w:p>
+      <w:pPr>
+        <w:spacing w:after="120"/>
+      </w:pPr>
+      <w:r>
+        <w:rPr>
+          <w:rFonts w:ascii="Times New Roman" w:cs="Times New Roman" w:eastAsia="Times New Roman" w:hAnsi="Times New Roman"/>
+          <w:sz w:val="21"/>
+          <w:szCs w:val="21"/>
+        </w:rPr>
+        <w:t xml:space="preserve">To release signed files, sign each file with </w:t>
+      </w:r>
+      <w:r>
+        <w:rPr>
+          <w:rFonts w:ascii="Courier New" w:cs="Courier New" w:eastAsia="Courier New" w:hAnsi="Courier New"/>
+          <w:b w:val="false"/>
+          <w:bCs w:val="false"/>
+          <w:sz w:val="19"/>
+          <w:szCs w:val="19"/>
+        </w:rPr>
+        <w:t xml:space="preserve">minisign -S -m &lt;file&gt;</w:t>
+      </w:r>
+      <w:r>
+        <w:rPr>
+          <w:rFonts w:ascii="Times New Roman" w:cs="Times New Roman" w:eastAsia="Times New Roman" w:hAnsi="Times New Roman"/>
+          <w:sz w:val="21"/>
+          <w:szCs w:val="21"/>
+        </w:rPr>
+        <w:t xml:space="preserve"> (this writes </w:t>
+      </w:r>
+      <w:r>
+        <w:rPr>
+          <w:rFonts w:ascii="Courier New" w:cs="Courier New" w:eastAsia="Courier New" w:hAnsi="Courier New"/>
+          <w:b w:val="false"/>
+          <w:bCs w:val="false"/>
+          <w:sz w:val="19"/>
+          <w:szCs w:val="19"/>
+        </w:rPr>
+        <w:t xml:space="preserve">&lt;file&gt;.minisig</w:t>
+      </w:r>
+      <w:r>
+        <w:rPr>
+          <w:rFonts w:ascii="Times New Roman" w:cs="Times New Roman" w:eastAsia="Times New Roman" w:hAnsi="Times New Roman"/>
+          <w:sz w:val="21"/>
+          <w:szCs w:val="21"/>
+        </w:rPr>
+        <w:t xml:space="preserve">) and give both to </w:t>
+      </w:r>
+      <w:r>
+        <w:rPr>
+          <w:rFonts w:ascii="Courier New" w:cs="Courier New" w:eastAsia="Courier New" w:hAnsi="Courier New"/>
+          <w:b w:val="false"/>
+          <w:bCs w:val="false"/>
+          <w:sz w:val="19"/>
+          <w:szCs w:val="19"/>
+        </w:rPr>
+        <w:t xml:space="preserve">client-publish</w:t>
+      </w:r>
+      <w:r>
+        <w:rPr>
+          <w:rFonts w:ascii="Times New Roman" w:cs="Times New Roman" w:eastAsia="Times New Roman" w:hAnsi="Times New Roman"/>
+          <w:sz w:val="21"/>
+          <w:szCs w:val="21"/>
+        </w:rPr>
+        <w:t xml:space="preserve">, for example </w:t>
+      </w:r>
+      <w:r>
+        <w:rPr>
+          <w:rFonts w:ascii="Courier New" w:cs="Courier New" w:eastAsia="Courier New" w:hAnsi="Courier New"/>
+          <w:b w:val="false"/>
+          <w:bCs w:val="false"/>
+          <w:sz w:val="19"/>
+          <w:szCs w:val="19"/>
+        </w:rPr>
+        <w:t xml:space="preserve">rxpip admin client-publish regina --version=1.3.0 rxpip.rexx rxpip.rexx.minisig rxpip.bat rxpip.bat.minisig</w:t>
+      </w:r>
+      <w:r>
+        <w:rPr>
+          <w:rFonts w:ascii="Times New Roman" w:cs="Times New Roman" w:eastAsia="Times New Roman" w:hAnsi="Times New Roman"/>
+          <w:sz w:val="21"/>
+          <w:szCs w:val="21"/>
+        </w:rPr>
+        <w:t xml:space="preserve">. </w:t>
+      </w:r>
+      <w:r>
+        <w:rPr>
+          <w:rFonts w:ascii="Courier New" w:cs="Courier New" w:eastAsia="Courier New" w:hAnsi="Courier New"/>
+          <w:b w:val="false"/>
+          <w:bCs w:val="false"/>
+          <w:sz w:val="19"/>
+          <w:szCs w:val="19"/>
+        </w:rPr>
+        <w:t xml:space="preserve">tools/publish-clients.sh</w:t>
+      </w:r>
+      <w:r>
+        <w:rPr>
+          <w:rFonts w:ascii="Times New Roman" w:cs="Times New Roman" w:eastAsia="Times New Roman" w:hAnsi="Times New Roman"/>
+          <w:sz w:val="21"/>
+          <w:szCs w:val="21"/>
+        </w:rPr>
+        <w:t xml:space="preserve"> signs for you when </w:t>
+      </w:r>
+      <w:r>
+        <w:rPr>
+          <w:rFonts w:ascii="Courier New" w:cs="Courier New" w:eastAsia="Courier New" w:hAnsi="Courier New"/>
+          <w:b w:val="false"/>
+          <w:bCs w:val="false"/>
+          <w:sz w:val="19"/>
+          <w:szCs w:val="19"/>
+        </w:rPr>
+        <w:t xml:space="preserve">minisign</w:t>
+      </w:r>
+      <w:r>
+        <w:rPr>
+          <w:rFonts w:ascii="Times New Roman" w:cs="Times New Roman" w:eastAsia="Times New Roman" w:hAnsi="Times New Roman"/>
+          <w:sz w:val="21"/>
+          <w:szCs w:val="21"/>
+        </w:rPr>
+        <w:t xml:space="preserve"> is installed. The download page links each signature, and </w:t>
+      </w:r>
+      <w:r>
+        <w:rPr>
+          <w:rFonts w:ascii="Courier New" w:cs="Courier New" w:eastAsia="Courier New" w:hAnsi="Courier New"/>
+          <w:b w:val="false"/>
+          <w:bCs w:val="false"/>
+          <w:sz w:val="19"/>
+          <w:szCs w:val="19"/>
+        </w:rPr>
+        <w:t xml:space="preserve">rxpip update</w:t>
+      </w:r>
+      <w:r>
+        <w:rPr>
+          <w:rFonts w:ascii="Times New Roman" w:cs="Times New Roman" w:eastAsia="Times New Roman" w:hAnsi="Times New Roman"/>
+          <w:sz w:val="21"/>
+          <w:szCs w:val="21"/>
+        </w:rPr>
+        <w:t xml:space="preserve"> verifies it before it replaces any file: a wrong signature always stops the update, a missing one only warns unless </w:t>
+      </w:r>
+      <w:r>
+        <w:rPr>
+          <w:rFonts w:ascii="Courier New" w:cs="Courier New" w:eastAsia="Courier New" w:hAnsi="Courier New"/>
+          <w:b w:val="false"/>
+          <w:bCs w:val="false"/>
+          <w:sz w:val="19"/>
+          <w:szCs w:val="19"/>
+        </w:rPr>
+        <w:t xml:space="preserve">REQUIRE_SIGNATURE</w:t>
+      </w:r>
+      <w:r>
+        <w:rPr>
+          <w:rFonts w:ascii="Times New Roman" w:cs="Times New Roman" w:eastAsia="Times New Roman" w:hAnsi="Times New Roman"/>
+          <w:sz w:val="21"/>
+          <w:szCs w:val="21"/>
+        </w:rPr>
+        <w:t xml:space="preserve"> is </w:t>
+      </w:r>
+      <w:r>
+        <w:rPr>
+          <w:rFonts w:ascii="Courier New" w:cs="Courier New" w:eastAsia="Courier New" w:hAnsi="Courier New"/>
+          <w:b w:val="false"/>
+          <w:bCs w:val="false"/>
+          <w:sz w:val="19"/>
+          <w:szCs w:val="19"/>
+        </w:rPr>
+        <w:t xml:space="preserve">1</w:t>
+      </w:r>
+      <w:r>
+        <w:rPr>
+          <w:rFonts w:ascii="Times New Roman" w:cs="Times New Roman" w:eastAsia="Times New Roman" w:hAnsi="Times New Roman"/>
+          <w:sz w:val="21"/>
+          <w:szCs w:val="21"/>
+        </w:rPr>
+        <w:t xml:space="preserve">. The private key is the one thing that must not be lost or leaked: with it anyone can sign as you. Changing the key means releasing new clients that contain the new public key, so existing users must update by hand once.</w:t>
       </w:r>
     </w:p>
     <w:p>

--- a/docs/RXPIP-Guide.docx
+++ b/docs/RXPIP-Guide.docx
@@ -368,7 +368,7 @@
           <w:sz w:val="18"/>
           <w:szCs w:val="18"/>
         </w:rPr>
-        <w:t xml:space="preserve">Linux and macOS	5</w:t>
+        <w:t xml:space="preserve">Linux and macOS	6</w:t>
       </w:r>
     </w:p>
     <w:p>
@@ -425,7 +425,7 @@
           <w:sz w:val="18"/>
           <w:szCs w:val="18"/>
         </w:rPr>
-        <w:t xml:space="preserve">Pointing the client at a repository	6</w:t>
+        <w:t xml:space="preserve">Pointing the client at a repository	7</w:t>
       </w:r>
     </w:p>
     <w:p>
@@ -482,7 +482,7 @@
           <w:sz w:val="18"/>
           <w:szCs w:val="18"/>
         </w:rPr>
-        <w:t xml:space="preserve">RXPIP on VM/370plus (CMS)	7</w:t>
+        <w:t xml:space="preserve">RXPIP on VM/370plus (CMS)	8</w:t>
       </w:r>
     </w:p>
     <w:p>
@@ -5144,6 +5144,91 @@
           <w:szCs w:val="21"/>
         </w:rPr>
         <w:t xml:space="preserve"> keeps the client current. If you have the source kit instead, the sections below describe the same installation from the kit.</w:t>
+      </w:r>
+    </w:p>
+    <w:p>
+      <w:pPr>
+        <w:pStyle w:val="Heading3"/>
+        <w:keepNext/>
+        <w:spacing w:after="100" w:before="220"/>
+      </w:pPr>
+      <w:r>
+        <w:rPr>
+          <w:rFonts w:ascii="Arial" w:cs="Arial" w:eastAsia="Arial" w:hAnsi="Arial"/>
+          <w:b/>
+          <w:bCs/>
+          <w:color w:val="000000"/>
+          <w:sz w:val="22"/>
+          <w:szCs w:val="22"/>
+        </w:rPr>
+        <w:t xml:space="preserve">Packages and the Internet mark</w:t>
+      </w:r>
+    </w:p>
+    <w:p>
+      <w:pPr>
+        <w:spacing w:after="120"/>
+      </w:pPr>
+      <w:r>
+        <w:rPr>
+          <w:rFonts w:ascii="Times New Roman" w:cs="Times New Roman" w:eastAsia="Times New Roman" w:hAnsi="Times New Roman"/>
+          <w:sz w:val="21"/>
+          <w:szCs w:val="21"/>
+        </w:rPr>
+        <w:t xml:space="preserve">Windows and macOS refuse to start binaries that came from the Internet and still carry the mark that says so; this includes the contents of an archive that was unpacked from a marked file. REXX scripts are not affected, because the REXX interpreter starts them, not the operating system. A package that contains a binary, a DLL or a </w:t>
+      </w:r>
+      <w:r>
+        <w:rPr>
+          <w:rFonts w:ascii="Courier New" w:cs="Courier New" w:eastAsia="Courier New" w:hAnsi="Courier New"/>
+          <w:b w:val="false"/>
+          <w:bCs w:val="false"/>
+          <w:sz w:val="19"/>
+          <w:szCs w:val="19"/>
+        </w:rPr>
+        <w:t xml:space="preserve">.so</w:t>
+      </w:r>
+      <w:r>
+        <w:rPr>
+          <w:rFonts w:ascii="Times New Roman" w:cs="Times New Roman" w:eastAsia="Times New Roman" w:hAnsi="Times New Roman"/>
+          <w:sz w:val="21"/>
+          <w:szCs w:val="21"/>
+        </w:rPr>
+        <w:t xml:space="preserve"> file, however, would stop working. </w:t>
+      </w:r>
+      <w:r>
+        <w:rPr>
+          <w:rFonts w:ascii="Courier New" w:cs="Courier New" w:eastAsia="Courier New" w:hAnsi="Courier New"/>
+          <w:b w:val="false"/>
+          <w:bCs w:val="false"/>
+          <w:sz w:val="19"/>
+          <w:szCs w:val="19"/>
+        </w:rPr>
+        <w:t xml:space="preserve">rxpip</w:t>
+      </w:r>
+      <w:r>
+        <w:rPr>
+          <w:rFonts w:ascii="Times New Roman" w:cs="Times New Roman" w:eastAsia="Times New Roman" w:hAnsi="Times New Roman"/>
+          <w:sz w:val="21"/>
+          <w:szCs w:val="21"/>
+        </w:rPr>
+        <w:t xml:space="preserve"> therefore removes the mark (on Windows the </w:t>
+      </w:r>
+      <w:r>
+        <w:rPr>
+          <w:rFonts w:ascii="Courier New" w:cs="Courier New" w:eastAsia="Courier New" w:hAnsi="Courier New"/>
+          <w:b w:val="false"/>
+          <w:bCs w:val="false"/>
+          <w:sz w:val="19"/>
+          <w:szCs w:val="19"/>
+        </w:rPr>
+        <w:t xml:space="preserve">Zone.Identifier</w:t>
+      </w:r>
+      <w:r>
+        <w:rPr>
+          <w:rFonts w:ascii="Times New Roman" w:cs="Times New Roman" w:eastAsia="Times New Roman" w:hAnsi="Times New Roman"/>
+          <w:sz w:val="21"/>
+          <w:szCs w:val="21"/>
+        </w:rPr>
+        <w:t xml:space="preserve"> stream, on macOS the quarantine attribute) from every archive it downloads and from the unpacked files before it installs them, and from the files of a client update before it replaces the old ones. It does this only for files that rxpip itself fetched, never for other files in your folder, and it never reports an error if it cannot. Files that you download with a browser yourself are not touched; for them see the next section.</w:t>
       </w:r>
     </w:p>
     <w:p>

--- a/docs/RXPIP-Guide.docx
+++ b/docs/RXPIP-Guide.docx
@@ -273,7 +273,7 @@
           <w:sz w:val="18"/>
           <w:szCs w:val="18"/>
         </w:rPr>
-        <w:t xml:space="preserve">Artifacts: source and bytecode	3</w:t>
+        <w:t xml:space="preserve">Artifacts: source, bytecode and native builds	3</w:t>
       </w:r>
     </w:p>
     <w:p>
@@ -729,7 +729,7 @@
           <w:sz w:val="18"/>
           <w:szCs w:val="18"/>
         </w:rPr>
-        <w:t xml:space="preserve">Packages for NetRexx and cREXX	13</w:t>
+        <w:t xml:space="preserve">Subdirectories, binary files and native builds	13</w:t>
       </w:r>
     </w:p>
     <w:p>
@@ -748,7 +748,7 @@
           <w:sz w:val="18"/>
           <w:szCs w:val="18"/>
         </w:rPr>
-        <w:t xml:space="preserve">Trying a package before you publish it	14</w:t>
+        <w:t xml:space="preserve">Packages for NetRexx and cREXX	14</w:t>
       </w:r>
     </w:p>
     <w:p>
@@ -767,7 +767,26 @@
           <w:sz w:val="18"/>
           <w:szCs w:val="18"/>
         </w:rPr>
-        <w:t xml:space="preserve">Common errors	14</w:t>
+        <w:t xml:space="preserve">Trying a package before you publish it	15</w:t>
+      </w:r>
+    </w:p>
+    <w:p>
+      <w:pPr>
+        <w:tabs>
+          <w:tab w:val="right" w:pos="9638" w:leader="dot"/>
+        </w:tabs>
+        <w:spacing w:after="20" w:before="0"/>
+        <w:ind w:left="280"/>
+      </w:pPr>
+      <w:r>
+        <w:rPr>
+          <w:rFonts w:ascii="Times New Roman" w:cs="Times New Roman" w:eastAsia="Times New Roman" w:hAnsi="Times New Roman"/>
+          <w:b w:val="false"/>
+          <w:bCs w:val="false"/>
+          <w:sz w:val="18"/>
+          <w:szCs w:val="18"/>
+        </w:rPr>
+        <w:t xml:space="preserve">Common errors	15</w:t>
       </w:r>
     </w:p>
     <w:p>
@@ -786,7 +805,7 @@
           <w:sz w:val="21"/>
           <w:szCs w:val="21"/>
         </w:rPr>
-        <w:t xml:space="preserve">Chapter 5. Accounts, Tokens and Owners	15</w:t>
+        <w:t xml:space="preserve">Chapter 5. Accounts, Tokens and Owners	16</w:t>
       </w:r>
     </w:p>
     <w:p>
@@ -805,7 +824,7 @@
           <w:sz w:val="18"/>
           <w:szCs w:val="18"/>
         </w:rPr>
-        <w:t xml:space="preserve">Getting an account	15</w:t>
+        <w:t xml:space="preserve">Getting an account	16</w:t>
       </w:r>
     </w:p>
     <w:p>
@@ -824,7 +843,7 @@
           <w:sz w:val="18"/>
           <w:szCs w:val="18"/>
         </w:rPr>
-        <w:t xml:space="preserve">Tokens	15</w:t>
+        <w:t xml:space="preserve">Tokens	16</w:t>
       </w:r>
     </w:p>
     <w:p>
@@ -843,7 +862,7 @@
           <w:sz w:val="18"/>
           <w:szCs w:val="18"/>
         </w:rPr>
-        <w:t xml:space="preserve">Owners	15</w:t>
+        <w:t xml:space="preserve">Owners	16</w:t>
       </w:r>
     </w:p>
     <w:p>
@@ -862,7 +881,7 @@
           <w:sz w:val="18"/>
           <w:szCs w:val="18"/>
         </w:rPr>
-        <w:t xml:space="preserve">Private packages	16</w:t>
+        <w:t xml:space="preserve">Private packages	17</w:t>
       </w:r>
     </w:p>
     <w:p>
@@ -881,7 +900,7 @@
           <w:sz w:val="21"/>
           <w:szCs w:val="21"/>
         </w:rPr>
-        <w:t xml:space="preserve">Chapter 6. The Web Interface	17</w:t>
+        <w:t xml:space="preserve">Chapter 6. The Web Interface	18</w:t>
       </w:r>
     </w:p>
     <w:p>
@@ -900,7 +919,7 @@
           <w:sz w:val="18"/>
           <w:szCs w:val="18"/>
         </w:rPr>
-        <w:t xml:space="preserve">What you can do in a browser	17</w:t>
+        <w:t xml:space="preserve">What you can do in a browser	18</w:t>
       </w:r>
     </w:p>
     <w:p>
@@ -919,7 +938,7 @@
           <w:sz w:val="18"/>
           <w:szCs w:val="18"/>
         </w:rPr>
-        <w:t xml:space="preserve">What needs the client	17</w:t>
+        <w:t xml:space="preserve">What needs the client	18</w:t>
       </w:r>
     </w:p>
     <w:p>
@@ -938,7 +957,7 @@
           <w:sz w:val="18"/>
           <w:szCs w:val="18"/>
         </w:rPr>
-        <w:t xml:space="preserve">Requesting an account	17</w:t>
+        <w:t xml:space="preserve">Requesting an account	18</w:t>
       </w:r>
     </w:p>
     <w:p>
@@ -957,7 +976,7 @@
           <w:sz w:val="18"/>
           <w:szCs w:val="18"/>
         </w:rPr>
-        <w:t xml:space="preserve">Safety of the pages	17</w:t>
+        <w:t xml:space="preserve">Safety of the pages	18</w:t>
       </w:r>
     </w:p>
     <w:p>
@@ -976,7 +995,7 @@
           <w:sz w:val="21"/>
           <w:szCs w:val="21"/>
         </w:rPr>
-        <w:t xml:space="preserve">Chapter 7. Installing the Server	18</w:t>
+        <w:t xml:space="preserve">Chapter 7. Installing the Server	19</w:t>
       </w:r>
     </w:p>
     <w:p>
@@ -995,7 +1014,7 @@
           <w:sz w:val="18"/>
           <w:szCs w:val="18"/>
         </w:rPr>
-        <w:t xml:space="preserve">Packages	18</w:t>
+        <w:t xml:space="preserve">Packages	19</w:t>
       </w:r>
     </w:p>
     <w:p>
@@ -1014,7 +1033,7 @@
           <w:sz w:val="18"/>
           <w:szCs w:val="18"/>
         </w:rPr>
-        <w:t xml:space="preserve">Directories	18</w:t>
+        <w:t xml:space="preserve">Directories	19</w:t>
       </w:r>
     </w:p>
     <w:p>
@@ -1033,7 +1052,7 @@
           <w:sz w:val="18"/>
           <w:szCs w:val="18"/>
         </w:rPr>
-        <w:t xml:space="preserve">SELinux	18</w:t>
+        <w:t xml:space="preserve">SELinux	19</w:t>
       </w:r>
     </w:p>
     <w:p>
@@ -1052,7 +1071,7 @@
           <w:sz w:val="18"/>
           <w:szCs w:val="18"/>
         </w:rPr>
-        <w:t xml:space="preserve">Apache	18</w:t>
+        <w:t xml:space="preserve">Apache	19</w:t>
       </w:r>
     </w:p>
     <w:p>
@@ -1071,7 +1090,7 @@
           <w:sz w:val="18"/>
           <w:szCs w:val="18"/>
         </w:rPr>
-        <w:t xml:space="preserve">Firewall	19</w:t>
+        <w:t xml:space="preserve">Firewall	20</w:t>
       </w:r>
     </w:p>
     <w:p>
@@ -1090,7 +1109,7 @@
           <w:sz w:val="18"/>
           <w:szCs w:val="18"/>
         </w:rPr>
-        <w:t xml:space="preserve">HTTPS	19</w:t>
+        <w:t xml:space="preserve">HTTPS	20</w:t>
       </w:r>
     </w:p>
     <w:p>
@@ -1109,7 +1128,7 @@
           <w:sz w:val="18"/>
           <w:szCs w:val="18"/>
         </w:rPr>
-        <w:t xml:space="preserve">Sign-up mail (optional)	19</w:t>
+        <w:t xml:space="preserve">Sign-up mail (optional)	20</w:t>
       </w:r>
     </w:p>
     <w:p>
@@ -1128,7 +1147,7 @@
           <w:sz w:val="18"/>
           <w:szCs w:val="18"/>
         </w:rPr>
-        <w:t xml:space="preserve">The first account	20</w:t>
+        <w:t xml:space="preserve">The first account	21</w:t>
       </w:r>
     </w:p>
     <w:p>
@@ -1147,7 +1166,7 @@
           <w:sz w:val="21"/>
           <w:szCs w:val="21"/>
         </w:rPr>
-        <w:t xml:space="preserve">Chapter 8. Operating the Server	21</w:t>
+        <w:t xml:space="preserve">Chapter 8. Operating the Server	22</w:t>
       </w:r>
     </w:p>
     <w:p>
@@ -1166,7 +1185,7 @@
           <w:sz w:val="18"/>
           <w:szCs w:val="18"/>
         </w:rPr>
-        <w:t xml:space="preserve">Administration commands	21</w:t>
+        <w:t xml:space="preserve">Administration commands	22</w:t>
       </w:r>
     </w:p>
     <w:p>
@@ -1185,7 +1204,7 @@
           <w:sz w:val="18"/>
           <w:szCs w:val="18"/>
         </w:rPr>
-        <w:t xml:space="preserve">Where things are stored	21</w:t>
+        <w:t xml:space="preserve">Where things are stored	22</w:t>
       </w:r>
     </w:p>
     <w:p>
@@ -1204,7 +1223,7 @@
           <w:sz w:val="18"/>
           <w:szCs w:val="18"/>
         </w:rPr>
-        <w:t xml:space="preserve">Backup and restore	21</w:t>
+        <w:t xml:space="preserve">Backup and restore	22</w:t>
       </w:r>
     </w:p>
     <w:p>
@@ -1223,7 +1242,7 @@
           <w:sz w:val="18"/>
           <w:szCs w:val="18"/>
         </w:rPr>
-        <w:t xml:space="preserve">Upgrading	21</w:t>
+        <w:t xml:space="preserve">Upgrading	22</w:t>
       </w:r>
     </w:p>
     <w:p>
@@ -1242,7 +1261,7 @@
           <w:sz w:val="18"/>
           <w:szCs w:val="18"/>
         </w:rPr>
-        <w:t xml:space="preserve">Limits	21</w:t>
+        <w:t xml:space="preserve">Limits	22</w:t>
       </w:r>
     </w:p>
     <w:p>
@@ -1261,7 +1280,7 @@
           <w:sz w:val="18"/>
           <w:szCs w:val="18"/>
         </w:rPr>
-        <w:t xml:space="preserve">Troubleshooting	22</w:t>
+        <w:t xml:space="preserve">Troubleshooting	23</w:t>
       </w:r>
     </w:p>
     <w:p>
@@ -1280,7 +1299,7 @@
           <w:sz w:val="18"/>
           <w:szCs w:val="18"/>
         </w:rPr>
-        <w:t xml:space="preserve">Administrators and the statistics	22</w:t>
+        <w:t xml:space="preserve">Administrators and the statistics	23</w:t>
       </w:r>
     </w:p>
     <w:p>
@@ -1299,7 +1318,7 @@
           <w:sz w:val="21"/>
           <w:szCs w:val="21"/>
         </w:rPr>
-        <w:t xml:space="preserve">Chapter 9. Protocol Reference	24</w:t>
+        <w:t xml:space="preserve">Chapter 9. Protocol Reference	25</w:t>
       </w:r>
     </w:p>
     <w:p>
@@ -1318,7 +1337,7 @@
           <w:sz w:val="18"/>
           <w:szCs w:val="18"/>
         </w:rPr>
-        <w:t xml:space="preserve">Response format	24</w:t>
+        <w:t xml:space="preserve">Response format	25</w:t>
       </w:r>
     </w:p>
     <w:p>
@@ -1337,7 +1356,7 @@
           <w:sz w:val="18"/>
           <w:szCs w:val="18"/>
         </w:rPr>
-        <w:t xml:space="preserve">Actions without a login	24</w:t>
+        <w:t xml:space="preserve">Actions without a login	25</w:t>
       </w:r>
     </w:p>
     <w:p>
@@ -1356,7 +1375,7 @@
           <w:sz w:val="18"/>
           <w:szCs w:val="18"/>
         </w:rPr>
-        <w:t xml:space="preserve">Actions that need a token	24</w:t>
+        <w:t xml:space="preserve">Actions that need a token	25</w:t>
       </w:r>
     </w:p>
     <w:p>
@@ -1375,7 +1394,7 @@
           <w:sz w:val="18"/>
           <w:szCs w:val="18"/>
         </w:rPr>
-        <w:t xml:space="preserve">Administrator actions	25</w:t>
+        <w:t xml:space="preserve">Administrator actions	26</w:t>
       </w:r>
     </w:p>
     <w:p>
@@ -1394,7 +1413,7 @@
           <w:sz w:val="18"/>
           <w:szCs w:val="18"/>
         </w:rPr>
-        <w:t xml:space="preserve">Error codes	25</w:t>
+        <w:t xml:space="preserve">Error codes	26</w:t>
       </w:r>
     </w:p>
     <w:p>
@@ -1413,7 +1432,7 @@
           <w:sz w:val="21"/>
           <w:szCs w:val="21"/>
         </w:rPr>
-        <w:t xml:space="preserve">Chapter 10. Security	27</w:t>
+        <w:t xml:space="preserve">Chapter 10. Security	28</w:t>
       </w:r>
     </w:p>
     <w:p>
@@ -1432,7 +1451,7 @@
           <w:sz w:val="18"/>
           <w:szCs w:val="18"/>
         </w:rPr>
-        <w:t xml:space="preserve">Tokens and invitations	27</w:t>
+        <w:t xml:space="preserve">Tokens and invitations	28</w:t>
       </w:r>
     </w:p>
     <w:p>
@@ -1451,7 +1470,7 @@
           <w:sz w:val="18"/>
           <w:szCs w:val="18"/>
         </w:rPr>
-        <w:t xml:space="preserve">Publishing	27</w:t>
+        <w:t xml:space="preserve">Publishing	28</w:t>
       </w:r>
     </w:p>
     <w:p>
@@ -1470,7 +1489,7 @@
           <w:sz w:val="18"/>
           <w:szCs w:val="18"/>
         </w:rPr>
-        <w:t xml:space="preserve">Sign-up requests	27</w:t>
+        <w:t xml:space="preserve">Sign-up requests	28</w:t>
       </w:r>
     </w:p>
     <w:p>
@@ -1489,7 +1508,7 @@
           <w:sz w:val="18"/>
           <w:szCs w:val="18"/>
         </w:rPr>
-        <w:t xml:space="preserve">The web pages	27</w:t>
+        <w:t xml:space="preserve">The web pages	28</w:t>
       </w:r>
     </w:p>
     <w:p>
@@ -1508,7 +1527,7 @@
           <w:sz w:val="18"/>
           <w:szCs w:val="18"/>
         </w:rPr>
-        <w:t xml:space="preserve">Usage statistics and privacy	28</w:t>
+        <w:t xml:space="preserve">Usage statistics and privacy	29</w:t>
       </w:r>
     </w:p>
     <w:p>
@@ -1527,7 +1546,7 @@
           <w:sz w:val="18"/>
           <w:szCs w:val="18"/>
         </w:rPr>
-        <w:t xml:space="preserve">What RXPIP does not protect against	28</w:t>
+        <w:t xml:space="preserve">What RXPIP does not protect against	29</w:t>
       </w:r>
     </w:p>
     <w:p>
@@ -1546,7 +1565,7 @@
           <w:sz w:val="21"/>
           <w:szCs w:val="21"/>
         </w:rPr>
-        <w:t xml:space="preserve">Chapter 11. Restrictions and Known Problems	29</w:t>
+        <w:t xml:space="preserve">Chapter 11. Restrictions and Known Problems	30</w:t>
       </w:r>
     </w:p>
     <w:p>
@@ -1565,7 +1584,7 @@
           <w:sz w:val="18"/>
           <w:szCs w:val="18"/>
         </w:rPr>
-        <w:t xml:space="preserve">What has been tested	29</w:t>
+        <w:t xml:space="preserve">What has been tested	30</w:t>
       </w:r>
     </w:p>
     <w:p>
@@ -1584,7 +1603,7 @@
           <w:sz w:val="18"/>
           <w:szCs w:val="18"/>
         </w:rPr>
-        <w:t xml:space="preserve">What has not been tested	29</w:t>
+        <w:t xml:space="preserve">What has not been tested	30</w:t>
       </w:r>
     </w:p>
     <w:p>
@@ -1603,7 +1622,7 @@
           <w:sz w:val="18"/>
           <w:szCs w:val="18"/>
         </w:rPr>
-        <w:t xml:space="preserve">Known limitations	29</w:t>
+        <w:t xml:space="preserve">Known limitations	30</w:t>
       </w:r>
     </w:p>
     <w:p>
@@ -1622,7 +1641,7 @@
           <w:sz w:val="21"/>
           <w:szCs w:val="21"/>
         </w:rPr>
-        <w:t xml:space="preserve">Appendix A. Command Summary	30</w:t>
+        <w:t xml:space="preserve">Appendix A. Command Summary	31</w:t>
       </w:r>
     </w:p>
     <w:p>
@@ -1641,7 +1660,7 @@
           <w:sz w:val="18"/>
           <w:szCs w:val="18"/>
         </w:rPr>
-        <w:t xml:space="preserve">Client commands	30</w:t>
+        <w:t xml:space="preserve">Client commands	31</w:t>
       </w:r>
     </w:p>
     <w:p>
@@ -1660,7 +1679,7 @@
           <w:sz w:val="21"/>
           <w:szCs w:val="21"/>
         </w:rPr>
-        <w:t xml:space="preserve">Appendix B. Server Administration Commands	31</w:t>
+        <w:t xml:space="preserve">Appendix B. Server Administration Commands	32</w:t>
       </w:r>
     </w:p>
     <w:p>
@@ -1679,7 +1698,7 @@
           <w:sz w:val="21"/>
           <w:szCs w:val="21"/>
         </w:rPr>
-        <w:t xml:space="preserve">Appendix C. Environment Variables and Files	32</w:t>
+        <w:t xml:space="preserve">Appendix C. Environment Variables and Files	33</w:t>
       </w:r>
     </w:p>
     <w:p>
@@ -1698,7 +1717,7 @@
           <w:sz w:val="18"/>
           <w:szCs w:val="18"/>
         </w:rPr>
-        <w:t xml:space="preserve">Environment variables	32</w:t>
+        <w:t xml:space="preserve">Environment variables	33</w:t>
       </w:r>
     </w:p>
     <w:p>
@@ -1717,7 +1736,7 @@
           <w:sz w:val="18"/>
           <w:szCs w:val="18"/>
         </w:rPr>
-        <w:t xml:space="preserve">Files	32</w:t>
+        <w:t xml:space="preserve">Files	33</w:t>
       </w:r>
     </w:p>
     <w:p>
@@ -1736,7 +1755,7 @@
           <w:sz w:val="21"/>
           <w:szCs w:val="21"/>
         </w:rPr>
-        <w:t xml:space="preserve">Appendix D. Contents of the Kit	33</w:t>
+        <w:t xml:space="preserve">Appendix D. Contents of the Kit	34</w:t>
       </w:r>
     </w:p>
     <w:p>
@@ -3727,7 +3746,7 @@
           <w:sz w:val="26"/>
           <w:szCs w:val="26"/>
         </w:rPr>
-        <w:t xml:space="preserve">Artifacts: source and bytecode</w:t>
+        <w:t xml:space="preserve">Artifacts: source, bytecode and native builds</w:t>
       </w:r>
     </w:p>
     <w:p>
@@ -4224,6 +4243,86 @@
           </w:p>
         </w:tc>
       </w:tr>
+      <w:tr>
+        <w:trPr>
+          <w:cantSplit/>
+        </w:trPr>
+        <w:tc>
+          <w:tcPr>
+            <w:tcW w:type="dxa" w:w="1500"/>
+            <w:tcMar>
+              <w:top w:type="dxa" w:w="60"/>
+              <w:left w:type="dxa" w:w="100"/>
+              <w:bottom w:type="dxa" w:w="60"/>
+              <w:right w:type="dxa" w:w="100"/>
+            </w:tcMar>
+          </w:tcPr>
+          <w:p>
+            <w:r>
+              <w:rPr>
+                <w:rFonts w:ascii="Courier New" w:cs="Courier New" w:eastAsia="Courier New" w:hAnsi="Courier New"/>
+                <w:b w:val="false"/>
+                <w:bCs w:val="false"/>
+                <w:sz w:val="17"/>
+                <w:szCs w:val="17"/>
+              </w:rPr>
+              <w:t xml:space="preserve">NATIVE</w:t>
+            </w:r>
+          </w:p>
+        </w:tc>
+        <w:tc>
+          <w:tcPr>
+            <w:tcW w:type="dxa" w:w="3200"/>
+            <w:tcMar>
+              <w:top w:type="dxa" w:w="60"/>
+              <w:left w:type="dxa" w:w="100"/>
+              <w:bottom w:type="dxa" w:w="60"/>
+              <w:right w:type="dxa" w:w="100"/>
+            </w:tcMar>
+          </w:tcPr>
+          <w:p>
+            <w:r>
+              <w:rPr>
+                <w:rFonts w:ascii="Times New Roman" w:cs="Times New Roman" w:eastAsia="Times New Roman" w:hAnsi="Times New Roman"/>
+                <w:sz w:val="18"/>
+                <w:szCs w:val="18"/>
+              </w:rPr>
+              <w:t xml:space="preserve">for example </w:t>
+            </w:r>
+            <w:r>
+              <w:rPr>
+                <w:rFonts w:ascii="Courier New" w:cs="Courier New" w:eastAsia="Courier New" w:hAnsi="Courier New"/>
+                <w:b w:val="false"/>
+                <w:bCs w:val="false"/>
+                <w:sz w:val="17"/>
+                <w:szCs w:val="17"/>
+              </w:rPr>
+              <w:t xml:space="preserve">crexx-linux-x86_64</w:t>
+            </w:r>
+          </w:p>
+        </w:tc>
+        <w:tc>
+          <w:tcPr>
+            <w:tcW w:type="dxa" w:w="4938"/>
+            <w:tcMar>
+              <w:top w:type="dxa" w:w="60"/>
+              <w:left w:type="dxa" w:w="100"/>
+              <w:bottom w:type="dxa" w:w="60"/>
+              <w:right w:type="dxa" w:w="100"/>
+            </w:tcMar>
+          </w:tcPr>
+          <w:p>
+            <w:r>
+              <w:rPr>
+                <w:rFonts w:ascii="Times New Roman" w:cs="Times New Roman" w:eastAsia="Times New Roman" w:hAnsi="Times New Roman"/>
+                <w:sz w:val="18"/>
+                <w:szCs w:val="18"/>
+              </w:rPr>
+              <w:t xml:space="preserve">Platform-specific plugins, shared libraries and data (for example for a GUI toolkit binding). Installed by the cREXX client together with the source artifact; see Chapter 4.</w:t>
+            </w:r>
+          </w:p>
+        </w:tc>
+      </w:tr>
     </w:tbl>
     <w:p>
       <w:pPr>
@@ -4313,7 +4412,7 @@
           <w:sz w:val="21"/>
           <w:szCs w:val="21"/>
         </w:rPr>
-        <w:t xml:space="preserve">). A client never installs another language’s artifact. In this release only source artifacts are in use; the bytecode kind is reserved for later (see Chapter 11).</w:t>
+        <w:t xml:space="preserve">). A client never installs another language’s artifact. Source artifacts are what nearly all packages use; the bytecode kind is reserved for later (see Chapter 11), and native artifacts are described in Chapter 4.</w:t>
       </w:r>
     </w:p>
     <w:p>
@@ -11129,25 +11228,7 @@
           <w:sz w:val="21"/>
           <w:szCs w:val="21"/>
         </w:rPr>
-        <w:t xml:space="preserve">, that contains one or more </w:t>
-      </w:r>
-      <w:r>
-        <w:rPr>
-          <w:rFonts w:ascii="Courier New" w:cs="Courier New" w:eastAsia="Courier New" w:hAnsi="Courier New"/>
-          <w:b w:val="false"/>
-          <w:bCs w:val="false"/>
-          <w:sz w:val="19"/>
-          <w:szCs w:val="19"/>
-        </w:rPr>
-        <w:t xml:space="preserve">.rexx</w:t>
-      </w:r>
-      <w:r>
-        <w:rPr>
-          <w:rFonts w:ascii="Times New Roman" w:cs="Times New Roman" w:eastAsia="Times New Roman" w:hAnsi="Times New Roman"/>
-          <w:sz w:val="21"/>
-          <w:szCs w:val="21"/>
-        </w:rPr>
-        <w:t xml:space="preserve"> files at its top level. The name, version, author, summary and requirements are not inside the archive; you give them when you publish.</w:t>
+        <w:t xml:space="preserve">, that contains one or more source files at its top level and, if you wish, subdirectories with documentation, data and binary files. The name, version, author, summary and requirements are not inside the archive; you give them when you publish.</w:t>
       </w:r>
     </w:p>
     <w:p>
@@ -11775,7 +11856,7 @@
           <w:sz w:val="21"/>
           <w:szCs w:val="21"/>
         </w:rPr>
-        <w:t xml:space="preserve">it holds at most 200 members, all regular files at the top level: no directories, symbolic or hard links, or special files;</w:t>
+        <w:t xml:space="preserve">it holds at most 500 members: regular files and plain directories, no symbolic or hard links and no special files;</w:t>
       </w:r>
     </w:p>
     <w:p>
@@ -11793,7 +11874,7 @@
           <w:sz w:val="21"/>
           <w:szCs w:val="21"/>
         </w:rPr>
-        <w:t xml:space="preserve">every file name is 1 to 100 characters from letters, digits, </w:t>
+        <w:t xml:space="preserve">every path is relative and at most 200 characters and 6 levels deep; every name in it is 1 to 100 characters from letters, digits, </w:t>
       </w:r>
       <w:r>
         <w:rPr>
@@ -11847,7 +11928,25 @@
           <w:sz w:val="21"/>
           <w:szCs w:val="21"/>
         </w:rPr>
-        <w:t xml:space="preserve">, and does not begin with a dot.</w:t>
+        <w:t xml:space="preserve">, and does not begin with a dot (so no </w:t>
+      </w:r>
+      <w:r>
+        <w:rPr>
+          <w:rFonts w:ascii="Courier New" w:cs="Courier New" w:eastAsia="Courier New" w:hAnsi="Courier New"/>
+          <w:b w:val="false"/>
+          <w:bCs w:val="false"/>
+          <w:sz w:val="19"/>
+          <w:szCs w:val="19"/>
+        </w:rPr>
+        <w:t xml:space="preserve">..</w:t>
+      </w:r>
+      <w:r>
+        <w:rPr>
+          <w:rFonts w:ascii="Times New Roman" w:cs="Times New Roman" w:eastAsia="Times New Roman" w:hAnsi="Times New Roman"/>
+          <w:sz w:val="21"/>
+          <w:szCs w:val="21"/>
+        </w:rPr>
+        <w:t xml:space="preserve"> and no absolute paths).</w:t>
       </w:r>
     </w:p>
     <w:p>
@@ -12542,7 +12641,7 @@
                 <w:sz w:val="17"/>
                 <w:szCs w:val="17"/>
               </w:rPr>
-              <w:t xml:space="preserve">--kind=SOURCE|BYTECODE</w:t>
+              <w:t xml:space="preserve">--kind=SOURCE|BYTECODE|NATIVE</w:t>
             </w:r>
           </w:p>
         </w:tc>
@@ -12648,7 +12747,43 @@
                 <w:sz w:val="18"/>
                 <w:szCs w:val="18"/>
               </w:rPr>
-              <w:t xml:space="preserve">. For bytecode, a tag such as </w:t>
+              <w:t xml:space="preserve"> (</w:t>
+            </w:r>
+            <w:r>
+              <w:rPr>
+                <w:rFonts w:ascii="Courier New" w:cs="Courier New" w:eastAsia="Courier New" w:hAnsi="Courier New"/>
+                <w:b w:val="false"/>
+                <w:bCs w:val="false"/>
+                <w:sz w:val="17"/>
+                <w:szCs w:val="17"/>
+              </w:rPr>
+              <w:t xml:space="preserve">crexx</w:t>
+            </w:r>
+            <w:r>
+              <w:rPr>
+                <w:rFonts w:ascii="Times New Roman" w:cs="Times New Roman" w:eastAsia="Times New Roman" w:hAnsi="Times New Roman"/>
+                <w:sz w:val="18"/>
+                <w:szCs w:val="18"/>
+              </w:rPr>
+              <w:t xml:space="preserve"> for the cREXX client, this system’s tag for </w:t>
+            </w:r>
+            <w:r>
+              <w:rPr>
+                <w:rFonts w:ascii="Courier New" w:cs="Courier New" w:eastAsia="Courier New" w:hAnsi="Courier New"/>
+                <w:b w:val="false"/>
+                <w:bCs w:val="false"/>
+                <w:sz w:val="17"/>
+                <w:szCs w:val="17"/>
+              </w:rPr>
+              <w:t xml:space="preserve">NATIVE</w:t>
+            </w:r>
+            <w:r>
+              <w:rPr>
+                <w:rFonts w:ascii="Times New Roman" w:cs="Times New Roman" w:eastAsia="Times New Roman" w:hAnsi="Times New Roman"/>
+                <w:sz w:val="18"/>
+                <w:szCs w:val="18"/>
+              </w:rPr>
+              <w:t xml:space="preserve">). For bytecode and native builds, a tag such as </w:t>
             </w:r>
             <w:r>
               <w:rPr>
@@ -12666,7 +12801,190 @@
                 <w:sz w:val="18"/>
                 <w:szCs w:val="18"/>
               </w:rPr>
+              <w:t xml:space="preserve">; </w:t>
+            </w:r>
+            <w:r>
+              <w:rPr>
+                <w:rFonts w:ascii="Courier New" w:cs="Courier New" w:eastAsia="Courier New" w:hAnsi="Courier New"/>
+                <w:b w:val="false"/>
+                <w:bCs w:val="false"/>
+                <w:sz w:val="17"/>
+                <w:szCs w:val="17"/>
+              </w:rPr>
+              <w:t xml:space="preserve">rxpip platform</w:t>
+            </w:r>
+            <w:r>
+              <w:rPr>
+                <w:rFonts w:ascii="Times New Roman" w:cs="Times New Roman" w:eastAsia="Times New Roman" w:hAnsi="Times New Roman"/>
+                <w:sz w:val="18"/>
+                <w:szCs w:val="18"/>
+              </w:rPr>
+              <w:t xml:space="preserve"> prints yours.</w:t>
+            </w:r>
+          </w:p>
+        </w:tc>
+      </w:tr>
+      <w:tr>
+        <w:trPr>
+          <w:cantSplit/>
+        </w:trPr>
+        <w:tc>
+          <w:tcPr>
+            <w:tcW w:type="dxa" w:w="3000"/>
+            <w:tcMar>
+              <w:top w:type="dxa" w:w="60"/>
+              <w:left w:type="dxa" w:w="100"/>
+              <w:bottom w:type="dxa" w:w="60"/>
+              <w:right w:type="dxa" w:w="100"/>
+            </w:tcMar>
+          </w:tcPr>
+          <w:p>
+            <w:r>
+              <w:rPr>
+                <w:rFonts w:ascii="Courier New" w:cs="Courier New" w:eastAsia="Courier New" w:hAnsi="Courier New"/>
+                <w:b w:val="false"/>
+                <w:bCs w:val="false"/>
+                <w:sz w:val="17"/>
+                <w:szCs w:val="17"/>
+              </w:rPr>
+              <w:t xml:space="preserve">--abi=&lt;tag&gt;</w:t>
+            </w:r>
+          </w:p>
+        </w:tc>
+        <w:tc>
+          <w:tcPr>
+            <w:tcW w:type="dxa" w:w="6638"/>
+            <w:tcMar>
+              <w:top w:type="dxa" w:w="60"/>
+              <w:left w:type="dxa" w:w="100"/>
+              <w:bottom w:type="dxa" w:w="60"/>
+              <w:right w:type="dxa" w:w="100"/>
+            </w:tcMar>
+          </w:tcPr>
+          <w:p>
+            <w:r>
+              <w:rPr>
+                <w:rFonts w:ascii="Times New Roman" w:cs="Times New Roman" w:eastAsia="Times New Roman" w:hAnsi="Times New Roman"/>
+                <w:sz w:val="18"/>
+                <w:szCs w:val="18"/>
+              </w:rPr>
+              <w:t xml:space="preserve">Native builds: the interface level the plugins were built for, for example </w:t>
+            </w:r>
+            <w:r>
+              <w:rPr>
+                <w:rFonts w:ascii="Courier New" w:cs="Courier New" w:eastAsia="Courier New" w:hAnsi="Courier New"/>
+                <w:b w:val="false"/>
+                <w:bCs w:val="false"/>
+                <w:sz w:val="17"/>
+                <w:szCs w:val="17"/>
+              </w:rPr>
+              <w:t xml:space="preserve">rxpa1</w:t>
+            </w:r>
+            <w:r>
+              <w:rPr>
+                <w:rFonts w:ascii="Times New Roman" w:cs="Times New Roman" w:eastAsia="Times New Roman" w:hAnsi="Times New Roman"/>
+                <w:sz w:val="18"/>
+                <w:szCs w:val="18"/>
+              </w:rPr>
               <w:t xml:space="preserve">.</w:t>
+            </w:r>
+          </w:p>
+        </w:tc>
+      </w:tr>
+      <w:tr>
+        <w:trPr>
+          <w:cantSplit/>
+        </w:trPr>
+        <w:tc>
+          <w:tcPr>
+            <w:tcW w:type="dxa" w:w="3000"/>
+            <w:tcMar>
+              <w:top w:type="dxa" w:w="60"/>
+              <w:left w:type="dxa" w:w="100"/>
+              <w:bottom w:type="dxa" w:w="60"/>
+              <w:right w:type="dxa" w:w="100"/>
+            </w:tcMar>
+          </w:tcPr>
+          <w:p>
+            <w:r>
+              <w:rPr>
+                <w:rFonts w:ascii="Courier New" w:cs="Courier New" w:eastAsia="Courier New" w:hAnsi="Courier New"/>
+                <w:b w:val="false"/>
+                <w:bCs w:val="false"/>
+                <w:sz w:val="17"/>
+                <w:szCs w:val="17"/>
+              </w:rPr>
+              <w:t xml:space="preserve">--runtime-requires=&lt;list&gt;</w:t>
+            </w:r>
+          </w:p>
+        </w:tc>
+        <w:tc>
+          <w:tcPr>
+            <w:tcW w:type="dxa" w:w="6638"/>
+            <w:tcMar>
+              <w:top w:type="dxa" w:w="60"/>
+              <w:left w:type="dxa" w:w="100"/>
+              <w:bottom w:type="dxa" w:w="60"/>
+              <w:right w:type="dxa" w:w="100"/>
+            </w:tcMar>
+          </w:tcPr>
+          <w:p>
+            <w:r>
+              <w:rPr>
+                <w:rFonts w:ascii="Times New Roman" w:cs="Times New Roman" w:eastAsia="Times New Roman" w:hAnsi="Times New Roman"/>
+                <w:sz w:val="18"/>
+                <w:szCs w:val="18"/>
+              </w:rPr>
+              <w:t xml:space="preserve">System prerequisites needed to use the package, see below.</w:t>
+            </w:r>
+          </w:p>
+        </w:tc>
+      </w:tr>
+      <w:tr>
+        <w:trPr>
+          <w:cantSplit/>
+        </w:trPr>
+        <w:tc>
+          <w:tcPr>
+            <w:tcW w:type="dxa" w:w="3000"/>
+            <w:tcMar>
+              <w:top w:type="dxa" w:w="60"/>
+              <w:left w:type="dxa" w:w="100"/>
+              <w:bottom w:type="dxa" w:w="60"/>
+              <w:right w:type="dxa" w:w="100"/>
+            </w:tcMar>
+          </w:tcPr>
+          <w:p>
+            <w:r>
+              <w:rPr>
+                <w:rFonts w:ascii="Courier New" w:cs="Courier New" w:eastAsia="Courier New" w:hAnsi="Courier New"/>
+                <w:b w:val="false"/>
+                <w:bCs w:val="false"/>
+                <w:sz w:val="17"/>
+                <w:szCs w:val="17"/>
+              </w:rPr>
+              <w:t xml:space="preserve">--build-requires=&lt;list&gt;</w:t>
+            </w:r>
+          </w:p>
+        </w:tc>
+        <w:tc>
+          <w:tcPr>
+            <w:tcW w:type="dxa" w:w="6638"/>
+            <w:tcMar>
+              <w:top w:type="dxa" w:w="60"/>
+              <w:left w:type="dxa" w:w="100"/>
+              <w:bottom w:type="dxa" w:w="60"/>
+              <w:right w:type="dxa" w:w="100"/>
+            </w:tcMar>
+          </w:tcPr>
+          <w:p>
+            <w:r>
+              <w:rPr>
+                <w:rFonts w:ascii="Times New Roman" w:cs="Times New Roman" w:eastAsia="Times New Roman" w:hAnsi="Times New Roman"/>
+                <w:sz w:val="18"/>
+                <w:szCs w:val="18"/>
+              </w:rPr>
+              <w:t xml:space="preserve">System prerequisites needed only to build programs with it.</w:t>
             </w:r>
           </w:p>
         </w:tc>
@@ -12921,7 +13239,7 @@
           <w:sz w:val="26"/>
           <w:szCs w:val="26"/>
         </w:rPr>
-        <w:t xml:space="preserve">Packages for NetRexx and cREXX</w:t>
+        <w:t xml:space="preserve">Subdirectories, binary files and native builds</w:t>
       </w:r>
     </w:p>
     <w:p>
@@ -12934,61 +13252,110 @@
           <w:sz w:val="21"/>
           <w:szCs w:val="21"/>
         </w:rPr>
-        <w:t xml:space="preserve">A NetRexx package is a tar of </w:t>
-      </w:r>
-      <w:r>
-        <w:rPr>
-          <w:rFonts w:ascii="Courier New" w:cs="Courier New" w:eastAsia="Courier New" w:hAnsi="Courier New"/>
-          <w:b w:val="false"/>
-          <w:bCs w:val="false"/>
-          <w:sz w:val="19"/>
-          <w:szCs w:val="19"/>
-        </w:rPr>
-        <w:t xml:space="preserve">.nrx</w:t>
-      </w:r>
-      <w:r>
-        <w:rPr>
-          <w:rFonts w:ascii="Times New Roman" w:cs="Times New Roman" w:eastAsia="Times New Roman" w:hAnsi="Times New Roman"/>
-          <w:sz w:val="21"/>
-          <w:szCs w:val="21"/>
-        </w:rPr>
-        <w:t xml:space="preserve"> files, each defining one class; a cREXX package is a tar of </w:t>
-      </w:r>
-      <w:r>
-        <w:rPr>
-          <w:rFonts w:ascii="Courier New" w:cs="Courier New" w:eastAsia="Courier New" w:hAnsi="Courier New"/>
-          <w:b w:val="false"/>
-          <w:bCs w:val="false"/>
-          <w:sz w:val="19"/>
-          <w:szCs w:val="19"/>
-        </w:rPr>
-        <w:t xml:space="preserve">.crexx</w:t>
-      </w:r>
-      <w:r>
-        <w:rPr>
-          <w:rFonts w:ascii="Times New Roman" w:cs="Times New Roman" w:eastAsia="Times New Roman" w:hAnsi="Times New Roman"/>
-          <w:sz w:val="21"/>
-          <w:szCs w:val="21"/>
-        </w:rPr>
-        <w:t xml:space="preserve"> files, each a module with a </w:t>
-      </w:r>
-      <w:r>
-        <w:rPr>
-          <w:rFonts w:ascii="Courier New" w:cs="Courier New" w:eastAsia="Courier New" w:hAnsi="Courier New"/>
-          <w:b w:val="false"/>
-          <w:bCs w:val="false"/>
-          <w:sz w:val="19"/>
-          <w:szCs w:val="19"/>
-        </w:rPr>
-        <w:t xml:space="preserve">namespace</w:t>
-      </w:r>
-      <w:r>
-        <w:rPr>
-          <w:rFonts w:ascii="Times New Roman" w:cs="Times New Roman" w:eastAsia="Times New Roman" w:hAnsi="Times New Roman"/>
-          <w:sz w:val="21"/>
-          <w:szCs w:val="21"/>
-        </w:rPr>
-        <w:t xml:space="preserve"> line. Publish them with the platform that names the language, so that only the matching client installs them:</w:t>
+        <w:t xml:space="preserve">A package archive may contain subdirectories and files of any kind. Binary files (images, data, shared libraries) travel byte for byte. When a package is installed, the files at the top level go to the install directory as before; everything else stays in the package directory, </w:t>
+      </w:r>
+      <w:r>
+        <w:rPr>
+          <w:rFonts w:ascii="Courier New" w:cs="Courier New" w:eastAsia="Courier New" w:hAnsi="Courier New"/>
+          <w:b w:val="false"/>
+          <w:bCs w:val="false"/>
+          <w:sz w:val="19"/>
+          <w:szCs w:val="19"/>
+        </w:rPr>
+        <w:t xml:space="preserve">&lt;home&gt;/&lt;language&gt;/pkgs/&lt;name&gt;/&lt;version&gt;/</w:t>
+      </w:r>
+      <w:r>
+        <w:rPr>
+          <w:rFonts w:ascii="Times New Roman" w:cs="Times New Roman" w:eastAsia="Times New Roman" w:hAnsi="Times New Roman"/>
+          <w:sz w:val="21"/>
+          <w:szCs w:val="21"/>
+        </w:rPr>
+        <w:t xml:space="preserve">, so that the README of one package can never overwrite the README of another. Put documentation in </w:t>
+      </w:r>
+      <w:r>
+        <w:rPr>
+          <w:rFonts w:ascii="Courier New" w:cs="Courier New" w:eastAsia="Courier New" w:hAnsi="Courier New"/>
+          <w:b w:val="false"/>
+          <w:bCs w:val="false"/>
+          <w:sz w:val="19"/>
+          <w:szCs w:val="19"/>
+        </w:rPr>
+        <w:t xml:space="preserve">doc/</w:t>
+      </w:r>
+      <w:r>
+        <w:rPr>
+          <w:rFonts w:ascii="Times New Roman" w:cs="Times New Roman" w:eastAsia="Times New Roman" w:hAnsi="Times New Roman"/>
+          <w:sz w:val="21"/>
+          <w:szCs w:val="21"/>
+        </w:rPr>
+        <w:t xml:space="preserve">, licences in </w:t>
+      </w:r>
+      <w:r>
+        <w:rPr>
+          <w:rFonts w:ascii="Courier New" w:cs="Courier New" w:eastAsia="Courier New" w:hAnsi="Courier New"/>
+          <w:b w:val="false"/>
+          <w:bCs w:val="false"/>
+          <w:sz w:val="19"/>
+          <w:szCs w:val="19"/>
+        </w:rPr>
+        <w:t xml:space="preserve">licenses/</w:t>
+      </w:r>
+      <w:r>
+        <w:rPr>
+          <w:rFonts w:ascii="Times New Roman" w:cs="Times New Roman" w:eastAsia="Times New Roman" w:hAnsi="Times New Roman"/>
+          <w:sz w:val="21"/>
+          <w:szCs w:val="21"/>
+        </w:rPr>
+        <w:t xml:space="preserve"> and data in </w:t>
+      </w:r>
+      <w:r>
+        <w:rPr>
+          <w:rFonts w:ascii="Courier New" w:cs="Courier New" w:eastAsia="Courier New" w:hAnsi="Courier New"/>
+          <w:b w:val="false"/>
+          <w:bCs w:val="false"/>
+          <w:sz w:val="19"/>
+          <w:szCs w:val="19"/>
+        </w:rPr>
+        <w:t xml:space="preserve">share/</w:t>
+      </w:r>
+      <w:r>
+        <w:rPr>
+          <w:rFonts w:ascii="Times New Roman" w:cs="Times New Roman" w:eastAsia="Times New Roman" w:hAnsi="Times New Roman"/>
+          <w:sz w:val="21"/>
+          <w:szCs w:val="21"/>
+        </w:rPr>
+        <w:t xml:space="preserve">.</w:t>
+      </w:r>
+    </w:p>
+    <w:p>
+      <w:pPr>
+        <w:spacing w:after="120"/>
+      </w:pPr>
+      <w:r>
+        <w:rPr>
+          <w:rFonts w:ascii="Times New Roman" w:cs="Times New Roman" w:eastAsia="Times New Roman" w:hAnsi="Times New Roman"/>
+          <w:sz w:val="21"/>
+          <w:szCs w:val="21"/>
+        </w:rPr>
+        <w:t xml:space="preserve">A package that needs compiled code for the operating system and processor, such as a binding to a GUI toolkit, publishes that code as a separate </w:t>
+      </w:r>
+      <w:r>
+        <w:rPr>
+          <w:rFonts w:ascii="Courier New" w:cs="Courier New" w:eastAsia="Courier New" w:hAnsi="Courier New"/>
+          <w:b w:val="false"/>
+          <w:bCs w:val="false"/>
+          <w:sz w:val="19"/>
+          <w:szCs w:val="19"/>
+        </w:rPr>
+        <w:t xml:space="preserve">NATIVE</w:t>
+      </w:r>
+      <w:r>
+        <w:rPr>
+          <w:rFonts w:ascii="Times New Roman" w:cs="Times New Roman" w:eastAsia="Times New Roman" w:hAnsi="Times New Roman"/>
+          <w:sz w:val="21"/>
+          <w:szCs w:val="21"/>
+        </w:rPr>
+        <w:t xml:space="preserve"> artifact of the same version, one per platform, next to its ordinary source artifact:</w:t>
       </w:r>
     </w:p>
     <w:tbl>
@@ -13031,7 +13398,7 @@
                 <w:sz w:val="17"/>
                 <w:szCs w:val="17"/>
               </w:rPr>
-              <w:t xml:space="preserve">$ tar czf nxutils.rxpkg NxUtils.nrx</w:t>
+              <w:t xml:space="preserve">$ rxpip platform</w:t>
             </w:r>
           </w:p>
           <w:p>
@@ -13044,7 +13411,7 @@
                 <w:sz w:val="17"/>
                 <w:szCs w:val="17"/>
               </w:rPr>
-              <w:t xml:space="preserve">$ rxpip-netrexx publish nxutils.rxpkg --name=nxutils --version=1.0.0 --platform=netrexx</w:t>
+              <w:t xml:space="preserve">crexx-linux-x86_64</w:t>
             </w:r>
           </w:p>
           <w:p>
@@ -13057,7 +13424,7 @@
                 <w:sz w:val="17"/>
                 <w:szCs w:val="17"/>
               </w:rPr>
-              <w:t xml:space="preserve">$ tar czf cxutils.rxpkg cxutils.crexx</w:t>
+              <w:t xml:space="preserve">abi: rxpa1</w:t>
             </w:r>
           </w:p>
           <w:p>
@@ -13070,7 +13437,46 @@
                 <w:sz w:val="17"/>
                 <w:szCs w:val="17"/>
               </w:rPr>
-              <w:t xml:space="preserve">$ rxpip-crexx publish cxutils.rxpkg --name=cxutils --version=1.0.0 --platform=crexx</w:t>
+              <w:t xml:space="preserve">$ rxpip publish gtk-src.rxpkg --name=crexx-gtk --version=0.1.0</w:t>
+            </w:r>
+          </w:p>
+          <w:p>
+            <w:pPr>
+              <w:spacing w:after="0" w:line="228"/>
+            </w:pPr>
+            <w:r>
+              <w:rPr>
+                <w:rFonts w:ascii="Courier New" w:cs="Courier New" w:eastAsia="Courier New" w:hAnsi="Courier New"/>
+                <w:sz w:val="17"/>
+                <w:szCs w:val="17"/>
+              </w:rPr>
+              <w:t xml:space="preserve">$ rxpip publish gtk-linux.rxpkg --name=crexx-gtk --version=0.1.0 --kind=NATIVE \</w:t>
+            </w:r>
+          </w:p>
+          <w:p>
+            <w:pPr>
+              <w:spacing w:after="0" w:line="228"/>
+            </w:pPr>
+            <w:r>
+              <w:rPr>
+                <w:rFonts w:ascii="Courier New" w:cs="Courier New" w:eastAsia="Courier New" w:hAnsi="Courier New"/>
+                <w:sz w:val="17"/>
+                <w:szCs w:val="17"/>
+              </w:rPr>
+              <w:t xml:space="preserve">    --abi=rxpa1 --runtime-requires="pkg:gtk4&gt;=4.10 lib:gtk-4 cmd:glib-compile-schemas" \</w:t>
+            </w:r>
+          </w:p>
+          <w:p>
+            <w:pPr>
+              <w:spacing w:after="0" w:line="228"/>
+            </w:pPr>
+            <w:r>
+              <w:rPr>
+                <w:rFonts w:ascii="Courier New" w:cs="Courier New" w:eastAsia="Courier New" w:hAnsi="Courier New"/>
+                <w:sz w:val="17"/>
+                <w:szCs w:val="17"/>
+              </w:rPr>
+              <w:t xml:space="preserve">    --build-requires="cmd:cc"</w:t>
             </w:r>
           </w:p>
         </w:tc>
@@ -13090,6 +13496,1045 @@
           <w:szCs w:val="18"/>
         </w:rPr>
         <w:t xml:space="preserve">Figure 18. </w:t>
+      </w:r>
+      <w:r>
+        <w:rPr>
+          <w:rFonts w:ascii="Arial" w:cs="Arial" w:eastAsia="Arial" w:hAnsi="Arial"/>
+          <w:sz w:val="18"/>
+          <w:szCs w:val="18"/>
+        </w:rPr>
+        <w:t xml:space="preserve">Publishing a package with a native build</w:t>
+      </w:r>
+    </w:p>
+    <w:p>
+      <w:pPr>
+        <w:spacing w:after="120"/>
+      </w:pPr>
+      <w:r>
+        <w:rPr>
+          <w:rFonts w:ascii="Times New Roman" w:cs="Times New Roman" w:eastAsia="Times New Roman" w:hAnsi="Times New Roman"/>
+          <w:sz w:val="21"/>
+          <w:szCs w:val="21"/>
+        </w:rPr>
+        <w:t xml:space="preserve">The archive of a native artifact uses this layout; every directory is optional:</w:t>
+      </w:r>
+    </w:p>
+    <w:tbl>
+      <w:tblPr>
+        <w:tblW w:type="dxa" w:w="9638"/>
+        <w:tblBorders>
+          <w:top w:val="single" w:color="808080" w:sz="4"/>
+          <w:left w:val="single" w:color="808080" w:sz="4"/>
+          <w:bottom w:val="single" w:color="808080" w:sz="4"/>
+          <w:right w:val="single" w:color="808080" w:sz="4"/>
+          <w:insideH w:val="single" w:color="808080" w:sz="4"/>
+          <w:insideV w:val="single" w:color="808080" w:sz="4"/>
+        </w:tblBorders>
+      </w:tblPr>
+      <w:tblGrid>
+        <w:gridCol w:w="1700"/>
+        <w:gridCol w:w="3000"/>
+        <w:gridCol w:w="4938"/>
+      </w:tblGrid>
+      <w:tr>
+        <w:trPr>
+          <w:cantSplit/>
+          <w:tblHeader/>
+        </w:trPr>
+        <w:tc>
+          <w:tcPr>
+            <w:tcW w:type="dxa" w:w="1700"/>
+            <w:shd w:fill="D9D9D9" w:color="auto" w:val="clear"/>
+            <w:tcMar>
+              <w:top w:type="dxa" w:w="60"/>
+              <w:left w:type="dxa" w:w="100"/>
+              <w:bottom w:type="dxa" w:w="60"/>
+              <w:right w:type="dxa" w:w="100"/>
+            </w:tcMar>
+          </w:tcPr>
+          <w:p>
+            <w:r>
+              <w:rPr>
+                <w:rFonts w:ascii="Arial" w:cs="Arial" w:eastAsia="Arial" w:hAnsi="Arial"/>
+                <w:b/>
+                <w:bCs/>
+                <w:sz w:val="18"/>
+                <w:szCs w:val="18"/>
+              </w:rPr>
+              <w:t xml:space="preserve">Directory</w:t>
+            </w:r>
+          </w:p>
+        </w:tc>
+        <w:tc>
+          <w:tcPr>
+            <w:tcW w:type="dxa" w:w="3000"/>
+            <w:shd w:fill="D9D9D9" w:color="auto" w:val="clear"/>
+            <w:tcMar>
+              <w:top w:type="dxa" w:w="60"/>
+              <w:left w:type="dxa" w:w="100"/>
+              <w:bottom w:type="dxa" w:w="60"/>
+              <w:right w:type="dxa" w:w="100"/>
+            </w:tcMar>
+          </w:tcPr>
+          <w:p>
+            <w:r>
+              <w:rPr>
+                <w:rFonts w:ascii="Arial" w:cs="Arial" w:eastAsia="Arial" w:hAnsi="Arial"/>
+                <w:b/>
+                <w:bCs/>
+                <w:sz w:val="18"/>
+                <w:szCs w:val="18"/>
+              </w:rPr>
+              <w:t xml:space="preserve">Contents</w:t>
+            </w:r>
+          </w:p>
+        </w:tc>
+        <w:tc>
+          <w:tcPr>
+            <w:tcW w:type="dxa" w:w="4938"/>
+            <w:shd w:fill="D9D9D9" w:color="auto" w:val="clear"/>
+            <w:tcMar>
+              <w:top w:type="dxa" w:w="60"/>
+              <w:left w:type="dxa" w:w="100"/>
+              <w:bottom w:type="dxa" w:w="60"/>
+              <w:right w:type="dxa" w:w="100"/>
+            </w:tcMar>
+          </w:tcPr>
+          <w:p>
+            <w:r>
+              <w:rPr>
+                <w:rFonts w:ascii="Arial" w:cs="Arial" w:eastAsia="Arial" w:hAnsi="Arial"/>
+                <w:b/>
+                <w:bCs/>
+                <w:sz w:val="18"/>
+                <w:szCs w:val="18"/>
+              </w:rPr>
+              <w:t xml:space="preserve">What rxpip does with it</w:t>
+            </w:r>
+          </w:p>
+        </w:tc>
+      </w:tr>
+      <w:tr>
+        <w:trPr>
+          <w:cantSplit/>
+        </w:trPr>
+        <w:tc>
+          <w:tcPr>
+            <w:tcW w:type="dxa" w:w="1700"/>
+            <w:tcMar>
+              <w:top w:type="dxa" w:w="60"/>
+              <w:left w:type="dxa" w:w="100"/>
+              <w:bottom w:type="dxa" w:w="60"/>
+              <w:right w:type="dxa" w:w="100"/>
+            </w:tcMar>
+          </w:tcPr>
+          <w:p>
+            <w:r>
+              <w:rPr>
+                <w:rFonts w:ascii="Courier New" w:cs="Courier New" w:eastAsia="Courier New" w:hAnsi="Courier New"/>
+                <w:b w:val="false"/>
+                <w:bCs w:val="false"/>
+                <w:sz w:val="17"/>
+                <w:szCs w:val="17"/>
+              </w:rPr>
+              <w:t xml:space="preserve">providers/</w:t>
+            </w:r>
+          </w:p>
+        </w:tc>
+        <w:tc>
+          <w:tcPr>
+            <w:tcW w:type="dxa" w:w="3000"/>
+            <w:tcMar>
+              <w:top w:type="dxa" w:w="60"/>
+              <w:left w:type="dxa" w:w="100"/>
+              <w:bottom w:type="dxa" w:w="60"/>
+              <w:right w:type="dxa" w:w="100"/>
+            </w:tcMar>
+          </w:tcPr>
+          <w:p>
+            <w:r>
+              <w:rPr>
+                <w:rFonts w:ascii="Times New Roman" w:cs="Times New Roman" w:eastAsia="Times New Roman" w:hAnsi="Times New Roman"/>
+                <w:sz w:val="18"/>
+                <w:szCs w:val="18"/>
+              </w:rPr>
+              <w:t xml:space="preserve">RXPA provider plugins</w:t>
+            </w:r>
+          </w:p>
+        </w:tc>
+        <w:tc>
+          <w:tcPr>
+            <w:tcW w:type="dxa" w:w="4938"/>
+            <w:tcMar>
+              <w:top w:type="dxa" w:w="60"/>
+              <w:left w:type="dxa" w:w="100"/>
+              <w:bottom w:type="dxa" w:w="60"/>
+              <w:right w:type="dxa" w:w="100"/>
+            </w:tcMar>
+          </w:tcPr>
+          <w:p>
+            <w:r>
+              <w:rPr>
+                <w:rFonts w:ascii="Times New Roman" w:cs="Times New Roman" w:eastAsia="Times New Roman" w:hAnsi="Times New Roman"/>
+                <w:sz w:val="18"/>
+                <w:szCs w:val="18"/>
+              </w:rPr>
+              <w:t xml:space="preserve">Passed to the VM with </w:t>
+            </w:r>
+            <w:r>
+              <w:rPr>
+                <w:rFonts w:ascii="Courier New" w:cs="Courier New" w:eastAsia="Courier New" w:hAnsi="Courier New"/>
+                <w:b w:val="false"/>
+                <w:bCs w:val="false"/>
+                <w:sz w:val="17"/>
+                <w:szCs w:val="17"/>
+              </w:rPr>
+              <w:t xml:space="preserve">rxvm --provider-path</w:t>
+            </w:r>
+            <w:r>
+              <w:rPr>
+                <w:rFonts w:ascii="Times New Roman" w:cs="Times New Roman" w:eastAsia="Times New Roman" w:hAnsi="Times New Roman"/>
+                <w:sz w:val="18"/>
+                <w:szCs w:val="18"/>
+              </w:rPr>
+              <w:t xml:space="preserve">.</w:t>
+            </w:r>
+          </w:p>
+        </w:tc>
+      </w:tr>
+      <w:tr>
+        <w:trPr>
+          <w:cantSplit/>
+        </w:trPr>
+        <w:tc>
+          <w:tcPr>
+            <w:tcW w:type="dxa" w:w="1700"/>
+            <w:tcMar>
+              <w:top w:type="dxa" w:w="60"/>
+              <w:left w:type="dxa" w:w="100"/>
+              <w:bottom w:type="dxa" w:w="60"/>
+              <w:right w:type="dxa" w:w="100"/>
+            </w:tcMar>
+          </w:tcPr>
+          <w:p>
+            <w:r>
+              <w:rPr>
+                <w:rFonts w:ascii="Courier New" w:cs="Courier New" w:eastAsia="Courier New" w:hAnsi="Courier New"/>
+                <w:b w:val="false"/>
+                <w:bCs w:val="false"/>
+                <w:sz w:val="17"/>
+                <w:szCs w:val="17"/>
+              </w:rPr>
+              <w:t xml:space="preserve">libs/</w:t>
+            </w:r>
+          </w:p>
+        </w:tc>
+        <w:tc>
+          <w:tcPr>
+            <w:tcW w:type="dxa" w:w="3000"/>
+            <w:tcMar>
+              <w:top w:type="dxa" w:w="60"/>
+              <w:left w:type="dxa" w:w="100"/>
+              <w:bottom w:type="dxa" w:w="60"/>
+              <w:right w:type="dxa" w:w="100"/>
+            </w:tcMar>
+          </w:tcPr>
+          <w:p>
+            <w:r>
+              <w:rPr>
+                <w:rFonts w:ascii="Times New Roman" w:cs="Times New Roman" w:eastAsia="Times New Roman" w:hAnsi="Times New Roman"/>
+                <w:sz w:val="18"/>
+                <w:szCs w:val="18"/>
+              </w:rPr>
+              <w:t xml:space="preserve">Shared libraries the plugins load</w:t>
+            </w:r>
+          </w:p>
+        </w:tc>
+        <w:tc>
+          <w:tcPr>
+            <w:tcW w:type="dxa" w:w="4938"/>
+            <w:tcMar>
+              <w:top w:type="dxa" w:w="60"/>
+              <w:left w:type="dxa" w:w="100"/>
+              <w:bottom w:type="dxa" w:w="60"/>
+              <w:right w:type="dxa" w:w="100"/>
+            </w:tcMar>
+          </w:tcPr>
+          <w:p>
+            <w:r>
+              <w:rPr>
+                <w:rFonts w:ascii="Times New Roman" w:cs="Times New Roman" w:eastAsia="Times New Roman" w:hAnsi="Times New Roman"/>
+                <w:sz w:val="18"/>
+                <w:szCs w:val="18"/>
+              </w:rPr>
+              <w:t xml:space="preserve">Added to </w:t>
+            </w:r>
+            <w:r>
+              <w:rPr>
+                <w:rFonts w:ascii="Courier New" w:cs="Courier New" w:eastAsia="Courier New" w:hAnsi="Courier New"/>
+                <w:b w:val="false"/>
+                <w:bCs w:val="false"/>
+                <w:sz w:val="17"/>
+                <w:szCs w:val="17"/>
+              </w:rPr>
+              <w:t xml:space="preserve">LD_LIBRARY_PATH</w:t>
+            </w:r>
+            <w:r>
+              <w:rPr>
+                <w:rFonts w:ascii="Times New Roman" w:cs="Times New Roman" w:eastAsia="Times New Roman" w:hAnsi="Times New Roman"/>
+                <w:sz w:val="18"/>
+                <w:szCs w:val="18"/>
+              </w:rPr>
+              <w:t xml:space="preserve"> (Linux), </w:t>
+            </w:r>
+            <w:r>
+              <w:rPr>
+                <w:rFonts w:ascii="Courier New" w:cs="Courier New" w:eastAsia="Courier New" w:hAnsi="Courier New"/>
+                <w:b w:val="false"/>
+                <w:bCs w:val="false"/>
+                <w:sz w:val="17"/>
+                <w:szCs w:val="17"/>
+              </w:rPr>
+              <w:t xml:space="preserve">DYLD_LIBRARY_PATH</w:t>
+            </w:r>
+            <w:r>
+              <w:rPr>
+                <w:rFonts w:ascii="Times New Roman" w:cs="Times New Roman" w:eastAsia="Times New Roman" w:hAnsi="Times New Roman"/>
+                <w:sz w:val="18"/>
+                <w:szCs w:val="18"/>
+              </w:rPr>
+              <w:t xml:space="preserve"> (macOS) or </w:t>
+            </w:r>
+            <w:r>
+              <w:rPr>
+                <w:rFonts w:ascii="Courier New" w:cs="Courier New" w:eastAsia="Courier New" w:hAnsi="Courier New"/>
+                <w:b w:val="false"/>
+                <w:bCs w:val="false"/>
+                <w:sz w:val="17"/>
+                <w:szCs w:val="17"/>
+              </w:rPr>
+              <w:t xml:space="preserve">PATH</w:t>
+            </w:r>
+            <w:r>
+              <w:rPr>
+                <w:rFonts w:ascii="Times New Roman" w:cs="Times New Roman" w:eastAsia="Times New Roman" w:hAnsi="Times New Roman"/>
+                <w:sz w:val="18"/>
+                <w:szCs w:val="18"/>
+              </w:rPr>
+              <w:t xml:space="preserve"> (Windows) for the program.</w:t>
+            </w:r>
+          </w:p>
+        </w:tc>
+      </w:tr>
+      <w:tr>
+        <w:trPr>
+          <w:cantSplit/>
+        </w:trPr>
+        <w:tc>
+          <w:tcPr>
+            <w:tcW w:type="dxa" w:w="1700"/>
+            <w:tcMar>
+              <w:top w:type="dxa" w:w="60"/>
+              <w:left w:type="dxa" w:w="100"/>
+              <w:bottom w:type="dxa" w:w="60"/>
+              <w:right w:type="dxa" w:w="100"/>
+            </w:tcMar>
+          </w:tcPr>
+          <w:p>
+            <w:r>
+              <w:rPr>
+                <w:rFonts w:ascii="Courier New" w:cs="Courier New" w:eastAsia="Courier New" w:hAnsi="Courier New"/>
+                <w:b w:val="false"/>
+                <w:bCs w:val="false"/>
+                <w:sz w:val="17"/>
+                <w:szCs w:val="17"/>
+              </w:rPr>
+              <w:t xml:space="preserve">share/</w:t>
+            </w:r>
+            <w:r>
+              <w:rPr>
+                <w:rFonts w:ascii="Times New Roman" w:cs="Times New Roman" w:eastAsia="Times New Roman" w:hAnsi="Times New Roman"/>
+                <w:sz w:val="18"/>
+                <w:szCs w:val="18"/>
+              </w:rPr>
+              <w:t xml:space="preserve"> and anything else</w:t>
+            </w:r>
+          </w:p>
+        </w:tc>
+        <w:tc>
+          <w:tcPr>
+            <w:tcW w:type="dxa" w:w="3000"/>
+            <w:tcMar>
+              <w:top w:type="dxa" w:w="60"/>
+              <w:left w:type="dxa" w:w="100"/>
+              <w:bottom w:type="dxa" w:w="60"/>
+              <w:right w:type="dxa" w:w="100"/>
+            </w:tcMar>
+          </w:tcPr>
+          <w:p>
+            <w:r>
+              <w:rPr>
+                <w:rFonts w:ascii="Times New Roman" w:cs="Times New Roman" w:eastAsia="Times New Roman" w:hAnsi="Times New Roman"/>
+                <w:sz w:val="18"/>
+                <w:szCs w:val="18"/>
+              </w:rPr>
+              <w:t xml:space="preserve">Data, schemas, icons</w:t>
+            </w:r>
+          </w:p>
+        </w:tc>
+        <w:tc>
+          <w:tcPr>
+            <w:tcW w:type="dxa" w:w="4938"/>
+            <w:tcMar>
+              <w:top w:type="dxa" w:w="60"/>
+              <w:left w:type="dxa" w:w="100"/>
+              <w:bottom w:type="dxa" w:w="60"/>
+              <w:right w:type="dxa" w:w="100"/>
+            </w:tcMar>
+          </w:tcPr>
+          <w:p>
+            <w:r>
+              <w:rPr>
+                <w:rFonts w:ascii="Times New Roman" w:cs="Times New Roman" w:eastAsia="Times New Roman" w:hAnsi="Times New Roman"/>
+                <w:sz w:val="18"/>
+                <w:szCs w:val="18"/>
+              </w:rPr>
+              <w:t xml:space="preserve">Found through the environment variable </w:t>
+            </w:r>
+            <w:r>
+              <w:rPr>
+                <w:rFonts w:ascii="Courier New" w:cs="Courier New" w:eastAsia="Courier New" w:hAnsi="Courier New"/>
+                <w:b w:val="false"/>
+                <w:bCs w:val="false"/>
+                <w:sz w:val="17"/>
+                <w:szCs w:val="17"/>
+              </w:rPr>
+              <w:t xml:space="preserve">RXPIP_PKG_&lt;NAME&gt;</w:t>
+            </w:r>
+            <w:r>
+              <w:rPr>
+                <w:rFonts w:ascii="Times New Roman" w:cs="Times New Roman" w:eastAsia="Times New Roman" w:hAnsi="Times New Roman"/>
+                <w:sz w:val="18"/>
+                <w:szCs w:val="18"/>
+              </w:rPr>
+              <w:t xml:space="preserve"> (the name in capitals, with </w:t>
+            </w:r>
+            <w:r>
+              <w:rPr>
+                <w:rFonts w:ascii="Courier New" w:cs="Courier New" w:eastAsia="Courier New" w:hAnsi="Courier New"/>
+                <w:b w:val="false"/>
+                <w:bCs w:val="false"/>
+                <w:sz w:val="17"/>
+                <w:szCs w:val="17"/>
+              </w:rPr>
+              <w:t xml:space="preserve">-</w:t>
+            </w:r>
+            <w:r>
+              <w:rPr>
+                <w:rFonts w:ascii="Times New Roman" w:cs="Times New Roman" w:eastAsia="Times New Roman" w:hAnsi="Times New Roman"/>
+                <w:sz w:val="18"/>
+                <w:szCs w:val="18"/>
+              </w:rPr>
+              <w:t xml:space="preserve"> and </w:t>
+            </w:r>
+            <w:r>
+              <w:rPr>
+                <w:rFonts w:ascii="Courier New" w:cs="Courier New" w:eastAsia="Courier New" w:hAnsi="Courier New"/>
+                <w:b w:val="false"/>
+                <w:bCs w:val="false"/>
+                <w:sz w:val="17"/>
+                <w:szCs w:val="17"/>
+              </w:rPr>
+              <w:t xml:space="preserve">.</w:t>
+            </w:r>
+            <w:r>
+              <w:rPr>
+                <w:rFonts w:ascii="Times New Roman" w:cs="Times New Roman" w:eastAsia="Times New Roman" w:hAnsi="Times New Roman"/>
+                <w:sz w:val="18"/>
+                <w:szCs w:val="18"/>
+              </w:rPr>
+              <w:t xml:space="preserve"> replaced by </w:t>
+            </w:r>
+            <w:r>
+              <w:rPr>
+                <w:rFonts w:ascii="Courier New" w:cs="Courier New" w:eastAsia="Courier New" w:hAnsi="Courier New"/>
+                <w:b w:val="false"/>
+                <w:bCs w:val="false"/>
+                <w:sz w:val="17"/>
+                <w:szCs w:val="17"/>
+              </w:rPr>
+              <w:t xml:space="preserve">_</w:t>
+            </w:r>
+            <w:r>
+              <w:rPr>
+                <w:rFonts w:ascii="Times New Roman" w:cs="Times New Roman" w:eastAsia="Times New Roman" w:hAnsi="Times New Roman"/>
+                <w:sz w:val="18"/>
+                <w:szCs w:val="18"/>
+              </w:rPr>
+              <w:t xml:space="preserve">), which holds the package directory.</w:t>
+            </w:r>
+          </w:p>
+        </w:tc>
+      </w:tr>
+    </w:tbl>
+    <w:p>
+      <w:pPr>
+        <w:keepLines/>
+        <w:spacing w:after="200" w:before="80"/>
+      </w:pPr>
+      <w:r>
+        <w:rPr>
+          <w:rFonts w:ascii="Arial" w:cs="Arial" w:eastAsia="Arial" w:hAnsi="Arial"/>
+          <w:b/>
+          <w:bCs/>
+          <w:sz w:val="18"/>
+          <w:szCs w:val="18"/>
+        </w:rPr>
+        <w:t xml:space="preserve">Figure 19. </w:t>
+      </w:r>
+      <w:r>
+        <w:rPr>
+          <w:rFonts w:ascii="Arial" w:cs="Arial" w:eastAsia="Arial" w:hAnsi="Arial"/>
+          <w:sz w:val="18"/>
+          <w:szCs w:val="18"/>
+        </w:rPr>
+        <w:t xml:space="preserve">Layout of a native artifact</w:t>
+      </w:r>
+    </w:p>
+    <w:p>
+      <w:pPr>
+        <w:spacing w:after="120"/>
+      </w:pPr>
+      <w:r>
+        <w:rPr>
+          <w:rFonts w:ascii="Times New Roman" w:cs="Times New Roman" w:eastAsia="Times New Roman" w:hAnsi="Times New Roman"/>
+          <w:sz w:val="21"/>
+          <w:szCs w:val="21"/>
+        </w:rPr>
+        <w:t xml:space="preserve">System prerequisites are listed as </w:t>
+      </w:r>
+      <w:r>
+        <w:rPr>
+          <w:rFonts w:ascii="Courier New" w:cs="Courier New" w:eastAsia="Courier New" w:hAnsi="Courier New"/>
+          <w:b w:val="false"/>
+          <w:bCs w:val="false"/>
+          <w:sz w:val="19"/>
+          <w:szCs w:val="19"/>
+        </w:rPr>
+        <w:t xml:space="preserve">pkg:NAME</w:t>
+      </w:r>
+      <w:r>
+        <w:rPr>
+          <w:rFonts w:ascii="Times New Roman" w:cs="Times New Roman" w:eastAsia="Times New Roman" w:hAnsi="Times New Roman"/>
+          <w:sz w:val="21"/>
+          <w:szCs w:val="21"/>
+        </w:rPr>
+        <w:t xml:space="preserve"> or </w:t>
+      </w:r>
+      <w:r>
+        <w:rPr>
+          <w:rFonts w:ascii="Courier New" w:cs="Courier New" w:eastAsia="Courier New" w:hAnsi="Courier New"/>
+          <w:b w:val="false"/>
+          <w:bCs w:val="false"/>
+          <w:sz w:val="19"/>
+          <w:szCs w:val="19"/>
+        </w:rPr>
+        <w:t xml:space="preserve">pkg:NAME&gt;=VERSION</w:t>
+      </w:r>
+      <w:r>
+        <w:rPr>
+          <w:rFonts w:ascii="Times New Roman" w:cs="Times New Roman" w:eastAsia="Times New Roman" w:hAnsi="Times New Roman"/>
+          <w:sz w:val="21"/>
+          <w:szCs w:val="21"/>
+        </w:rPr>
+        <w:t xml:space="preserve"> (looked up with pkg-config), </w:t>
+      </w:r>
+      <w:r>
+        <w:rPr>
+          <w:rFonts w:ascii="Courier New" w:cs="Courier New" w:eastAsia="Courier New" w:hAnsi="Courier New"/>
+          <w:b w:val="false"/>
+          <w:bCs w:val="false"/>
+          <w:sz w:val="19"/>
+          <w:szCs w:val="19"/>
+        </w:rPr>
+        <w:t xml:space="preserve">lib:NAME</w:t>
+      </w:r>
+      <w:r>
+        <w:rPr>
+          <w:rFonts w:ascii="Times New Roman" w:cs="Times New Roman" w:eastAsia="Times New Roman" w:hAnsi="Times New Roman"/>
+          <w:sz w:val="21"/>
+          <w:szCs w:val="21"/>
+        </w:rPr>
+        <w:t xml:space="preserve"> (a shared library such as </w:t>
+      </w:r>
+      <w:r>
+        <w:rPr>
+          <w:rFonts w:ascii="Courier New" w:cs="Courier New" w:eastAsia="Courier New" w:hAnsi="Courier New"/>
+          <w:b w:val="false"/>
+          <w:bCs w:val="false"/>
+          <w:sz w:val="19"/>
+          <w:szCs w:val="19"/>
+        </w:rPr>
+        <w:t xml:space="preserve">gtk-4</w:t>
+      </w:r>
+      <w:r>
+        <w:rPr>
+          <w:rFonts w:ascii="Times New Roman" w:cs="Times New Roman" w:eastAsia="Times New Roman" w:hAnsi="Times New Roman"/>
+          <w:sz w:val="21"/>
+          <w:szCs w:val="21"/>
+        </w:rPr>
+        <w:t xml:space="preserve">) and </w:t>
+      </w:r>
+      <w:r>
+        <w:rPr>
+          <w:rFonts w:ascii="Courier New" w:cs="Courier New" w:eastAsia="Courier New" w:hAnsi="Courier New"/>
+          <w:b w:val="false"/>
+          <w:bCs w:val="false"/>
+          <w:sz w:val="19"/>
+          <w:szCs w:val="19"/>
+        </w:rPr>
+        <w:t xml:space="preserve">cmd:NAME</w:t>
+      </w:r>
+      <w:r>
+        <w:rPr>
+          <w:rFonts w:ascii="Times New Roman" w:cs="Times New Roman" w:eastAsia="Times New Roman" w:hAnsi="Times New Roman"/>
+          <w:sz w:val="21"/>
+          <w:szCs w:val="21"/>
+        </w:rPr>
+        <w:t xml:space="preserve"> (a program), separated by blanks. rxpip never installs them; it checks them and, when one is missing, refuses with a message that names it, installs nothing and exits with a non-zero code. </w:t>
+      </w:r>
+      <w:r>
+        <w:rPr>
+          <w:rFonts w:ascii="Courier New" w:cs="Courier New" w:eastAsia="Courier New" w:hAnsi="Courier New"/>
+          <w:b w:val="false"/>
+          <w:bCs w:val="false"/>
+          <w:sz w:val="19"/>
+          <w:szCs w:val="19"/>
+        </w:rPr>
+        <w:t xml:space="preserve">rxpip check</w:t>
+      </w:r>
+      <w:r>
+        <w:rPr>
+          <w:rFonts w:ascii="Times New Roman" w:cs="Times New Roman" w:eastAsia="Times New Roman" w:hAnsi="Times New Roman"/>
+          <w:sz w:val="21"/>
+          <w:szCs w:val="21"/>
+        </w:rPr>
+        <w:t xml:space="preserve"> repeats the check for everything installed, and </w:t>
+      </w:r>
+      <w:r>
+        <w:rPr>
+          <w:rFonts w:ascii="Courier New" w:cs="Courier New" w:eastAsia="Courier New" w:hAnsi="Courier New"/>
+          <w:b w:val="false"/>
+          <w:bCs w:val="false"/>
+          <w:sz w:val="19"/>
+          <w:szCs w:val="19"/>
+        </w:rPr>
+        <w:t xml:space="preserve">rxpip run</w:t>
+      </w:r>
+      <w:r>
+        <w:rPr>
+          <w:rFonts w:ascii="Times New Roman" w:cs="Times New Roman" w:eastAsia="Times New Roman" w:hAnsi="Times New Roman"/>
+          <w:sz w:val="21"/>
+          <w:szCs w:val="21"/>
+        </w:rPr>
+        <w:t xml:space="preserve"> and </w:t>
+      </w:r>
+      <w:r>
+        <w:rPr>
+          <w:rFonts w:ascii="Courier New" w:cs="Courier New" w:eastAsia="Courier New" w:hAnsi="Courier New"/>
+          <w:b w:val="false"/>
+          <w:bCs w:val="false"/>
+          <w:sz w:val="19"/>
+          <w:szCs w:val="19"/>
+        </w:rPr>
+        <w:t xml:space="preserve">rxpip build</w:t>
+      </w:r>
+      <w:r>
+        <w:rPr>
+          <w:rFonts w:ascii="Times New Roman" w:cs="Times New Roman" w:eastAsia="Times New Roman" w:hAnsi="Times New Roman"/>
+          <w:sz w:val="21"/>
+          <w:szCs w:val="21"/>
+        </w:rPr>
+        <w:t xml:space="preserve"> check again before they start.</w:t>
+      </w:r>
+    </w:p>
+    <w:p>
+      <w:pPr>
+        <w:spacing w:after="120"/>
+      </w:pPr>
+      <w:r>
+        <w:rPr>
+          <w:rFonts w:ascii="Times New Roman" w:cs="Times New Roman" w:eastAsia="Times New Roman" w:hAnsi="Times New Roman"/>
+          <w:sz w:val="21"/>
+          <w:szCs w:val="21"/>
+        </w:rPr>
+        <w:t xml:space="preserve">When the cREXX client installs a package that has native builds, it installs the source artifact and the native artifact whose platform tag equals its own and whose ABI it supports (</w:t>
+      </w:r>
+      <w:r>
+        <w:rPr>
+          <w:rFonts w:ascii="Courier New" w:cs="Courier New" w:eastAsia="Courier New" w:hAnsi="Courier New"/>
+          <w:b w:val="false"/>
+          <w:bCs w:val="false"/>
+          <w:sz w:val="19"/>
+          <w:szCs w:val="19"/>
+        </w:rPr>
+        <w:t xml:space="preserve">rxpa1</w:t>
+      </w:r>
+      <w:r>
+        <w:rPr>
+          <w:rFonts w:ascii="Times New Roman" w:cs="Times New Roman" w:eastAsia="Times New Roman" w:hAnsi="Times New Roman"/>
+          <w:sz w:val="21"/>
+          <w:szCs w:val="21"/>
+        </w:rPr>
+        <w:t xml:space="preserve"> unless the environment variable </w:t>
+      </w:r>
+      <w:r>
+        <w:rPr>
+          <w:rFonts w:ascii="Courier New" w:cs="Courier New" w:eastAsia="Courier New" w:hAnsi="Courier New"/>
+          <w:b w:val="false"/>
+          <w:bCs w:val="false"/>
+          <w:sz w:val="19"/>
+          <w:szCs w:val="19"/>
+        </w:rPr>
+        <w:t xml:space="preserve">RXPIP_ABI</w:t>
+      </w:r>
+      <w:r>
+        <w:rPr>
+          <w:rFonts w:ascii="Times New Roman" w:cs="Times New Roman" w:eastAsia="Times New Roman" w:hAnsi="Times New Roman"/>
+          <w:sz w:val="21"/>
+          <w:szCs w:val="21"/>
+        </w:rPr>
+        <w:t xml:space="preserve"> or the setting </w:t>
+      </w:r>
+      <w:r>
+        <w:rPr>
+          <w:rFonts w:ascii="Courier New" w:cs="Courier New" w:eastAsia="Courier New" w:hAnsi="Courier New"/>
+          <w:b w:val="false"/>
+          <w:bCs w:val="false"/>
+          <w:sz w:val="19"/>
+          <w:szCs w:val="19"/>
+        </w:rPr>
+        <w:t xml:space="preserve">NATIVE_ABI</w:t>
+      </w:r>
+      <w:r>
+        <w:rPr>
+          <w:rFonts w:ascii="Times New Roman" w:cs="Times New Roman" w:eastAsia="Times New Roman" w:hAnsi="Times New Roman"/>
+          <w:sz w:val="21"/>
+          <w:szCs w:val="21"/>
+        </w:rPr>
+        <w:t xml:space="preserve"> says otherwise). If the version has native builds but none fits, the installation is refused and the message lists the platforms that are available. </w:t>
+      </w:r>
+      <w:r>
+        <w:rPr>
+          <w:rFonts w:ascii="Courier New" w:cs="Courier New" w:eastAsia="Courier New" w:hAnsi="Courier New"/>
+          <w:b w:val="false"/>
+          <w:bCs w:val="false"/>
+          <w:sz w:val="19"/>
+          <w:szCs w:val="19"/>
+        </w:rPr>
+        <w:t xml:space="preserve">--no-native</w:t>
+      </w:r>
+      <w:r>
+        <w:rPr>
+          <w:rFonts w:ascii="Times New Roman" w:cs="Times New Roman" w:eastAsia="Times New Roman" w:hAnsi="Times New Roman"/>
+          <w:sz w:val="21"/>
+          <w:szCs w:val="21"/>
+        </w:rPr>
+        <w:t xml:space="preserve"> installs the source only; </w:t>
+      </w:r>
+      <w:r>
+        <w:rPr>
+          <w:rFonts w:ascii="Courier New" w:cs="Courier New" w:eastAsia="Courier New" w:hAnsi="Courier New"/>
+          <w:b w:val="false"/>
+          <w:bCs w:val="false"/>
+          <w:sz w:val="19"/>
+          <w:szCs w:val="19"/>
+        </w:rPr>
+        <w:t xml:space="preserve">--skip-runtime-check</w:t>
+      </w:r>
+      <w:r>
+        <w:rPr>
+          <w:rFonts w:ascii="Times New Roman" w:cs="Times New Roman" w:eastAsia="Times New Roman" w:hAnsi="Times New Roman"/>
+          <w:sz w:val="21"/>
+          <w:szCs w:val="21"/>
+        </w:rPr>
+        <w:t xml:space="preserve"> installs without checking the prerequisites. </w:t>
+      </w:r>
+      <w:r>
+        <w:rPr>
+          <w:rFonts w:ascii="Courier New" w:cs="Courier New" w:eastAsia="Courier New" w:hAnsi="Courier New"/>
+          <w:b w:val="false"/>
+          <w:bCs w:val="false"/>
+          <w:sz w:val="19"/>
+          <w:szCs w:val="19"/>
+        </w:rPr>
+        <w:t xml:space="preserve">rxpip run</w:t>
+      </w:r>
+      <w:r>
+        <w:rPr>
+          <w:rFonts w:ascii="Times New Roman" w:cs="Times New Roman" w:eastAsia="Times New Roman" w:hAnsi="Times New Roman"/>
+          <w:sz w:val="21"/>
+          <w:szCs w:val="21"/>
+        </w:rPr>
+        <w:t xml:space="preserve"> hands the plugins, libraries and data of all packages in use to the VM; </w:t>
+      </w:r>
+      <w:r>
+        <w:rPr>
+          <w:rFonts w:ascii="Courier New" w:cs="Courier New" w:eastAsia="Courier New" w:hAnsi="Courier New"/>
+          <w:b w:val="false"/>
+          <w:bCs w:val="false"/>
+          <w:sz w:val="19"/>
+          <w:szCs w:val="19"/>
+        </w:rPr>
+        <w:t xml:space="preserve">rxpip build</w:t>
+      </w:r>
+      <w:r>
+        <w:rPr>
+          <w:rFonts w:ascii="Times New Roman" w:cs="Times New Roman" w:eastAsia="Times New Roman" w:hAnsi="Times New Roman"/>
+          <w:sz w:val="21"/>
+          <w:szCs w:val="21"/>
+        </w:rPr>
+        <w:t xml:space="preserve"> copies them into </w:t>
+      </w:r>
+      <w:r>
+        <w:rPr>
+          <w:rFonts w:ascii="Courier New" w:cs="Courier New" w:eastAsia="Courier New" w:hAnsi="Courier New"/>
+          <w:b w:val="false"/>
+          <w:bCs w:val="false"/>
+          <w:sz w:val="19"/>
+          <w:szCs w:val="19"/>
+        </w:rPr>
+        <w:t xml:space="preserve">&lt;output&gt;/pkgs/</w:t>
+      </w:r>
+      <w:r>
+        <w:rPr>
+          <w:rFonts w:ascii="Times New Roman" w:cs="Times New Roman" w:eastAsia="Times New Roman" w:hAnsi="Times New Roman"/>
+          <w:sz w:val="21"/>
+          <w:szCs w:val="21"/>
+        </w:rPr>
+        <w:t xml:space="preserve">, writes </w:t>
+      </w:r>
+      <w:r>
+        <w:rPr>
+          <w:rFonts w:ascii="Courier New" w:cs="Courier New" w:eastAsia="Courier New" w:hAnsi="Courier New"/>
+          <w:b w:val="false"/>
+          <w:bCs w:val="false"/>
+          <w:sz w:val="19"/>
+          <w:szCs w:val="19"/>
+        </w:rPr>
+        <w:t xml:space="preserve">run.sh</w:t>
+      </w:r>
+      <w:r>
+        <w:rPr>
+          <w:rFonts w:ascii="Times New Roman" w:cs="Times New Roman" w:eastAsia="Times New Roman" w:hAnsi="Times New Roman"/>
+          <w:sz w:val="21"/>
+          <w:szCs w:val="21"/>
+        </w:rPr>
+        <w:t xml:space="preserve"> and </w:t>
+      </w:r>
+      <w:r>
+        <w:rPr>
+          <w:rFonts w:ascii="Courier New" w:cs="Courier New" w:eastAsia="Courier New" w:hAnsi="Courier New"/>
+          <w:b w:val="false"/>
+          <w:bCs w:val="false"/>
+          <w:sz w:val="19"/>
+          <w:szCs w:val="19"/>
+        </w:rPr>
+        <w:t xml:space="preserve">run.bat</w:t>
+      </w:r>
+      <w:r>
+        <w:rPr>
+          <w:rFonts w:ascii="Times New Roman" w:cs="Times New Roman" w:eastAsia="Times New Roman" w:hAnsi="Times New Roman"/>
+          <w:sz w:val="21"/>
+          <w:szCs w:val="21"/>
+        </w:rPr>
+        <w:t xml:space="preserve"> that start the program with them, and prints the system prerequisites that the target machine still needs. The Regina, ooRexx and NetRexx clients install the source artifact only and ignore native artifacts.</w:t>
+      </w:r>
+    </w:p>
+    <w:p>
+      <w:pPr>
+        <w:pStyle w:val="Heading2"/>
+        <w:keepNext/>
+        <w:spacing w:after="140" w:before="320"/>
+      </w:pPr>
+      <w:r>
+        <w:rPr>
+          <w:rFonts w:ascii="Arial" w:cs="Arial" w:eastAsia="Arial" w:hAnsi="Arial"/>
+          <w:b/>
+          <w:bCs/>
+          <w:color w:val="000000"/>
+          <w:sz w:val="26"/>
+          <w:szCs w:val="26"/>
+        </w:rPr>
+        <w:t xml:space="preserve">Packages for NetRexx and cREXX</w:t>
+      </w:r>
+    </w:p>
+    <w:p>
+      <w:pPr>
+        <w:spacing w:after="120"/>
+      </w:pPr>
+      <w:r>
+        <w:rPr>
+          <w:rFonts w:ascii="Times New Roman" w:cs="Times New Roman" w:eastAsia="Times New Roman" w:hAnsi="Times New Roman"/>
+          <w:sz w:val="21"/>
+          <w:szCs w:val="21"/>
+        </w:rPr>
+        <w:t xml:space="preserve">A NetRexx package is a tar of </w:t>
+      </w:r>
+      <w:r>
+        <w:rPr>
+          <w:rFonts w:ascii="Courier New" w:cs="Courier New" w:eastAsia="Courier New" w:hAnsi="Courier New"/>
+          <w:b w:val="false"/>
+          <w:bCs w:val="false"/>
+          <w:sz w:val="19"/>
+          <w:szCs w:val="19"/>
+        </w:rPr>
+        <w:t xml:space="preserve">.nrx</w:t>
+      </w:r>
+      <w:r>
+        <w:rPr>
+          <w:rFonts w:ascii="Times New Roman" w:cs="Times New Roman" w:eastAsia="Times New Roman" w:hAnsi="Times New Roman"/>
+          <w:sz w:val="21"/>
+          <w:szCs w:val="21"/>
+        </w:rPr>
+        <w:t xml:space="preserve"> files, each defining one class; a cREXX package is a tar of </w:t>
+      </w:r>
+      <w:r>
+        <w:rPr>
+          <w:rFonts w:ascii="Courier New" w:cs="Courier New" w:eastAsia="Courier New" w:hAnsi="Courier New"/>
+          <w:b w:val="false"/>
+          <w:bCs w:val="false"/>
+          <w:sz w:val="19"/>
+          <w:szCs w:val="19"/>
+        </w:rPr>
+        <w:t xml:space="preserve">.crexx</w:t>
+      </w:r>
+      <w:r>
+        <w:rPr>
+          <w:rFonts w:ascii="Times New Roman" w:cs="Times New Roman" w:eastAsia="Times New Roman" w:hAnsi="Times New Roman"/>
+          <w:sz w:val="21"/>
+          <w:szCs w:val="21"/>
+        </w:rPr>
+        <w:t xml:space="preserve"> files, each a module with a </w:t>
+      </w:r>
+      <w:r>
+        <w:rPr>
+          <w:rFonts w:ascii="Courier New" w:cs="Courier New" w:eastAsia="Courier New" w:hAnsi="Courier New"/>
+          <w:b w:val="false"/>
+          <w:bCs w:val="false"/>
+          <w:sz w:val="19"/>
+          <w:szCs w:val="19"/>
+        </w:rPr>
+        <w:t xml:space="preserve">namespace</w:t>
+      </w:r>
+      <w:r>
+        <w:rPr>
+          <w:rFonts w:ascii="Times New Roman" w:cs="Times New Roman" w:eastAsia="Times New Roman" w:hAnsi="Times New Roman"/>
+          <w:sz w:val="21"/>
+          <w:szCs w:val="21"/>
+        </w:rPr>
+        <w:t xml:space="preserve"> line. Publish them with the platform that names the language, so that only the matching client installs them:</w:t>
+      </w:r>
+    </w:p>
+    <w:tbl>
+      <w:tblPr>
+        <w:tblW w:type="dxa" w:w="9638"/>
+        <w:tblBorders>
+          <w:top w:val="single" w:color="auto" w:sz="4"/>
+          <w:left w:val="single" w:color="auto" w:sz="4"/>
+          <w:bottom w:val="single" w:color="auto" w:sz="4"/>
+          <w:right w:val="single" w:color="auto" w:sz="4"/>
+          <w:insideH w:val="single" w:color="auto" w:sz="4"/>
+          <w:insideV w:val="single" w:color="auto" w:sz="4"/>
+        </w:tblBorders>
+      </w:tblPr>
+      <w:tblGrid>
+        <w:gridCol w:w="9638"/>
+      </w:tblGrid>
+      <w:tr>
+        <w:trPr>
+          <w:cantSplit/>
+        </w:trPr>
+        <w:tc>
+          <w:tcPr>
+            <w:tcW w:type="dxa" w:w="9638"/>
+            <w:shd w:fill="F2F2F2" w:color="auto" w:val="clear"/>
+            <w:tcMar>
+              <w:top w:type="dxa" w:w="100"/>
+              <w:left w:type="dxa" w:w="140"/>
+              <w:bottom w:type="dxa" w:w="100"/>
+              <w:right w:type="dxa" w:w="140"/>
+            </w:tcMar>
+          </w:tcPr>
+          <w:p>
+            <w:pPr>
+              <w:spacing w:after="0" w:line="228"/>
+            </w:pPr>
+            <w:r>
+              <w:rPr>
+                <w:rFonts w:ascii="Courier New" w:cs="Courier New" w:eastAsia="Courier New" w:hAnsi="Courier New"/>
+                <w:sz w:val="17"/>
+                <w:szCs w:val="17"/>
+              </w:rPr>
+              <w:t xml:space="preserve">$ tar czf nxutils.rxpkg NxUtils.nrx</w:t>
+            </w:r>
+          </w:p>
+          <w:p>
+            <w:pPr>
+              <w:spacing w:after="0" w:line="228"/>
+            </w:pPr>
+            <w:r>
+              <w:rPr>
+                <w:rFonts w:ascii="Courier New" w:cs="Courier New" w:eastAsia="Courier New" w:hAnsi="Courier New"/>
+                <w:sz w:val="17"/>
+                <w:szCs w:val="17"/>
+              </w:rPr>
+              <w:t xml:space="preserve">$ rxpip-netrexx publish nxutils.rxpkg --name=nxutils --version=1.0.0 --platform=netrexx</w:t>
+            </w:r>
+          </w:p>
+          <w:p>
+            <w:pPr>
+              <w:spacing w:after="0" w:line="228"/>
+            </w:pPr>
+            <w:r>
+              <w:rPr>
+                <w:rFonts w:ascii="Courier New" w:cs="Courier New" w:eastAsia="Courier New" w:hAnsi="Courier New"/>
+                <w:sz w:val="17"/>
+                <w:szCs w:val="17"/>
+              </w:rPr>
+              <w:t xml:space="preserve">$ tar czf cxutils.rxpkg cxutils.crexx</w:t>
+            </w:r>
+          </w:p>
+          <w:p>
+            <w:pPr>
+              <w:spacing w:after="0" w:line="228"/>
+            </w:pPr>
+            <w:r>
+              <w:rPr>
+                <w:rFonts w:ascii="Courier New" w:cs="Courier New" w:eastAsia="Courier New" w:hAnsi="Courier New"/>
+                <w:sz w:val="17"/>
+                <w:szCs w:val="17"/>
+              </w:rPr>
+              <w:t xml:space="preserve">$ rxpip-crexx publish cxutils.rxpkg --name=cxutils --version=1.0.0 --platform=crexx</w:t>
+            </w:r>
+          </w:p>
+        </w:tc>
+      </w:tr>
+    </w:tbl>
+    <w:p>
+      <w:pPr>
+        <w:keepLines/>
+        <w:spacing w:after="200" w:before="80"/>
+      </w:pPr>
+      <w:r>
+        <w:rPr>
+          <w:rFonts w:ascii="Arial" w:cs="Arial" w:eastAsia="Arial" w:hAnsi="Arial"/>
+          <w:b/>
+          <w:bCs/>
+          <w:sz w:val="18"/>
+          <w:szCs w:val="18"/>
+        </w:rPr>
+        <w:t xml:space="preserve">Figure 20. </w:t>
       </w:r>
       <w:r>
         <w:rPr>
@@ -13828,7 +15273,7 @@
           <w:sz w:val="18"/>
           <w:szCs w:val="18"/>
         </w:rPr>
-        <w:t xml:space="preserve">Figure 19. </w:t>
+        <w:t xml:space="preserve">Figure 21. </w:t>
       </w:r>
       <w:r>
         <w:rPr>
@@ -14101,7 +15546,7 @@
           <w:sz w:val="18"/>
           <w:szCs w:val="18"/>
         </w:rPr>
-        <w:t xml:space="preserve">Figure 20. </w:t>
+        <w:t xml:space="preserve">Figure 22. </w:t>
       </w:r>
       <w:r>
         <w:rPr>
@@ -14642,7 +16087,7 @@
           <w:sz w:val="18"/>
           <w:szCs w:val="18"/>
         </w:rPr>
-        <w:t xml:space="preserve">Figure 21. </w:t>
+        <w:t xml:space="preserve">Figure 23. </w:t>
       </w:r>
       <w:r>
         <w:rPr>
@@ -14949,7 +16394,7 @@
           <w:sz w:val="18"/>
           <w:szCs w:val="18"/>
         </w:rPr>
-        <w:t xml:space="preserve">Figure 22. </w:t>
+        <w:t xml:space="preserve">Figure 24. </w:t>
       </w:r>
       <w:r>
         <w:rPr>
@@ -15415,7 +16860,7 @@
           <w:sz w:val="18"/>
           <w:szCs w:val="18"/>
         </w:rPr>
-        <w:t xml:space="preserve">Figure 23. </w:t>
+        <w:t xml:space="preserve">Figure 25. </w:t>
       </w:r>
       <w:r>
         <w:rPr>
@@ -15889,7 +17334,7 @@
           <w:sz w:val="18"/>
           <w:szCs w:val="18"/>
         </w:rPr>
-        <w:t xml:space="preserve">Figure 24. </w:t>
+        <w:t xml:space="preserve">Figure 26. </w:t>
       </w:r>
       <w:r>
         <w:rPr>
@@ -16495,7 +17940,7 @@
           <w:sz w:val="18"/>
           <w:szCs w:val="18"/>
         </w:rPr>
-        <w:t xml:space="preserve">Figure 25. </w:t>
+        <w:t xml:space="preserve">Figure 27. </w:t>
       </w:r>
       <w:r>
         <w:rPr>
@@ -16882,7 +18327,7 @@
           <w:sz w:val="18"/>
           <w:szCs w:val="18"/>
         </w:rPr>
-        <w:t xml:space="preserve">Figure 26. </w:t>
+        <w:t xml:space="preserve">Figure 28. </w:t>
       </w:r>
       <w:r>
         <w:rPr>
@@ -17161,7 +18606,7 @@
           <w:sz w:val="18"/>
           <w:szCs w:val="18"/>
         </w:rPr>
-        <w:t xml:space="preserve">Figure 27. </w:t>
+        <w:t xml:space="preserve">Figure 29. </w:t>
       </w:r>
       <w:r>
         <w:rPr>
@@ -17552,7 +18997,7 @@
           <w:sz w:val="18"/>
           <w:szCs w:val="18"/>
         </w:rPr>
-        <w:t xml:space="preserve">Figure 28. </w:t>
+        <w:t xml:space="preserve">Figure 30. </w:t>
       </w:r>
       <w:r>
         <w:rPr>
@@ -17733,7 +19178,7 @@
           <w:sz w:val="18"/>
           <w:szCs w:val="18"/>
         </w:rPr>
-        <w:t xml:space="preserve">Figure 29. </w:t>
+        <w:t xml:space="preserve">Figure 31. </w:t>
       </w:r>
       <w:r>
         <w:rPr>
@@ -17955,7 +19400,7 @@
           <w:sz w:val="18"/>
           <w:szCs w:val="18"/>
         </w:rPr>
-        <w:t xml:space="preserve">Figure 30. </w:t>
+        <w:t xml:space="preserve">Figure 32. </w:t>
       </w:r>
       <w:r>
         <w:rPr>
@@ -18167,7 +19612,7 @@
           <w:sz w:val="18"/>
           <w:szCs w:val="18"/>
         </w:rPr>
-        <w:t xml:space="preserve">Figure 31. </w:t>
+        <w:t xml:space="preserve">Figure 33. </w:t>
       </w:r>
       <w:r>
         <w:rPr>
@@ -18528,7 +19973,7 @@
           <w:sz w:val="18"/>
           <w:szCs w:val="18"/>
         </w:rPr>
-        <w:t xml:space="preserve">Figure 32. </w:t>
+        <w:t xml:space="preserve">Figure 34. </w:t>
       </w:r>
       <w:r>
         <w:rPr>
@@ -18770,7 +20215,7 @@
           <w:sz w:val="18"/>
           <w:szCs w:val="18"/>
         </w:rPr>
-        <w:t xml:space="preserve">Figure 33. </w:t>
+        <w:t xml:space="preserve">Figure 35. </w:t>
       </w:r>
       <w:r>
         <w:rPr>
@@ -19016,7 +20461,7 @@
           <w:sz w:val="18"/>
           <w:szCs w:val="18"/>
         </w:rPr>
-        <w:t xml:space="preserve">Figure 34. </w:t>
+        <w:t xml:space="preserve">Figure 36. </w:t>
       </w:r>
       <w:r>
         <w:rPr>
@@ -19148,7 +20593,7 @@
           <w:sz w:val="18"/>
           <w:szCs w:val="18"/>
         </w:rPr>
-        <w:t xml:space="preserve">Figure 35. </w:t>
+        <w:t xml:space="preserve">Figure 37. </w:t>
       </w:r>
       <w:r>
         <w:rPr>
@@ -19748,7 +21193,7 @@
           <w:sz w:val="18"/>
           <w:szCs w:val="18"/>
         </w:rPr>
-        <w:t xml:space="preserve">Figure 36. </w:t>
+        <w:t xml:space="preserve">Figure 38. </w:t>
       </w:r>
       <w:r>
         <w:rPr>
@@ -20436,7 +21881,7 @@
           <w:sz w:val="18"/>
           <w:szCs w:val="18"/>
         </w:rPr>
-        <w:t xml:space="preserve">Figure 37. </w:t>
+        <w:t xml:space="preserve">Figure 39. </w:t>
       </w:r>
       <w:r>
         <w:rPr>
@@ -20866,7 +22311,7 @@
           <w:sz w:val="18"/>
           <w:szCs w:val="18"/>
         </w:rPr>
-        <w:t xml:space="preserve">Figure 38. </w:t>
+        <w:t xml:space="preserve">Figure 40. </w:t>
       </w:r>
       <w:r>
         <w:rPr>
@@ -21268,7 +22713,7 @@
           <w:sz w:val="18"/>
           <w:szCs w:val="18"/>
         </w:rPr>
-        <w:t xml:space="preserve">Figure 39. </w:t>
+        <w:t xml:space="preserve">Figure 41. </w:t>
       </w:r>
       <w:r>
         <w:rPr>
@@ -22182,7 +23627,7 @@
           <w:sz w:val="18"/>
           <w:szCs w:val="18"/>
         </w:rPr>
-        <w:t xml:space="preserve">Figure 40. </w:t>
+        <w:t xml:space="preserve">Figure 42. </w:t>
       </w:r>
       <w:r>
         <w:rPr>
@@ -23950,7 +25395,7 @@
           <w:sz w:val="18"/>
           <w:szCs w:val="18"/>
         </w:rPr>
-        <w:t xml:space="preserve">Figure 41. </w:t>
+        <w:t xml:space="preserve">Figure 43. </w:t>
       </w:r>
       <w:r>
         <w:rPr>
@@ -24967,7 +26412,7 @@
           <w:sz w:val="18"/>
           <w:szCs w:val="18"/>
         </w:rPr>
-        <w:t xml:space="preserve">Figure 42. </w:t>
+        <w:t xml:space="preserve">Figure 44. </w:t>
       </w:r>
       <w:r>
         <w:rPr>
@@ -25474,7 +26919,7 @@
           <w:sz w:val="18"/>
           <w:szCs w:val="18"/>
         </w:rPr>
-        <w:t xml:space="preserve">Figure 43. </w:t>
+        <w:t xml:space="preserve">Figure 45. </w:t>
       </w:r>
       <w:r>
         <w:rPr>
@@ -26737,7 +28182,7 @@
           <w:sz w:val="18"/>
           <w:szCs w:val="18"/>
         </w:rPr>
-        <w:t xml:space="preserve">Figure 44. </w:t>
+        <w:t xml:space="preserve">Figure 46. </w:t>
       </w:r>
       <w:r>
         <w:rPr>
@@ -28750,7 +30195,7 @@
                 <w:sz w:val="17"/>
                 <w:szCs w:val="17"/>
               </w:rPr>
-              <w:t xml:space="preserve">rxpip scan &lt;file.rexx&gt;</w:t>
+              <w:t xml:space="preserve">rxpip platform</w:t>
             </w:r>
           </w:p>
         </w:tc>
@@ -28771,7 +30216,7 @@
                 <w:sz w:val="18"/>
                 <w:szCs w:val="18"/>
               </w:rPr>
-              <w:t xml:space="preserve">Install the packages a program requires</w:t>
+              <w:t xml:space="preserve">cREXX client: print this system’s platform tag and ABI (for publishing native builds)</w:t>
             </w:r>
           </w:p>
         </w:tc>
@@ -28799,7 +30244,7 @@
                 <w:sz w:val="17"/>
                 <w:szCs w:val="17"/>
               </w:rPr>
-              <w:t xml:space="preserve">rxpip run &lt;file.rexx&gt; [args]</w:t>
+              <w:t xml:space="preserve">rxpip check</w:t>
             </w:r>
           </w:p>
         </w:tc>
@@ -28820,7 +30265,7 @@
                 <w:sz w:val="18"/>
                 <w:szCs w:val="18"/>
               </w:rPr>
-              <w:t xml:space="preserve">Install what is required, merge and run</w:t>
+              <w:t xml:space="preserve">cREXX client: re-check the system prerequisites of the installed packages</w:t>
             </w:r>
           </w:p>
         </w:tc>
@@ -28848,7 +30293,7 @@
                 <w:sz w:val="17"/>
                 <w:szCs w:val="17"/>
               </w:rPr>
-              <w:t xml:space="preserve">rxpip build &lt;file.rexx&gt; [--output=&lt;file&gt;]</w:t>
+              <w:t xml:space="preserve">rxpip scan &lt;file.rexx&gt;</w:t>
             </w:r>
           </w:p>
         </w:tc>
@@ -28869,7 +30314,7 @@
                 <w:sz w:val="18"/>
                 <w:szCs w:val="18"/>
               </w:rPr>
-              <w:t xml:space="preserve">Install what is required, write a stand-alone program</w:t>
+              <w:t xml:space="preserve">Install the packages a program requires</w:t>
             </w:r>
           </w:p>
         </w:tc>
@@ -28897,7 +30342,7 @@
                 <w:sz w:val="17"/>
                 <w:szCs w:val="17"/>
               </w:rPr>
-              <w:t xml:space="preserve">rxpip publish &lt;file.rxpkg&gt; --name= --version= [...]</w:t>
+              <w:t xml:space="preserve">rxpip run &lt;file.rexx&gt; [args]</w:t>
             </w:r>
           </w:p>
         </w:tc>
@@ -28918,7 +30363,7 @@
                 <w:sz w:val="18"/>
                 <w:szCs w:val="18"/>
               </w:rPr>
-              <w:t xml:space="preserve">Upload a package (Chapter 4)</w:t>
+              <w:t xml:space="preserve">Install what is required, merge and run</w:t>
             </w:r>
           </w:p>
         </w:tc>
@@ -28946,7 +30391,7 @@
                 <w:sz w:val="17"/>
                 <w:szCs w:val="17"/>
               </w:rPr>
-              <w:t xml:space="preserve">rxpip register --user=&lt;name&gt; --invite=&lt;code&gt;</w:t>
+              <w:t xml:space="preserve">rxpip build &lt;file.rexx&gt; [--output=&lt;file&gt;]</w:t>
             </w:r>
           </w:p>
         </w:tc>
@@ -28967,7 +30412,7 @@
                 <w:sz w:val="18"/>
                 <w:szCs w:val="18"/>
               </w:rPr>
-              <w:t xml:space="preserve">Create an account from an invitation</w:t>
+              <w:t xml:space="preserve">Install what is required, write a stand-alone program</w:t>
             </w:r>
           </w:p>
         </w:tc>
@@ -28995,7 +30440,7 @@
                 <w:sz w:val="17"/>
                 <w:szCs w:val="17"/>
               </w:rPr>
-              <w:t xml:space="preserve">rxpip login [--token=&lt;token&gt;]</w:t>
+              <w:t xml:space="preserve">rxpip publish &lt;file.rxpkg&gt; --name= --version= [...]</w:t>
             </w:r>
           </w:p>
         </w:tc>
@@ -29016,7 +30461,7 @@
                 <w:sz w:val="18"/>
                 <w:szCs w:val="18"/>
               </w:rPr>
-              <w:t xml:space="preserve">Save a token as your login</w:t>
+              <w:t xml:space="preserve">Upload a package (Chapter 4)</w:t>
             </w:r>
           </w:p>
         </w:tc>
@@ -29044,7 +30489,7 @@
                 <w:sz w:val="17"/>
                 <w:szCs w:val="17"/>
               </w:rPr>
-              <w:t xml:space="preserve">rxpip logout</w:t>
+              <w:t xml:space="preserve">rxpip register --user=&lt;name&gt; --invite=&lt;code&gt;</w:t>
             </w:r>
           </w:p>
         </w:tc>
@@ -29065,7 +30510,7 @@
                 <w:sz w:val="18"/>
                 <w:szCs w:val="18"/>
               </w:rPr>
-              <w:t xml:space="preserve">Forget the saved login</w:t>
+              <w:t xml:space="preserve">Create an account from an invitation</w:t>
             </w:r>
           </w:p>
         </w:tc>
@@ -29093,7 +30538,7 @@
                 <w:sz w:val="17"/>
                 <w:szCs w:val="17"/>
               </w:rPr>
-              <w:t xml:space="preserve">rxpip whoami</w:t>
+              <w:t xml:space="preserve">rxpip login [--token=&lt;token&gt;]</w:t>
             </w:r>
           </w:p>
         </w:tc>
@@ -29114,7 +30559,7 @@
                 <w:sz w:val="18"/>
                 <w:szCs w:val="18"/>
               </w:rPr>
-              <w:t xml:space="preserve">Show the logged-in user</w:t>
+              <w:t xml:space="preserve">Save a token as your login</w:t>
             </w:r>
           </w:p>
         </w:tc>
@@ -29142,7 +30587,7 @@
                 <w:sz w:val="17"/>
                 <w:szCs w:val="17"/>
               </w:rPr>
-              <w:t xml:space="preserve">rxpip token new [--label=&lt;text&gt;]</w:t>
+              <w:t xml:space="preserve">rxpip logout</w:t>
             </w:r>
           </w:p>
         </w:tc>
@@ -29163,7 +30608,7 @@
                 <w:sz w:val="18"/>
                 <w:szCs w:val="18"/>
               </w:rPr>
-              <w:t xml:space="preserve">Create a token</w:t>
+              <w:t xml:space="preserve">Forget the saved login</w:t>
             </w:r>
           </w:p>
         </w:tc>
@@ -29191,7 +30636,7 @@
                 <w:sz w:val="17"/>
                 <w:szCs w:val="17"/>
               </w:rPr>
-              <w:t xml:space="preserve">rxpip token list</w:t>
+              <w:t xml:space="preserve">rxpip whoami</w:t>
             </w:r>
           </w:p>
         </w:tc>
@@ -29212,7 +30657,7 @@
                 <w:sz w:val="18"/>
                 <w:szCs w:val="18"/>
               </w:rPr>
-              <w:t xml:space="preserve">List your tokens</w:t>
+              <w:t xml:space="preserve">Show the logged-in user</w:t>
             </w:r>
           </w:p>
         </w:tc>
@@ -29240,7 +30685,7 @@
                 <w:sz w:val="17"/>
                 <w:szCs w:val="17"/>
               </w:rPr>
-              <w:t xml:space="preserve">rxpip token revoke &lt;id&gt;</w:t>
+              <w:t xml:space="preserve">rxpip token new [--label=&lt;text&gt;]</w:t>
             </w:r>
           </w:p>
         </w:tc>
@@ -29261,7 +30706,7 @@
                 <w:sz w:val="18"/>
                 <w:szCs w:val="18"/>
               </w:rPr>
-              <w:t xml:space="preserve">Revoke a token</w:t>
+              <w:t xml:space="preserve">Create a token</w:t>
             </w:r>
           </w:p>
         </w:tc>
@@ -29289,7 +30734,7 @@
                 <w:sz w:val="17"/>
                 <w:szCs w:val="17"/>
               </w:rPr>
-              <w:t xml:space="preserve">rxpip owner list &lt;pkg&gt;</w:t>
+              <w:t xml:space="preserve">rxpip token list</w:t>
             </w:r>
           </w:p>
         </w:tc>
@@ -29310,7 +30755,7 @@
                 <w:sz w:val="18"/>
                 <w:szCs w:val="18"/>
               </w:rPr>
-              <w:t xml:space="preserve">Show the owners of a package</w:t>
+              <w:t xml:space="preserve">List your tokens</w:t>
             </w:r>
           </w:p>
         </w:tc>
@@ -29338,7 +30783,7 @@
                 <w:sz w:val="17"/>
                 <w:szCs w:val="17"/>
               </w:rPr>
-              <w:t xml:space="preserve">rxpip owner add &lt;pkg&gt; &lt;user&gt;</w:t>
+              <w:t xml:space="preserve">rxpip token revoke &lt;id&gt;</w:t>
             </w:r>
           </w:p>
         </w:tc>
@@ -29359,7 +30804,7 @@
                 <w:sz w:val="18"/>
                 <w:szCs w:val="18"/>
               </w:rPr>
-              <w:t xml:space="preserve">Add an owner</w:t>
+              <w:t xml:space="preserve">Revoke a token</w:t>
             </w:r>
           </w:p>
         </w:tc>
@@ -29387,7 +30832,7 @@
                 <w:sz w:val="17"/>
                 <w:szCs w:val="17"/>
               </w:rPr>
-              <w:t xml:space="preserve">rxpip owner remove &lt;pkg&gt; &lt;user&gt;</w:t>
+              <w:t xml:space="preserve">rxpip owner list &lt;pkg&gt;</w:t>
             </w:r>
           </w:p>
         </w:tc>
@@ -29408,7 +30853,7 @@
                 <w:sz w:val="18"/>
                 <w:szCs w:val="18"/>
               </w:rPr>
-              <w:t xml:space="preserve">Remove an owner</w:t>
+              <w:t xml:space="preserve">Show the owners of a package</w:t>
             </w:r>
           </w:p>
         </w:tc>
@@ -29436,7 +30881,7 @@
                 <w:sz w:val="17"/>
                 <w:szCs w:val="17"/>
               </w:rPr>
-              <w:t xml:space="preserve">rxpip publish &lt;file&gt; ... --private</w:t>
+              <w:t xml:space="preserve">rxpip owner add &lt;pkg&gt; &lt;user&gt;</w:t>
             </w:r>
           </w:p>
         </w:tc>
@@ -29457,7 +30902,7 @@
                 <w:sz w:val="18"/>
                 <w:szCs w:val="18"/>
               </w:rPr>
-              <w:t xml:space="preserve">Publish a package that only its owners and readers can see</w:t>
+              <w:t xml:space="preserve">Add an owner</w:t>
             </w:r>
           </w:p>
         </w:tc>
@@ -29485,7 +30930,7 @@
                 <w:sz w:val="17"/>
                 <w:szCs w:val="17"/>
               </w:rPr>
-              <w:t xml:space="preserve">rxpip visibility &lt;pkg&gt; [public|private]</w:t>
+              <w:t xml:space="preserve">rxpip owner remove &lt;pkg&gt; &lt;user&gt;</w:t>
             </w:r>
           </w:p>
         </w:tc>
@@ -29506,7 +30951,7 @@
                 <w:sz w:val="18"/>
                 <w:szCs w:val="18"/>
               </w:rPr>
-              <w:t xml:space="preserve">Show or change a package’s visibility (owners)</w:t>
+              <w:t xml:space="preserve">Remove an owner</w:t>
             </w:r>
           </w:p>
         </w:tc>
@@ -29534,7 +30979,7 @@
                 <w:sz w:val="17"/>
                 <w:szCs w:val="17"/>
               </w:rPr>
-              <w:t xml:space="preserve">rxpip reader list|add|remove &lt;pkg&gt; [&lt;user&gt;]</w:t>
+              <w:t xml:space="preserve">rxpip publish &lt;file&gt; ... --private</w:t>
             </w:r>
           </w:p>
         </w:tc>
@@ -29555,7 +31000,7 @@
                 <w:sz w:val="18"/>
                 <w:szCs w:val="18"/>
               </w:rPr>
-              <w:t xml:space="preserve">Who else may read a private package</w:t>
+              <w:t xml:space="preserve">Publish a package that only its owners and readers can see</w:t>
             </w:r>
           </w:p>
         </w:tc>
@@ -29583,7 +31028,7 @@
                 <w:sz w:val="17"/>
                 <w:szCs w:val="17"/>
               </w:rPr>
-              <w:t xml:space="preserve">rxpip update [--check]</w:t>
+              <w:t xml:space="preserve">rxpip visibility &lt;pkg&gt; [public|private]</w:t>
             </w:r>
           </w:p>
         </w:tc>
@@ -29604,25 +31049,7 @@
                 <w:sz w:val="18"/>
                 <w:szCs w:val="18"/>
               </w:rPr>
-              <w:t xml:space="preserve">Look for a newer client release and install it (with </w:t>
-            </w:r>
-            <w:r>
-              <w:rPr>
-                <w:rFonts w:ascii="Courier New" w:cs="Courier New" w:eastAsia="Courier New" w:hAnsi="Courier New"/>
-                <w:b w:val="false"/>
-                <w:bCs w:val="false"/>
-                <w:sz w:val="17"/>
-                <w:szCs w:val="17"/>
-              </w:rPr>
-              <w:t xml:space="preserve">--check</w:t>
-            </w:r>
-            <w:r>
-              <w:rPr>
-                <w:rFonts w:ascii="Times New Roman" w:cs="Times New Roman" w:eastAsia="Times New Roman" w:hAnsi="Times New Roman"/>
-                <w:sz w:val="18"/>
-                <w:szCs w:val="18"/>
-              </w:rPr>
-              <w:t xml:space="preserve">, only report)</w:t>
+              <w:t xml:space="preserve">Show or change a package’s visibility (owners)</w:t>
             </w:r>
           </w:p>
         </w:tc>
@@ -29650,7 +31077,7 @@
                 <w:sz w:val="17"/>
                 <w:szCs w:val="17"/>
               </w:rPr>
-              <w:t xml:space="preserve">rxpip admin stats [--days=N]</w:t>
+              <w:t xml:space="preserve">rxpip reader list|add|remove &lt;pkg&gt; [&lt;user&gt;]</w:t>
             </w:r>
           </w:p>
         </w:tc>
@@ -29671,7 +31098,7 @@
                 <w:sz w:val="18"/>
                 <w:szCs w:val="18"/>
               </w:rPr>
-              <w:t xml:space="preserve">Usage statistics (administrators)</w:t>
+              <w:t xml:space="preserve">Who else may read a private package</w:t>
             </w:r>
           </w:p>
         </w:tc>
@@ -29699,7 +31126,7 @@
                 <w:sz w:val="17"/>
                 <w:szCs w:val="17"/>
               </w:rPr>
-              <w:t xml:space="preserve">rxpip admin users</w:t>
+              <w:t xml:space="preserve">rxpip update [--check]</w:t>
             </w:r>
           </w:p>
         </w:tc>
@@ -29720,7 +31147,25 @@
                 <w:sz w:val="18"/>
                 <w:szCs w:val="18"/>
               </w:rPr>
-              <w:t xml:space="preserve">List users (administrators)</w:t>
+              <w:t xml:space="preserve">Look for a newer client release and install it (with </w:t>
+            </w:r>
+            <w:r>
+              <w:rPr>
+                <w:rFonts w:ascii="Courier New" w:cs="Courier New" w:eastAsia="Courier New" w:hAnsi="Courier New"/>
+                <w:b w:val="false"/>
+                <w:bCs w:val="false"/>
+                <w:sz w:val="17"/>
+                <w:szCs w:val="17"/>
+              </w:rPr>
+              <w:t xml:space="preserve">--check</w:t>
+            </w:r>
+            <w:r>
+              <w:rPr>
+                <w:rFonts w:ascii="Times New Roman" w:cs="Times New Roman" w:eastAsia="Times New Roman" w:hAnsi="Times New Roman"/>
+                <w:sz w:val="18"/>
+                <w:szCs w:val="18"/>
+              </w:rPr>
+              <w:t xml:space="preserve">, only report)</w:t>
             </w:r>
           </w:p>
         </w:tc>
@@ -29748,7 +31193,7 @@
                 <w:sz w:val="17"/>
                 <w:szCs w:val="17"/>
               </w:rPr>
-              <w:t xml:space="preserve">rxpip admin lock &lt;user&gt;</w:t>
+              <w:t xml:space="preserve">rxpip admin stats [--days=N]</w:t>
             </w:r>
           </w:p>
         </w:tc>
@@ -29769,7 +31214,7 @@
                 <w:sz w:val="18"/>
                 <w:szCs w:val="18"/>
               </w:rPr>
-              <w:t xml:space="preserve">Revoke every token of a user (administrators)</w:t>
+              <w:t xml:space="preserve">Usage statistics (administrators)</w:t>
             </w:r>
           </w:p>
         </w:tc>
@@ -29797,7 +31242,7 @@
                 <w:sz w:val="17"/>
                 <w:szCs w:val="17"/>
               </w:rPr>
-              <w:t xml:space="preserve">rxpip admin client-publish &lt;kind&gt; --version=V [--min=V] &lt;file&gt;...</w:t>
+              <w:t xml:space="preserve">rxpip admin users</w:t>
             </w:r>
           </w:p>
         </w:tc>
@@ -29818,7 +31263,7 @@
                 <w:sz w:val="18"/>
                 <w:szCs w:val="18"/>
               </w:rPr>
-              <w:t xml:space="preserve">Publish a client release (administrators)</w:t>
+              <w:t xml:space="preserve">List users (administrators)</w:t>
             </w:r>
           </w:p>
         </w:tc>
@@ -29846,6 +31291,104 @@
                 <w:sz w:val="17"/>
                 <w:szCs w:val="17"/>
               </w:rPr>
+              <w:t xml:space="preserve">rxpip admin lock &lt;user&gt;</w:t>
+            </w:r>
+          </w:p>
+        </w:tc>
+        <w:tc>
+          <w:tcPr>
+            <w:tcW w:type="dxa" w:w="5038"/>
+            <w:tcMar>
+              <w:top w:type="dxa" w:w="60"/>
+              <w:left w:type="dxa" w:w="100"/>
+              <w:bottom w:type="dxa" w:w="60"/>
+              <w:right w:type="dxa" w:w="100"/>
+            </w:tcMar>
+          </w:tcPr>
+          <w:p>
+            <w:r>
+              <w:rPr>
+                <w:rFonts w:ascii="Times New Roman" w:cs="Times New Roman" w:eastAsia="Times New Roman" w:hAnsi="Times New Roman"/>
+                <w:sz w:val="18"/>
+                <w:szCs w:val="18"/>
+              </w:rPr>
+              <w:t xml:space="preserve">Revoke every token of a user (administrators)</w:t>
+            </w:r>
+          </w:p>
+        </w:tc>
+      </w:tr>
+      <w:tr>
+        <w:trPr>
+          <w:cantSplit/>
+        </w:trPr>
+        <w:tc>
+          <w:tcPr>
+            <w:tcW w:type="dxa" w:w="4600"/>
+            <w:tcMar>
+              <w:top w:type="dxa" w:w="60"/>
+              <w:left w:type="dxa" w:w="100"/>
+              <w:bottom w:type="dxa" w:w="60"/>
+              <w:right w:type="dxa" w:w="100"/>
+            </w:tcMar>
+          </w:tcPr>
+          <w:p>
+            <w:r>
+              <w:rPr>
+                <w:rFonts w:ascii="Courier New" w:cs="Courier New" w:eastAsia="Courier New" w:hAnsi="Courier New"/>
+                <w:b w:val="false"/>
+                <w:bCs w:val="false"/>
+                <w:sz w:val="17"/>
+                <w:szCs w:val="17"/>
+              </w:rPr>
+              <w:t xml:space="preserve">rxpip admin client-publish &lt;kind&gt; --version=V [--min=V] &lt;file&gt;...</w:t>
+            </w:r>
+          </w:p>
+        </w:tc>
+        <w:tc>
+          <w:tcPr>
+            <w:tcW w:type="dxa" w:w="5038"/>
+            <w:tcMar>
+              <w:top w:type="dxa" w:w="60"/>
+              <w:left w:type="dxa" w:w="100"/>
+              <w:bottom w:type="dxa" w:w="60"/>
+              <w:right w:type="dxa" w:w="100"/>
+            </w:tcMar>
+          </w:tcPr>
+          <w:p>
+            <w:r>
+              <w:rPr>
+                <w:rFonts w:ascii="Times New Roman" w:cs="Times New Roman" w:eastAsia="Times New Roman" w:hAnsi="Times New Roman"/>
+                <w:sz w:val="18"/>
+                <w:szCs w:val="18"/>
+              </w:rPr>
+              <w:t xml:space="preserve">Publish a client release (administrators)</w:t>
+            </w:r>
+          </w:p>
+        </w:tc>
+      </w:tr>
+      <w:tr>
+        <w:trPr>
+          <w:cantSplit/>
+        </w:trPr>
+        <w:tc>
+          <w:tcPr>
+            <w:tcW w:type="dxa" w:w="4600"/>
+            <w:tcMar>
+              <w:top w:type="dxa" w:w="60"/>
+              <w:left w:type="dxa" w:w="100"/>
+              <w:bottom w:type="dxa" w:w="60"/>
+              <w:right w:type="dxa" w:w="100"/>
+            </w:tcMar>
+          </w:tcPr>
+          <w:p>
+            <w:r>
+              <w:rPr>
+                <w:rFonts w:ascii="Courier New" w:cs="Courier New" w:eastAsia="Courier New" w:hAnsi="Courier New"/>
+                <w:b w:val="false"/>
+                <w:bCs w:val="false"/>
+                <w:sz w:val="17"/>
+                <w:szCs w:val="17"/>
+              </w:rPr>
               <w:t xml:space="preserve">rxpip config [get &lt;key&gt; | set &lt;key&gt; &lt;value&gt;]</w:t>
             </w:r>
           </w:p>
@@ -29922,7 +31465,7 @@
           <w:sz w:val="18"/>
           <w:szCs w:val="18"/>
         </w:rPr>
-        <w:t xml:space="preserve">Figure 45. </w:t>
+        <w:t xml:space="preserve">Figure 47. </w:t>
       </w:r>
       <w:r>
         <w:rPr>
@@ -30756,7 +32299,7 @@
           <w:sz w:val="18"/>
           <w:szCs w:val="18"/>
         </w:rPr>
-        <w:t xml:space="preserve">Figure 46. </w:t>
+        <w:t xml:space="preserve">Figure 48. </w:t>
       </w:r>
       <w:r>
         <w:rPr>
@@ -32166,7 +33709,7 @@
           <w:sz w:val="18"/>
           <w:szCs w:val="18"/>
         </w:rPr>
-        <w:t xml:space="preserve">Figure 47. </w:t>
+        <w:t xml:space="preserve">Figure 49. </w:t>
       </w:r>
       <w:r>
         <w:rPr>
@@ -33076,7 +34619,7 @@
           <w:sz w:val="18"/>
           <w:szCs w:val="18"/>
         </w:rPr>
-        <w:t xml:space="preserve">Figure 48. </w:t>
+        <w:t xml:space="preserve">Figure 50. </w:t>
       </w:r>
       <w:r>
         <w:rPr>
@@ -34051,7 +35594,7 @@
           <w:sz w:val="18"/>
           <w:szCs w:val="18"/>
         </w:rPr>
-        <w:t xml:space="preserve">Figure 49. </w:t>
+        <w:t xml:space="preserve">Figure 51. </w:t>
       </w:r>
       <w:r>
         <w:rPr>

--- a/docs/RXPIP-Guide.docx
+++ b/docs/RXPIP-Guide.docx
@@ -23210,7 +23210,25 @@
           <w:sz w:val="21"/>
           <w:szCs w:val="21"/>
         </w:rPr>
-        <w:t xml:space="preserve"> signs for you when </w:t>
+        <w:t xml:space="preserve"> (Linux and macOS) or </w:t>
+      </w:r>
+      <w:r>
+        <w:rPr>
+          <w:rFonts w:ascii="Courier New" w:cs="Courier New" w:eastAsia="Courier New" w:hAnsi="Courier New"/>
+          <w:b w:val="false"/>
+          <w:bCs w:val="false"/>
+          <w:sz w:val="19"/>
+          <w:szCs w:val="19"/>
+        </w:rPr>
+        <w:t xml:space="preserve">regina -a tools/publish-clients.rexx</w:t>
+      </w:r>
+      <w:r>
+        <w:rPr>
+          <w:rFonts w:ascii="Times New Roman" w:cs="Times New Roman" w:eastAsia="Times New Roman" w:hAnsi="Times New Roman"/>
+          <w:sz w:val="21"/>
+          <w:szCs w:val="21"/>
+        </w:rPr>
+        <w:t xml:space="preserve"> (also Windows) signs for you when </w:t>
       </w:r>
       <w:r>
         <w:rPr>

--- a/docs/RXPIP-Guide.docx
+++ b/docs/RXPIP-Guide.docx
@@ -9270,6 +9270,101 @@
     </w:p>
     <w:p>
       <w:pPr>
+        <w:spacing w:after="120"/>
+      </w:pPr>
+      <w:r>
+        <w:rPr>
+          <w:rFonts w:ascii="Times New Roman" w:cs="Times New Roman" w:eastAsia="Times New Roman" w:hAnsi="Times New Roman"/>
+          <w:b/>
+          <w:bCs/>
+          <w:sz w:val="21"/>
+          <w:szCs w:val="21"/>
+        </w:rPr>
+        <w:t xml:space="preserve">Recommending packages.</w:t>
+      </w:r>
+      <w:r>
+        <w:rPr>
+          <w:rFonts w:ascii="Times New Roman" w:cs="Times New Roman" w:eastAsia="Times New Roman" w:hAnsi="Times New Roman"/>
+          <w:sz w:val="21"/>
+          <w:szCs w:val="21"/>
+        </w:rPr>
+        <w:t xml:space="preserve"> </w:t>
+      </w:r>
+      <w:r>
+        <w:rPr>
+          <w:rFonts w:ascii="Courier New" w:cs="Courier New" w:eastAsia="Courier New" w:hAnsi="Courier New"/>
+          <w:b w:val="false"/>
+          <w:bCs w:val="false"/>
+          <w:sz w:val="19"/>
+          <w:szCs w:val="19"/>
+        </w:rPr>
+        <w:t xml:space="preserve">rxpip like &lt;name&gt;</w:t>
+      </w:r>
+      <w:r>
+        <w:rPr>
+          <w:rFonts w:ascii="Times New Roman" w:cs="Times New Roman" w:eastAsia="Times New Roman" w:hAnsi="Times New Roman"/>
+          <w:sz w:val="21"/>
+          <w:szCs w:val="21"/>
+        </w:rPr>
+        <w:t xml:space="preserve"> recommends a public package (one recommendation per user; not your own packages) and </w:t>
+      </w:r>
+      <w:r>
+        <w:rPr>
+          <w:rFonts w:ascii="Courier New" w:cs="Courier New" w:eastAsia="Courier New" w:hAnsi="Courier New"/>
+          <w:b w:val="false"/>
+          <w:bCs w:val="false"/>
+          <w:sz w:val="19"/>
+          <w:szCs w:val="19"/>
+        </w:rPr>
+        <w:t xml:space="preserve">rxpip unlike &lt;name&gt;</w:t>
+      </w:r>
+      <w:r>
+        <w:rPr>
+          <w:rFonts w:ascii="Times New Roman" w:cs="Times New Roman" w:eastAsia="Times New Roman" w:hAnsi="Times New Roman"/>
+          <w:sz w:val="21"/>
+          <w:szCs w:val="21"/>
+        </w:rPr>
+        <w:t xml:space="preserve"> takes it back. </w:t>
+      </w:r>
+      <w:r>
+        <w:rPr>
+          <w:rFonts w:ascii="Courier New" w:cs="Courier New" w:eastAsia="Courier New" w:hAnsi="Courier New"/>
+          <w:b w:val="false"/>
+          <w:bCs w:val="false"/>
+          <w:sz w:val="19"/>
+          <w:szCs w:val="19"/>
+        </w:rPr>
+        <w:t xml:space="preserve">rxpip search --sort=likes</w:t>
+      </w:r>
+      <w:r>
+        <w:rPr>
+          <w:rFonts w:ascii="Times New Roman" w:cs="Times New Roman" w:eastAsia="Times New Roman" w:hAnsi="Times New Roman"/>
+          <w:sz w:val="21"/>
+          <w:szCs w:val="21"/>
+        </w:rPr>
+        <w:t xml:space="preserve"> lists the most recommended first, and </w:t>
+      </w:r>
+      <w:r>
+        <w:rPr>
+          <w:rFonts w:ascii="Courier New" w:cs="Courier New" w:eastAsia="Courier New" w:hAnsi="Courier New"/>
+          <w:b w:val="false"/>
+          <w:bCs w:val="false"/>
+          <w:sz w:val="19"/>
+          <w:szCs w:val="19"/>
+        </w:rPr>
+        <w:t xml:space="preserve">show</w:t>
+      </w:r>
+      <w:r>
+        <w:rPr>
+          <w:rFonts w:ascii="Times New Roman" w:cs="Times New Roman" w:eastAsia="Times New Roman" w:hAnsi="Times New Roman"/>
+          <w:sz w:val="21"/>
+          <w:szCs w:val="21"/>
+        </w:rPr>
+        <w:t xml:space="preserve"> and the web pages display the count.</w:t>
+      </w:r>
+    </w:p>
+    <w:p>
+      <w:pPr>
         <w:pStyle w:val="Heading2"/>
         <w:keepNext/>
         <w:spacing w:after="140" w:before="320"/>
@@ -15335,6 +15430,65 @@
           <w:szCs w:val="21"/>
         </w:rPr>
         <w:t xml:space="preserve">: every user who can publish is somebody whose code other people will run, and an open sign-up on a code repository is an easy way to distribute malware.</w:t>
+      </w:r>
+    </w:p>
+    <w:p>
+      <w:pPr>
+        <w:spacing w:after="120"/>
+      </w:pPr>
+      <w:r>
+        <w:rPr>
+          <w:rFonts w:ascii="Times New Roman" w:cs="Times New Roman" w:eastAsia="Times New Roman" w:hAnsi="Times New Roman"/>
+          <w:b/>
+          <w:bCs/>
+          <w:sz w:val="21"/>
+          <w:szCs w:val="21"/>
+        </w:rPr>
+        <w:t xml:space="preserve">Virus scanning.</w:t>
+      </w:r>
+      <w:r>
+        <w:rPr>
+          <w:rFonts w:ascii="Times New Roman" w:cs="Times New Roman" w:eastAsia="Times New Roman" w:hAnsi="Times New Roman"/>
+          <w:sz w:val="21"/>
+          <w:szCs w:val="21"/>
+        </w:rPr>
+        <w:t xml:space="preserve"> Every upload is scanned by ClamAV before the repository keeps it. An infected upload is rejected (</w:t>
+      </w:r>
+      <w:r>
+        <w:rPr>
+          <w:rFonts w:ascii="Courier New" w:cs="Courier New" w:eastAsia="Courier New" w:hAnsi="Courier New"/>
+          <w:b w:val="false"/>
+          <w:bCs w:val="false"/>
+          <w:sz w:val="19"/>
+          <w:szCs w:val="19"/>
+        </w:rPr>
+        <w:t xml:space="preserve">VIRUS_FOUND</w:t>
+      </w:r>
+      <w:r>
+        <w:rPr>
+          <w:rFonts w:ascii="Times New Roman" w:cs="Times New Roman" w:eastAsia="Times New Roman" w:hAnsi="Times New Roman"/>
+          <w:sz w:val="21"/>
+          <w:szCs w:val="21"/>
+        </w:rPr>
+        <w:t xml:space="preserve">), and if the scanner is not available the upload is refused (</w:t>
+      </w:r>
+      <w:r>
+        <w:rPr>
+          <w:rFonts w:ascii="Courier New" w:cs="Courier New" w:eastAsia="Courier New" w:hAnsi="Courier New"/>
+          <w:b w:val="false"/>
+          <w:bCs w:val="false"/>
+          <w:sz w:val="19"/>
+          <w:szCs w:val="19"/>
+        </w:rPr>
+        <w:t xml:space="preserve">SCANNER_UNAVAILABLE</w:t>
+      </w:r>
+      <w:r>
+        <w:rPr>
+          <w:rFonts w:ascii="Times New Roman" w:cs="Times New Roman" w:eastAsia="Times New Roman" w:hAnsi="Times New Roman"/>
+          <w:sz w:val="21"/>
+          <w:szCs w:val="21"/>
+        </w:rPr>
+        <w:t xml:space="preserve">) rather than accepted unchecked; try again later or tell the operator. The whole repository is rescanned weekly.</w:t>
       </w:r>
     </w:p>
     <w:p>
